--- a/ЛБ_5.docx
+++ b/ЛБ_5.docx
@@ -10200,16 +10200,6 @@
     <w:p>
       <w:pPr>
         <w:spacing w:after="0" w:line="360" w:lineRule="auto"/>
-        <w:rPr>
-          <w:rFonts w:ascii="Times New Roman" w:hAnsi="Times New Roman" w:cs="Times New Roman"/>
-          <w:sz w:val="28"/>
-          <w:szCs w:val="28"/>
-        </w:rPr>
-      </w:pPr>
-    </w:p>
-    <w:p>
-      <w:pPr>
-        <w:spacing w:after="0" w:line="360" w:lineRule="auto"/>
         <w:ind w:firstLine="709"/>
         <w:jc w:val="both"/>
         <w:rPr>
@@ -10271,10 +10261,10 @@
           <w:szCs w:val="24"/>
         </w:rPr>
         <w:drawing>
-          <wp:inline distT="0" distB="0" distL="0" distR="0" wp14:anchorId="3E4EA99E" wp14:editId="54B550C1">
-            <wp:extent cx="5940425" cy="2404110"/>
+          <wp:inline distT="0" distB="0" distL="0" distR="0" wp14:anchorId="73F4C5D0" wp14:editId="2F91B2E3">
+            <wp:extent cx="5940425" cy="5011420"/>
             <wp:effectExtent l="0" t="0" r="3175" b="0"/>
-            <wp:docPr id="5" name="Рисунок 5"/>
+            <wp:docPr id="3" name="Рисунок 3"/>
             <wp:cNvGraphicFramePr>
               <a:graphicFrameLocks xmlns:a="http://schemas.openxmlformats.org/drawingml/2006/main" noChangeAspect="1"/>
             </wp:cNvGraphicFramePr>
@@ -10294,7 +10284,7 @@
                   <pic:spPr>
                     <a:xfrm>
                       <a:off x="0" y="0"/>
-                      <a:ext cx="5940425" cy="2404110"/>
+                      <a:ext cx="5940425" cy="5011420"/>
                     </a:xfrm>
                     <a:prstGeom prst="rect">
                       <a:avLst/>
@@ -14639,10 +14629,10 @@
           <w:szCs w:val="24"/>
         </w:rPr>
         <w:drawing>
-          <wp:inline distT="0" distB="0" distL="0" distR="0" wp14:anchorId="67E7146D" wp14:editId="270795D5">
-            <wp:extent cx="5940425" cy="2416589"/>
-            <wp:effectExtent l="0" t="0" r="3175" b="3175"/>
-            <wp:docPr id="12" name="Рисунок 12"/>
+          <wp:inline distT="0" distB="0" distL="0" distR="0" wp14:anchorId="7DC4D777" wp14:editId="71D6F2A4">
+            <wp:extent cx="5210175" cy="2717989"/>
+            <wp:effectExtent l="0" t="0" r="0" b="6350"/>
+            <wp:docPr id="6" name="Рисунок 6"/>
             <wp:cNvGraphicFramePr>
               <a:graphicFrameLocks xmlns:a="http://schemas.openxmlformats.org/drawingml/2006/main" noChangeAspect="1"/>
             </wp:cNvGraphicFramePr>
@@ -14650,23 +14640,36 @@
               <a:graphicData uri="http://schemas.openxmlformats.org/drawingml/2006/picture">
                 <pic:pic xmlns:pic="http://schemas.openxmlformats.org/drawingml/2006/picture">
                   <pic:nvPicPr>
-                    <pic:cNvPr id="1" name=""/>
-                    <pic:cNvPicPr/>
+                    <pic:cNvPr id="0" name="Picture 1"/>
+                    <pic:cNvPicPr>
+                      <a:picLocks noChangeAspect="1" noChangeArrowheads="1"/>
+                    </pic:cNvPicPr>
                   </pic:nvPicPr>
                   <pic:blipFill>
-                    <a:blip r:embed="rId29"/>
+                    <a:blip r:embed="rId29">
+                      <a:extLst>
+                        <a:ext uri="{28A0092B-C50C-407E-A947-70E740481C1C}">
+                          <a14:useLocalDpi xmlns:a14="http://schemas.microsoft.com/office/drawing/2010/main" val="0"/>
+                        </a:ext>
+                      </a:extLst>
+                    </a:blip>
+                    <a:srcRect/>
                     <a:stretch>
                       <a:fillRect/>
                     </a:stretch>
                   </pic:blipFill>
-                  <pic:spPr>
+                  <pic:spPr bwMode="auto">
                     <a:xfrm>
                       <a:off x="0" y="0"/>
-                      <a:ext cx="5944056" cy="2418066"/>
+                      <a:ext cx="5253706" cy="2740698"/>
                     </a:xfrm>
                     <a:prstGeom prst="rect">
                       <a:avLst/>
                     </a:prstGeom>
+                    <a:noFill/>
+                    <a:ln>
+                      <a:noFill/>
+                    </a:ln>
                   </pic:spPr>
                 </pic:pic>
               </a:graphicData>
@@ -14861,16 +14864,15 @@
       <w:r>
         <w:rPr>
           <w:rFonts w:ascii="Times New Roman" w:hAnsi="Times New Roman" w:cs="Times New Roman"/>
-          <w:noProof/>
           <w:sz w:val="24"/>
           <w:szCs w:val="24"/>
         </w:rPr>
         <w:lastRenderedPageBreak/>
         <w:drawing>
-          <wp:inline distT="0" distB="0" distL="0" distR="0" wp14:anchorId="690BC5FF" wp14:editId="2B9A57C3">
-            <wp:extent cx="5483658" cy="4502989"/>
-            <wp:effectExtent l="0" t="0" r="3175" b="0"/>
-            <wp:docPr id="15" name="Рисунок 15"/>
+          <wp:inline distT="0" distB="0" distL="0" distR="0" wp14:anchorId="3B4DDCEB" wp14:editId="24ABDFCB">
+            <wp:extent cx="4187825" cy="4489993"/>
+            <wp:effectExtent l="0" t="0" r="3175" b="6350"/>
+            <wp:docPr id="7" name="Рисунок 7"/>
             <wp:cNvGraphicFramePr>
               <a:graphicFrameLocks xmlns:a="http://schemas.openxmlformats.org/drawingml/2006/main" noChangeAspect="1"/>
             </wp:cNvGraphicFramePr>
@@ -14890,7 +14892,7 @@
                   <pic:spPr>
                     <a:xfrm>
                       <a:off x="0" y="0"/>
-                      <a:ext cx="5489904" cy="4508118"/>
+                      <a:ext cx="4196282" cy="4499060"/>
                     </a:xfrm>
                     <a:prstGeom prst="rect">
                       <a:avLst/>
@@ -15350,15 +15352,14 @@
       <w:r>
         <w:rPr>
           <w:rFonts w:ascii="Times New Roman" w:hAnsi="Times New Roman" w:cs="Times New Roman"/>
-          <w:noProof/>
           <w:sz w:val="24"/>
           <w:szCs w:val="24"/>
         </w:rPr>
         <w:drawing>
-          <wp:inline distT="0" distB="0" distL="0" distR="0" wp14:anchorId="2D8209C0" wp14:editId="70BCD514">
-            <wp:extent cx="5940425" cy="1952625"/>
-            <wp:effectExtent l="0" t="0" r="3175" b="9525"/>
-            <wp:docPr id="13" name="Рисунок 13"/>
+          <wp:inline distT="0" distB="0" distL="0" distR="0" wp14:anchorId="5DA8789F" wp14:editId="05469708">
+            <wp:extent cx="5464175" cy="2738220"/>
+            <wp:effectExtent l="0" t="0" r="3175" b="5080"/>
+            <wp:docPr id="8" name="Рисунок 8"/>
             <wp:cNvGraphicFramePr>
               <a:graphicFrameLocks xmlns:a="http://schemas.openxmlformats.org/drawingml/2006/main" noChangeAspect="1"/>
             </wp:cNvGraphicFramePr>
@@ -15378,7 +15379,7 @@
                   <pic:spPr>
                     <a:xfrm>
                       <a:off x="0" y="0"/>
-                      <a:ext cx="5940425" cy="1952625"/>
+                      <a:ext cx="5484532" cy="2748421"/>
                     </a:xfrm>
                     <a:prstGeom prst="rect">
                       <a:avLst/>
@@ -15390,6 +15391,8 @@
           </wp:inline>
         </w:drawing>
       </w:r>
+      <w:bookmarkStart w:id="38" w:name="_GoBack"/>
+      <w:bookmarkEnd w:id="38"/>
     </w:p>
     <w:p>
       <w:pPr>
@@ -15757,6 +15760,7 @@
           <w:sz w:val="28"/>
           <w:szCs w:val="28"/>
         </w:rPr>
+        <w:lastRenderedPageBreak/>
         <w:t>В случае, если файл не соответствует установленному формату, появится соответствующее сообщение (рисунок 30).</w:t>
       </w:r>
     </w:p>
@@ -15779,7 +15783,6 @@
           <w:sz w:val="24"/>
           <w:szCs w:val="24"/>
         </w:rPr>
-        <w:lastRenderedPageBreak/>
         <w:drawing>
           <wp:inline distT="0" distB="0" distL="0" distR="0" wp14:anchorId="6E36B072" wp14:editId="3F1F34A7">
             <wp:extent cx="5683885" cy="3381582"/>
@@ -16046,7 +16049,7 @@
           <w:sz w:val="28"/>
         </w:rPr>
       </w:pPr>
-      <w:bookmarkStart w:id="38" w:name="_Toc169642567"/>
+      <w:bookmarkStart w:id="39" w:name="_Toc169642567"/>
       <w:r>
         <w:rPr>
           <w:rFonts w:ascii="Times New Roman" w:hAnsi="Times New Roman"/>
@@ -16057,7 +16060,7 @@
         <w:lastRenderedPageBreak/>
         <w:t>ПРИЛОЖЕНИЕ А</w:t>
       </w:r>
-      <w:bookmarkEnd w:id="38"/>
+      <w:bookmarkEnd w:id="39"/>
     </w:p>
     <w:p>
       <w:pPr>
@@ -16642,8 +16645,6 @@
         </w:rPr>
         <w:t>2</w:t>
       </w:r>
-      <w:bookmarkStart w:id="39" w:name="_GoBack"/>
-      <w:bookmarkEnd w:id="39"/>
       <w:r>
         <w:rPr>
           <w:rFonts w:ascii="Times New Roman" w:hAnsi="Times New Roman" w:cs="Times New Roman"/>
@@ -18368,37 +18369,35 @@
           <w:bCs/>
           <w:sz w:val="24"/>
           <w:szCs w:val="24"/>
+        </w:rPr>
+      </w:pPr>
+      <w:r>
+        <w:rPr>
+          <w:rFonts w:ascii="Times New Roman" w:hAnsi="Times New Roman"/>
+          <w:sz w:val="24"/>
+          <w:szCs w:val="24"/>
+        </w:rPr>
+        <w:t xml:space="preserve">  </w:t>
+      </w:r>
+      <w:r>
+        <w:rPr>
+          <w:rFonts w:ascii="Times New Roman" w:hAnsi="Times New Roman"/>
+          <w:b/>
+          <w:bCs/>
+          <w:sz w:val="24"/>
+          <w:szCs w:val="24"/>
+        </w:rPr>
+        <w:t>&lt;</w:t>
+      </w:r>
+      <w:r>
+        <w:rPr>
+          <w:rFonts w:ascii="Times New Roman" w:hAnsi="Times New Roman"/>
+          <w:b/>
+          <w:bCs/>
+          <w:sz w:val="24"/>
+          <w:szCs w:val="24"/>
           <w:lang w:val="en-US"/>
         </w:rPr>
-      </w:pPr>
-      <w:r>
-        <w:rPr>
-          <w:rFonts w:ascii="Times New Roman" w:hAnsi="Times New Roman"/>
-          <w:sz w:val="24"/>
-          <w:szCs w:val="24"/>
-        </w:rPr>
-        <w:t xml:space="preserve">  </w:t>
-      </w:r>
-      <w:r>
-        <w:rPr>
-          <w:rFonts w:ascii="Times New Roman" w:hAnsi="Times New Roman"/>
-          <w:b/>
-          <w:bCs/>
-          <w:sz w:val="24"/>
-          <w:szCs w:val="24"/>
-          <w:lang w:val="en-US"/>
-        </w:rPr>
-        <w:t>&lt;</w:t>
-      </w:r>
-      <w:r>
-        <w:rPr>
-          <w:rFonts w:ascii="Times New Roman" w:hAnsi="Times New Roman"/>
-          <w:b/>
-          <w:bCs/>
-          <w:sz w:val="24"/>
-          <w:szCs w:val="24"/>
-          <w:lang w:val="en-US"/>
-        </w:rPr>
         <w:t>TransportBase</w:t>
       </w:r>
       <w:r>
@@ -18408,7 +18407,6 @@
           <w:bCs/>
           <w:sz w:val="24"/>
           <w:szCs w:val="24"/>
-          <w:lang w:val="en-US"/>
         </w:rPr>
         <w:t>&gt;</w:t>
       </w:r>
@@ -18422,38 +18420,94 @@
           <w:rFonts w:ascii="Times New Roman" w:hAnsi="Times New Roman"/>
           <w:sz w:val="24"/>
           <w:szCs w:val="24"/>
+        </w:rPr>
+      </w:pPr>
+      <w:r>
+        <w:rPr>
+          <w:rFonts w:ascii="Times New Roman" w:hAnsi="Times New Roman"/>
+          <w:sz w:val="24"/>
+          <w:szCs w:val="24"/>
+        </w:rPr>
+        <w:t xml:space="preserve">    </w:t>
+      </w:r>
+      <w:r>
+        <w:rPr>
+          <w:rFonts w:ascii="Times New Roman" w:hAnsi="Times New Roman"/>
+          <w:b/>
+          <w:bCs/>
+          <w:sz w:val="24"/>
+          <w:szCs w:val="24"/>
+        </w:rPr>
+        <w:t>&lt;</w:t>
+      </w:r>
+      <w:r>
+        <w:rPr>
+          <w:rFonts w:ascii="Times New Roman" w:hAnsi="Times New Roman"/>
+          <w:b/>
+          <w:bCs/>
+          <w:sz w:val="24"/>
+          <w:szCs w:val="24"/>
           <w:lang w:val="en-US"/>
         </w:rPr>
-      </w:pPr>
-      <w:r>
-        <w:rPr>
-          <w:rFonts w:ascii="Times New Roman" w:hAnsi="Times New Roman"/>
+        <w:t>Mass</w:t>
+      </w:r>
+      <w:r>
+        <w:rPr>
+          <w:rFonts w:ascii="Times New Roman" w:hAnsi="Times New Roman"/>
+          <w:b/>
+          <w:bCs/>
+          <w:sz w:val="24"/>
+          <w:szCs w:val="24"/>
+        </w:rPr>
+        <w:t>&gt;</w:t>
+      </w:r>
+      <w:r>
+        <w:rPr>
+          <w:rFonts w:ascii="Times New Roman" w:hAnsi="Times New Roman"/>
+          <w:b/>
+          <w:bCs/>
+        </w:rPr>
+        <w:t xml:space="preserve"> </w:t>
+      </w:r>
+      <w:bookmarkStart w:id="40" w:name="_Hlk169392073"/>
+      <w:r>
+        <w:rPr>
+          <w:rFonts w:ascii="Times New Roman" w:hAnsi="Times New Roman"/>
+        </w:rPr>
+        <w:t xml:space="preserve">&lt;!-- </w:t>
+      </w:r>
+      <w:r>
+        <w:rPr>
+          <w:rFonts w:ascii="Times New Roman" w:hAnsi="Times New Roman"/>
+        </w:rPr>
+        <w:t>Масса</w:t>
+      </w:r>
+      <w:r>
+        <w:rPr>
+          <w:rFonts w:ascii="Times New Roman" w:hAnsi="Times New Roman"/>
+        </w:rPr>
+        <w:t>--&gt;</w:t>
+      </w:r>
+      <w:bookmarkEnd w:id="40"/>
+      <w:r>
+        <w:rPr>
+          <w:rFonts w:ascii="Times New Roman" w:hAnsi="Times New Roman"/>
+          <w:b/>
+          <w:bCs/>
+          <w:sz w:val="24"/>
+          <w:szCs w:val="24"/>
+        </w:rPr>
+        <w:t>&lt;/</w:t>
+      </w:r>
+      <w:r>
+        <w:rPr>
+          <w:rFonts w:ascii="Times New Roman" w:hAnsi="Times New Roman"/>
+          <w:b/>
+          <w:bCs/>
           <w:sz w:val="24"/>
           <w:szCs w:val="24"/>
           <w:lang w:val="en-US"/>
         </w:rPr>
-        <w:t xml:space="preserve">    </w:t>
-      </w:r>
-      <w:r>
-        <w:rPr>
-          <w:rFonts w:ascii="Times New Roman" w:hAnsi="Times New Roman"/>
-          <w:b/>
-          <w:bCs/>
-          <w:sz w:val="24"/>
-          <w:szCs w:val="24"/>
-          <w:lang w:val="en-US"/>
-        </w:rPr>
-        <w:t>&lt;</w:t>
-      </w:r>
-      <w:r>
-        <w:rPr>
-          <w:rFonts w:ascii="Times New Roman" w:hAnsi="Times New Roman"/>
-          <w:b/>
-          <w:bCs/>
-          <w:sz w:val="24"/>
-          <w:szCs w:val="24"/>
-          <w:lang w:val="en-US"/>
-        </w:rPr>
         <w:t>Mass</w:t>
       </w:r>
       <w:r>
@@ -18463,71 +18517,6 @@
           <w:bCs/>
           <w:sz w:val="24"/>
           <w:szCs w:val="24"/>
-          <w:lang w:val="en-US"/>
-        </w:rPr>
-        <w:t>&gt;</w:t>
-      </w:r>
-      <w:r>
-        <w:rPr>
-          <w:rFonts w:ascii="Times New Roman" w:hAnsi="Times New Roman"/>
-          <w:b/>
-          <w:bCs/>
-          <w:lang w:val="en-US"/>
-        </w:rPr>
-        <w:t xml:space="preserve"> </w:t>
-      </w:r>
-      <w:bookmarkStart w:id="40" w:name="_Hlk169392073"/>
-      <w:r>
-        <w:rPr>
-          <w:rFonts w:ascii="Times New Roman" w:hAnsi="Times New Roman"/>
-          <w:lang w:val="en-US"/>
-        </w:rPr>
-        <w:t xml:space="preserve">&lt;!-- </w:t>
-      </w:r>
-      <w:r>
-        <w:rPr>
-          <w:rFonts w:ascii="Times New Roman" w:hAnsi="Times New Roman"/>
-        </w:rPr>
-        <w:t>Масса</w:t>
-      </w:r>
-      <w:r>
-        <w:rPr>
-          <w:rFonts w:ascii="Times New Roman" w:hAnsi="Times New Roman"/>
-          <w:lang w:val="en-US"/>
-        </w:rPr>
-        <w:t>--&gt;</w:t>
-      </w:r>
-      <w:bookmarkEnd w:id="40"/>
-      <w:r>
-        <w:rPr>
-          <w:rFonts w:ascii="Times New Roman" w:hAnsi="Times New Roman"/>
-          <w:b/>
-          <w:bCs/>
-          <w:sz w:val="24"/>
-          <w:szCs w:val="24"/>
-          <w:lang w:val="en-US"/>
-        </w:rPr>
-        <w:t>&lt;/</w:t>
-      </w:r>
-      <w:r>
-        <w:rPr>
-          <w:rFonts w:ascii="Times New Roman" w:hAnsi="Times New Roman"/>
-          <w:b/>
-          <w:bCs/>
-          <w:sz w:val="24"/>
-          <w:szCs w:val="24"/>
-          <w:lang w:val="en-US"/>
-        </w:rPr>
-        <w:t>Mass</w:t>
-      </w:r>
-      <w:r>
-        <w:rPr>
-          <w:rFonts w:ascii="Times New Roman" w:hAnsi="Times New Roman"/>
-          <w:b/>
-          <w:bCs/>
-          <w:sz w:val="24"/>
-          <w:szCs w:val="24"/>
-          <w:lang w:val="en-US"/>
         </w:rPr>
         <w:t>&gt;</w:t>
       </w:r>
@@ -18543,38 +18532,35 @@
           <w:bCs/>
           <w:sz w:val="24"/>
           <w:szCs w:val="24"/>
+        </w:rPr>
+      </w:pPr>
+      <w:r>
+        <w:rPr>
+          <w:rFonts w:ascii="Times New Roman" w:hAnsi="Times New Roman"/>
+          <w:sz w:val="24"/>
+          <w:szCs w:val="24"/>
+        </w:rPr>
+        <w:t xml:space="preserve">  </w:t>
+      </w:r>
+      <w:r>
+        <w:rPr>
+          <w:rFonts w:ascii="Times New Roman" w:hAnsi="Times New Roman"/>
+          <w:b/>
+          <w:bCs/>
+          <w:sz w:val="24"/>
+          <w:szCs w:val="24"/>
+        </w:rPr>
+        <w:t>&lt;/</w:t>
+      </w:r>
+      <w:r>
+        <w:rPr>
+          <w:rFonts w:ascii="Times New Roman" w:hAnsi="Times New Roman"/>
+          <w:b/>
+          <w:bCs/>
+          <w:sz w:val="24"/>
+          <w:szCs w:val="24"/>
           <w:lang w:val="en-US"/>
         </w:rPr>
-      </w:pPr>
-      <w:r>
-        <w:rPr>
-          <w:rFonts w:ascii="Times New Roman" w:hAnsi="Times New Roman"/>
-          <w:sz w:val="24"/>
-          <w:szCs w:val="24"/>
-          <w:lang w:val="en-US"/>
-        </w:rPr>
-        <w:t xml:space="preserve">  </w:t>
-      </w:r>
-      <w:r>
-        <w:rPr>
-          <w:rFonts w:ascii="Times New Roman" w:hAnsi="Times New Roman"/>
-          <w:b/>
-          <w:bCs/>
-          <w:sz w:val="24"/>
-          <w:szCs w:val="24"/>
-          <w:lang w:val="en-US"/>
-        </w:rPr>
-        <w:t>&lt;/</w:t>
-      </w:r>
-      <w:r>
-        <w:rPr>
-          <w:rFonts w:ascii="Times New Roman" w:hAnsi="Times New Roman"/>
-          <w:b/>
-          <w:bCs/>
-          <w:sz w:val="24"/>
-          <w:szCs w:val="24"/>
-          <w:lang w:val="en-US"/>
-        </w:rPr>
         <w:t>TransportBase</w:t>
       </w:r>
       <w:r>
@@ -18584,7 +18570,6 @@
           <w:bCs/>
           <w:sz w:val="24"/>
           <w:szCs w:val="24"/>
-          <w:lang w:val="en-US"/>
         </w:rPr>
         <w:t>&gt;</w:t>
       </w:r>
@@ -18602,7 +18587,6 @@
       <w:r>
         <w:rPr>
           <w:rFonts w:ascii="Times New Roman" w:hAnsi="Times New Roman"/>
-          <w:lang w:val="en-US"/>
         </w:rPr>
         <w:t xml:space="preserve">  </w:t>
       </w:r>
@@ -19357,6 +19341,7 @@
           <w:bCs/>
           <w:sz w:val="24"/>
           <w:szCs w:val="24"/>
+          <w:lang w:val="en-US"/>
         </w:rPr>
         <w:t>&lt;</w:t>
       </w:r>
@@ -19378,12 +19363,14 @@
           <w:bCs/>
           <w:sz w:val="24"/>
           <w:szCs w:val="24"/>
+          <w:lang w:val="en-US"/>
         </w:rPr>
         <w:t>&gt;</w:t>
       </w:r>
       <w:r>
         <w:rPr>
           <w:rFonts w:ascii="Times New Roman" w:hAnsi="Times New Roman"/>
+          <w:lang w:val="en-US"/>
         </w:rPr>
         <w:t xml:space="preserve">&lt;!-- </w:t>
       </w:r>
@@ -19528,18 +19515,88 @@
           <w:bCs/>
           <w:sz w:val="24"/>
           <w:szCs w:val="24"/>
+        </w:rPr>
+      </w:pPr>
+      <w:r>
+        <w:rPr>
+          <w:rFonts w:ascii="Times New Roman" w:hAnsi="Times New Roman"/>
+          <w:b/>
+          <w:bCs/>
+          <w:sz w:val="24"/>
+          <w:szCs w:val="24"/>
+        </w:rPr>
+        <w:t xml:space="preserve">      </w:t>
+      </w:r>
+      <w:r>
+        <w:rPr>
+          <w:rFonts w:ascii="Times New Roman" w:hAnsi="Times New Roman"/>
+          <w:b/>
+          <w:bCs/>
+          <w:sz w:val="24"/>
+          <w:szCs w:val="24"/>
+        </w:rPr>
+        <w:t>&lt;</w:t>
+      </w:r>
+      <w:r>
+        <w:rPr>
+          <w:rFonts w:ascii="Times New Roman" w:hAnsi="Times New Roman"/>
+          <w:b/>
+          <w:bCs/>
+          <w:sz w:val="24"/>
+          <w:szCs w:val="24"/>
           <w:lang w:val="en-US"/>
         </w:rPr>
-      </w:pPr>
-      <w:r>
-        <w:rPr>
-          <w:rFonts w:ascii="Times New Roman" w:hAnsi="Times New Roman"/>
-          <w:b/>
-          <w:bCs/>
-          <w:sz w:val="24"/>
-          <w:szCs w:val="24"/>
-        </w:rPr>
-        <w:t xml:space="preserve">      </w:t>
+        <w:t>Capacity</w:t>
+      </w:r>
+      <w:r>
+        <w:rPr>
+          <w:rFonts w:ascii="Times New Roman" w:hAnsi="Times New Roman"/>
+          <w:b/>
+          <w:bCs/>
+          <w:sz w:val="24"/>
+          <w:szCs w:val="24"/>
+        </w:rPr>
+        <w:t>&gt;</w:t>
+      </w:r>
+      <w:r>
+        <w:rPr>
+          <w:rFonts w:ascii="Times New Roman" w:hAnsi="Times New Roman"/>
+        </w:rPr>
+        <w:t xml:space="preserve">&lt;!-- </w:t>
+      </w:r>
+      <w:r>
+        <w:rPr>
+          <w:rFonts w:ascii="Times New Roman" w:hAnsi="Times New Roman"/>
+        </w:rPr>
+        <w:t>Мощность</w:t>
+      </w:r>
+      <w:r>
+        <w:rPr>
+          <w:rFonts w:ascii="Times New Roman" w:hAnsi="Times New Roman"/>
+        </w:rPr>
+        <w:t xml:space="preserve"> </w:t>
+      </w:r>
+      <w:r>
+        <w:rPr>
+          <w:rFonts w:ascii="Times New Roman" w:hAnsi="Times New Roman"/>
+        </w:rPr>
+        <w:t>двигателя</w:t>
+      </w:r>
+      <w:r>
+        <w:rPr>
+          <w:rFonts w:ascii="Times New Roman" w:hAnsi="Times New Roman"/>
+        </w:rPr>
+        <w:t>--&gt;</w:t>
+      </w:r>
+      <w:r>
+        <w:rPr>
+          <w:rFonts w:ascii="Times New Roman" w:hAnsi="Times New Roman"/>
+          <w:b/>
+          <w:bCs/>
+          <w:sz w:val="24"/>
+          <w:szCs w:val="24"/>
+        </w:rPr>
+        <w:t>&lt;/</w:t>
       </w:r>
       <w:r>
         <w:rPr>
@@ -19550,17 +19607,6 @@
           <w:szCs w:val="24"/>
           <w:lang w:val="en-US"/>
         </w:rPr>
-        <w:t>&lt;</w:t>
-      </w:r>
-      <w:r>
-        <w:rPr>
-          <w:rFonts w:ascii="Times New Roman" w:hAnsi="Times New Roman"/>
-          <w:b/>
-          <w:bCs/>
-          <w:sz w:val="24"/>
-          <w:szCs w:val="24"/>
-          <w:lang w:val="en-US"/>
-        </w:rPr>
         <w:t>Capacity</w:t>
       </w:r>
       <w:r>
@@ -19570,73 +19616,6 @@
           <w:bCs/>
           <w:sz w:val="24"/>
           <w:szCs w:val="24"/>
-          <w:lang w:val="en-US"/>
-        </w:rPr>
-        <w:t>&gt;</w:t>
-      </w:r>
-      <w:r>
-        <w:rPr>
-          <w:rFonts w:ascii="Times New Roman" w:hAnsi="Times New Roman"/>
-          <w:lang w:val="en-US"/>
-        </w:rPr>
-        <w:t xml:space="preserve">&lt;!-- </w:t>
-      </w:r>
-      <w:r>
-        <w:rPr>
-          <w:rFonts w:ascii="Times New Roman" w:hAnsi="Times New Roman"/>
-        </w:rPr>
-        <w:t>Мощность</w:t>
-      </w:r>
-      <w:r>
-        <w:rPr>
-          <w:rFonts w:ascii="Times New Roman" w:hAnsi="Times New Roman"/>
-          <w:lang w:val="en-US"/>
-        </w:rPr>
-        <w:t xml:space="preserve"> </w:t>
-      </w:r>
-      <w:r>
-        <w:rPr>
-          <w:rFonts w:ascii="Times New Roman" w:hAnsi="Times New Roman"/>
-        </w:rPr>
-        <w:t>двигателя</w:t>
-      </w:r>
-      <w:r>
-        <w:rPr>
-          <w:rFonts w:ascii="Times New Roman" w:hAnsi="Times New Roman"/>
-          <w:lang w:val="en-US"/>
-        </w:rPr>
-        <w:t>--&gt;</w:t>
-      </w:r>
-      <w:r>
-        <w:rPr>
-          <w:rFonts w:ascii="Times New Roman" w:hAnsi="Times New Roman"/>
-          <w:b/>
-          <w:bCs/>
-          <w:sz w:val="24"/>
-          <w:szCs w:val="24"/>
-          <w:lang w:val="en-US"/>
-        </w:rPr>
-        <w:t>&lt;/</w:t>
-      </w:r>
-      <w:r>
-        <w:rPr>
-          <w:rFonts w:ascii="Times New Roman" w:hAnsi="Times New Roman"/>
-          <w:b/>
-          <w:bCs/>
-          <w:sz w:val="24"/>
-          <w:szCs w:val="24"/>
-          <w:lang w:val="en-US"/>
-        </w:rPr>
-        <w:t>Capacity</w:t>
-      </w:r>
-      <w:r>
-        <w:rPr>
-          <w:rFonts w:ascii="Times New Roman" w:hAnsi="Times New Roman"/>
-          <w:b/>
-          <w:bCs/>
-          <w:sz w:val="24"/>
-          <w:szCs w:val="24"/>
-          <w:lang w:val="en-US"/>
         </w:rPr>
         <w:t>&gt;</w:t>
       </w:r>
@@ -19652,9 +19631,79 @@
           <w:bCs/>
           <w:sz w:val="24"/>
           <w:szCs w:val="24"/>
+        </w:rPr>
+      </w:pPr>
+      <w:r>
+        <w:rPr>
+          <w:rFonts w:ascii="Times New Roman" w:hAnsi="Times New Roman"/>
+          <w:b/>
+          <w:bCs/>
+          <w:sz w:val="24"/>
+          <w:szCs w:val="24"/>
+        </w:rPr>
+        <w:t xml:space="preserve">      &lt;</w:t>
+      </w:r>
+      <w:r>
+        <w:rPr>
+          <w:rFonts w:ascii="Times New Roman" w:hAnsi="Times New Roman"/>
+          <w:b/>
+          <w:bCs/>
+          <w:sz w:val="24"/>
+          <w:szCs w:val="24"/>
           <w:lang w:val="en-US"/>
         </w:rPr>
-      </w:pPr>
+        <w:t>TypeFuel</w:t>
+      </w:r>
+      <w:r>
+        <w:rPr>
+          <w:rFonts w:ascii="Times New Roman" w:hAnsi="Times New Roman"/>
+          <w:b/>
+          <w:bCs/>
+          <w:sz w:val="24"/>
+          <w:szCs w:val="24"/>
+        </w:rPr>
+        <w:t>&gt;</w:t>
+      </w:r>
+      <w:r>
+        <w:rPr>
+          <w:rFonts w:ascii="Times New Roman" w:hAnsi="Times New Roman"/>
+        </w:rPr>
+        <w:t xml:space="preserve">&lt;!-- </w:t>
+      </w:r>
+      <w:r>
+        <w:rPr>
+          <w:rFonts w:ascii="Times New Roman" w:hAnsi="Times New Roman"/>
+        </w:rPr>
+        <w:t>Тип</w:t>
+      </w:r>
+      <w:r>
+        <w:rPr>
+          <w:rFonts w:ascii="Times New Roman" w:hAnsi="Times New Roman"/>
+        </w:rPr>
+        <w:t xml:space="preserve"> </w:t>
+      </w:r>
+      <w:r>
+        <w:rPr>
+          <w:rFonts w:ascii="Times New Roman" w:hAnsi="Times New Roman"/>
+        </w:rPr>
+        <w:t>топлива</w:t>
+      </w:r>
+      <w:r>
+        <w:rPr>
+          <w:rFonts w:ascii="Times New Roman" w:hAnsi="Times New Roman"/>
+        </w:rPr>
+        <w:t>--&gt;</w:t>
+      </w:r>
+      <w:r>
+        <w:rPr>
+          <w:rFonts w:ascii="Times New Roman" w:hAnsi="Times New Roman"/>
+          <w:b/>
+          <w:bCs/>
+          <w:sz w:val="24"/>
+          <w:szCs w:val="24"/>
+        </w:rPr>
+        <w:t>&lt;/</w:t>
+      </w:r>
       <w:r>
         <w:rPr>
           <w:rFonts w:ascii="Times New Roman" w:hAnsi="Times New Roman"/>
@@ -19664,17 +19713,6 @@
           <w:szCs w:val="24"/>
           <w:lang w:val="en-US"/>
         </w:rPr>
-        <w:t xml:space="preserve">      &lt;</w:t>
-      </w:r>
-      <w:r>
-        <w:rPr>
-          <w:rFonts w:ascii="Times New Roman" w:hAnsi="Times New Roman"/>
-          <w:b/>
-          <w:bCs/>
-          <w:sz w:val="24"/>
-          <w:szCs w:val="24"/>
-          <w:lang w:val="en-US"/>
-        </w:rPr>
         <w:t>TypeFuel</w:t>
       </w:r>
       <w:r>
@@ -19684,73 +19722,6 @@
           <w:bCs/>
           <w:sz w:val="24"/>
           <w:szCs w:val="24"/>
-          <w:lang w:val="en-US"/>
-        </w:rPr>
-        <w:t>&gt;</w:t>
-      </w:r>
-      <w:r>
-        <w:rPr>
-          <w:rFonts w:ascii="Times New Roman" w:hAnsi="Times New Roman"/>
-          <w:lang w:val="en-US"/>
-        </w:rPr>
-        <w:t xml:space="preserve">&lt;!-- </w:t>
-      </w:r>
-      <w:r>
-        <w:rPr>
-          <w:rFonts w:ascii="Times New Roman" w:hAnsi="Times New Roman"/>
-        </w:rPr>
-        <w:t>Тип</w:t>
-      </w:r>
-      <w:r>
-        <w:rPr>
-          <w:rFonts w:ascii="Times New Roman" w:hAnsi="Times New Roman"/>
-          <w:lang w:val="en-US"/>
-        </w:rPr>
-        <w:t xml:space="preserve"> </w:t>
-      </w:r>
-      <w:r>
-        <w:rPr>
-          <w:rFonts w:ascii="Times New Roman" w:hAnsi="Times New Roman"/>
-        </w:rPr>
-        <w:t>топлива</w:t>
-      </w:r>
-      <w:r>
-        <w:rPr>
-          <w:rFonts w:ascii="Times New Roman" w:hAnsi="Times New Roman"/>
-          <w:lang w:val="en-US"/>
-        </w:rPr>
-        <w:t>--&gt;</w:t>
-      </w:r>
-      <w:r>
-        <w:rPr>
-          <w:rFonts w:ascii="Times New Roman" w:hAnsi="Times New Roman"/>
-          <w:b/>
-          <w:bCs/>
-          <w:sz w:val="24"/>
-          <w:szCs w:val="24"/>
-          <w:lang w:val="en-US"/>
-        </w:rPr>
-        <w:t>&lt;/</w:t>
-      </w:r>
-      <w:r>
-        <w:rPr>
-          <w:rFonts w:ascii="Times New Roman" w:hAnsi="Times New Roman"/>
-          <w:b/>
-          <w:bCs/>
-          <w:sz w:val="24"/>
-          <w:szCs w:val="24"/>
-          <w:lang w:val="en-US"/>
-        </w:rPr>
-        <w:t>TypeFuel</w:t>
-      </w:r>
-      <w:r>
-        <w:rPr>
-          <w:rFonts w:ascii="Times New Roman" w:hAnsi="Times New Roman"/>
-          <w:b/>
-          <w:bCs/>
-          <w:sz w:val="24"/>
-          <w:szCs w:val="24"/>
-          <w:lang w:val="en-US"/>
         </w:rPr>
         <w:t>&gt;</w:t>
       </w:r>
@@ -19776,7 +19747,6 @@
           <w:bCs/>
           <w:sz w:val="24"/>
           <w:szCs w:val="24"/>
-          <w:lang w:val="en-US"/>
         </w:rPr>
         <w:t xml:space="preserve">    </w:t>
       </w:r>
@@ -19803,17 +19773,18 @@
           <w:bCs/>
           <w:sz w:val="24"/>
           <w:szCs w:val="24"/>
-        </w:rPr>
-      </w:pPr>
-      <w:r>
-        <w:rPr>
-          <w:rFonts w:ascii="Times New Roman" w:hAnsi="Times New Roman"/>
-          <w:b/>
-          <w:bCs/>
-          <w:sz w:val="24"/>
-          <w:szCs w:val="24"/>
           <w:lang w:val="en-US"/>
         </w:rPr>
+      </w:pPr>
+      <w:r>
+        <w:rPr>
+          <w:rFonts w:ascii="Times New Roman" w:hAnsi="Times New Roman"/>
+          <w:b/>
+          <w:bCs/>
+          <w:sz w:val="24"/>
+          <w:szCs w:val="24"/>
+          <w:lang w:val="en-US"/>
+        </w:rPr>
         <w:t xml:space="preserve">    &lt;AdditionalMotor&gt;</w:t>
       </w:r>
       <w:r>
@@ -19832,6 +19803,7 @@
       <w:r>
         <w:rPr>
           <w:rFonts w:ascii="Times New Roman" w:hAnsi="Times New Roman"/>
+          <w:lang w:val="en-US"/>
         </w:rPr>
         <w:t xml:space="preserve"> </w:t>
       </w:r>
@@ -19844,6 +19816,7 @@
       <w:r>
         <w:rPr>
           <w:rFonts w:ascii="Times New Roman" w:hAnsi="Times New Roman"/>
+          <w:lang w:val="en-US"/>
         </w:rPr>
         <w:t>--&gt;</w:t>
       </w:r>
@@ -19859,15 +19832,17 @@
           <w:bCs/>
           <w:sz w:val="24"/>
           <w:szCs w:val="24"/>
-        </w:rPr>
-      </w:pPr>
-      <w:r>
-        <w:rPr>
-          <w:rFonts w:ascii="Times New Roman" w:hAnsi="Times New Roman"/>
-          <w:b/>
-          <w:bCs/>
-          <w:sz w:val="24"/>
-          <w:szCs w:val="24"/>
+          <w:lang w:val="en-US"/>
+        </w:rPr>
+      </w:pPr>
+      <w:r>
+        <w:rPr>
+          <w:rFonts w:ascii="Times New Roman" w:hAnsi="Times New Roman"/>
+          <w:b/>
+          <w:bCs/>
+          <w:sz w:val="24"/>
+          <w:szCs w:val="24"/>
+          <w:lang w:val="en-US"/>
         </w:rPr>
         <w:t xml:space="preserve">      &lt;</w:t>
       </w:r>
@@ -19889,12 +19864,14 @@
           <w:bCs/>
           <w:sz w:val="24"/>
           <w:szCs w:val="24"/>
+          <w:lang w:val="en-US"/>
         </w:rPr>
         <w:t>&gt;</w:t>
       </w:r>
       <w:r>
         <w:rPr>
           <w:rFonts w:ascii="Times New Roman" w:hAnsi="Times New Roman"/>
+          <w:lang w:val="en-US"/>
         </w:rPr>
         <w:t xml:space="preserve">&lt;!-- </w:t>
       </w:r>
@@ -19907,6 +19884,7 @@
       <w:r>
         <w:rPr>
           <w:rFonts w:ascii="Times New Roman" w:hAnsi="Times New Roman"/>
+          <w:lang w:val="en-US"/>
         </w:rPr>
         <w:t xml:space="preserve"> </w:t>
       </w:r>
@@ -19919,6 +19897,7 @@
       <w:r>
         <w:rPr>
           <w:rFonts w:ascii="Times New Roman" w:hAnsi="Times New Roman"/>
+          <w:lang w:val="en-US"/>
         </w:rPr>
         <w:t>--&gt;</w:t>
       </w:r>
@@ -19929,6 +19908,7 @@
           <w:bCs/>
           <w:sz w:val="24"/>
           <w:szCs w:val="24"/>
+          <w:lang w:val="en-US"/>
         </w:rPr>
         <w:t>&lt;/</w:t>
       </w:r>
@@ -19950,6 +19930,7 @@
           <w:bCs/>
           <w:sz w:val="24"/>
           <w:szCs w:val="24"/>
+          <w:lang w:val="en-US"/>
         </w:rPr>
         <w:t>&gt;</w:t>
       </w:r>
@@ -19975,6 +19956,7 @@
           <w:bCs/>
           <w:sz w:val="24"/>
           <w:szCs w:val="24"/>
+          <w:lang w:val="en-US"/>
         </w:rPr>
         <w:t xml:space="preserve">      </w:t>
       </w:r>
@@ -20540,9 +20522,29 @@
           <w:bCs/>
           <w:sz w:val="24"/>
           <w:szCs w:val="24"/>
+        </w:rPr>
+      </w:pPr>
+      <w:r>
+        <w:rPr>
+          <w:rFonts w:ascii="Times New Roman" w:hAnsi="Times New Roman"/>
+          <w:b/>
+          <w:bCs/>
+          <w:sz w:val="24"/>
+          <w:szCs w:val="24"/>
           <w:lang w:val="en-US"/>
         </w:rPr>
-      </w:pPr>
+        <w:t xml:space="preserve">    </w:t>
+      </w:r>
+      <w:r>
+        <w:rPr>
+          <w:rFonts w:ascii="Times New Roman" w:hAnsi="Times New Roman"/>
+          <w:b/>
+          <w:bCs/>
+          <w:sz w:val="24"/>
+          <w:szCs w:val="24"/>
+        </w:rPr>
+        <w:t>&lt;/</w:t>
+      </w:r>
       <w:r>
         <w:rPr>
           <w:rFonts w:ascii="Times New Roman" w:hAnsi="Times New Roman"/>
@@ -20552,28 +20554,6 @@
           <w:szCs w:val="24"/>
           <w:lang w:val="en-US"/>
         </w:rPr>
-        <w:t xml:space="preserve">    </w:t>
-      </w:r>
-      <w:r>
-        <w:rPr>
-          <w:rFonts w:ascii="Times New Roman" w:hAnsi="Times New Roman"/>
-          <w:b/>
-          <w:bCs/>
-          <w:sz w:val="24"/>
-          <w:szCs w:val="24"/>
-          <w:lang w:val="en-US"/>
-        </w:rPr>
-        <w:t>&lt;/</w:t>
-      </w:r>
-      <w:r>
-        <w:rPr>
-          <w:rFonts w:ascii="Times New Roman" w:hAnsi="Times New Roman"/>
-          <w:b/>
-          <w:bCs/>
-          <w:sz w:val="24"/>
-          <w:szCs w:val="24"/>
-          <w:lang w:val="en-US"/>
-        </w:rPr>
         <w:t>Motor</w:t>
       </w:r>
       <w:r>
@@ -20583,7 +20563,6 @@
           <w:bCs/>
           <w:sz w:val="24"/>
           <w:szCs w:val="24"/>
-          <w:lang w:val="en-US"/>
         </w:rPr>
         <w:t>&gt;</w:t>
       </w:r>
@@ -20608,7 +20587,6 @@
           <w:bCs/>
           <w:sz w:val="24"/>
           <w:szCs w:val="24"/>
-          <w:lang w:val="en-US"/>
         </w:rPr>
         <w:t xml:space="preserve">  </w:t>
       </w:r>
@@ -27055,7 +27033,7 @@
 </file>
 
 <file path=customXml/itemProps1.xml><?xml version="1.0" encoding="utf-8"?>
-<ds:datastoreItem xmlns:ds="http://schemas.openxmlformats.org/officeDocument/2006/customXml" ds:itemID="{28EFBA8A-7489-467D-9AA9-43D6BD911F4C}">
+<ds:datastoreItem xmlns:ds="http://schemas.openxmlformats.org/officeDocument/2006/customXml" ds:itemID="{3019AF01-1B6F-46EF-81A7-14545FEA3D32}">
   <ds:schemaRefs>
     <ds:schemaRef ds:uri="http://schemas.openxmlformats.org/officeDocument/2006/bibliography"/>
   </ds:schemaRefs>

--- a/ЛБ_5.docx
+++ b/ЛБ_5.docx
@@ -895,6 +895,7 @@
                 <w:lang w:eastAsia="ru-RU"/>
               </w:rPr>
             </w:pPr>
+            <w:proofErr w:type="spellStart"/>
             <w:r>
               <w:rPr>
                 <w:rFonts w:ascii="Times New Roman" w:eastAsia="Times New Roman" w:hAnsi="Times New Roman" w:cs="Times New Roman"/>
@@ -902,7 +903,17 @@
                 <w:szCs w:val="24"/>
                 <w:lang w:eastAsia="ru-RU"/>
               </w:rPr>
-              <w:t>Калентьев А. А.</w:t>
+              <w:t>Калентьев</w:t>
+            </w:r>
+            <w:proofErr w:type="spellEnd"/>
+            <w:r>
+              <w:rPr>
+                <w:rFonts w:ascii="Times New Roman" w:eastAsia="Times New Roman" w:hAnsi="Times New Roman" w:cs="Times New Roman"/>
+                <w:sz w:val="24"/>
+                <w:szCs w:val="24"/>
+                <w:lang w:eastAsia="ru-RU"/>
+              </w:rPr>
+              <w:t xml:space="preserve"> А. А.</w:t>
             </w:r>
           </w:p>
         </w:tc>
@@ -3677,7 +3688,43 @@
           <w:sz w:val="28"/>
           <w:szCs w:val="28"/>
         </w:rPr>
-        <w:t xml:space="preserve">Вариант использования (use case) – это описание множества последовательных действий (включая вариации), которые выполняются некоторым субъектом с целью получения результата, значимого для некоторого действующего лица. ВИ предполагает взаимодействие действующих лиц и системы или другого объекта </w:t>
+        <w:t>Вариант использования (</w:t>
+      </w:r>
+      <w:proofErr w:type="spellStart"/>
+      <w:r>
+        <w:rPr>
+          <w:rFonts w:ascii="Times New Roman" w:hAnsi="Times New Roman" w:cs="Times New Roman"/>
+          <w:sz w:val="28"/>
+          <w:szCs w:val="28"/>
+        </w:rPr>
+        <w:t>use</w:t>
+      </w:r>
+      <w:proofErr w:type="spellEnd"/>
+      <w:r>
+        <w:rPr>
+          <w:rFonts w:ascii="Times New Roman" w:hAnsi="Times New Roman" w:cs="Times New Roman"/>
+          <w:sz w:val="28"/>
+          <w:szCs w:val="28"/>
+        </w:rPr>
+        <w:t xml:space="preserve"> </w:t>
+      </w:r>
+      <w:proofErr w:type="spellStart"/>
+      <w:r>
+        <w:rPr>
+          <w:rFonts w:ascii="Times New Roman" w:hAnsi="Times New Roman" w:cs="Times New Roman"/>
+          <w:sz w:val="28"/>
+          <w:szCs w:val="28"/>
+        </w:rPr>
+        <w:t>case</w:t>
+      </w:r>
+      <w:proofErr w:type="spellEnd"/>
+      <w:r>
+        <w:rPr>
+          <w:rFonts w:ascii="Times New Roman" w:hAnsi="Times New Roman" w:cs="Times New Roman"/>
+          <w:sz w:val="28"/>
+          <w:szCs w:val="28"/>
+        </w:rPr>
+        <w:t xml:space="preserve">) – это описание множества последовательных действий (включая вариации), которые выполняются некоторым субъектом с целью получения результата, значимого для некоторого действующего лица. ВИ предполагает взаимодействие действующих лиц и системы или другого объекта </w:t>
       </w:r>
       <w:r>
         <w:rPr>
@@ -4200,7 +4247,7 @@
           <w:noProof/>
         </w:rPr>
         <w:drawing>
-          <wp:inline distT="0" distB="0" distL="0" distR="0" wp14:anchorId="757CFE01" wp14:editId="0B166238">
+          <wp:inline distT="0" distB="0" distL="0" distR="0" wp14:anchorId="757CFE01" wp14:editId="7246D27B">
             <wp:extent cx="5940425" cy="5888355"/>
             <wp:effectExtent l="0" t="0" r="3175" b="0"/>
             <wp:docPr id="1" name="Рисунок 1"/>
@@ -4334,6 +4381,7 @@
         </w:rPr>
         <w:t xml:space="preserve"> – </w:t>
       </w:r>
+      <w:bookmarkStart w:id="16" w:name="_GoBack"/>
       <w:r>
         <w:rPr>
           <w:rFonts w:ascii="Times New Roman" w:hAnsi="Times New Roman" w:cs="Times New Roman"/>
@@ -4368,6 +4416,7 @@
         </w:rPr>
         <w:t>диаграмма классов</w:t>
       </w:r>
+      <w:bookmarkEnd w:id="16"/>
     </w:p>
     <w:p>
       <w:pPr>
@@ -4388,11 +4437,11 @@
           <w:szCs w:val="28"/>
         </w:rPr>
       </w:pPr>
-      <w:bookmarkStart w:id="16" w:name="_Toc136600557"/>
-      <w:bookmarkStart w:id="17" w:name="_Toc74956675"/>
-      <w:bookmarkStart w:id="18" w:name="_Toc74829066"/>
-      <w:bookmarkStart w:id="19" w:name="_Toc168397498"/>
-      <w:bookmarkStart w:id="20" w:name="_Toc169642559"/>
+      <w:bookmarkStart w:id="17" w:name="_Toc136600557"/>
+      <w:bookmarkStart w:id="18" w:name="_Toc74956675"/>
+      <w:bookmarkStart w:id="19" w:name="_Toc74829066"/>
+      <w:bookmarkStart w:id="20" w:name="_Toc168397498"/>
+      <w:bookmarkStart w:id="21" w:name="_Toc169642559"/>
       <w:r>
         <w:rPr>
           <w:rFonts w:ascii="Times New Roman" w:hAnsi="Times New Roman" w:cs="Times New Roman"/>
@@ -4404,11 +4453,11 @@
         <w:lastRenderedPageBreak/>
         <w:t>Описание классов, образующих связь типа «общее-частное»</w:t>
       </w:r>
-      <w:bookmarkEnd w:id="16"/>
       <w:bookmarkEnd w:id="17"/>
       <w:bookmarkEnd w:id="18"/>
       <w:bookmarkEnd w:id="19"/>
       <w:bookmarkEnd w:id="20"/>
+      <w:bookmarkEnd w:id="21"/>
     </w:p>
     <w:p>
       <w:pPr>
@@ -4503,6 +4552,7 @@
         </w:rPr>
         <w:t xml:space="preserve"> приведено описание абстрактного класса </w:t>
       </w:r>
+      <w:proofErr w:type="spellStart"/>
       <w:r>
         <w:rPr>
           <w:rFonts w:ascii="Times New Roman" w:eastAsia="Times New Roman" w:hAnsi="Times New Roman" w:cs="Times New Roman"/>
@@ -4513,6 +4563,7 @@
         </w:rPr>
         <w:t>TransportBase</w:t>
       </w:r>
+      <w:proofErr w:type="spellEnd"/>
       <w:r>
         <w:rPr>
           <w:rFonts w:ascii="Times New Roman" w:hAnsi="Times New Roman" w:cs="Times New Roman"/>
@@ -4551,7 +4602,7 @@
           <w:szCs w:val="24"/>
         </w:rPr>
       </w:pPr>
-      <w:bookmarkStart w:id="21" w:name="_Ref168255259"/>
+      <w:bookmarkStart w:id="22" w:name="_Ref168255259"/>
       <w:r>
         <w:rPr>
           <w:rFonts w:ascii="Times New Roman" w:hAnsi="Times New Roman" w:cs="Times New Roman"/>
@@ -4619,7 +4670,7 @@
         </w:rPr>
         <w:fldChar w:fldCharType="end"/>
       </w:r>
-      <w:bookmarkEnd w:id="21"/>
+      <w:bookmarkEnd w:id="22"/>
       <w:r>
         <w:rPr>
           <w:rFonts w:ascii="Times New Roman" w:hAnsi="Times New Roman" w:cs="Times New Roman"/>
@@ -4632,18 +4683,59 @@
         </w:rPr>
         <w:t xml:space="preserve"> – </w:t>
       </w:r>
-      <w:r>
-        <w:rPr>
-          <w:rFonts w:ascii="Times New Roman" w:hAnsi="Times New Roman" w:cs="Times New Roman"/>
-          <w:i w:val="0"/>
-          <w:iCs w:val="0"/>
-          <w:color w:val="auto"/>
-          <w:sz w:val="24"/>
-          <w:szCs w:val="24"/>
-          <w:lang w:val="en-US"/>
-        </w:rPr>
-        <w:t xml:space="preserve">Описание класса </w:t>
-      </w:r>
+      <w:proofErr w:type="spellStart"/>
+      <w:r>
+        <w:rPr>
+          <w:rFonts w:ascii="Times New Roman" w:hAnsi="Times New Roman" w:cs="Times New Roman"/>
+          <w:i w:val="0"/>
+          <w:iCs w:val="0"/>
+          <w:color w:val="auto"/>
+          <w:sz w:val="24"/>
+          <w:szCs w:val="24"/>
+          <w:lang w:val="en-US"/>
+        </w:rPr>
+        <w:t>Описание</w:t>
+      </w:r>
+      <w:proofErr w:type="spellEnd"/>
+      <w:r>
+        <w:rPr>
+          <w:rFonts w:ascii="Times New Roman" w:hAnsi="Times New Roman" w:cs="Times New Roman"/>
+          <w:i w:val="0"/>
+          <w:iCs w:val="0"/>
+          <w:color w:val="auto"/>
+          <w:sz w:val="24"/>
+          <w:szCs w:val="24"/>
+          <w:lang w:val="en-US"/>
+        </w:rPr>
+        <w:t xml:space="preserve"> </w:t>
+      </w:r>
+      <w:proofErr w:type="spellStart"/>
+      <w:r>
+        <w:rPr>
+          <w:rFonts w:ascii="Times New Roman" w:hAnsi="Times New Roman" w:cs="Times New Roman"/>
+          <w:i w:val="0"/>
+          <w:iCs w:val="0"/>
+          <w:color w:val="auto"/>
+          <w:sz w:val="24"/>
+          <w:szCs w:val="24"/>
+          <w:lang w:val="en-US"/>
+        </w:rPr>
+        <w:t>класса</w:t>
+      </w:r>
+      <w:proofErr w:type="spellEnd"/>
+      <w:r>
+        <w:rPr>
+          <w:rFonts w:ascii="Times New Roman" w:hAnsi="Times New Roman" w:cs="Times New Roman"/>
+          <w:i w:val="0"/>
+          <w:iCs w:val="0"/>
+          <w:color w:val="auto"/>
+          <w:sz w:val="24"/>
+          <w:szCs w:val="24"/>
+          <w:lang w:val="en-US"/>
+        </w:rPr>
+        <w:t xml:space="preserve"> </w:t>
+      </w:r>
+      <w:proofErr w:type="spellStart"/>
       <w:r>
         <w:rPr>
           <w:rFonts w:ascii="Times New Roman" w:eastAsia="Times New Roman" w:hAnsi="Times New Roman" w:cs="Times New Roman"/>
@@ -4656,6 +4748,7 @@
         </w:rPr>
         <w:t>TransportBase</w:t>
       </w:r>
+      <w:proofErr w:type="spellEnd"/>
     </w:p>
     <w:tbl>
       <w:tblPr>
@@ -4830,6 +4923,7 @@
               </w:rPr>
               <w:t xml:space="preserve">Класс </w:t>
             </w:r>
+            <w:proofErr w:type="spellStart"/>
             <w:r>
               <w:rPr>
                 <w:rFonts w:ascii="Times New Roman" w:eastAsia="Times New Roman" w:hAnsi="Times New Roman" w:cs="Times New Roman"/>
@@ -4840,6 +4934,7 @@
               </w:rPr>
               <w:t>TransportBase</w:t>
             </w:r>
+            <w:proofErr w:type="spellEnd"/>
             <w:r>
               <w:rPr>
                 <w:rFonts w:ascii="Times New Roman" w:eastAsia="Calibri" w:hAnsi="Times New Roman" w:cs="Times New Roman"/>
@@ -5125,6 +5220,7 @@
               </w:rPr>
               <w:t xml:space="preserve">+ </w:t>
             </w:r>
+            <w:proofErr w:type="spellStart"/>
             <w:r>
               <w:rPr>
                 <w:rFonts w:ascii="Times New Roman" w:eastAsia="Calibri" w:hAnsi="Times New Roman" w:cs="Times New Roman"/>
@@ -5134,6 +5230,7 @@
               </w:rPr>
               <w:t>FuelConsumption</w:t>
             </w:r>
+            <w:proofErr w:type="spellEnd"/>
           </w:p>
         </w:tc>
         <w:tc>
@@ -5473,6 +5570,7 @@
               </w:rPr>
               <w:t xml:space="preserve"> </w:t>
             </w:r>
+            <w:proofErr w:type="spellStart"/>
             <w:r>
               <w:rPr>
                 <w:rFonts w:ascii="Times New Roman" w:eastAsia="Calibri" w:hAnsi="Times New Roman" w:cs="Times New Roman"/>
@@ -5491,6 +5589,7 @@
               </w:rPr>
               <w:t>Transport</w:t>
             </w:r>
+            <w:proofErr w:type="spellEnd"/>
           </w:p>
         </w:tc>
         <w:tc>
@@ -5619,6 +5718,7 @@
               </w:rPr>
               <w:t xml:space="preserve"> </w:t>
             </w:r>
+            <w:proofErr w:type="spellStart"/>
             <w:r>
               <w:rPr>
                 <w:rFonts w:ascii="Times New Roman" w:eastAsia="Calibri" w:hAnsi="Times New Roman" w:cs="Times New Roman"/>
@@ -5637,6 +5737,7 @@
               </w:rPr>
               <w:t>alculationFuel</w:t>
             </w:r>
+            <w:proofErr w:type="spellEnd"/>
           </w:p>
         </w:tc>
         <w:tc>
@@ -5816,6 +5917,7 @@
         </w:rPr>
         <w:t xml:space="preserve">, </w:t>
       </w:r>
+      <w:proofErr w:type="spellStart"/>
       <w:r>
         <w:rPr>
           <w:rFonts w:ascii="Times New Roman" w:hAnsi="Times New Roman" w:cs="Times New Roman"/>
@@ -5825,6 +5927,7 @@
         </w:rPr>
         <w:t>HybridCar</w:t>
       </w:r>
+      <w:proofErr w:type="spellEnd"/>
       <w:r>
         <w:rPr>
           <w:rFonts w:ascii="Cascadia Mono" w:hAnsi="Cascadia Mono" w:cs="Cascadia Mono"/>
@@ -5903,18 +6006,32 @@
           <w:lang w:val="en-US"/>
         </w:rPr>
       </w:pPr>
-      <w:bookmarkStart w:id="22" w:name="_Ref168303832"/>
-      <w:r>
-        <w:rPr>
-          <w:rFonts w:ascii="Times New Roman" w:hAnsi="Times New Roman" w:cs="Times New Roman"/>
-          <w:i w:val="0"/>
-          <w:iCs w:val="0"/>
-          <w:color w:val="auto"/>
-          <w:sz w:val="24"/>
-          <w:szCs w:val="24"/>
-          <w:lang w:val="en-US"/>
-        </w:rPr>
-        <w:t xml:space="preserve">Таблица </w:t>
+      <w:bookmarkStart w:id="23" w:name="_Ref168303832"/>
+      <w:proofErr w:type="spellStart"/>
+      <w:r>
+        <w:rPr>
+          <w:rFonts w:ascii="Times New Roman" w:hAnsi="Times New Roman" w:cs="Times New Roman"/>
+          <w:i w:val="0"/>
+          <w:iCs w:val="0"/>
+          <w:color w:val="auto"/>
+          <w:sz w:val="24"/>
+          <w:szCs w:val="24"/>
+          <w:lang w:val="en-US"/>
+        </w:rPr>
+        <w:t>Таблица</w:t>
+      </w:r>
+      <w:proofErr w:type="spellEnd"/>
+      <w:r>
+        <w:rPr>
+          <w:rFonts w:ascii="Times New Roman" w:hAnsi="Times New Roman" w:cs="Times New Roman"/>
+          <w:i w:val="0"/>
+          <w:iCs w:val="0"/>
+          <w:color w:val="auto"/>
+          <w:sz w:val="24"/>
+          <w:szCs w:val="24"/>
+          <w:lang w:val="en-US"/>
+        </w:rPr>
+        <w:t xml:space="preserve"> </w:t>
       </w:r>
       <w:r>
         <w:rPr>
@@ -5977,18 +6094,70 @@
         </w:rPr>
         <w:fldChar w:fldCharType="end"/>
       </w:r>
-      <w:bookmarkEnd w:id="22"/>
-      <w:r>
-        <w:rPr>
-          <w:rFonts w:ascii="Times New Roman" w:hAnsi="Times New Roman" w:cs="Times New Roman"/>
-          <w:i w:val="0"/>
-          <w:iCs w:val="0"/>
-          <w:color w:val="auto"/>
-          <w:sz w:val="24"/>
-          <w:szCs w:val="24"/>
-          <w:lang w:val="en-US"/>
-        </w:rPr>
-        <w:t xml:space="preserve"> – Описание класса </w:t>
+      <w:bookmarkEnd w:id="23"/>
+      <w:r>
+        <w:rPr>
+          <w:rFonts w:ascii="Times New Roman" w:hAnsi="Times New Roman" w:cs="Times New Roman"/>
+          <w:i w:val="0"/>
+          <w:iCs w:val="0"/>
+          <w:color w:val="auto"/>
+          <w:sz w:val="24"/>
+          <w:szCs w:val="24"/>
+          <w:lang w:val="en-US"/>
+        </w:rPr>
+        <w:t xml:space="preserve"> – </w:t>
+      </w:r>
+      <w:proofErr w:type="spellStart"/>
+      <w:r>
+        <w:rPr>
+          <w:rFonts w:ascii="Times New Roman" w:hAnsi="Times New Roman" w:cs="Times New Roman"/>
+          <w:i w:val="0"/>
+          <w:iCs w:val="0"/>
+          <w:color w:val="auto"/>
+          <w:sz w:val="24"/>
+          <w:szCs w:val="24"/>
+          <w:lang w:val="en-US"/>
+        </w:rPr>
+        <w:t>Описание</w:t>
+      </w:r>
+      <w:proofErr w:type="spellEnd"/>
+      <w:r>
+        <w:rPr>
+          <w:rFonts w:ascii="Times New Roman" w:hAnsi="Times New Roman" w:cs="Times New Roman"/>
+          <w:i w:val="0"/>
+          <w:iCs w:val="0"/>
+          <w:color w:val="auto"/>
+          <w:sz w:val="24"/>
+          <w:szCs w:val="24"/>
+          <w:lang w:val="en-US"/>
+        </w:rPr>
+        <w:t xml:space="preserve"> </w:t>
+      </w:r>
+      <w:proofErr w:type="spellStart"/>
+      <w:r>
+        <w:rPr>
+          <w:rFonts w:ascii="Times New Roman" w:hAnsi="Times New Roman" w:cs="Times New Roman"/>
+          <w:i w:val="0"/>
+          <w:iCs w:val="0"/>
+          <w:color w:val="auto"/>
+          <w:sz w:val="24"/>
+          <w:szCs w:val="24"/>
+          <w:lang w:val="en-US"/>
+        </w:rPr>
+        <w:t>класса</w:t>
+      </w:r>
+      <w:proofErr w:type="spellEnd"/>
+      <w:r>
+        <w:rPr>
+          <w:rFonts w:ascii="Times New Roman" w:hAnsi="Times New Roman" w:cs="Times New Roman"/>
+          <w:i w:val="0"/>
+          <w:iCs w:val="0"/>
+          <w:color w:val="auto"/>
+          <w:sz w:val="24"/>
+          <w:szCs w:val="24"/>
+          <w:lang w:val="en-US"/>
+        </w:rPr>
+        <w:t xml:space="preserve"> </w:t>
       </w:r>
       <w:r>
         <w:rPr>
@@ -6046,6 +6215,7 @@
                 <w:lang w:val="en-US"/>
               </w:rPr>
             </w:pPr>
+            <w:proofErr w:type="spellStart"/>
             <w:r>
               <w:rPr>
                 <w:rFonts w:ascii="Times New Roman" w:eastAsia="Calibri" w:hAnsi="Times New Roman" w:cs="Times New Roman"/>
@@ -6055,6 +6225,7 @@
               </w:rPr>
               <w:t>Название</w:t>
             </w:r>
+            <w:proofErr w:type="spellEnd"/>
           </w:p>
         </w:tc>
         <w:tc>
@@ -6072,6 +6243,7 @@
                 <w:lang w:val="en-US"/>
               </w:rPr>
             </w:pPr>
+            <w:proofErr w:type="spellStart"/>
             <w:r>
               <w:rPr>
                 <w:rFonts w:ascii="Times New Roman" w:eastAsia="Calibri" w:hAnsi="Times New Roman" w:cs="Times New Roman"/>
@@ -6081,6 +6253,7 @@
               </w:rPr>
               <w:t>Тип</w:t>
             </w:r>
+            <w:proofErr w:type="spellEnd"/>
           </w:p>
         </w:tc>
         <w:tc>
@@ -6098,6 +6271,7 @@
                 <w:lang w:val="en-US"/>
               </w:rPr>
             </w:pPr>
+            <w:proofErr w:type="spellStart"/>
             <w:r>
               <w:rPr>
                 <w:rFonts w:ascii="Times New Roman" w:eastAsia="Calibri" w:hAnsi="Times New Roman" w:cs="Times New Roman"/>
@@ -6107,6 +6281,7 @@
               </w:rPr>
               <w:t>Описание</w:t>
             </w:r>
+            <w:proofErr w:type="spellEnd"/>
           </w:p>
         </w:tc>
       </w:tr>
@@ -6127,6 +6302,7 @@
                 <w:lang w:val="en-US"/>
               </w:rPr>
             </w:pPr>
+            <w:proofErr w:type="spellStart"/>
             <w:r>
               <w:rPr>
                 <w:rFonts w:ascii="Times New Roman" w:eastAsia="Calibri" w:hAnsi="Times New Roman" w:cs="Times New Roman"/>
@@ -6134,8 +6310,29 @@
                 <w:szCs w:val="24"/>
                 <w:lang w:val="en-US"/>
               </w:rPr>
-              <w:t>Описание класса</w:t>
-            </w:r>
+              <w:t>Описание</w:t>
+            </w:r>
+            <w:proofErr w:type="spellEnd"/>
+            <w:r>
+              <w:rPr>
+                <w:rFonts w:ascii="Times New Roman" w:eastAsia="Calibri" w:hAnsi="Times New Roman" w:cs="Times New Roman"/>
+                <w:sz w:val="24"/>
+                <w:szCs w:val="24"/>
+                <w:lang w:val="en-US"/>
+              </w:rPr>
+              <w:t xml:space="preserve"> </w:t>
+            </w:r>
+            <w:proofErr w:type="spellStart"/>
+            <w:r>
+              <w:rPr>
+                <w:rFonts w:ascii="Times New Roman" w:eastAsia="Calibri" w:hAnsi="Times New Roman" w:cs="Times New Roman"/>
+                <w:sz w:val="24"/>
+                <w:szCs w:val="24"/>
+                <w:lang w:val="en-US"/>
+              </w:rPr>
+              <w:t>класса</w:t>
+            </w:r>
+            <w:proofErr w:type="spellEnd"/>
           </w:p>
         </w:tc>
       </w:tr>
@@ -6243,6 +6440,7 @@
                 <w:lang w:val="en-US"/>
               </w:rPr>
             </w:pPr>
+            <w:proofErr w:type="spellStart"/>
             <w:r>
               <w:rPr>
                 <w:rFonts w:ascii="Times New Roman" w:eastAsia="Calibri" w:hAnsi="Times New Roman" w:cs="Times New Roman"/>
@@ -6252,6 +6450,7 @@
               </w:rPr>
               <w:t>Поля</w:t>
             </w:r>
+            <w:proofErr w:type="spellEnd"/>
           </w:p>
         </w:tc>
       </w:tr>
@@ -6376,6 +6575,7 @@
                 <w:lang w:val="en-US"/>
               </w:rPr>
             </w:pPr>
+            <w:proofErr w:type="spellStart"/>
             <w:r>
               <w:rPr>
                 <w:rFonts w:ascii="Times New Roman" w:eastAsia="Calibri" w:hAnsi="Times New Roman" w:cs="Times New Roman"/>
@@ -6385,6 +6585,7 @@
               </w:rPr>
               <w:t>Свойства</w:t>
             </w:r>
+            <w:proofErr w:type="spellEnd"/>
           </w:p>
         </w:tc>
       </w:tr>
@@ -6586,6 +6787,7 @@
               </w:rPr>
               <w:t xml:space="preserve">+ </w:t>
             </w:r>
+            <w:proofErr w:type="spellStart"/>
             <w:r>
               <w:rPr>
                 <w:rFonts w:ascii="Times New Roman" w:eastAsia="Calibri" w:hAnsi="Times New Roman" w:cs="Times New Roman"/>
@@ -6595,6 +6797,7 @@
               </w:rPr>
               <w:t>TypeTransport</w:t>
             </w:r>
+            <w:proofErr w:type="spellEnd"/>
           </w:p>
         </w:tc>
         <w:tc>
@@ -6681,6 +6884,7 @@
               </w:rPr>
               <w:t xml:space="preserve">+ </w:t>
             </w:r>
+            <w:proofErr w:type="spellStart"/>
             <w:r>
               <w:rPr>
                 <w:rFonts w:ascii="Times New Roman" w:eastAsia="Calibri" w:hAnsi="Times New Roman" w:cs="Times New Roman"/>
@@ -6690,6 +6894,7 @@
               </w:rPr>
               <w:t>FuelConsumption</w:t>
             </w:r>
+            <w:proofErr w:type="spellEnd"/>
           </w:p>
         </w:tc>
         <w:tc>
@@ -6838,6 +7043,7 @@
               </w:rPr>
               <w:t xml:space="preserve"> </w:t>
             </w:r>
+            <w:proofErr w:type="spellStart"/>
             <w:r>
               <w:rPr>
                 <w:rFonts w:ascii="Times New Roman" w:eastAsia="Calibri" w:hAnsi="Times New Roman" w:cs="Times New Roman"/>
@@ -6847,6 +7053,7 @@
               </w:rPr>
               <w:t>CalculationFuel</w:t>
             </w:r>
+            <w:proofErr w:type="spellEnd"/>
           </w:p>
         </w:tc>
         <w:tc>
@@ -6933,17 +7140,31 @@
           <w:lang w:val="en-US"/>
         </w:rPr>
       </w:pPr>
-      <w:r>
-        <w:rPr>
-          <w:rFonts w:ascii="Times New Roman" w:hAnsi="Times New Roman" w:cs="Times New Roman"/>
-          <w:i w:val="0"/>
-          <w:iCs w:val="0"/>
-          <w:color w:val="auto"/>
-          <w:sz w:val="24"/>
-          <w:szCs w:val="24"/>
-          <w:lang w:val="en-US"/>
-        </w:rPr>
-        <w:t xml:space="preserve">Таблица </w:t>
+      <w:proofErr w:type="spellStart"/>
+      <w:r>
+        <w:rPr>
+          <w:rFonts w:ascii="Times New Roman" w:hAnsi="Times New Roman" w:cs="Times New Roman"/>
+          <w:i w:val="0"/>
+          <w:iCs w:val="0"/>
+          <w:color w:val="auto"/>
+          <w:sz w:val="24"/>
+          <w:szCs w:val="24"/>
+          <w:lang w:val="en-US"/>
+        </w:rPr>
+        <w:t>Таблица</w:t>
+      </w:r>
+      <w:proofErr w:type="spellEnd"/>
+      <w:r>
+        <w:rPr>
+          <w:rFonts w:ascii="Times New Roman" w:hAnsi="Times New Roman" w:cs="Times New Roman"/>
+          <w:i w:val="0"/>
+          <w:iCs w:val="0"/>
+          <w:color w:val="auto"/>
+          <w:sz w:val="24"/>
+          <w:szCs w:val="24"/>
+          <w:lang w:val="en-US"/>
+        </w:rPr>
+        <w:t xml:space="preserve"> </w:t>
       </w:r>
       <w:r>
         <w:rPr>
@@ -7016,8 +7237,61 @@
           <w:szCs w:val="24"/>
           <w:lang w:val="en-US"/>
         </w:rPr>
-        <w:t xml:space="preserve"> – Описание класса </w:t>
-      </w:r>
+        <w:t xml:space="preserve"> – </w:t>
+      </w:r>
+      <w:proofErr w:type="spellStart"/>
+      <w:r>
+        <w:rPr>
+          <w:rFonts w:ascii="Times New Roman" w:hAnsi="Times New Roman" w:cs="Times New Roman"/>
+          <w:i w:val="0"/>
+          <w:iCs w:val="0"/>
+          <w:color w:val="auto"/>
+          <w:sz w:val="24"/>
+          <w:szCs w:val="24"/>
+          <w:lang w:val="en-US"/>
+        </w:rPr>
+        <w:t>Описание</w:t>
+      </w:r>
+      <w:proofErr w:type="spellEnd"/>
+      <w:r>
+        <w:rPr>
+          <w:rFonts w:ascii="Times New Roman" w:hAnsi="Times New Roman" w:cs="Times New Roman"/>
+          <w:i w:val="0"/>
+          <w:iCs w:val="0"/>
+          <w:color w:val="auto"/>
+          <w:sz w:val="24"/>
+          <w:szCs w:val="24"/>
+          <w:lang w:val="en-US"/>
+        </w:rPr>
+        <w:t xml:space="preserve"> </w:t>
+      </w:r>
+      <w:proofErr w:type="spellStart"/>
+      <w:r>
+        <w:rPr>
+          <w:rFonts w:ascii="Times New Roman" w:hAnsi="Times New Roman" w:cs="Times New Roman"/>
+          <w:i w:val="0"/>
+          <w:iCs w:val="0"/>
+          <w:color w:val="auto"/>
+          <w:sz w:val="24"/>
+          <w:szCs w:val="24"/>
+          <w:lang w:val="en-US"/>
+        </w:rPr>
+        <w:t>класса</w:t>
+      </w:r>
+      <w:proofErr w:type="spellEnd"/>
+      <w:r>
+        <w:rPr>
+          <w:rFonts w:ascii="Times New Roman" w:hAnsi="Times New Roman" w:cs="Times New Roman"/>
+          <w:i w:val="0"/>
+          <w:iCs w:val="0"/>
+          <w:color w:val="auto"/>
+          <w:sz w:val="24"/>
+          <w:szCs w:val="24"/>
+          <w:lang w:val="en-US"/>
+        </w:rPr>
+        <w:t xml:space="preserve"> </w:t>
+      </w:r>
+      <w:proofErr w:type="spellStart"/>
       <w:r>
         <w:rPr>
           <w:rFonts w:ascii="Times New Roman" w:hAnsi="Times New Roman" w:cs="Times New Roman"/>
@@ -7030,6 +7304,7 @@
         </w:rPr>
         <w:t>HybridCar</w:t>
       </w:r>
+      <w:proofErr w:type="spellEnd"/>
     </w:p>
     <w:tbl>
       <w:tblPr>
@@ -7062,6 +7337,7 @@
                 <w:lang w:val="en-US"/>
               </w:rPr>
             </w:pPr>
+            <w:proofErr w:type="spellStart"/>
             <w:r>
               <w:rPr>
                 <w:rFonts w:ascii="Times New Roman" w:eastAsia="Calibri" w:hAnsi="Times New Roman" w:cs="Times New Roman"/>
@@ -7071,6 +7347,7 @@
               </w:rPr>
               <w:t>Название</w:t>
             </w:r>
+            <w:proofErr w:type="spellEnd"/>
           </w:p>
         </w:tc>
         <w:tc>
@@ -7088,6 +7365,7 @@
                 <w:lang w:val="en-US"/>
               </w:rPr>
             </w:pPr>
+            <w:proofErr w:type="spellStart"/>
             <w:r>
               <w:rPr>
                 <w:rFonts w:ascii="Times New Roman" w:eastAsia="Calibri" w:hAnsi="Times New Roman" w:cs="Times New Roman"/>
@@ -7097,6 +7375,7 @@
               </w:rPr>
               <w:t>Тип</w:t>
             </w:r>
+            <w:proofErr w:type="spellEnd"/>
           </w:p>
         </w:tc>
         <w:tc>
@@ -7114,6 +7393,7 @@
                 <w:lang w:val="en-US"/>
               </w:rPr>
             </w:pPr>
+            <w:proofErr w:type="spellStart"/>
             <w:r>
               <w:rPr>
                 <w:rFonts w:ascii="Times New Roman" w:eastAsia="Calibri" w:hAnsi="Times New Roman" w:cs="Times New Roman"/>
@@ -7123,6 +7403,7 @@
               </w:rPr>
               <w:t>Описание</w:t>
             </w:r>
+            <w:proofErr w:type="spellEnd"/>
           </w:p>
         </w:tc>
       </w:tr>
@@ -7143,6 +7424,7 @@
                 <w:lang w:val="en-US"/>
               </w:rPr>
             </w:pPr>
+            <w:proofErr w:type="spellStart"/>
             <w:r>
               <w:rPr>
                 <w:rFonts w:ascii="Times New Roman" w:eastAsia="Calibri" w:hAnsi="Times New Roman" w:cs="Times New Roman"/>
@@ -7150,8 +7432,29 @@
                 <w:szCs w:val="24"/>
                 <w:lang w:val="en-US"/>
               </w:rPr>
-              <w:t>Описание класса</w:t>
-            </w:r>
+              <w:t>Описание</w:t>
+            </w:r>
+            <w:proofErr w:type="spellEnd"/>
+            <w:r>
+              <w:rPr>
+                <w:rFonts w:ascii="Times New Roman" w:eastAsia="Calibri" w:hAnsi="Times New Roman" w:cs="Times New Roman"/>
+                <w:sz w:val="24"/>
+                <w:szCs w:val="24"/>
+                <w:lang w:val="en-US"/>
+              </w:rPr>
+              <w:t xml:space="preserve"> </w:t>
+            </w:r>
+            <w:proofErr w:type="spellStart"/>
+            <w:r>
+              <w:rPr>
+                <w:rFonts w:ascii="Times New Roman" w:eastAsia="Calibri" w:hAnsi="Times New Roman" w:cs="Times New Roman"/>
+                <w:sz w:val="24"/>
+                <w:szCs w:val="24"/>
+                <w:lang w:val="en-US"/>
+              </w:rPr>
+              <w:t>класса</w:t>
+            </w:r>
+            <w:proofErr w:type="spellEnd"/>
           </w:p>
         </w:tc>
       </w:tr>
@@ -7188,6 +7491,7 @@
               </w:rPr>
               <w:t xml:space="preserve"> </w:t>
             </w:r>
+            <w:proofErr w:type="spellStart"/>
             <w:r>
               <w:rPr>
                 <w:rFonts w:ascii="Times New Roman" w:hAnsi="Times New Roman" w:cs="Times New Roman"/>
@@ -7197,6 +7501,7 @@
               </w:rPr>
               <w:t>HybridCar</w:t>
             </w:r>
+            <w:proofErr w:type="spellEnd"/>
             <w:r>
               <w:rPr>
                 <w:rFonts w:ascii="Times New Roman" w:eastAsia="Calibri" w:hAnsi="Times New Roman" w:cs="Times New Roman"/>
@@ -7242,6 +7547,7 @@
                 <w:lang w:val="en-US"/>
               </w:rPr>
             </w:pPr>
+            <w:proofErr w:type="spellStart"/>
             <w:r>
               <w:rPr>
                 <w:rFonts w:ascii="Times New Roman" w:eastAsia="Calibri" w:hAnsi="Times New Roman" w:cs="Times New Roman"/>
@@ -7251,6 +7557,7 @@
               </w:rPr>
               <w:t>Поля</w:t>
             </w:r>
+            <w:proofErr w:type="spellEnd"/>
           </w:p>
         </w:tc>
       </w:tr>
@@ -7286,8 +7593,19 @@
                 <w:szCs w:val="24"/>
                 <w:lang w:val="en-US"/>
               </w:rPr>
-              <w:t xml:space="preserve"> _additionalMotor</w:t>
-            </w:r>
+              <w:t xml:space="preserve"> _</w:t>
+            </w:r>
+            <w:proofErr w:type="spellStart"/>
+            <w:r>
+              <w:rPr>
+                <w:rFonts w:ascii="Times New Roman" w:eastAsia="Calibri" w:hAnsi="Times New Roman" w:cs="Times New Roman"/>
+                <w:sz w:val="24"/>
+                <w:szCs w:val="24"/>
+                <w:lang w:val="en-US"/>
+              </w:rPr>
+              <w:t>additionalMotor</w:t>
+            </w:r>
+            <w:proofErr w:type="spellEnd"/>
           </w:p>
         </w:tc>
         <w:tc>
@@ -7304,6 +7622,7 @@
                 <w:szCs w:val="20"/>
               </w:rPr>
             </w:pPr>
+            <w:proofErr w:type="spellStart"/>
             <w:r>
               <w:rPr>
                 <w:rFonts w:ascii="Times New Roman" w:eastAsia="Calibri" w:hAnsi="Times New Roman" w:cs="Times New Roman"/>
@@ -7312,6 +7631,7 @@
               </w:rPr>
               <w:t>Motor</w:t>
             </w:r>
+            <w:proofErr w:type="spellEnd"/>
           </w:p>
         </w:tc>
         <w:tc>
@@ -7356,6 +7676,7 @@
                 <w:lang w:val="en-US"/>
               </w:rPr>
             </w:pPr>
+            <w:proofErr w:type="spellStart"/>
             <w:r>
               <w:rPr>
                 <w:rFonts w:ascii="Times New Roman" w:eastAsia="Calibri" w:hAnsi="Times New Roman" w:cs="Times New Roman"/>
@@ -7365,6 +7686,7 @@
               </w:rPr>
               <w:t>Свойства</w:t>
             </w:r>
+            <w:proofErr w:type="spellEnd"/>
           </w:p>
         </w:tc>
       </w:tr>
@@ -7393,6 +7715,7 @@
               </w:rPr>
               <w:t xml:space="preserve">+ </w:t>
             </w:r>
+            <w:proofErr w:type="spellStart"/>
             <w:r>
               <w:rPr>
                 <w:rFonts w:ascii="Times New Roman" w:eastAsia="Calibri" w:hAnsi="Times New Roman" w:cs="Times New Roman"/>
@@ -7402,6 +7725,7 @@
               </w:rPr>
               <w:t>AdditionalMotor</w:t>
             </w:r>
+            <w:proofErr w:type="spellEnd"/>
           </w:p>
         </w:tc>
         <w:tc>
@@ -7418,6 +7742,7 @@
                 <w:szCs w:val="20"/>
               </w:rPr>
             </w:pPr>
+            <w:proofErr w:type="spellStart"/>
             <w:r>
               <w:rPr>
                 <w:rFonts w:ascii="Times New Roman" w:eastAsia="Calibri" w:hAnsi="Times New Roman" w:cs="Times New Roman"/>
@@ -7426,6 +7751,7 @@
               </w:rPr>
               <w:t>Motor</w:t>
             </w:r>
+            <w:proofErr w:type="spellEnd"/>
           </w:p>
         </w:tc>
         <w:tc>
@@ -7501,6 +7827,7 @@
                 <w:lang w:val="en-US"/>
               </w:rPr>
             </w:pPr>
+            <w:proofErr w:type="spellStart"/>
             <w:r>
               <w:rPr>
                 <w:rFonts w:ascii="Times New Roman" w:eastAsia="Calibri" w:hAnsi="Times New Roman" w:cs="Times New Roman"/>
@@ -7510,6 +7837,7 @@
               </w:rPr>
               <w:t>Название</w:t>
             </w:r>
+            <w:proofErr w:type="spellEnd"/>
           </w:p>
         </w:tc>
         <w:tc>
@@ -7527,6 +7855,7 @@
                 <w:lang w:val="en-US"/>
               </w:rPr>
             </w:pPr>
+            <w:proofErr w:type="spellStart"/>
             <w:r>
               <w:rPr>
                 <w:rFonts w:ascii="Times New Roman" w:eastAsia="Calibri" w:hAnsi="Times New Roman" w:cs="Times New Roman"/>
@@ -7536,6 +7865,7 @@
               </w:rPr>
               <w:t>Тип</w:t>
             </w:r>
+            <w:proofErr w:type="spellEnd"/>
           </w:p>
         </w:tc>
         <w:tc>
@@ -7552,6 +7882,7 @@
                 <w:szCs w:val="24"/>
               </w:rPr>
             </w:pPr>
+            <w:proofErr w:type="spellStart"/>
             <w:r>
               <w:rPr>
                 <w:rFonts w:ascii="Times New Roman" w:eastAsia="Calibri" w:hAnsi="Times New Roman" w:cs="Times New Roman"/>
@@ -7561,6 +7892,7 @@
               </w:rPr>
               <w:t>Описание</w:t>
             </w:r>
+            <w:proofErr w:type="spellEnd"/>
           </w:p>
         </w:tc>
       </w:tr>
@@ -7671,8 +8003,19 @@
                 <w:szCs w:val="24"/>
                 <w:lang w:val="en-US"/>
               </w:rPr>
-              <w:t>+ TypeTransport</w:t>
-            </w:r>
+              <w:t xml:space="preserve">+ </w:t>
+            </w:r>
+            <w:proofErr w:type="spellStart"/>
+            <w:r>
+              <w:rPr>
+                <w:rFonts w:ascii="Times New Roman" w:eastAsia="Calibri" w:hAnsi="Times New Roman" w:cs="Times New Roman"/>
+                <w:sz w:val="24"/>
+                <w:szCs w:val="24"/>
+                <w:lang w:val="en-US"/>
+              </w:rPr>
+              <w:t>TypeTransport</w:t>
+            </w:r>
+            <w:proofErr w:type="spellEnd"/>
           </w:p>
         </w:tc>
         <w:tc>
@@ -7757,8 +8100,19 @@
                 <w:szCs w:val="24"/>
                 <w:lang w:val="en-US"/>
               </w:rPr>
-              <w:t>+ FuelConsumption</w:t>
-            </w:r>
+              <w:t xml:space="preserve">+ </w:t>
+            </w:r>
+            <w:proofErr w:type="spellStart"/>
+            <w:r>
+              <w:rPr>
+                <w:rFonts w:ascii="Times New Roman" w:eastAsia="Calibri" w:hAnsi="Times New Roman" w:cs="Times New Roman"/>
+                <w:sz w:val="24"/>
+                <w:szCs w:val="24"/>
+                <w:lang w:val="en-US"/>
+              </w:rPr>
+              <w:t>FuelConsumption</w:t>
+            </w:r>
+            <w:proofErr w:type="spellEnd"/>
           </w:p>
         </w:tc>
         <w:tc>
@@ -7907,6 +8261,7 @@
               </w:rPr>
               <w:t xml:space="preserve"> </w:t>
             </w:r>
+            <w:proofErr w:type="spellStart"/>
             <w:r>
               <w:rPr>
                 <w:rFonts w:ascii="Times New Roman" w:eastAsia="Calibri" w:hAnsi="Times New Roman" w:cs="Times New Roman"/>
@@ -7916,6 +8271,7 @@
               </w:rPr>
               <w:t>CalculationFuel</w:t>
             </w:r>
+            <w:proofErr w:type="spellEnd"/>
           </w:p>
         </w:tc>
         <w:tc>
@@ -8010,17 +8366,31 @@
           <w:lang w:val="en-US"/>
         </w:rPr>
       </w:pPr>
-      <w:r>
-        <w:rPr>
-          <w:rFonts w:ascii="Times New Roman" w:hAnsi="Times New Roman" w:cs="Times New Roman"/>
-          <w:i w:val="0"/>
-          <w:iCs w:val="0"/>
-          <w:color w:val="auto"/>
-          <w:sz w:val="24"/>
-          <w:szCs w:val="24"/>
-          <w:lang w:val="en-US"/>
-        </w:rPr>
-        <w:t xml:space="preserve">Таблица </w:t>
+      <w:proofErr w:type="spellStart"/>
+      <w:r>
+        <w:rPr>
+          <w:rFonts w:ascii="Times New Roman" w:hAnsi="Times New Roman" w:cs="Times New Roman"/>
+          <w:i w:val="0"/>
+          <w:iCs w:val="0"/>
+          <w:color w:val="auto"/>
+          <w:sz w:val="24"/>
+          <w:szCs w:val="24"/>
+          <w:lang w:val="en-US"/>
+        </w:rPr>
+        <w:t>Таблица</w:t>
+      </w:r>
+      <w:proofErr w:type="spellEnd"/>
+      <w:r>
+        <w:rPr>
+          <w:rFonts w:ascii="Times New Roman" w:hAnsi="Times New Roman" w:cs="Times New Roman"/>
+          <w:i w:val="0"/>
+          <w:iCs w:val="0"/>
+          <w:color w:val="auto"/>
+          <w:sz w:val="24"/>
+          <w:szCs w:val="24"/>
+          <w:lang w:val="en-US"/>
+        </w:rPr>
+        <w:t xml:space="preserve"> </w:t>
       </w:r>
       <w:r>
         <w:rPr>
@@ -8093,7 +8463,59 @@
           <w:szCs w:val="24"/>
           <w:lang w:val="en-US"/>
         </w:rPr>
-        <w:t xml:space="preserve"> – Описание класса </w:t>
+        <w:t xml:space="preserve"> – </w:t>
+      </w:r>
+      <w:proofErr w:type="spellStart"/>
+      <w:r>
+        <w:rPr>
+          <w:rFonts w:ascii="Times New Roman" w:hAnsi="Times New Roman" w:cs="Times New Roman"/>
+          <w:i w:val="0"/>
+          <w:iCs w:val="0"/>
+          <w:color w:val="auto"/>
+          <w:sz w:val="24"/>
+          <w:szCs w:val="24"/>
+          <w:lang w:val="en-US"/>
+        </w:rPr>
+        <w:t>Описание</w:t>
+      </w:r>
+      <w:proofErr w:type="spellEnd"/>
+      <w:r>
+        <w:rPr>
+          <w:rFonts w:ascii="Times New Roman" w:hAnsi="Times New Roman" w:cs="Times New Roman"/>
+          <w:i w:val="0"/>
+          <w:iCs w:val="0"/>
+          <w:color w:val="auto"/>
+          <w:sz w:val="24"/>
+          <w:szCs w:val="24"/>
+          <w:lang w:val="en-US"/>
+        </w:rPr>
+        <w:t xml:space="preserve"> </w:t>
+      </w:r>
+      <w:proofErr w:type="spellStart"/>
+      <w:r>
+        <w:rPr>
+          <w:rFonts w:ascii="Times New Roman" w:hAnsi="Times New Roman" w:cs="Times New Roman"/>
+          <w:i w:val="0"/>
+          <w:iCs w:val="0"/>
+          <w:color w:val="auto"/>
+          <w:sz w:val="24"/>
+          <w:szCs w:val="24"/>
+          <w:lang w:val="en-US"/>
+        </w:rPr>
+        <w:t>класса</w:t>
+      </w:r>
+      <w:proofErr w:type="spellEnd"/>
+      <w:r>
+        <w:rPr>
+          <w:rFonts w:ascii="Times New Roman" w:hAnsi="Times New Roman" w:cs="Times New Roman"/>
+          <w:i w:val="0"/>
+          <w:iCs w:val="0"/>
+          <w:color w:val="auto"/>
+          <w:sz w:val="24"/>
+          <w:szCs w:val="24"/>
+          <w:lang w:val="en-US"/>
+        </w:rPr>
+        <w:t xml:space="preserve"> </w:t>
       </w:r>
       <w:r>
         <w:rPr>
@@ -8139,6 +8561,7 @@
                 <w:lang w:val="en-US"/>
               </w:rPr>
             </w:pPr>
+            <w:proofErr w:type="spellStart"/>
             <w:r>
               <w:rPr>
                 <w:rFonts w:ascii="Times New Roman" w:eastAsia="Calibri" w:hAnsi="Times New Roman" w:cs="Times New Roman"/>
@@ -8148,6 +8571,7 @@
               </w:rPr>
               <w:t>Название</w:t>
             </w:r>
+            <w:proofErr w:type="spellEnd"/>
           </w:p>
         </w:tc>
         <w:tc>
@@ -8165,6 +8589,7 @@
                 <w:lang w:val="en-US"/>
               </w:rPr>
             </w:pPr>
+            <w:proofErr w:type="spellStart"/>
             <w:r>
               <w:rPr>
                 <w:rFonts w:ascii="Times New Roman" w:eastAsia="Calibri" w:hAnsi="Times New Roman" w:cs="Times New Roman"/>
@@ -8174,6 +8599,7 @@
               </w:rPr>
               <w:t>Тип</w:t>
             </w:r>
+            <w:proofErr w:type="spellEnd"/>
           </w:p>
         </w:tc>
         <w:tc>
@@ -8191,6 +8617,7 @@
                 <w:lang w:val="en-US"/>
               </w:rPr>
             </w:pPr>
+            <w:proofErr w:type="spellStart"/>
             <w:r>
               <w:rPr>
                 <w:rFonts w:ascii="Times New Roman" w:eastAsia="Calibri" w:hAnsi="Times New Roman" w:cs="Times New Roman"/>
@@ -8200,6 +8627,7 @@
               </w:rPr>
               <w:t>Описание</w:t>
             </w:r>
+            <w:proofErr w:type="spellEnd"/>
           </w:p>
         </w:tc>
       </w:tr>
@@ -8220,6 +8648,7 @@
                 <w:lang w:val="en-US"/>
               </w:rPr>
             </w:pPr>
+            <w:proofErr w:type="spellStart"/>
             <w:r>
               <w:rPr>
                 <w:rFonts w:ascii="Times New Roman" w:eastAsia="Calibri" w:hAnsi="Times New Roman" w:cs="Times New Roman"/>
@@ -8227,8 +8656,29 @@
                 <w:szCs w:val="24"/>
                 <w:lang w:val="en-US"/>
               </w:rPr>
-              <w:t>Описание класса</w:t>
-            </w:r>
+              <w:t>Описание</w:t>
+            </w:r>
+            <w:proofErr w:type="spellEnd"/>
+            <w:r>
+              <w:rPr>
+                <w:rFonts w:ascii="Times New Roman" w:eastAsia="Calibri" w:hAnsi="Times New Roman" w:cs="Times New Roman"/>
+                <w:sz w:val="24"/>
+                <w:szCs w:val="24"/>
+                <w:lang w:val="en-US"/>
+              </w:rPr>
+              <w:t xml:space="preserve"> </w:t>
+            </w:r>
+            <w:proofErr w:type="spellStart"/>
+            <w:r>
+              <w:rPr>
+                <w:rFonts w:ascii="Times New Roman" w:eastAsia="Calibri" w:hAnsi="Times New Roman" w:cs="Times New Roman"/>
+                <w:sz w:val="24"/>
+                <w:szCs w:val="24"/>
+                <w:lang w:val="en-US"/>
+              </w:rPr>
+              <w:t>класса</w:t>
+            </w:r>
+            <w:proofErr w:type="spellEnd"/>
           </w:p>
         </w:tc>
       </w:tr>
@@ -8311,6 +8761,7 @@
                 <w:lang w:val="en-US"/>
               </w:rPr>
             </w:pPr>
+            <w:proofErr w:type="spellStart"/>
             <w:r>
               <w:rPr>
                 <w:rFonts w:ascii="Times New Roman" w:eastAsia="Calibri" w:hAnsi="Times New Roman" w:cs="Times New Roman"/>
@@ -8320,6 +8771,7 @@
               </w:rPr>
               <w:t>Поля</w:t>
             </w:r>
+            <w:proofErr w:type="spellEnd"/>
           </w:p>
         </w:tc>
       </w:tr>
@@ -8366,6 +8818,7 @@
               </w:rPr>
               <w:t>_</w:t>
             </w:r>
+            <w:proofErr w:type="spellStart"/>
             <w:r>
               <w:rPr>
                 <w:rFonts w:ascii="Times New Roman" w:eastAsia="Calibri" w:hAnsi="Times New Roman" w:cs="Times New Roman"/>
@@ -8375,6 +8828,7 @@
               </w:rPr>
               <w:t>bladeLength</w:t>
             </w:r>
+            <w:proofErr w:type="spellEnd"/>
           </w:p>
         </w:tc>
         <w:tc>
@@ -8418,6 +8872,7 @@
                 <w:lang w:val="en-US"/>
               </w:rPr>
             </w:pPr>
+            <w:proofErr w:type="spellStart"/>
             <w:r>
               <w:rPr>
                 <w:rFonts w:ascii="Times New Roman" w:eastAsia="Calibri" w:hAnsi="Times New Roman" w:cs="Times New Roman"/>
@@ -8425,8 +8880,49 @@
                 <w:szCs w:val="24"/>
                 <w:lang w:val="en-US"/>
               </w:rPr>
-              <w:t>Длина лопастей вертолета</w:t>
-            </w:r>
+              <w:t>Длина</w:t>
+            </w:r>
+            <w:proofErr w:type="spellEnd"/>
+            <w:r>
+              <w:rPr>
+                <w:rFonts w:ascii="Times New Roman" w:eastAsia="Calibri" w:hAnsi="Times New Roman" w:cs="Times New Roman"/>
+                <w:sz w:val="24"/>
+                <w:szCs w:val="24"/>
+                <w:lang w:val="en-US"/>
+              </w:rPr>
+              <w:t xml:space="preserve"> </w:t>
+            </w:r>
+            <w:proofErr w:type="spellStart"/>
+            <w:r>
+              <w:rPr>
+                <w:rFonts w:ascii="Times New Roman" w:eastAsia="Calibri" w:hAnsi="Times New Roman" w:cs="Times New Roman"/>
+                <w:sz w:val="24"/>
+                <w:szCs w:val="24"/>
+                <w:lang w:val="en-US"/>
+              </w:rPr>
+              <w:t>лопастей</w:t>
+            </w:r>
+            <w:proofErr w:type="spellEnd"/>
+            <w:r>
+              <w:rPr>
+                <w:rFonts w:ascii="Times New Roman" w:eastAsia="Calibri" w:hAnsi="Times New Roman" w:cs="Times New Roman"/>
+                <w:sz w:val="24"/>
+                <w:szCs w:val="24"/>
+                <w:lang w:val="en-US"/>
+              </w:rPr>
+              <w:t xml:space="preserve"> </w:t>
+            </w:r>
+            <w:proofErr w:type="spellStart"/>
+            <w:r>
+              <w:rPr>
+                <w:rFonts w:ascii="Times New Roman" w:eastAsia="Calibri" w:hAnsi="Times New Roman" w:cs="Times New Roman"/>
+                <w:sz w:val="24"/>
+                <w:szCs w:val="24"/>
+                <w:lang w:val="en-US"/>
+              </w:rPr>
+              <w:t>вертолета</w:t>
+            </w:r>
+            <w:proofErr w:type="spellEnd"/>
           </w:p>
         </w:tc>
       </w:tr>
@@ -8513,6 +9009,7 @@
                 <w:szCs w:val="24"/>
               </w:rPr>
             </w:pPr>
+            <w:proofErr w:type="spellStart"/>
             <w:r>
               <w:rPr>
                 <w:rFonts w:ascii="Times New Roman" w:eastAsia="Calibri" w:hAnsi="Times New Roman" w:cs="Times New Roman"/>
@@ -8522,6 +9019,7 @@
               </w:rPr>
               <w:t>Двигатель</w:t>
             </w:r>
+            <w:proofErr w:type="spellEnd"/>
           </w:p>
         </w:tc>
       </w:tr>
@@ -8542,6 +9040,7 @@
                 <w:lang w:val="en-US"/>
               </w:rPr>
             </w:pPr>
+            <w:proofErr w:type="spellStart"/>
             <w:r>
               <w:rPr>
                 <w:rFonts w:ascii="Times New Roman" w:eastAsia="Calibri" w:hAnsi="Times New Roman" w:cs="Times New Roman"/>
@@ -8551,6 +9050,7 @@
               </w:rPr>
               <w:t>Свойства</w:t>
             </w:r>
+            <w:proofErr w:type="spellEnd"/>
           </w:p>
         </w:tc>
       </w:tr>
@@ -8575,8 +9075,18 @@
                 <w:sz w:val="24"/>
                 <w:szCs w:val="20"/>
               </w:rPr>
-              <w:t>+ BladeLength</w:t>
-            </w:r>
+              <w:t xml:space="preserve">+ </w:t>
+            </w:r>
+            <w:proofErr w:type="spellStart"/>
+            <w:r>
+              <w:rPr>
+                <w:rFonts w:ascii="Times New Roman" w:eastAsia="Calibri" w:hAnsi="Times New Roman" w:cs="Times New Roman"/>
+                <w:sz w:val="24"/>
+                <w:szCs w:val="20"/>
+              </w:rPr>
+              <w:t>BladeLength</w:t>
+            </w:r>
+            <w:proofErr w:type="spellEnd"/>
           </w:p>
         </w:tc>
         <w:tc>
@@ -8593,6 +9103,7 @@
                 <w:szCs w:val="20"/>
               </w:rPr>
             </w:pPr>
+            <w:proofErr w:type="spellStart"/>
             <w:r>
               <w:rPr>
                 <w:rFonts w:ascii="Times New Roman" w:eastAsia="Calibri" w:hAnsi="Times New Roman" w:cs="Times New Roman"/>
@@ -8601,6 +9112,7 @@
               </w:rPr>
               <w:t>double</w:t>
             </w:r>
+            <w:proofErr w:type="spellEnd"/>
           </w:p>
         </w:tc>
         <w:tc>
@@ -8813,8 +9325,19 @@
                 <w:szCs w:val="24"/>
                 <w:lang w:val="en-US"/>
               </w:rPr>
-              <w:t>+ TypeTransport</w:t>
-            </w:r>
+              <w:t xml:space="preserve">+ </w:t>
+            </w:r>
+            <w:proofErr w:type="spellStart"/>
+            <w:r>
+              <w:rPr>
+                <w:rFonts w:ascii="Times New Roman" w:eastAsia="Calibri" w:hAnsi="Times New Roman" w:cs="Times New Roman"/>
+                <w:sz w:val="24"/>
+                <w:szCs w:val="24"/>
+                <w:lang w:val="en-US"/>
+              </w:rPr>
+              <w:t>TypeTransport</w:t>
+            </w:r>
+            <w:proofErr w:type="spellEnd"/>
           </w:p>
         </w:tc>
         <w:tc>
@@ -8899,8 +9422,19 @@
                 <w:szCs w:val="24"/>
                 <w:lang w:val="en-US"/>
               </w:rPr>
-              <w:t>+ FuelConsumption</w:t>
-            </w:r>
+              <w:t xml:space="preserve">+ </w:t>
+            </w:r>
+            <w:proofErr w:type="spellStart"/>
+            <w:r>
+              <w:rPr>
+                <w:rFonts w:ascii="Times New Roman" w:eastAsia="Calibri" w:hAnsi="Times New Roman" w:cs="Times New Roman"/>
+                <w:sz w:val="24"/>
+                <w:szCs w:val="24"/>
+                <w:lang w:val="en-US"/>
+              </w:rPr>
+              <w:t>FuelConsumption</w:t>
+            </w:r>
+            <w:proofErr w:type="spellEnd"/>
           </w:p>
         </w:tc>
         <w:tc>
@@ -9055,6 +9589,7 @@
               </w:rPr>
               <w:t xml:space="preserve"> </w:t>
             </w:r>
+            <w:proofErr w:type="spellStart"/>
             <w:r>
               <w:rPr>
                 <w:rFonts w:ascii="Times New Roman" w:eastAsia="Calibri" w:hAnsi="Times New Roman" w:cs="Times New Roman"/>
@@ -9064,6 +9599,7 @@
               </w:rPr>
               <w:t>CalculationFuel</w:t>
             </w:r>
+            <w:proofErr w:type="spellEnd"/>
           </w:p>
         </w:tc>
         <w:tc>
@@ -9156,17 +9692,31 @@
           <w:lang w:val="en-US"/>
         </w:rPr>
       </w:pPr>
-      <w:r>
-        <w:rPr>
-          <w:rFonts w:ascii="Times New Roman" w:hAnsi="Times New Roman" w:cs="Times New Roman"/>
-          <w:i w:val="0"/>
-          <w:iCs w:val="0"/>
-          <w:color w:val="auto"/>
-          <w:sz w:val="24"/>
-          <w:szCs w:val="24"/>
-          <w:lang w:val="en-US"/>
-        </w:rPr>
-        <w:t xml:space="preserve">Таблица </w:t>
+      <w:proofErr w:type="spellStart"/>
+      <w:r>
+        <w:rPr>
+          <w:rFonts w:ascii="Times New Roman" w:hAnsi="Times New Roman" w:cs="Times New Roman"/>
+          <w:i w:val="0"/>
+          <w:iCs w:val="0"/>
+          <w:color w:val="auto"/>
+          <w:sz w:val="24"/>
+          <w:szCs w:val="24"/>
+          <w:lang w:val="en-US"/>
+        </w:rPr>
+        <w:t>Таблица</w:t>
+      </w:r>
+      <w:proofErr w:type="spellEnd"/>
+      <w:r>
+        <w:rPr>
+          <w:rFonts w:ascii="Times New Roman" w:hAnsi="Times New Roman" w:cs="Times New Roman"/>
+          <w:i w:val="0"/>
+          <w:iCs w:val="0"/>
+          <w:color w:val="auto"/>
+          <w:sz w:val="24"/>
+          <w:szCs w:val="24"/>
+          <w:lang w:val="en-US"/>
+        </w:rPr>
+        <w:t xml:space="preserve"> </w:t>
       </w:r>
       <w:r>
         <w:rPr>
@@ -9239,7 +9789,59 @@
           <w:szCs w:val="24"/>
           <w:lang w:val="en-US"/>
         </w:rPr>
-        <w:t xml:space="preserve"> – Описание класса </w:t>
+        <w:t xml:space="preserve"> – </w:t>
+      </w:r>
+      <w:proofErr w:type="spellStart"/>
+      <w:r>
+        <w:rPr>
+          <w:rFonts w:ascii="Times New Roman" w:hAnsi="Times New Roman" w:cs="Times New Roman"/>
+          <w:i w:val="0"/>
+          <w:iCs w:val="0"/>
+          <w:color w:val="auto"/>
+          <w:sz w:val="24"/>
+          <w:szCs w:val="24"/>
+          <w:lang w:val="en-US"/>
+        </w:rPr>
+        <w:t>Описание</w:t>
+      </w:r>
+      <w:proofErr w:type="spellEnd"/>
+      <w:r>
+        <w:rPr>
+          <w:rFonts w:ascii="Times New Roman" w:hAnsi="Times New Roman" w:cs="Times New Roman"/>
+          <w:i w:val="0"/>
+          <w:iCs w:val="0"/>
+          <w:color w:val="auto"/>
+          <w:sz w:val="24"/>
+          <w:szCs w:val="24"/>
+          <w:lang w:val="en-US"/>
+        </w:rPr>
+        <w:t xml:space="preserve"> </w:t>
+      </w:r>
+      <w:proofErr w:type="spellStart"/>
+      <w:r>
+        <w:rPr>
+          <w:rFonts w:ascii="Times New Roman" w:hAnsi="Times New Roman" w:cs="Times New Roman"/>
+          <w:i w:val="0"/>
+          <w:iCs w:val="0"/>
+          <w:color w:val="auto"/>
+          <w:sz w:val="24"/>
+          <w:szCs w:val="24"/>
+          <w:lang w:val="en-US"/>
+        </w:rPr>
+        <w:t>класса</w:t>
+      </w:r>
+      <w:proofErr w:type="spellEnd"/>
+      <w:r>
+        <w:rPr>
+          <w:rFonts w:ascii="Times New Roman" w:hAnsi="Times New Roman" w:cs="Times New Roman"/>
+          <w:i w:val="0"/>
+          <w:iCs w:val="0"/>
+          <w:color w:val="auto"/>
+          <w:sz w:val="24"/>
+          <w:szCs w:val="24"/>
+          <w:lang w:val="en-US"/>
+        </w:rPr>
+        <w:t xml:space="preserve"> </w:t>
       </w:r>
       <w:r>
         <w:rPr>
@@ -9285,6 +9887,7 @@
                 <w:lang w:val="en-US"/>
               </w:rPr>
             </w:pPr>
+            <w:proofErr w:type="spellStart"/>
             <w:r>
               <w:rPr>
                 <w:rFonts w:ascii="Times New Roman" w:eastAsia="Calibri" w:hAnsi="Times New Roman" w:cs="Times New Roman"/>
@@ -9294,6 +9897,7 @@
               </w:rPr>
               <w:t>Название</w:t>
             </w:r>
+            <w:proofErr w:type="spellEnd"/>
           </w:p>
         </w:tc>
         <w:tc>
@@ -9311,6 +9915,7 @@
                 <w:lang w:val="en-US"/>
               </w:rPr>
             </w:pPr>
+            <w:proofErr w:type="spellStart"/>
             <w:r>
               <w:rPr>
                 <w:rFonts w:ascii="Times New Roman" w:eastAsia="Calibri" w:hAnsi="Times New Roman" w:cs="Times New Roman"/>
@@ -9320,6 +9925,7 @@
               </w:rPr>
               <w:t>Тип</w:t>
             </w:r>
+            <w:proofErr w:type="spellEnd"/>
           </w:p>
         </w:tc>
         <w:tc>
@@ -9337,6 +9943,7 @@
                 <w:lang w:val="en-US"/>
               </w:rPr>
             </w:pPr>
+            <w:proofErr w:type="spellStart"/>
             <w:r>
               <w:rPr>
                 <w:rFonts w:ascii="Times New Roman" w:eastAsia="Calibri" w:hAnsi="Times New Roman" w:cs="Times New Roman"/>
@@ -9346,6 +9953,7 @@
               </w:rPr>
               <w:t>Описание</w:t>
             </w:r>
+            <w:proofErr w:type="spellEnd"/>
           </w:p>
         </w:tc>
       </w:tr>
@@ -9366,6 +9974,7 @@
                 <w:lang w:val="en-US"/>
               </w:rPr>
             </w:pPr>
+            <w:proofErr w:type="spellStart"/>
             <w:r>
               <w:rPr>
                 <w:rFonts w:ascii="Times New Roman" w:eastAsia="Calibri" w:hAnsi="Times New Roman" w:cs="Times New Roman"/>
@@ -9373,8 +9982,29 @@
                 <w:szCs w:val="24"/>
                 <w:lang w:val="en-US"/>
               </w:rPr>
-              <w:t>Описание класса</w:t>
-            </w:r>
+              <w:t>Описание</w:t>
+            </w:r>
+            <w:proofErr w:type="spellEnd"/>
+            <w:r>
+              <w:rPr>
+                <w:rFonts w:ascii="Times New Roman" w:eastAsia="Calibri" w:hAnsi="Times New Roman" w:cs="Times New Roman"/>
+                <w:sz w:val="24"/>
+                <w:szCs w:val="24"/>
+                <w:lang w:val="en-US"/>
+              </w:rPr>
+              <w:t xml:space="preserve"> </w:t>
+            </w:r>
+            <w:proofErr w:type="spellStart"/>
+            <w:r>
+              <w:rPr>
+                <w:rFonts w:ascii="Times New Roman" w:eastAsia="Calibri" w:hAnsi="Times New Roman" w:cs="Times New Roman"/>
+                <w:sz w:val="24"/>
+                <w:szCs w:val="24"/>
+                <w:lang w:val="en-US"/>
+              </w:rPr>
+              <w:t>класса</w:t>
+            </w:r>
+            <w:proofErr w:type="spellEnd"/>
           </w:p>
         </w:tc>
       </w:tr>
@@ -9466,6 +10096,7 @@
                 <w:lang w:val="en-US"/>
               </w:rPr>
             </w:pPr>
+            <w:proofErr w:type="spellStart"/>
             <w:r>
               <w:rPr>
                 <w:rFonts w:ascii="Times New Roman" w:eastAsia="Calibri" w:hAnsi="Times New Roman" w:cs="Times New Roman"/>
@@ -9475,6 +10106,7 @@
               </w:rPr>
               <w:t>Поля</w:t>
             </w:r>
+            <w:proofErr w:type="spellEnd"/>
           </w:p>
         </w:tc>
       </w:tr>
@@ -9573,6 +10205,7 @@
                 <w:lang w:val="en-US"/>
               </w:rPr>
             </w:pPr>
+            <w:proofErr w:type="spellStart"/>
             <w:r>
               <w:rPr>
                 <w:rFonts w:ascii="Times New Roman" w:eastAsia="Calibri" w:hAnsi="Times New Roman" w:cs="Times New Roman"/>
@@ -9580,8 +10213,49 @@
                 <w:szCs w:val="24"/>
                 <w:lang w:val="en-US"/>
               </w:rPr>
-              <w:t>Длина лопастей вертолета</w:t>
-            </w:r>
+              <w:t>Длина</w:t>
+            </w:r>
+            <w:proofErr w:type="spellEnd"/>
+            <w:r>
+              <w:rPr>
+                <w:rFonts w:ascii="Times New Roman" w:eastAsia="Calibri" w:hAnsi="Times New Roman" w:cs="Times New Roman"/>
+                <w:sz w:val="24"/>
+                <w:szCs w:val="24"/>
+                <w:lang w:val="en-US"/>
+              </w:rPr>
+              <w:t xml:space="preserve"> </w:t>
+            </w:r>
+            <w:proofErr w:type="spellStart"/>
+            <w:r>
+              <w:rPr>
+                <w:rFonts w:ascii="Times New Roman" w:eastAsia="Calibri" w:hAnsi="Times New Roman" w:cs="Times New Roman"/>
+                <w:sz w:val="24"/>
+                <w:szCs w:val="24"/>
+                <w:lang w:val="en-US"/>
+              </w:rPr>
+              <w:t>лопастей</w:t>
+            </w:r>
+            <w:proofErr w:type="spellEnd"/>
+            <w:r>
+              <w:rPr>
+                <w:rFonts w:ascii="Times New Roman" w:eastAsia="Calibri" w:hAnsi="Times New Roman" w:cs="Times New Roman"/>
+                <w:sz w:val="24"/>
+                <w:szCs w:val="24"/>
+                <w:lang w:val="en-US"/>
+              </w:rPr>
+              <w:t xml:space="preserve"> </w:t>
+            </w:r>
+            <w:proofErr w:type="spellStart"/>
+            <w:r>
+              <w:rPr>
+                <w:rFonts w:ascii="Times New Roman" w:eastAsia="Calibri" w:hAnsi="Times New Roman" w:cs="Times New Roman"/>
+                <w:sz w:val="24"/>
+                <w:szCs w:val="24"/>
+                <w:lang w:val="en-US"/>
+              </w:rPr>
+              <w:t>вертолета</w:t>
+            </w:r>
+            <w:proofErr w:type="spellEnd"/>
           </w:p>
         </w:tc>
       </w:tr>
@@ -9625,8 +10299,19 @@
                 <w:szCs w:val="24"/>
                 <w:lang w:val="en-US"/>
               </w:rPr>
-              <w:t>_typesFuel</w:t>
-            </w:r>
+              <w:t>_</w:t>
+            </w:r>
+            <w:proofErr w:type="spellStart"/>
+            <w:r>
+              <w:rPr>
+                <w:rFonts w:ascii="Times New Roman" w:eastAsia="Calibri" w:hAnsi="Times New Roman" w:cs="Times New Roman"/>
+                <w:sz w:val="24"/>
+                <w:szCs w:val="24"/>
+                <w:lang w:val="en-US"/>
+              </w:rPr>
+              <w:t>typesFuel</w:t>
+            </w:r>
+            <w:proofErr w:type="spellEnd"/>
           </w:p>
         </w:tc>
         <w:tc>
@@ -9671,7 +10356,27 @@
                 <w:szCs w:val="24"/>
                 <w:lang w:val="en-US"/>
               </w:rPr>
-              <w:t>&lt;TypeFuel, string&gt;</w:t>
+              <w:t>&lt;</w:t>
+            </w:r>
+            <w:proofErr w:type="spellStart"/>
+            <w:r>
+              <w:rPr>
+                <w:rFonts w:ascii="Times New Roman" w:eastAsia="Calibri" w:hAnsi="Times New Roman" w:cs="Times New Roman"/>
+                <w:sz w:val="24"/>
+                <w:szCs w:val="24"/>
+                <w:lang w:val="en-US"/>
+              </w:rPr>
+              <w:t>TypeFuel</w:t>
+            </w:r>
+            <w:proofErr w:type="spellEnd"/>
+            <w:r>
+              <w:rPr>
+                <w:rFonts w:ascii="Times New Roman" w:eastAsia="Calibri" w:hAnsi="Times New Roman" w:cs="Times New Roman"/>
+                <w:sz w:val="24"/>
+                <w:szCs w:val="24"/>
+                <w:lang w:val="en-US"/>
+              </w:rPr>
+              <w:t>, string&gt;</w:t>
             </w:r>
           </w:p>
         </w:tc>
@@ -9689,6 +10394,7 @@
                 <w:lang w:val="en-US"/>
               </w:rPr>
             </w:pPr>
+            <w:proofErr w:type="spellStart"/>
             <w:r>
               <w:rPr>
                 <w:rFonts w:ascii="Times New Roman" w:eastAsia="Calibri" w:hAnsi="Times New Roman" w:cs="Times New Roman"/>
@@ -9698,6 +10404,7 @@
               </w:rPr>
               <w:t>Словарь</w:t>
             </w:r>
+            <w:proofErr w:type="spellEnd"/>
             <w:r>
               <w:rPr>
                 <w:rFonts w:ascii="Times New Roman" w:eastAsia="Calibri" w:hAnsi="Times New Roman" w:cs="Times New Roman"/>
@@ -9713,7 +10420,17 @@
                 <w:szCs w:val="24"/>
                 <w:lang w:val="en-US"/>
               </w:rPr>
-              <w:t xml:space="preserve"> тип</w:t>
+              <w:t xml:space="preserve"> </w:t>
+            </w:r>
+            <w:proofErr w:type="spellStart"/>
+            <w:r>
+              <w:rPr>
+                <w:rFonts w:ascii="Times New Roman" w:eastAsia="Calibri" w:hAnsi="Times New Roman" w:cs="Times New Roman"/>
+                <w:sz w:val="24"/>
+                <w:szCs w:val="24"/>
+                <w:lang w:val="en-US"/>
+              </w:rPr>
+              <w:t>тип</w:t>
             </w:r>
             <w:r>
               <w:rPr>
@@ -9723,6 +10440,7 @@
               </w:rPr>
               <w:t>ами</w:t>
             </w:r>
+            <w:proofErr w:type="spellEnd"/>
             <w:r>
               <w:rPr>
                 <w:rFonts w:ascii="Times New Roman" w:eastAsia="Calibri" w:hAnsi="Times New Roman" w:cs="Times New Roman"/>
@@ -9730,8 +10448,19 @@
                 <w:szCs w:val="24"/>
                 <w:lang w:val="en-US"/>
               </w:rPr>
-              <w:t xml:space="preserve"> топлива</w:t>
-            </w:r>
+              <w:t xml:space="preserve"> </w:t>
+            </w:r>
+            <w:proofErr w:type="spellStart"/>
+            <w:r>
+              <w:rPr>
+                <w:rFonts w:ascii="Times New Roman" w:eastAsia="Calibri" w:hAnsi="Times New Roman" w:cs="Times New Roman"/>
+                <w:sz w:val="24"/>
+                <w:szCs w:val="24"/>
+                <w:lang w:val="en-US"/>
+              </w:rPr>
+              <w:t>топлива</w:t>
+            </w:r>
+            <w:proofErr w:type="spellEnd"/>
           </w:p>
         </w:tc>
       </w:tr>
@@ -9752,6 +10481,7 @@
                 <w:lang w:val="en-US"/>
               </w:rPr>
             </w:pPr>
+            <w:proofErr w:type="spellStart"/>
             <w:r>
               <w:rPr>
                 <w:rFonts w:ascii="Times New Roman" w:eastAsia="Calibri" w:hAnsi="Times New Roman" w:cs="Times New Roman"/>
@@ -9761,6 +10491,7 @@
               </w:rPr>
               <w:t>Свойства</w:t>
             </w:r>
+            <w:proofErr w:type="spellEnd"/>
           </w:p>
         </w:tc>
       </w:tr>
@@ -9812,6 +10543,7 @@
                 <w:szCs w:val="20"/>
               </w:rPr>
             </w:pPr>
+            <w:proofErr w:type="spellStart"/>
             <w:r>
               <w:rPr>
                 <w:rFonts w:ascii="Times New Roman" w:eastAsia="Calibri" w:hAnsi="Times New Roman" w:cs="Times New Roman"/>
@@ -9820,6 +10552,7 @@
               </w:rPr>
               <w:t>double</w:t>
             </w:r>
+            <w:proofErr w:type="spellEnd"/>
           </w:p>
         </w:tc>
         <w:tc>
@@ -9871,6 +10604,7 @@
               </w:rPr>
               <w:t xml:space="preserve">+ </w:t>
             </w:r>
+            <w:proofErr w:type="spellStart"/>
             <w:r>
               <w:rPr>
                 <w:rFonts w:ascii="Times New Roman" w:eastAsia="Calibri" w:hAnsi="Times New Roman" w:cs="Times New Roman"/>
@@ -9880,6 +10614,7 @@
               </w:rPr>
               <w:t>TypeFuel</w:t>
             </w:r>
+            <w:proofErr w:type="spellEnd"/>
           </w:p>
         </w:tc>
         <w:tc>
@@ -9896,6 +10631,7 @@
                 <w:szCs w:val="20"/>
               </w:rPr>
             </w:pPr>
+            <w:proofErr w:type="spellStart"/>
             <w:r>
               <w:rPr>
                 <w:rFonts w:ascii="Times New Roman" w:eastAsia="Calibri" w:hAnsi="Times New Roman" w:cs="Times New Roman"/>
@@ -9904,6 +10640,7 @@
               </w:rPr>
               <w:t>TypeFuel</w:t>
             </w:r>
+            <w:proofErr w:type="spellEnd"/>
           </w:p>
         </w:tc>
         <w:tc>
@@ -10087,6 +10824,7 @@
               </w:rPr>
               <w:t xml:space="preserve"> </w:t>
             </w:r>
+            <w:proofErr w:type="spellStart"/>
             <w:r>
               <w:rPr>
                 <w:rFonts w:ascii="Times New Roman" w:eastAsia="Calibri" w:hAnsi="Times New Roman" w:cs="Times New Roman"/>
@@ -10096,6 +10834,7 @@
               </w:rPr>
               <w:t>СalculateConsumption</w:t>
             </w:r>
+            <w:proofErr w:type="spellEnd"/>
           </w:p>
         </w:tc>
         <w:tc>
@@ -10175,11 +10914,11 @@
           <w:szCs w:val="28"/>
         </w:rPr>
       </w:pPr>
-      <w:bookmarkStart w:id="23" w:name="_Toc136600558"/>
-      <w:bookmarkStart w:id="24" w:name="_Toc74956676"/>
-      <w:bookmarkStart w:id="25" w:name="_Toc74829067"/>
-      <w:bookmarkStart w:id="26" w:name="_Toc168496199"/>
-      <w:bookmarkStart w:id="27" w:name="_Toc169642560"/>
+      <w:bookmarkStart w:id="24" w:name="_Toc136600558"/>
+      <w:bookmarkStart w:id="25" w:name="_Toc74956676"/>
+      <w:bookmarkStart w:id="26" w:name="_Toc74829067"/>
+      <w:bookmarkStart w:id="27" w:name="_Toc168496199"/>
+      <w:bookmarkStart w:id="28" w:name="_Toc169642560"/>
       <w:r>
         <w:rPr>
           <w:rFonts w:ascii="Times New Roman" w:hAnsi="Times New Roman" w:cs="Times New Roman"/>
@@ -10189,13 +10928,25 @@
           <w:szCs w:val="28"/>
         </w:rPr>
         <w:lastRenderedPageBreak/>
-        <w:t>Дерево ветвлений Git</w:t>
-      </w:r>
-      <w:bookmarkEnd w:id="23"/>
+        <w:t xml:space="preserve">Дерево ветвлений </w:t>
+      </w:r>
+      <w:proofErr w:type="spellStart"/>
+      <w:r>
+        <w:rPr>
+          <w:rFonts w:ascii="Times New Roman" w:hAnsi="Times New Roman" w:cs="Times New Roman"/>
+          <w:b/>
+          <w:bCs/>
+          <w:sz w:val="28"/>
+          <w:szCs w:val="28"/>
+        </w:rPr>
+        <w:t>Git</w:t>
+      </w:r>
       <w:bookmarkEnd w:id="24"/>
       <w:bookmarkEnd w:id="25"/>
       <w:bookmarkEnd w:id="26"/>
       <w:bookmarkEnd w:id="27"/>
+      <w:bookmarkEnd w:id="28"/>
+      <w:proofErr w:type="spellEnd"/>
     </w:p>
     <w:p>
       <w:pPr>
@@ -10257,6 +11008,7 @@
       <w:r>
         <w:rPr>
           <w:rFonts w:ascii="Times New Roman" w:hAnsi="Times New Roman" w:cs="Times New Roman"/>
+          <w:noProof/>
           <w:sz w:val="24"/>
           <w:szCs w:val="24"/>
         </w:rPr>
@@ -10439,11 +11191,11 @@
           <w:szCs w:val="28"/>
         </w:rPr>
       </w:pPr>
-      <w:bookmarkStart w:id="28" w:name="_Toc136600559"/>
-      <w:bookmarkStart w:id="29" w:name="_Toc74956677"/>
-      <w:bookmarkStart w:id="30" w:name="_Toc74829068"/>
-      <w:bookmarkStart w:id="31" w:name="_Toc168496200"/>
-      <w:bookmarkStart w:id="32" w:name="_Toc169642561"/>
+      <w:bookmarkStart w:id="29" w:name="_Toc136600559"/>
+      <w:bookmarkStart w:id="30" w:name="_Toc74956677"/>
+      <w:bookmarkStart w:id="31" w:name="_Toc74829068"/>
+      <w:bookmarkStart w:id="32" w:name="_Toc168496200"/>
+      <w:bookmarkStart w:id="33" w:name="_Toc169642561"/>
       <w:r>
         <w:rPr>
           <w:rFonts w:ascii="Times New Roman" w:hAnsi="Times New Roman" w:cs="Times New Roman"/>
@@ -10455,11 +11207,11 @@
         <w:lastRenderedPageBreak/>
         <w:t>Тестирование программы</w:t>
       </w:r>
-      <w:bookmarkEnd w:id="28"/>
       <w:bookmarkEnd w:id="29"/>
       <w:bookmarkEnd w:id="30"/>
       <w:bookmarkEnd w:id="31"/>
       <w:bookmarkEnd w:id="32"/>
+      <w:bookmarkEnd w:id="33"/>
     </w:p>
     <w:p>
       <w:pPr>
@@ -10475,7 +11227,7 @@
           <w:szCs w:val="28"/>
         </w:rPr>
       </w:pPr>
-      <w:bookmarkStart w:id="33" w:name="_Toc169642562"/>
+      <w:bookmarkStart w:id="34" w:name="_Toc169642562"/>
       <w:r>
         <w:rPr>
           <w:rFonts w:ascii="Times New Roman" w:hAnsi="Times New Roman" w:cs="Times New Roman"/>
@@ -10520,7 +11272,7 @@
         </w:rPr>
         <w:t xml:space="preserve"> и «Отменить»</w:t>
       </w:r>
-      <w:bookmarkEnd w:id="33"/>
+      <w:bookmarkEnd w:id="34"/>
     </w:p>
     <w:p>
       <w:pPr>
@@ -11663,7 +12415,7 @@
           <w:szCs w:val="28"/>
         </w:rPr>
       </w:pPr>
-      <w:bookmarkStart w:id="34" w:name="_Toc169642563"/>
+      <w:bookmarkStart w:id="35" w:name="_Toc169642563"/>
       <w:r>
         <w:rPr>
           <w:rFonts w:ascii="Times New Roman" w:hAnsi="Times New Roman" w:cs="Times New Roman"/>
@@ -11697,7 +12449,7 @@
         </w:rPr>
         <w:t>Тестирование кнопки «Удалить»</w:t>
       </w:r>
-      <w:bookmarkEnd w:id="34"/>
+      <w:bookmarkEnd w:id="35"/>
     </w:p>
     <w:p>
       <w:pPr>
@@ -12352,7 +13104,7 @@
           <w:szCs w:val="28"/>
         </w:rPr>
       </w:pPr>
-      <w:bookmarkStart w:id="35" w:name="_Toc169642564"/>
+      <w:bookmarkStart w:id="36" w:name="_Toc169642564"/>
       <w:r>
         <w:rPr>
           <w:rFonts w:ascii="Times New Roman" w:hAnsi="Times New Roman" w:cs="Times New Roman"/>
@@ -12414,7 +13166,7 @@
         </w:rPr>
         <w:t xml:space="preserve"> и «Сбросить»</w:t>
       </w:r>
-      <w:bookmarkEnd w:id="35"/>
+      <w:bookmarkEnd w:id="36"/>
     </w:p>
     <w:p>
       <w:pPr>
@@ -14495,7 +15247,7 @@
           <w:szCs w:val="28"/>
         </w:rPr>
       </w:pPr>
-      <w:bookmarkStart w:id="36" w:name="_Toc169642565"/>
+      <w:bookmarkStart w:id="37" w:name="_Toc169642565"/>
       <w:r>
         <w:rPr>
           <w:rFonts w:ascii="Times New Roman" w:hAnsi="Times New Roman" w:cs="Times New Roman"/>
@@ -14546,7 +15298,7 @@
         </w:rPr>
         <w:t xml:space="preserve"> «Сохранить»</w:t>
       </w:r>
-      <w:bookmarkEnd w:id="36"/>
+      <w:bookmarkEnd w:id="37"/>
     </w:p>
     <w:p>
       <w:pPr>
@@ -14864,6 +15616,7 @@
       <w:r>
         <w:rPr>
           <w:rFonts w:ascii="Times New Roman" w:hAnsi="Times New Roman" w:cs="Times New Roman"/>
+          <w:noProof/>
           <w:sz w:val="24"/>
           <w:szCs w:val="24"/>
         </w:rPr>
@@ -15234,7 +15987,7 @@
           <w:szCs w:val="28"/>
         </w:rPr>
       </w:pPr>
-      <w:bookmarkStart w:id="37" w:name="_Toc169642566"/>
+      <w:bookmarkStart w:id="38" w:name="_Toc169642566"/>
       <w:r>
         <w:rPr>
           <w:rFonts w:ascii="Times New Roman" w:hAnsi="Times New Roman" w:cs="Times New Roman"/>
@@ -15306,7 +16059,7 @@
         </w:rPr>
         <w:t>»</w:t>
       </w:r>
-      <w:bookmarkEnd w:id="37"/>
+      <w:bookmarkEnd w:id="38"/>
     </w:p>
     <w:p/>
     <w:p>
@@ -15352,6 +16105,7 @@
       <w:r>
         <w:rPr>
           <w:rFonts w:ascii="Times New Roman" w:hAnsi="Times New Roman" w:cs="Times New Roman"/>
+          <w:noProof/>
           <w:sz w:val="24"/>
           <w:szCs w:val="24"/>
         </w:rPr>
@@ -15391,8 +16145,6 @@
           </wp:inline>
         </w:drawing>
       </w:r>
-      <w:bookmarkStart w:id="38" w:name="_GoBack"/>
-      <w:bookmarkEnd w:id="38"/>
     </w:p>
     <w:p>
       <w:pPr>
@@ -16012,7 +16764,43 @@
           <w:sz w:val="28"/>
           <w:szCs w:val="28"/>
         </w:rPr>
-        <w:t>1. А.А. Калентьев, Д.В. Гарайс, А.Е. Горяинов Новые технологии в программировании, Учебное пособие, Томск «Эль Контент» 2014, – 176 с.</w:t>
+        <w:t xml:space="preserve">1. А.А. </w:t>
+      </w:r>
+      <w:proofErr w:type="spellStart"/>
+      <w:r>
+        <w:rPr>
+          <w:rFonts w:ascii="Times New Roman" w:hAnsi="Times New Roman" w:cs="Times New Roman"/>
+          <w:sz w:val="28"/>
+          <w:szCs w:val="28"/>
+        </w:rPr>
+        <w:t>Калентьев</w:t>
+      </w:r>
+      <w:proofErr w:type="spellEnd"/>
+      <w:r>
+        <w:rPr>
+          <w:rFonts w:ascii="Times New Roman" w:hAnsi="Times New Roman" w:cs="Times New Roman"/>
+          <w:sz w:val="28"/>
+          <w:szCs w:val="28"/>
+        </w:rPr>
+        <w:t xml:space="preserve">, Д.В. </w:t>
+      </w:r>
+      <w:proofErr w:type="spellStart"/>
+      <w:r>
+        <w:rPr>
+          <w:rFonts w:ascii="Times New Roman" w:hAnsi="Times New Roman" w:cs="Times New Roman"/>
+          <w:sz w:val="28"/>
+          <w:szCs w:val="28"/>
+        </w:rPr>
+        <w:t>Гарайс</w:t>
+      </w:r>
+      <w:proofErr w:type="spellEnd"/>
+      <w:r>
+        <w:rPr>
+          <w:rFonts w:ascii="Times New Roman" w:hAnsi="Times New Roman" w:cs="Times New Roman"/>
+          <w:sz w:val="28"/>
+          <w:szCs w:val="28"/>
+        </w:rPr>
+        <w:t>, А.Е. Горяинов Новые технологии в программировании, Учебное пособие, Томск «Эль Контент» 2014, – 176 с.</w:t>
       </w:r>
     </w:p>
     <w:p>
@@ -16197,6 +16985,7 @@
         </w:rPr>
         <w:t xml:space="preserve">Заказчик: </w:t>
       </w:r>
+      <w:proofErr w:type="spellStart"/>
       <w:r>
         <w:rPr>
           <w:rFonts w:ascii="Times New Roman" w:hAnsi="Times New Roman"/>
@@ -16223,7 +17012,31 @@
           <w:rFonts w:ascii="Times New Roman" w:hAnsi="Times New Roman"/>
           <w:sz w:val="28"/>
         </w:rPr>
-        <w:t>.н, доцент КСУП ТУСУР Калентьев А. А.</w:t>
+        <w:t>.н</w:t>
+      </w:r>
+      <w:proofErr w:type="spellEnd"/>
+      <w:r>
+        <w:rPr>
+          <w:rFonts w:ascii="Times New Roman" w:hAnsi="Times New Roman"/>
+          <w:sz w:val="28"/>
+        </w:rPr>
+        <w:t xml:space="preserve">, доцент КСУП ТУСУР </w:t>
+      </w:r>
+      <w:proofErr w:type="spellStart"/>
+      <w:r>
+        <w:rPr>
+          <w:rFonts w:ascii="Times New Roman" w:hAnsi="Times New Roman"/>
+          <w:sz w:val="28"/>
+        </w:rPr>
+        <w:t>Калентьев</w:t>
+      </w:r>
+      <w:proofErr w:type="spellEnd"/>
+      <w:r>
+        <w:rPr>
+          <w:rFonts w:ascii="Times New Roman" w:hAnsi="Times New Roman"/>
+          <w:sz w:val="28"/>
+        </w:rPr>
+        <w:t xml:space="preserve"> А. А.</w:t>
       </w:r>
     </w:p>
     <w:p>
@@ -16485,7 +17298,25 @@
           <w:sz w:val="28"/>
           <w:szCs w:val="28"/>
         </w:rPr>
-        <w:t>Заказчик: КСУП ТУСУР Калентьев А. А.</w:t>
+        <w:t xml:space="preserve">Заказчик: КСУП ТУСУР </w:t>
+      </w:r>
+      <w:proofErr w:type="spellStart"/>
+      <w:r>
+        <w:rPr>
+          <w:rFonts w:ascii="Times New Roman" w:hAnsi="Times New Roman" w:cs="Times New Roman"/>
+          <w:sz w:val="28"/>
+          <w:szCs w:val="28"/>
+        </w:rPr>
+        <w:t>Калентьев</w:t>
+      </w:r>
+      <w:proofErr w:type="spellEnd"/>
+      <w:r>
+        <w:rPr>
+          <w:rFonts w:ascii="Times New Roman" w:hAnsi="Times New Roman" w:cs="Times New Roman"/>
+          <w:sz w:val="28"/>
+          <w:szCs w:val="28"/>
+        </w:rPr>
+        <w:t xml:space="preserve"> А. А.</w:t>
       </w:r>
     </w:p>
     <w:p>
@@ -18248,8 +19079,17 @@
           <w:rFonts w:ascii="Times New Roman" w:hAnsi="Times New Roman"/>
           <w:sz w:val="28"/>
         </w:rPr>
-        <w:t>-файле с расширением *.</w:t>
-      </w:r>
+        <w:t xml:space="preserve">-файле с расширением </w:t>
+      </w:r>
+      <w:proofErr w:type="gramStart"/>
+      <w:r>
+        <w:rPr>
+          <w:rFonts w:ascii="Times New Roman" w:hAnsi="Times New Roman"/>
+          <w:sz w:val="28"/>
+        </w:rPr>
+        <w:t>*.</w:t>
+      </w:r>
+      <w:proofErr w:type="spellStart"/>
       <w:r>
         <w:rPr>
           <w:rFonts w:ascii="Times New Roman" w:hAnsi="Times New Roman"/>
@@ -18258,6 +19098,8 @@
         </w:rPr>
         <w:t>tran</w:t>
       </w:r>
+      <w:proofErr w:type="spellEnd"/>
+      <w:proofErr w:type="gramEnd"/>
       <w:r>
         <w:rPr>
           <w:rFonts w:ascii="Times New Roman" w:hAnsi="Times New Roman"/>
@@ -18306,6 +19148,7 @@
         </w:rPr>
         <w:t>&lt;</w:t>
       </w:r>
+      <w:proofErr w:type="spellStart"/>
       <w:r>
         <w:rPr>
           <w:rFonts w:ascii="Times New Roman" w:hAnsi="Times New Roman"/>
@@ -18317,6 +19160,7 @@
         </w:rPr>
         <w:t>ArrayOfTransportBase</w:t>
       </w:r>
+      <w:proofErr w:type="spellEnd"/>
       <w:r>
         <w:rPr>
           <w:rFonts w:ascii="Times New Roman" w:hAnsi="Times New Roman"/>
@@ -18331,7 +19175,21 @@
         <w:rPr>
           <w:rFonts w:ascii="Times New Roman" w:hAnsi="Times New Roman"/>
         </w:rPr>
-        <w:t xml:space="preserve"> &lt;!-- </w:t>
+        <w:t xml:space="preserve"> </w:t>
+      </w:r>
+      <w:proofErr w:type="gramStart"/>
+      <w:r>
+        <w:rPr>
+          <w:rFonts w:ascii="Times New Roman" w:hAnsi="Times New Roman"/>
+        </w:rPr>
+        <w:t>&lt;!--</w:t>
+      </w:r>
+      <w:proofErr w:type="gramEnd"/>
+      <w:r>
+        <w:rPr>
+          <w:rFonts w:ascii="Times New Roman" w:hAnsi="Times New Roman"/>
+        </w:rPr>
+        <w:t xml:space="preserve"> </w:t>
       </w:r>
       <w:r>
         <w:rPr>
@@ -18389,6 +19247,7 @@
         </w:rPr>
         <w:t>&lt;</w:t>
       </w:r>
+      <w:proofErr w:type="spellStart"/>
       <w:r>
         <w:rPr>
           <w:rFonts w:ascii="Times New Roman" w:hAnsi="Times New Roman"/>
@@ -18400,6 +19259,7 @@
         </w:rPr>
         <w:t>TransportBase</w:t>
       </w:r>
+      <w:proofErr w:type="spellEnd"/>
       <w:r>
         <w:rPr>
           <w:rFonts w:ascii="Times New Roman" w:hAnsi="Times New Roman"/>
@@ -18470,11 +19330,19 @@
         <w:t xml:space="preserve"> </w:t>
       </w:r>
       <w:bookmarkStart w:id="40" w:name="_Hlk169392073"/>
-      <w:r>
-        <w:rPr>
-          <w:rFonts w:ascii="Times New Roman" w:hAnsi="Times New Roman"/>
-        </w:rPr>
-        <w:t xml:space="preserve">&lt;!-- </w:t>
+      <w:proofErr w:type="gramStart"/>
+      <w:r>
+        <w:rPr>
+          <w:rFonts w:ascii="Times New Roman" w:hAnsi="Times New Roman"/>
+        </w:rPr>
+        <w:t>&lt;!--</w:t>
+      </w:r>
+      <w:proofErr w:type="gramEnd"/>
+      <w:r>
+        <w:rPr>
+          <w:rFonts w:ascii="Times New Roman" w:hAnsi="Times New Roman"/>
+        </w:rPr>
+        <w:t xml:space="preserve"> </w:t>
       </w:r>
       <w:r>
         <w:rPr>
@@ -18552,6 +19420,7 @@
         </w:rPr>
         <w:t>&lt;/</w:t>
       </w:r>
+      <w:proofErr w:type="spellStart"/>
       <w:r>
         <w:rPr>
           <w:rFonts w:ascii="Times New Roman" w:hAnsi="Times New Roman"/>
@@ -18563,6 +19432,7 @@
         </w:rPr>
         <w:t>TransportBase</w:t>
       </w:r>
+      <w:proofErr w:type="spellEnd"/>
       <w:r>
         <w:rPr>
           <w:rFonts w:ascii="Times New Roman" w:hAnsi="Times New Roman"/>
@@ -18590,12 +19460,21 @@
         </w:rPr>
         <w:t xml:space="preserve">  </w:t>
       </w:r>
-      <w:r>
-        <w:rPr>
-          <w:rFonts w:ascii="Times New Roman" w:hAnsi="Times New Roman"/>
-        </w:rPr>
-        <w:t xml:space="preserve">&lt;!-- Возможно, другие элементы </w:t>
-      </w:r>
+      <w:proofErr w:type="gramStart"/>
+      <w:r>
+        <w:rPr>
+          <w:rFonts w:ascii="Times New Roman" w:hAnsi="Times New Roman"/>
+        </w:rPr>
+        <w:t>&lt;!--</w:t>
+      </w:r>
+      <w:proofErr w:type="gramEnd"/>
+      <w:r>
+        <w:rPr>
+          <w:rFonts w:ascii="Times New Roman" w:hAnsi="Times New Roman"/>
+        </w:rPr>
+        <w:t xml:space="preserve"> Возможно, другие элементы </w:t>
+      </w:r>
+      <w:proofErr w:type="spellStart"/>
       <w:r>
         <w:rPr>
           <w:rFonts w:ascii="Times New Roman" w:hAnsi="Times New Roman"/>
@@ -18605,6 +19484,7 @@
         </w:rPr>
         <w:t>TransportBase</w:t>
       </w:r>
+      <w:proofErr w:type="spellEnd"/>
       <w:r>
         <w:rPr>
           <w:rFonts w:ascii="Times New Roman" w:hAnsi="Times New Roman"/>
@@ -18647,6 +19527,7 @@
         </w:rPr>
         <w:t>&lt;/</w:t>
       </w:r>
+      <w:proofErr w:type="spellStart"/>
       <w:r>
         <w:rPr>
           <w:rFonts w:ascii="Times New Roman" w:hAnsi="Times New Roman"/>
@@ -18658,6 +19539,7 @@
         </w:rPr>
         <w:t>ArrayOfTransportBase</w:t>
       </w:r>
+      <w:proofErr w:type="spellEnd"/>
       <w:r>
         <w:rPr>
           <w:rFonts w:ascii="Times New Roman" w:hAnsi="Times New Roman"/>
@@ -18720,6 +19602,7 @@
         </w:rPr>
         <w:t xml:space="preserve"> внутри элемента </w:t>
       </w:r>
+      <w:proofErr w:type="spellStart"/>
       <w:r>
         <w:rPr>
           <w:rFonts w:ascii="Times New Roman" w:hAnsi="Times New Roman"/>
@@ -18730,6 +19613,7 @@
         </w:rPr>
         <w:t>TransportBase</w:t>
       </w:r>
+      <w:proofErr w:type="spellEnd"/>
       <w:r>
         <w:rPr>
           <w:rFonts w:ascii="Times New Roman" w:hAnsi="Times New Roman"/>
@@ -18874,7 +19758,57 @@
           <w:szCs w:val="24"/>
           <w:lang w:val="en-US"/>
         </w:rPr>
-        <w:t>&lt;TransportBase xsi:type="Car"&gt;</w:t>
+        <w:t>&lt;</w:t>
+      </w:r>
+      <w:proofErr w:type="spellStart"/>
+      <w:r>
+        <w:rPr>
+          <w:rFonts w:ascii="Times New Roman" w:hAnsi="Times New Roman"/>
+          <w:b/>
+          <w:bCs/>
+          <w:sz w:val="24"/>
+          <w:szCs w:val="24"/>
+          <w:lang w:val="en-US"/>
+        </w:rPr>
+        <w:t>TransportBase</w:t>
+      </w:r>
+      <w:proofErr w:type="spellEnd"/>
+      <w:r>
+        <w:rPr>
+          <w:rFonts w:ascii="Times New Roman" w:hAnsi="Times New Roman"/>
+          <w:b/>
+          <w:bCs/>
+          <w:sz w:val="24"/>
+          <w:szCs w:val="24"/>
+          <w:lang w:val="en-US"/>
+        </w:rPr>
+        <w:t xml:space="preserve"> </w:t>
+      </w:r>
+      <w:proofErr w:type="spellStart"/>
+      <w:proofErr w:type="gramStart"/>
+      <w:r>
+        <w:rPr>
+          <w:rFonts w:ascii="Times New Roman" w:hAnsi="Times New Roman"/>
+          <w:b/>
+          <w:bCs/>
+          <w:sz w:val="24"/>
+          <w:szCs w:val="24"/>
+          <w:lang w:val="en-US"/>
+        </w:rPr>
+        <w:t>xsi:type</w:t>
+      </w:r>
+      <w:proofErr w:type="spellEnd"/>
+      <w:proofErr w:type="gramEnd"/>
+      <w:r>
+        <w:rPr>
+          <w:rFonts w:ascii="Times New Roman" w:hAnsi="Times New Roman"/>
+          <w:b/>
+          <w:bCs/>
+          <w:sz w:val="24"/>
+          <w:szCs w:val="24"/>
+          <w:lang w:val="en-US"/>
+        </w:rPr>
+        <w:t>="Car"&gt;</w:t>
       </w:r>
     </w:p>
     <w:p>
@@ -18902,12 +19836,21 @@
         </w:rPr>
         <w:t xml:space="preserve">    &lt;Mass&gt;</w:t>
       </w:r>
-      <w:r>
-        <w:rPr>
-          <w:rFonts w:ascii="Times New Roman" w:hAnsi="Times New Roman"/>
-          <w:lang w:val="en-US"/>
-        </w:rPr>
-        <w:t xml:space="preserve">&lt;!-- </w:t>
+      <w:proofErr w:type="gramStart"/>
+      <w:r>
+        <w:rPr>
+          <w:rFonts w:ascii="Times New Roman" w:hAnsi="Times New Roman"/>
+          <w:lang w:val="en-US"/>
+        </w:rPr>
+        <w:t>&lt;!--</w:t>
+      </w:r>
+      <w:proofErr w:type="gramEnd"/>
+      <w:r>
+        <w:rPr>
+          <w:rFonts w:ascii="Times New Roman" w:hAnsi="Times New Roman"/>
+          <w:lang w:val="en-US"/>
+        </w:rPr>
+        <w:t xml:space="preserve"> </w:t>
       </w:r>
       <w:r>
         <w:rPr>
@@ -18959,12 +19902,21 @@
         </w:rPr>
         <w:t xml:space="preserve">    &lt;Motor&gt;</w:t>
       </w:r>
-      <w:r>
-        <w:rPr>
-          <w:rFonts w:ascii="Times New Roman" w:hAnsi="Times New Roman"/>
-          <w:lang w:val="en-US"/>
-        </w:rPr>
-        <w:t xml:space="preserve">&lt;!-- </w:t>
+      <w:proofErr w:type="gramStart"/>
+      <w:r>
+        <w:rPr>
+          <w:rFonts w:ascii="Times New Roman" w:hAnsi="Times New Roman"/>
+          <w:lang w:val="en-US"/>
+        </w:rPr>
+        <w:t>&lt;!--</w:t>
+      </w:r>
+      <w:proofErr w:type="gramEnd"/>
+      <w:r>
+        <w:rPr>
+          <w:rFonts w:ascii="Times New Roman" w:hAnsi="Times New Roman"/>
+          <w:lang w:val="en-US"/>
+        </w:rPr>
+        <w:t xml:space="preserve"> </w:t>
       </w:r>
       <w:r>
         <w:rPr>
@@ -19005,12 +19957,21 @@
         </w:rPr>
         <w:t xml:space="preserve">      &lt;Capacity&gt;</w:t>
       </w:r>
-      <w:r>
-        <w:rPr>
-          <w:rFonts w:ascii="Times New Roman" w:hAnsi="Times New Roman"/>
-          <w:lang w:val="en-US"/>
-        </w:rPr>
-        <w:t xml:space="preserve">&lt;!-- </w:t>
+      <w:proofErr w:type="gramStart"/>
+      <w:r>
+        <w:rPr>
+          <w:rFonts w:ascii="Times New Roman" w:hAnsi="Times New Roman"/>
+          <w:lang w:val="en-US"/>
+        </w:rPr>
+        <w:t>&lt;!--</w:t>
+      </w:r>
+      <w:proofErr w:type="gramEnd"/>
+      <w:r>
+        <w:rPr>
+          <w:rFonts w:ascii="Times New Roman" w:hAnsi="Times New Roman"/>
+          <w:lang w:val="en-US"/>
+        </w:rPr>
+        <w:t xml:space="preserve"> </w:t>
       </w:r>
       <w:r>
         <w:rPr>
@@ -19073,14 +20034,47 @@
           <w:szCs w:val="24"/>
           <w:lang w:val="en-US"/>
         </w:rPr>
-        <w:t xml:space="preserve">      &lt;TypeFuel&gt;</w:t>
-      </w:r>
-      <w:r>
-        <w:rPr>
-          <w:rFonts w:ascii="Times New Roman" w:hAnsi="Times New Roman"/>
-          <w:lang w:val="en-US"/>
-        </w:rPr>
-        <w:t xml:space="preserve">&lt;!-- </w:t>
+        <w:t xml:space="preserve">      &lt;</w:t>
+      </w:r>
+      <w:proofErr w:type="spellStart"/>
+      <w:r>
+        <w:rPr>
+          <w:rFonts w:ascii="Times New Roman" w:hAnsi="Times New Roman"/>
+          <w:b/>
+          <w:bCs/>
+          <w:sz w:val="24"/>
+          <w:szCs w:val="24"/>
+          <w:lang w:val="en-US"/>
+        </w:rPr>
+        <w:t>TypeFuel</w:t>
+      </w:r>
+      <w:proofErr w:type="spellEnd"/>
+      <w:r>
+        <w:rPr>
+          <w:rFonts w:ascii="Times New Roman" w:hAnsi="Times New Roman"/>
+          <w:b/>
+          <w:bCs/>
+          <w:sz w:val="24"/>
+          <w:szCs w:val="24"/>
+          <w:lang w:val="en-US"/>
+        </w:rPr>
+        <w:t>&gt;</w:t>
+      </w:r>
+      <w:proofErr w:type="gramStart"/>
+      <w:r>
+        <w:rPr>
+          <w:rFonts w:ascii="Times New Roman" w:hAnsi="Times New Roman"/>
+          <w:lang w:val="en-US"/>
+        </w:rPr>
+        <w:t>&lt;!--</w:t>
+      </w:r>
+      <w:proofErr w:type="gramEnd"/>
+      <w:r>
+        <w:rPr>
+          <w:rFonts w:ascii="Times New Roman" w:hAnsi="Times New Roman"/>
+          <w:lang w:val="en-US"/>
+        </w:rPr>
+        <w:t xml:space="preserve"> </w:t>
       </w:r>
       <w:r>
         <w:rPr>
@@ -19117,7 +20111,31 @@
           <w:szCs w:val="24"/>
           <w:lang w:val="en-US"/>
         </w:rPr>
-        <w:t>&lt;/TypeFuel&gt;</w:t>
+        <w:t>&lt;/</w:t>
+      </w:r>
+      <w:proofErr w:type="spellStart"/>
+      <w:r>
+        <w:rPr>
+          <w:rFonts w:ascii="Times New Roman" w:hAnsi="Times New Roman"/>
+          <w:b/>
+          <w:bCs/>
+          <w:sz w:val="24"/>
+          <w:szCs w:val="24"/>
+          <w:lang w:val="en-US"/>
+        </w:rPr>
+        <w:t>TypeFuel</w:t>
+      </w:r>
+      <w:proofErr w:type="spellEnd"/>
+      <w:r>
+        <w:rPr>
+          <w:rFonts w:ascii="Times New Roman" w:hAnsi="Times New Roman"/>
+          <w:b/>
+          <w:bCs/>
+          <w:sz w:val="24"/>
+          <w:szCs w:val="24"/>
+          <w:lang w:val="en-US"/>
+        </w:rPr>
+        <w:t>&gt;</w:t>
       </w:r>
     </w:p>
     <w:p>
@@ -19180,7 +20198,31 @@
           <w:szCs w:val="24"/>
           <w:lang w:val="en-US"/>
         </w:rPr>
-        <w:t xml:space="preserve">  &lt;/TransportBase&gt;</w:t>
+        <w:t xml:space="preserve">  &lt;/</w:t>
+      </w:r>
+      <w:proofErr w:type="spellStart"/>
+      <w:r>
+        <w:rPr>
+          <w:rFonts w:ascii="Times New Roman" w:hAnsi="Times New Roman"/>
+          <w:b/>
+          <w:bCs/>
+          <w:sz w:val="24"/>
+          <w:szCs w:val="24"/>
+          <w:lang w:val="en-US"/>
+        </w:rPr>
+        <w:t>TransportBase</w:t>
+      </w:r>
+      <w:proofErr w:type="spellEnd"/>
+      <w:r>
+        <w:rPr>
+          <w:rFonts w:ascii="Times New Roman" w:hAnsi="Times New Roman"/>
+          <w:b/>
+          <w:bCs/>
+          <w:sz w:val="24"/>
+          <w:szCs w:val="24"/>
+          <w:lang w:val="en-US"/>
+        </w:rPr>
+        <w:t>&gt;</w:t>
       </w:r>
     </w:p>
     <w:p>
@@ -19250,6 +20292,7 @@
         </w:rPr>
         <w:t xml:space="preserve"> </w:t>
       </w:r>
+      <w:proofErr w:type="spellStart"/>
       <w:r>
         <w:rPr>
           <w:rFonts w:ascii="Times New Roman" w:hAnsi="Times New Roman"/>
@@ -19260,6 +20303,7 @@
         </w:rPr>
         <w:t>HybridCar</w:t>
       </w:r>
+      <w:proofErr w:type="spellEnd"/>
       <w:r>
         <w:rPr>
           <w:rFonts w:ascii="Times New Roman" w:hAnsi="Times New Roman"/>
@@ -19307,7 +20351,81 @@
           <w:szCs w:val="24"/>
           <w:lang w:val="en-US"/>
         </w:rPr>
-        <w:t>&lt;TransportBase xsi:type="HybridCar"&gt;</w:t>
+        <w:t>&lt;</w:t>
+      </w:r>
+      <w:proofErr w:type="spellStart"/>
+      <w:r>
+        <w:rPr>
+          <w:rFonts w:ascii="Times New Roman" w:hAnsi="Times New Roman"/>
+          <w:b/>
+          <w:bCs/>
+          <w:sz w:val="24"/>
+          <w:szCs w:val="24"/>
+          <w:lang w:val="en-US"/>
+        </w:rPr>
+        <w:t>TransportBase</w:t>
+      </w:r>
+      <w:proofErr w:type="spellEnd"/>
+      <w:r>
+        <w:rPr>
+          <w:rFonts w:ascii="Times New Roman" w:hAnsi="Times New Roman"/>
+          <w:b/>
+          <w:bCs/>
+          <w:sz w:val="24"/>
+          <w:szCs w:val="24"/>
+          <w:lang w:val="en-US"/>
+        </w:rPr>
+        <w:t xml:space="preserve"> </w:t>
+      </w:r>
+      <w:proofErr w:type="spellStart"/>
+      <w:proofErr w:type="gramStart"/>
+      <w:r>
+        <w:rPr>
+          <w:rFonts w:ascii="Times New Roman" w:hAnsi="Times New Roman"/>
+          <w:b/>
+          <w:bCs/>
+          <w:sz w:val="24"/>
+          <w:szCs w:val="24"/>
+          <w:lang w:val="en-US"/>
+        </w:rPr>
+        <w:t>xsi:type</w:t>
+      </w:r>
+      <w:proofErr w:type="spellEnd"/>
+      <w:proofErr w:type="gramEnd"/>
+      <w:r>
+        <w:rPr>
+          <w:rFonts w:ascii="Times New Roman" w:hAnsi="Times New Roman"/>
+          <w:b/>
+          <w:bCs/>
+          <w:sz w:val="24"/>
+          <w:szCs w:val="24"/>
+          <w:lang w:val="en-US"/>
+        </w:rPr>
+        <w:t>="</w:t>
+      </w:r>
+      <w:proofErr w:type="spellStart"/>
+      <w:r>
+        <w:rPr>
+          <w:rFonts w:ascii="Times New Roman" w:hAnsi="Times New Roman"/>
+          <w:b/>
+          <w:bCs/>
+          <w:sz w:val="24"/>
+          <w:szCs w:val="24"/>
+          <w:lang w:val="en-US"/>
+        </w:rPr>
+        <w:t>HybridCar</w:t>
+      </w:r>
+      <w:proofErr w:type="spellEnd"/>
+      <w:r>
+        <w:rPr>
+          <w:rFonts w:ascii="Times New Roman" w:hAnsi="Times New Roman"/>
+          <w:b/>
+          <w:bCs/>
+          <w:sz w:val="24"/>
+          <w:szCs w:val="24"/>
+          <w:lang w:val="en-US"/>
+        </w:rPr>
+        <w:t>"&gt;</w:t>
       </w:r>
     </w:p>
     <w:p>
@@ -19367,12 +20485,21 @@
         </w:rPr>
         <w:t>&gt;</w:t>
       </w:r>
-      <w:r>
-        <w:rPr>
-          <w:rFonts w:ascii="Times New Roman" w:hAnsi="Times New Roman"/>
-          <w:lang w:val="en-US"/>
-        </w:rPr>
-        <w:t xml:space="preserve">&lt;!-- </w:t>
+      <w:proofErr w:type="gramStart"/>
+      <w:r>
+        <w:rPr>
+          <w:rFonts w:ascii="Times New Roman" w:hAnsi="Times New Roman"/>
+          <w:lang w:val="en-US"/>
+        </w:rPr>
+        <w:t>&lt;!--</w:t>
+      </w:r>
+      <w:proofErr w:type="gramEnd"/>
+      <w:r>
+        <w:rPr>
+          <w:rFonts w:ascii="Times New Roman" w:hAnsi="Times New Roman"/>
+          <w:lang w:val="en-US"/>
+        </w:rPr>
+        <w:t xml:space="preserve"> </w:t>
       </w:r>
       <w:r>
         <w:rPr>
@@ -19463,6 +20590,7 @@
         </w:rPr>
         <w:t>Motor</w:t>
       </w:r>
+      <w:proofErr w:type="gramStart"/>
       <w:r>
         <w:rPr>
           <w:rFonts w:ascii="Times New Roman" w:hAnsi="Times New Roman"/>
@@ -19477,7 +20605,14 @@
         <w:rPr>
           <w:rFonts w:ascii="Times New Roman" w:hAnsi="Times New Roman"/>
         </w:rPr>
-        <w:t xml:space="preserve">&lt;!-- </w:t>
+        <w:t>&lt;</w:t>
+      </w:r>
+      <w:proofErr w:type="gramEnd"/>
+      <w:r>
+        <w:rPr>
+          <w:rFonts w:ascii="Times New Roman" w:hAnsi="Times New Roman"/>
+        </w:rPr>
+        <w:t xml:space="preserve">!-- </w:t>
       </w:r>
       <w:r>
         <w:rPr>
@@ -19548,6 +20683,7 @@
         </w:rPr>
         <w:t>Capacity</w:t>
       </w:r>
+      <w:proofErr w:type="gramStart"/>
       <w:r>
         <w:rPr>
           <w:rFonts w:ascii="Times New Roman" w:hAnsi="Times New Roman"/>
@@ -19562,7 +20698,14 @@
         <w:rPr>
           <w:rFonts w:ascii="Times New Roman" w:hAnsi="Times New Roman"/>
         </w:rPr>
-        <w:t xml:space="preserve">&lt;!-- </w:t>
+        <w:t>&lt;</w:t>
+      </w:r>
+      <w:proofErr w:type="gramEnd"/>
+      <w:r>
+        <w:rPr>
+          <w:rFonts w:ascii="Times New Roman" w:hAnsi="Times New Roman"/>
+        </w:rPr>
+        <w:t xml:space="preserve">!-- </w:t>
       </w:r>
       <w:r>
         <w:rPr>
@@ -19643,6 +20786,7 @@
         </w:rPr>
         <w:t xml:space="preserve">      &lt;</w:t>
       </w:r>
+      <w:proofErr w:type="spellStart"/>
       <w:r>
         <w:rPr>
           <w:rFonts w:ascii="Times New Roman" w:hAnsi="Times New Roman"/>
@@ -19654,6 +20798,8 @@
         </w:rPr>
         <w:t>TypeFuel</w:t>
       </w:r>
+      <w:proofErr w:type="spellEnd"/>
+      <w:proofErr w:type="gramStart"/>
       <w:r>
         <w:rPr>
           <w:rFonts w:ascii="Times New Roman" w:hAnsi="Times New Roman"/>
@@ -19668,7 +20814,14 @@
         <w:rPr>
           <w:rFonts w:ascii="Times New Roman" w:hAnsi="Times New Roman"/>
         </w:rPr>
-        <w:t xml:space="preserve">&lt;!-- </w:t>
+        <w:t>&lt;</w:t>
+      </w:r>
+      <w:proofErr w:type="gramEnd"/>
+      <w:r>
+        <w:rPr>
+          <w:rFonts w:ascii="Times New Roman" w:hAnsi="Times New Roman"/>
+        </w:rPr>
+        <w:t xml:space="preserve">!-- </w:t>
       </w:r>
       <w:r>
         <w:rPr>
@@ -19704,6 +20857,7 @@
         </w:rPr>
         <w:t>&lt;/</w:t>
       </w:r>
+      <w:proofErr w:type="spellStart"/>
       <w:r>
         <w:rPr>
           <w:rFonts w:ascii="Times New Roman" w:hAnsi="Times New Roman"/>
@@ -19715,6 +20869,7 @@
         </w:rPr>
         <w:t>TypeFuel</w:t>
       </w:r>
+      <w:proofErr w:type="spellEnd"/>
       <w:r>
         <w:rPr>
           <w:rFonts w:ascii="Times New Roman" w:hAnsi="Times New Roman"/>
@@ -19785,14 +20940,47 @@
           <w:szCs w:val="24"/>
           <w:lang w:val="en-US"/>
         </w:rPr>
-        <w:t xml:space="preserve">    &lt;AdditionalMotor&gt;</w:t>
-      </w:r>
-      <w:r>
-        <w:rPr>
-          <w:rFonts w:ascii="Times New Roman" w:hAnsi="Times New Roman"/>
-          <w:lang w:val="en-US"/>
-        </w:rPr>
-        <w:t xml:space="preserve">&lt;!-- </w:t>
+        <w:t xml:space="preserve">    &lt;</w:t>
+      </w:r>
+      <w:proofErr w:type="spellStart"/>
+      <w:r>
+        <w:rPr>
+          <w:rFonts w:ascii="Times New Roman" w:hAnsi="Times New Roman"/>
+          <w:b/>
+          <w:bCs/>
+          <w:sz w:val="24"/>
+          <w:szCs w:val="24"/>
+          <w:lang w:val="en-US"/>
+        </w:rPr>
+        <w:t>AdditionalMotor</w:t>
+      </w:r>
+      <w:proofErr w:type="spellEnd"/>
+      <w:r>
+        <w:rPr>
+          <w:rFonts w:ascii="Times New Roman" w:hAnsi="Times New Roman"/>
+          <w:b/>
+          <w:bCs/>
+          <w:sz w:val="24"/>
+          <w:szCs w:val="24"/>
+          <w:lang w:val="en-US"/>
+        </w:rPr>
+        <w:t>&gt;</w:t>
+      </w:r>
+      <w:proofErr w:type="gramStart"/>
+      <w:r>
+        <w:rPr>
+          <w:rFonts w:ascii="Times New Roman" w:hAnsi="Times New Roman"/>
+          <w:lang w:val="en-US"/>
+        </w:rPr>
+        <w:t>&lt;!--</w:t>
+      </w:r>
+      <w:proofErr w:type="gramEnd"/>
+      <w:r>
+        <w:rPr>
+          <w:rFonts w:ascii="Times New Roman" w:hAnsi="Times New Roman"/>
+          <w:lang w:val="en-US"/>
+        </w:rPr>
+        <w:t xml:space="preserve"> </w:t>
       </w:r>
       <w:r>
         <w:rPr>
@@ -19868,12 +21056,21 @@
         </w:rPr>
         <w:t>&gt;</w:t>
       </w:r>
-      <w:r>
-        <w:rPr>
-          <w:rFonts w:ascii="Times New Roman" w:hAnsi="Times New Roman"/>
-          <w:lang w:val="en-US"/>
-        </w:rPr>
-        <w:t xml:space="preserve">&lt;!-- </w:t>
+      <w:proofErr w:type="gramStart"/>
+      <w:r>
+        <w:rPr>
+          <w:rFonts w:ascii="Times New Roman" w:hAnsi="Times New Roman"/>
+          <w:lang w:val="en-US"/>
+        </w:rPr>
+        <w:t>&lt;!--</w:t>
+      </w:r>
+      <w:proofErr w:type="gramEnd"/>
+      <w:r>
+        <w:rPr>
+          <w:rFonts w:ascii="Times New Roman" w:hAnsi="Times New Roman"/>
+          <w:lang w:val="en-US"/>
+        </w:rPr>
+        <w:t xml:space="preserve"> </w:t>
       </w:r>
       <w:r>
         <w:rPr>
@@ -19969,14 +21166,47 @@
           <w:szCs w:val="24"/>
           <w:lang w:val="en-US"/>
         </w:rPr>
-        <w:t>&lt;TypeFuel&gt;</w:t>
-      </w:r>
-      <w:r>
-        <w:rPr>
-          <w:rFonts w:ascii="Times New Roman" w:hAnsi="Times New Roman"/>
-          <w:lang w:val="en-US"/>
-        </w:rPr>
-        <w:t xml:space="preserve">&lt;!-- </w:t>
+        <w:t>&lt;</w:t>
+      </w:r>
+      <w:proofErr w:type="spellStart"/>
+      <w:r>
+        <w:rPr>
+          <w:rFonts w:ascii="Times New Roman" w:hAnsi="Times New Roman"/>
+          <w:b/>
+          <w:bCs/>
+          <w:sz w:val="24"/>
+          <w:szCs w:val="24"/>
+          <w:lang w:val="en-US"/>
+        </w:rPr>
+        <w:t>TypeFuel</w:t>
+      </w:r>
+      <w:proofErr w:type="spellEnd"/>
+      <w:r>
+        <w:rPr>
+          <w:rFonts w:ascii="Times New Roman" w:hAnsi="Times New Roman"/>
+          <w:b/>
+          <w:bCs/>
+          <w:sz w:val="24"/>
+          <w:szCs w:val="24"/>
+          <w:lang w:val="en-US"/>
+        </w:rPr>
+        <w:t>&gt;</w:t>
+      </w:r>
+      <w:proofErr w:type="gramStart"/>
+      <w:r>
+        <w:rPr>
+          <w:rFonts w:ascii="Times New Roman" w:hAnsi="Times New Roman"/>
+          <w:lang w:val="en-US"/>
+        </w:rPr>
+        <w:t>&lt;!--</w:t>
+      </w:r>
+      <w:proofErr w:type="gramEnd"/>
+      <w:r>
+        <w:rPr>
+          <w:rFonts w:ascii="Times New Roman" w:hAnsi="Times New Roman"/>
+          <w:lang w:val="en-US"/>
+        </w:rPr>
+        <w:t xml:space="preserve"> </w:t>
       </w:r>
       <w:r>
         <w:rPr>
@@ -20013,7 +21243,31 @@
           <w:szCs w:val="24"/>
           <w:lang w:val="en-US"/>
         </w:rPr>
-        <w:t>&lt;/TypeFuel&gt;</w:t>
+        <w:t>&lt;/</w:t>
+      </w:r>
+      <w:proofErr w:type="spellStart"/>
+      <w:r>
+        <w:rPr>
+          <w:rFonts w:ascii="Times New Roman" w:hAnsi="Times New Roman"/>
+          <w:b/>
+          <w:bCs/>
+          <w:sz w:val="24"/>
+          <w:szCs w:val="24"/>
+          <w:lang w:val="en-US"/>
+        </w:rPr>
+        <w:t>TypeFuel</w:t>
+      </w:r>
+      <w:proofErr w:type="spellEnd"/>
+      <w:r>
+        <w:rPr>
+          <w:rFonts w:ascii="Times New Roman" w:hAnsi="Times New Roman"/>
+          <w:b/>
+          <w:bCs/>
+          <w:sz w:val="24"/>
+          <w:szCs w:val="24"/>
+          <w:lang w:val="en-US"/>
+        </w:rPr>
+        <w:t>&gt;</w:t>
       </w:r>
     </w:p>
     <w:p>
@@ -20039,7 +21293,31 @@
           <w:szCs w:val="24"/>
           <w:lang w:val="en-US"/>
         </w:rPr>
-        <w:t xml:space="preserve">    &lt;/AdditionalMotor&gt;</w:t>
+        <w:t xml:space="preserve">    &lt;/</w:t>
+      </w:r>
+      <w:proofErr w:type="spellStart"/>
+      <w:r>
+        <w:rPr>
+          <w:rFonts w:ascii="Times New Roman" w:hAnsi="Times New Roman"/>
+          <w:b/>
+          <w:bCs/>
+          <w:sz w:val="24"/>
+          <w:szCs w:val="24"/>
+          <w:lang w:val="en-US"/>
+        </w:rPr>
+        <w:t>AdditionalMotor</w:t>
+      </w:r>
+      <w:proofErr w:type="spellEnd"/>
+      <w:r>
+        <w:rPr>
+          <w:rFonts w:ascii="Times New Roman" w:hAnsi="Times New Roman"/>
+          <w:b/>
+          <w:bCs/>
+          <w:sz w:val="24"/>
+          <w:szCs w:val="24"/>
+          <w:lang w:val="en-US"/>
+        </w:rPr>
+        <w:t>&gt;</w:t>
       </w:r>
     </w:p>
     <w:p>
@@ -20076,7 +21354,31 @@
           <w:szCs w:val="24"/>
           <w:lang w:val="en-US"/>
         </w:rPr>
-        <w:t>&lt;/TransportBase&gt;</w:t>
+        <w:t>&lt;/</w:t>
+      </w:r>
+      <w:proofErr w:type="spellStart"/>
+      <w:r>
+        <w:rPr>
+          <w:rFonts w:ascii="Times New Roman" w:hAnsi="Times New Roman"/>
+          <w:b/>
+          <w:bCs/>
+          <w:sz w:val="24"/>
+          <w:szCs w:val="24"/>
+          <w:lang w:val="en-US"/>
+        </w:rPr>
+        <w:t>TransportBase</w:t>
+      </w:r>
+      <w:proofErr w:type="spellEnd"/>
+      <w:r>
+        <w:rPr>
+          <w:rFonts w:ascii="Times New Roman" w:hAnsi="Times New Roman"/>
+          <w:b/>
+          <w:bCs/>
+          <w:sz w:val="24"/>
+          <w:szCs w:val="24"/>
+          <w:lang w:val="en-US"/>
+        </w:rPr>
+        <w:t>&gt;</w:t>
       </w:r>
     </w:p>
     <w:p>
@@ -20195,7 +21497,57 @@
           <w:szCs w:val="24"/>
           <w:lang w:val="en-US"/>
         </w:rPr>
-        <w:t>&lt;TransportBase xsi:type="Helicopter"&gt;</w:t>
+        <w:t>&lt;</w:t>
+      </w:r>
+      <w:proofErr w:type="spellStart"/>
+      <w:r>
+        <w:rPr>
+          <w:rFonts w:ascii="Times New Roman" w:hAnsi="Times New Roman"/>
+          <w:b/>
+          <w:bCs/>
+          <w:sz w:val="24"/>
+          <w:szCs w:val="24"/>
+          <w:lang w:val="en-US"/>
+        </w:rPr>
+        <w:t>TransportBase</w:t>
+      </w:r>
+      <w:proofErr w:type="spellEnd"/>
+      <w:r>
+        <w:rPr>
+          <w:rFonts w:ascii="Times New Roman" w:hAnsi="Times New Roman"/>
+          <w:b/>
+          <w:bCs/>
+          <w:sz w:val="24"/>
+          <w:szCs w:val="24"/>
+          <w:lang w:val="en-US"/>
+        </w:rPr>
+        <w:t xml:space="preserve"> </w:t>
+      </w:r>
+      <w:proofErr w:type="spellStart"/>
+      <w:proofErr w:type="gramStart"/>
+      <w:r>
+        <w:rPr>
+          <w:rFonts w:ascii="Times New Roman" w:hAnsi="Times New Roman"/>
+          <w:b/>
+          <w:bCs/>
+          <w:sz w:val="24"/>
+          <w:szCs w:val="24"/>
+          <w:lang w:val="en-US"/>
+        </w:rPr>
+        <w:t>xsi:type</w:t>
+      </w:r>
+      <w:proofErr w:type="spellEnd"/>
+      <w:proofErr w:type="gramEnd"/>
+      <w:r>
+        <w:rPr>
+          <w:rFonts w:ascii="Times New Roman" w:hAnsi="Times New Roman"/>
+          <w:b/>
+          <w:bCs/>
+          <w:sz w:val="24"/>
+          <w:szCs w:val="24"/>
+          <w:lang w:val="en-US"/>
+        </w:rPr>
+        <w:t>="Helicopter"&gt;</w:t>
       </w:r>
     </w:p>
     <w:p>
@@ -20223,12 +21575,21 @@
         </w:rPr>
         <w:t xml:space="preserve">    &lt;Mass&gt;</w:t>
       </w:r>
-      <w:r>
-        <w:rPr>
-          <w:rFonts w:ascii="Times New Roman" w:hAnsi="Times New Roman"/>
-          <w:lang w:val="en-US"/>
-        </w:rPr>
-        <w:t xml:space="preserve">&lt;!-- </w:t>
+      <w:proofErr w:type="gramStart"/>
+      <w:r>
+        <w:rPr>
+          <w:rFonts w:ascii="Times New Roman" w:hAnsi="Times New Roman"/>
+          <w:lang w:val="en-US"/>
+        </w:rPr>
+        <w:t>&lt;!--</w:t>
+      </w:r>
+      <w:proofErr w:type="gramEnd"/>
+      <w:r>
+        <w:rPr>
+          <w:rFonts w:ascii="Times New Roman" w:hAnsi="Times New Roman"/>
+          <w:lang w:val="en-US"/>
+        </w:rPr>
+        <w:t xml:space="preserve"> </w:t>
       </w:r>
       <w:r>
         <w:rPr>
@@ -20278,14 +21639,47 @@
           <w:szCs w:val="24"/>
           <w:lang w:val="en-US"/>
         </w:rPr>
-        <w:t xml:space="preserve">    &lt;BladeLength&gt;</w:t>
-      </w:r>
-      <w:r>
-        <w:rPr>
-          <w:rFonts w:ascii="Times New Roman" w:hAnsi="Times New Roman"/>
-          <w:lang w:val="en-US"/>
-        </w:rPr>
-        <w:t xml:space="preserve">&lt;!-- </w:t>
+        <w:t xml:space="preserve">    &lt;</w:t>
+      </w:r>
+      <w:proofErr w:type="spellStart"/>
+      <w:r>
+        <w:rPr>
+          <w:rFonts w:ascii="Times New Roman" w:hAnsi="Times New Roman"/>
+          <w:b/>
+          <w:bCs/>
+          <w:sz w:val="24"/>
+          <w:szCs w:val="24"/>
+          <w:lang w:val="en-US"/>
+        </w:rPr>
+        <w:t>BladeLength</w:t>
+      </w:r>
+      <w:proofErr w:type="spellEnd"/>
+      <w:r>
+        <w:rPr>
+          <w:rFonts w:ascii="Times New Roman" w:hAnsi="Times New Roman"/>
+          <w:b/>
+          <w:bCs/>
+          <w:sz w:val="24"/>
+          <w:szCs w:val="24"/>
+          <w:lang w:val="en-US"/>
+        </w:rPr>
+        <w:t>&gt;</w:t>
+      </w:r>
+      <w:proofErr w:type="gramStart"/>
+      <w:r>
+        <w:rPr>
+          <w:rFonts w:ascii="Times New Roman" w:hAnsi="Times New Roman"/>
+          <w:lang w:val="en-US"/>
+        </w:rPr>
+        <w:t>&lt;!--</w:t>
+      </w:r>
+      <w:proofErr w:type="gramEnd"/>
+      <w:r>
+        <w:rPr>
+          <w:rFonts w:ascii="Times New Roman" w:hAnsi="Times New Roman"/>
+          <w:lang w:val="en-US"/>
+        </w:rPr>
+        <w:t xml:space="preserve"> </w:t>
       </w:r>
       <w:r>
         <w:rPr>
@@ -20322,7 +21716,31 @@
           <w:szCs w:val="24"/>
           <w:lang w:val="en-US"/>
         </w:rPr>
-        <w:t>&lt;/BladeLength&gt;</w:t>
+        <w:t>&lt;/</w:t>
+      </w:r>
+      <w:proofErr w:type="spellStart"/>
+      <w:r>
+        <w:rPr>
+          <w:rFonts w:ascii="Times New Roman" w:hAnsi="Times New Roman"/>
+          <w:b/>
+          <w:bCs/>
+          <w:sz w:val="24"/>
+          <w:szCs w:val="24"/>
+          <w:lang w:val="en-US"/>
+        </w:rPr>
+        <w:t>BladeLength</w:t>
+      </w:r>
+      <w:proofErr w:type="spellEnd"/>
+      <w:r>
+        <w:rPr>
+          <w:rFonts w:ascii="Times New Roman" w:hAnsi="Times New Roman"/>
+          <w:b/>
+          <w:bCs/>
+          <w:sz w:val="24"/>
+          <w:szCs w:val="24"/>
+          <w:lang w:val="en-US"/>
+        </w:rPr>
+        <w:t>&gt;</w:t>
       </w:r>
     </w:p>
     <w:p>
@@ -20350,12 +21768,21 @@
         </w:rPr>
         <w:t xml:space="preserve">    &lt;Motor&gt;</w:t>
       </w:r>
-      <w:r>
-        <w:rPr>
-          <w:rFonts w:ascii="Times New Roman" w:hAnsi="Times New Roman"/>
-          <w:lang w:val="en-US"/>
-        </w:rPr>
-        <w:t xml:space="preserve">&lt;!-- </w:t>
+      <w:proofErr w:type="gramStart"/>
+      <w:r>
+        <w:rPr>
+          <w:rFonts w:ascii="Times New Roman" w:hAnsi="Times New Roman"/>
+          <w:lang w:val="en-US"/>
+        </w:rPr>
+        <w:t>&lt;!--</w:t>
+      </w:r>
+      <w:proofErr w:type="gramEnd"/>
+      <w:r>
+        <w:rPr>
+          <w:rFonts w:ascii="Times New Roman" w:hAnsi="Times New Roman"/>
+          <w:lang w:val="en-US"/>
+        </w:rPr>
+        <w:t xml:space="preserve"> </w:t>
       </w:r>
       <w:r>
         <w:rPr>
@@ -20396,12 +21823,21 @@
         </w:rPr>
         <w:t xml:space="preserve">      &lt;Capacity&gt;</w:t>
       </w:r>
-      <w:r>
-        <w:rPr>
-          <w:rFonts w:ascii="Times New Roman" w:hAnsi="Times New Roman"/>
-          <w:lang w:val="en-US"/>
-        </w:rPr>
-        <w:t xml:space="preserve">&lt;!-- </w:t>
+      <w:proofErr w:type="gramStart"/>
+      <w:r>
+        <w:rPr>
+          <w:rFonts w:ascii="Times New Roman" w:hAnsi="Times New Roman"/>
+          <w:lang w:val="en-US"/>
+        </w:rPr>
+        <w:t>&lt;!--</w:t>
+      </w:r>
+      <w:proofErr w:type="gramEnd"/>
+      <w:r>
+        <w:rPr>
+          <w:rFonts w:ascii="Times New Roman" w:hAnsi="Times New Roman"/>
+          <w:lang w:val="en-US"/>
+        </w:rPr>
+        <w:t xml:space="preserve"> </w:t>
       </w:r>
       <w:r>
         <w:rPr>
@@ -20464,14 +21900,47 @@
           <w:szCs w:val="24"/>
           <w:lang w:val="en-US"/>
         </w:rPr>
-        <w:t xml:space="preserve">      &lt;TypeFuel&gt;</w:t>
-      </w:r>
-      <w:r>
-        <w:rPr>
-          <w:rFonts w:ascii="Times New Roman" w:hAnsi="Times New Roman"/>
-          <w:lang w:val="en-US"/>
-        </w:rPr>
-        <w:t xml:space="preserve">&lt;!-- </w:t>
+        <w:t xml:space="preserve">      &lt;</w:t>
+      </w:r>
+      <w:proofErr w:type="spellStart"/>
+      <w:r>
+        <w:rPr>
+          <w:rFonts w:ascii="Times New Roman" w:hAnsi="Times New Roman"/>
+          <w:b/>
+          <w:bCs/>
+          <w:sz w:val="24"/>
+          <w:szCs w:val="24"/>
+          <w:lang w:val="en-US"/>
+        </w:rPr>
+        <w:t>TypeFuel</w:t>
+      </w:r>
+      <w:proofErr w:type="spellEnd"/>
+      <w:r>
+        <w:rPr>
+          <w:rFonts w:ascii="Times New Roman" w:hAnsi="Times New Roman"/>
+          <w:b/>
+          <w:bCs/>
+          <w:sz w:val="24"/>
+          <w:szCs w:val="24"/>
+          <w:lang w:val="en-US"/>
+        </w:rPr>
+        <w:t>&gt;</w:t>
+      </w:r>
+      <w:proofErr w:type="gramStart"/>
+      <w:r>
+        <w:rPr>
+          <w:rFonts w:ascii="Times New Roman" w:hAnsi="Times New Roman"/>
+          <w:lang w:val="en-US"/>
+        </w:rPr>
+        <w:t>&lt;!--</w:t>
+      </w:r>
+      <w:proofErr w:type="gramEnd"/>
+      <w:r>
+        <w:rPr>
+          <w:rFonts w:ascii="Times New Roman" w:hAnsi="Times New Roman"/>
+          <w:lang w:val="en-US"/>
+        </w:rPr>
+        <w:t xml:space="preserve"> </w:t>
       </w:r>
       <w:r>
         <w:rPr>
@@ -20508,7 +21977,31 @@
           <w:szCs w:val="24"/>
           <w:lang w:val="en-US"/>
         </w:rPr>
-        <w:t>&lt;/TypeFuel&gt;</w:t>
+        <w:t>&lt;/</w:t>
+      </w:r>
+      <w:proofErr w:type="spellStart"/>
+      <w:r>
+        <w:rPr>
+          <w:rFonts w:ascii="Times New Roman" w:hAnsi="Times New Roman"/>
+          <w:b/>
+          <w:bCs/>
+          <w:sz w:val="24"/>
+          <w:szCs w:val="24"/>
+          <w:lang w:val="en-US"/>
+        </w:rPr>
+        <w:t>TypeFuel</w:t>
+      </w:r>
+      <w:proofErr w:type="spellEnd"/>
+      <w:r>
+        <w:rPr>
+          <w:rFonts w:ascii="Times New Roman" w:hAnsi="Times New Roman"/>
+          <w:b/>
+          <w:bCs/>
+          <w:sz w:val="24"/>
+          <w:szCs w:val="24"/>
+          <w:lang w:val="en-US"/>
+        </w:rPr>
+        <w:t>&gt;</w:t>
       </w:r>
     </w:p>
     <w:p>
@@ -20600,6 +22093,7 @@
         </w:rPr>
         <w:t>&lt;/</w:t>
       </w:r>
+      <w:proofErr w:type="spellStart"/>
       <w:r>
         <w:rPr>
           <w:rFonts w:ascii="Times New Roman" w:hAnsi="Times New Roman"/>
@@ -20611,6 +22105,7 @@
         </w:rPr>
         <w:t>TransportBase</w:t>
       </w:r>
+      <w:proofErr w:type="spellEnd"/>
       <w:r>
         <w:rPr>
           <w:rFonts w:ascii="Times New Roman" w:hAnsi="Times New Roman"/>
@@ -21114,6 +22609,7 @@
           <w:sz w:val="28"/>
         </w:rPr>
       </w:pPr>
+      <w:proofErr w:type="spellStart"/>
       <w:r>
         <w:rPr>
           <w:rFonts w:ascii="Times New Roman" w:hAnsi="Times New Roman"/>
@@ -21146,6 +22642,7 @@
         </w:rPr>
         <w:t>ns</w:t>
       </w:r>
+      <w:proofErr w:type="spellEnd"/>
       <w:r>
         <w:rPr>
           <w:rFonts w:ascii="Times New Roman" w:hAnsi="Times New Roman"/>
@@ -21168,7 +22665,23 @@
           <w:rFonts w:ascii="Times New Roman" w:hAnsi="Times New Roman"/>
           <w:sz w:val="28"/>
         </w:rPr>
-        <w:t>, о.е.</w:t>
+        <w:t xml:space="preserve">, </w:t>
+      </w:r>
+      <w:proofErr w:type="spellStart"/>
+      <w:r>
+        <w:rPr>
+          <w:rFonts w:ascii="Times New Roman" w:hAnsi="Times New Roman"/>
+          <w:sz w:val="28"/>
+        </w:rPr>
+        <w:t>о.е</w:t>
+      </w:r>
+      <w:proofErr w:type="spellEnd"/>
+      <w:r>
+        <w:rPr>
+          <w:rFonts w:ascii="Times New Roman" w:hAnsi="Times New Roman"/>
+          <w:sz w:val="28"/>
+        </w:rPr>
+        <w:t>.</w:t>
       </w:r>
     </w:p>
     <w:p>
@@ -21212,6 +22725,7 @@
         </w:rPr>
         <w:t xml:space="preserve"> </w:t>
       </w:r>
+      <w:proofErr w:type="spellStart"/>
       <w:r>
         <w:rPr>
           <w:rFonts w:ascii="Times New Roman" w:hAnsi="Times New Roman"/>
@@ -21244,6 +22758,7 @@
         </w:rPr>
         <w:t>ons</w:t>
       </w:r>
+      <w:proofErr w:type="spellEnd"/>
       <w:r>
         <w:rPr>
           <w:rFonts w:ascii="Times New Roman" w:hAnsi="Times New Roman"/>
@@ -21318,6 +22833,7 @@
         </w:rPr>
         <w:t xml:space="preserve"> 100 </w:t>
       </w:r>
+      <w:proofErr w:type="spellStart"/>
       <w:r>
         <w:rPr>
           <w:rFonts w:ascii="Times New Roman" w:hAnsi="Times New Roman"/>
@@ -21350,6 +22866,7 @@
         </w:rPr>
         <w:t>ns</w:t>
       </w:r>
+      <w:proofErr w:type="spellEnd"/>
       <w:r>
         <w:rPr>
           <w:rFonts w:ascii="Times New Roman" w:hAnsi="Times New Roman"/>
@@ -21434,6 +22951,7 @@
         </w:rPr>
         <w:t xml:space="preserve"> 200 </w:t>
       </w:r>
+      <w:proofErr w:type="spellStart"/>
       <w:r>
         <w:rPr>
           <w:rFonts w:ascii="Times New Roman" w:hAnsi="Times New Roman"/>
@@ -21466,6 +22984,7 @@
         </w:rPr>
         <w:t>ns</w:t>
       </w:r>
+      <w:proofErr w:type="spellEnd"/>
       <w:r>
         <w:rPr>
           <w:rFonts w:ascii="Times New Roman" w:hAnsi="Times New Roman"/>
@@ -21511,6 +23030,7 @@
         </w:rPr>
         <w:t xml:space="preserve"> </w:t>
       </w:r>
+      <w:proofErr w:type="spellStart"/>
       <w:r>
         <w:rPr>
           <w:rFonts w:ascii="Times New Roman" w:hAnsi="Times New Roman"/>
@@ -21543,6 +23063,7 @@
         </w:rPr>
         <w:t>ns</w:t>
       </w:r>
+      <w:proofErr w:type="spellEnd"/>
       <w:r>
         <w:rPr>
           <w:rFonts w:ascii="Times New Roman" w:hAnsi="Times New Roman"/>
@@ -22052,8 +23573,17 @@
           <w:rFonts w:ascii="Times New Roman" w:hAnsi="Times New Roman"/>
           <w:sz w:val="28"/>
         </w:rPr>
-        <w:t>, о.е</w:t>
-      </w:r>
+        <w:t xml:space="preserve">, </w:t>
+      </w:r>
+      <w:proofErr w:type="spellStart"/>
+      <w:r>
+        <w:rPr>
+          <w:rFonts w:ascii="Times New Roman" w:hAnsi="Times New Roman"/>
+          <w:sz w:val="28"/>
+        </w:rPr>
+        <w:t>о.е</w:t>
+      </w:r>
+      <w:proofErr w:type="spellEnd"/>
       <w:r>
         <w:rPr>
           <w:rFonts w:ascii="Times New Roman" w:hAnsi="Times New Roman"/>
@@ -22146,7 +23676,23 @@
           <w:rFonts w:ascii="Times New Roman" w:hAnsi="Times New Roman"/>
           <w:sz w:val="28"/>
         </w:rPr>
-        <w:t>, о.е.</w:t>
+        <w:t xml:space="preserve">, </w:t>
+      </w:r>
+      <w:proofErr w:type="spellStart"/>
+      <w:r>
+        <w:rPr>
+          <w:rFonts w:ascii="Times New Roman" w:hAnsi="Times New Roman"/>
+          <w:sz w:val="28"/>
+        </w:rPr>
+        <w:t>о.е</w:t>
+      </w:r>
+      <w:proofErr w:type="spellEnd"/>
+      <w:r>
+        <w:rPr>
+          <w:rFonts w:ascii="Times New Roman" w:hAnsi="Times New Roman"/>
+          <w:sz w:val="28"/>
+        </w:rPr>
+        <w:t>.</w:t>
       </w:r>
     </w:p>
     <w:p>
@@ -22346,6 +23892,7 @@
         </w:rPr>
         <w:t xml:space="preserve">тся аналогично коэффициенту </w:t>
       </w:r>
+      <w:proofErr w:type="spellStart"/>
       <w:r>
         <w:rPr>
           <w:rFonts w:ascii="Times New Roman" w:hAnsi="Times New Roman"/>
@@ -22378,6 +23925,7 @@
         </w:rPr>
         <w:t>ons</w:t>
       </w:r>
+      <w:proofErr w:type="spellEnd"/>
       <w:r>
         <w:rPr>
           <w:rFonts w:ascii="Times New Roman" w:hAnsi="Times New Roman"/>
@@ -22743,6 +24291,7 @@
           <w:sz w:val="28"/>
         </w:rPr>
       </w:pPr>
+      <w:proofErr w:type="spellStart"/>
       <w:r>
         <w:rPr>
           <w:rFonts w:ascii="Times New Roman" w:hAnsi="Times New Roman"/>
@@ -22775,6 +24324,7 @@
         </w:rPr>
         <w:t>ns</w:t>
       </w:r>
+      <w:proofErr w:type="spellEnd"/>
       <w:r>
         <w:rPr>
           <w:rFonts w:ascii="Times New Roman" w:hAnsi="Times New Roman"/>
@@ -22797,7 +24347,23 @@
           <w:rFonts w:ascii="Times New Roman" w:hAnsi="Times New Roman"/>
           <w:sz w:val="28"/>
         </w:rPr>
-        <w:t>, о.е.</w:t>
+        <w:t xml:space="preserve">, </w:t>
+      </w:r>
+      <w:proofErr w:type="spellStart"/>
+      <w:r>
+        <w:rPr>
+          <w:rFonts w:ascii="Times New Roman" w:hAnsi="Times New Roman"/>
+          <w:sz w:val="28"/>
+        </w:rPr>
+        <w:t>о.е</w:t>
+      </w:r>
+      <w:proofErr w:type="spellEnd"/>
+      <w:r>
+        <w:rPr>
+          <w:rFonts w:ascii="Times New Roman" w:hAnsi="Times New Roman"/>
+          <w:sz w:val="28"/>
+        </w:rPr>
+        <w:t>.</w:t>
       </w:r>
     </w:p>
     <w:p>
@@ -27033,7 +28599,7 @@
 </file>
 
 <file path=customXml/itemProps1.xml><?xml version="1.0" encoding="utf-8"?>
-<ds:datastoreItem xmlns:ds="http://schemas.openxmlformats.org/officeDocument/2006/customXml" ds:itemID="{3019AF01-1B6F-46EF-81A7-14545FEA3D32}">
+<ds:datastoreItem xmlns:ds="http://schemas.openxmlformats.org/officeDocument/2006/customXml" ds:itemID="{C6FF7EE8-98DC-4FBF-9B7F-DAC8E54B19B4}">
   <ds:schemaRefs>
     <ds:schemaRef ds:uri="http://schemas.openxmlformats.org/officeDocument/2006/bibliography"/>
   </ds:schemaRefs>

--- a/ЛБ_5.docx
+++ b/ЛБ_5.docx
@@ -1,6 +1,6 @@
 
 <file path=word/document.xml><?xml version="1.0" encoding="utf-8"?>
-<w:document xmlns:wpc="http://schemas.microsoft.com/office/word/2010/wordprocessingCanvas" xmlns:cx="http://schemas.microsoft.com/office/drawing/2014/chartex" xmlns:cx1="http://schemas.microsoft.com/office/drawing/2015/9/8/chartex" xmlns:cx2="http://schemas.microsoft.com/office/drawing/2015/10/21/chartex" xmlns:cx3="http://schemas.microsoft.com/office/drawing/2016/5/9/chartex" xmlns:cx4="http://schemas.microsoft.com/office/drawing/2016/5/10/chartex" xmlns:cx5="http://schemas.microsoft.com/office/drawing/2016/5/11/chartex" xmlns:cx6="http://schemas.microsoft.com/office/drawing/2016/5/12/chartex" xmlns:cx7="http://schemas.microsoft.com/office/drawing/2016/5/13/chartex" xmlns:cx8="http://schemas.microsoft.com/office/drawing/2016/5/14/chartex" xmlns:mc="http://schemas.openxmlformats.org/markup-compatibility/2006" xmlns:aink="http://schemas.microsoft.com/office/drawing/2016/ink" xmlns:am3d="http://schemas.microsoft.com/office/drawing/2017/model3d" xmlns:o="urn:schemas-microsoft-com:office:office" xmlns:r="http://schemas.openxmlformats.org/officeDocument/2006/relationships" xmlns:m="http://schemas.openxmlformats.org/officeDocument/2006/math" xmlns:v="urn:schemas-microsoft-com:vml" xmlns:wp14="http://schemas.microsoft.com/office/word/2010/wordprocessingDrawing" xmlns:wp="http://schemas.openxmlformats.org/drawingml/2006/wordprocessingDrawing" xmlns:w10="urn:schemas-microsoft-com:office:word" xmlns:w="http://schemas.openxmlformats.org/wordprocessingml/2006/main" xmlns:w14="http://schemas.microsoft.com/office/word/2010/wordml" xmlns:w15="http://schemas.microsoft.com/office/word/2012/wordml" xmlns:w16cex="http://schemas.microsoft.com/office/word/2018/wordml/cex" xmlns:w16cid="http://schemas.microsoft.com/office/word/2016/wordml/cid" xmlns:w16="http://schemas.microsoft.com/office/word/2018/wordml" xmlns:w16se="http://schemas.microsoft.com/office/word/2015/wordml/symex" xmlns:wpg="http://schemas.microsoft.com/office/word/2010/wordprocessingGroup" xmlns:wpi="http://schemas.microsoft.com/office/word/2010/wordprocessingInk" xmlns:wne="http://schemas.microsoft.com/office/word/2006/wordml" xmlns:wps="http://schemas.microsoft.com/office/word/2010/wordprocessingShape" mc:Ignorable="w14 w15 w16se w16cid w16 w16cex wp14">
+<w:document xmlns:wpc="http://schemas.microsoft.com/office/word/2010/wordprocessingCanvas" xmlns:cx="http://schemas.microsoft.com/office/drawing/2014/chartex" xmlns:cx1="http://schemas.microsoft.com/office/drawing/2015/9/8/chartex" xmlns:cx2="http://schemas.microsoft.com/office/drawing/2015/10/21/chartex" xmlns:cx3="http://schemas.microsoft.com/office/drawing/2016/5/9/chartex" xmlns:cx4="http://schemas.microsoft.com/office/drawing/2016/5/10/chartex" xmlns:cx5="http://schemas.microsoft.com/office/drawing/2016/5/11/chartex" xmlns:cx6="http://schemas.microsoft.com/office/drawing/2016/5/12/chartex" xmlns:cx7="http://schemas.microsoft.com/office/drawing/2016/5/13/chartex" xmlns:cx8="http://schemas.microsoft.com/office/drawing/2016/5/14/chartex" xmlns:mc="http://schemas.openxmlformats.org/markup-compatibility/2006" xmlns:aink="http://schemas.microsoft.com/office/drawing/2016/ink" xmlns:am3d="http://schemas.microsoft.com/office/drawing/2017/model3d" xmlns:o="urn:schemas-microsoft-com:office:office" xmlns:r="http://schemas.openxmlformats.org/officeDocument/2006/relationships" xmlns:m="http://schemas.openxmlformats.org/officeDocument/2006/math" xmlns:v="urn:schemas-microsoft-com:vml" xmlns:wp14="http://schemas.microsoft.com/office/word/2010/wordprocessingDrawing" xmlns:wp="http://schemas.openxmlformats.org/drawingml/2006/wordprocessingDrawing" xmlns:w10="urn:schemas-microsoft-com:office:word" xmlns:w="http://schemas.openxmlformats.org/wordprocessingml/2006/main" xmlns:w14="http://schemas.microsoft.com/office/word/2010/wordml" xmlns:w15="http://schemas.microsoft.com/office/word/2012/wordml" xmlns:w16cex="http://schemas.microsoft.com/office/word/2018/wordml/cex" xmlns:w16cid="http://schemas.microsoft.com/office/word/2016/wordml/cid" xmlns:w16="http://schemas.microsoft.com/office/word/2018/wordml" xmlns:w16sdtdh="http://schemas.microsoft.com/office/word/2020/wordml/sdtdatahash" xmlns:w16se="http://schemas.microsoft.com/office/word/2015/wordml/symex" xmlns:wpg="http://schemas.microsoft.com/office/word/2010/wordprocessingGroup" xmlns:wpi="http://schemas.microsoft.com/office/word/2010/wordprocessingInk" xmlns:wne="http://schemas.microsoft.com/office/word/2006/wordml" xmlns:wps="http://schemas.microsoft.com/office/word/2010/wordprocessingShape" mc:Ignorable="w14 w15 w16se w16cid w16 w16cex w16sdtdh wp14">
   <w:body>
     <w:p>
       <w:pPr>
@@ -895,7 +895,6 @@
                 <w:lang w:eastAsia="ru-RU"/>
               </w:rPr>
             </w:pPr>
-            <w:proofErr w:type="spellStart"/>
             <w:r>
               <w:rPr>
                 <w:rFonts w:ascii="Times New Roman" w:eastAsia="Times New Roman" w:hAnsi="Times New Roman" w:cs="Times New Roman"/>
@@ -903,17 +902,7 @@
                 <w:szCs w:val="24"/>
                 <w:lang w:eastAsia="ru-RU"/>
               </w:rPr>
-              <w:t>Калентьев</w:t>
-            </w:r>
-            <w:proofErr w:type="spellEnd"/>
-            <w:r>
-              <w:rPr>
-                <w:rFonts w:ascii="Times New Roman" w:eastAsia="Times New Roman" w:hAnsi="Times New Roman" w:cs="Times New Roman"/>
-                <w:sz w:val="24"/>
-                <w:szCs w:val="24"/>
-                <w:lang w:eastAsia="ru-RU"/>
-              </w:rPr>
-              <w:t xml:space="preserve"> А. А.</w:t>
+              <w:t>Калентьев А. А.</w:t>
             </w:r>
           </w:p>
         </w:tc>
@@ -3688,43 +3677,7 @@
           <w:sz w:val="28"/>
           <w:szCs w:val="28"/>
         </w:rPr>
-        <w:t>Вариант использования (</w:t>
-      </w:r>
-      <w:proofErr w:type="spellStart"/>
-      <w:r>
-        <w:rPr>
-          <w:rFonts w:ascii="Times New Roman" w:hAnsi="Times New Roman" w:cs="Times New Roman"/>
-          <w:sz w:val="28"/>
-          <w:szCs w:val="28"/>
-        </w:rPr>
-        <w:t>use</w:t>
-      </w:r>
-      <w:proofErr w:type="spellEnd"/>
-      <w:r>
-        <w:rPr>
-          <w:rFonts w:ascii="Times New Roman" w:hAnsi="Times New Roman" w:cs="Times New Roman"/>
-          <w:sz w:val="28"/>
-          <w:szCs w:val="28"/>
-        </w:rPr>
-        <w:t xml:space="preserve"> </w:t>
-      </w:r>
-      <w:proofErr w:type="spellStart"/>
-      <w:r>
-        <w:rPr>
-          <w:rFonts w:ascii="Times New Roman" w:hAnsi="Times New Roman" w:cs="Times New Roman"/>
-          <w:sz w:val="28"/>
-          <w:szCs w:val="28"/>
-        </w:rPr>
-        <w:t>case</w:t>
-      </w:r>
-      <w:proofErr w:type="spellEnd"/>
-      <w:r>
-        <w:rPr>
-          <w:rFonts w:ascii="Times New Roman" w:hAnsi="Times New Roman" w:cs="Times New Roman"/>
-          <w:sz w:val="28"/>
-          <w:szCs w:val="28"/>
-        </w:rPr>
-        <w:t xml:space="preserve">) – это описание множества последовательных действий (включая вариации), которые выполняются некоторым субъектом с целью получения результата, значимого для некоторого действующего лица. ВИ предполагает взаимодействие действующих лиц и системы или другого объекта </w:t>
+        <w:t xml:space="preserve">Вариант использования (use case) – это описание множества последовательных действий (включая вариации), которые выполняются некоторым субъектом с целью получения результата, значимого для некоторого действующего лица. ВИ предполагает взаимодействие действующих лиц и системы или другого объекта </w:t>
       </w:r>
       <w:r>
         <w:rPr>
@@ -4242,6 +4195,7 @@
           <w:color w:val="000000" w:themeColor="text1"/>
         </w:rPr>
       </w:pPr>
+      <w:commentRangeStart w:id="16"/>
       <w:r>
         <w:rPr>
           <w:noProof/>
@@ -4282,6 +4236,15 @@
           </wp:inline>
         </w:drawing>
       </w:r>
+      <w:commentRangeEnd w:id="16"/>
+      <w:r>
+        <w:rPr>
+          <w:rStyle w:val="ad"/>
+          <w:rFonts w:asciiTheme="minorHAnsi" w:eastAsiaTheme="minorHAnsi" w:hAnsiTheme="minorHAnsi" w:cstheme="minorBidi"/>
+          <w:lang w:eastAsia="en-US"/>
+        </w:rPr>
+        <w:commentReference w:id="16"/>
+      </w:r>
     </w:p>
     <w:p>
       <w:pPr>
@@ -4381,7 +4344,6 @@
         </w:rPr>
         <w:t xml:space="preserve"> – </w:t>
       </w:r>
-      <w:bookmarkStart w:id="16" w:name="_GoBack"/>
       <w:r>
         <w:rPr>
           <w:rFonts w:ascii="Times New Roman" w:hAnsi="Times New Roman" w:cs="Times New Roman"/>
@@ -4416,7 +4378,6 @@
         </w:rPr>
         <w:t>диаграмма классов</w:t>
       </w:r>
-      <w:bookmarkEnd w:id="16"/>
     </w:p>
     <w:p>
       <w:pPr>
@@ -4552,7 +4513,6 @@
         </w:rPr>
         <w:t xml:space="preserve"> приведено описание абстрактного класса </w:t>
       </w:r>
-      <w:proofErr w:type="spellStart"/>
       <w:r>
         <w:rPr>
           <w:rFonts w:ascii="Times New Roman" w:eastAsia="Times New Roman" w:hAnsi="Times New Roman" w:cs="Times New Roman"/>
@@ -4563,7 +4523,6 @@
         </w:rPr>
         <w:t>TransportBase</w:t>
       </w:r>
-      <w:proofErr w:type="spellEnd"/>
       <w:r>
         <w:rPr>
           <w:rFonts w:ascii="Times New Roman" w:hAnsi="Times New Roman" w:cs="Times New Roman"/>
@@ -4683,59 +4642,18 @@
         </w:rPr>
         <w:t xml:space="preserve"> – </w:t>
       </w:r>
-      <w:proofErr w:type="spellStart"/>
-      <w:r>
-        <w:rPr>
-          <w:rFonts w:ascii="Times New Roman" w:hAnsi="Times New Roman" w:cs="Times New Roman"/>
-          <w:i w:val="0"/>
-          <w:iCs w:val="0"/>
-          <w:color w:val="auto"/>
-          <w:sz w:val="24"/>
-          <w:szCs w:val="24"/>
-          <w:lang w:val="en-US"/>
-        </w:rPr>
-        <w:t>Описание</w:t>
-      </w:r>
-      <w:proofErr w:type="spellEnd"/>
-      <w:r>
-        <w:rPr>
-          <w:rFonts w:ascii="Times New Roman" w:hAnsi="Times New Roman" w:cs="Times New Roman"/>
-          <w:i w:val="0"/>
-          <w:iCs w:val="0"/>
-          <w:color w:val="auto"/>
-          <w:sz w:val="24"/>
-          <w:szCs w:val="24"/>
-          <w:lang w:val="en-US"/>
-        </w:rPr>
-        <w:t xml:space="preserve"> </w:t>
-      </w:r>
-      <w:proofErr w:type="spellStart"/>
-      <w:r>
-        <w:rPr>
-          <w:rFonts w:ascii="Times New Roman" w:hAnsi="Times New Roman" w:cs="Times New Roman"/>
-          <w:i w:val="0"/>
-          <w:iCs w:val="0"/>
-          <w:color w:val="auto"/>
-          <w:sz w:val="24"/>
-          <w:szCs w:val="24"/>
-          <w:lang w:val="en-US"/>
-        </w:rPr>
-        <w:t>класса</w:t>
-      </w:r>
-      <w:proofErr w:type="spellEnd"/>
-      <w:r>
-        <w:rPr>
-          <w:rFonts w:ascii="Times New Roman" w:hAnsi="Times New Roman" w:cs="Times New Roman"/>
-          <w:i w:val="0"/>
-          <w:iCs w:val="0"/>
-          <w:color w:val="auto"/>
-          <w:sz w:val="24"/>
-          <w:szCs w:val="24"/>
-          <w:lang w:val="en-US"/>
-        </w:rPr>
-        <w:t xml:space="preserve"> </w:t>
-      </w:r>
-      <w:proofErr w:type="spellStart"/>
+      <w:r>
+        <w:rPr>
+          <w:rFonts w:ascii="Times New Roman" w:hAnsi="Times New Roman" w:cs="Times New Roman"/>
+          <w:i w:val="0"/>
+          <w:iCs w:val="0"/>
+          <w:color w:val="auto"/>
+          <w:sz w:val="24"/>
+          <w:szCs w:val="24"/>
+          <w:lang w:val="en-US"/>
+        </w:rPr>
+        <w:t xml:space="preserve">Описание класса </w:t>
+      </w:r>
       <w:r>
         <w:rPr>
           <w:rFonts w:ascii="Times New Roman" w:eastAsia="Times New Roman" w:hAnsi="Times New Roman" w:cs="Times New Roman"/>
@@ -4748,7 +4666,6 @@
         </w:rPr>
         <w:t>TransportBase</w:t>
       </w:r>
-      <w:proofErr w:type="spellEnd"/>
     </w:p>
     <w:tbl>
       <w:tblPr>
@@ -4923,7 +4840,6 @@
               </w:rPr>
               <w:t xml:space="preserve">Класс </w:t>
             </w:r>
-            <w:proofErr w:type="spellStart"/>
             <w:r>
               <w:rPr>
                 <w:rFonts w:ascii="Times New Roman" w:eastAsia="Times New Roman" w:hAnsi="Times New Roman" w:cs="Times New Roman"/>
@@ -4934,7 +4850,6 @@
               </w:rPr>
               <w:t>TransportBase</w:t>
             </w:r>
-            <w:proofErr w:type="spellEnd"/>
             <w:r>
               <w:rPr>
                 <w:rFonts w:ascii="Times New Roman" w:eastAsia="Calibri" w:hAnsi="Times New Roman" w:cs="Times New Roman"/>
@@ -5220,7 +5135,6 @@
               </w:rPr>
               <w:t xml:space="preserve">+ </w:t>
             </w:r>
-            <w:proofErr w:type="spellStart"/>
             <w:r>
               <w:rPr>
                 <w:rFonts w:ascii="Times New Roman" w:eastAsia="Calibri" w:hAnsi="Times New Roman" w:cs="Times New Roman"/>
@@ -5230,7 +5144,6 @@
               </w:rPr>
               <w:t>FuelConsumption</w:t>
             </w:r>
-            <w:proofErr w:type="spellEnd"/>
           </w:p>
         </w:tc>
         <w:tc>
@@ -5570,7 +5483,6 @@
               </w:rPr>
               <w:t xml:space="preserve"> </w:t>
             </w:r>
-            <w:proofErr w:type="spellStart"/>
             <w:r>
               <w:rPr>
                 <w:rFonts w:ascii="Times New Roman" w:eastAsia="Calibri" w:hAnsi="Times New Roman" w:cs="Times New Roman"/>
@@ -5589,7 +5501,6 @@
               </w:rPr>
               <w:t>Transport</w:t>
             </w:r>
-            <w:proofErr w:type="spellEnd"/>
           </w:p>
         </w:tc>
         <w:tc>
@@ -5718,7 +5629,6 @@
               </w:rPr>
               <w:t xml:space="preserve"> </w:t>
             </w:r>
-            <w:proofErr w:type="spellStart"/>
             <w:r>
               <w:rPr>
                 <w:rFonts w:ascii="Times New Roman" w:eastAsia="Calibri" w:hAnsi="Times New Roman" w:cs="Times New Roman"/>
@@ -5737,7 +5647,6 @@
               </w:rPr>
               <w:t>alculationFuel</w:t>
             </w:r>
-            <w:proofErr w:type="spellEnd"/>
           </w:p>
         </w:tc>
         <w:tc>
@@ -5917,7 +5826,6 @@
         </w:rPr>
         <w:t xml:space="preserve">, </w:t>
       </w:r>
-      <w:proofErr w:type="spellStart"/>
       <w:r>
         <w:rPr>
           <w:rFonts w:ascii="Times New Roman" w:hAnsi="Times New Roman" w:cs="Times New Roman"/>
@@ -5927,7 +5835,6 @@
         </w:rPr>
         <w:t>HybridCar</w:t>
       </w:r>
-      <w:proofErr w:type="spellEnd"/>
       <w:r>
         <w:rPr>
           <w:rFonts w:ascii="Cascadia Mono" w:hAnsi="Cascadia Mono" w:cs="Cascadia Mono"/>
@@ -6007,31 +5914,17 @@
         </w:rPr>
       </w:pPr>
       <w:bookmarkStart w:id="23" w:name="_Ref168303832"/>
-      <w:proofErr w:type="spellStart"/>
-      <w:r>
-        <w:rPr>
-          <w:rFonts w:ascii="Times New Roman" w:hAnsi="Times New Roman" w:cs="Times New Roman"/>
-          <w:i w:val="0"/>
-          <w:iCs w:val="0"/>
-          <w:color w:val="auto"/>
-          <w:sz w:val="24"/>
-          <w:szCs w:val="24"/>
-          <w:lang w:val="en-US"/>
-        </w:rPr>
-        <w:t>Таблица</w:t>
-      </w:r>
-      <w:proofErr w:type="spellEnd"/>
-      <w:r>
-        <w:rPr>
-          <w:rFonts w:ascii="Times New Roman" w:hAnsi="Times New Roman" w:cs="Times New Roman"/>
-          <w:i w:val="0"/>
-          <w:iCs w:val="0"/>
-          <w:color w:val="auto"/>
-          <w:sz w:val="24"/>
-          <w:szCs w:val="24"/>
-          <w:lang w:val="en-US"/>
-        </w:rPr>
-        <w:t xml:space="preserve"> </w:t>
+      <w:r>
+        <w:rPr>
+          <w:rFonts w:ascii="Times New Roman" w:hAnsi="Times New Roman" w:cs="Times New Roman"/>
+          <w:i w:val="0"/>
+          <w:iCs w:val="0"/>
+          <w:color w:val="auto"/>
+          <w:sz w:val="24"/>
+          <w:szCs w:val="24"/>
+          <w:lang w:val="en-US"/>
+        </w:rPr>
+        <w:t xml:space="preserve">Таблица </w:t>
       </w:r>
       <w:r>
         <w:rPr>
@@ -6105,59 +5998,7 @@
           <w:szCs w:val="24"/>
           <w:lang w:val="en-US"/>
         </w:rPr>
-        <w:t xml:space="preserve"> – </w:t>
-      </w:r>
-      <w:proofErr w:type="spellStart"/>
-      <w:r>
-        <w:rPr>
-          <w:rFonts w:ascii="Times New Roman" w:hAnsi="Times New Roman" w:cs="Times New Roman"/>
-          <w:i w:val="0"/>
-          <w:iCs w:val="0"/>
-          <w:color w:val="auto"/>
-          <w:sz w:val="24"/>
-          <w:szCs w:val="24"/>
-          <w:lang w:val="en-US"/>
-        </w:rPr>
-        <w:t>Описание</w:t>
-      </w:r>
-      <w:proofErr w:type="spellEnd"/>
-      <w:r>
-        <w:rPr>
-          <w:rFonts w:ascii="Times New Roman" w:hAnsi="Times New Roman" w:cs="Times New Roman"/>
-          <w:i w:val="0"/>
-          <w:iCs w:val="0"/>
-          <w:color w:val="auto"/>
-          <w:sz w:val="24"/>
-          <w:szCs w:val="24"/>
-          <w:lang w:val="en-US"/>
-        </w:rPr>
-        <w:t xml:space="preserve"> </w:t>
-      </w:r>
-      <w:proofErr w:type="spellStart"/>
-      <w:r>
-        <w:rPr>
-          <w:rFonts w:ascii="Times New Roman" w:hAnsi="Times New Roman" w:cs="Times New Roman"/>
-          <w:i w:val="0"/>
-          <w:iCs w:val="0"/>
-          <w:color w:val="auto"/>
-          <w:sz w:val="24"/>
-          <w:szCs w:val="24"/>
-          <w:lang w:val="en-US"/>
-        </w:rPr>
-        <w:t>класса</w:t>
-      </w:r>
-      <w:proofErr w:type="spellEnd"/>
-      <w:r>
-        <w:rPr>
-          <w:rFonts w:ascii="Times New Roman" w:hAnsi="Times New Roman" w:cs="Times New Roman"/>
-          <w:i w:val="0"/>
-          <w:iCs w:val="0"/>
-          <w:color w:val="auto"/>
-          <w:sz w:val="24"/>
-          <w:szCs w:val="24"/>
-          <w:lang w:val="en-US"/>
-        </w:rPr>
-        <w:t xml:space="preserve"> </w:t>
+        <w:t xml:space="preserve"> – Описание класса </w:t>
       </w:r>
       <w:r>
         <w:rPr>
@@ -6215,7 +6056,6 @@
                 <w:lang w:val="en-US"/>
               </w:rPr>
             </w:pPr>
-            <w:proofErr w:type="spellStart"/>
             <w:r>
               <w:rPr>
                 <w:rFonts w:ascii="Times New Roman" w:eastAsia="Calibri" w:hAnsi="Times New Roman" w:cs="Times New Roman"/>
@@ -6225,7 +6065,6 @@
               </w:rPr>
               <w:t>Название</w:t>
             </w:r>
-            <w:proofErr w:type="spellEnd"/>
           </w:p>
         </w:tc>
         <w:tc>
@@ -6243,7 +6082,6 @@
                 <w:lang w:val="en-US"/>
               </w:rPr>
             </w:pPr>
-            <w:proofErr w:type="spellStart"/>
             <w:r>
               <w:rPr>
                 <w:rFonts w:ascii="Times New Roman" w:eastAsia="Calibri" w:hAnsi="Times New Roman" w:cs="Times New Roman"/>
@@ -6253,7 +6091,6 @@
               </w:rPr>
               <w:t>Тип</w:t>
             </w:r>
-            <w:proofErr w:type="spellEnd"/>
           </w:p>
         </w:tc>
         <w:tc>
@@ -6271,7 +6108,6 @@
                 <w:lang w:val="en-US"/>
               </w:rPr>
             </w:pPr>
-            <w:proofErr w:type="spellStart"/>
             <w:r>
               <w:rPr>
                 <w:rFonts w:ascii="Times New Roman" w:eastAsia="Calibri" w:hAnsi="Times New Roman" w:cs="Times New Roman"/>
@@ -6281,7 +6117,6 @@
               </w:rPr>
               <w:t>Описание</w:t>
             </w:r>
-            <w:proofErr w:type="spellEnd"/>
           </w:p>
         </w:tc>
       </w:tr>
@@ -6302,7 +6137,6 @@
                 <w:lang w:val="en-US"/>
               </w:rPr>
             </w:pPr>
-            <w:proofErr w:type="spellStart"/>
             <w:r>
               <w:rPr>
                 <w:rFonts w:ascii="Times New Roman" w:eastAsia="Calibri" w:hAnsi="Times New Roman" w:cs="Times New Roman"/>
@@ -6310,29 +6144,8 @@
                 <w:szCs w:val="24"/>
                 <w:lang w:val="en-US"/>
               </w:rPr>
-              <w:t>Описание</w:t>
-            </w:r>
-            <w:proofErr w:type="spellEnd"/>
-            <w:r>
-              <w:rPr>
-                <w:rFonts w:ascii="Times New Roman" w:eastAsia="Calibri" w:hAnsi="Times New Roman" w:cs="Times New Roman"/>
-                <w:sz w:val="24"/>
-                <w:szCs w:val="24"/>
-                <w:lang w:val="en-US"/>
-              </w:rPr>
-              <w:t xml:space="preserve"> </w:t>
-            </w:r>
-            <w:proofErr w:type="spellStart"/>
-            <w:r>
-              <w:rPr>
-                <w:rFonts w:ascii="Times New Roman" w:eastAsia="Calibri" w:hAnsi="Times New Roman" w:cs="Times New Roman"/>
-                <w:sz w:val="24"/>
-                <w:szCs w:val="24"/>
-                <w:lang w:val="en-US"/>
-              </w:rPr>
-              <w:t>класса</w:t>
-            </w:r>
-            <w:proofErr w:type="spellEnd"/>
+              <w:t>Описание класса</w:t>
+            </w:r>
           </w:p>
         </w:tc>
       </w:tr>
@@ -6440,7 +6253,6 @@
                 <w:lang w:val="en-US"/>
               </w:rPr>
             </w:pPr>
-            <w:proofErr w:type="spellStart"/>
             <w:r>
               <w:rPr>
                 <w:rFonts w:ascii="Times New Roman" w:eastAsia="Calibri" w:hAnsi="Times New Roman" w:cs="Times New Roman"/>
@@ -6450,7 +6262,6 @@
               </w:rPr>
               <w:t>Поля</w:t>
             </w:r>
-            <w:proofErr w:type="spellEnd"/>
           </w:p>
         </w:tc>
       </w:tr>
@@ -6575,7 +6386,6 @@
                 <w:lang w:val="en-US"/>
               </w:rPr>
             </w:pPr>
-            <w:proofErr w:type="spellStart"/>
             <w:r>
               <w:rPr>
                 <w:rFonts w:ascii="Times New Roman" w:eastAsia="Calibri" w:hAnsi="Times New Roman" w:cs="Times New Roman"/>
@@ -6585,7 +6395,6 @@
               </w:rPr>
               <w:t>Свойства</w:t>
             </w:r>
-            <w:proofErr w:type="spellEnd"/>
           </w:p>
         </w:tc>
       </w:tr>
@@ -6787,7 +6596,6 @@
               </w:rPr>
               <w:t xml:space="preserve">+ </w:t>
             </w:r>
-            <w:proofErr w:type="spellStart"/>
             <w:r>
               <w:rPr>
                 <w:rFonts w:ascii="Times New Roman" w:eastAsia="Calibri" w:hAnsi="Times New Roman" w:cs="Times New Roman"/>
@@ -6797,7 +6605,6 @@
               </w:rPr>
               <w:t>TypeTransport</w:t>
             </w:r>
-            <w:proofErr w:type="spellEnd"/>
           </w:p>
         </w:tc>
         <w:tc>
@@ -6884,7 +6691,6 @@
               </w:rPr>
               <w:t xml:space="preserve">+ </w:t>
             </w:r>
-            <w:proofErr w:type="spellStart"/>
             <w:r>
               <w:rPr>
                 <w:rFonts w:ascii="Times New Roman" w:eastAsia="Calibri" w:hAnsi="Times New Roman" w:cs="Times New Roman"/>
@@ -6894,7 +6700,6 @@
               </w:rPr>
               <w:t>FuelConsumption</w:t>
             </w:r>
-            <w:proofErr w:type="spellEnd"/>
           </w:p>
         </w:tc>
         <w:tc>
@@ -7043,7 +6848,6 @@
               </w:rPr>
               <w:t xml:space="preserve"> </w:t>
             </w:r>
-            <w:proofErr w:type="spellStart"/>
             <w:r>
               <w:rPr>
                 <w:rFonts w:ascii="Times New Roman" w:eastAsia="Calibri" w:hAnsi="Times New Roman" w:cs="Times New Roman"/>
@@ -7053,7 +6857,6 @@
               </w:rPr>
               <w:t>CalculationFuel</w:t>
             </w:r>
-            <w:proofErr w:type="spellEnd"/>
           </w:p>
         </w:tc>
         <w:tc>
@@ -7140,31 +6943,17 @@
           <w:lang w:val="en-US"/>
         </w:rPr>
       </w:pPr>
-      <w:proofErr w:type="spellStart"/>
-      <w:r>
-        <w:rPr>
-          <w:rFonts w:ascii="Times New Roman" w:hAnsi="Times New Roman" w:cs="Times New Roman"/>
-          <w:i w:val="0"/>
-          <w:iCs w:val="0"/>
-          <w:color w:val="auto"/>
-          <w:sz w:val="24"/>
-          <w:szCs w:val="24"/>
-          <w:lang w:val="en-US"/>
-        </w:rPr>
-        <w:t>Таблица</w:t>
-      </w:r>
-      <w:proofErr w:type="spellEnd"/>
-      <w:r>
-        <w:rPr>
-          <w:rFonts w:ascii="Times New Roman" w:hAnsi="Times New Roman" w:cs="Times New Roman"/>
-          <w:i w:val="0"/>
-          <w:iCs w:val="0"/>
-          <w:color w:val="auto"/>
-          <w:sz w:val="24"/>
-          <w:szCs w:val="24"/>
-          <w:lang w:val="en-US"/>
-        </w:rPr>
-        <w:t xml:space="preserve"> </w:t>
+      <w:r>
+        <w:rPr>
+          <w:rFonts w:ascii="Times New Roman" w:hAnsi="Times New Roman" w:cs="Times New Roman"/>
+          <w:i w:val="0"/>
+          <w:iCs w:val="0"/>
+          <w:color w:val="auto"/>
+          <w:sz w:val="24"/>
+          <w:szCs w:val="24"/>
+          <w:lang w:val="en-US"/>
+        </w:rPr>
+        <w:t xml:space="preserve">Таблица </w:t>
       </w:r>
       <w:r>
         <w:rPr>
@@ -7237,61 +7026,8 @@
           <w:szCs w:val="24"/>
           <w:lang w:val="en-US"/>
         </w:rPr>
-        <w:t xml:space="preserve"> – </w:t>
-      </w:r>
-      <w:proofErr w:type="spellStart"/>
-      <w:r>
-        <w:rPr>
-          <w:rFonts w:ascii="Times New Roman" w:hAnsi="Times New Roman" w:cs="Times New Roman"/>
-          <w:i w:val="0"/>
-          <w:iCs w:val="0"/>
-          <w:color w:val="auto"/>
-          <w:sz w:val="24"/>
-          <w:szCs w:val="24"/>
-          <w:lang w:val="en-US"/>
-        </w:rPr>
-        <w:t>Описание</w:t>
-      </w:r>
-      <w:proofErr w:type="spellEnd"/>
-      <w:r>
-        <w:rPr>
-          <w:rFonts w:ascii="Times New Roman" w:hAnsi="Times New Roman" w:cs="Times New Roman"/>
-          <w:i w:val="0"/>
-          <w:iCs w:val="0"/>
-          <w:color w:val="auto"/>
-          <w:sz w:val="24"/>
-          <w:szCs w:val="24"/>
-          <w:lang w:val="en-US"/>
-        </w:rPr>
-        <w:t xml:space="preserve"> </w:t>
-      </w:r>
-      <w:proofErr w:type="spellStart"/>
-      <w:r>
-        <w:rPr>
-          <w:rFonts w:ascii="Times New Roman" w:hAnsi="Times New Roman" w:cs="Times New Roman"/>
-          <w:i w:val="0"/>
-          <w:iCs w:val="0"/>
-          <w:color w:val="auto"/>
-          <w:sz w:val="24"/>
-          <w:szCs w:val="24"/>
-          <w:lang w:val="en-US"/>
-        </w:rPr>
-        <w:t>класса</w:t>
-      </w:r>
-      <w:proofErr w:type="spellEnd"/>
-      <w:r>
-        <w:rPr>
-          <w:rFonts w:ascii="Times New Roman" w:hAnsi="Times New Roman" w:cs="Times New Roman"/>
-          <w:i w:val="0"/>
-          <w:iCs w:val="0"/>
-          <w:color w:val="auto"/>
-          <w:sz w:val="24"/>
-          <w:szCs w:val="24"/>
-          <w:lang w:val="en-US"/>
-        </w:rPr>
-        <w:t xml:space="preserve"> </w:t>
-      </w:r>
-      <w:proofErr w:type="spellStart"/>
+        <w:t xml:space="preserve"> – Описание класса </w:t>
+      </w:r>
       <w:r>
         <w:rPr>
           <w:rFonts w:ascii="Times New Roman" w:hAnsi="Times New Roman" w:cs="Times New Roman"/>
@@ -7304,7 +7040,6 @@
         </w:rPr>
         <w:t>HybridCar</w:t>
       </w:r>
-      <w:proofErr w:type="spellEnd"/>
     </w:p>
     <w:tbl>
       <w:tblPr>
@@ -7337,7 +7072,6 @@
                 <w:lang w:val="en-US"/>
               </w:rPr>
             </w:pPr>
-            <w:proofErr w:type="spellStart"/>
             <w:r>
               <w:rPr>
                 <w:rFonts w:ascii="Times New Roman" w:eastAsia="Calibri" w:hAnsi="Times New Roman" w:cs="Times New Roman"/>
@@ -7347,7 +7081,6 @@
               </w:rPr>
               <w:t>Название</w:t>
             </w:r>
-            <w:proofErr w:type="spellEnd"/>
           </w:p>
         </w:tc>
         <w:tc>
@@ -7365,7 +7098,6 @@
                 <w:lang w:val="en-US"/>
               </w:rPr>
             </w:pPr>
-            <w:proofErr w:type="spellStart"/>
             <w:r>
               <w:rPr>
                 <w:rFonts w:ascii="Times New Roman" w:eastAsia="Calibri" w:hAnsi="Times New Roman" w:cs="Times New Roman"/>
@@ -7375,7 +7107,6 @@
               </w:rPr>
               <w:t>Тип</w:t>
             </w:r>
-            <w:proofErr w:type="spellEnd"/>
           </w:p>
         </w:tc>
         <w:tc>
@@ -7393,7 +7124,6 @@
                 <w:lang w:val="en-US"/>
               </w:rPr>
             </w:pPr>
-            <w:proofErr w:type="spellStart"/>
             <w:r>
               <w:rPr>
                 <w:rFonts w:ascii="Times New Roman" w:eastAsia="Calibri" w:hAnsi="Times New Roman" w:cs="Times New Roman"/>
@@ -7403,7 +7133,6 @@
               </w:rPr>
               <w:t>Описание</w:t>
             </w:r>
-            <w:proofErr w:type="spellEnd"/>
           </w:p>
         </w:tc>
       </w:tr>
@@ -7424,7 +7153,6 @@
                 <w:lang w:val="en-US"/>
               </w:rPr>
             </w:pPr>
-            <w:proofErr w:type="spellStart"/>
             <w:r>
               <w:rPr>
                 <w:rFonts w:ascii="Times New Roman" w:eastAsia="Calibri" w:hAnsi="Times New Roman" w:cs="Times New Roman"/>
@@ -7432,29 +7160,8 @@
                 <w:szCs w:val="24"/>
                 <w:lang w:val="en-US"/>
               </w:rPr>
-              <w:t>Описание</w:t>
-            </w:r>
-            <w:proofErr w:type="spellEnd"/>
-            <w:r>
-              <w:rPr>
-                <w:rFonts w:ascii="Times New Roman" w:eastAsia="Calibri" w:hAnsi="Times New Roman" w:cs="Times New Roman"/>
-                <w:sz w:val="24"/>
-                <w:szCs w:val="24"/>
-                <w:lang w:val="en-US"/>
-              </w:rPr>
-              <w:t xml:space="preserve"> </w:t>
-            </w:r>
-            <w:proofErr w:type="spellStart"/>
-            <w:r>
-              <w:rPr>
-                <w:rFonts w:ascii="Times New Roman" w:eastAsia="Calibri" w:hAnsi="Times New Roman" w:cs="Times New Roman"/>
-                <w:sz w:val="24"/>
-                <w:szCs w:val="24"/>
-                <w:lang w:val="en-US"/>
-              </w:rPr>
-              <w:t>класса</w:t>
-            </w:r>
-            <w:proofErr w:type="spellEnd"/>
+              <w:t>Описание класса</w:t>
+            </w:r>
           </w:p>
         </w:tc>
       </w:tr>
@@ -7491,7 +7198,6 @@
               </w:rPr>
               <w:t xml:space="preserve"> </w:t>
             </w:r>
-            <w:proofErr w:type="spellStart"/>
             <w:r>
               <w:rPr>
                 <w:rFonts w:ascii="Times New Roman" w:hAnsi="Times New Roman" w:cs="Times New Roman"/>
@@ -7501,7 +7207,6 @@
               </w:rPr>
               <w:t>HybridCar</w:t>
             </w:r>
-            <w:proofErr w:type="spellEnd"/>
             <w:r>
               <w:rPr>
                 <w:rFonts w:ascii="Times New Roman" w:eastAsia="Calibri" w:hAnsi="Times New Roman" w:cs="Times New Roman"/>
@@ -7547,7 +7252,6 @@
                 <w:lang w:val="en-US"/>
               </w:rPr>
             </w:pPr>
-            <w:proofErr w:type="spellStart"/>
             <w:r>
               <w:rPr>
                 <w:rFonts w:ascii="Times New Roman" w:eastAsia="Calibri" w:hAnsi="Times New Roman" w:cs="Times New Roman"/>
@@ -7557,7 +7261,6 @@
               </w:rPr>
               <w:t>Поля</w:t>
             </w:r>
-            <w:proofErr w:type="spellEnd"/>
           </w:p>
         </w:tc>
       </w:tr>
@@ -7593,19 +7296,8 @@
                 <w:szCs w:val="24"/>
                 <w:lang w:val="en-US"/>
               </w:rPr>
-              <w:t xml:space="preserve"> _</w:t>
-            </w:r>
-            <w:proofErr w:type="spellStart"/>
-            <w:r>
-              <w:rPr>
-                <w:rFonts w:ascii="Times New Roman" w:eastAsia="Calibri" w:hAnsi="Times New Roman" w:cs="Times New Roman"/>
-                <w:sz w:val="24"/>
-                <w:szCs w:val="24"/>
-                <w:lang w:val="en-US"/>
-              </w:rPr>
-              <w:t>additionalMotor</w:t>
-            </w:r>
-            <w:proofErr w:type="spellEnd"/>
+              <w:t xml:space="preserve"> _additionalMotor</w:t>
+            </w:r>
           </w:p>
         </w:tc>
         <w:tc>
@@ -7622,7 +7314,6 @@
                 <w:szCs w:val="20"/>
               </w:rPr>
             </w:pPr>
-            <w:proofErr w:type="spellStart"/>
             <w:r>
               <w:rPr>
                 <w:rFonts w:ascii="Times New Roman" w:eastAsia="Calibri" w:hAnsi="Times New Roman" w:cs="Times New Roman"/>
@@ -7631,7 +7322,6 @@
               </w:rPr>
               <w:t>Motor</w:t>
             </w:r>
-            <w:proofErr w:type="spellEnd"/>
           </w:p>
         </w:tc>
         <w:tc>
@@ -7676,7 +7366,6 @@
                 <w:lang w:val="en-US"/>
               </w:rPr>
             </w:pPr>
-            <w:proofErr w:type="spellStart"/>
             <w:r>
               <w:rPr>
                 <w:rFonts w:ascii="Times New Roman" w:eastAsia="Calibri" w:hAnsi="Times New Roman" w:cs="Times New Roman"/>
@@ -7686,7 +7375,6 @@
               </w:rPr>
               <w:t>Свойства</w:t>
             </w:r>
-            <w:proofErr w:type="spellEnd"/>
           </w:p>
         </w:tc>
       </w:tr>
@@ -7715,7 +7403,6 @@
               </w:rPr>
               <w:t xml:space="preserve">+ </w:t>
             </w:r>
-            <w:proofErr w:type="spellStart"/>
             <w:r>
               <w:rPr>
                 <w:rFonts w:ascii="Times New Roman" w:eastAsia="Calibri" w:hAnsi="Times New Roman" w:cs="Times New Roman"/>
@@ -7725,7 +7412,6 @@
               </w:rPr>
               <w:t>AdditionalMotor</w:t>
             </w:r>
-            <w:proofErr w:type="spellEnd"/>
           </w:p>
         </w:tc>
         <w:tc>
@@ -7742,7 +7428,6 @@
                 <w:szCs w:val="20"/>
               </w:rPr>
             </w:pPr>
-            <w:proofErr w:type="spellStart"/>
             <w:r>
               <w:rPr>
                 <w:rFonts w:ascii="Times New Roman" w:eastAsia="Calibri" w:hAnsi="Times New Roman" w:cs="Times New Roman"/>
@@ -7751,7 +7436,6 @@
               </w:rPr>
               <w:t>Motor</w:t>
             </w:r>
-            <w:proofErr w:type="spellEnd"/>
           </w:p>
         </w:tc>
         <w:tc>
@@ -7827,7 +7511,6 @@
                 <w:lang w:val="en-US"/>
               </w:rPr>
             </w:pPr>
-            <w:proofErr w:type="spellStart"/>
             <w:r>
               <w:rPr>
                 <w:rFonts w:ascii="Times New Roman" w:eastAsia="Calibri" w:hAnsi="Times New Roman" w:cs="Times New Roman"/>
@@ -7837,7 +7520,6 @@
               </w:rPr>
               <w:t>Название</w:t>
             </w:r>
-            <w:proofErr w:type="spellEnd"/>
           </w:p>
         </w:tc>
         <w:tc>
@@ -7855,7 +7537,6 @@
                 <w:lang w:val="en-US"/>
               </w:rPr>
             </w:pPr>
-            <w:proofErr w:type="spellStart"/>
             <w:r>
               <w:rPr>
                 <w:rFonts w:ascii="Times New Roman" w:eastAsia="Calibri" w:hAnsi="Times New Roman" w:cs="Times New Roman"/>
@@ -7865,7 +7546,6 @@
               </w:rPr>
               <w:t>Тип</w:t>
             </w:r>
-            <w:proofErr w:type="spellEnd"/>
           </w:p>
         </w:tc>
         <w:tc>
@@ -7882,7 +7562,6 @@
                 <w:szCs w:val="24"/>
               </w:rPr>
             </w:pPr>
-            <w:proofErr w:type="spellStart"/>
             <w:r>
               <w:rPr>
                 <w:rFonts w:ascii="Times New Roman" w:eastAsia="Calibri" w:hAnsi="Times New Roman" w:cs="Times New Roman"/>
@@ -7892,7 +7571,6 @@
               </w:rPr>
               <w:t>Описание</w:t>
             </w:r>
-            <w:proofErr w:type="spellEnd"/>
           </w:p>
         </w:tc>
       </w:tr>
@@ -8003,19 +7681,8 @@
                 <w:szCs w:val="24"/>
                 <w:lang w:val="en-US"/>
               </w:rPr>
-              <w:t xml:space="preserve">+ </w:t>
-            </w:r>
-            <w:proofErr w:type="spellStart"/>
-            <w:r>
-              <w:rPr>
-                <w:rFonts w:ascii="Times New Roman" w:eastAsia="Calibri" w:hAnsi="Times New Roman" w:cs="Times New Roman"/>
-                <w:sz w:val="24"/>
-                <w:szCs w:val="24"/>
-                <w:lang w:val="en-US"/>
-              </w:rPr>
-              <w:t>TypeTransport</w:t>
-            </w:r>
-            <w:proofErr w:type="spellEnd"/>
+              <w:t>+ TypeTransport</w:t>
+            </w:r>
           </w:p>
         </w:tc>
         <w:tc>
@@ -8100,19 +7767,8 @@
                 <w:szCs w:val="24"/>
                 <w:lang w:val="en-US"/>
               </w:rPr>
-              <w:t xml:space="preserve">+ </w:t>
-            </w:r>
-            <w:proofErr w:type="spellStart"/>
-            <w:r>
-              <w:rPr>
-                <w:rFonts w:ascii="Times New Roman" w:eastAsia="Calibri" w:hAnsi="Times New Roman" w:cs="Times New Roman"/>
-                <w:sz w:val="24"/>
-                <w:szCs w:val="24"/>
-                <w:lang w:val="en-US"/>
-              </w:rPr>
-              <w:t>FuelConsumption</w:t>
-            </w:r>
-            <w:proofErr w:type="spellEnd"/>
+              <w:t>+ FuelConsumption</w:t>
+            </w:r>
           </w:p>
         </w:tc>
         <w:tc>
@@ -8261,7 +7917,6 @@
               </w:rPr>
               <w:t xml:space="preserve"> </w:t>
             </w:r>
-            <w:proofErr w:type="spellStart"/>
             <w:r>
               <w:rPr>
                 <w:rFonts w:ascii="Times New Roman" w:eastAsia="Calibri" w:hAnsi="Times New Roman" w:cs="Times New Roman"/>
@@ -8271,7 +7926,6 @@
               </w:rPr>
               <w:t>CalculationFuel</w:t>
             </w:r>
-            <w:proofErr w:type="spellEnd"/>
           </w:p>
         </w:tc>
         <w:tc>
@@ -8366,31 +8020,17 @@
           <w:lang w:val="en-US"/>
         </w:rPr>
       </w:pPr>
-      <w:proofErr w:type="spellStart"/>
-      <w:r>
-        <w:rPr>
-          <w:rFonts w:ascii="Times New Roman" w:hAnsi="Times New Roman" w:cs="Times New Roman"/>
-          <w:i w:val="0"/>
-          <w:iCs w:val="0"/>
-          <w:color w:val="auto"/>
-          <w:sz w:val="24"/>
-          <w:szCs w:val="24"/>
-          <w:lang w:val="en-US"/>
-        </w:rPr>
-        <w:t>Таблица</w:t>
-      </w:r>
-      <w:proofErr w:type="spellEnd"/>
-      <w:r>
-        <w:rPr>
-          <w:rFonts w:ascii="Times New Roman" w:hAnsi="Times New Roman" w:cs="Times New Roman"/>
-          <w:i w:val="0"/>
-          <w:iCs w:val="0"/>
-          <w:color w:val="auto"/>
-          <w:sz w:val="24"/>
-          <w:szCs w:val="24"/>
-          <w:lang w:val="en-US"/>
-        </w:rPr>
-        <w:t xml:space="preserve"> </w:t>
+      <w:r>
+        <w:rPr>
+          <w:rFonts w:ascii="Times New Roman" w:hAnsi="Times New Roman" w:cs="Times New Roman"/>
+          <w:i w:val="0"/>
+          <w:iCs w:val="0"/>
+          <w:color w:val="auto"/>
+          <w:sz w:val="24"/>
+          <w:szCs w:val="24"/>
+          <w:lang w:val="en-US"/>
+        </w:rPr>
+        <w:t xml:space="preserve">Таблица </w:t>
       </w:r>
       <w:r>
         <w:rPr>
@@ -8463,59 +8103,7 @@
           <w:szCs w:val="24"/>
           <w:lang w:val="en-US"/>
         </w:rPr>
-        <w:t xml:space="preserve"> – </w:t>
-      </w:r>
-      <w:proofErr w:type="spellStart"/>
-      <w:r>
-        <w:rPr>
-          <w:rFonts w:ascii="Times New Roman" w:hAnsi="Times New Roman" w:cs="Times New Roman"/>
-          <w:i w:val="0"/>
-          <w:iCs w:val="0"/>
-          <w:color w:val="auto"/>
-          <w:sz w:val="24"/>
-          <w:szCs w:val="24"/>
-          <w:lang w:val="en-US"/>
-        </w:rPr>
-        <w:t>Описание</w:t>
-      </w:r>
-      <w:proofErr w:type="spellEnd"/>
-      <w:r>
-        <w:rPr>
-          <w:rFonts w:ascii="Times New Roman" w:hAnsi="Times New Roman" w:cs="Times New Roman"/>
-          <w:i w:val="0"/>
-          <w:iCs w:val="0"/>
-          <w:color w:val="auto"/>
-          <w:sz w:val="24"/>
-          <w:szCs w:val="24"/>
-          <w:lang w:val="en-US"/>
-        </w:rPr>
-        <w:t xml:space="preserve"> </w:t>
-      </w:r>
-      <w:proofErr w:type="spellStart"/>
-      <w:r>
-        <w:rPr>
-          <w:rFonts w:ascii="Times New Roman" w:hAnsi="Times New Roman" w:cs="Times New Roman"/>
-          <w:i w:val="0"/>
-          <w:iCs w:val="0"/>
-          <w:color w:val="auto"/>
-          <w:sz w:val="24"/>
-          <w:szCs w:val="24"/>
-          <w:lang w:val="en-US"/>
-        </w:rPr>
-        <w:t>класса</w:t>
-      </w:r>
-      <w:proofErr w:type="spellEnd"/>
-      <w:r>
-        <w:rPr>
-          <w:rFonts w:ascii="Times New Roman" w:hAnsi="Times New Roman" w:cs="Times New Roman"/>
-          <w:i w:val="0"/>
-          <w:iCs w:val="0"/>
-          <w:color w:val="auto"/>
-          <w:sz w:val="24"/>
-          <w:szCs w:val="24"/>
-          <w:lang w:val="en-US"/>
-        </w:rPr>
-        <w:t xml:space="preserve"> </w:t>
+        <w:t xml:space="preserve"> – Описание класса </w:t>
       </w:r>
       <w:r>
         <w:rPr>
@@ -8561,7 +8149,6 @@
                 <w:lang w:val="en-US"/>
               </w:rPr>
             </w:pPr>
-            <w:proofErr w:type="spellStart"/>
             <w:r>
               <w:rPr>
                 <w:rFonts w:ascii="Times New Roman" w:eastAsia="Calibri" w:hAnsi="Times New Roman" w:cs="Times New Roman"/>
@@ -8571,7 +8158,6 @@
               </w:rPr>
               <w:t>Название</w:t>
             </w:r>
-            <w:proofErr w:type="spellEnd"/>
           </w:p>
         </w:tc>
         <w:tc>
@@ -8589,7 +8175,6 @@
                 <w:lang w:val="en-US"/>
               </w:rPr>
             </w:pPr>
-            <w:proofErr w:type="spellStart"/>
             <w:r>
               <w:rPr>
                 <w:rFonts w:ascii="Times New Roman" w:eastAsia="Calibri" w:hAnsi="Times New Roman" w:cs="Times New Roman"/>
@@ -8599,7 +8184,6 @@
               </w:rPr>
               <w:t>Тип</w:t>
             </w:r>
-            <w:proofErr w:type="spellEnd"/>
           </w:p>
         </w:tc>
         <w:tc>
@@ -8617,7 +8201,6 @@
                 <w:lang w:val="en-US"/>
               </w:rPr>
             </w:pPr>
-            <w:proofErr w:type="spellStart"/>
             <w:r>
               <w:rPr>
                 <w:rFonts w:ascii="Times New Roman" w:eastAsia="Calibri" w:hAnsi="Times New Roman" w:cs="Times New Roman"/>
@@ -8627,7 +8210,6 @@
               </w:rPr>
               <w:t>Описание</w:t>
             </w:r>
-            <w:proofErr w:type="spellEnd"/>
           </w:p>
         </w:tc>
       </w:tr>
@@ -8648,7 +8230,6 @@
                 <w:lang w:val="en-US"/>
               </w:rPr>
             </w:pPr>
-            <w:proofErr w:type="spellStart"/>
             <w:r>
               <w:rPr>
                 <w:rFonts w:ascii="Times New Roman" w:eastAsia="Calibri" w:hAnsi="Times New Roman" w:cs="Times New Roman"/>
@@ -8656,29 +8237,8 @@
                 <w:szCs w:val="24"/>
                 <w:lang w:val="en-US"/>
               </w:rPr>
-              <w:t>Описание</w:t>
-            </w:r>
-            <w:proofErr w:type="spellEnd"/>
-            <w:r>
-              <w:rPr>
-                <w:rFonts w:ascii="Times New Roman" w:eastAsia="Calibri" w:hAnsi="Times New Roman" w:cs="Times New Roman"/>
-                <w:sz w:val="24"/>
-                <w:szCs w:val="24"/>
-                <w:lang w:val="en-US"/>
-              </w:rPr>
-              <w:t xml:space="preserve"> </w:t>
-            </w:r>
-            <w:proofErr w:type="spellStart"/>
-            <w:r>
-              <w:rPr>
-                <w:rFonts w:ascii="Times New Roman" w:eastAsia="Calibri" w:hAnsi="Times New Roman" w:cs="Times New Roman"/>
-                <w:sz w:val="24"/>
-                <w:szCs w:val="24"/>
-                <w:lang w:val="en-US"/>
-              </w:rPr>
-              <w:t>класса</w:t>
-            </w:r>
-            <w:proofErr w:type="spellEnd"/>
+              <w:t>Описание класса</w:t>
+            </w:r>
           </w:p>
         </w:tc>
       </w:tr>
@@ -8761,7 +8321,6 @@
                 <w:lang w:val="en-US"/>
               </w:rPr>
             </w:pPr>
-            <w:proofErr w:type="spellStart"/>
             <w:r>
               <w:rPr>
                 <w:rFonts w:ascii="Times New Roman" w:eastAsia="Calibri" w:hAnsi="Times New Roman" w:cs="Times New Roman"/>
@@ -8771,7 +8330,6 @@
               </w:rPr>
               <w:t>Поля</w:t>
             </w:r>
-            <w:proofErr w:type="spellEnd"/>
           </w:p>
         </w:tc>
       </w:tr>
@@ -8818,7 +8376,6 @@
               </w:rPr>
               <w:t>_</w:t>
             </w:r>
-            <w:proofErr w:type="spellStart"/>
             <w:r>
               <w:rPr>
                 <w:rFonts w:ascii="Times New Roman" w:eastAsia="Calibri" w:hAnsi="Times New Roman" w:cs="Times New Roman"/>
@@ -8828,7 +8385,6 @@
               </w:rPr>
               <w:t>bladeLength</w:t>
             </w:r>
-            <w:proofErr w:type="spellEnd"/>
           </w:p>
         </w:tc>
         <w:tc>
@@ -8872,7 +8428,6 @@
                 <w:lang w:val="en-US"/>
               </w:rPr>
             </w:pPr>
-            <w:proofErr w:type="spellStart"/>
             <w:r>
               <w:rPr>
                 <w:rFonts w:ascii="Times New Roman" w:eastAsia="Calibri" w:hAnsi="Times New Roman" w:cs="Times New Roman"/>
@@ -8880,49 +8435,8 @@
                 <w:szCs w:val="24"/>
                 <w:lang w:val="en-US"/>
               </w:rPr>
-              <w:t>Длина</w:t>
-            </w:r>
-            <w:proofErr w:type="spellEnd"/>
-            <w:r>
-              <w:rPr>
-                <w:rFonts w:ascii="Times New Roman" w:eastAsia="Calibri" w:hAnsi="Times New Roman" w:cs="Times New Roman"/>
-                <w:sz w:val="24"/>
-                <w:szCs w:val="24"/>
-                <w:lang w:val="en-US"/>
-              </w:rPr>
-              <w:t xml:space="preserve"> </w:t>
-            </w:r>
-            <w:proofErr w:type="spellStart"/>
-            <w:r>
-              <w:rPr>
-                <w:rFonts w:ascii="Times New Roman" w:eastAsia="Calibri" w:hAnsi="Times New Roman" w:cs="Times New Roman"/>
-                <w:sz w:val="24"/>
-                <w:szCs w:val="24"/>
-                <w:lang w:val="en-US"/>
-              </w:rPr>
-              <w:t>лопастей</w:t>
-            </w:r>
-            <w:proofErr w:type="spellEnd"/>
-            <w:r>
-              <w:rPr>
-                <w:rFonts w:ascii="Times New Roman" w:eastAsia="Calibri" w:hAnsi="Times New Roman" w:cs="Times New Roman"/>
-                <w:sz w:val="24"/>
-                <w:szCs w:val="24"/>
-                <w:lang w:val="en-US"/>
-              </w:rPr>
-              <w:t xml:space="preserve"> </w:t>
-            </w:r>
-            <w:proofErr w:type="spellStart"/>
-            <w:r>
-              <w:rPr>
-                <w:rFonts w:ascii="Times New Roman" w:eastAsia="Calibri" w:hAnsi="Times New Roman" w:cs="Times New Roman"/>
-                <w:sz w:val="24"/>
-                <w:szCs w:val="24"/>
-                <w:lang w:val="en-US"/>
-              </w:rPr>
-              <w:t>вертолета</w:t>
-            </w:r>
-            <w:proofErr w:type="spellEnd"/>
+              <w:t>Длина лопастей вертолета</w:t>
+            </w:r>
           </w:p>
         </w:tc>
       </w:tr>
@@ -9009,7 +8523,6 @@
                 <w:szCs w:val="24"/>
               </w:rPr>
             </w:pPr>
-            <w:proofErr w:type="spellStart"/>
             <w:r>
               <w:rPr>
                 <w:rFonts w:ascii="Times New Roman" w:eastAsia="Calibri" w:hAnsi="Times New Roman" w:cs="Times New Roman"/>
@@ -9019,7 +8532,6 @@
               </w:rPr>
               <w:t>Двигатель</w:t>
             </w:r>
-            <w:proofErr w:type="spellEnd"/>
           </w:p>
         </w:tc>
       </w:tr>
@@ -9040,7 +8552,6 @@
                 <w:lang w:val="en-US"/>
               </w:rPr>
             </w:pPr>
-            <w:proofErr w:type="spellStart"/>
             <w:r>
               <w:rPr>
                 <w:rFonts w:ascii="Times New Roman" w:eastAsia="Calibri" w:hAnsi="Times New Roman" w:cs="Times New Roman"/>
@@ -9050,7 +8561,6 @@
               </w:rPr>
               <w:t>Свойства</w:t>
             </w:r>
-            <w:proofErr w:type="spellEnd"/>
           </w:p>
         </w:tc>
       </w:tr>
@@ -9075,18 +8585,8 @@
                 <w:sz w:val="24"/>
                 <w:szCs w:val="20"/>
               </w:rPr>
-              <w:t xml:space="preserve">+ </w:t>
-            </w:r>
-            <w:proofErr w:type="spellStart"/>
-            <w:r>
-              <w:rPr>
-                <w:rFonts w:ascii="Times New Roman" w:eastAsia="Calibri" w:hAnsi="Times New Roman" w:cs="Times New Roman"/>
-                <w:sz w:val="24"/>
-                <w:szCs w:val="20"/>
-              </w:rPr>
-              <w:t>BladeLength</w:t>
-            </w:r>
-            <w:proofErr w:type="spellEnd"/>
+              <w:t>+ BladeLength</w:t>
+            </w:r>
           </w:p>
         </w:tc>
         <w:tc>
@@ -9103,7 +8603,6 @@
                 <w:szCs w:val="20"/>
               </w:rPr>
             </w:pPr>
-            <w:proofErr w:type="spellStart"/>
             <w:r>
               <w:rPr>
                 <w:rFonts w:ascii="Times New Roman" w:eastAsia="Calibri" w:hAnsi="Times New Roman" w:cs="Times New Roman"/>
@@ -9112,7 +8611,6 @@
               </w:rPr>
               <w:t>double</w:t>
             </w:r>
-            <w:proofErr w:type="spellEnd"/>
           </w:p>
         </w:tc>
         <w:tc>
@@ -9325,19 +8823,8 @@
                 <w:szCs w:val="24"/>
                 <w:lang w:val="en-US"/>
               </w:rPr>
-              <w:t xml:space="preserve">+ </w:t>
-            </w:r>
-            <w:proofErr w:type="spellStart"/>
-            <w:r>
-              <w:rPr>
-                <w:rFonts w:ascii="Times New Roman" w:eastAsia="Calibri" w:hAnsi="Times New Roman" w:cs="Times New Roman"/>
-                <w:sz w:val="24"/>
-                <w:szCs w:val="24"/>
-                <w:lang w:val="en-US"/>
-              </w:rPr>
-              <w:t>TypeTransport</w:t>
-            </w:r>
-            <w:proofErr w:type="spellEnd"/>
+              <w:t>+ TypeTransport</w:t>
+            </w:r>
           </w:p>
         </w:tc>
         <w:tc>
@@ -9422,19 +8909,8 @@
                 <w:szCs w:val="24"/>
                 <w:lang w:val="en-US"/>
               </w:rPr>
-              <w:t xml:space="preserve">+ </w:t>
-            </w:r>
-            <w:proofErr w:type="spellStart"/>
-            <w:r>
-              <w:rPr>
-                <w:rFonts w:ascii="Times New Roman" w:eastAsia="Calibri" w:hAnsi="Times New Roman" w:cs="Times New Roman"/>
-                <w:sz w:val="24"/>
-                <w:szCs w:val="24"/>
-                <w:lang w:val="en-US"/>
-              </w:rPr>
-              <w:t>FuelConsumption</w:t>
-            </w:r>
-            <w:proofErr w:type="spellEnd"/>
+              <w:t>+ FuelConsumption</w:t>
+            </w:r>
           </w:p>
         </w:tc>
         <w:tc>
@@ -9589,7 +9065,6 @@
               </w:rPr>
               <w:t xml:space="preserve"> </w:t>
             </w:r>
-            <w:proofErr w:type="spellStart"/>
             <w:r>
               <w:rPr>
                 <w:rFonts w:ascii="Times New Roman" w:eastAsia="Calibri" w:hAnsi="Times New Roman" w:cs="Times New Roman"/>
@@ -9599,7 +9074,6 @@
               </w:rPr>
               <w:t>CalculationFuel</w:t>
             </w:r>
-            <w:proofErr w:type="spellEnd"/>
           </w:p>
         </w:tc>
         <w:tc>
@@ -9692,31 +9166,17 @@
           <w:lang w:val="en-US"/>
         </w:rPr>
       </w:pPr>
-      <w:proofErr w:type="spellStart"/>
-      <w:r>
-        <w:rPr>
-          <w:rFonts w:ascii="Times New Roman" w:hAnsi="Times New Roman" w:cs="Times New Roman"/>
-          <w:i w:val="0"/>
-          <w:iCs w:val="0"/>
-          <w:color w:val="auto"/>
-          <w:sz w:val="24"/>
-          <w:szCs w:val="24"/>
-          <w:lang w:val="en-US"/>
-        </w:rPr>
-        <w:t>Таблица</w:t>
-      </w:r>
-      <w:proofErr w:type="spellEnd"/>
-      <w:r>
-        <w:rPr>
-          <w:rFonts w:ascii="Times New Roman" w:hAnsi="Times New Roman" w:cs="Times New Roman"/>
-          <w:i w:val="0"/>
-          <w:iCs w:val="0"/>
-          <w:color w:val="auto"/>
-          <w:sz w:val="24"/>
-          <w:szCs w:val="24"/>
-          <w:lang w:val="en-US"/>
-        </w:rPr>
-        <w:t xml:space="preserve"> </w:t>
+      <w:r>
+        <w:rPr>
+          <w:rFonts w:ascii="Times New Roman" w:hAnsi="Times New Roman" w:cs="Times New Roman"/>
+          <w:i w:val="0"/>
+          <w:iCs w:val="0"/>
+          <w:color w:val="auto"/>
+          <w:sz w:val="24"/>
+          <w:szCs w:val="24"/>
+          <w:lang w:val="en-US"/>
+        </w:rPr>
+        <w:t xml:space="preserve">Таблица </w:t>
       </w:r>
       <w:r>
         <w:rPr>
@@ -9789,59 +9249,7 @@
           <w:szCs w:val="24"/>
           <w:lang w:val="en-US"/>
         </w:rPr>
-        <w:t xml:space="preserve"> – </w:t>
-      </w:r>
-      <w:proofErr w:type="spellStart"/>
-      <w:r>
-        <w:rPr>
-          <w:rFonts w:ascii="Times New Roman" w:hAnsi="Times New Roman" w:cs="Times New Roman"/>
-          <w:i w:val="0"/>
-          <w:iCs w:val="0"/>
-          <w:color w:val="auto"/>
-          <w:sz w:val="24"/>
-          <w:szCs w:val="24"/>
-          <w:lang w:val="en-US"/>
-        </w:rPr>
-        <w:t>Описание</w:t>
-      </w:r>
-      <w:proofErr w:type="spellEnd"/>
-      <w:r>
-        <w:rPr>
-          <w:rFonts w:ascii="Times New Roman" w:hAnsi="Times New Roman" w:cs="Times New Roman"/>
-          <w:i w:val="0"/>
-          <w:iCs w:val="0"/>
-          <w:color w:val="auto"/>
-          <w:sz w:val="24"/>
-          <w:szCs w:val="24"/>
-          <w:lang w:val="en-US"/>
-        </w:rPr>
-        <w:t xml:space="preserve"> </w:t>
-      </w:r>
-      <w:proofErr w:type="spellStart"/>
-      <w:r>
-        <w:rPr>
-          <w:rFonts w:ascii="Times New Roman" w:hAnsi="Times New Roman" w:cs="Times New Roman"/>
-          <w:i w:val="0"/>
-          <w:iCs w:val="0"/>
-          <w:color w:val="auto"/>
-          <w:sz w:val="24"/>
-          <w:szCs w:val="24"/>
-          <w:lang w:val="en-US"/>
-        </w:rPr>
-        <w:t>класса</w:t>
-      </w:r>
-      <w:proofErr w:type="spellEnd"/>
-      <w:r>
-        <w:rPr>
-          <w:rFonts w:ascii="Times New Roman" w:hAnsi="Times New Roman" w:cs="Times New Roman"/>
-          <w:i w:val="0"/>
-          <w:iCs w:val="0"/>
-          <w:color w:val="auto"/>
-          <w:sz w:val="24"/>
-          <w:szCs w:val="24"/>
-          <w:lang w:val="en-US"/>
-        </w:rPr>
-        <w:t xml:space="preserve"> </w:t>
+        <w:t xml:space="preserve"> – Описание класса </w:t>
       </w:r>
       <w:r>
         <w:rPr>
@@ -9887,7 +9295,6 @@
                 <w:lang w:val="en-US"/>
               </w:rPr>
             </w:pPr>
-            <w:proofErr w:type="spellStart"/>
             <w:r>
               <w:rPr>
                 <w:rFonts w:ascii="Times New Roman" w:eastAsia="Calibri" w:hAnsi="Times New Roman" w:cs="Times New Roman"/>
@@ -9897,7 +9304,6 @@
               </w:rPr>
               <w:t>Название</w:t>
             </w:r>
-            <w:proofErr w:type="spellEnd"/>
           </w:p>
         </w:tc>
         <w:tc>
@@ -9915,7 +9321,6 @@
                 <w:lang w:val="en-US"/>
               </w:rPr>
             </w:pPr>
-            <w:proofErr w:type="spellStart"/>
             <w:r>
               <w:rPr>
                 <w:rFonts w:ascii="Times New Roman" w:eastAsia="Calibri" w:hAnsi="Times New Roman" w:cs="Times New Roman"/>
@@ -9925,7 +9330,6 @@
               </w:rPr>
               <w:t>Тип</w:t>
             </w:r>
-            <w:proofErr w:type="spellEnd"/>
           </w:p>
         </w:tc>
         <w:tc>
@@ -9943,7 +9347,6 @@
                 <w:lang w:val="en-US"/>
               </w:rPr>
             </w:pPr>
-            <w:proofErr w:type="spellStart"/>
             <w:r>
               <w:rPr>
                 <w:rFonts w:ascii="Times New Roman" w:eastAsia="Calibri" w:hAnsi="Times New Roman" w:cs="Times New Roman"/>
@@ -9953,7 +9356,6 @@
               </w:rPr>
               <w:t>Описание</w:t>
             </w:r>
-            <w:proofErr w:type="spellEnd"/>
           </w:p>
         </w:tc>
       </w:tr>
@@ -9974,7 +9376,6 @@
                 <w:lang w:val="en-US"/>
               </w:rPr>
             </w:pPr>
-            <w:proofErr w:type="spellStart"/>
             <w:r>
               <w:rPr>
                 <w:rFonts w:ascii="Times New Roman" w:eastAsia="Calibri" w:hAnsi="Times New Roman" w:cs="Times New Roman"/>
@@ -9982,29 +9383,8 @@
                 <w:szCs w:val="24"/>
                 <w:lang w:val="en-US"/>
               </w:rPr>
-              <w:t>Описание</w:t>
-            </w:r>
-            <w:proofErr w:type="spellEnd"/>
-            <w:r>
-              <w:rPr>
-                <w:rFonts w:ascii="Times New Roman" w:eastAsia="Calibri" w:hAnsi="Times New Roman" w:cs="Times New Roman"/>
-                <w:sz w:val="24"/>
-                <w:szCs w:val="24"/>
-                <w:lang w:val="en-US"/>
-              </w:rPr>
-              <w:t xml:space="preserve"> </w:t>
-            </w:r>
-            <w:proofErr w:type="spellStart"/>
-            <w:r>
-              <w:rPr>
-                <w:rFonts w:ascii="Times New Roman" w:eastAsia="Calibri" w:hAnsi="Times New Roman" w:cs="Times New Roman"/>
-                <w:sz w:val="24"/>
-                <w:szCs w:val="24"/>
-                <w:lang w:val="en-US"/>
-              </w:rPr>
-              <w:t>класса</w:t>
-            </w:r>
-            <w:proofErr w:type="spellEnd"/>
+              <w:t>Описание класса</w:t>
+            </w:r>
           </w:p>
         </w:tc>
       </w:tr>
@@ -10096,7 +9476,6 @@
                 <w:lang w:val="en-US"/>
               </w:rPr>
             </w:pPr>
-            <w:proofErr w:type="spellStart"/>
             <w:r>
               <w:rPr>
                 <w:rFonts w:ascii="Times New Roman" w:eastAsia="Calibri" w:hAnsi="Times New Roman" w:cs="Times New Roman"/>
@@ -10106,7 +9485,6 @@
               </w:rPr>
               <w:t>Поля</w:t>
             </w:r>
-            <w:proofErr w:type="spellEnd"/>
           </w:p>
         </w:tc>
       </w:tr>
@@ -10205,7 +9583,6 @@
                 <w:lang w:val="en-US"/>
               </w:rPr>
             </w:pPr>
-            <w:proofErr w:type="spellStart"/>
             <w:r>
               <w:rPr>
                 <w:rFonts w:ascii="Times New Roman" w:eastAsia="Calibri" w:hAnsi="Times New Roman" w:cs="Times New Roman"/>
@@ -10213,49 +9590,8 @@
                 <w:szCs w:val="24"/>
                 <w:lang w:val="en-US"/>
               </w:rPr>
-              <w:t>Длина</w:t>
-            </w:r>
-            <w:proofErr w:type="spellEnd"/>
-            <w:r>
-              <w:rPr>
-                <w:rFonts w:ascii="Times New Roman" w:eastAsia="Calibri" w:hAnsi="Times New Roman" w:cs="Times New Roman"/>
-                <w:sz w:val="24"/>
-                <w:szCs w:val="24"/>
-                <w:lang w:val="en-US"/>
-              </w:rPr>
-              <w:t xml:space="preserve"> </w:t>
-            </w:r>
-            <w:proofErr w:type="spellStart"/>
-            <w:r>
-              <w:rPr>
-                <w:rFonts w:ascii="Times New Roman" w:eastAsia="Calibri" w:hAnsi="Times New Roman" w:cs="Times New Roman"/>
-                <w:sz w:val="24"/>
-                <w:szCs w:val="24"/>
-                <w:lang w:val="en-US"/>
-              </w:rPr>
-              <w:t>лопастей</w:t>
-            </w:r>
-            <w:proofErr w:type="spellEnd"/>
-            <w:r>
-              <w:rPr>
-                <w:rFonts w:ascii="Times New Roman" w:eastAsia="Calibri" w:hAnsi="Times New Roman" w:cs="Times New Roman"/>
-                <w:sz w:val="24"/>
-                <w:szCs w:val="24"/>
-                <w:lang w:val="en-US"/>
-              </w:rPr>
-              <w:t xml:space="preserve"> </w:t>
-            </w:r>
-            <w:proofErr w:type="spellStart"/>
-            <w:r>
-              <w:rPr>
-                <w:rFonts w:ascii="Times New Roman" w:eastAsia="Calibri" w:hAnsi="Times New Roman" w:cs="Times New Roman"/>
-                <w:sz w:val="24"/>
-                <w:szCs w:val="24"/>
-                <w:lang w:val="en-US"/>
-              </w:rPr>
-              <w:t>вертолета</w:t>
-            </w:r>
-            <w:proofErr w:type="spellEnd"/>
+              <w:t>Длина лопастей вертолета</w:t>
+            </w:r>
           </w:p>
         </w:tc>
       </w:tr>
@@ -10299,19 +9635,8 @@
                 <w:szCs w:val="24"/>
                 <w:lang w:val="en-US"/>
               </w:rPr>
-              <w:t>_</w:t>
-            </w:r>
-            <w:proofErr w:type="spellStart"/>
-            <w:r>
-              <w:rPr>
-                <w:rFonts w:ascii="Times New Roman" w:eastAsia="Calibri" w:hAnsi="Times New Roman" w:cs="Times New Roman"/>
-                <w:sz w:val="24"/>
-                <w:szCs w:val="24"/>
-                <w:lang w:val="en-US"/>
-              </w:rPr>
-              <w:t>typesFuel</w:t>
-            </w:r>
-            <w:proofErr w:type="spellEnd"/>
+              <w:t>_typesFuel</w:t>
+            </w:r>
           </w:p>
         </w:tc>
         <w:tc>
@@ -10356,27 +9681,7 @@
                 <w:szCs w:val="24"/>
                 <w:lang w:val="en-US"/>
               </w:rPr>
-              <w:t>&lt;</w:t>
-            </w:r>
-            <w:proofErr w:type="spellStart"/>
-            <w:r>
-              <w:rPr>
-                <w:rFonts w:ascii="Times New Roman" w:eastAsia="Calibri" w:hAnsi="Times New Roman" w:cs="Times New Roman"/>
-                <w:sz w:val="24"/>
-                <w:szCs w:val="24"/>
-                <w:lang w:val="en-US"/>
-              </w:rPr>
-              <w:t>TypeFuel</w:t>
-            </w:r>
-            <w:proofErr w:type="spellEnd"/>
-            <w:r>
-              <w:rPr>
-                <w:rFonts w:ascii="Times New Roman" w:eastAsia="Calibri" w:hAnsi="Times New Roman" w:cs="Times New Roman"/>
-                <w:sz w:val="24"/>
-                <w:szCs w:val="24"/>
-                <w:lang w:val="en-US"/>
-              </w:rPr>
-              <w:t>, string&gt;</w:t>
+              <w:t>&lt;TypeFuel, string&gt;</w:t>
             </w:r>
           </w:p>
         </w:tc>
@@ -10394,7 +9699,6 @@
                 <w:lang w:val="en-US"/>
               </w:rPr>
             </w:pPr>
-            <w:proofErr w:type="spellStart"/>
             <w:r>
               <w:rPr>
                 <w:rFonts w:ascii="Times New Roman" w:eastAsia="Calibri" w:hAnsi="Times New Roman" w:cs="Times New Roman"/>
@@ -10404,7 +9708,6 @@
               </w:rPr>
               <w:t>Словарь</w:t>
             </w:r>
-            <w:proofErr w:type="spellEnd"/>
             <w:r>
               <w:rPr>
                 <w:rFonts w:ascii="Times New Roman" w:eastAsia="Calibri" w:hAnsi="Times New Roman" w:cs="Times New Roman"/>
@@ -10420,9 +9723,16 @@
                 <w:szCs w:val="24"/>
                 <w:lang w:val="en-US"/>
               </w:rPr>
-              <w:t xml:space="preserve"> </w:t>
-            </w:r>
-            <w:proofErr w:type="spellStart"/>
+              <w:t xml:space="preserve"> тип</w:t>
+            </w:r>
+            <w:r>
+              <w:rPr>
+                <w:rFonts w:ascii="Times New Roman" w:eastAsia="Calibri" w:hAnsi="Times New Roman" w:cs="Times New Roman"/>
+                <w:sz w:val="24"/>
+                <w:szCs w:val="24"/>
+              </w:rPr>
+              <w:t>ами</w:t>
+            </w:r>
             <w:r>
               <w:rPr>
                 <w:rFonts w:ascii="Times New Roman" w:eastAsia="Calibri" w:hAnsi="Times New Roman" w:cs="Times New Roman"/>
@@ -10430,37 +9740,8 @@
                 <w:szCs w:val="24"/>
                 <w:lang w:val="en-US"/>
               </w:rPr>
-              <w:t>тип</w:t>
-            </w:r>
-            <w:r>
-              <w:rPr>
-                <w:rFonts w:ascii="Times New Roman" w:eastAsia="Calibri" w:hAnsi="Times New Roman" w:cs="Times New Roman"/>
-                <w:sz w:val="24"/>
-                <w:szCs w:val="24"/>
-              </w:rPr>
-              <w:t>ами</w:t>
-            </w:r>
-            <w:proofErr w:type="spellEnd"/>
-            <w:r>
-              <w:rPr>
-                <w:rFonts w:ascii="Times New Roman" w:eastAsia="Calibri" w:hAnsi="Times New Roman" w:cs="Times New Roman"/>
-                <w:sz w:val="24"/>
-                <w:szCs w:val="24"/>
-                <w:lang w:val="en-US"/>
-              </w:rPr>
-              <w:t xml:space="preserve"> </w:t>
-            </w:r>
-            <w:proofErr w:type="spellStart"/>
-            <w:r>
-              <w:rPr>
-                <w:rFonts w:ascii="Times New Roman" w:eastAsia="Calibri" w:hAnsi="Times New Roman" w:cs="Times New Roman"/>
-                <w:sz w:val="24"/>
-                <w:szCs w:val="24"/>
-                <w:lang w:val="en-US"/>
-              </w:rPr>
-              <w:t>топлива</w:t>
-            </w:r>
-            <w:proofErr w:type="spellEnd"/>
+              <w:t xml:space="preserve"> топлива</w:t>
+            </w:r>
           </w:p>
         </w:tc>
       </w:tr>
@@ -10481,7 +9762,6 @@
                 <w:lang w:val="en-US"/>
               </w:rPr>
             </w:pPr>
-            <w:proofErr w:type="spellStart"/>
             <w:r>
               <w:rPr>
                 <w:rFonts w:ascii="Times New Roman" w:eastAsia="Calibri" w:hAnsi="Times New Roman" w:cs="Times New Roman"/>
@@ -10491,7 +9771,6 @@
               </w:rPr>
               <w:t>Свойства</w:t>
             </w:r>
-            <w:proofErr w:type="spellEnd"/>
           </w:p>
         </w:tc>
       </w:tr>
@@ -10543,7 +9822,6 @@
                 <w:szCs w:val="20"/>
               </w:rPr>
             </w:pPr>
-            <w:proofErr w:type="spellStart"/>
             <w:r>
               <w:rPr>
                 <w:rFonts w:ascii="Times New Roman" w:eastAsia="Calibri" w:hAnsi="Times New Roman" w:cs="Times New Roman"/>
@@ -10552,7 +9830,6 @@
               </w:rPr>
               <w:t>double</w:t>
             </w:r>
-            <w:proofErr w:type="spellEnd"/>
           </w:p>
         </w:tc>
         <w:tc>
@@ -10604,7 +9881,6 @@
               </w:rPr>
               <w:t xml:space="preserve">+ </w:t>
             </w:r>
-            <w:proofErr w:type="spellStart"/>
             <w:r>
               <w:rPr>
                 <w:rFonts w:ascii="Times New Roman" w:eastAsia="Calibri" w:hAnsi="Times New Roman" w:cs="Times New Roman"/>
@@ -10614,7 +9890,6 @@
               </w:rPr>
               <w:t>TypeFuel</w:t>
             </w:r>
-            <w:proofErr w:type="spellEnd"/>
           </w:p>
         </w:tc>
         <w:tc>
@@ -10631,7 +9906,6 @@
                 <w:szCs w:val="20"/>
               </w:rPr>
             </w:pPr>
-            <w:proofErr w:type="spellStart"/>
             <w:r>
               <w:rPr>
                 <w:rFonts w:ascii="Times New Roman" w:eastAsia="Calibri" w:hAnsi="Times New Roman" w:cs="Times New Roman"/>
@@ -10640,7 +9914,6 @@
               </w:rPr>
               <w:t>TypeFuel</w:t>
             </w:r>
-            <w:proofErr w:type="spellEnd"/>
           </w:p>
         </w:tc>
         <w:tc>
@@ -10824,7 +10097,6 @@
               </w:rPr>
               <w:t xml:space="preserve"> </w:t>
             </w:r>
-            <w:proofErr w:type="spellStart"/>
             <w:r>
               <w:rPr>
                 <w:rFonts w:ascii="Times New Roman" w:eastAsia="Calibri" w:hAnsi="Times New Roman" w:cs="Times New Roman"/>
@@ -10834,7 +10106,6 @@
               </w:rPr>
               <w:t>СalculateConsumption</w:t>
             </w:r>
-            <w:proofErr w:type="spellEnd"/>
           </w:p>
         </w:tc>
         <w:tc>
@@ -10928,25 +10199,13 @@
           <w:szCs w:val="28"/>
         </w:rPr>
         <w:lastRenderedPageBreak/>
-        <w:t xml:space="preserve">Дерево ветвлений </w:t>
-      </w:r>
-      <w:proofErr w:type="spellStart"/>
-      <w:r>
-        <w:rPr>
-          <w:rFonts w:ascii="Times New Roman" w:hAnsi="Times New Roman" w:cs="Times New Roman"/>
-          <w:b/>
-          <w:bCs/>
-          <w:sz w:val="28"/>
-          <w:szCs w:val="28"/>
-        </w:rPr>
-        <w:t>Git</w:t>
+        <w:t>Дерево ветвлений Git</w:t>
       </w:r>
       <w:bookmarkEnd w:id="24"/>
       <w:bookmarkEnd w:id="25"/>
       <w:bookmarkEnd w:id="26"/>
       <w:bookmarkEnd w:id="27"/>
       <w:bookmarkEnd w:id="28"/>
-      <w:proofErr w:type="spellEnd"/>
     </w:p>
     <w:p>
       <w:pPr>
@@ -11017,944 +10276,6 @@
             <wp:extent cx="5940425" cy="5011420"/>
             <wp:effectExtent l="0" t="0" r="3175" b="0"/>
             <wp:docPr id="3" name="Рисунок 3"/>
-            <wp:cNvGraphicFramePr>
-              <a:graphicFrameLocks xmlns:a="http://schemas.openxmlformats.org/drawingml/2006/main" noChangeAspect="1"/>
-            </wp:cNvGraphicFramePr>
-            <a:graphic xmlns:a="http://schemas.openxmlformats.org/drawingml/2006/main">
-              <a:graphicData uri="http://schemas.openxmlformats.org/drawingml/2006/picture">
-                <pic:pic xmlns:pic="http://schemas.openxmlformats.org/drawingml/2006/picture">
-                  <pic:nvPicPr>
-                    <pic:cNvPr id="1" name=""/>
-                    <pic:cNvPicPr/>
-                  </pic:nvPicPr>
-                  <pic:blipFill>
-                    <a:blip r:embed="rId11"/>
-                    <a:stretch>
-                      <a:fillRect/>
-                    </a:stretch>
-                  </pic:blipFill>
-                  <pic:spPr>
-                    <a:xfrm>
-                      <a:off x="0" y="0"/>
-                      <a:ext cx="5940425" cy="5011420"/>
-                    </a:xfrm>
-                    <a:prstGeom prst="rect">
-                      <a:avLst/>
-                    </a:prstGeom>
-                  </pic:spPr>
-                </pic:pic>
-              </a:graphicData>
-            </a:graphic>
-          </wp:inline>
-        </w:drawing>
-      </w:r>
-    </w:p>
-    <w:p>
-      <w:pPr>
-        <w:pStyle w:val="a6"/>
-        <w:spacing w:after="0"/>
-        <w:jc w:val="center"/>
-        <w:rPr>
-          <w:rFonts w:ascii="Times New Roman" w:hAnsi="Times New Roman" w:cs="Times New Roman"/>
-          <w:i w:val="0"/>
-          <w:iCs w:val="0"/>
-          <w:color w:val="auto"/>
-          <w:sz w:val="24"/>
-          <w:szCs w:val="24"/>
-          <w:lang w:val="en-US"/>
-        </w:rPr>
-      </w:pPr>
-      <w:r>
-        <w:rPr>
-          <w:rFonts w:ascii="Times New Roman" w:hAnsi="Times New Roman" w:cs="Times New Roman"/>
-          <w:i w:val="0"/>
-          <w:iCs w:val="0"/>
-          <w:color w:val="auto"/>
-          <w:sz w:val="24"/>
-          <w:szCs w:val="24"/>
-        </w:rPr>
-        <w:t xml:space="preserve">Рисунок </w:t>
-      </w:r>
-      <w:r>
-        <w:rPr>
-          <w:rFonts w:ascii="Times New Roman" w:hAnsi="Times New Roman" w:cs="Times New Roman"/>
-          <w:i w:val="0"/>
-          <w:iCs w:val="0"/>
-          <w:color w:val="auto"/>
-          <w:sz w:val="24"/>
-          <w:szCs w:val="24"/>
-        </w:rPr>
-        <w:fldChar w:fldCharType="begin"/>
-      </w:r>
-      <w:r>
-        <w:rPr>
-          <w:rFonts w:ascii="Times New Roman" w:hAnsi="Times New Roman" w:cs="Times New Roman"/>
-          <w:i w:val="0"/>
-          <w:iCs w:val="0"/>
-          <w:color w:val="auto"/>
-          <w:sz w:val="24"/>
-          <w:szCs w:val="24"/>
-        </w:rPr>
-        <w:instrText xml:space="preserve"> SEQ Рисунок \* ARABIC </w:instrText>
-      </w:r>
-      <w:r>
-        <w:rPr>
-          <w:rFonts w:ascii="Times New Roman" w:hAnsi="Times New Roman" w:cs="Times New Roman"/>
-          <w:i w:val="0"/>
-          <w:iCs w:val="0"/>
-          <w:color w:val="auto"/>
-          <w:sz w:val="24"/>
-          <w:szCs w:val="24"/>
-        </w:rPr>
-        <w:fldChar w:fldCharType="separate"/>
-      </w:r>
-      <w:r>
-        <w:rPr>
-          <w:rFonts w:ascii="Times New Roman" w:hAnsi="Times New Roman" w:cs="Times New Roman"/>
-          <w:i w:val="0"/>
-          <w:iCs w:val="0"/>
-          <w:noProof/>
-          <w:color w:val="auto"/>
-          <w:sz w:val="24"/>
-          <w:szCs w:val="24"/>
-        </w:rPr>
-        <w:t>3</w:t>
-      </w:r>
-      <w:r>
-        <w:rPr>
-          <w:rFonts w:ascii="Times New Roman" w:hAnsi="Times New Roman" w:cs="Times New Roman"/>
-          <w:i w:val="0"/>
-          <w:iCs w:val="0"/>
-          <w:color w:val="auto"/>
-          <w:sz w:val="24"/>
-          <w:szCs w:val="24"/>
-        </w:rPr>
-        <w:fldChar w:fldCharType="end"/>
-      </w:r>
-      <w:r>
-        <w:rPr>
-          <w:rFonts w:ascii="Times New Roman" w:hAnsi="Times New Roman" w:cs="Times New Roman"/>
-          <w:i w:val="0"/>
-          <w:iCs w:val="0"/>
-          <w:color w:val="auto"/>
-          <w:sz w:val="24"/>
-          <w:szCs w:val="24"/>
-        </w:rPr>
-        <w:t xml:space="preserve"> – Дерево ветвлений </w:t>
-      </w:r>
-      <w:r>
-        <w:rPr>
-          <w:rFonts w:ascii="Times New Roman" w:hAnsi="Times New Roman" w:cs="Times New Roman"/>
-          <w:i w:val="0"/>
-          <w:iCs w:val="0"/>
-          <w:color w:val="auto"/>
-          <w:sz w:val="24"/>
-          <w:szCs w:val="24"/>
-          <w:lang w:val="en-US"/>
-        </w:rPr>
-        <w:t>Git</w:t>
-      </w:r>
-    </w:p>
-    <w:p>
-      <w:pPr>
-        <w:rPr>
-          <w:rFonts w:ascii="Times New Roman" w:hAnsi="Times New Roman" w:cs="Times New Roman"/>
-          <w:sz w:val="28"/>
-          <w:szCs w:val="28"/>
-        </w:rPr>
-      </w:pPr>
-      <w:r>
-        <w:rPr>
-          <w:rFonts w:ascii="Times New Roman" w:hAnsi="Times New Roman" w:cs="Times New Roman"/>
-          <w:sz w:val="28"/>
-          <w:szCs w:val="28"/>
-        </w:rPr>
-        <w:br w:type="page"/>
-      </w:r>
-    </w:p>
-    <w:p>
-      <w:pPr>
-        <w:pStyle w:val="a5"/>
-        <w:numPr>
-          <w:ilvl w:val="0"/>
-          <w:numId w:val="2"/>
-        </w:numPr>
-        <w:spacing w:line="360" w:lineRule="auto"/>
-        <w:ind w:left="0" w:firstLine="709"/>
-        <w:jc w:val="both"/>
-        <w:outlineLvl w:val="1"/>
-        <w:rPr>
-          <w:rFonts w:ascii="Times New Roman" w:hAnsi="Times New Roman" w:cs="Times New Roman"/>
-          <w:b/>
-          <w:bCs/>
-          <w:sz w:val="28"/>
-          <w:szCs w:val="28"/>
-        </w:rPr>
-      </w:pPr>
-      <w:bookmarkStart w:id="29" w:name="_Toc136600559"/>
-      <w:bookmarkStart w:id="30" w:name="_Toc74956677"/>
-      <w:bookmarkStart w:id="31" w:name="_Toc74829068"/>
-      <w:bookmarkStart w:id="32" w:name="_Toc168496200"/>
-      <w:bookmarkStart w:id="33" w:name="_Toc169642561"/>
-      <w:r>
-        <w:rPr>
-          <w:rFonts w:ascii="Times New Roman" w:hAnsi="Times New Roman" w:cs="Times New Roman"/>
-          <w:b/>
-          <w:bCs/>
-          <w:sz w:val="28"/>
-          <w:szCs w:val="28"/>
-        </w:rPr>
-        <w:lastRenderedPageBreak/>
-        <w:t>Тестирование программы</w:t>
-      </w:r>
-      <w:bookmarkEnd w:id="29"/>
-      <w:bookmarkEnd w:id="30"/>
-      <w:bookmarkEnd w:id="31"/>
-      <w:bookmarkEnd w:id="32"/>
-      <w:bookmarkEnd w:id="33"/>
-    </w:p>
-    <w:p>
-      <w:pPr>
-        <w:spacing w:after="0" w:line="360" w:lineRule="auto"/>
-        <w:ind w:firstLine="709"/>
-        <w:outlineLvl w:val="2"/>
-        <w:rPr>
-          <w:rFonts w:ascii="Times New Roman" w:hAnsi="Times New Roman" w:cs="Times New Roman"/>
-          <w:b/>
-          <w:bCs/>
-          <w:noProof/>
-          <w:sz w:val="28"/>
-          <w:szCs w:val="28"/>
-        </w:rPr>
-      </w:pPr>
-      <w:bookmarkStart w:id="34" w:name="_Toc169642562"/>
-      <w:r>
-        <w:rPr>
-          <w:rFonts w:ascii="Times New Roman" w:hAnsi="Times New Roman" w:cs="Times New Roman"/>
-          <w:b/>
-          <w:bCs/>
-          <w:noProof/>
-          <w:sz w:val="28"/>
-          <w:szCs w:val="28"/>
-        </w:rPr>
-        <w:t>5.1</w:t>
-      </w:r>
-      <w:r>
-        <w:rPr>
-          <w:rFonts w:ascii="Times New Roman" w:hAnsi="Times New Roman" w:cs="Times New Roman"/>
-          <w:b/>
-          <w:bCs/>
-          <w:noProof/>
-          <w:sz w:val="28"/>
-          <w:szCs w:val="28"/>
-        </w:rPr>
-        <w:tab/>
-      </w:r>
-      <w:r>
-        <w:rPr>
-          <w:rFonts w:ascii="Times New Roman" w:hAnsi="Times New Roman" w:cs="Times New Roman"/>
-          <w:b/>
-          <w:bCs/>
-          <w:noProof/>
-          <w:sz w:val="28"/>
-          <w:szCs w:val="28"/>
-        </w:rPr>
-        <w:t>Тестирование кнопки «Добавить»</w:t>
-      </w:r>
-      <w:r>
-        <w:rPr>
-          <w:rFonts w:ascii="Times New Roman" w:hAnsi="Times New Roman" w:cs="Times New Roman"/>
-          <w:b/>
-          <w:bCs/>
-          <w:noProof/>
-          <w:sz w:val="28"/>
-          <w:szCs w:val="28"/>
-        </w:rPr>
-        <w:t xml:space="preserve"> и «Отменить»</w:t>
-      </w:r>
-      <w:bookmarkEnd w:id="34"/>
-    </w:p>
-    <w:p>
-      <w:pPr>
-        <w:rPr>
-          <w:rFonts w:ascii="Times New Roman" w:hAnsi="Times New Roman" w:cs="Times New Roman"/>
-          <w:b/>
-          <w:bCs/>
-          <w:noProof/>
-          <w:sz w:val="28"/>
-          <w:szCs w:val="28"/>
-        </w:rPr>
-      </w:pPr>
-    </w:p>
-    <w:p>
-      <w:pPr>
-        <w:spacing w:after="0" w:line="360" w:lineRule="auto"/>
-        <w:ind w:firstLine="709"/>
-        <w:jc w:val="both"/>
-        <w:rPr>
-          <w:rFonts w:ascii="Times New Roman" w:hAnsi="Times New Roman" w:cs="Times New Roman"/>
-          <w:noProof/>
-          <w:sz w:val="28"/>
-          <w:szCs w:val="28"/>
-        </w:rPr>
-      </w:pPr>
-      <w:r>
-        <w:rPr>
-          <w:rFonts w:ascii="Times New Roman" w:hAnsi="Times New Roman" w:cs="Times New Roman"/>
-          <w:noProof/>
-          <w:sz w:val="28"/>
-          <w:szCs w:val="28"/>
-        </w:rPr>
-        <w:t xml:space="preserve">Расчет расхода топлива </w:t>
-      </w:r>
-      <w:r>
-        <w:rPr>
-          <w:rFonts w:ascii="Times New Roman" w:hAnsi="Times New Roman" w:cs="Times New Roman"/>
-          <w:noProof/>
-          <w:sz w:val="28"/>
-          <w:szCs w:val="28"/>
-        </w:rPr>
-        <w:t xml:space="preserve">транспорта осуществляется путем нажатия кнопки «Добавить». В результате вызывается форма «Добавить транспорт», в которой необходимо сделать выбор транспорта и заполнить соответвующие поля одного из выбранных видов транспорта (машина, гибридная машина, вертолет). </w:t>
-      </w:r>
-      <w:r>
-        <w:rPr>
-          <w:rFonts w:ascii="Times New Roman" w:hAnsi="Times New Roman" w:cs="Times New Roman"/>
-          <w:noProof/>
-          <w:sz w:val="28"/>
-          <w:szCs w:val="28"/>
-        </w:rPr>
-        <w:t>В результате информация о типе транспорта и расчитанное значение топлива отображаются в списке на главной форме.</w:t>
-      </w:r>
-    </w:p>
-    <w:p>
-      <w:pPr>
-        <w:spacing w:after="0" w:line="360" w:lineRule="auto"/>
-        <w:ind w:firstLine="709"/>
-        <w:jc w:val="both"/>
-        <w:rPr>
-          <w:rFonts w:ascii="Times New Roman" w:hAnsi="Times New Roman" w:cs="Times New Roman"/>
-          <w:noProof/>
-          <w:sz w:val="28"/>
-          <w:szCs w:val="28"/>
-        </w:rPr>
-      </w:pPr>
-      <w:r>
-        <w:rPr>
-          <w:rFonts w:ascii="Times New Roman" w:hAnsi="Times New Roman" w:cs="Times New Roman"/>
-          <w:noProof/>
-          <w:sz w:val="28"/>
-          <w:szCs w:val="28"/>
-        </w:rPr>
-        <w:t>На рисунке 4 представлен пример добавления машины.</w:t>
-      </w:r>
-    </w:p>
-    <w:p>
-      <w:pPr>
-        <w:rPr>
-          <w:rFonts w:ascii="Times New Roman" w:hAnsi="Times New Roman" w:cs="Times New Roman"/>
-          <w:b/>
-          <w:bCs/>
-          <w:noProof/>
-          <w:sz w:val="28"/>
-          <w:szCs w:val="28"/>
-        </w:rPr>
-      </w:pPr>
-    </w:p>
-    <w:p>
-      <w:pPr>
-        <w:keepNext/>
-        <w:spacing w:after="0" w:line="240" w:lineRule="auto"/>
-        <w:jc w:val="center"/>
-        <w:rPr>
-          <w:rFonts w:ascii="Times New Roman" w:hAnsi="Times New Roman" w:cs="Times New Roman"/>
-          <w:sz w:val="24"/>
-          <w:szCs w:val="24"/>
-        </w:rPr>
-      </w:pPr>
-      <w:r>
-        <w:rPr>
-          <w:noProof/>
-        </w:rPr>
-        <w:drawing>
-          <wp:inline distT="0" distB="0" distL="0" distR="0" wp14:anchorId="7A773ADA" wp14:editId="45F6C388">
-            <wp:extent cx="5296619" cy="3390288"/>
-            <wp:effectExtent l="0" t="0" r="0" b="635"/>
-            <wp:docPr id="4" name="Рисунок 4"/>
-            <wp:cNvGraphicFramePr>
-              <a:graphicFrameLocks xmlns:a="http://schemas.openxmlformats.org/drawingml/2006/main" noChangeAspect="1"/>
-            </wp:cNvGraphicFramePr>
-            <a:graphic xmlns:a="http://schemas.openxmlformats.org/drawingml/2006/main">
-              <a:graphicData uri="http://schemas.openxmlformats.org/drawingml/2006/picture">
-                <pic:pic xmlns:pic="http://schemas.openxmlformats.org/drawingml/2006/picture">
-                  <pic:nvPicPr>
-                    <pic:cNvPr id="1" name=""/>
-                    <pic:cNvPicPr/>
-                  </pic:nvPicPr>
-                  <pic:blipFill>
-                    <a:blip r:embed="rId12"/>
-                    <a:stretch>
-                      <a:fillRect/>
-                    </a:stretch>
-                  </pic:blipFill>
-                  <pic:spPr>
-                    <a:xfrm>
-                      <a:off x="0" y="0"/>
-                      <a:ext cx="5318436" cy="3404253"/>
-                    </a:xfrm>
-                    <a:prstGeom prst="rect">
-                      <a:avLst/>
-                    </a:prstGeom>
-                  </pic:spPr>
-                </pic:pic>
-              </a:graphicData>
-            </a:graphic>
-          </wp:inline>
-        </w:drawing>
-      </w:r>
-    </w:p>
-    <w:p>
-      <w:pPr>
-        <w:pStyle w:val="a6"/>
-        <w:spacing w:after="0"/>
-        <w:jc w:val="center"/>
-        <w:rPr>
-          <w:rFonts w:ascii="Times New Roman" w:hAnsi="Times New Roman" w:cs="Times New Roman"/>
-          <w:i w:val="0"/>
-          <w:iCs w:val="0"/>
-          <w:color w:val="auto"/>
-          <w:sz w:val="24"/>
-          <w:szCs w:val="24"/>
-        </w:rPr>
-      </w:pPr>
-      <w:r>
-        <w:rPr>
-          <w:rFonts w:ascii="Times New Roman" w:hAnsi="Times New Roman" w:cs="Times New Roman"/>
-          <w:i w:val="0"/>
-          <w:iCs w:val="0"/>
-          <w:color w:val="auto"/>
-          <w:sz w:val="24"/>
-          <w:szCs w:val="24"/>
-        </w:rPr>
-        <w:t xml:space="preserve">Рисунок </w:t>
-      </w:r>
-      <w:r>
-        <w:rPr>
-          <w:rFonts w:ascii="Times New Roman" w:hAnsi="Times New Roman" w:cs="Times New Roman"/>
-          <w:i w:val="0"/>
-          <w:iCs w:val="0"/>
-          <w:color w:val="auto"/>
-          <w:sz w:val="24"/>
-          <w:szCs w:val="24"/>
-        </w:rPr>
-        <w:fldChar w:fldCharType="begin"/>
-      </w:r>
-      <w:r>
-        <w:rPr>
-          <w:rFonts w:ascii="Times New Roman" w:hAnsi="Times New Roman" w:cs="Times New Roman"/>
-          <w:i w:val="0"/>
-          <w:iCs w:val="0"/>
-          <w:color w:val="auto"/>
-          <w:sz w:val="24"/>
-          <w:szCs w:val="24"/>
-        </w:rPr>
-        <w:instrText xml:space="preserve"> SEQ Рисунок \* ARABIC </w:instrText>
-      </w:r>
-      <w:r>
-        <w:rPr>
-          <w:rFonts w:ascii="Times New Roman" w:hAnsi="Times New Roman" w:cs="Times New Roman"/>
-          <w:i w:val="0"/>
-          <w:iCs w:val="0"/>
-          <w:color w:val="auto"/>
-          <w:sz w:val="24"/>
-          <w:szCs w:val="24"/>
-        </w:rPr>
-        <w:fldChar w:fldCharType="separate"/>
-      </w:r>
-      <w:r>
-        <w:rPr>
-          <w:rFonts w:ascii="Times New Roman" w:hAnsi="Times New Roman" w:cs="Times New Roman"/>
-          <w:i w:val="0"/>
-          <w:iCs w:val="0"/>
-          <w:noProof/>
-          <w:color w:val="auto"/>
-          <w:sz w:val="24"/>
-          <w:szCs w:val="24"/>
-        </w:rPr>
-        <w:t>4</w:t>
-      </w:r>
-      <w:r>
-        <w:rPr>
-          <w:rFonts w:ascii="Times New Roman" w:hAnsi="Times New Roman" w:cs="Times New Roman"/>
-          <w:i w:val="0"/>
-          <w:iCs w:val="0"/>
-          <w:color w:val="auto"/>
-          <w:sz w:val="24"/>
-          <w:szCs w:val="24"/>
-        </w:rPr>
-        <w:fldChar w:fldCharType="end"/>
-      </w:r>
-      <w:r>
-        <w:rPr>
-          <w:rFonts w:ascii="Times New Roman" w:hAnsi="Times New Roman" w:cs="Times New Roman"/>
-          <w:i w:val="0"/>
-          <w:iCs w:val="0"/>
-          <w:color w:val="auto"/>
-          <w:sz w:val="24"/>
-          <w:szCs w:val="24"/>
-        </w:rPr>
-        <w:t xml:space="preserve"> –</w:t>
-      </w:r>
-      <w:r>
-        <w:rPr>
-          <w:rFonts w:ascii="Times New Roman" w:hAnsi="Times New Roman" w:cs="Times New Roman"/>
-          <w:i w:val="0"/>
-          <w:iCs w:val="0"/>
-          <w:color w:val="auto"/>
-          <w:sz w:val="24"/>
-          <w:szCs w:val="24"/>
-        </w:rPr>
-        <w:t xml:space="preserve"> Тестирование кнопки «Добавить»</w:t>
-      </w:r>
-      <w:r>
-        <w:rPr>
-          <w:rFonts w:ascii="Times New Roman" w:hAnsi="Times New Roman" w:cs="Times New Roman"/>
-          <w:i w:val="0"/>
-          <w:iCs w:val="0"/>
-          <w:color w:val="auto"/>
-          <w:sz w:val="24"/>
-          <w:szCs w:val="24"/>
-        </w:rPr>
-        <w:t>. Добавление машины</w:t>
-      </w:r>
-    </w:p>
-    <w:p/>
-    <w:p>
-      <w:pPr>
-        <w:spacing w:after="0" w:line="360" w:lineRule="auto"/>
-        <w:ind w:firstLine="709"/>
-        <w:jc w:val="both"/>
-        <w:rPr>
-          <w:rFonts w:ascii="Times New Roman" w:hAnsi="Times New Roman" w:cs="Times New Roman"/>
-          <w:noProof/>
-          <w:sz w:val="28"/>
-          <w:szCs w:val="28"/>
-        </w:rPr>
-      </w:pPr>
-      <w:r>
-        <w:rPr>
-          <w:rFonts w:ascii="Times New Roman" w:hAnsi="Times New Roman" w:cs="Times New Roman"/>
-          <w:noProof/>
-          <w:sz w:val="28"/>
-          <w:szCs w:val="28"/>
-        </w:rPr>
-        <w:t>Аналогично выполняется расчет топлива для гибридной машины (рисунок 5) и для вертолета (рисунок 6).</w:t>
-      </w:r>
-    </w:p>
-    <w:p>
-      <w:pPr>
-        <w:keepNext/>
-        <w:spacing w:after="0" w:line="240" w:lineRule="auto"/>
-        <w:jc w:val="center"/>
-        <w:rPr>
-          <w:rFonts w:ascii="Times New Roman" w:hAnsi="Times New Roman" w:cs="Times New Roman"/>
-          <w:sz w:val="24"/>
-          <w:szCs w:val="24"/>
-          <w:lang w:val="en-US"/>
-        </w:rPr>
-      </w:pPr>
-      <w:r>
-        <w:rPr>
-          <w:noProof/>
-        </w:rPr>
-        <w:lastRenderedPageBreak/>
-        <w:drawing>
-          <wp:inline distT="0" distB="0" distL="0" distR="0" wp14:anchorId="36F6930B" wp14:editId="2C73EBDB">
-            <wp:extent cx="5603489" cy="4110824"/>
-            <wp:effectExtent l="0" t="0" r="0" b="4445"/>
-            <wp:docPr id="16" name="Рисунок 16"/>
-            <wp:cNvGraphicFramePr>
-              <a:graphicFrameLocks xmlns:a="http://schemas.openxmlformats.org/drawingml/2006/main" noChangeAspect="1"/>
-            </wp:cNvGraphicFramePr>
-            <a:graphic xmlns:a="http://schemas.openxmlformats.org/drawingml/2006/main">
-              <a:graphicData uri="http://schemas.openxmlformats.org/drawingml/2006/picture">
-                <pic:pic xmlns:pic="http://schemas.openxmlformats.org/drawingml/2006/picture">
-                  <pic:nvPicPr>
-                    <pic:cNvPr id="1" name=""/>
-                    <pic:cNvPicPr/>
-                  </pic:nvPicPr>
-                  <pic:blipFill>
-                    <a:blip r:embed="rId13"/>
-                    <a:stretch>
-                      <a:fillRect/>
-                    </a:stretch>
-                  </pic:blipFill>
-                  <pic:spPr>
-                    <a:xfrm>
-                      <a:off x="0" y="0"/>
-                      <a:ext cx="5616113" cy="4120085"/>
-                    </a:xfrm>
-                    <a:prstGeom prst="rect">
-                      <a:avLst/>
-                    </a:prstGeom>
-                  </pic:spPr>
-                </pic:pic>
-              </a:graphicData>
-            </a:graphic>
-          </wp:inline>
-        </w:drawing>
-      </w:r>
-    </w:p>
-    <w:p>
-      <w:pPr>
-        <w:pStyle w:val="a6"/>
-        <w:spacing w:after="0"/>
-        <w:jc w:val="center"/>
-        <w:rPr>
-          <w:rFonts w:ascii="Times New Roman" w:hAnsi="Times New Roman" w:cs="Times New Roman"/>
-          <w:i w:val="0"/>
-          <w:iCs w:val="0"/>
-          <w:color w:val="auto"/>
-          <w:sz w:val="24"/>
-          <w:szCs w:val="24"/>
-        </w:rPr>
-      </w:pPr>
-      <w:r>
-        <w:rPr>
-          <w:rFonts w:ascii="Times New Roman" w:hAnsi="Times New Roman" w:cs="Times New Roman"/>
-          <w:i w:val="0"/>
-          <w:iCs w:val="0"/>
-          <w:color w:val="auto"/>
-          <w:sz w:val="24"/>
-          <w:szCs w:val="24"/>
-        </w:rPr>
-        <w:t xml:space="preserve">Рисунок </w:t>
-      </w:r>
-      <w:r>
-        <w:rPr>
-          <w:rFonts w:ascii="Times New Roman" w:hAnsi="Times New Roman" w:cs="Times New Roman"/>
-          <w:i w:val="0"/>
-          <w:iCs w:val="0"/>
-          <w:color w:val="auto"/>
-          <w:sz w:val="24"/>
-          <w:szCs w:val="24"/>
-        </w:rPr>
-        <w:fldChar w:fldCharType="begin"/>
-      </w:r>
-      <w:r>
-        <w:rPr>
-          <w:rFonts w:ascii="Times New Roman" w:hAnsi="Times New Roman" w:cs="Times New Roman"/>
-          <w:i w:val="0"/>
-          <w:iCs w:val="0"/>
-          <w:color w:val="auto"/>
-          <w:sz w:val="24"/>
-          <w:szCs w:val="24"/>
-        </w:rPr>
-        <w:instrText xml:space="preserve"> SEQ Рисунок \* ARABIC </w:instrText>
-      </w:r>
-      <w:r>
-        <w:rPr>
-          <w:rFonts w:ascii="Times New Roman" w:hAnsi="Times New Roman" w:cs="Times New Roman"/>
-          <w:i w:val="0"/>
-          <w:iCs w:val="0"/>
-          <w:color w:val="auto"/>
-          <w:sz w:val="24"/>
-          <w:szCs w:val="24"/>
-        </w:rPr>
-        <w:fldChar w:fldCharType="separate"/>
-      </w:r>
-      <w:r>
-        <w:rPr>
-          <w:rFonts w:ascii="Times New Roman" w:hAnsi="Times New Roman" w:cs="Times New Roman"/>
-          <w:i w:val="0"/>
-          <w:iCs w:val="0"/>
-          <w:noProof/>
-          <w:color w:val="auto"/>
-          <w:sz w:val="24"/>
-          <w:szCs w:val="24"/>
-        </w:rPr>
-        <w:t>5</w:t>
-      </w:r>
-      <w:r>
-        <w:rPr>
-          <w:rFonts w:ascii="Times New Roman" w:hAnsi="Times New Roman" w:cs="Times New Roman"/>
-          <w:i w:val="0"/>
-          <w:iCs w:val="0"/>
-          <w:color w:val="auto"/>
-          <w:sz w:val="24"/>
-          <w:szCs w:val="24"/>
-        </w:rPr>
-        <w:fldChar w:fldCharType="end"/>
-      </w:r>
-      <w:r>
-        <w:rPr>
-          <w:rFonts w:ascii="Times New Roman" w:hAnsi="Times New Roman" w:cs="Times New Roman"/>
-          <w:i w:val="0"/>
-          <w:iCs w:val="0"/>
-          <w:color w:val="auto"/>
-          <w:sz w:val="24"/>
-          <w:szCs w:val="24"/>
-        </w:rPr>
-        <w:t xml:space="preserve"> –</w:t>
-      </w:r>
-      <w:r>
-        <w:rPr>
-          <w:rFonts w:ascii="Times New Roman" w:hAnsi="Times New Roman" w:cs="Times New Roman"/>
-          <w:i w:val="0"/>
-          <w:iCs w:val="0"/>
-          <w:color w:val="auto"/>
-          <w:sz w:val="24"/>
-          <w:szCs w:val="24"/>
-        </w:rPr>
-        <w:t xml:space="preserve"> </w:t>
-      </w:r>
-      <w:r>
-        <w:rPr>
-          <w:rFonts w:ascii="Times New Roman" w:hAnsi="Times New Roman" w:cs="Times New Roman"/>
-          <w:i w:val="0"/>
-          <w:iCs w:val="0"/>
-          <w:color w:val="auto"/>
-          <w:sz w:val="24"/>
-          <w:szCs w:val="24"/>
-        </w:rPr>
-        <w:t>Тестирование кнопки «Добавить»</w:t>
-      </w:r>
-      <w:r>
-        <w:rPr>
-          <w:rFonts w:ascii="Times New Roman" w:hAnsi="Times New Roman" w:cs="Times New Roman"/>
-          <w:i w:val="0"/>
-          <w:iCs w:val="0"/>
-          <w:color w:val="auto"/>
-          <w:sz w:val="24"/>
-          <w:szCs w:val="24"/>
-        </w:rPr>
-        <w:t>. Добавление гибридной машины</w:t>
-      </w:r>
-    </w:p>
-    <w:p/>
-    <w:p>
-      <w:pPr>
-        <w:keepNext/>
-        <w:spacing w:after="0" w:line="240" w:lineRule="auto"/>
-        <w:jc w:val="center"/>
-        <w:rPr>
-          <w:rFonts w:ascii="Times New Roman" w:hAnsi="Times New Roman" w:cs="Times New Roman"/>
-          <w:sz w:val="24"/>
-          <w:szCs w:val="24"/>
-        </w:rPr>
-      </w:pPr>
-      <w:r>
-        <w:rPr>
-          <w:rFonts w:ascii="Times New Roman" w:hAnsi="Times New Roman" w:cs="Times New Roman"/>
-          <w:noProof/>
-          <w:sz w:val="24"/>
-          <w:szCs w:val="24"/>
-        </w:rPr>
-        <w:drawing>
-          <wp:inline distT="0" distB="0" distL="0" distR="0" wp14:anchorId="762C08BF" wp14:editId="12587F93">
-            <wp:extent cx="5108632" cy="4071068"/>
-            <wp:effectExtent l="0" t="0" r="0" b="5715"/>
-            <wp:docPr id="17" name="Рисунок 17"/>
-            <wp:cNvGraphicFramePr>
-              <a:graphicFrameLocks xmlns:a="http://schemas.openxmlformats.org/drawingml/2006/main" noChangeAspect="1"/>
-            </wp:cNvGraphicFramePr>
-            <a:graphic xmlns:a="http://schemas.openxmlformats.org/drawingml/2006/main">
-              <a:graphicData uri="http://schemas.openxmlformats.org/drawingml/2006/picture">
-                <pic:pic xmlns:pic="http://schemas.openxmlformats.org/drawingml/2006/picture">
-                  <pic:nvPicPr>
-                    <pic:cNvPr id="1" name=""/>
-                    <pic:cNvPicPr/>
-                  </pic:nvPicPr>
-                  <pic:blipFill>
-                    <a:blip r:embed="rId14"/>
-                    <a:stretch>
-                      <a:fillRect/>
-                    </a:stretch>
-                  </pic:blipFill>
-                  <pic:spPr>
-                    <a:xfrm>
-                      <a:off x="0" y="0"/>
-                      <a:ext cx="5132417" cy="4090022"/>
-                    </a:xfrm>
-                    <a:prstGeom prst="rect">
-                      <a:avLst/>
-                    </a:prstGeom>
-                  </pic:spPr>
-                </pic:pic>
-              </a:graphicData>
-            </a:graphic>
-          </wp:inline>
-        </w:drawing>
-      </w:r>
-    </w:p>
-    <w:p>
-      <w:pPr>
-        <w:pStyle w:val="a6"/>
-        <w:spacing w:after="0"/>
-        <w:jc w:val="center"/>
-        <w:rPr>
-          <w:rFonts w:ascii="Times New Roman" w:hAnsi="Times New Roman" w:cs="Times New Roman"/>
-          <w:i w:val="0"/>
-          <w:iCs w:val="0"/>
-          <w:color w:val="auto"/>
-          <w:sz w:val="24"/>
-          <w:szCs w:val="24"/>
-        </w:rPr>
-      </w:pPr>
-      <w:r>
-        <w:rPr>
-          <w:rFonts w:ascii="Times New Roman" w:hAnsi="Times New Roman" w:cs="Times New Roman"/>
-          <w:i w:val="0"/>
-          <w:iCs w:val="0"/>
-          <w:color w:val="auto"/>
-          <w:sz w:val="24"/>
-          <w:szCs w:val="24"/>
-        </w:rPr>
-        <w:t xml:space="preserve">Рисунок </w:t>
-      </w:r>
-      <w:r>
-        <w:rPr>
-          <w:rFonts w:ascii="Times New Roman" w:hAnsi="Times New Roman" w:cs="Times New Roman"/>
-          <w:i w:val="0"/>
-          <w:iCs w:val="0"/>
-          <w:color w:val="auto"/>
-          <w:sz w:val="24"/>
-          <w:szCs w:val="24"/>
-        </w:rPr>
-        <w:fldChar w:fldCharType="begin"/>
-      </w:r>
-      <w:r>
-        <w:rPr>
-          <w:rFonts w:ascii="Times New Roman" w:hAnsi="Times New Roman" w:cs="Times New Roman"/>
-          <w:i w:val="0"/>
-          <w:iCs w:val="0"/>
-          <w:color w:val="auto"/>
-          <w:sz w:val="24"/>
-          <w:szCs w:val="24"/>
-        </w:rPr>
-        <w:instrText xml:space="preserve"> SEQ Рисунок \* ARABIC </w:instrText>
-      </w:r>
-      <w:r>
-        <w:rPr>
-          <w:rFonts w:ascii="Times New Roman" w:hAnsi="Times New Roman" w:cs="Times New Roman"/>
-          <w:i w:val="0"/>
-          <w:iCs w:val="0"/>
-          <w:color w:val="auto"/>
-          <w:sz w:val="24"/>
-          <w:szCs w:val="24"/>
-        </w:rPr>
-        <w:fldChar w:fldCharType="separate"/>
-      </w:r>
-      <w:r>
-        <w:rPr>
-          <w:rFonts w:ascii="Times New Roman" w:hAnsi="Times New Roman" w:cs="Times New Roman"/>
-          <w:i w:val="0"/>
-          <w:iCs w:val="0"/>
-          <w:noProof/>
-          <w:color w:val="auto"/>
-          <w:sz w:val="24"/>
-          <w:szCs w:val="24"/>
-        </w:rPr>
-        <w:t>6</w:t>
-      </w:r>
-      <w:r>
-        <w:rPr>
-          <w:rFonts w:ascii="Times New Roman" w:hAnsi="Times New Roman" w:cs="Times New Roman"/>
-          <w:i w:val="0"/>
-          <w:iCs w:val="0"/>
-          <w:color w:val="auto"/>
-          <w:sz w:val="24"/>
-          <w:szCs w:val="24"/>
-        </w:rPr>
-        <w:fldChar w:fldCharType="end"/>
-      </w:r>
-      <w:r>
-        <w:rPr>
-          <w:rFonts w:ascii="Times New Roman" w:hAnsi="Times New Roman" w:cs="Times New Roman"/>
-          <w:i w:val="0"/>
-          <w:iCs w:val="0"/>
-          <w:color w:val="auto"/>
-          <w:sz w:val="24"/>
-          <w:szCs w:val="24"/>
-        </w:rPr>
-        <w:t xml:space="preserve"> – </w:t>
-      </w:r>
-      <w:r>
-        <w:rPr>
-          <w:rFonts w:ascii="Times New Roman" w:hAnsi="Times New Roman" w:cs="Times New Roman"/>
-          <w:i w:val="0"/>
-          <w:iCs w:val="0"/>
-          <w:color w:val="auto"/>
-          <w:sz w:val="24"/>
-          <w:szCs w:val="24"/>
-        </w:rPr>
-        <w:t>Тестирование кнопки «Добавить»</w:t>
-      </w:r>
-      <w:r>
-        <w:rPr>
-          <w:rFonts w:ascii="Times New Roman" w:hAnsi="Times New Roman" w:cs="Times New Roman"/>
-          <w:i w:val="0"/>
-          <w:iCs w:val="0"/>
-          <w:color w:val="auto"/>
-          <w:sz w:val="24"/>
-          <w:szCs w:val="24"/>
-        </w:rPr>
-        <w:t>. Добавление вертолета</w:t>
-      </w:r>
-    </w:p>
-    <w:p/>
-    <w:p>
-      <w:pPr>
-        <w:spacing w:after="0" w:line="360" w:lineRule="auto"/>
-        <w:ind w:firstLine="709"/>
-        <w:jc w:val="both"/>
-        <w:rPr>
-          <w:rFonts w:ascii="Times New Roman" w:hAnsi="Times New Roman" w:cs="Times New Roman"/>
-          <w:noProof/>
-          <w:sz w:val="28"/>
-          <w:szCs w:val="28"/>
-        </w:rPr>
-      </w:pPr>
-      <w:r>
-        <w:rPr>
-          <w:rFonts w:ascii="Times New Roman" w:hAnsi="Times New Roman" w:cs="Times New Roman"/>
-          <w:noProof/>
-          <w:sz w:val="28"/>
-          <w:szCs w:val="28"/>
-        </w:rPr>
-        <w:lastRenderedPageBreak/>
-        <w:t>При неправильном вводе данных пользователь имеет возможность отменить последний добавленный транспорт путем нажатия кнопки «Отмена» на форме «Добавить транспорт».</w:t>
-      </w:r>
-      <w:r>
-        <w:rPr>
-          <w:rFonts w:ascii="Times New Roman" w:hAnsi="Times New Roman" w:cs="Times New Roman"/>
-          <w:noProof/>
-          <w:sz w:val="28"/>
-          <w:szCs w:val="28"/>
-        </w:rPr>
-        <w:t xml:space="preserve"> На рисунке 7 пример работы кнопки «Отмена» приведен для вертолета.</w:t>
-      </w:r>
-    </w:p>
-    <w:p/>
-    <w:p>
-      <w:pPr>
-        <w:keepNext/>
-        <w:spacing w:after="0" w:line="240" w:lineRule="auto"/>
-        <w:jc w:val="center"/>
-        <w:rPr>
-          <w:rFonts w:ascii="Times New Roman" w:hAnsi="Times New Roman" w:cs="Times New Roman"/>
-          <w:sz w:val="24"/>
-          <w:szCs w:val="24"/>
-        </w:rPr>
-      </w:pPr>
-      <w:r>
-        <w:rPr>
-          <w:noProof/>
-        </w:rPr>
-        <w:drawing>
-          <wp:inline distT="0" distB="0" distL="0" distR="0" wp14:anchorId="6822EB5D" wp14:editId="1EAC3B22">
-            <wp:extent cx="5374129" cy="4206240"/>
-            <wp:effectExtent l="0" t="0" r="0" b="3810"/>
-            <wp:docPr id="18" name="Рисунок 18"/>
             <wp:cNvGraphicFramePr>
               <a:graphicFrameLocks xmlns:a="http://schemas.openxmlformats.org/drawingml/2006/main" noChangeAspect="1"/>
             </wp:cNvGraphicFramePr>
@@ -11974,7 +10295,7 @@
                   <pic:spPr>
                     <a:xfrm>
                       <a:off x="0" y="0"/>
-                      <a:ext cx="5386501" cy="4215924"/>
+                      <a:ext cx="5940425" cy="5011420"/>
                     </a:xfrm>
                     <a:prstGeom prst="rect">
                       <a:avLst/>
@@ -11999,6 +10320,7 @@
           <w:color w:val="auto"/>
           <w:sz w:val="24"/>
           <w:szCs w:val="24"/>
+          <w:lang w:val="en-US"/>
         </w:rPr>
       </w:pPr>
       <w:r>
@@ -12055,7 +10377,7 @@
           <w:sz w:val="24"/>
           <w:szCs w:val="24"/>
         </w:rPr>
-        <w:t>7</w:t>
+        <w:t>3</w:t>
       </w:r>
       <w:r>
         <w:rPr>
@@ -12077,43 +10399,152 @@
           <w:sz w:val="24"/>
           <w:szCs w:val="24"/>
         </w:rPr>
-        <w:t xml:space="preserve"> –</w:t>
-      </w:r>
-      <w:r>
-        <w:rPr>
-          <w:rFonts w:ascii="Times New Roman" w:hAnsi="Times New Roman" w:cs="Times New Roman"/>
-          <w:i w:val="0"/>
-          <w:iCs w:val="0"/>
-          <w:color w:val="auto"/>
-          <w:sz w:val="24"/>
-          <w:szCs w:val="24"/>
-        </w:rPr>
-        <w:t xml:space="preserve"> </w:t>
-      </w:r>
-      <w:r>
-        <w:rPr>
-          <w:rFonts w:ascii="Times New Roman" w:hAnsi="Times New Roman" w:cs="Times New Roman"/>
-          <w:i w:val="0"/>
-          <w:iCs w:val="0"/>
-          <w:color w:val="auto"/>
-          <w:sz w:val="24"/>
-          <w:szCs w:val="24"/>
-        </w:rPr>
-        <w:t>Тестирование кнопки «Отменить»</w:t>
-      </w:r>
-      <w:r>
-        <w:rPr>
-          <w:rFonts w:ascii="Times New Roman" w:hAnsi="Times New Roman" w:cs="Times New Roman"/>
-          <w:i w:val="0"/>
-          <w:iCs w:val="0"/>
-          <w:color w:val="auto"/>
-          <w:sz w:val="24"/>
-          <w:szCs w:val="24"/>
-        </w:rPr>
-        <w:t>. Отмена добавления вертолета</w:t>
-      </w:r>
-    </w:p>
-    <w:p/>
+        <w:t xml:space="preserve"> – Дерево ветвлений </w:t>
+      </w:r>
+      <w:r>
+        <w:rPr>
+          <w:rFonts w:ascii="Times New Roman" w:hAnsi="Times New Roman" w:cs="Times New Roman"/>
+          <w:i w:val="0"/>
+          <w:iCs w:val="0"/>
+          <w:color w:val="auto"/>
+          <w:sz w:val="24"/>
+          <w:szCs w:val="24"/>
+          <w:lang w:val="en-US"/>
+        </w:rPr>
+        <w:t>Git</w:t>
+      </w:r>
+    </w:p>
+    <w:p>
+      <w:pPr>
+        <w:rPr>
+          <w:rFonts w:ascii="Times New Roman" w:hAnsi="Times New Roman" w:cs="Times New Roman"/>
+          <w:sz w:val="28"/>
+          <w:szCs w:val="28"/>
+        </w:rPr>
+      </w:pPr>
+      <w:r>
+        <w:rPr>
+          <w:rFonts w:ascii="Times New Roman" w:hAnsi="Times New Roman" w:cs="Times New Roman"/>
+          <w:sz w:val="28"/>
+          <w:szCs w:val="28"/>
+        </w:rPr>
+        <w:br w:type="page"/>
+      </w:r>
+    </w:p>
+    <w:p>
+      <w:pPr>
+        <w:pStyle w:val="a5"/>
+        <w:numPr>
+          <w:ilvl w:val="0"/>
+          <w:numId w:val="2"/>
+        </w:numPr>
+        <w:spacing w:line="360" w:lineRule="auto"/>
+        <w:ind w:left="0" w:firstLine="709"/>
+        <w:jc w:val="both"/>
+        <w:outlineLvl w:val="1"/>
+        <w:rPr>
+          <w:rFonts w:ascii="Times New Roman" w:hAnsi="Times New Roman" w:cs="Times New Roman"/>
+          <w:b/>
+          <w:bCs/>
+          <w:sz w:val="28"/>
+          <w:szCs w:val="28"/>
+        </w:rPr>
+      </w:pPr>
+      <w:bookmarkStart w:id="29" w:name="_Toc136600559"/>
+      <w:bookmarkStart w:id="30" w:name="_Toc74956677"/>
+      <w:bookmarkStart w:id="31" w:name="_Toc74829068"/>
+      <w:bookmarkStart w:id="32" w:name="_Toc168496200"/>
+      <w:bookmarkStart w:id="33" w:name="_Toc169642561"/>
+      <w:r>
+        <w:rPr>
+          <w:rFonts w:ascii="Times New Roman" w:hAnsi="Times New Roman" w:cs="Times New Roman"/>
+          <w:b/>
+          <w:bCs/>
+          <w:sz w:val="28"/>
+          <w:szCs w:val="28"/>
+        </w:rPr>
+        <w:lastRenderedPageBreak/>
+        <w:t>Тестирование программы</w:t>
+      </w:r>
+      <w:bookmarkEnd w:id="29"/>
+      <w:bookmarkEnd w:id="30"/>
+      <w:bookmarkEnd w:id="31"/>
+      <w:bookmarkEnd w:id="32"/>
+      <w:bookmarkEnd w:id="33"/>
+    </w:p>
+    <w:p>
+      <w:pPr>
+        <w:spacing w:after="0" w:line="360" w:lineRule="auto"/>
+        <w:ind w:firstLine="709"/>
+        <w:outlineLvl w:val="2"/>
+        <w:rPr>
+          <w:rFonts w:ascii="Times New Roman" w:hAnsi="Times New Roman" w:cs="Times New Roman"/>
+          <w:b/>
+          <w:bCs/>
+          <w:noProof/>
+          <w:sz w:val="28"/>
+          <w:szCs w:val="28"/>
+        </w:rPr>
+      </w:pPr>
+      <w:bookmarkStart w:id="34" w:name="_Toc169642562"/>
+      <w:r>
+        <w:rPr>
+          <w:rFonts w:ascii="Times New Roman" w:hAnsi="Times New Roman" w:cs="Times New Roman"/>
+          <w:b/>
+          <w:bCs/>
+          <w:noProof/>
+          <w:sz w:val="28"/>
+          <w:szCs w:val="28"/>
+        </w:rPr>
+        <w:t>5.1</w:t>
+      </w:r>
+      <w:r>
+        <w:rPr>
+          <w:rFonts w:ascii="Times New Roman" w:hAnsi="Times New Roman" w:cs="Times New Roman"/>
+          <w:b/>
+          <w:bCs/>
+          <w:noProof/>
+          <w:sz w:val="28"/>
+          <w:szCs w:val="28"/>
+        </w:rPr>
+        <w:tab/>
+      </w:r>
+      <w:r>
+        <w:rPr>
+          <w:rFonts w:ascii="Times New Roman" w:hAnsi="Times New Roman" w:cs="Times New Roman"/>
+          <w:b/>
+          <w:bCs/>
+          <w:noProof/>
+          <w:sz w:val="28"/>
+          <w:szCs w:val="28"/>
+        </w:rPr>
+        <w:t>Тестирование кнопки «Добавить»</w:t>
+      </w:r>
+      <w:r>
+        <w:rPr>
+          <w:rFonts w:ascii="Times New Roman" w:hAnsi="Times New Roman" w:cs="Times New Roman"/>
+          <w:b/>
+          <w:bCs/>
+          <w:noProof/>
+          <w:sz w:val="28"/>
+          <w:szCs w:val="28"/>
+        </w:rPr>
+        <w:t xml:space="preserve"> и «Отменить»</w:t>
+      </w:r>
+      <w:bookmarkEnd w:id="34"/>
+    </w:p>
+    <w:p>
+      <w:pPr>
+        <w:rPr>
+          <w:rFonts w:ascii="Times New Roman" w:hAnsi="Times New Roman" w:cs="Times New Roman"/>
+          <w:b/>
+          <w:bCs/>
+          <w:noProof/>
+          <w:sz w:val="28"/>
+          <w:szCs w:val="28"/>
+        </w:rPr>
+      </w:pPr>
+    </w:p>
     <w:p>
       <w:pPr>
         <w:spacing w:after="0" w:line="360" w:lineRule="auto"/>
@@ -12133,7 +10564,7 @@
           <w:sz w:val="28"/>
           <w:szCs w:val="28"/>
         </w:rPr>
-        <w:t xml:space="preserve">В случае, если пользователь не </w:t>
+        <w:t xml:space="preserve">Расчет расхода топлива </w:t>
       </w:r>
       <w:r>
         <w:rPr>
@@ -12142,7 +10573,7 @@
           <w:sz w:val="28"/>
           <w:szCs w:val="28"/>
         </w:rPr>
-        <w:t>заполнил требуемые поля, то программа выдает Предупреждение «Введите данные.»</w:t>
+        <w:t xml:space="preserve">транспорта осуществляется путем нажатия кнопки «Добавить». В результате вызывается форма «Добавить транспорт», в которой необходимо сделать выбор транспорта и заполнить соответвующие поля одного из выбранных видов транспорта (машина, гибридная машина, вертолет). </w:t>
       </w:r>
       <w:r>
         <w:rPr>
@@ -12151,52 +10582,7 @@
           <w:sz w:val="28"/>
           <w:szCs w:val="28"/>
         </w:rPr>
-        <w:t>. На рисунке 8 представлен пример, когда незаполненно поле масса. О</w:t>
-      </w:r>
-      <w:r>
-        <w:rPr>
-          <w:rFonts w:ascii="Times New Roman" w:hAnsi="Times New Roman" w:cs="Times New Roman"/>
-          <w:noProof/>
-          <w:sz w:val="28"/>
-          <w:szCs w:val="28"/>
-        </w:rPr>
-        <w:t>бработка</w:t>
-      </w:r>
-      <w:r>
-        <w:rPr>
-          <w:rFonts w:ascii="Times New Roman" w:hAnsi="Times New Roman" w:cs="Times New Roman"/>
-          <w:noProof/>
-          <w:sz w:val="28"/>
-          <w:szCs w:val="28"/>
-        </w:rPr>
-        <w:t xml:space="preserve"> незаполненных полей</w:t>
-      </w:r>
-      <w:r>
-        <w:rPr>
-          <w:rFonts w:ascii="Times New Roman" w:hAnsi="Times New Roman" w:cs="Times New Roman"/>
-          <w:noProof/>
-          <w:sz w:val="28"/>
-          <w:szCs w:val="28"/>
-        </w:rPr>
-        <w:t xml:space="preserve"> предусмотрена для всех </w:t>
-      </w:r>
-      <w:r>
-        <w:rPr>
-          <w:rFonts w:ascii="Times New Roman" w:hAnsi="Times New Roman" w:cs="Times New Roman"/>
-          <w:noProof/>
-          <w:sz w:val="28"/>
-          <w:szCs w:val="28"/>
-        </w:rPr>
-        <w:t>типов транспорта</w:t>
-      </w:r>
-      <w:r>
-        <w:rPr>
-          <w:rFonts w:ascii="Times New Roman" w:hAnsi="Times New Roman" w:cs="Times New Roman"/>
-          <w:noProof/>
-          <w:sz w:val="28"/>
-          <w:szCs w:val="28"/>
-        </w:rPr>
-        <w:t xml:space="preserve">. </w:t>
+        <w:t>В результате информация о типе транспорта и расчитанное значение топлива отображаются в списке на главной форме.</w:t>
       </w:r>
     </w:p>
     <w:p>
@@ -12205,7 +10591,10 @@
         <w:ind w:firstLine="709"/>
         <w:jc w:val="both"/>
         <w:rPr>
+          <w:rFonts w:ascii="Times New Roman" w:hAnsi="Times New Roman" w:cs="Times New Roman"/>
           <w:noProof/>
+          <w:sz w:val="28"/>
+          <w:szCs w:val="28"/>
         </w:rPr>
       </w:pPr>
       <w:r>
@@ -12215,36 +10604,41 @@
           <w:sz w:val="28"/>
           <w:szCs w:val="28"/>
         </w:rPr>
-        <w:t>В программе установлено ограничение на ввод символов, отличных от цифр, что препятствует пользователю вводить недопустимые символы.</w:t>
-      </w:r>
-      <w:r>
-        <w:rPr>
+        <w:t>На рисунке 4 представлен пример добавления машины.</w:t>
+      </w:r>
+    </w:p>
+    <w:p>
+      <w:pPr>
+        <w:rPr>
+          <w:rFonts w:ascii="Times New Roman" w:hAnsi="Times New Roman" w:cs="Times New Roman"/>
+          <w:b/>
+          <w:bCs/>
           <w:noProof/>
-        </w:rPr>
-        <w:t xml:space="preserve"> </w:t>
-      </w:r>
-    </w:p>
-    <w:p>
-      <w:pPr>
-        <w:spacing w:after="0" w:line="360" w:lineRule="auto"/>
+          <w:sz w:val="28"/>
+          <w:szCs w:val="28"/>
+        </w:rPr>
+      </w:pPr>
+    </w:p>
+    <w:p>
+      <w:pPr>
+        <w:keepNext/>
+        <w:spacing w:after="0" w:line="240" w:lineRule="auto"/>
         <w:jc w:val="center"/>
         <w:rPr>
           <w:rFonts w:ascii="Times New Roman" w:hAnsi="Times New Roman" w:cs="Times New Roman"/>
+          <w:sz w:val="24"/>
+          <w:szCs w:val="24"/>
+        </w:rPr>
+      </w:pPr>
+      <w:r>
+        <w:rPr>
           <w:noProof/>
-          <w:sz w:val="28"/>
-          <w:szCs w:val="28"/>
-        </w:rPr>
-      </w:pPr>
-      <w:r>
-        <w:rPr>
-          <w:noProof/>
-        </w:rPr>
-        <w:lastRenderedPageBreak/>
+        </w:rPr>
         <w:drawing>
-          <wp:inline distT="0" distB="0" distL="0" distR="0" wp14:anchorId="506553DA" wp14:editId="5A4EBD7E">
-            <wp:extent cx="4484536" cy="3058725"/>
-            <wp:effectExtent l="0" t="0" r="0" b="8890"/>
-            <wp:docPr id="19" name="Рисунок 19"/>
+          <wp:inline distT="0" distB="0" distL="0" distR="0" wp14:anchorId="7A773ADA" wp14:editId="45F6C388">
+            <wp:extent cx="5296619" cy="3390288"/>
+            <wp:effectExtent l="0" t="0" r="0" b="635"/>
+            <wp:docPr id="4" name="Рисунок 4"/>
             <wp:cNvGraphicFramePr>
               <a:graphicFrameLocks xmlns:a="http://schemas.openxmlformats.org/drawingml/2006/main" noChangeAspect="1"/>
             </wp:cNvGraphicFramePr>
@@ -12264,6 +10658,871 @@
                   <pic:spPr>
                     <a:xfrm>
                       <a:off x="0" y="0"/>
+                      <a:ext cx="5318436" cy="3404253"/>
+                    </a:xfrm>
+                    <a:prstGeom prst="rect">
+                      <a:avLst/>
+                    </a:prstGeom>
+                  </pic:spPr>
+                </pic:pic>
+              </a:graphicData>
+            </a:graphic>
+          </wp:inline>
+        </w:drawing>
+      </w:r>
+    </w:p>
+    <w:p>
+      <w:pPr>
+        <w:pStyle w:val="a6"/>
+        <w:spacing w:after="0"/>
+        <w:jc w:val="center"/>
+        <w:rPr>
+          <w:rFonts w:ascii="Times New Roman" w:hAnsi="Times New Roman" w:cs="Times New Roman"/>
+          <w:i w:val="0"/>
+          <w:iCs w:val="0"/>
+          <w:color w:val="auto"/>
+          <w:sz w:val="24"/>
+          <w:szCs w:val="24"/>
+        </w:rPr>
+      </w:pPr>
+      <w:r>
+        <w:rPr>
+          <w:rFonts w:ascii="Times New Roman" w:hAnsi="Times New Roman" w:cs="Times New Roman"/>
+          <w:i w:val="0"/>
+          <w:iCs w:val="0"/>
+          <w:color w:val="auto"/>
+          <w:sz w:val="24"/>
+          <w:szCs w:val="24"/>
+        </w:rPr>
+        <w:t xml:space="preserve">Рисунок </w:t>
+      </w:r>
+      <w:r>
+        <w:rPr>
+          <w:rFonts w:ascii="Times New Roman" w:hAnsi="Times New Roman" w:cs="Times New Roman"/>
+          <w:i w:val="0"/>
+          <w:iCs w:val="0"/>
+          <w:color w:val="auto"/>
+          <w:sz w:val="24"/>
+          <w:szCs w:val="24"/>
+        </w:rPr>
+        <w:fldChar w:fldCharType="begin"/>
+      </w:r>
+      <w:r>
+        <w:rPr>
+          <w:rFonts w:ascii="Times New Roman" w:hAnsi="Times New Roman" w:cs="Times New Roman"/>
+          <w:i w:val="0"/>
+          <w:iCs w:val="0"/>
+          <w:color w:val="auto"/>
+          <w:sz w:val="24"/>
+          <w:szCs w:val="24"/>
+        </w:rPr>
+        <w:instrText xml:space="preserve"> SEQ Рисунок \* ARABIC </w:instrText>
+      </w:r>
+      <w:r>
+        <w:rPr>
+          <w:rFonts w:ascii="Times New Roman" w:hAnsi="Times New Roman" w:cs="Times New Roman"/>
+          <w:i w:val="0"/>
+          <w:iCs w:val="0"/>
+          <w:color w:val="auto"/>
+          <w:sz w:val="24"/>
+          <w:szCs w:val="24"/>
+        </w:rPr>
+        <w:fldChar w:fldCharType="separate"/>
+      </w:r>
+      <w:r>
+        <w:rPr>
+          <w:rFonts w:ascii="Times New Roman" w:hAnsi="Times New Roman" w:cs="Times New Roman"/>
+          <w:i w:val="0"/>
+          <w:iCs w:val="0"/>
+          <w:noProof/>
+          <w:color w:val="auto"/>
+          <w:sz w:val="24"/>
+          <w:szCs w:val="24"/>
+        </w:rPr>
+        <w:t>4</w:t>
+      </w:r>
+      <w:r>
+        <w:rPr>
+          <w:rFonts w:ascii="Times New Roman" w:hAnsi="Times New Roman" w:cs="Times New Roman"/>
+          <w:i w:val="0"/>
+          <w:iCs w:val="0"/>
+          <w:color w:val="auto"/>
+          <w:sz w:val="24"/>
+          <w:szCs w:val="24"/>
+        </w:rPr>
+        <w:fldChar w:fldCharType="end"/>
+      </w:r>
+      <w:r>
+        <w:rPr>
+          <w:rFonts w:ascii="Times New Roman" w:hAnsi="Times New Roman" w:cs="Times New Roman"/>
+          <w:i w:val="0"/>
+          <w:iCs w:val="0"/>
+          <w:color w:val="auto"/>
+          <w:sz w:val="24"/>
+          <w:szCs w:val="24"/>
+        </w:rPr>
+        <w:t xml:space="preserve"> –</w:t>
+      </w:r>
+      <w:r>
+        <w:rPr>
+          <w:rFonts w:ascii="Times New Roman" w:hAnsi="Times New Roman" w:cs="Times New Roman"/>
+          <w:i w:val="0"/>
+          <w:iCs w:val="0"/>
+          <w:color w:val="auto"/>
+          <w:sz w:val="24"/>
+          <w:szCs w:val="24"/>
+        </w:rPr>
+        <w:t xml:space="preserve"> Тестирование кнопки «Добавить»</w:t>
+      </w:r>
+      <w:r>
+        <w:rPr>
+          <w:rFonts w:ascii="Times New Roman" w:hAnsi="Times New Roman" w:cs="Times New Roman"/>
+          <w:i w:val="0"/>
+          <w:iCs w:val="0"/>
+          <w:color w:val="auto"/>
+          <w:sz w:val="24"/>
+          <w:szCs w:val="24"/>
+        </w:rPr>
+        <w:t>. Добавление машины</w:t>
+      </w:r>
+    </w:p>
+    <w:p/>
+    <w:p>
+      <w:pPr>
+        <w:spacing w:after="0" w:line="360" w:lineRule="auto"/>
+        <w:ind w:firstLine="709"/>
+        <w:jc w:val="both"/>
+        <w:rPr>
+          <w:rFonts w:ascii="Times New Roman" w:hAnsi="Times New Roman" w:cs="Times New Roman"/>
+          <w:noProof/>
+          <w:sz w:val="28"/>
+          <w:szCs w:val="28"/>
+        </w:rPr>
+      </w:pPr>
+      <w:r>
+        <w:rPr>
+          <w:rFonts w:ascii="Times New Roman" w:hAnsi="Times New Roman" w:cs="Times New Roman"/>
+          <w:noProof/>
+          <w:sz w:val="28"/>
+          <w:szCs w:val="28"/>
+        </w:rPr>
+        <w:t>Аналогично выполняется расчет топлива для гибридной машины (рисунок 5) и для вертолета (рисунок 6).</w:t>
+      </w:r>
+    </w:p>
+    <w:p>
+      <w:pPr>
+        <w:keepNext/>
+        <w:spacing w:after="0" w:line="240" w:lineRule="auto"/>
+        <w:jc w:val="center"/>
+        <w:rPr>
+          <w:rFonts w:ascii="Times New Roman" w:hAnsi="Times New Roman" w:cs="Times New Roman"/>
+          <w:sz w:val="24"/>
+          <w:szCs w:val="24"/>
+          <w:lang w:val="en-US"/>
+        </w:rPr>
+      </w:pPr>
+      <w:r>
+        <w:rPr>
+          <w:noProof/>
+        </w:rPr>
+        <w:lastRenderedPageBreak/>
+        <w:drawing>
+          <wp:inline distT="0" distB="0" distL="0" distR="0" wp14:anchorId="36F6930B" wp14:editId="2C73EBDB">
+            <wp:extent cx="5603489" cy="4110824"/>
+            <wp:effectExtent l="0" t="0" r="0" b="4445"/>
+            <wp:docPr id="16" name="Рисунок 16"/>
+            <wp:cNvGraphicFramePr>
+              <a:graphicFrameLocks xmlns:a="http://schemas.openxmlformats.org/drawingml/2006/main" noChangeAspect="1"/>
+            </wp:cNvGraphicFramePr>
+            <a:graphic xmlns:a="http://schemas.openxmlformats.org/drawingml/2006/main">
+              <a:graphicData uri="http://schemas.openxmlformats.org/drawingml/2006/picture">
+                <pic:pic xmlns:pic="http://schemas.openxmlformats.org/drawingml/2006/picture">
+                  <pic:nvPicPr>
+                    <pic:cNvPr id="1" name=""/>
+                    <pic:cNvPicPr/>
+                  </pic:nvPicPr>
+                  <pic:blipFill>
+                    <a:blip r:embed="rId17"/>
+                    <a:stretch>
+                      <a:fillRect/>
+                    </a:stretch>
+                  </pic:blipFill>
+                  <pic:spPr>
+                    <a:xfrm>
+                      <a:off x="0" y="0"/>
+                      <a:ext cx="5616113" cy="4120085"/>
+                    </a:xfrm>
+                    <a:prstGeom prst="rect">
+                      <a:avLst/>
+                    </a:prstGeom>
+                  </pic:spPr>
+                </pic:pic>
+              </a:graphicData>
+            </a:graphic>
+          </wp:inline>
+        </w:drawing>
+      </w:r>
+    </w:p>
+    <w:p>
+      <w:pPr>
+        <w:pStyle w:val="a6"/>
+        <w:spacing w:after="0"/>
+        <w:jc w:val="center"/>
+        <w:rPr>
+          <w:rFonts w:ascii="Times New Roman" w:hAnsi="Times New Roman" w:cs="Times New Roman"/>
+          <w:i w:val="0"/>
+          <w:iCs w:val="0"/>
+          <w:color w:val="auto"/>
+          <w:sz w:val="24"/>
+          <w:szCs w:val="24"/>
+        </w:rPr>
+      </w:pPr>
+      <w:r>
+        <w:rPr>
+          <w:rFonts w:ascii="Times New Roman" w:hAnsi="Times New Roman" w:cs="Times New Roman"/>
+          <w:i w:val="0"/>
+          <w:iCs w:val="0"/>
+          <w:color w:val="auto"/>
+          <w:sz w:val="24"/>
+          <w:szCs w:val="24"/>
+        </w:rPr>
+        <w:t xml:space="preserve">Рисунок </w:t>
+      </w:r>
+      <w:r>
+        <w:rPr>
+          <w:rFonts w:ascii="Times New Roman" w:hAnsi="Times New Roman" w:cs="Times New Roman"/>
+          <w:i w:val="0"/>
+          <w:iCs w:val="0"/>
+          <w:color w:val="auto"/>
+          <w:sz w:val="24"/>
+          <w:szCs w:val="24"/>
+        </w:rPr>
+        <w:fldChar w:fldCharType="begin"/>
+      </w:r>
+      <w:r>
+        <w:rPr>
+          <w:rFonts w:ascii="Times New Roman" w:hAnsi="Times New Roman" w:cs="Times New Roman"/>
+          <w:i w:val="0"/>
+          <w:iCs w:val="0"/>
+          <w:color w:val="auto"/>
+          <w:sz w:val="24"/>
+          <w:szCs w:val="24"/>
+        </w:rPr>
+        <w:instrText xml:space="preserve"> SEQ Рисунок \* ARABIC </w:instrText>
+      </w:r>
+      <w:r>
+        <w:rPr>
+          <w:rFonts w:ascii="Times New Roman" w:hAnsi="Times New Roman" w:cs="Times New Roman"/>
+          <w:i w:val="0"/>
+          <w:iCs w:val="0"/>
+          <w:color w:val="auto"/>
+          <w:sz w:val="24"/>
+          <w:szCs w:val="24"/>
+        </w:rPr>
+        <w:fldChar w:fldCharType="separate"/>
+      </w:r>
+      <w:r>
+        <w:rPr>
+          <w:rFonts w:ascii="Times New Roman" w:hAnsi="Times New Roman" w:cs="Times New Roman"/>
+          <w:i w:val="0"/>
+          <w:iCs w:val="0"/>
+          <w:noProof/>
+          <w:color w:val="auto"/>
+          <w:sz w:val="24"/>
+          <w:szCs w:val="24"/>
+        </w:rPr>
+        <w:t>5</w:t>
+      </w:r>
+      <w:r>
+        <w:rPr>
+          <w:rFonts w:ascii="Times New Roman" w:hAnsi="Times New Roman" w:cs="Times New Roman"/>
+          <w:i w:val="0"/>
+          <w:iCs w:val="0"/>
+          <w:color w:val="auto"/>
+          <w:sz w:val="24"/>
+          <w:szCs w:val="24"/>
+        </w:rPr>
+        <w:fldChar w:fldCharType="end"/>
+      </w:r>
+      <w:r>
+        <w:rPr>
+          <w:rFonts w:ascii="Times New Roman" w:hAnsi="Times New Roman" w:cs="Times New Roman"/>
+          <w:i w:val="0"/>
+          <w:iCs w:val="0"/>
+          <w:color w:val="auto"/>
+          <w:sz w:val="24"/>
+          <w:szCs w:val="24"/>
+        </w:rPr>
+        <w:t xml:space="preserve"> –</w:t>
+      </w:r>
+      <w:r>
+        <w:rPr>
+          <w:rFonts w:ascii="Times New Roman" w:hAnsi="Times New Roman" w:cs="Times New Roman"/>
+          <w:i w:val="0"/>
+          <w:iCs w:val="0"/>
+          <w:color w:val="auto"/>
+          <w:sz w:val="24"/>
+          <w:szCs w:val="24"/>
+        </w:rPr>
+        <w:t xml:space="preserve"> </w:t>
+      </w:r>
+      <w:r>
+        <w:rPr>
+          <w:rFonts w:ascii="Times New Roman" w:hAnsi="Times New Roman" w:cs="Times New Roman"/>
+          <w:i w:val="0"/>
+          <w:iCs w:val="0"/>
+          <w:color w:val="auto"/>
+          <w:sz w:val="24"/>
+          <w:szCs w:val="24"/>
+        </w:rPr>
+        <w:t>Тестирование кнопки «Добавить»</w:t>
+      </w:r>
+      <w:r>
+        <w:rPr>
+          <w:rFonts w:ascii="Times New Roman" w:hAnsi="Times New Roman" w:cs="Times New Roman"/>
+          <w:i w:val="0"/>
+          <w:iCs w:val="0"/>
+          <w:color w:val="auto"/>
+          <w:sz w:val="24"/>
+          <w:szCs w:val="24"/>
+        </w:rPr>
+        <w:t>. Добавление гибридной машины</w:t>
+      </w:r>
+    </w:p>
+    <w:p/>
+    <w:p>
+      <w:pPr>
+        <w:keepNext/>
+        <w:spacing w:after="0" w:line="240" w:lineRule="auto"/>
+        <w:jc w:val="center"/>
+        <w:rPr>
+          <w:rFonts w:ascii="Times New Roman" w:hAnsi="Times New Roman" w:cs="Times New Roman"/>
+          <w:sz w:val="24"/>
+          <w:szCs w:val="24"/>
+        </w:rPr>
+      </w:pPr>
+      <w:r>
+        <w:rPr>
+          <w:rFonts w:ascii="Times New Roman" w:hAnsi="Times New Roman" w:cs="Times New Roman"/>
+          <w:noProof/>
+          <w:sz w:val="24"/>
+          <w:szCs w:val="24"/>
+        </w:rPr>
+        <w:drawing>
+          <wp:inline distT="0" distB="0" distL="0" distR="0" wp14:anchorId="762C08BF" wp14:editId="12587F93">
+            <wp:extent cx="5108632" cy="4071068"/>
+            <wp:effectExtent l="0" t="0" r="0" b="5715"/>
+            <wp:docPr id="17" name="Рисунок 17"/>
+            <wp:cNvGraphicFramePr>
+              <a:graphicFrameLocks xmlns:a="http://schemas.openxmlformats.org/drawingml/2006/main" noChangeAspect="1"/>
+            </wp:cNvGraphicFramePr>
+            <a:graphic xmlns:a="http://schemas.openxmlformats.org/drawingml/2006/main">
+              <a:graphicData uri="http://schemas.openxmlformats.org/drawingml/2006/picture">
+                <pic:pic xmlns:pic="http://schemas.openxmlformats.org/drawingml/2006/picture">
+                  <pic:nvPicPr>
+                    <pic:cNvPr id="1" name=""/>
+                    <pic:cNvPicPr/>
+                  </pic:nvPicPr>
+                  <pic:blipFill>
+                    <a:blip r:embed="rId18"/>
+                    <a:stretch>
+                      <a:fillRect/>
+                    </a:stretch>
+                  </pic:blipFill>
+                  <pic:spPr>
+                    <a:xfrm>
+                      <a:off x="0" y="0"/>
+                      <a:ext cx="5132417" cy="4090022"/>
+                    </a:xfrm>
+                    <a:prstGeom prst="rect">
+                      <a:avLst/>
+                    </a:prstGeom>
+                  </pic:spPr>
+                </pic:pic>
+              </a:graphicData>
+            </a:graphic>
+          </wp:inline>
+        </w:drawing>
+      </w:r>
+    </w:p>
+    <w:p>
+      <w:pPr>
+        <w:pStyle w:val="a6"/>
+        <w:spacing w:after="0"/>
+        <w:jc w:val="center"/>
+        <w:rPr>
+          <w:rFonts w:ascii="Times New Roman" w:hAnsi="Times New Roman" w:cs="Times New Roman"/>
+          <w:i w:val="0"/>
+          <w:iCs w:val="0"/>
+          <w:color w:val="auto"/>
+          <w:sz w:val="24"/>
+          <w:szCs w:val="24"/>
+        </w:rPr>
+      </w:pPr>
+      <w:r>
+        <w:rPr>
+          <w:rFonts w:ascii="Times New Roman" w:hAnsi="Times New Roman" w:cs="Times New Roman"/>
+          <w:i w:val="0"/>
+          <w:iCs w:val="0"/>
+          <w:color w:val="auto"/>
+          <w:sz w:val="24"/>
+          <w:szCs w:val="24"/>
+        </w:rPr>
+        <w:t xml:space="preserve">Рисунок </w:t>
+      </w:r>
+      <w:r>
+        <w:rPr>
+          <w:rFonts w:ascii="Times New Roman" w:hAnsi="Times New Roman" w:cs="Times New Roman"/>
+          <w:i w:val="0"/>
+          <w:iCs w:val="0"/>
+          <w:color w:val="auto"/>
+          <w:sz w:val="24"/>
+          <w:szCs w:val="24"/>
+        </w:rPr>
+        <w:fldChar w:fldCharType="begin"/>
+      </w:r>
+      <w:r>
+        <w:rPr>
+          <w:rFonts w:ascii="Times New Roman" w:hAnsi="Times New Roman" w:cs="Times New Roman"/>
+          <w:i w:val="0"/>
+          <w:iCs w:val="0"/>
+          <w:color w:val="auto"/>
+          <w:sz w:val="24"/>
+          <w:szCs w:val="24"/>
+        </w:rPr>
+        <w:instrText xml:space="preserve"> SEQ Рисунок \* ARABIC </w:instrText>
+      </w:r>
+      <w:r>
+        <w:rPr>
+          <w:rFonts w:ascii="Times New Roman" w:hAnsi="Times New Roman" w:cs="Times New Roman"/>
+          <w:i w:val="0"/>
+          <w:iCs w:val="0"/>
+          <w:color w:val="auto"/>
+          <w:sz w:val="24"/>
+          <w:szCs w:val="24"/>
+        </w:rPr>
+        <w:fldChar w:fldCharType="separate"/>
+      </w:r>
+      <w:r>
+        <w:rPr>
+          <w:rFonts w:ascii="Times New Roman" w:hAnsi="Times New Roman" w:cs="Times New Roman"/>
+          <w:i w:val="0"/>
+          <w:iCs w:val="0"/>
+          <w:noProof/>
+          <w:color w:val="auto"/>
+          <w:sz w:val="24"/>
+          <w:szCs w:val="24"/>
+        </w:rPr>
+        <w:t>6</w:t>
+      </w:r>
+      <w:r>
+        <w:rPr>
+          <w:rFonts w:ascii="Times New Roman" w:hAnsi="Times New Roman" w:cs="Times New Roman"/>
+          <w:i w:val="0"/>
+          <w:iCs w:val="0"/>
+          <w:color w:val="auto"/>
+          <w:sz w:val="24"/>
+          <w:szCs w:val="24"/>
+        </w:rPr>
+        <w:fldChar w:fldCharType="end"/>
+      </w:r>
+      <w:r>
+        <w:rPr>
+          <w:rFonts w:ascii="Times New Roman" w:hAnsi="Times New Roman" w:cs="Times New Roman"/>
+          <w:i w:val="0"/>
+          <w:iCs w:val="0"/>
+          <w:color w:val="auto"/>
+          <w:sz w:val="24"/>
+          <w:szCs w:val="24"/>
+        </w:rPr>
+        <w:t xml:space="preserve"> – </w:t>
+      </w:r>
+      <w:r>
+        <w:rPr>
+          <w:rFonts w:ascii="Times New Roman" w:hAnsi="Times New Roman" w:cs="Times New Roman"/>
+          <w:i w:val="0"/>
+          <w:iCs w:val="0"/>
+          <w:color w:val="auto"/>
+          <w:sz w:val="24"/>
+          <w:szCs w:val="24"/>
+        </w:rPr>
+        <w:t>Тестирование кнопки «Добавить»</w:t>
+      </w:r>
+      <w:r>
+        <w:rPr>
+          <w:rFonts w:ascii="Times New Roman" w:hAnsi="Times New Roman" w:cs="Times New Roman"/>
+          <w:i w:val="0"/>
+          <w:iCs w:val="0"/>
+          <w:color w:val="auto"/>
+          <w:sz w:val="24"/>
+          <w:szCs w:val="24"/>
+        </w:rPr>
+        <w:t>. Добавление вертолета</w:t>
+      </w:r>
+    </w:p>
+    <w:p/>
+    <w:p>
+      <w:pPr>
+        <w:spacing w:after="0" w:line="360" w:lineRule="auto"/>
+        <w:ind w:firstLine="709"/>
+        <w:jc w:val="both"/>
+        <w:rPr>
+          <w:rFonts w:ascii="Times New Roman" w:hAnsi="Times New Roman" w:cs="Times New Roman"/>
+          <w:noProof/>
+          <w:sz w:val="28"/>
+          <w:szCs w:val="28"/>
+        </w:rPr>
+      </w:pPr>
+      <w:r>
+        <w:rPr>
+          <w:rFonts w:ascii="Times New Roman" w:hAnsi="Times New Roman" w:cs="Times New Roman"/>
+          <w:noProof/>
+          <w:sz w:val="28"/>
+          <w:szCs w:val="28"/>
+        </w:rPr>
+        <w:lastRenderedPageBreak/>
+        <w:t>При неправильном вводе данных пользователь имеет возможность отменить последний добавленный транспорт путем нажатия кнопки «Отмена» на форме «Добавить транспорт».</w:t>
+      </w:r>
+      <w:r>
+        <w:rPr>
+          <w:rFonts w:ascii="Times New Roman" w:hAnsi="Times New Roman" w:cs="Times New Roman"/>
+          <w:noProof/>
+          <w:sz w:val="28"/>
+          <w:szCs w:val="28"/>
+        </w:rPr>
+        <w:t xml:space="preserve"> На рисунке 7 пример работы кнопки «Отмена» приведен для вертолета.</w:t>
+      </w:r>
+    </w:p>
+    <w:p/>
+    <w:p>
+      <w:pPr>
+        <w:keepNext/>
+        <w:spacing w:after="0" w:line="240" w:lineRule="auto"/>
+        <w:jc w:val="center"/>
+        <w:rPr>
+          <w:rFonts w:ascii="Times New Roman" w:hAnsi="Times New Roman" w:cs="Times New Roman"/>
+          <w:sz w:val="24"/>
+          <w:szCs w:val="24"/>
+        </w:rPr>
+      </w:pPr>
+      <w:r>
+        <w:rPr>
+          <w:noProof/>
+        </w:rPr>
+        <w:drawing>
+          <wp:inline distT="0" distB="0" distL="0" distR="0" wp14:anchorId="6822EB5D" wp14:editId="1EAC3B22">
+            <wp:extent cx="5374129" cy="4206240"/>
+            <wp:effectExtent l="0" t="0" r="0" b="3810"/>
+            <wp:docPr id="18" name="Рисунок 18"/>
+            <wp:cNvGraphicFramePr>
+              <a:graphicFrameLocks xmlns:a="http://schemas.openxmlformats.org/drawingml/2006/main" noChangeAspect="1"/>
+            </wp:cNvGraphicFramePr>
+            <a:graphic xmlns:a="http://schemas.openxmlformats.org/drawingml/2006/main">
+              <a:graphicData uri="http://schemas.openxmlformats.org/drawingml/2006/picture">
+                <pic:pic xmlns:pic="http://schemas.openxmlformats.org/drawingml/2006/picture">
+                  <pic:nvPicPr>
+                    <pic:cNvPr id="1" name=""/>
+                    <pic:cNvPicPr/>
+                  </pic:nvPicPr>
+                  <pic:blipFill>
+                    <a:blip r:embed="rId19"/>
+                    <a:stretch>
+                      <a:fillRect/>
+                    </a:stretch>
+                  </pic:blipFill>
+                  <pic:spPr>
+                    <a:xfrm>
+                      <a:off x="0" y="0"/>
+                      <a:ext cx="5386501" cy="4215924"/>
+                    </a:xfrm>
+                    <a:prstGeom prst="rect">
+                      <a:avLst/>
+                    </a:prstGeom>
+                  </pic:spPr>
+                </pic:pic>
+              </a:graphicData>
+            </a:graphic>
+          </wp:inline>
+        </w:drawing>
+      </w:r>
+    </w:p>
+    <w:p>
+      <w:pPr>
+        <w:pStyle w:val="a6"/>
+        <w:spacing w:after="0"/>
+        <w:jc w:val="center"/>
+        <w:rPr>
+          <w:rFonts w:ascii="Times New Roman" w:hAnsi="Times New Roman" w:cs="Times New Roman"/>
+          <w:i w:val="0"/>
+          <w:iCs w:val="0"/>
+          <w:color w:val="auto"/>
+          <w:sz w:val="24"/>
+          <w:szCs w:val="24"/>
+        </w:rPr>
+      </w:pPr>
+      <w:r>
+        <w:rPr>
+          <w:rFonts w:ascii="Times New Roman" w:hAnsi="Times New Roman" w:cs="Times New Roman"/>
+          <w:i w:val="0"/>
+          <w:iCs w:val="0"/>
+          <w:color w:val="auto"/>
+          <w:sz w:val="24"/>
+          <w:szCs w:val="24"/>
+        </w:rPr>
+        <w:t xml:space="preserve">Рисунок </w:t>
+      </w:r>
+      <w:r>
+        <w:rPr>
+          <w:rFonts w:ascii="Times New Roman" w:hAnsi="Times New Roman" w:cs="Times New Roman"/>
+          <w:i w:val="0"/>
+          <w:iCs w:val="0"/>
+          <w:color w:val="auto"/>
+          <w:sz w:val="24"/>
+          <w:szCs w:val="24"/>
+        </w:rPr>
+        <w:fldChar w:fldCharType="begin"/>
+      </w:r>
+      <w:r>
+        <w:rPr>
+          <w:rFonts w:ascii="Times New Roman" w:hAnsi="Times New Roman" w:cs="Times New Roman"/>
+          <w:i w:val="0"/>
+          <w:iCs w:val="0"/>
+          <w:color w:val="auto"/>
+          <w:sz w:val="24"/>
+          <w:szCs w:val="24"/>
+        </w:rPr>
+        <w:instrText xml:space="preserve"> SEQ Рисунок \* ARABIC </w:instrText>
+      </w:r>
+      <w:r>
+        <w:rPr>
+          <w:rFonts w:ascii="Times New Roman" w:hAnsi="Times New Roman" w:cs="Times New Roman"/>
+          <w:i w:val="0"/>
+          <w:iCs w:val="0"/>
+          <w:color w:val="auto"/>
+          <w:sz w:val="24"/>
+          <w:szCs w:val="24"/>
+        </w:rPr>
+        <w:fldChar w:fldCharType="separate"/>
+      </w:r>
+      <w:r>
+        <w:rPr>
+          <w:rFonts w:ascii="Times New Roman" w:hAnsi="Times New Roman" w:cs="Times New Roman"/>
+          <w:i w:val="0"/>
+          <w:iCs w:val="0"/>
+          <w:noProof/>
+          <w:color w:val="auto"/>
+          <w:sz w:val="24"/>
+          <w:szCs w:val="24"/>
+        </w:rPr>
+        <w:t>7</w:t>
+      </w:r>
+      <w:r>
+        <w:rPr>
+          <w:rFonts w:ascii="Times New Roman" w:hAnsi="Times New Roman" w:cs="Times New Roman"/>
+          <w:i w:val="0"/>
+          <w:iCs w:val="0"/>
+          <w:color w:val="auto"/>
+          <w:sz w:val="24"/>
+          <w:szCs w:val="24"/>
+        </w:rPr>
+        <w:fldChar w:fldCharType="end"/>
+      </w:r>
+      <w:r>
+        <w:rPr>
+          <w:rFonts w:ascii="Times New Roman" w:hAnsi="Times New Roman" w:cs="Times New Roman"/>
+          <w:i w:val="0"/>
+          <w:iCs w:val="0"/>
+          <w:color w:val="auto"/>
+          <w:sz w:val="24"/>
+          <w:szCs w:val="24"/>
+        </w:rPr>
+        <w:t xml:space="preserve"> –</w:t>
+      </w:r>
+      <w:r>
+        <w:rPr>
+          <w:rFonts w:ascii="Times New Roman" w:hAnsi="Times New Roman" w:cs="Times New Roman"/>
+          <w:i w:val="0"/>
+          <w:iCs w:val="0"/>
+          <w:color w:val="auto"/>
+          <w:sz w:val="24"/>
+          <w:szCs w:val="24"/>
+        </w:rPr>
+        <w:t xml:space="preserve"> </w:t>
+      </w:r>
+      <w:r>
+        <w:rPr>
+          <w:rFonts w:ascii="Times New Roman" w:hAnsi="Times New Roman" w:cs="Times New Roman"/>
+          <w:i w:val="0"/>
+          <w:iCs w:val="0"/>
+          <w:color w:val="auto"/>
+          <w:sz w:val="24"/>
+          <w:szCs w:val="24"/>
+        </w:rPr>
+        <w:t>Тестирование кнопки «Отменить»</w:t>
+      </w:r>
+      <w:r>
+        <w:rPr>
+          <w:rFonts w:ascii="Times New Roman" w:hAnsi="Times New Roman" w:cs="Times New Roman"/>
+          <w:i w:val="0"/>
+          <w:iCs w:val="0"/>
+          <w:color w:val="auto"/>
+          <w:sz w:val="24"/>
+          <w:szCs w:val="24"/>
+        </w:rPr>
+        <w:t>. Отмена добавления вертолета</w:t>
+      </w:r>
+    </w:p>
+    <w:p/>
+    <w:p>
+      <w:pPr>
+        <w:spacing w:after="0" w:line="360" w:lineRule="auto"/>
+        <w:ind w:firstLine="709"/>
+        <w:jc w:val="both"/>
+        <w:rPr>
+          <w:rFonts w:ascii="Times New Roman" w:hAnsi="Times New Roman" w:cs="Times New Roman"/>
+          <w:noProof/>
+          <w:sz w:val="28"/>
+          <w:szCs w:val="28"/>
+        </w:rPr>
+      </w:pPr>
+      <w:r>
+        <w:rPr>
+          <w:rFonts w:ascii="Times New Roman" w:hAnsi="Times New Roman" w:cs="Times New Roman"/>
+          <w:noProof/>
+          <w:sz w:val="28"/>
+          <w:szCs w:val="28"/>
+        </w:rPr>
+        <w:t xml:space="preserve">В случае, если пользователь не </w:t>
+      </w:r>
+      <w:r>
+        <w:rPr>
+          <w:rFonts w:ascii="Times New Roman" w:hAnsi="Times New Roman" w:cs="Times New Roman"/>
+          <w:noProof/>
+          <w:sz w:val="28"/>
+          <w:szCs w:val="28"/>
+        </w:rPr>
+        <w:t>заполнил требуемые поля, то программа выдает Предупреждение «Введите данные.»</w:t>
+      </w:r>
+      <w:r>
+        <w:rPr>
+          <w:rFonts w:ascii="Times New Roman" w:hAnsi="Times New Roman" w:cs="Times New Roman"/>
+          <w:noProof/>
+          <w:sz w:val="28"/>
+          <w:szCs w:val="28"/>
+        </w:rPr>
+        <w:t>. На рисунке 8 представлен пример, когда незаполненно поле масса. О</w:t>
+      </w:r>
+      <w:r>
+        <w:rPr>
+          <w:rFonts w:ascii="Times New Roman" w:hAnsi="Times New Roman" w:cs="Times New Roman"/>
+          <w:noProof/>
+          <w:sz w:val="28"/>
+          <w:szCs w:val="28"/>
+        </w:rPr>
+        <w:t>бработка</w:t>
+      </w:r>
+      <w:r>
+        <w:rPr>
+          <w:rFonts w:ascii="Times New Roman" w:hAnsi="Times New Roman" w:cs="Times New Roman"/>
+          <w:noProof/>
+          <w:sz w:val="28"/>
+          <w:szCs w:val="28"/>
+        </w:rPr>
+        <w:t xml:space="preserve"> незаполненных полей</w:t>
+      </w:r>
+      <w:r>
+        <w:rPr>
+          <w:rFonts w:ascii="Times New Roman" w:hAnsi="Times New Roman" w:cs="Times New Roman"/>
+          <w:noProof/>
+          <w:sz w:val="28"/>
+          <w:szCs w:val="28"/>
+        </w:rPr>
+        <w:t xml:space="preserve"> предусмотрена для всех </w:t>
+      </w:r>
+      <w:r>
+        <w:rPr>
+          <w:rFonts w:ascii="Times New Roman" w:hAnsi="Times New Roman" w:cs="Times New Roman"/>
+          <w:noProof/>
+          <w:sz w:val="28"/>
+          <w:szCs w:val="28"/>
+        </w:rPr>
+        <w:t>типов транспорта</w:t>
+      </w:r>
+      <w:r>
+        <w:rPr>
+          <w:rFonts w:ascii="Times New Roman" w:hAnsi="Times New Roman" w:cs="Times New Roman"/>
+          <w:noProof/>
+          <w:sz w:val="28"/>
+          <w:szCs w:val="28"/>
+        </w:rPr>
+        <w:t xml:space="preserve">. </w:t>
+      </w:r>
+    </w:p>
+    <w:p>
+      <w:pPr>
+        <w:spacing w:after="0" w:line="360" w:lineRule="auto"/>
+        <w:ind w:firstLine="709"/>
+        <w:jc w:val="both"/>
+        <w:rPr>
+          <w:noProof/>
+        </w:rPr>
+      </w:pPr>
+      <w:r>
+        <w:rPr>
+          <w:rFonts w:ascii="Times New Roman" w:hAnsi="Times New Roman" w:cs="Times New Roman"/>
+          <w:noProof/>
+          <w:sz w:val="28"/>
+          <w:szCs w:val="28"/>
+        </w:rPr>
+        <w:t>В программе установлено ограничение на ввод символов, отличных от цифр, что препятствует пользователю вводить недопустимые символы.</w:t>
+      </w:r>
+      <w:r>
+        <w:rPr>
+          <w:noProof/>
+        </w:rPr>
+        <w:t xml:space="preserve"> </w:t>
+      </w:r>
+    </w:p>
+    <w:p>
+      <w:pPr>
+        <w:spacing w:after="0" w:line="360" w:lineRule="auto"/>
+        <w:jc w:val="center"/>
+        <w:rPr>
+          <w:rFonts w:ascii="Times New Roman" w:hAnsi="Times New Roman" w:cs="Times New Roman"/>
+          <w:noProof/>
+          <w:sz w:val="28"/>
+          <w:szCs w:val="28"/>
+        </w:rPr>
+      </w:pPr>
+      <w:r>
+        <w:rPr>
+          <w:noProof/>
+        </w:rPr>
+        <w:lastRenderedPageBreak/>
+        <w:drawing>
+          <wp:inline distT="0" distB="0" distL="0" distR="0" wp14:anchorId="506553DA" wp14:editId="5A4EBD7E">
+            <wp:extent cx="4484536" cy="3058725"/>
+            <wp:effectExtent l="0" t="0" r="0" b="8890"/>
+            <wp:docPr id="19" name="Рисунок 19"/>
+            <wp:cNvGraphicFramePr>
+              <a:graphicFrameLocks xmlns:a="http://schemas.openxmlformats.org/drawingml/2006/main" noChangeAspect="1"/>
+            </wp:cNvGraphicFramePr>
+            <a:graphic xmlns:a="http://schemas.openxmlformats.org/drawingml/2006/main">
+              <a:graphicData uri="http://schemas.openxmlformats.org/drawingml/2006/picture">
+                <pic:pic xmlns:pic="http://schemas.openxmlformats.org/drawingml/2006/picture">
+                  <pic:nvPicPr>
+                    <pic:cNvPr id="1" name=""/>
+                    <pic:cNvPicPr/>
+                  </pic:nvPicPr>
+                  <pic:blipFill>
+                    <a:blip r:embed="rId20"/>
+                    <a:stretch>
+                      <a:fillRect/>
+                    </a:stretch>
+                  </pic:blipFill>
+                  <pic:spPr>
+                    <a:xfrm>
+                      <a:off x="0" y="0"/>
                       <a:ext cx="4493292" cy="3064697"/>
                     </a:xfrm>
                     <a:prstGeom prst="rect">
@@ -12534,7 +11793,7 @@
                     <pic:cNvPicPr/>
                   </pic:nvPicPr>
                   <pic:blipFill rotWithShape="1">
-                    <a:blip r:embed="rId17"/>
+                    <a:blip r:embed="rId21"/>
                     <a:srcRect l="1053" t="1259" b="-1"/>
                     <a:stretch/>
                   </pic:blipFill>
@@ -12727,7 +11986,7 @@
                     <pic:cNvPicPr/>
                   </pic:nvPicPr>
                   <pic:blipFill>
-                    <a:blip r:embed="rId18"/>
+                    <a:blip r:embed="rId22"/>
                     <a:stretch>
                       <a:fillRect/>
                     </a:stretch>
@@ -12940,7 +12199,7 @@
                     <pic:cNvPicPr/>
                   </pic:nvPicPr>
                   <pic:blipFill rotWithShape="1">
-                    <a:blip r:embed="rId19"/>
+                    <a:blip r:embed="rId23"/>
                     <a:srcRect l="669"/>
                     <a:stretch/>
                   </pic:blipFill>
@@ -13353,7 +12612,7 @@
                     <pic:cNvPicPr/>
                   </pic:nvPicPr>
                   <pic:blipFill>
-                    <a:blip r:embed="rId20"/>
+                    <a:blip r:embed="rId24"/>
                     <a:stretch>
                       <a:fillRect/>
                     </a:stretch>
@@ -13562,863 +12821,6 @@
             <wp:extent cx="5940425" cy="2783205"/>
             <wp:effectExtent l="0" t="0" r="3175" b="0"/>
             <wp:docPr id="25" name="Рисунок 25"/>
-            <wp:cNvGraphicFramePr>
-              <a:graphicFrameLocks xmlns:a="http://schemas.openxmlformats.org/drawingml/2006/main" noChangeAspect="1"/>
-            </wp:cNvGraphicFramePr>
-            <a:graphic xmlns:a="http://schemas.openxmlformats.org/drawingml/2006/main">
-              <a:graphicData uri="http://schemas.openxmlformats.org/drawingml/2006/picture">
-                <pic:pic xmlns:pic="http://schemas.openxmlformats.org/drawingml/2006/picture">
-                  <pic:nvPicPr>
-                    <pic:cNvPr id="1" name=""/>
-                    <pic:cNvPicPr/>
-                  </pic:nvPicPr>
-                  <pic:blipFill>
-                    <a:blip r:embed="rId21"/>
-                    <a:stretch>
-                      <a:fillRect/>
-                    </a:stretch>
-                  </pic:blipFill>
-                  <pic:spPr>
-                    <a:xfrm>
-                      <a:off x="0" y="0"/>
-                      <a:ext cx="5940425" cy="2783205"/>
-                    </a:xfrm>
-                    <a:prstGeom prst="rect">
-                      <a:avLst/>
-                    </a:prstGeom>
-                  </pic:spPr>
-                </pic:pic>
-              </a:graphicData>
-            </a:graphic>
-          </wp:inline>
-        </w:drawing>
-      </w:r>
-    </w:p>
-    <w:p>
-      <w:pPr>
-        <w:pStyle w:val="a6"/>
-        <w:spacing w:after="0"/>
-        <w:jc w:val="center"/>
-        <w:rPr>
-          <w:rFonts w:ascii="Times New Roman" w:hAnsi="Times New Roman" w:cs="Times New Roman"/>
-          <w:i w:val="0"/>
-          <w:iCs w:val="0"/>
-          <w:color w:val="auto"/>
-          <w:sz w:val="24"/>
-          <w:szCs w:val="24"/>
-        </w:rPr>
-      </w:pPr>
-      <w:r>
-        <w:rPr>
-          <w:rFonts w:ascii="Times New Roman" w:hAnsi="Times New Roman" w:cs="Times New Roman"/>
-          <w:i w:val="0"/>
-          <w:iCs w:val="0"/>
-          <w:color w:val="auto"/>
-          <w:sz w:val="24"/>
-          <w:szCs w:val="24"/>
-        </w:rPr>
-        <w:t xml:space="preserve">Рисунок </w:t>
-      </w:r>
-      <w:r>
-        <w:rPr>
-          <w:rFonts w:ascii="Times New Roman" w:hAnsi="Times New Roman" w:cs="Times New Roman"/>
-          <w:i w:val="0"/>
-          <w:iCs w:val="0"/>
-          <w:color w:val="auto"/>
-          <w:sz w:val="24"/>
-          <w:szCs w:val="24"/>
-        </w:rPr>
-        <w:fldChar w:fldCharType="begin"/>
-      </w:r>
-      <w:r>
-        <w:rPr>
-          <w:rFonts w:ascii="Times New Roman" w:hAnsi="Times New Roman" w:cs="Times New Roman"/>
-          <w:i w:val="0"/>
-          <w:iCs w:val="0"/>
-          <w:color w:val="auto"/>
-          <w:sz w:val="24"/>
-          <w:szCs w:val="24"/>
-        </w:rPr>
-        <w:instrText xml:space="preserve"> SEQ Рисунок \* ARABIC </w:instrText>
-      </w:r>
-      <w:r>
-        <w:rPr>
-          <w:rFonts w:ascii="Times New Roman" w:hAnsi="Times New Roman" w:cs="Times New Roman"/>
-          <w:i w:val="0"/>
-          <w:iCs w:val="0"/>
-          <w:color w:val="auto"/>
-          <w:sz w:val="24"/>
-          <w:szCs w:val="24"/>
-        </w:rPr>
-        <w:fldChar w:fldCharType="separate"/>
-      </w:r>
-      <w:r>
-        <w:rPr>
-          <w:rFonts w:ascii="Times New Roman" w:hAnsi="Times New Roman" w:cs="Times New Roman"/>
-          <w:i w:val="0"/>
-          <w:iCs w:val="0"/>
-          <w:noProof/>
-          <w:color w:val="auto"/>
-          <w:sz w:val="24"/>
-          <w:szCs w:val="24"/>
-        </w:rPr>
-        <w:t>13</w:t>
-      </w:r>
-      <w:r>
-        <w:rPr>
-          <w:rFonts w:ascii="Times New Roman" w:hAnsi="Times New Roman" w:cs="Times New Roman"/>
-          <w:i w:val="0"/>
-          <w:iCs w:val="0"/>
-          <w:color w:val="auto"/>
-          <w:sz w:val="24"/>
-          <w:szCs w:val="24"/>
-        </w:rPr>
-        <w:fldChar w:fldCharType="end"/>
-      </w:r>
-      <w:r>
-        <w:rPr>
-          <w:rFonts w:ascii="Times New Roman" w:hAnsi="Times New Roman" w:cs="Times New Roman"/>
-          <w:i w:val="0"/>
-          <w:iCs w:val="0"/>
-          <w:color w:val="auto"/>
-          <w:sz w:val="24"/>
-          <w:szCs w:val="24"/>
-        </w:rPr>
-        <w:t xml:space="preserve"> – </w:t>
-      </w:r>
-      <w:r>
-        <w:rPr>
-          <w:rFonts w:ascii="Times New Roman" w:hAnsi="Times New Roman" w:cs="Times New Roman"/>
-          <w:i w:val="0"/>
-          <w:iCs w:val="0"/>
-          <w:color w:val="auto"/>
-          <w:sz w:val="24"/>
-          <w:szCs w:val="24"/>
-        </w:rPr>
-        <w:t>Результат нажатия</w:t>
-      </w:r>
-      <w:r>
-        <w:rPr>
-          <w:rFonts w:ascii="Times New Roman" w:hAnsi="Times New Roman" w:cs="Times New Roman"/>
-          <w:i w:val="0"/>
-          <w:iCs w:val="0"/>
-          <w:color w:val="auto"/>
-          <w:sz w:val="24"/>
-          <w:szCs w:val="24"/>
-        </w:rPr>
-        <w:t xml:space="preserve"> кнопки «</w:t>
-      </w:r>
-      <w:r>
-        <w:rPr>
-          <w:rFonts w:ascii="Times New Roman" w:hAnsi="Times New Roman" w:cs="Times New Roman"/>
-          <w:i w:val="0"/>
-          <w:iCs w:val="0"/>
-          <w:color w:val="auto"/>
-          <w:sz w:val="24"/>
-          <w:szCs w:val="24"/>
-        </w:rPr>
-        <w:t>Найти</w:t>
-      </w:r>
-      <w:r>
-        <w:rPr>
-          <w:rFonts w:ascii="Times New Roman" w:hAnsi="Times New Roman" w:cs="Times New Roman"/>
-          <w:i w:val="0"/>
-          <w:iCs w:val="0"/>
-          <w:color w:val="auto"/>
-          <w:sz w:val="24"/>
-          <w:szCs w:val="24"/>
-        </w:rPr>
-        <w:t>»</w:t>
-      </w:r>
-      <w:r>
-        <w:rPr>
-          <w:rFonts w:ascii="Times New Roman" w:hAnsi="Times New Roman" w:cs="Times New Roman"/>
-          <w:i w:val="0"/>
-          <w:iCs w:val="0"/>
-          <w:color w:val="auto"/>
-          <w:sz w:val="24"/>
-          <w:szCs w:val="24"/>
-        </w:rPr>
-        <w:t>. Найдена гибридная машина</w:t>
-      </w:r>
-    </w:p>
-    <w:p>
-      <w:pPr>
-        <w:pStyle w:val="a6"/>
-        <w:spacing w:after="0"/>
-        <w:jc w:val="center"/>
-        <w:rPr>
-          <w:rFonts w:ascii="Times New Roman" w:hAnsi="Times New Roman" w:cs="Times New Roman"/>
-          <w:i w:val="0"/>
-          <w:iCs w:val="0"/>
-          <w:color w:val="auto"/>
-          <w:sz w:val="28"/>
-          <w:szCs w:val="28"/>
-        </w:rPr>
-      </w:pPr>
-    </w:p>
-    <w:p>
-      <w:pPr>
-        <w:spacing w:after="0" w:line="360" w:lineRule="auto"/>
-        <w:ind w:firstLine="709"/>
-        <w:jc w:val="both"/>
-        <w:rPr>
-          <w:rFonts w:ascii="Times New Roman" w:hAnsi="Times New Roman" w:cs="Times New Roman"/>
-          <w:noProof/>
-          <w:sz w:val="28"/>
-          <w:szCs w:val="28"/>
-        </w:rPr>
-      </w:pPr>
-      <w:r>
-        <w:rPr>
-          <w:rFonts w:ascii="Times New Roman" w:hAnsi="Times New Roman" w:cs="Times New Roman"/>
-          <w:noProof/>
-          <w:sz w:val="28"/>
-          <w:szCs w:val="28"/>
-        </w:rPr>
-        <w:t>Для сброса фильтра поиска на главной форме предусмотрена кнопка «Сбросить» (рисунок 14). После ее нажатия возвращается исходный список (рисунок 15).</w:t>
-      </w:r>
-    </w:p>
-    <w:p>
-      <w:pPr>
-        <w:rPr>
-          <w:sz w:val="12"/>
-          <w:szCs w:val="12"/>
-        </w:rPr>
-      </w:pPr>
-    </w:p>
-    <w:p>
-      <w:pPr>
-        <w:keepNext/>
-        <w:spacing w:after="0" w:line="240" w:lineRule="auto"/>
-        <w:jc w:val="center"/>
-        <w:rPr>
-          <w:rFonts w:ascii="Times New Roman" w:hAnsi="Times New Roman" w:cs="Times New Roman"/>
-          <w:sz w:val="24"/>
-          <w:szCs w:val="24"/>
-        </w:rPr>
-      </w:pPr>
-      <w:r>
-        <w:rPr>
-          <w:rFonts w:ascii="Times New Roman" w:hAnsi="Times New Roman" w:cs="Times New Roman"/>
-          <w:noProof/>
-          <w:sz w:val="24"/>
-          <w:szCs w:val="24"/>
-        </w:rPr>
-        <w:lastRenderedPageBreak/>
-        <w:drawing>
-          <wp:inline distT="0" distB="0" distL="0" distR="0" wp14:anchorId="36155EC7" wp14:editId="4F94F9FB">
-            <wp:extent cx="5365630" cy="2345252"/>
-            <wp:effectExtent l="0" t="0" r="6985" b="0"/>
-            <wp:docPr id="26" name="Рисунок 26"/>
-            <wp:cNvGraphicFramePr>
-              <a:graphicFrameLocks xmlns:a="http://schemas.openxmlformats.org/drawingml/2006/main" noChangeAspect="1"/>
-            </wp:cNvGraphicFramePr>
-            <a:graphic xmlns:a="http://schemas.openxmlformats.org/drawingml/2006/main">
-              <a:graphicData uri="http://schemas.openxmlformats.org/drawingml/2006/picture">
-                <pic:pic xmlns:pic="http://schemas.openxmlformats.org/drawingml/2006/picture">
-                  <pic:nvPicPr>
-                    <pic:cNvPr id="1" name=""/>
-                    <pic:cNvPicPr/>
-                  </pic:nvPicPr>
-                  <pic:blipFill>
-                    <a:blip r:embed="rId22"/>
-                    <a:stretch>
-                      <a:fillRect/>
-                    </a:stretch>
-                  </pic:blipFill>
-                  <pic:spPr>
-                    <a:xfrm>
-                      <a:off x="0" y="0"/>
-                      <a:ext cx="5398673" cy="2359695"/>
-                    </a:xfrm>
-                    <a:prstGeom prst="rect">
-                      <a:avLst/>
-                    </a:prstGeom>
-                  </pic:spPr>
-                </pic:pic>
-              </a:graphicData>
-            </a:graphic>
-          </wp:inline>
-        </w:drawing>
-      </w:r>
-    </w:p>
-    <w:p>
-      <w:pPr>
-        <w:pStyle w:val="a6"/>
-        <w:spacing w:after="0"/>
-        <w:jc w:val="center"/>
-        <w:rPr>
-          <w:rFonts w:ascii="Times New Roman" w:hAnsi="Times New Roman" w:cs="Times New Roman"/>
-          <w:i w:val="0"/>
-          <w:iCs w:val="0"/>
-          <w:color w:val="auto"/>
-          <w:sz w:val="24"/>
-          <w:szCs w:val="24"/>
-        </w:rPr>
-      </w:pPr>
-      <w:r>
-        <w:rPr>
-          <w:rFonts w:ascii="Times New Roman" w:hAnsi="Times New Roman" w:cs="Times New Roman"/>
-          <w:i w:val="0"/>
-          <w:iCs w:val="0"/>
-          <w:color w:val="auto"/>
-          <w:sz w:val="24"/>
-          <w:szCs w:val="24"/>
-        </w:rPr>
-        <w:t xml:space="preserve">Рисунок </w:t>
-      </w:r>
-      <w:r>
-        <w:rPr>
-          <w:rFonts w:ascii="Times New Roman" w:hAnsi="Times New Roman" w:cs="Times New Roman"/>
-          <w:i w:val="0"/>
-          <w:iCs w:val="0"/>
-          <w:color w:val="auto"/>
-          <w:sz w:val="24"/>
-          <w:szCs w:val="24"/>
-        </w:rPr>
-        <w:fldChar w:fldCharType="begin"/>
-      </w:r>
-      <w:r>
-        <w:rPr>
-          <w:rFonts w:ascii="Times New Roman" w:hAnsi="Times New Roman" w:cs="Times New Roman"/>
-          <w:i w:val="0"/>
-          <w:iCs w:val="0"/>
-          <w:color w:val="auto"/>
-          <w:sz w:val="24"/>
-          <w:szCs w:val="24"/>
-        </w:rPr>
-        <w:instrText xml:space="preserve"> SEQ Рисунок \* ARABIC </w:instrText>
-      </w:r>
-      <w:r>
-        <w:rPr>
-          <w:rFonts w:ascii="Times New Roman" w:hAnsi="Times New Roman" w:cs="Times New Roman"/>
-          <w:i w:val="0"/>
-          <w:iCs w:val="0"/>
-          <w:color w:val="auto"/>
-          <w:sz w:val="24"/>
-          <w:szCs w:val="24"/>
-        </w:rPr>
-        <w:fldChar w:fldCharType="separate"/>
-      </w:r>
-      <w:r>
-        <w:rPr>
-          <w:rFonts w:ascii="Times New Roman" w:hAnsi="Times New Roman" w:cs="Times New Roman"/>
-          <w:i w:val="0"/>
-          <w:iCs w:val="0"/>
-          <w:noProof/>
-          <w:color w:val="auto"/>
-          <w:sz w:val="24"/>
-          <w:szCs w:val="24"/>
-        </w:rPr>
-        <w:t>14</w:t>
-      </w:r>
-      <w:r>
-        <w:rPr>
-          <w:rFonts w:ascii="Times New Roman" w:hAnsi="Times New Roman" w:cs="Times New Roman"/>
-          <w:i w:val="0"/>
-          <w:iCs w:val="0"/>
-          <w:color w:val="auto"/>
-          <w:sz w:val="24"/>
-          <w:szCs w:val="24"/>
-        </w:rPr>
-        <w:fldChar w:fldCharType="end"/>
-      </w:r>
-      <w:r>
-        <w:rPr>
-          <w:rFonts w:ascii="Times New Roman" w:hAnsi="Times New Roman" w:cs="Times New Roman"/>
-          <w:i w:val="0"/>
-          <w:iCs w:val="0"/>
-          <w:color w:val="auto"/>
-          <w:sz w:val="24"/>
-          <w:szCs w:val="24"/>
-        </w:rPr>
-        <w:t xml:space="preserve"> – </w:t>
-      </w:r>
-      <w:r>
-        <w:rPr>
-          <w:rFonts w:ascii="Times New Roman" w:hAnsi="Times New Roman" w:cs="Times New Roman"/>
-          <w:i w:val="0"/>
-          <w:iCs w:val="0"/>
-          <w:color w:val="auto"/>
-          <w:sz w:val="24"/>
-          <w:szCs w:val="24"/>
-        </w:rPr>
-        <w:t>Тестирование кнопки «</w:t>
-      </w:r>
-      <w:r>
-        <w:rPr>
-          <w:rFonts w:ascii="Times New Roman" w:hAnsi="Times New Roman" w:cs="Times New Roman"/>
-          <w:i w:val="0"/>
-          <w:iCs w:val="0"/>
-          <w:color w:val="auto"/>
-          <w:sz w:val="24"/>
-          <w:szCs w:val="24"/>
-        </w:rPr>
-        <w:t>Сбросить</w:t>
-      </w:r>
-      <w:r>
-        <w:rPr>
-          <w:rFonts w:ascii="Times New Roman" w:hAnsi="Times New Roman" w:cs="Times New Roman"/>
-          <w:i w:val="0"/>
-          <w:iCs w:val="0"/>
-          <w:color w:val="auto"/>
-          <w:sz w:val="24"/>
-          <w:szCs w:val="24"/>
-        </w:rPr>
-        <w:t>»</w:t>
-      </w:r>
-    </w:p>
-    <w:p/>
-    <w:p>
-      <w:pPr>
-        <w:keepNext/>
-        <w:spacing w:after="0" w:line="240" w:lineRule="auto"/>
-        <w:jc w:val="center"/>
-        <w:rPr>
-          <w:rFonts w:ascii="Times New Roman" w:hAnsi="Times New Roman" w:cs="Times New Roman"/>
-          <w:sz w:val="24"/>
-          <w:szCs w:val="24"/>
-        </w:rPr>
-      </w:pPr>
-      <w:r>
-        <w:rPr>
-          <w:rFonts w:ascii="Times New Roman" w:hAnsi="Times New Roman" w:cs="Times New Roman"/>
-          <w:noProof/>
-          <w:sz w:val="24"/>
-          <w:szCs w:val="24"/>
-        </w:rPr>
-        <w:drawing>
-          <wp:inline distT="0" distB="0" distL="0" distR="0" wp14:anchorId="2EE26D0B" wp14:editId="2A3AE992">
-            <wp:extent cx="5417388" cy="2461133"/>
-            <wp:effectExtent l="0" t="0" r="0" b="0"/>
-            <wp:docPr id="27" name="Рисунок 27"/>
-            <wp:cNvGraphicFramePr>
-              <a:graphicFrameLocks xmlns:a="http://schemas.openxmlformats.org/drawingml/2006/main" noChangeAspect="1"/>
-            </wp:cNvGraphicFramePr>
-            <a:graphic xmlns:a="http://schemas.openxmlformats.org/drawingml/2006/main">
-              <a:graphicData uri="http://schemas.openxmlformats.org/drawingml/2006/picture">
-                <pic:pic xmlns:pic="http://schemas.openxmlformats.org/drawingml/2006/picture">
-                  <pic:nvPicPr>
-                    <pic:cNvPr id="1" name=""/>
-                    <pic:cNvPicPr/>
-                  </pic:nvPicPr>
-                  <pic:blipFill>
-                    <a:blip r:embed="rId23"/>
-                    <a:stretch>
-                      <a:fillRect/>
-                    </a:stretch>
-                  </pic:blipFill>
-                  <pic:spPr>
-                    <a:xfrm>
-                      <a:off x="0" y="0"/>
-                      <a:ext cx="5426584" cy="2465311"/>
-                    </a:xfrm>
-                    <a:prstGeom prst="rect">
-                      <a:avLst/>
-                    </a:prstGeom>
-                  </pic:spPr>
-                </pic:pic>
-              </a:graphicData>
-            </a:graphic>
-          </wp:inline>
-        </w:drawing>
-      </w:r>
-    </w:p>
-    <w:p>
-      <w:pPr>
-        <w:pStyle w:val="a6"/>
-        <w:spacing w:after="0"/>
-        <w:jc w:val="center"/>
-        <w:rPr>
-          <w:rFonts w:ascii="Times New Roman" w:hAnsi="Times New Roman" w:cs="Times New Roman"/>
-          <w:i w:val="0"/>
-          <w:iCs w:val="0"/>
-          <w:color w:val="auto"/>
-          <w:sz w:val="24"/>
-          <w:szCs w:val="24"/>
-        </w:rPr>
-      </w:pPr>
-      <w:r>
-        <w:rPr>
-          <w:rFonts w:ascii="Times New Roman" w:hAnsi="Times New Roman" w:cs="Times New Roman"/>
-          <w:i w:val="0"/>
-          <w:iCs w:val="0"/>
-          <w:color w:val="auto"/>
-          <w:sz w:val="24"/>
-          <w:szCs w:val="24"/>
-        </w:rPr>
-        <w:t xml:space="preserve">Рисунок </w:t>
-      </w:r>
-      <w:r>
-        <w:rPr>
-          <w:rFonts w:ascii="Times New Roman" w:hAnsi="Times New Roman" w:cs="Times New Roman"/>
-          <w:i w:val="0"/>
-          <w:iCs w:val="0"/>
-          <w:color w:val="auto"/>
-          <w:sz w:val="24"/>
-          <w:szCs w:val="24"/>
-        </w:rPr>
-        <w:fldChar w:fldCharType="begin"/>
-      </w:r>
-      <w:r>
-        <w:rPr>
-          <w:rFonts w:ascii="Times New Roman" w:hAnsi="Times New Roman" w:cs="Times New Roman"/>
-          <w:i w:val="0"/>
-          <w:iCs w:val="0"/>
-          <w:color w:val="auto"/>
-          <w:sz w:val="24"/>
-          <w:szCs w:val="24"/>
-        </w:rPr>
-        <w:instrText xml:space="preserve"> SEQ Рисунок \* ARABIC </w:instrText>
-      </w:r>
-      <w:r>
-        <w:rPr>
-          <w:rFonts w:ascii="Times New Roman" w:hAnsi="Times New Roman" w:cs="Times New Roman"/>
-          <w:i w:val="0"/>
-          <w:iCs w:val="0"/>
-          <w:color w:val="auto"/>
-          <w:sz w:val="24"/>
-          <w:szCs w:val="24"/>
-        </w:rPr>
-        <w:fldChar w:fldCharType="separate"/>
-      </w:r>
-      <w:r>
-        <w:rPr>
-          <w:rFonts w:ascii="Times New Roman" w:hAnsi="Times New Roman" w:cs="Times New Roman"/>
-          <w:i w:val="0"/>
-          <w:iCs w:val="0"/>
-          <w:noProof/>
-          <w:color w:val="auto"/>
-          <w:sz w:val="24"/>
-          <w:szCs w:val="24"/>
-        </w:rPr>
-        <w:t>15</w:t>
-      </w:r>
-      <w:r>
-        <w:rPr>
-          <w:rFonts w:ascii="Times New Roman" w:hAnsi="Times New Roman" w:cs="Times New Roman"/>
-          <w:i w:val="0"/>
-          <w:iCs w:val="0"/>
-          <w:color w:val="auto"/>
-          <w:sz w:val="24"/>
-          <w:szCs w:val="24"/>
-        </w:rPr>
-        <w:fldChar w:fldCharType="end"/>
-      </w:r>
-      <w:r>
-        <w:rPr>
-          <w:rFonts w:ascii="Times New Roman" w:hAnsi="Times New Roman" w:cs="Times New Roman"/>
-          <w:i w:val="0"/>
-          <w:iCs w:val="0"/>
-          <w:color w:val="auto"/>
-          <w:sz w:val="24"/>
-          <w:szCs w:val="24"/>
-        </w:rPr>
-        <w:t xml:space="preserve"> – </w:t>
-      </w:r>
-      <w:r>
-        <w:rPr>
-          <w:rFonts w:ascii="Times New Roman" w:hAnsi="Times New Roman" w:cs="Times New Roman"/>
-          <w:i w:val="0"/>
-          <w:iCs w:val="0"/>
-          <w:color w:val="auto"/>
-          <w:sz w:val="24"/>
-          <w:szCs w:val="24"/>
-        </w:rPr>
-        <w:t xml:space="preserve">Результат нажатия </w:t>
-      </w:r>
-      <w:r>
-        <w:rPr>
-          <w:rFonts w:ascii="Times New Roman" w:hAnsi="Times New Roman" w:cs="Times New Roman"/>
-          <w:i w:val="0"/>
-          <w:iCs w:val="0"/>
-          <w:color w:val="auto"/>
-          <w:sz w:val="24"/>
-          <w:szCs w:val="24"/>
-        </w:rPr>
-        <w:t>кнопки «Сбросить»</w:t>
-      </w:r>
-      <w:r>
-        <w:rPr>
-          <w:rFonts w:ascii="Times New Roman" w:hAnsi="Times New Roman" w:cs="Times New Roman"/>
-          <w:i w:val="0"/>
-          <w:iCs w:val="0"/>
-          <w:color w:val="auto"/>
-          <w:sz w:val="24"/>
-          <w:szCs w:val="24"/>
-        </w:rPr>
-        <w:t>. Вернулся исходный список</w:t>
-      </w:r>
-    </w:p>
-    <w:p/>
-    <w:p>
-      <w:pPr>
-        <w:spacing w:line="360" w:lineRule="auto"/>
-        <w:ind w:firstLine="709"/>
-        <w:rPr>
-          <w:rFonts w:ascii="Times New Roman" w:hAnsi="Times New Roman" w:cs="Times New Roman"/>
-          <w:sz w:val="28"/>
-          <w:szCs w:val="28"/>
-        </w:rPr>
-      </w:pPr>
-      <w:r>
-        <w:rPr>
-          <w:rFonts w:ascii="Times New Roman" w:hAnsi="Times New Roman" w:cs="Times New Roman"/>
-          <w:sz w:val="28"/>
-          <w:szCs w:val="28"/>
-        </w:rPr>
-        <w:t xml:space="preserve">На рисунках 16,17 приведен пример поиска по </w:t>
-      </w:r>
-      <w:r>
-        <w:rPr>
-          <w:rFonts w:ascii="Times New Roman" w:hAnsi="Times New Roman" w:cs="Times New Roman"/>
-          <w:sz w:val="28"/>
-          <w:szCs w:val="28"/>
-        </w:rPr>
-        <w:t>мощности</w:t>
-      </w:r>
-      <w:r>
-        <w:rPr>
-          <w:rFonts w:ascii="Times New Roman" w:hAnsi="Times New Roman" w:cs="Times New Roman"/>
-          <w:sz w:val="28"/>
-          <w:szCs w:val="28"/>
-        </w:rPr>
-        <w:t xml:space="preserve"> транспорта</w:t>
-      </w:r>
-      <w:r>
-        <w:rPr>
-          <w:rFonts w:ascii="Times New Roman" w:hAnsi="Times New Roman" w:cs="Times New Roman"/>
-          <w:sz w:val="28"/>
-          <w:szCs w:val="28"/>
-        </w:rPr>
-        <w:t>.</w:t>
-      </w:r>
-    </w:p>
-    <w:p>
-      <w:pPr>
-        <w:rPr>
-          <w:sz w:val="18"/>
-          <w:szCs w:val="18"/>
-        </w:rPr>
-      </w:pPr>
-    </w:p>
-    <w:p>
-      <w:pPr>
-        <w:keepNext/>
-        <w:spacing w:after="0" w:line="240" w:lineRule="auto"/>
-        <w:jc w:val="center"/>
-        <w:rPr>
-          <w:rFonts w:ascii="Times New Roman" w:hAnsi="Times New Roman" w:cs="Times New Roman"/>
-          <w:sz w:val="24"/>
-          <w:szCs w:val="24"/>
-        </w:rPr>
-      </w:pPr>
-      <w:r>
-        <w:rPr>
-          <w:rFonts w:ascii="Times New Roman" w:hAnsi="Times New Roman" w:cs="Times New Roman"/>
-          <w:noProof/>
-          <w:sz w:val="24"/>
-          <w:szCs w:val="24"/>
-        </w:rPr>
-        <w:drawing>
-          <wp:inline distT="0" distB="0" distL="0" distR="0" wp14:anchorId="5EDFD136" wp14:editId="6F442289">
-            <wp:extent cx="5753819" cy="2590602"/>
-            <wp:effectExtent l="0" t="0" r="0" b="635"/>
-            <wp:docPr id="28" name="Рисунок 28"/>
-            <wp:cNvGraphicFramePr>
-              <a:graphicFrameLocks xmlns:a="http://schemas.openxmlformats.org/drawingml/2006/main" noChangeAspect="1"/>
-            </wp:cNvGraphicFramePr>
-            <a:graphic xmlns:a="http://schemas.openxmlformats.org/drawingml/2006/main">
-              <a:graphicData uri="http://schemas.openxmlformats.org/drawingml/2006/picture">
-                <pic:pic xmlns:pic="http://schemas.openxmlformats.org/drawingml/2006/picture">
-                  <pic:nvPicPr>
-                    <pic:cNvPr id="1" name=""/>
-                    <pic:cNvPicPr/>
-                  </pic:nvPicPr>
-                  <pic:blipFill>
-                    <a:blip r:embed="rId24"/>
-                    <a:stretch>
-                      <a:fillRect/>
-                    </a:stretch>
-                  </pic:blipFill>
-                  <pic:spPr>
-                    <a:xfrm>
-                      <a:off x="0" y="0"/>
-                      <a:ext cx="5758408" cy="2592668"/>
-                    </a:xfrm>
-                    <a:prstGeom prst="rect">
-                      <a:avLst/>
-                    </a:prstGeom>
-                  </pic:spPr>
-                </pic:pic>
-              </a:graphicData>
-            </a:graphic>
-          </wp:inline>
-        </w:drawing>
-      </w:r>
-    </w:p>
-    <w:p>
-      <w:pPr>
-        <w:pStyle w:val="a6"/>
-        <w:spacing w:after="0"/>
-        <w:jc w:val="center"/>
-        <w:rPr>
-          <w:rFonts w:ascii="Times New Roman" w:hAnsi="Times New Roman" w:cs="Times New Roman"/>
-          <w:i w:val="0"/>
-          <w:iCs w:val="0"/>
-          <w:color w:val="auto"/>
-          <w:sz w:val="24"/>
-          <w:szCs w:val="24"/>
-        </w:rPr>
-      </w:pPr>
-      <w:r>
-        <w:rPr>
-          <w:rFonts w:ascii="Times New Roman" w:hAnsi="Times New Roman" w:cs="Times New Roman"/>
-          <w:i w:val="0"/>
-          <w:iCs w:val="0"/>
-          <w:color w:val="auto"/>
-          <w:sz w:val="24"/>
-          <w:szCs w:val="24"/>
-        </w:rPr>
-        <w:t xml:space="preserve">Рисунок </w:t>
-      </w:r>
-      <w:r>
-        <w:rPr>
-          <w:rFonts w:ascii="Times New Roman" w:hAnsi="Times New Roman" w:cs="Times New Roman"/>
-          <w:i w:val="0"/>
-          <w:iCs w:val="0"/>
-          <w:color w:val="auto"/>
-          <w:sz w:val="24"/>
-          <w:szCs w:val="24"/>
-        </w:rPr>
-        <w:fldChar w:fldCharType="begin"/>
-      </w:r>
-      <w:r>
-        <w:rPr>
-          <w:rFonts w:ascii="Times New Roman" w:hAnsi="Times New Roman" w:cs="Times New Roman"/>
-          <w:i w:val="0"/>
-          <w:iCs w:val="0"/>
-          <w:color w:val="auto"/>
-          <w:sz w:val="24"/>
-          <w:szCs w:val="24"/>
-        </w:rPr>
-        <w:instrText xml:space="preserve"> SEQ Рисунок \* ARABIC </w:instrText>
-      </w:r>
-      <w:r>
-        <w:rPr>
-          <w:rFonts w:ascii="Times New Roman" w:hAnsi="Times New Roman" w:cs="Times New Roman"/>
-          <w:i w:val="0"/>
-          <w:iCs w:val="0"/>
-          <w:color w:val="auto"/>
-          <w:sz w:val="24"/>
-          <w:szCs w:val="24"/>
-        </w:rPr>
-        <w:fldChar w:fldCharType="separate"/>
-      </w:r>
-      <w:r>
-        <w:rPr>
-          <w:rFonts w:ascii="Times New Roman" w:hAnsi="Times New Roman" w:cs="Times New Roman"/>
-          <w:i w:val="0"/>
-          <w:iCs w:val="0"/>
-          <w:noProof/>
-          <w:color w:val="auto"/>
-          <w:sz w:val="24"/>
-          <w:szCs w:val="24"/>
-        </w:rPr>
-        <w:t>16</w:t>
-      </w:r>
-      <w:r>
-        <w:rPr>
-          <w:rFonts w:ascii="Times New Roman" w:hAnsi="Times New Roman" w:cs="Times New Roman"/>
-          <w:i w:val="0"/>
-          <w:iCs w:val="0"/>
-          <w:color w:val="auto"/>
-          <w:sz w:val="24"/>
-          <w:szCs w:val="24"/>
-        </w:rPr>
-        <w:fldChar w:fldCharType="end"/>
-      </w:r>
-      <w:r>
-        <w:rPr>
-          <w:rFonts w:ascii="Times New Roman" w:hAnsi="Times New Roman" w:cs="Times New Roman"/>
-          <w:i w:val="0"/>
-          <w:iCs w:val="0"/>
-          <w:color w:val="auto"/>
-          <w:sz w:val="24"/>
-          <w:szCs w:val="24"/>
-        </w:rPr>
-        <w:t xml:space="preserve"> – </w:t>
-      </w:r>
-      <w:r>
-        <w:rPr>
-          <w:rFonts w:ascii="Times New Roman" w:hAnsi="Times New Roman" w:cs="Times New Roman"/>
-          <w:i w:val="0"/>
-          <w:iCs w:val="0"/>
-          <w:color w:val="auto"/>
-          <w:sz w:val="24"/>
-          <w:szCs w:val="24"/>
-        </w:rPr>
-        <w:t>Тестирование кнопки «</w:t>
-      </w:r>
-      <w:r>
-        <w:rPr>
-          <w:rFonts w:ascii="Times New Roman" w:hAnsi="Times New Roman" w:cs="Times New Roman"/>
-          <w:i w:val="0"/>
-          <w:iCs w:val="0"/>
-          <w:color w:val="auto"/>
-          <w:sz w:val="24"/>
-          <w:szCs w:val="24"/>
-        </w:rPr>
-        <w:t>Найти</w:t>
-      </w:r>
-      <w:r>
-        <w:rPr>
-          <w:rFonts w:ascii="Times New Roman" w:hAnsi="Times New Roman" w:cs="Times New Roman"/>
-          <w:i w:val="0"/>
-          <w:iCs w:val="0"/>
-          <w:color w:val="auto"/>
-          <w:sz w:val="24"/>
-          <w:szCs w:val="24"/>
-        </w:rPr>
-        <w:t>»</w:t>
-      </w:r>
-      <w:r>
-        <w:rPr>
-          <w:rFonts w:ascii="Times New Roman" w:hAnsi="Times New Roman" w:cs="Times New Roman"/>
-          <w:i w:val="0"/>
-          <w:iCs w:val="0"/>
-          <w:color w:val="auto"/>
-          <w:sz w:val="24"/>
-          <w:szCs w:val="24"/>
-        </w:rPr>
-        <w:t>. Поиск по мощности</w:t>
-      </w:r>
-    </w:p>
-    <w:p>
-      <w:pPr>
-        <w:keepNext/>
-        <w:spacing w:after="0" w:line="240" w:lineRule="auto"/>
-        <w:jc w:val="center"/>
-        <w:rPr>
-          <w:rFonts w:ascii="Times New Roman" w:hAnsi="Times New Roman" w:cs="Times New Roman"/>
-          <w:sz w:val="24"/>
-          <w:szCs w:val="24"/>
-        </w:rPr>
-      </w:pPr>
-      <w:r>
-        <w:rPr>
-          <w:rFonts w:ascii="Times New Roman" w:hAnsi="Times New Roman" w:cs="Times New Roman"/>
-          <w:noProof/>
-          <w:sz w:val="24"/>
-          <w:szCs w:val="24"/>
-        </w:rPr>
-        <w:lastRenderedPageBreak/>
-        <w:drawing>
-          <wp:inline distT="0" distB="0" distL="0" distR="0" wp14:anchorId="3B6A936E" wp14:editId="14C8AE56">
-            <wp:extent cx="5339619" cy="2394409"/>
-            <wp:effectExtent l="0" t="0" r="0" b="6350"/>
-            <wp:docPr id="29" name="Рисунок 29"/>
             <wp:cNvGraphicFramePr>
               <a:graphicFrameLocks xmlns:a="http://schemas.openxmlformats.org/drawingml/2006/main" noChangeAspect="1"/>
             </wp:cNvGraphicFramePr>
@@ -14438,7 +12840,7 @@
                   <pic:spPr>
                     <a:xfrm>
                       <a:off x="0" y="0"/>
-                      <a:ext cx="5357458" cy="2402409"/>
+                      <a:ext cx="5940425" cy="2783205"/>
                     </a:xfrm>
                     <a:prstGeom prst="rect">
                       <a:avLst/>
@@ -14519,7 +12921,7 @@
           <w:sz w:val="24"/>
           <w:szCs w:val="24"/>
         </w:rPr>
-        <w:t>17</w:t>
+        <w:t>13</w:t>
       </w:r>
       <w:r>
         <w:rPr>
@@ -14541,18 +12943,7 @@
           <w:sz w:val="24"/>
           <w:szCs w:val="24"/>
         </w:rPr>
-        <w:t xml:space="preserve"> –</w:t>
-      </w:r>
-      <w:r>
-        <w:rPr>
-          <w:rFonts w:ascii="Times New Roman" w:hAnsi="Times New Roman" w:cs="Times New Roman"/>
-          <w:i w:val="0"/>
-          <w:iCs w:val="0"/>
-          <w:color w:val="auto"/>
-          <w:sz w:val="24"/>
-          <w:szCs w:val="24"/>
-        </w:rPr>
-        <w:t xml:space="preserve"> </w:t>
+        <w:t xml:space="preserve"> – </w:t>
       </w:r>
       <w:r>
         <w:rPr>
@@ -14607,86 +12998,54 @@
           <w:sz w:val="24"/>
           <w:szCs w:val="24"/>
         </w:rPr>
-        <w:t>. Найдено два совпадения по мощности</w:t>
-      </w:r>
-    </w:p>
-    <w:p/>
-    <w:p>
-      <w:pPr>
-        <w:spacing w:line="360" w:lineRule="auto"/>
+        <w:t>. Найдена гибридная машина</w:t>
+      </w:r>
+    </w:p>
+    <w:p>
+      <w:pPr>
+        <w:pStyle w:val="a6"/>
+        <w:spacing w:after="0"/>
+        <w:jc w:val="center"/>
+        <w:rPr>
+          <w:rFonts w:ascii="Times New Roman" w:hAnsi="Times New Roman" w:cs="Times New Roman"/>
+          <w:i w:val="0"/>
+          <w:iCs w:val="0"/>
+          <w:color w:val="auto"/>
+          <w:sz w:val="28"/>
+          <w:szCs w:val="28"/>
+        </w:rPr>
+      </w:pPr>
+    </w:p>
+    <w:p>
+      <w:pPr>
+        <w:spacing w:after="0" w:line="360" w:lineRule="auto"/>
         <w:ind w:firstLine="709"/>
-        <w:rPr>
-          <w:rFonts w:ascii="Times New Roman" w:hAnsi="Times New Roman" w:cs="Times New Roman"/>
-          <w:sz w:val="28"/>
-          <w:szCs w:val="28"/>
-        </w:rPr>
-      </w:pPr>
-      <w:r>
-        <w:rPr>
-          <w:rFonts w:ascii="Times New Roman" w:hAnsi="Times New Roman" w:cs="Times New Roman"/>
-          <w:sz w:val="28"/>
-          <w:szCs w:val="28"/>
-        </w:rPr>
-        <w:t>На рисунках 1</w:t>
-      </w:r>
-      <w:r>
-        <w:rPr>
-          <w:rFonts w:ascii="Times New Roman" w:hAnsi="Times New Roman" w:cs="Times New Roman"/>
-          <w:sz w:val="28"/>
-          <w:szCs w:val="28"/>
-        </w:rPr>
-        <w:t>8</w:t>
-      </w:r>
-      <w:r>
-        <w:rPr>
-          <w:rFonts w:ascii="Times New Roman" w:hAnsi="Times New Roman" w:cs="Times New Roman"/>
-          <w:sz w:val="28"/>
-          <w:szCs w:val="28"/>
-        </w:rPr>
-        <w:t>,1</w:t>
-      </w:r>
-      <w:r>
-        <w:rPr>
-          <w:rFonts w:ascii="Times New Roman" w:hAnsi="Times New Roman" w:cs="Times New Roman"/>
-          <w:sz w:val="28"/>
-          <w:szCs w:val="28"/>
-        </w:rPr>
-        <w:t>9</w:t>
-      </w:r>
-      <w:r>
-        <w:rPr>
-          <w:rFonts w:ascii="Times New Roman" w:hAnsi="Times New Roman" w:cs="Times New Roman"/>
-          <w:sz w:val="28"/>
-          <w:szCs w:val="28"/>
-        </w:rPr>
-        <w:t xml:space="preserve"> приведен пример поиска по </w:t>
-      </w:r>
-      <w:r>
-        <w:rPr>
-          <w:rFonts w:ascii="Times New Roman" w:hAnsi="Times New Roman" w:cs="Times New Roman"/>
-          <w:sz w:val="28"/>
-          <w:szCs w:val="28"/>
-        </w:rPr>
-        <w:t>массе</w:t>
-      </w:r>
-      <w:r>
-        <w:rPr>
-          <w:rFonts w:ascii="Times New Roman" w:hAnsi="Times New Roman" w:cs="Times New Roman"/>
-          <w:sz w:val="28"/>
-          <w:szCs w:val="28"/>
-        </w:rPr>
-        <w:t xml:space="preserve"> транспорта</w:t>
-      </w:r>
-      <w:r>
-        <w:rPr>
-          <w:rFonts w:ascii="Times New Roman" w:hAnsi="Times New Roman" w:cs="Times New Roman"/>
-          <w:sz w:val="28"/>
-          <w:szCs w:val="28"/>
-        </w:rPr>
-        <w:t>.</w:t>
-      </w:r>
-    </w:p>
-    <w:p/>
+        <w:jc w:val="both"/>
+        <w:rPr>
+          <w:rFonts w:ascii="Times New Roman" w:hAnsi="Times New Roman" w:cs="Times New Roman"/>
+          <w:noProof/>
+          <w:sz w:val="28"/>
+          <w:szCs w:val="28"/>
+        </w:rPr>
+      </w:pPr>
+      <w:r>
+        <w:rPr>
+          <w:rFonts w:ascii="Times New Roman" w:hAnsi="Times New Roman" w:cs="Times New Roman"/>
+          <w:noProof/>
+          <w:sz w:val="28"/>
+          <w:szCs w:val="28"/>
+        </w:rPr>
+        <w:t>Для сброса фильтра поиска на главной форме предусмотрена кнопка «Сбросить» (рисунок 14). После ее нажатия возвращается исходный список (рисунок 15).</w:t>
+      </w:r>
+    </w:p>
+    <w:p>
+      <w:pPr>
+        <w:rPr>
+          <w:sz w:val="12"/>
+          <w:szCs w:val="12"/>
+        </w:rPr>
+      </w:pPr>
+    </w:p>
     <w:p>
       <w:pPr>
         <w:keepNext/>
@@ -14705,11 +13064,12 @@
           <w:sz w:val="24"/>
           <w:szCs w:val="24"/>
         </w:rPr>
+        <w:lastRenderedPageBreak/>
         <w:drawing>
-          <wp:inline distT="0" distB="0" distL="0" distR="0" wp14:anchorId="509D620B" wp14:editId="186DEF9B">
-            <wp:extent cx="5167223" cy="2346930"/>
-            <wp:effectExtent l="0" t="0" r="0" b="0"/>
-            <wp:docPr id="30" name="Рисунок 30"/>
+          <wp:inline distT="0" distB="0" distL="0" distR="0" wp14:anchorId="36155EC7" wp14:editId="4F94F9FB">
+            <wp:extent cx="5365630" cy="2345252"/>
+            <wp:effectExtent l="0" t="0" r="6985" b="0"/>
+            <wp:docPr id="26" name="Рисунок 26"/>
             <wp:cNvGraphicFramePr>
               <a:graphicFrameLocks xmlns:a="http://schemas.openxmlformats.org/drawingml/2006/main" noChangeAspect="1"/>
             </wp:cNvGraphicFramePr>
@@ -14729,7 +13089,7 @@
                   <pic:spPr>
                     <a:xfrm>
                       <a:off x="0" y="0"/>
-                      <a:ext cx="5183029" cy="2354109"/>
+                      <a:ext cx="5398673" cy="2359695"/>
                     </a:xfrm>
                     <a:prstGeom prst="rect">
                       <a:avLst/>
@@ -14749,8 +13109,6 @@
         <w:jc w:val="center"/>
         <w:rPr>
           <w:rFonts w:ascii="Times New Roman" w:hAnsi="Times New Roman" w:cs="Times New Roman"/>
-          <w:b/>
-          <w:bCs/>
           <w:i w:val="0"/>
           <w:iCs w:val="0"/>
           <w:color w:val="auto"/>
@@ -14812,7 +13170,7 @@
           <w:sz w:val="24"/>
           <w:szCs w:val="24"/>
         </w:rPr>
-        <w:t>18</w:t>
+        <w:t>14</w:t>
       </w:r>
       <w:r>
         <w:rPr>
@@ -14834,31 +13192,43 @@
           <w:sz w:val="24"/>
           <w:szCs w:val="24"/>
         </w:rPr>
-        <w:t xml:space="preserve"> – Тестирование кнопки «Найти»</w:t>
-      </w:r>
-      <w:r>
-        <w:rPr>
-          <w:rFonts w:ascii="Times New Roman" w:hAnsi="Times New Roman" w:cs="Times New Roman"/>
-          <w:i w:val="0"/>
-          <w:iCs w:val="0"/>
-          <w:color w:val="auto"/>
-          <w:sz w:val="24"/>
-          <w:szCs w:val="24"/>
-        </w:rPr>
-        <w:t>. Поиск по массе</w:t>
-      </w:r>
-    </w:p>
-    <w:p>
-      <w:pPr>
-        <w:rPr>
-          <w:rFonts w:ascii="Times New Roman" w:hAnsi="Times New Roman" w:cs="Times New Roman"/>
-          <w:b/>
-          <w:bCs/>
-          <w:sz w:val="28"/>
-          <w:szCs w:val="28"/>
-        </w:rPr>
-      </w:pPr>
-    </w:p>
+        <w:t xml:space="preserve"> – </w:t>
+      </w:r>
+      <w:r>
+        <w:rPr>
+          <w:rFonts w:ascii="Times New Roman" w:hAnsi="Times New Roman" w:cs="Times New Roman"/>
+          <w:i w:val="0"/>
+          <w:iCs w:val="0"/>
+          <w:color w:val="auto"/>
+          <w:sz w:val="24"/>
+          <w:szCs w:val="24"/>
+        </w:rPr>
+        <w:t>Тестирование кнопки «</w:t>
+      </w:r>
+      <w:r>
+        <w:rPr>
+          <w:rFonts w:ascii="Times New Roman" w:hAnsi="Times New Roman" w:cs="Times New Roman"/>
+          <w:i w:val="0"/>
+          <w:iCs w:val="0"/>
+          <w:color w:val="auto"/>
+          <w:sz w:val="24"/>
+          <w:szCs w:val="24"/>
+        </w:rPr>
+        <w:t>Сбросить</w:t>
+      </w:r>
+      <w:r>
+        <w:rPr>
+          <w:rFonts w:ascii="Times New Roman" w:hAnsi="Times New Roman" w:cs="Times New Roman"/>
+          <w:i w:val="0"/>
+          <w:iCs w:val="0"/>
+          <w:color w:val="auto"/>
+          <w:sz w:val="24"/>
+          <w:szCs w:val="24"/>
+        </w:rPr>
+        <w:t>»</w:t>
+      </w:r>
+    </w:p>
+    <w:p/>
     <w:p>
       <w:pPr>
         <w:keepNext/>
@@ -14878,10 +13248,10 @@
           <w:szCs w:val="24"/>
         </w:rPr>
         <w:drawing>
-          <wp:inline distT="0" distB="0" distL="0" distR="0" wp14:anchorId="307957F4" wp14:editId="5AEE7252">
-            <wp:extent cx="5371150" cy="2441276"/>
-            <wp:effectExtent l="0" t="0" r="1270" b="0"/>
-            <wp:docPr id="31" name="Рисунок 31"/>
+          <wp:inline distT="0" distB="0" distL="0" distR="0" wp14:anchorId="2EE26D0B" wp14:editId="2A3AE992">
+            <wp:extent cx="5417388" cy="2461133"/>
+            <wp:effectExtent l="0" t="0" r="0" b="0"/>
+            <wp:docPr id="27" name="Рисунок 27"/>
             <wp:cNvGraphicFramePr>
               <a:graphicFrameLocks xmlns:a="http://schemas.openxmlformats.org/drawingml/2006/main" noChangeAspect="1"/>
             </wp:cNvGraphicFramePr>
@@ -14901,7 +13271,7 @@
                   <pic:spPr>
                     <a:xfrm>
                       <a:off x="0" y="0"/>
-                      <a:ext cx="5400462" cy="2454599"/>
+                      <a:ext cx="5426584" cy="2465311"/>
                     </a:xfrm>
                     <a:prstGeom prst="rect">
                       <a:avLst/>
@@ -14921,8 +13291,6 @@
         <w:jc w:val="center"/>
         <w:rPr>
           <w:rFonts w:ascii="Times New Roman" w:hAnsi="Times New Roman" w:cs="Times New Roman"/>
-          <w:b/>
-          <w:bCs/>
           <w:i w:val="0"/>
           <w:iCs w:val="0"/>
           <w:color w:val="auto"/>
@@ -14984,7 +13352,7 @@
           <w:sz w:val="24"/>
           <w:szCs w:val="24"/>
         </w:rPr>
-        <w:t>19</w:t>
+        <w:t>15</w:t>
       </w:r>
       <w:r>
         <w:rPr>
@@ -15017,60 +13385,80 @@
           <w:sz w:val="24"/>
           <w:szCs w:val="24"/>
         </w:rPr>
-        <w:t>Результат нажатия</w:t>
-      </w:r>
-      <w:r>
-        <w:rPr>
-          <w:rFonts w:ascii="Times New Roman" w:hAnsi="Times New Roman" w:cs="Times New Roman"/>
-          <w:i w:val="0"/>
-          <w:iCs w:val="0"/>
-          <w:color w:val="auto"/>
-          <w:sz w:val="24"/>
-          <w:szCs w:val="24"/>
-        </w:rPr>
-        <w:t xml:space="preserve"> кнопки «Найти»</w:t>
-      </w:r>
-      <w:r>
-        <w:rPr>
-          <w:rFonts w:ascii="Times New Roman" w:hAnsi="Times New Roman" w:cs="Times New Roman"/>
-          <w:i w:val="0"/>
-          <w:iCs w:val="0"/>
-          <w:color w:val="auto"/>
-          <w:sz w:val="24"/>
-          <w:szCs w:val="24"/>
-        </w:rPr>
-        <w:t>. Найдено два совпадения по массе</w:t>
-      </w:r>
-    </w:p>
-    <w:p>
-      <w:pPr>
-        <w:spacing w:after="0" w:line="360" w:lineRule="auto"/>
+        <w:t xml:space="preserve">Результат нажатия </w:t>
+      </w:r>
+      <w:r>
+        <w:rPr>
+          <w:rFonts w:ascii="Times New Roman" w:hAnsi="Times New Roman" w:cs="Times New Roman"/>
+          <w:i w:val="0"/>
+          <w:iCs w:val="0"/>
+          <w:color w:val="auto"/>
+          <w:sz w:val="24"/>
+          <w:szCs w:val="24"/>
+        </w:rPr>
+        <w:t>кнопки «Сбросить»</w:t>
+      </w:r>
+      <w:r>
+        <w:rPr>
+          <w:rFonts w:ascii="Times New Roman" w:hAnsi="Times New Roman" w:cs="Times New Roman"/>
+          <w:i w:val="0"/>
+          <w:iCs w:val="0"/>
+          <w:color w:val="auto"/>
+          <w:sz w:val="24"/>
+          <w:szCs w:val="24"/>
+        </w:rPr>
+        <w:t>. Вернулся исходный список</w:t>
+      </w:r>
+    </w:p>
+    <w:p/>
+    <w:p>
+      <w:pPr>
+        <w:spacing w:line="360" w:lineRule="auto"/>
         <w:ind w:firstLine="709"/>
-        <w:jc w:val="both"/>
-        <w:rPr>
-          <w:rFonts w:ascii="Times New Roman" w:hAnsi="Times New Roman" w:cs="Times New Roman"/>
-          <w:sz w:val="28"/>
-          <w:szCs w:val="28"/>
-        </w:rPr>
-      </w:pPr>
-      <w:r>
-        <w:rPr>
-          <w:rFonts w:ascii="Times New Roman" w:hAnsi="Times New Roman" w:cs="Times New Roman"/>
-          <w:sz w:val="28"/>
-          <w:szCs w:val="28"/>
-        </w:rPr>
-        <w:lastRenderedPageBreak/>
-        <w:t>В случае, если поля поиска не будут заполнены, то всплывет предупреждение «Заполните критерии поиска» (рисунок 20).</w:t>
-      </w:r>
-    </w:p>
-    <w:p>
-      <w:pPr>
-        <w:rPr>
-          <w:rFonts w:ascii="Times New Roman" w:hAnsi="Times New Roman" w:cs="Times New Roman"/>
-          <w:b/>
-          <w:bCs/>
-          <w:sz w:val="28"/>
-          <w:szCs w:val="28"/>
+        <w:rPr>
+          <w:rFonts w:ascii="Times New Roman" w:hAnsi="Times New Roman" w:cs="Times New Roman"/>
+          <w:sz w:val="28"/>
+          <w:szCs w:val="28"/>
+        </w:rPr>
+      </w:pPr>
+      <w:r>
+        <w:rPr>
+          <w:rFonts w:ascii="Times New Roman" w:hAnsi="Times New Roman" w:cs="Times New Roman"/>
+          <w:sz w:val="28"/>
+          <w:szCs w:val="28"/>
+        </w:rPr>
+        <w:t xml:space="preserve">На рисунках 16,17 приведен пример поиска по </w:t>
+      </w:r>
+      <w:r>
+        <w:rPr>
+          <w:rFonts w:ascii="Times New Roman" w:hAnsi="Times New Roman" w:cs="Times New Roman"/>
+          <w:sz w:val="28"/>
+          <w:szCs w:val="28"/>
+        </w:rPr>
+        <w:t>мощности</w:t>
+      </w:r>
+      <w:r>
+        <w:rPr>
+          <w:rFonts w:ascii="Times New Roman" w:hAnsi="Times New Roman" w:cs="Times New Roman"/>
+          <w:sz w:val="28"/>
+          <w:szCs w:val="28"/>
+        </w:rPr>
+        <w:t xml:space="preserve"> транспорта</w:t>
+      </w:r>
+      <w:r>
+        <w:rPr>
+          <w:rFonts w:ascii="Times New Roman" w:hAnsi="Times New Roman" w:cs="Times New Roman"/>
+          <w:sz w:val="28"/>
+          <w:szCs w:val="28"/>
+        </w:rPr>
+        <w:t>.</w:t>
+      </w:r>
+    </w:p>
+    <w:p>
+      <w:pPr>
+        <w:rPr>
+          <w:sz w:val="18"/>
+          <w:szCs w:val="18"/>
         </w:rPr>
       </w:pPr>
     </w:p>
@@ -15093,10 +13481,10 @@
           <w:szCs w:val="24"/>
         </w:rPr>
         <w:drawing>
-          <wp:inline distT="0" distB="0" distL="0" distR="0" wp14:anchorId="5E663BD4" wp14:editId="1312284F">
-            <wp:extent cx="5940425" cy="2616946"/>
-            <wp:effectExtent l="0" t="0" r="3175" b="0"/>
-            <wp:docPr id="32" name="Рисунок 32"/>
+          <wp:inline distT="0" distB="0" distL="0" distR="0" wp14:anchorId="5EDFD136" wp14:editId="6F442289">
+            <wp:extent cx="5753819" cy="2590602"/>
+            <wp:effectExtent l="0" t="0" r="0" b="635"/>
+            <wp:docPr id="28" name="Рисунок 28"/>
             <wp:cNvGraphicFramePr>
               <a:graphicFrameLocks xmlns:a="http://schemas.openxmlformats.org/drawingml/2006/main" noChangeAspect="1"/>
             </wp:cNvGraphicFramePr>
@@ -15116,6 +13504,877 @@
                   <pic:spPr>
                     <a:xfrm>
                       <a:off x="0" y="0"/>
+                      <a:ext cx="5758408" cy="2592668"/>
+                    </a:xfrm>
+                    <a:prstGeom prst="rect">
+                      <a:avLst/>
+                    </a:prstGeom>
+                  </pic:spPr>
+                </pic:pic>
+              </a:graphicData>
+            </a:graphic>
+          </wp:inline>
+        </w:drawing>
+      </w:r>
+    </w:p>
+    <w:p>
+      <w:pPr>
+        <w:pStyle w:val="a6"/>
+        <w:spacing w:after="0"/>
+        <w:jc w:val="center"/>
+        <w:rPr>
+          <w:rFonts w:ascii="Times New Roman" w:hAnsi="Times New Roman" w:cs="Times New Roman"/>
+          <w:i w:val="0"/>
+          <w:iCs w:val="0"/>
+          <w:color w:val="auto"/>
+          <w:sz w:val="24"/>
+          <w:szCs w:val="24"/>
+        </w:rPr>
+      </w:pPr>
+      <w:r>
+        <w:rPr>
+          <w:rFonts w:ascii="Times New Roman" w:hAnsi="Times New Roman" w:cs="Times New Roman"/>
+          <w:i w:val="0"/>
+          <w:iCs w:val="0"/>
+          <w:color w:val="auto"/>
+          <w:sz w:val="24"/>
+          <w:szCs w:val="24"/>
+        </w:rPr>
+        <w:t xml:space="preserve">Рисунок </w:t>
+      </w:r>
+      <w:r>
+        <w:rPr>
+          <w:rFonts w:ascii="Times New Roman" w:hAnsi="Times New Roman" w:cs="Times New Roman"/>
+          <w:i w:val="0"/>
+          <w:iCs w:val="0"/>
+          <w:color w:val="auto"/>
+          <w:sz w:val="24"/>
+          <w:szCs w:val="24"/>
+        </w:rPr>
+        <w:fldChar w:fldCharType="begin"/>
+      </w:r>
+      <w:r>
+        <w:rPr>
+          <w:rFonts w:ascii="Times New Roman" w:hAnsi="Times New Roman" w:cs="Times New Roman"/>
+          <w:i w:val="0"/>
+          <w:iCs w:val="0"/>
+          <w:color w:val="auto"/>
+          <w:sz w:val="24"/>
+          <w:szCs w:val="24"/>
+        </w:rPr>
+        <w:instrText xml:space="preserve"> SEQ Рисунок \* ARABIC </w:instrText>
+      </w:r>
+      <w:r>
+        <w:rPr>
+          <w:rFonts w:ascii="Times New Roman" w:hAnsi="Times New Roman" w:cs="Times New Roman"/>
+          <w:i w:val="0"/>
+          <w:iCs w:val="0"/>
+          <w:color w:val="auto"/>
+          <w:sz w:val="24"/>
+          <w:szCs w:val="24"/>
+        </w:rPr>
+        <w:fldChar w:fldCharType="separate"/>
+      </w:r>
+      <w:r>
+        <w:rPr>
+          <w:rFonts w:ascii="Times New Roman" w:hAnsi="Times New Roman" w:cs="Times New Roman"/>
+          <w:i w:val="0"/>
+          <w:iCs w:val="0"/>
+          <w:noProof/>
+          <w:color w:val="auto"/>
+          <w:sz w:val="24"/>
+          <w:szCs w:val="24"/>
+        </w:rPr>
+        <w:t>16</w:t>
+      </w:r>
+      <w:r>
+        <w:rPr>
+          <w:rFonts w:ascii="Times New Roman" w:hAnsi="Times New Roman" w:cs="Times New Roman"/>
+          <w:i w:val="0"/>
+          <w:iCs w:val="0"/>
+          <w:color w:val="auto"/>
+          <w:sz w:val="24"/>
+          <w:szCs w:val="24"/>
+        </w:rPr>
+        <w:fldChar w:fldCharType="end"/>
+      </w:r>
+      <w:r>
+        <w:rPr>
+          <w:rFonts w:ascii="Times New Roman" w:hAnsi="Times New Roman" w:cs="Times New Roman"/>
+          <w:i w:val="0"/>
+          <w:iCs w:val="0"/>
+          <w:color w:val="auto"/>
+          <w:sz w:val="24"/>
+          <w:szCs w:val="24"/>
+        </w:rPr>
+        <w:t xml:space="preserve"> – </w:t>
+      </w:r>
+      <w:r>
+        <w:rPr>
+          <w:rFonts w:ascii="Times New Roman" w:hAnsi="Times New Roman" w:cs="Times New Roman"/>
+          <w:i w:val="0"/>
+          <w:iCs w:val="0"/>
+          <w:color w:val="auto"/>
+          <w:sz w:val="24"/>
+          <w:szCs w:val="24"/>
+        </w:rPr>
+        <w:t>Тестирование кнопки «</w:t>
+      </w:r>
+      <w:r>
+        <w:rPr>
+          <w:rFonts w:ascii="Times New Roman" w:hAnsi="Times New Roman" w:cs="Times New Roman"/>
+          <w:i w:val="0"/>
+          <w:iCs w:val="0"/>
+          <w:color w:val="auto"/>
+          <w:sz w:val="24"/>
+          <w:szCs w:val="24"/>
+        </w:rPr>
+        <w:t>Найти</w:t>
+      </w:r>
+      <w:r>
+        <w:rPr>
+          <w:rFonts w:ascii="Times New Roman" w:hAnsi="Times New Roman" w:cs="Times New Roman"/>
+          <w:i w:val="0"/>
+          <w:iCs w:val="0"/>
+          <w:color w:val="auto"/>
+          <w:sz w:val="24"/>
+          <w:szCs w:val="24"/>
+        </w:rPr>
+        <w:t>»</w:t>
+      </w:r>
+      <w:r>
+        <w:rPr>
+          <w:rFonts w:ascii="Times New Roman" w:hAnsi="Times New Roman" w:cs="Times New Roman"/>
+          <w:i w:val="0"/>
+          <w:iCs w:val="0"/>
+          <w:color w:val="auto"/>
+          <w:sz w:val="24"/>
+          <w:szCs w:val="24"/>
+        </w:rPr>
+        <w:t>. Поиск по мощности</w:t>
+      </w:r>
+    </w:p>
+    <w:p>
+      <w:pPr>
+        <w:keepNext/>
+        <w:spacing w:after="0" w:line="240" w:lineRule="auto"/>
+        <w:jc w:val="center"/>
+        <w:rPr>
+          <w:rFonts w:ascii="Times New Roman" w:hAnsi="Times New Roman" w:cs="Times New Roman"/>
+          <w:sz w:val="24"/>
+          <w:szCs w:val="24"/>
+        </w:rPr>
+      </w:pPr>
+      <w:r>
+        <w:rPr>
+          <w:rFonts w:ascii="Times New Roman" w:hAnsi="Times New Roman" w:cs="Times New Roman"/>
+          <w:noProof/>
+          <w:sz w:val="24"/>
+          <w:szCs w:val="24"/>
+        </w:rPr>
+        <w:lastRenderedPageBreak/>
+        <w:drawing>
+          <wp:inline distT="0" distB="0" distL="0" distR="0" wp14:anchorId="3B6A936E" wp14:editId="14C8AE56">
+            <wp:extent cx="5339619" cy="2394409"/>
+            <wp:effectExtent l="0" t="0" r="0" b="6350"/>
+            <wp:docPr id="29" name="Рисунок 29"/>
+            <wp:cNvGraphicFramePr>
+              <a:graphicFrameLocks xmlns:a="http://schemas.openxmlformats.org/drawingml/2006/main" noChangeAspect="1"/>
+            </wp:cNvGraphicFramePr>
+            <a:graphic xmlns:a="http://schemas.openxmlformats.org/drawingml/2006/main">
+              <a:graphicData uri="http://schemas.openxmlformats.org/drawingml/2006/picture">
+                <pic:pic xmlns:pic="http://schemas.openxmlformats.org/drawingml/2006/picture">
+                  <pic:nvPicPr>
+                    <pic:cNvPr id="1" name=""/>
+                    <pic:cNvPicPr/>
+                  </pic:nvPicPr>
+                  <pic:blipFill>
+                    <a:blip r:embed="rId29"/>
+                    <a:stretch>
+                      <a:fillRect/>
+                    </a:stretch>
+                  </pic:blipFill>
+                  <pic:spPr>
+                    <a:xfrm>
+                      <a:off x="0" y="0"/>
+                      <a:ext cx="5357458" cy="2402409"/>
+                    </a:xfrm>
+                    <a:prstGeom prst="rect">
+                      <a:avLst/>
+                    </a:prstGeom>
+                  </pic:spPr>
+                </pic:pic>
+              </a:graphicData>
+            </a:graphic>
+          </wp:inline>
+        </w:drawing>
+      </w:r>
+    </w:p>
+    <w:p>
+      <w:pPr>
+        <w:pStyle w:val="a6"/>
+        <w:spacing w:after="0"/>
+        <w:jc w:val="center"/>
+        <w:rPr>
+          <w:rFonts w:ascii="Times New Roman" w:hAnsi="Times New Roman" w:cs="Times New Roman"/>
+          <w:i w:val="0"/>
+          <w:iCs w:val="0"/>
+          <w:color w:val="auto"/>
+          <w:sz w:val="24"/>
+          <w:szCs w:val="24"/>
+        </w:rPr>
+      </w:pPr>
+      <w:r>
+        <w:rPr>
+          <w:rFonts w:ascii="Times New Roman" w:hAnsi="Times New Roman" w:cs="Times New Roman"/>
+          <w:i w:val="0"/>
+          <w:iCs w:val="0"/>
+          <w:color w:val="auto"/>
+          <w:sz w:val="24"/>
+          <w:szCs w:val="24"/>
+        </w:rPr>
+        <w:t xml:space="preserve">Рисунок </w:t>
+      </w:r>
+      <w:r>
+        <w:rPr>
+          <w:rFonts w:ascii="Times New Roman" w:hAnsi="Times New Roman" w:cs="Times New Roman"/>
+          <w:i w:val="0"/>
+          <w:iCs w:val="0"/>
+          <w:color w:val="auto"/>
+          <w:sz w:val="24"/>
+          <w:szCs w:val="24"/>
+        </w:rPr>
+        <w:fldChar w:fldCharType="begin"/>
+      </w:r>
+      <w:r>
+        <w:rPr>
+          <w:rFonts w:ascii="Times New Roman" w:hAnsi="Times New Roman" w:cs="Times New Roman"/>
+          <w:i w:val="0"/>
+          <w:iCs w:val="0"/>
+          <w:color w:val="auto"/>
+          <w:sz w:val="24"/>
+          <w:szCs w:val="24"/>
+        </w:rPr>
+        <w:instrText xml:space="preserve"> SEQ Рисунок \* ARABIC </w:instrText>
+      </w:r>
+      <w:r>
+        <w:rPr>
+          <w:rFonts w:ascii="Times New Roman" w:hAnsi="Times New Roman" w:cs="Times New Roman"/>
+          <w:i w:val="0"/>
+          <w:iCs w:val="0"/>
+          <w:color w:val="auto"/>
+          <w:sz w:val="24"/>
+          <w:szCs w:val="24"/>
+        </w:rPr>
+        <w:fldChar w:fldCharType="separate"/>
+      </w:r>
+      <w:r>
+        <w:rPr>
+          <w:rFonts w:ascii="Times New Roman" w:hAnsi="Times New Roman" w:cs="Times New Roman"/>
+          <w:i w:val="0"/>
+          <w:iCs w:val="0"/>
+          <w:noProof/>
+          <w:color w:val="auto"/>
+          <w:sz w:val="24"/>
+          <w:szCs w:val="24"/>
+        </w:rPr>
+        <w:t>17</w:t>
+      </w:r>
+      <w:r>
+        <w:rPr>
+          <w:rFonts w:ascii="Times New Roman" w:hAnsi="Times New Roman" w:cs="Times New Roman"/>
+          <w:i w:val="0"/>
+          <w:iCs w:val="0"/>
+          <w:color w:val="auto"/>
+          <w:sz w:val="24"/>
+          <w:szCs w:val="24"/>
+        </w:rPr>
+        <w:fldChar w:fldCharType="end"/>
+      </w:r>
+      <w:r>
+        <w:rPr>
+          <w:rFonts w:ascii="Times New Roman" w:hAnsi="Times New Roman" w:cs="Times New Roman"/>
+          <w:i w:val="0"/>
+          <w:iCs w:val="0"/>
+          <w:color w:val="auto"/>
+          <w:sz w:val="24"/>
+          <w:szCs w:val="24"/>
+        </w:rPr>
+        <w:t xml:space="preserve"> –</w:t>
+      </w:r>
+      <w:r>
+        <w:rPr>
+          <w:rFonts w:ascii="Times New Roman" w:hAnsi="Times New Roman" w:cs="Times New Roman"/>
+          <w:i w:val="0"/>
+          <w:iCs w:val="0"/>
+          <w:color w:val="auto"/>
+          <w:sz w:val="24"/>
+          <w:szCs w:val="24"/>
+        </w:rPr>
+        <w:t xml:space="preserve"> </w:t>
+      </w:r>
+      <w:r>
+        <w:rPr>
+          <w:rFonts w:ascii="Times New Roman" w:hAnsi="Times New Roman" w:cs="Times New Roman"/>
+          <w:i w:val="0"/>
+          <w:iCs w:val="0"/>
+          <w:color w:val="auto"/>
+          <w:sz w:val="24"/>
+          <w:szCs w:val="24"/>
+        </w:rPr>
+        <w:t>Результат нажатия</w:t>
+      </w:r>
+      <w:r>
+        <w:rPr>
+          <w:rFonts w:ascii="Times New Roman" w:hAnsi="Times New Roman" w:cs="Times New Roman"/>
+          <w:i w:val="0"/>
+          <w:iCs w:val="0"/>
+          <w:color w:val="auto"/>
+          <w:sz w:val="24"/>
+          <w:szCs w:val="24"/>
+        </w:rPr>
+        <w:t xml:space="preserve"> кнопки «</w:t>
+      </w:r>
+      <w:r>
+        <w:rPr>
+          <w:rFonts w:ascii="Times New Roman" w:hAnsi="Times New Roman" w:cs="Times New Roman"/>
+          <w:i w:val="0"/>
+          <w:iCs w:val="0"/>
+          <w:color w:val="auto"/>
+          <w:sz w:val="24"/>
+          <w:szCs w:val="24"/>
+        </w:rPr>
+        <w:t>Найти</w:t>
+      </w:r>
+      <w:r>
+        <w:rPr>
+          <w:rFonts w:ascii="Times New Roman" w:hAnsi="Times New Roman" w:cs="Times New Roman"/>
+          <w:i w:val="0"/>
+          <w:iCs w:val="0"/>
+          <w:color w:val="auto"/>
+          <w:sz w:val="24"/>
+          <w:szCs w:val="24"/>
+        </w:rPr>
+        <w:t>»</w:t>
+      </w:r>
+      <w:r>
+        <w:rPr>
+          <w:rFonts w:ascii="Times New Roman" w:hAnsi="Times New Roman" w:cs="Times New Roman"/>
+          <w:i w:val="0"/>
+          <w:iCs w:val="0"/>
+          <w:color w:val="auto"/>
+          <w:sz w:val="24"/>
+          <w:szCs w:val="24"/>
+        </w:rPr>
+        <w:t>. Найдено два совпадения по мощности</w:t>
+      </w:r>
+    </w:p>
+    <w:p/>
+    <w:p>
+      <w:pPr>
+        <w:spacing w:line="360" w:lineRule="auto"/>
+        <w:ind w:firstLine="709"/>
+        <w:rPr>
+          <w:rFonts w:ascii="Times New Roman" w:hAnsi="Times New Roman" w:cs="Times New Roman"/>
+          <w:sz w:val="28"/>
+          <w:szCs w:val="28"/>
+        </w:rPr>
+      </w:pPr>
+      <w:r>
+        <w:rPr>
+          <w:rFonts w:ascii="Times New Roman" w:hAnsi="Times New Roman" w:cs="Times New Roman"/>
+          <w:sz w:val="28"/>
+          <w:szCs w:val="28"/>
+        </w:rPr>
+        <w:t>На рисунках 1</w:t>
+      </w:r>
+      <w:r>
+        <w:rPr>
+          <w:rFonts w:ascii="Times New Roman" w:hAnsi="Times New Roman" w:cs="Times New Roman"/>
+          <w:sz w:val="28"/>
+          <w:szCs w:val="28"/>
+        </w:rPr>
+        <w:t>8</w:t>
+      </w:r>
+      <w:r>
+        <w:rPr>
+          <w:rFonts w:ascii="Times New Roman" w:hAnsi="Times New Roman" w:cs="Times New Roman"/>
+          <w:sz w:val="28"/>
+          <w:szCs w:val="28"/>
+        </w:rPr>
+        <w:t>,1</w:t>
+      </w:r>
+      <w:r>
+        <w:rPr>
+          <w:rFonts w:ascii="Times New Roman" w:hAnsi="Times New Roman" w:cs="Times New Roman"/>
+          <w:sz w:val="28"/>
+          <w:szCs w:val="28"/>
+        </w:rPr>
+        <w:t>9</w:t>
+      </w:r>
+      <w:r>
+        <w:rPr>
+          <w:rFonts w:ascii="Times New Roman" w:hAnsi="Times New Roman" w:cs="Times New Roman"/>
+          <w:sz w:val="28"/>
+          <w:szCs w:val="28"/>
+        </w:rPr>
+        <w:t xml:space="preserve"> приведен пример поиска по </w:t>
+      </w:r>
+      <w:r>
+        <w:rPr>
+          <w:rFonts w:ascii="Times New Roman" w:hAnsi="Times New Roman" w:cs="Times New Roman"/>
+          <w:sz w:val="28"/>
+          <w:szCs w:val="28"/>
+        </w:rPr>
+        <w:t>массе</w:t>
+      </w:r>
+      <w:r>
+        <w:rPr>
+          <w:rFonts w:ascii="Times New Roman" w:hAnsi="Times New Roman" w:cs="Times New Roman"/>
+          <w:sz w:val="28"/>
+          <w:szCs w:val="28"/>
+        </w:rPr>
+        <w:t xml:space="preserve"> транспорта</w:t>
+      </w:r>
+      <w:r>
+        <w:rPr>
+          <w:rFonts w:ascii="Times New Roman" w:hAnsi="Times New Roman" w:cs="Times New Roman"/>
+          <w:sz w:val="28"/>
+          <w:szCs w:val="28"/>
+        </w:rPr>
+        <w:t>.</w:t>
+      </w:r>
+    </w:p>
+    <w:p/>
+    <w:p>
+      <w:pPr>
+        <w:keepNext/>
+        <w:spacing w:after="0" w:line="240" w:lineRule="auto"/>
+        <w:jc w:val="center"/>
+        <w:rPr>
+          <w:rFonts w:ascii="Times New Roman" w:hAnsi="Times New Roman" w:cs="Times New Roman"/>
+          <w:sz w:val="24"/>
+          <w:szCs w:val="24"/>
+        </w:rPr>
+      </w:pPr>
+      <w:r>
+        <w:rPr>
+          <w:rFonts w:ascii="Times New Roman" w:hAnsi="Times New Roman" w:cs="Times New Roman"/>
+          <w:noProof/>
+          <w:sz w:val="24"/>
+          <w:szCs w:val="24"/>
+        </w:rPr>
+        <w:drawing>
+          <wp:inline distT="0" distB="0" distL="0" distR="0" wp14:anchorId="509D620B" wp14:editId="186DEF9B">
+            <wp:extent cx="5167223" cy="2346930"/>
+            <wp:effectExtent l="0" t="0" r="0" b="0"/>
+            <wp:docPr id="30" name="Рисунок 30"/>
+            <wp:cNvGraphicFramePr>
+              <a:graphicFrameLocks xmlns:a="http://schemas.openxmlformats.org/drawingml/2006/main" noChangeAspect="1"/>
+            </wp:cNvGraphicFramePr>
+            <a:graphic xmlns:a="http://schemas.openxmlformats.org/drawingml/2006/main">
+              <a:graphicData uri="http://schemas.openxmlformats.org/drawingml/2006/picture">
+                <pic:pic xmlns:pic="http://schemas.openxmlformats.org/drawingml/2006/picture">
+                  <pic:nvPicPr>
+                    <pic:cNvPr id="1" name=""/>
+                    <pic:cNvPicPr/>
+                  </pic:nvPicPr>
+                  <pic:blipFill>
+                    <a:blip r:embed="rId30"/>
+                    <a:stretch>
+                      <a:fillRect/>
+                    </a:stretch>
+                  </pic:blipFill>
+                  <pic:spPr>
+                    <a:xfrm>
+                      <a:off x="0" y="0"/>
+                      <a:ext cx="5183029" cy="2354109"/>
+                    </a:xfrm>
+                    <a:prstGeom prst="rect">
+                      <a:avLst/>
+                    </a:prstGeom>
+                  </pic:spPr>
+                </pic:pic>
+              </a:graphicData>
+            </a:graphic>
+          </wp:inline>
+        </w:drawing>
+      </w:r>
+    </w:p>
+    <w:p>
+      <w:pPr>
+        <w:pStyle w:val="a6"/>
+        <w:spacing w:after="0"/>
+        <w:jc w:val="center"/>
+        <w:rPr>
+          <w:rFonts w:ascii="Times New Roman" w:hAnsi="Times New Roman" w:cs="Times New Roman"/>
+          <w:b/>
+          <w:bCs/>
+          <w:i w:val="0"/>
+          <w:iCs w:val="0"/>
+          <w:color w:val="auto"/>
+          <w:sz w:val="24"/>
+          <w:szCs w:val="24"/>
+        </w:rPr>
+      </w:pPr>
+      <w:r>
+        <w:rPr>
+          <w:rFonts w:ascii="Times New Roman" w:hAnsi="Times New Roman" w:cs="Times New Roman"/>
+          <w:i w:val="0"/>
+          <w:iCs w:val="0"/>
+          <w:color w:val="auto"/>
+          <w:sz w:val="24"/>
+          <w:szCs w:val="24"/>
+        </w:rPr>
+        <w:t xml:space="preserve">Рисунок </w:t>
+      </w:r>
+      <w:r>
+        <w:rPr>
+          <w:rFonts w:ascii="Times New Roman" w:hAnsi="Times New Roman" w:cs="Times New Roman"/>
+          <w:i w:val="0"/>
+          <w:iCs w:val="0"/>
+          <w:color w:val="auto"/>
+          <w:sz w:val="24"/>
+          <w:szCs w:val="24"/>
+        </w:rPr>
+        <w:fldChar w:fldCharType="begin"/>
+      </w:r>
+      <w:r>
+        <w:rPr>
+          <w:rFonts w:ascii="Times New Roman" w:hAnsi="Times New Roman" w:cs="Times New Roman"/>
+          <w:i w:val="0"/>
+          <w:iCs w:val="0"/>
+          <w:color w:val="auto"/>
+          <w:sz w:val="24"/>
+          <w:szCs w:val="24"/>
+        </w:rPr>
+        <w:instrText xml:space="preserve"> SEQ Рисунок \* ARABIC </w:instrText>
+      </w:r>
+      <w:r>
+        <w:rPr>
+          <w:rFonts w:ascii="Times New Roman" w:hAnsi="Times New Roman" w:cs="Times New Roman"/>
+          <w:i w:val="0"/>
+          <w:iCs w:val="0"/>
+          <w:color w:val="auto"/>
+          <w:sz w:val="24"/>
+          <w:szCs w:val="24"/>
+        </w:rPr>
+        <w:fldChar w:fldCharType="separate"/>
+      </w:r>
+      <w:r>
+        <w:rPr>
+          <w:rFonts w:ascii="Times New Roman" w:hAnsi="Times New Roman" w:cs="Times New Roman"/>
+          <w:i w:val="0"/>
+          <w:iCs w:val="0"/>
+          <w:noProof/>
+          <w:color w:val="auto"/>
+          <w:sz w:val="24"/>
+          <w:szCs w:val="24"/>
+        </w:rPr>
+        <w:t>18</w:t>
+      </w:r>
+      <w:r>
+        <w:rPr>
+          <w:rFonts w:ascii="Times New Roman" w:hAnsi="Times New Roman" w:cs="Times New Roman"/>
+          <w:i w:val="0"/>
+          <w:iCs w:val="0"/>
+          <w:color w:val="auto"/>
+          <w:sz w:val="24"/>
+          <w:szCs w:val="24"/>
+        </w:rPr>
+        <w:fldChar w:fldCharType="end"/>
+      </w:r>
+      <w:r>
+        <w:rPr>
+          <w:rFonts w:ascii="Times New Roman" w:hAnsi="Times New Roman" w:cs="Times New Roman"/>
+          <w:i w:val="0"/>
+          <w:iCs w:val="0"/>
+          <w:color w:val="auto"/>
+          <w:sz w:val="24"/>
+          <w:szCs w:val="24"/>
+        </w:rPr>
+        <w:t xml:space="preserve"> – Тестирование кнопки «Найти»</w:t>
+      </w:r>
+      <w:r>
+        <w:rPr>
+          <w:rFonts w:ascii="Times New Roman" w:hAnsi="Times New Roman" w:cs="Times New Roman"/>
+          <w:i w:val="0"/>
+          <w:iCs w:val="0"/>
+          <w:color w:val="auto"/>
+          <w:sz w:val="24"/>
+          <w:szCs w:val="24"/>
+        </w:rPr>
+        <w:t>. Поиск по массе</w:t>
+      </w:r>
+    </w:p>
+    <w:p>
+      <w:pPr>
+        <w:rPr>
+          <w:rFonts w:ascii="Times New Roman" w:hAnsi="Times New Roman" w:cs="Times New Roman"/>
+          <w:b/>
+          <w:bCs/>
+          <w:sz w:val="28"/>
+          <w:szCs w:val="28"/>
+        </w:rPr>
+      </w:pPr>
+    </w:p>
+    <w:p>
+      <w:pPr>
+        <w:keepNext/>
+        <w:spacing w:after="0" w:line="240" w:lineRule="auto"/>
+        <w:jc w:val="center"/>
+        <w:rPr>
+          <w:rFonts w:ascii="Times New Roman" w:hAnsi="Times New Roman" w:cs="Times New Roman"/>
+          <w:sz w:val="24"/>
+          <w:szCs w:val="24"/>
+        </w:rPr>
+      </w:pPr>
+      <w:r>
+        <w:rPr>
+          <w:rFonts w:ascii="Times New Roman" w:hAnsi="Times New Roman" w:cs="Times New Roman"/>
+          <w:noProof/>
+          <w:sz w:val="24"/>
+          <w:szCs w:val="24"/>
+        </w:rPr>
+        <w:drawing>
+          <wp:inline distT="0" distB="0" distL="0" distR="0" wp14:anchorId="307957F4" wp14:editId="5AEE7252">
+            <wp:extent cx="5371150" cy="2441276"/>
+            <wp:effectExtent l="0" t="0" r="1270" b="0"/>
+            <wp:docPr id="31" name="Рисунок 31"/>
+            <wp:cNvGraphicFramePr>
+              <a:graphicFrameLocks xmlns:a="http://schemas.openxmlformats.org/drawingml/2006/main" noChangeAspect="1"/>
+            </wp:cNvGraphicFramePr>
+            <a:graphic xmlns:a="http://schemas.openxmlformats.org/drawingml/2006/main">
+              <a:graphicData uri="http://schemas.openxmlformats.org/drawingml/2006/picture">
+                <pic:pic xmlns:pic="http://schemas.openxmlformats.org/drawingml/2006/picture">
+                  <pic:nvPicPr>
+                    <pic:cNvPr id="1" name=""/>
+                    <pic:cNvPicPr/>
+                  </pic:nvPicPr>
+                  <pic:blipFill>
+                    <a:blip r:embed="rId31"/>
+                    <a:stretch>
+                      <a:fillRect/>
+                    </a:stretch>
+                  </pic:blipFill>
+                  <pic:spPr>
+                    <a:xfrm>
+                      <a:off x="0" y="0"/>
+                      <a:ext cx="5400462" cy="2454599"/>
+                    </a:xfrm>
+                    <a:prstGeom prst="rect">
+                      <a:avLst/>
+                    </a:prstGeom>
+                  </pic:spPr>
+                </pic:pic>
+              </a:graphicData>
+            </a:graphic>
+          </wp:inline>
+        </w:drawing>
+      </w:r>
+    </w:p>
+    <w:p>
+      <w:pPr>
+        <w:pStyle w:val="a6"/>
+        <w:spacing w:after="0"/>
+        <w:jc w:val="center"/>
+        <w:rPr>
+          <w:rFonts w:ascii="Times New Roman" w:hAnsi="Times New Roman" w:cs="Times New Roman"/>
+          <w:b/>
+          <w:bCs/>
+          <w:i w:val="0"/>
+          <w:iCs w:val="0"/>
+          <w:color w:val="auto"/>
+          <w:sz w:val="24"/>
+          <w:szCs w:val="24"/>
+        </w:rPr>
+      </w:pPr>
+      <w:r>
+        <w:rPr>
+          <w:rFonts w:ascii="Times New Roman" w:hAnsi="Times New Roman" w:cs="Times New Roman"/>
+          <w:i w:val="0"/>
+          <w:iCs w:val="0"/>
+          <w:color w:val="auto"/>
+          <w:sz w:val="24"/>
+          <w:szCs w:val="24"/>
+        </w:rPr>
+        <w:t xml:space="preserve">Рисунок </w:t>
+      </w:r>
+      <w:r>
+        <w:rPr>
+          <w:rFonts w:ascii="Times New Roman" w:hAnsi="Times New Roman" w:cs="Times New Roman"/>
+          <w:i w:val="0"/>
+          <w:iCs w:val="0"/>
+          <w:color w:val="auto"/>
+          <w:sz w:val="24"/>
+          <w:szCs w:val="24"/>
+        </w:rPr>
+        <w:fldChar w:fldCharType="begin"/>
+      </w:r>
+      <w:r>
+        <w:rPr>
+          <w:rFonts w:ascii="Times New Roman" w:hAnsi="Times New Roman" w:cs="Times New Roman"/>
+          <w:i w:val="0"/>
+          <w:iCs w:val="0"/>
+          <w:color w:val="auto"/>
+          <w:sz w:val="24"/>
+          <w:szCs w:val="24"/>
+        </w:rPr>
+        <w:instrText xml:space="preserve"> SEQ Рисунок \* ARABIC </w:instrText>
+      </w:r>
+      <w:r>
+        <w:rPr>
+          <w:rFonts w:ascii="Times New Roman" w:hAnsi="Times New Roman" w:cs="Times New Roman"/>
+          <w:i w:val="0"/>
+          <w:iCs w:val="0"/>
+          <w:color w:val="auto"/>
+          <w:sz w:val="24"/>
+          <w:szCs w:val="24"/>
+        </w:rPr>
+        <w:fldChar w:fldCharType="separate"/>
+      </w:r>
+      <w:r>
+        <w:rPr>
+          <w:rFonts w:ascii="Times New Roman" w:hAnsi="Times New Roman" w:cs="Times New Roman"/>
+          <w:i w:val="0"/>
+          <w:iCs w:val="0"/>
+          <w:noProof/>
+          <w:color w:val="auto"/>
+          <w:sz w:val="24"/>
+          <w:szCs w:val="24"/>
+        </w:rPr>
+        <w:t>19</w:t>
+      </w:r>
+      <w:r>
+        <w:rPr>
+          <w:rFonts w:ascii="Times New Roman" w:hAnsi="Times New Roman" w:cs="Times New Roman"/>
+          <w:i w:val="0"/>
+          <w:iCs w:val="0"/>
+          <w:color w:val="auto"/>
+          <w:sz w:val="24"/>
+          <w:szCs w:val="24"/>
+        </w:rPr>
+        <w:fldChar w:fldCharType="end"/>
+      </w:r>
+      <w:r>
+        <w:rPr>
+          <w:rFonts w:ascii="Times New Roman" w:hAnsi="Times New Roman" w:cs="Times New Roman"/>
+          <w:i w:val="0"/>
+          <w:iCs w:val="0"/>
+          <w:color w:val="auto"/>
+          <w:sz w:val="24"/>
+          <w:szCs w:val="24"/>
+        </w:rPr>
+        <w:t xml:space="preserve"> – </w:t>
+      </w:r>
+      <w:r>
+        <w:rPr>
+          <w:rFonts w:ascii="Times New Roman" w:hAnsi="Times New Roman" w:cs="Times New Roman"/>
+          <w:i w:val="0"/>
+          <w:iCs w:val="0"/>
+          <w:color w:val="auto"/>
+          <w:sz w:val="24"/>
+          <w:szCs w:val="24"/>
+        </w:rPr>
+        <w:t>Результат нажатия</w:t>
+      </w:r>
+      <w:r>
+        <w:rPr>
+          <w:rFonts w:ascii="Times New Roman" w:hAnsi="Times New Roman" w:cs="Times New Roman"/>
+          <w:i w:val="0"/>
+          <w:iCs w:val="0"/>
+          <w:color w:val="auto"/>
+          <w:sz w:val="24"/>
+          <w:szCs w:val="24"/>
+        </w:rPr>
+        <w:t xml:space="preserve"> кнопки «Найти»</w:t>
+      </w:r>
+      <w:r>
+        <w:rPr>
+          <w:rFonts w:ascii="Times New Roman" w:hAnsi="Times New Roman" w:cs="Times New Roman"/>
+          <w:i w:val="0"/>
+          <w:iCs w:val="0"/>
+          <w:color w:val="auto"/>
+          <w:sz w:val="24"/>
+          <w:szCs w:val="24"/>
+        </w:rPr>
+        <w:t>. Найдено два совпадения по массе</w:t>
+      </w:r>
+    </w:p>
+    <w:p>
+      <w:pPr>
+        <w:spacing w:after="0" w:line="360" w:lineRule="auto"/>
+        <w:ind w:firstLine="709"/>
+        <w:jc w:val="both"/>
+        <w:rPr>
+          <w:rFonts w:ascii="Times New Roman" w:hAnsi="Times New Roman" w:cs="Times New Roman"/>
+          <w:sz w:val="28"/>
+          <w:szCs w:val="28"/>
+        </w:rPr>
+      </w:pPr>
+      <w:r>
+        <w:rPr>
+          <w:rFonts w:ascii="Times New Roman" w:hAnsi="Times New Roman" w:cs="Times New Roman"/>
+          <w:sz w:val="28"/>
+          <w:szCs w:val="28"/>
+        </w:rPr>
+        <w:lastRenderedPageBreak/>
+        <w:t>В случае, если поля поиска не будут заполнены, то всплывет предупреждение «Заполните критерии поиска» (рисунок 20).</w:t>
+      </w:r>
+    </w:p>
+    <w:p>
+      <w:pPr>
+        <w:rPr>
+          <w:rFonts w:ascii="Times New Roman" w:hAnsi="Times New Roman" w:cs="Times New Roman"/>
+          <w:b/>
+          <w:bCs/>
+          <w:sz w:val="28"/>
+          <w:szCs w:val="28"/>
+        </w:rPr>
+      </w:pPr>
+    </w:p>
+    <w:p>
+      <w:pPr>
+        <w:keepNext/>
+        <w:spacing w:after="0" w:line="240" w:lineRule="auto"/>
+        <w:jc w:val="center"/>
+        <w:rPr>
+          <w:rFonts w:ascii="Times New Roman" w:hAnsi="Times New Roman" w:cs="Times New Roman"/>
+          <w:sz w:val="24"/>
+          <w:szCs w:val="24"/>
+        </w:rPr>
+      </w:pPr>
+      <w:r>
+        <w:rPr>
+          <w:rFonts w:ascii="Times New Roman" w:hAnsi="Times New Roman" w:cs="Times New Roman"/>
+          <w:noProof/>
+          <w:sz w:val="24"/>
+          <w:szCs w:val="24"/>
+        </w:rPr>
+        <w:drawing>
+          <wp:inline distT="0" distB="0" distL="0" distR="0" wp14:anchorId="5E663BD4" wp14:editId="1312284F">
+            <wp:extent cx="5940425" cy="2616946"/>
+            <wp:effectExtent l="0" t="0" r="3175" b="0"/>
+            <wp:docPr id="32" name="Рисунок 32"/>
+            <wp:cNvGraphicFramePr>
+              <a:graphicFrameLocks xmlns:a="http://schemas.openxmlformats.org/drawingml/2006/main" noChangeAspect="1"/>
+            </wp:cNvGraphicFramePr>
+            <a:graphic xmlns:a="http://schemas.openxmlformats.org/drawingml/2006/main">
+              <a:graphicData uri="http://schemas.openxmlformats.org/drawingml/2006/picture">
+                <pic:pic xmlns:pic="http://schemas.openxmlformats.org/drawingml/2006/picture">
+                  <pic:nvPicPr>
+                    <pic:cNvPr id="1" name=""/>
+                    <pic:cNvPicPr/>
+                  </pic:nvPicPr>
+                  <pic:blipFill>
+                    <a:blip r:embed="rId32"/>
+                    <a:stretch>
+                      <a:fillRect/>
+                    </a:stretch>
+                  </pic:blipFill>
+                  <pic:spPr>
+                    <a:xfrm>
+                      <a:off x="0" y="0"/>
                       <a:ext cx="5944761" cy="2618856"/>
                     </a:xfrm>
                     <a:prstGeom prst="rect">
@@ -15398,7 +14657,7 @@
                     </pic:cNvPicPr>
                   </pic:nvPicPr>
                   <pic:blipFill>
-                    <a:blip r:embed="rId29">
+                    <a:blip r:embed="rId33">
                       <a:extLst>
                         <a:ext uri="{28A0092B-C50C-407E-A947-70E740481C1C}">
                           <a14:useLocalDpi xmlns:a14="http://schemas.microsoft.com/office/drawing/2010/main" val="0"/>
@@ -15637,7 +14896,7 @@
                     <pic:cNvPicPr/>
                   </pic:nvPicPr>
                   <pic:blipFill>
-                    <a:blip r:embed="rId30"/>
+                    <a:blip r:embed="rId34"/>
                     <a:stretch>
                       <a:fillRect/>
                     </a:stretch>
@@ -15847,7 +15106,7 @@
                     <pic:cNvPicPr/>
                   </pic:nvPicPr>
                   <pic:blipFill rotWithShape="1">
-                    <a:blip r:embed="rId31"/>
+                    <a:blip r:embed="rId35"/>
                     <a:srcRect l="839" t="1402" r="1237"/>
                     <a:stretch/>
                   </pic:blipFill>
@@ -16125,7 +15384,7 @@
                     <pic:cNvPicPr/>
                   </pic:nvPicPr>
                   <pic:blipFill>
-                    <a:blip r:embed="rId32"/>
+                    <a:blip r:embed="rId36"/>
                     <a:stretch>
                       <a:fillRect/>
                     </a:stretch>
@@ -16318,7 +15577,7 @@
                     <pic:cNvPicPr/>
                   </pic:nvPicPr>
                   <pic:blipFill rotWithShape="1">
-                    <a:blip r:embed="rId33"/>
+                    <a:blip r:embed="rId37"/>
                     <a:srcRect l="689"/>
                     <a:stretch/>
                   </pic:blipFill>
@@ -16551,7 +15810,7 @@
                     <pic:cNvPicPr/>
                   </pic:nvPicPr>
                   <pic:blipFill rotWithShape="1">
-                    <a:blip r:embed="rId34"/>
+                    <a:blip r:embed="rId38"/>
                     <a:srcRect l="695" t="1619"/>
                     <a:stretch/>
                   </pic:blipFill>
@@ -16764,43 +16023,7 @@
           <w:sz w:val="28"/>
           <w:szCs w:val="28"/>
         </w:rPr>
-        <w:t xml:space="preserve">1. А.А. </w:t>
-      </w:r>
-      <w:proofErr w:type="spellStart"/>
-      <w:r>
-        <w:rPr>
-          <w:rFonts w:ascii="Times New Roman" w:hAnsi="Times New Roman" w:cs="Times New Roman"/>
-          <w:sz w:val="28"/>
-          <w:szCs w:val="28"/>
-        </w:rPr>
-        <w:t>Калентьев</w:t>
-      </w:r>
-      <w:proofErr w:type="spellEnd"/>
-      <w:r>
-        <w:rPr>
-          <w:rFonts w:ascii="Times New Roman" w:hAnsi="Times New Roman" w:cs="Times New Roman"/>
-          <w:sz w:val="28"/>
-          <w:szCs w:val="28"/>
-        </w:rPr>
-        <w:t xml:space="preserve">, Д.В. </w:t>
-      </w:r>
-      <w:proofErr w:type="spellStart"/>
-      <w:r>
-        <w:rPr>
-          <w:rFonts w:ascii="Times New Roman" w:hAnsi="Times New Roman" w:cs="Times New Roman"/>
-          <w:sz w:val="28"/>
-          <w:szCs w:val="28"/>
-        </w:rPr>
-        <w:t>Гарайс</w:t>
-      </w:r>
-      <w:proofErr w:type="spellEnd"/>
-      <w:r>
-        <w:rPr>
-          <w:rFonts w:ascii="Times New Roman" w:hAnsi="Times New Roman" w:cs="Times New Roman"/>
-          <w:sz w:val="28"/>
-          <w:szCs w:val="28"/>
-        </w:rPr>
-        <w:t>, А.Е. Горяинов Новые технологии в программировании, Учебное пособие, Томск «Эль Контент» 2014, – 176 с.</w:t>
+        <w:t>1. А.А. Калентьев, Д.В. Гарайс, А.Е. Горяинов Новые технологии в программировании, Учебное пособие, Томск «Эль Контент» 2014, – 176 с.</w:t>
       </w:r>
     </w:p>
     <w:p>
@@ -16914,7 +16137,7 @@
         </w:rPr>
         <w:t xml:space="preserve">Разработчик: студент гр. </w:t>
       </w:r>
-      <w:hyperlink r:id="rId35" w:history="1">
+      <w:hyperlink r:id="rId39" w:history="1">
         <w:r>
           <w:rPr>
             <w:rStyle w:val="ac"/>
@@ -16985,7 +16208,6 @@
         </w:rPr>
         <w:t xml:space="preserve">Заказчик: </w:t>
       </w:r>
-      <w:proofErr w:type="spellStart"/>
       <w:r>
         <w:rPr>
           <w:rFonts w:ascii="Times New Roman" w:hAnsi="Times New Roman"/>
@@ -17012,31 +16234,7 @@
           <w:rFonts w:ascii="Times New Roman" w:hAnsi="Times New Roman"/>
           <w:sz w:val="28"/>
         </w:rPr>
-        <w:t>.н</w:t>
-      </w:r>
-      <w:proofErr w:type="spellEnd"/>
-      <w:r>
-        <w:rPr>
-          <w:rFonts w:ascii="Times New Roman" w:hAnsi="Times New Roman"/>
-          <w:sz w:val="28"/>
-        </w:rPr>
-        <w:t xml:space="preserve">, доцент КСУП ТУСУР </w:t>
-      </w:r>
-      <w:proofErr w:type="spellStart"/>
-      <w:r>
-        <w:rPr>
-          <w:rFonts w:ascii="Times New Roman" w:hAnsi="Times New Roman"/>
-          <w:sz w:val="28"/>
-        </w:rPr>
-        <w:t>Калентьев</w:t>
-      </w:r>
-      <w:proofErr w:type="spellEnd"/>
-      <w:r>
-        <w:rPr>
-          <w:rFonts w:ascii="Times New Roman" w:hAnsi="Times New Roman"/>
-          <w:sz w:val="28"/>
-        </w:rPr>
-        <w:t xml:space="preserve"> А. А.</w:t>
+        <w:t>.н, доцент КСУП ТУСУР Калентьев А. А.</w:t>
       </w:r>
     </w:p>
     <w:p>
@@ -17298,25 +16496,7 @@
           <w:sz w:val="28"/>
           <w:szCs w:val="28"/>
         </w:rPr>
-        <w:t xml:space="preserve">Заказчик: КСУП ТУСУР </w:t>
-      </w:r>
-      <w:proofErr w:type="spellStart"/>
-      <w:r>
-        <w:rPr>
-          <w:rFonts w:ascii="Times New Roman" w:hAnsi="Times New Roman" w:cs="Times New Roman"/>
-          <w:sz w:val="28"/>
-          <w:szCs w:val="28"/>
-        </w:rPr>
-        <w:t>Калентьев</w:t>
-      </w:r>
-      <w:proofErr w:type="spellEnd"/>
-      <w:r>
-        <w:rPr>
-          <w:rFonts w:ascii="Times New Roman" w:hAnsi="Times New Roman" w:cs="Times New Roman"/>
-          <w:sz w:val="28"/>
-          <w:szCs w:val="28"/>
-        </w:rPr>
-        <w:t xml:space="preserve"> А. А.</w:t>
+        <w:t>Заказчик: КСУП ТУСУР Калентьев А. А.</w:t>
       </w:r>
     </w:p>
     <w:p>
@@ -19079,17 +18259,8 @@
           <w:rFonts w:ascii="Times New Roman" w:hAnsi="Times New Roman"/>
           <w:sz w:val="28"/>
         </w:rPr>
-        <w:t xml:space="preserve">-файле с расширением </w:t>
-      </w:r>
-      <w:proofErr w:type="gramStart"/>
-      <w:r>
-        <w:rPr>
-          <w:rFonts w:ascii="Times New Roman" w:hAnsi="Times New Roman"/>
-          <w:sz w:val="28"/>
-        </w:rPr>
-        <w:t>*.</w:t>
-      </w:r>
-      <w:proofErr w:type="spellStart"/>
+        <w:t>-файле с расширением *.</w:t>
+      </w:r>
       <w:r>
         <w:rPr>
           <w:rFonts w:ascii="Times New Roman" w:hAnsi="Times New Roman"/>
@@ -19098,8 +18269,6 @@
         </w:rPr>
         <w:t>tran</w:t>
       </w:r>
-      <w:proofErr w:type="spellEnd"/>
-      <w:proofErr w:type="gramEnd"/>
       <w:r>
         <w:rPr>
           <w:rFonts w:ascii="Times New Roman" w:hAnsi="Times New Roman"/>
@@ -19148,7 +18317,6 @@
         </w:rPr>
         <w:t>&lt;</w:t>
       </w:r>
-      <w:proofErr w:type="spellStart"/>
       <w:r>
         <w:rPr>
           <w:rFonts w:ascii="Times New Roman" w:hAnsi="Times New Roman"/>
@@ -19160,7 +18328,6 @@
         </w:rPr>
         <w:t>ArrayOfTransportBase</w:t>
       </w:r>
-      <w:proofErr w:type="spellEnd"/>
       <w:r>
         <w:rPr>
           <w:rFonts w:ascii="Times New Roman" w:hAnsi="Times New Roman"/>
@@ -19175,21 +18342,7 @@
         <w:rPr>
           <w:rFonts w:ascii="Times New Roman" w:hAnsi="Times New Roman"/>
         </w:rPr>
-        <w:t xml:space="preserve"> </w:t>
-      </w:r>
-      <w:proofErr w:type="gramStart"/>
-      <w:r>
-        <w:rPr>
-          <w:rFonts w:ascii="Times New Roman" w:hAnsi="Times New Roman"/>
-        </w:rPr>
-        <w:t>&lt;!--</w:t>
-      </w:r>
-      <w:proofErr w:type="gramEnd"/>
-      <w:r>
-        <w:rPr>
-          <w:rFonts w:ascii="Times New Roman" w:hAnsi="Times New Roman"/>
-        </w:rPr>
-        <w:t xml:space="preserve"> </w:t>
+        <w:t xml:space="preserve"> &lt;!-- </w:t>
       </w:r>
       <w:r>
         <w:rPr>
@@ -19227,6 +18380,7 @@
           <w:bCs/>
           <w:sz w:val="24"/>
           <w:szCs w:val="24"/>
+          <w:lang w:val="en-US"/>
         </w:rPr>
       </w:pPr>
       <w:r>
@@ -19244,10 +18398,10 @@
           <w:bCs/>
           <w:sz w:val="24"/>
           <w:szCs w:val="24"/>
+          <w:lang w:val="en-US"/>
         </w:rPr>
         <w:t>&lt;</w:t>
       </w:r>
-      <w:proofErr w:type="spellStart"/>
       <w:r>
         <w:rPr>
           <w:rFonts w:ascii="Times New Roman" w:hAnsi="Times New Roman"/>
@@ -19259,14 +18413,14 @@
         </w:rPr>
         <w:t>TransportBase</w:t>
       </w:r>
-      <w:proofErr w:type="spellEnd"/>
-      <w:r>
-        <w:rPr>
-          <w:rFonts w:ascii="Times New Roman" w:hAnsi="Times New Roman"/>
-          <w:b/>
-          <w:bCs/>
-          <w:sz w:val="24"/>
-          <w:szCs w:val="24"/>
+      <w:r>
+        <w:rPr>
+          <w:rFonts w:ascii="Times New Roman" w:hAnsi="Times New Roman"/>
+          <w:b/>
+          <w:bCs/>
+          <w:sz w:val="24"/>
+          <w:szCs w:val="24"/>
+          <w:lang w:val="en-US"/>
         </w:rPr>
         <w:t>&gt;</w:t>
       </w:r>
@@ -19280,13 +18434,15 @@
           <w:rFonts w:ascii="Times New Roman" w:hAnsi="Times New Roman"/>
           <w:sz w:val="24"/>
           <w:szCs w:val="24"/>
-        </w:rPr>
-      </w:pPr>
-      <w:r>
-        <w:rPr>
-          <w:rFonts w:ascii="Times New Roman" w:hAnsi="Times New Roman"/>
-          <w:sz w:val="24"/>
-          <w:szCs w:val="24"/>
+          <w:lang w:val="en-US"/>
+        </w:rPr>
+      </w:pPr>
+      <w:r>
+        <w:rPr>
+          <w:rFonts w:ascii="Times New Roman" w:hAnsi="Times New Roman"/>
+          <w:sz w:val="24"/>
+          <w:szCs w:val="24"/>
+          <w:lang w:val="en-US"/>
         </w:rPr>
         <w:t xml:space="preserve">    </w:t>
       </w:r>
@@ -19297,6 +18453,7 @@
           <w:bCs/>
           <w:sz w:val="24"/>
           <w:szCs w:val="24"/>
+          <w:lang w:val="en-US"/>
         </w:rPr>
         <w:t>&lt;</w:t>
       </w:r>
@@ -19318,6 +18475,7 @@
           <w:bCs/>
           <w:sz w:val="24"/>
           <w:szCs w:val="24"/>
+          <w:lang w:val="en-US"/>
         </w:rPr>
         <w:t>&gt;</w:t>
       </w:r>
@@ -19326,23 +18484,17 @@
           <w:rFonts w:ascii="Times New Roman" w:hAnsi="Times New Roman"/>
           <w:b/>
           <w:bCs/>
+          <w:lang w:val="en-US"/>
         </w:rPr>
         <w:t xml:space="preserve"> </w:t>
       </w:r>
       <w:bookmarkStart w:id="40" w:name="_Hlk169392073"/>
-      <w:proofErr w:type="gramStart"/>
-      <w:r>
-        <w:rPr>
-          <w:rFonts w:ascii="Times New Roman" w:hAnsi="Times New Roman"/>
-        </w:rPr>
-        <w:t>&lt;!--</w:t>
-      </w:r>
-      <w:proofErr w:type="gramEnd"/>
-      <w:r>
-        <w:rPr>
-          <w:rFonts w:ascii="Times New Roman" w:hAnsi="Times New Roman"/>
-        </w:rPr>
-        <w:t xml:space="preserve"> </w:t>
+      <w:r>
+        <w:rPr>
+          <w:rFonts w:ascii="Times New Roman" w:hAnsi="Times New Roman"/>
+          <w:lang w:val="en-US"/>
+        </w:rPr>
+        <w:t xml:space="preserve">&lt;!-- </w:t>
       </w:r>
       <w:r>
         <w:rPr>
@@ -19353,6 +18505,7 @@
       <w:r>
         <w:rPr>
           <w:rFonts w:ascii="Times New Roman" w:hAnsi="Times New Roman"/>
+          <w:lang w:val="en-US"/>
         </w:rPr>
         <w:t>--&gt;</w:t>
       </w:r>
@@ -19364,6 +18517,7 @@
           <w:bCs/>
           <w:sz w:val="24"/>
           <w:szCs w:val="24"/>
+          <w:lang w:val="en-US"/>
         </w:rPr>
         <w:t>&lt;/</w:t>
       </w:r>
@@ -19385,6 +18539,7 @@
           <w:bCs/>
           <w:sz w:val="24"/>
           <w:szCs w:val="24"/>
+          <w:lang w:val="en-US"/>
         </w:rPr>
         <w:t>&gt;</w:t>
       </w:r>
@@ -19400,13 +18555,15 @@
           <w:bCs/>
           <w:sz w:val="24"/>
           <w:szCs w:val="24"/>
-        </w:rPr>
-      </w:pPr>
-      <w:r>
-        <w:rPr>
-          <w:rFonts w:ascii="Times New Roman" w:hAnsi="Times New Roman"/>
-          <w:sz w:val="24"/>
-          <w:szCs w:val="24"/>
+          <w:lang w:val="en-US"/>
+        </w:rPr>
+      </w:pPr>
+      <w:r>
+        <w:rPr>
+          <w:rFonts w:ascii="Times New Roman" w:hAnsi="Times New Roman"/>
+          <w:sz w:val="24"/>
+          <w:szCs w:val="24"/>
+          <w:lang w:val="en-US"/>
         </w:rPr>
         <w:t xml:space="preserve">  </w:t>
       </w:r>
@@ -19417,10 +18574,10 @@
           <w:bCs/>
           <w:sz w:val="24"/>
           <w:szCs w:val="24"/>
+          <w:lang w:val="en-US"/>
         </w:rPr>
         <w:t>&lt;/</w:t>
       </w:r>
-      <w:proofErr w:type="spellStart"/>
       <w:r>
         <w:rPr>
           <w:rFonts w:ascii="Times New Roman" w:hAnsi="Times New Roman"/>
@@ -19432,14 +18589,14 @@
         </w:rPr>
         <w:t>TransportBase</w:t>
       </w:r>
-      <w:proofErr w:type="spellEnd"/>
-      <w:r>
-        <w:rPr>
-          <w:rFonts w:ascii="Times New Roman" w:hAnsi="Times New Roman"/>
-          <w:b/>
-          <w:bCs/>
-          <w:sz w:val="24"/>
-          <w:szCs w:val="24"/>
+      <w:r>
+        <w:rPr>
+          <w:rFonts w:ascii="Times New Roman" w:hAnsi="Times New Roman"/>
+          <w:b/>
+          <w:bCs/>
+          <w:sz w:val="24"/>
+          <w:szCs w:val="24"/>
+          <w:lang w:val="en-US"/>
         </w:rPr>
         <w:t>&gt;</w:t>
       </w:r>
@@ -19457,24 +18614,16 @@
       <w:r>
         <w:rPr>
           <w:rFonts w:ascii="Times New Roman" w:hAnsi="Times New Roman"/>
+          <w:lang w:val="en-US"/>
         </w:rPr>
         <w:t xml:space="preserve">  </w:t>
       </w:r>
-      <w:proofErr w:type="gramStart"/>
-      <w:r>
-        <w:rPr>
-          <w:rFonts w:ascii="Times New Roman" w:hAnsi="Times New Roman"/>
-        </w:rPr>
-        <w:t>&lt;!--</w:t>
-      </w:r>
-      <w:proofErr w:type="gramEnd"/>
-      <w:r>
-        <w:rPr>
-          <w:rFonts w:ascii="Times New Roman" w:hAnsi="Times New Roman"/>
-        </w:rPr>
-        <w:t xml:space="preserve"> Возможно, другие элементы </w:t>
-      </w:r>
-      <w:proofErr w:type="spellStart"/>
+      <w:r>
+        <w:rPr>
+          <w:rFonts w:ascii="Times New Roman" w:hAnsi="Times New Roman"/>
+        </w:rPr>
+        <w:t xml:space="preserve">&lt;!-- Возможно, другие элементы </w:t>
+      </w:r>
       <w:r>
         <w:rPr>
           <w:rFonts w:ascii="Times New Roman" w:hAnsi="Times New Roman"/>
@@ -19484,7 +18633,6 @@
         </w:rPr>
         <w:t>TransportBase</w:t>
       </w:r>
-      <w:proofErr w:type="spellEnd"/>
       <w:r>
         <w:rPr>
           <w:rFonts w:ascii="Times New Roman" w:hAnsi="Times New Roman"/>
@@ -19527,7 +18675,6 @@
         </w:rPr>
         <w:t>&lt;/</w:t>
       </w:r>
-      <w:proofErr w:type="spellStart"/>
       <w:r>
         <w:rPr>
           <w:rFonts w:ascii="Times New Roman" w:hAnsi="Times New Roman"/>
@@ -19539,7 +18686,6 @@
         </w:rPr>
         <w:t>ArrayOfTransportBase</w:t>
       </w:r>
-      <w:proofErr w:type="spellEnd"/>
       <w:r>
         <w:rPr>
           <w:rFonts w:ascii="Times New Roman" w:hAnsi="Times New Roman"/>
@@ -19602,7 +18748,6 @@
         </w:rPr>
         <w:t xml:space="preserve"> внутри элемента </w:t>
       </w:r>
-      <w:proofErr w:type="spellStart"/>
       <w:r>
         <w:rPr>
           <w:rFonts w:ascii="Times New Roman" w:hAnsi="Times New Roman"/>
@@ -19613,7 +18758,6 @@
         </w:rPr>
         <w:t>TransportBase</w:t>
       </w:r>
-      <w:proofErr w:type="spellEnd"/>
       <w:r>
         <w:rPr>
           <w:rFonts w:ascii="Times New Roman" w:hAnsi="Times New Roman"/>
@@ -19758,57 +18902,7 @@
           <w:szCs w:val="24"/>
           <w:lang w:val="en-US"/>
         </w:rPr>
-        <w:t>&lt;</w:t>
-      </w:r>
-      <w:proofErr w:type="spellStart"/>
-      <w:r>
-        <w:rPr>
-          <w:rFonts w:ascii="Times New Roman" w:hAnsi="Times New Roman"/>
-          <w:b/>
-          <w:bCs/>
-          <w:sz w:val="24"/>
-          <w:szCs w:val="24"/>
-          <w:lang w:val="en-US"/>
-        </w:rPr>
-        <w:t>TransportBase</w:t>
-      </w:r>
-      <w:proofErr w:type="spellEnd"/>
-      <w:r>
-        <w:rPr>
-          <w:rFonts w:ascii="Times New Roman" w:hAnsi="Times New Roman"/>
-          <w:b/>
-          <w:bCs/>
-          <w:sz w:val="24"/>
-          <w:szCs w:val="24"/>
-          <w:lang w:val="en-US"/>
-        </w:rPr>
-        <w:t xml:space="preserve"> </w:t>
-      </w:r>
-      <w:proofErr w:type="spellStart"/>
-      <w:proofErr w:type="gramStart"/>
-      <w:r>
-        <w:rPr>
-          <w:rFonts w:ascii="Times New Roman" w:hAnsi="Times New Roman"/>
-          <w:b/>
-          <w:bCs/>
-          <w:sz w:val="24"/>
-          <w:szCs w:val="24"/>
-          <w:lang w:val="en-US"/>
-        </w:rPr>
-        <w:t>xsi:type</w:t>
-      </w:r>
-      <w:proofErr w:type="spellEnd"/>
-      <w:proofErr w:type="gramEnd"/>
-      <w:r>
-        <w:rPr>
-          <w:rFonts w:ascii="Times New Roman" w:hAnsi="Times New Roman"/>
-          <w:b/>
-          <w:bCs/>
-          <w:sz w:val="24"/>
-          <w:szCs w:val="24"/>
-          <w:lang w:val="en-US"/>
-        </w:rPr>
-        <w:t>="Car"&gt;</w:t>
+        <w:t>&lt;TransportBase xsi:type="Car"&gt;</w:t>
       </w:r>
     </w:p>
     <w:p>
@@ -19836,21 +18930,12 @@
         </w:rPr>
         <w:t xml:space="preserve">    &lt;Mass&gt;</w:t>
       </w:r>
-      <w:proofErr w:type="gramStart"/>
-      <w:r>
-        <w:rPr>
-          <w:rFonts w:ascii="Times New Roman" w:hAnsi="Times New Roman"/>
-          <w:lang w:val="en-US"/>
-        </w:rPr>
-        <w:t>&lt;!--</w:t>
-      </w:r>
-      <w:proofErr w:type="gramEnd"/>
-      <w:r>
-        <w:rPr>
-          <w:rFonts w:ascii="Times New Roman" w:hAnsi="Times New Roman"/>
-          <w:lang w:val="en-US"/>
-        </w:rPr>
-        <w:t xml:space="preserve"> </w:t>
+      <w:r>
+        <w:rPr>
+          <w:rFonts w:ascii="Times New Roman" w:hAnsi="Times New Roman"/>
+          <w:lang w:val="en-US"/>
+        </w:rPr>
+        <w:t xml:space="preserve">&lt;!-- </w:t>
       </w:r>
       <w:r>
         <w:rPr>
@@ -19902,21 +18987,12 @@
         </w:rPr>
         <w:t xml:space="preserve">    &lt;Motor&gt;</w:t>
       </w:r>
-      <w:proofErr w:type="gramStart"/>
-      <w:r>
-        <w:rPr>
-          <w:rFonts w:ascii="Times New Roman" w:hAnsi="Times New Roman"/>
-          <w:lang w:val="en-US"/>
-        </w:rPr>
-        <w:t>&lt;!--</w:t>
-      </w:r>
-      <w:proofErr w:type="gramEnd"/>
-      <w:r>
-        <w:rPr>
-          <w:rFonts w:ascii="Times New Roman" w:hAnsi="Times New Roman"/>
-          <w:lang w:val="en-US"/>
-        </w:rPr>
-        <w:t xml:space="preserve"> </w:t>
+      <w:r>
+        <w:rPr>
+          <w:rFonts w:ascii="Times New Roman" w:hAnsi="Times New Roman"/>
+          <w:lang w:val="en-US"/>
+        </w:rPr>
+        <w:t xml:space="preserve">&lt;!-- </w:t>
       </w:r>
       <w:r>
         <w:rPr>
@@ -19957,21 +19033,12 @@
         </w:rPr>
         <w:t xml:space="preserve">      &lt;Capacity&gt;</w:t>
       </w:r>
-      <w:proofErr w:type="gramStart"/>
-      <w:r>
-        <w:rPr>
-          <w:rFonts w:ascii="Times New Roman" w:hAnsi="Times New Roman"/>
-          <w:lang w:val="en-US"/>
-        </w:rPr>
-        <w:t>&lt;!--</w:t>
-      </w:r>
-      <w:proofErr w:type="gramEnd"/>
-      <w:r>
-        <w:rPr>
-          <w:rFonts w:ascii="Times New Roman" w:hAnsi="Times New Roman"/>
-          <w:lang w:val="en-US"/>
-        </w:rPr>
-        <w:t xml:space="preserve"> </w:t>
+      <w:r>
+        <w:rPr>
+          <w:rFonts w:ascii="Times New Roman" w:hAnsi="Times New Roman"/>
+          <w:lang w:val="en-US"/>
+        </w:rPr>
+        <w:t xml:space="preserve">&lt;!-- </w:t>
       </w:r>
       <w:r>
         <w:rPr>
@@ -20034,41 +19101,21 @@
           <w:szCs w:val="24"/>
           <w:lang w:val="en-US"/>
         </w:rPr>
-        <w:t xml:space="preserve">      &lt;</w:t>
-      </w:r>
-      <w:proofErr w:type="spellStart"/>
-      <w:r>
-        <w:rPr>
-          <w:rFonts w:ascii="Times New Roman" w:hAnsi="Times New Roman"/>
-          <w:b/>
-          <w:bCs/>
-          <w:sz w:val="24"/>
-          <w:szCs w:val="24"/>
-          <w:lang w:val="en-US"/>
-        </w:rPr>
-        <w:t>TypeFuel</w:t>
-      </w:r>
-      <w:proofErr w:type="spellEnd"/>
-      <w:r>
-        <w:rPr>
-          <w:rFonts w:ascii="Times New Roman" w:hAnsi="Times New Roman"/>
-          <w:b/>
-          <w:bCs/>
-          <w:sz w:val="24"/>
-          <w:szCs w:val="24"/>
-          <w:lang w:val="en-US"/>
-        </w:rPr>
-        <w:t>&gt;</w:t>
-      </w:r>
-      <w:proofErr w:type="gramStart"/>
-      <w:r>
-        <w:rPr>
-          <w:rFonts w:ascii="Times New Roman" w:hAnsi="Times New Roman"/>
-          <w:lang w:val="en-US"/>
-        </w:rPr>
-        <w:t>&lt;!--</w:t>
-      </w:r>
-      <w:proofErr w:type="gramEnd"/>
+        <w:t xml:space="preserve">      &lt;TypeFuel&gt;</w:t>
+      </w:r>
+      <w:r>
+        <w:rPr>
+          <w:rFonts w:ascii="Times New Roman" w:hAnsi="Times New Roman"/>
+          <w:lang w:val="en-US"/>
+        </w:rPr>
+        <w:t xml:space="preserve">&lt;!-- </w:t>
+      </w:r>
+      <w:r>
+        <w:rPr>
+          <w:rFonts w:ascii="Times New Roman" w:hAnsi="Times New Roman"/>
+        </w:rPr>
+        <w:t>Тип</w:t>
+      </w:r>
       <w:r>
         <w:rPr>
           <w:rFonts w:ascii="Times New Roman" w:hAnsi="Times New Roman"/>
@@ -20080,19 +19127,6 @@
         <w:rPr>
           <w:rFonts w:ascii="Times New Roman" w:hAnsi="Times New Roman"/>
         </w:rPr>
-        <w:t>Тип</w:t>
-      </w:r>
-      <w:r>
-        <w:rPr>
-          <w:rFonts w:ascii="Times New Roman" w:hAnsi="Times New Roman"/>
-          <w:lang w:val="en-US"/>
-        </w:rPr>
-        <w:t xml:space="preserve"> </w:t>
-      </w:r>
-      <w:r>
-        <w:rPr>
-          <w:rFonts w:ascii="Times New Roman" w:hAnsi="Times New Roman"/>
-        </w:rPr>
         <w:t>топлива</w:t>
       </w:r>
       <w:r>
@@ -20111,31 +19145,7 @@
           <w:szCs w:val="24"/>
           <w:lang w:val="en-US"/>
         </w:rPr>
-        <w:t>&lt;/</w:t>
-      </w:r>
-      <w:proofErr w:type="spellStart"/>
-      <w:r>
-        <w:rPr>
-          <w:rFonts w:ascii="Times New Roman" w:hAnsi="Times New Roman"/>
-          <w:b/>
-          <w:bCs/>
-          <w:sz w:val="24"/>
-          <w:szCs w:val="24"/>
-          <w:lang w:val="en-US"/>
-        </w:rPr>
-        <w:t>TypeFuel</w:t>
-      </w:r>
-      <w:proofErr w:type="spellEnd"/>
-      <w:r>
-        <w:rPr>
-          <w:rFonts w:ascii="Times New Roman" w:hAnsi="Times New Roman"/>
-          <w:b/>
-          <w:bCs/>
-          <w:sz w:val="24"/>
-          <w:szCs w:val="24"/>
-          <w:lang w:val="en-US"/>
-        </w:rPr>
-        <w:t>&gt;</w:t>
+        <w:t>&lt;/TypeFuel&gt;</w:t>
       </w:r>
     </w:p>
     <w:p>
@@ -20198,31 +19208,7 @@
           <w:szCs w:val="24"/>
           <w:lang w:val="en-US"/>
         </w:rPr>
-        <w:t xml:space="preserve">  &lt;/</w:t>
-      </w:r>
-      <w:proofErr w:type="spellStart"/>
-      <w:r>
-        <w:rPr>
-          <w:rFonts w:ascii="Times New Roman" w:hAnsi="Times New Roman"/>
-          <w:b/>
-          <w:bCs/>
-          <w:sz w:val="24"/>
-          <w:szCs w:val="24"/>
-          <w:lang w:val="en-US"/>
-        </w:rPr>
-        <w:t>TransportBase</w:t>
-      </w:r>
-      <w:proofErr w:type="spellEnd"/>
-      <w:r>
-        <w:rPr>
-          <w:rFonts w:ascii="Times New Roman" w:hAnsi="Times New Roman"/>
-          <w:b/>
-          <w:bCs/>
-          <w:sz w:val="24"/>
-          <w:szCs w:val="24"/>
-          <w:lang w:val="en-US"/>
-        </w:rPr>
-        <w:t>&gt;</w:t>
+        <w:t xml:space="preserve">  &lt;/TransportBase&gt;</w:t>
       </w:r>
     </w:p>
     <w:p>
@@ -20292,7 +19278,6 @@
         </w:rPr>
         <w:t xml:space="preserve"> </w:t>
       </w:r>
-      <w:proofErr w:type="spellStart"/>
       <w:r>
         <w:rPr>
           <w:rFonts w:ascii="Times New Roman" w:hAnsi="Times New Roman"/>
@@ -20303,7 +19288,6 @@
         </w:rPr>
         <w:t>HybridCar</w:t>
       </w:r>
-      <w:proofErr w:type="spellEnd"/>
       <w:r>
         <w:rPr>
           <w:rFonts w:ascii="Times New Roman" w:hAnsi="Times New Roman"/>
@@ -20351,81 +19335,7 @@
           <w:szCs w:val="24"/>
           <w:lang w:val="en-US"/>
         </w:rPr>
-        <w:t>&lt;</w:t>
-      </w:r>
-      <w:proofErr w:type="spellStart"/>
-      <w:r>
-        <w:rPr>
-          <w:rFonts w:ascii="Times New Roman" w:hAnsi="Times New Roman"/>
-          <w:b/>
-          <w:bCs/>
-          <w:sz w:val="24"/>
-          <w:szCs w:val="24"/>
-          <w:lang w:val="en-US"/>
-        </w:rPr>
-        <w:t>TransportBase</w:t>
-      </w:r>
-      <w:proofErr w:type="spellEnd"/>
-      <w:r>
-        <w:rPr>
-          <w:rFonts w:ascii="Times New Roman" w:hAnsi="Times New Roman"/>
-          <w:b/>
-          <w:bCs/>
-          <w:sz w:val="24"/>
-          <w:szCs w:val="24"/>
-          <w:lang w:val="en-US"/>
-        </w:rPr>
-        <w:t xml:space="preserve"> </w:t>
-      </w:r>
-      <w:proofErr w:type="spellStart"/>
-      <w:proofErr w:type="gramStart"/>
-      <w:r>
-        <w:rPr>
-          <w:rFonts w:ascii="Times New Roman" w:hAnsi="Times New Roman"/>
-          <w:b/>
-          <w:bCs/>
-          <w:sz w:val="24"/>
-          <w:szCs w:val="24"/>
-          <w:lang w:val="en-US"/>
-        </w:rPr>
-        <w:t>xsi:type</w:t>
-      </w:r>
-      <w:proofErr w:type="spellEnd"/>
-      <w:proofErr w:type="gramEnd"/>
-      <w:r>
-        <w:rPr>
-          <w:rFonts w:ascii="Times New Roman" w:hAnsi="Times New Roman"/>
-          <w:b/>
-          <w:bCs/>
-          <w:sz w:val="24"/>
-          <w:szCs w:val="24"/>
-          <w:lang w:val="en-US"/>
-        </w:rPr>
-        <w:t>="</w:t>
-      </w:r>
-      <w:proofErr w:type="spellStart"/>
-      <w:r>
-        <w:rPr>
-          <w:rFonts w:ascii="Times New Roman" w:hAnsi="Times New Roman"/>
-          <w:b/>
-          <w:bCs/>
-          <w:sz w:val="24"/>
-          <w:szCs w:val="24"/>
-          <w:lang w:val="en-US"/>
-        </w:rPr>
-        <w:t>HybridCar</w:t>
-      </w:r>
-      <w:proofErr w:type="spellEnd"/>
-      <w:r>
-        <w:rPr>
-          <w:rFonts w:ascii="Times New Roman" w:hAnsi="Times New Roman"/>
-          <w:b/>
-          <w:bCs/>
-          <w:sz w:val="24"/>
-          <w:szCs w:val="24"/>
-          <w:lang w:val="en-US"/>
-        </w:rPr>
-        <w:t>"&gt;</w:t>
+        <w:t>&lt;TransportBase xsi:type="HybridCar"&gt;</w:t>
       </w:r>
     </w:p>
     <w:p>
@@ -20485,21 +19395,12 @@
         </w:rPr>
         <w:t>&gt;</w:t>
       </w:r>
-      <w:proofErr w:type="gramStart"/>
-      <w:r>
-        <w:rPr>
-          <w:rFonts w:ascii="Times New Roman" w:hAnsi="Times New Roman"/>
-          <w:lang w:val="en-US"/>
-        </w:rPr>
-        <w:t>&lt;!--</w:t>
-      </w:r>
-      <w:proofErr w:type="gramEnd"/>
-      <w:r>
-        <w:rPr>
-          <w:rFonts w:ascii="Times New Roman" w:hAnsi="Times New Roman"/>
-          <w:lang w:val="en-US"/>
-        </w:rPr>
-        <w:t xml:space="preserve"> </w:t>
+      <w:r>
+        <w:rPr>
+          <w:rFonts w:ascii="Times New Roman" w:hAnsi="Times New Roman"/>
+          <w:lang w:val="en-US"/>
+        </w:rPr>
+        <w:t xml:space="preserve">&lt;!-- </w:t>
       </w:r>
       <w:r>
         <w:rPr>
@@ -20590,7 +19491,6 @@
         </w:rPr>
         <w:t>Motor</w:t>
       </w:r>
-      <w:proofErr w:type="gramStart"/>
       <w:r>
         <w:rPr>
           <w:rFonts w:ascii="Times New Roman" w:hAnsi="Times New Roman"/>
@@ -20605,14 +19505,7 @@
         <w:rPr>
           <w:rFonts w:ascii="Times New Roman" w:hAnsi="Times New Roman"/>
         </w:rPr>
-        <w:t>&lt;</w:t>
-      </w:r>
-      <w:proofErr w:type="gramEnd"/>
-      <w:r>
-        <w:rPr>
-          <w:rFonts w:ascii="Times New Roman" w:hAnsi="Times New Roman"/>
-        </w:rPr>
-        <w:t xml:space="preserve">!-- </w:t>
+        <w:t xml:space="preserve">&lt;!-- </w:t>
       </w:r>
       <w:r>
         <w:rPr>
@@ -20683,7 +19576,6 @@
         </w:rPr>
         <w:t>Capacity</w:t>
       </w:r>
-      <w:proofErr w:type="gramStart"/>
       <w:r>
         <w:rPr>
           <w:rFonts w:ascii="Times New Roman" w:hAnsi="Times New Roman"/>
@@ -20698,14 +19590,7 @@
         <w:rPr>
           <w:rFonts w:ascii="Times New Roman" w:hAnsi="Times New Roman"/>
         </w:rPr>
-        <w:t>&lt;</w:t>
-      </w:r>
-      <w:proofErr w:type="gramEnd"/>
-      <w:r>
-        <w:rPr>
-          <w:rFonts w:ascii="Times New Roman" w:hAnsi="Times New Roman"/>
-        </w:rPr>
-        <w:t xml:space="preserve">!-- </w:t>
+        <w:t xml:space="preserve">&lt;!-- </w:t>
       </w:r>
       <w:r>
         <w:rPr>
@@ -20786,7 +19671,6 @@
         </w:rPr>
         <w:t xml:space="preserve">      &lt;</w:t>
       </w:r>
-      <w:proofErr w:type="spellStart"/>
       <w:r>
         <w:rPr>
           <w:rFonts w:ascii="Times New Roman" w:hAnsi="Times New Roman"/>
@@ -20798,8 +19682,6 @@
         </w:rPr>
         <w:t>TypeFuel</w:t>
       </w:r>
-      <w:proofErr w:type="spellEnd"/>
-      <w:proofErr w:type="gramStart"/>
       <w:r>
         <w:rPr>
           <w:rFonts w:ascii="Times New Roman" w:hAnsi="Times New Roman"/>
@@ -20814,14 +19696,7 @@
         <w:rPr>
           <w:rFonts w:ascii="Times New Roman" w:hAnsi="Times New Roman"/>
         </w:rPr>
-        <w:t>&lt;</w:t>
-      </w:r>
-      <w:proofErr w:type="gramEnd"/>
-      <w:r>
-        <w:rPr>
-          <w:rFonts w:ascii="Times New Roman" w:hAnsi="Times New Roman"/>
-        </w:rPr>
-        <w:t xml:space="preserve">!-- </w:t>
+        <w:t xml:space="preserve">&lt;!-- </w:t>
       </w:r>
       <w:r>
         <w:rPr>
@@ -20857,7 +19732,6 @@
         </w:rPr>
         <w:t>&lt;/</w:t>
       </w:r>
-      <w:proofErr w:type="spellStart"/>
       <w:r>
         <w:rPr>
           <w:rFonts w:ascii="Times New Roman" w:hAnsi="Times New Roman"/>
@@ -20869,7 +19743,6 @@
         </w:rPr>
         <w:t>TypeFuel</w:t>
       </w:r>
-      <w:proofErr w:type="spellEnd"/>
       <w:r>
         <w:rPr>
           <w:rFonts w:ascii="Times New Roman" w:hAnsi="Times New Roman"/>
@@ -20940,47 +19813,14 @@
           <w:szCs w:val="24"/>
           <w:lang w:val="en-US"/>
         </w:rPr>
-        <w:t xml:space="preserve">    &lt;</w:t>
-      </w:r>
-      <w:proofErr w:type="spellStart"/>
-      <w:r>
-        <w:rPr>
-          <w:rFonts w:ascii="Times New Roman" w:hAnsi="Times New Roman"/>
-          <w:b/>
-          <w:bCs/>
-          <w:sz w:val="24"/>
-          <w:szCs w:val="24"/>
-          <w:lang w:val="en-US"/>
-        </w:rPr>
-        <w:t>AdditionalMotor</w:t>
-      </w:r>
-      <w:proofErr w:type="spellEnd"/>
-      <w:r>
-        <w:rPr>
-          <w:rFonts w:ascii="Times New Roman" w:hAnsi="Times New Roman"/>
-          <w:b/>
-          <w:bCs/>
-          <w:sz w:val="24"/>
-          <w:szCs w:val="24"/>
-          <w:lang w:val="en-US"/>
-        </w:rPr>
-        <w:t>&gt;</w:t>
-      </w:r>
-      <w:proofErr w:type="gramStart"/>
-      <w:r>
-        <w:rPr>
-          <w:rFonts w:ascii="Times New Roman" w:hAnsi="Times New Roman"/>
-          <w:lang w:val="en-US"/>
-        </w:rPr>
-        <w:t>&lt;!--</w:t>
-      </w:r>
-      <w:proofErr w:type="gramEnd"/>
-      <w:r>
-        <w:rPr>
-          <w:rFonts w:ascii="Times New Roman" w:hAnsi="Times New Roman"/>
-          <w:lang w:val="en-US"/>
-        </w:rPr>
-        <w:t xml:space="preserve"> </w:t>
+        <w:t xml:space="preserve">    &lt;AdditionalMotor&gt;</w:t>
+      </w:r>
+      <w:r>
+        <w:rPr>
+          <w:rFonts w:ascii="Times New Roman" w:hAnsi="Times New Roman"/>
+          <w:lang w:val="en-US"/>
+        </w:rPr>
+        <w:t xml:space="preserve">&lt;!-- </w:t>
       </w:r>
       <w:r>
         <w:rPr>
@@ -21056,21 +19896,12 @@
         </w:rPr>
         <w:t>&gt;</w:t>
       </w:r>
-      <w:proofErr w:type="gramStart"/>
-      <w:r>
-        <w:rPr>
-          <w:rFonts w:ascii="Times New Roman" w:hAnsi="Times New Roman"/>
-          <w:lang w:val="en-US"/>
-        </w:rPr>
-        <w:t>&lt;!--</w:t>
-      </w:r>
-      <w:proofErr w:type="gramEnd"/>
-      <w:r>
-        <w:rPr>
-          <w:rFonts w:ascii="Times New Roman" w:hAnsi="Times New Roman"/>
-          <w:lang w:val="en-US"/>
-        </w:rPr>
-        <w:t xml:space="preserve"> </w:t>
+      <w:r>
+        <w:rPr>
+          <w:rFonts w:ascii="Times New Roman" w:hAnsi="Times New Roman"/>
+          <w:lang w:val="en-US"/>
+        </w:rPr>
+        <w:t xml:space="preserve">&lt;!-- </w:t>
       </w:r>
       <w:r>
         <w:rPr>
@@ -21166,41 +19997,21 @@
           <w:szCs w:val="24"/>
           <w:lang w:val="en-US"/>
         </w:rPr>
-        <w:t>&lt;</w:t>
-      </w:r>
-      <w:proofErr w:type="spellStart"/>
-      <w:r>
-        <w:rPr>
-          <w:rFonts w:ascii="Times New Roman" w:hAnsi="Times New Roman"/>
-          <w:b/>
-          <w:bCs/>
-          <w:sz w:val="24"/>
-          <w:szCs w:val="24"/>
-          <w:lang w:val="en-US"/>
-        </w:rPr>
-        <w:t>TypeFuel</w:t>
-      </w:r>
-      <w:proofErr w:type="spellEnd"/>
-      <w:r>
-        <w:rPr>
-          <w:rFonts w:ascii="Times New Roman" w:hAnsi="Times New Roman"/>
-          <w:b/>
-          <w:bCs/>
-          <w:sz w:val="24"/>
-          <w:szCs w:val="24"/>
-          <w:lang w:val="en-US"/>
-        </w:rPr>
-        <w:t>&gt;</w:t>
-      </w:r>
-      <w:proofErr w:type="gramStart"/>
-      <w:r>
-        <w:rPr>
-          <w:rFonts w:ascii="Times New Roman" w:hAnsi="Times New Roman"/>
-          <w:lang w:val="en-US"/>
-        </w:rPr>
-        <w:t>&lt;!--</w:t>
-      </w:r>
-      <w:proofErr w:type="gramEnd"/>
+        <w:t>&lt;TypeFuel&gt;</w:t>
+      </w:r>
+      <w:r>
+        <w:rPr>
+          <w:rFonts w:ascii="Times New Roman" w:hAnsi="Times New Roman"/>
+          <w:lang w:val="en-US"/>
+        </w:rPr>
+        <w:t xml:space="preserve">&lt;!-- </w:t>
+      </w:r>
+      <w:r>
+        <w:rPr>
+          <w:rFonts w:ascii="Times New Roman" w:hAnsi="Times New Roman"/>
+        </w:rPr>
+        <w:t>Тип</w:t>
+      </w:r>
       <w:r>
         <w:rPr>
           <w:rFonts w:ascii="Times New Roman" w:hAnsi="Times New Roman"/>
@@ -21212,19 +20023,6 @@
         <w:rPr>
           <w:rFonts w:ascii="Times New Roman" w:hAnsi="Times New Roman"/>
         </w:rPr>
-        <w:t>Тип</w:t>
-      </w:r>
-      <w:r>
-        <w:rPr>
-          <w:rFonts w:ascii="Times New Roman" w:hAnsi="Times New Roman"/>
-          <w:lang w:val="en-US"/>
-        </w:rPr>
-        <w:t xml:space="preserve"> </w:t>
-      </w:r>
-      <w:r>
-        <w:rPr>
-          <w:rFonts w:ascii="Times New Roman" w:hAnsi="Times New Roman"/>
-        </w:rPr>
         <w:t>топлива</w:t>
       </w:r>
       <w:r>
@@ -21243,31 +20041,7 @@
           <w:szCs w:val="24"/>
           <w:lang w:val="en-US"/>
         </w:rPr>
-        <w:t>&lt;/</w:t>
-      </w:r>
-      <w:proofErr w:type="spellStart"/>
-      <w:r>
-        <w:rPr>
-          <w:rFonts w:ascii="Times New Roman" w:hAnsi="Times New Roman"/>
-          <w:b/>
-          <w:bCs/>
-          <w:sz w:val="24"/>
-          <w:szCs w:val="24"/>
-          <w:lang w:val="en-US"/>
-        </w:rPr>
-        <w:t>TypeFuel</w:t>
-      </w:r>
-      <w:proofErr w:type="spellEnd"/>
-      <w:r>
-        <w:rPr>
-          <w:rFonts w:ascii="Times New Roman" w:hAnsi="Times New Roman"/>
-          <w:b/>
-          <w:bCs/>
-          <w:sz w:val="24"/>
-          <w:szCs w:val="24"/>
-          <w:lang w:val="en-US"/>
-        </w:rPr>
-        <w:t>&gt;</w:t>
+        <w:t>&lt;/TypeFuel&gt;</w:t>
       </w:r>
     </w:p>
     <w:p>
@@ -21293,31 +20067,7 @@
           <w:szCs w:val="24"/>
           <w:lang w:val="en-US"/>
         </w:rPr>
-        <w:t xml:space="preserve">    &lt;/</w:t>
-      </w:r>
-      <w:proofErr w:type="spellStart"/>
-      <w:r>
-        <w:rPr>
-          <w:rFonts w:ascii="Times New Roman" w:hAnsi="Times New Roman"/>
-          <w:b/>
-          <w:bCs/>
-          <w:sz w:val="24"/>
-          <w:szCs w:val="24"/>
-          <w:lang w:val="en-US"/>
-        </w:rPr>
-        <w:t>AdditionalMotor</w:t>
-      </w:r>
-      <w:proofErr w:type="spellEnd"/>
-      <w:r>
-        <w:rPr>
-          <w:rFonts w:ascii="Times New Roman" w:hAnsi="Times New Roman"/>
-          <w:b/>
-          <w:bCs/>
-          <w:sz w:val="24"/>
-          <w:szCs w:val="24"/>
-          <w:lang w:val="en-US"/>
-        </w:rPr>
-        <w:t>&gt;</w:t>
+        <w:t xml:space="preserve">    &lt;/AdditionalMotor&gt;</w:t>
       </w:r>
     </w:p>
     <w:p>
@@ -21354,31 +20104,7 @@
           <w:szCs w:val="24"/>
           <w:lang w:val="en-US"/>
         </w:rPr>
-        <w:t>&lt;/</w:t>
-      </w:r>
-      <w:proofErr w:type="spellStart"/>
-      <w:r>
-        <w:rPr>
-          <w:rFonts w:ascii="Times New Roman" w:hAnsi="Times New Roman"/>
-          <w:b/>
-          <w:bCs/>
-          <w:sz w:val="24"/>
-          <w:szCs w:val="24"/>
-          <w:lang w:val="en-US"/>
-        </w:rPr>
-        <w:t>TransportBase</w:t>
-      </w:r>
-      <w:proofErr w:type="spellEnd"/>
-      <w:r>
-        <w:rPr>
-          <w:rFonts w:ascii="Times New Roman" w:hAnsi="Times New Roman"/>
-          <w:b/>
-          <w:bCs/>
-          <w:sz w:val="24"/>
-          <w:szCs w:val="24"/>
-          <w:lang w:val="en-US"/>
-        </w:rPr>
-        <w:t>&gt;</w:t>
+        <w:t>&lt;/TransportBase&gt;</w:t>
       </w:r>
     </w:p>
     <w:p>
@@ -21497,57 +20223,7 @@
           <w:szCs w:val="24"/>
           <w:lang w:val="en-US"/>
         </w:rPr>
-        <w:t>&lt;</w:t>
-      </w:r>
-      <w:proofErr w:type="spellStart"/>
-      <w:r>
-        <w:rPr>
-          <w:rFonts w:ascii="Times New Roman" w:hAnsi="Times New Roman"/>
-          <w:b/>
-          <w:bCs/>
-          <w:sz w:val="24"/>
-          <w:szCs w:val="24"/>
-          <w:lang w:val="en-US"/>
-        </w:rPr>
-        <w:t>TransportBase</w:t>
-      </w:r>
-      <w:proofErr w:type="spellEnd"/>
-      <w:r>
-        <w:rPr>
-          <w:rFonts w:ascii="Times New Roman" w:hAnsi="Times New Roman"/>
-          <w:b/>
-          <w:bCs/>
-          <w:sz w:val="24"/>
-          <w:szCs w:val="24"/>
-          <w:lang w:val="en-US"/>
-        </w:rPr>
-        <w:t xml:space="preserve"> </w:t>
-      </w:r>
-      <w:proofErr w:type="spellStart"/>
-      <w:proofErr w:type="gramStart"/>
-      <w:r>
-        <w:rPr>
-          <w:rFonts w:ascii="Times New Roman" w:hAnsi="Times New Roman"/>
-          <w:b/>
-          <w:bCs/>
-          <w:sz w:val="24"/>
-          <w:szCs w:val="24"/>
-          <w:lang w:val="en-US"/>
-        </w:rPr>
-        <w:t>xsi:type</w:t>
-      </w:r>
-      <w:proofErr w:type="spellEnd"/>
-      <w:proofErr w:type="gramEnd"/>
-      <w:r>
-        <w:rPr>
-          <w:rFonts w:ascii="Times New Roman" w:hAnsi="Times New Roman"/>
-          <w:b/>
-          <w:bCs/>
-          <w:sz w:val="24"/>
-          <w:szCs w:val="24"/>
-          <w:lang w:val="en-US"/>
-        </w:rPr>
-        <w:t>="Helicopter"&gt;</w:t>
+        <w:t>&lt;TransportBase xsi:type="Helicopter"&gt;</w:t>
       </w:r>
     </w:p>
     <w:p>
@@ -21575,21 +20251,12 @@
         </w:rPr>
         <w:t xml:space="preserve">    &lt;Mass&gt;</w:t>
       </w:r>
-      <w:proofErr w:type="gramStart"/>
-      <w:r>
-        <w:rPr>
-          <w:rFonts w:ascii="Times New Roman" w:hAnsi="Times New Roman"/>
-          <w:lang w:val="en-US"/>
-        </w:rPr>
-        <w:t>&lt;!--</w:t>
-      </w:r>
-      <w:proofErr w:type="gramEnd"/>
-      <w:r>
-        <w:rPr>
-          <w:rFonts w:ascii="Times New Roman" w:hAnsi="Times New Roman"/>
-          <w:lang w:val="en-US"/>
-        </w:rPr>
-        <w:t xml:space="preserve"> </w:t>
+      <w:r>
+        <w:rPr>
+          <w:rFonts w:ascii="Times New Roman" w:hAnsi="Times New Roman"/>
+          <w:lang w:val="en-US"/>
+        </w:rPr>
+        <w:t xml:space="preserve">&lt;!-- </w:t>
       </w:r>
       <w:r>
         <w:rPr>
@@ -21639,41 +20306,21 @@
           <w:szCs w:val="24"/>
           <w:lang w:val="en-US"/>
         </w:rPr>
-        <w:t xml:space="preserve">    &lt;</w:t>
-      </w:r>
-      <w:proofErr w:type="spellStart"/>
-      <w:r>
-        <w:rPr>
-          <w:rFonts w:ascii="Times New Roman" w:hAnsi="Times New Roman"/>
-          <w:b/>
-          <w:bCs/>
-          <w:sz w:val="24"/>
-          <w:szCs w:val="24"/>
-          <w:lang w:val="en-US"/>
-        </w:rPr>
-        <w:t>BladeLength</w:t>
-      </w:r>
-      <w:proofErr w:type="spellEnd"/>
-      <w:r>
-        <w:rPr>
-          <w:rFonts w:ascii="Times New Roman" w:hAnsi="Times New Roman"/>
-          <w:b/>
-          <w:bCs/>
-          <w:sz w:val="24"/>
-          <w:szCs w:val="24"/>
-          <w:lang w:val="en-US"/>
-        </w:rPr>
-        <w:t>&gt;</w:t>
-      </w:r>
-      <w:proofErr w:type="gramStart"/>
-      <w:r>
-        <w:rPr>
-          <w:rFonts w:ascii="Times New Roman" w:hAnsi="Times New Roman"/>
-          <w:lang w:val="en-US"/>
-        </w:rPr>
-        <w:t>&lt;!--</w:t>
-      </w:r>
-      <w:proofErr w:type="gramEnd"/>
+        <w:t xml:space="preserve">    &lt;BladeLength&gt;</w:t>
+      </w:r>
+      <w:r>
+        <w:rPr>
+          <w:rFonts w:ascii="Times New Roman" w:hAnsi="Times New Roman"/>
+          <w:lang w:val="en-US"/>
+        </w:rPr>
+        <w:t xml:space="preserve">&lt;!-- </w:t>
+      </w:r>
+      <w:r>
+        <w:rPr>
+          <w:rFonts w:ascii="Times New Roman" w:hAnsi="Times New Roman"/>
+        </w:rPr>
+        <w:t>Размах</w:t>
+      </w:r>
       <w:r>
         <w:rPr>
           <w:rFonts w:ascii="Times New Roman" w:hAnsi="Times New Roman"/>
@@ -21685,19 +20332,6 @@
         <w:rPr>
           <w:rFonts w:ascii="Times New Roman" w:hAnsi="Times New Roman"/>
         </w:rPr>
-        <w:t>Размах</w:t>
-      </w:r>
-      <w:r>
-        <w:rPr>
-          <w:rFonts w:ascii="Times New Roman" w:hAnsi="Times New Roman"/>
-          <w:lang w:val="en-US"/>
-        </w:rPr>
-        <w:t xml:space="preserve"> </w:t>
-      </w:r>
-      <w:r>
-        <w:rPr>
-          <w:rFonts w:ascii="Times New Roman" w:hAnsi="Times New Roman"/>
-        </w:rPr>
         <w:t>лопастей</w:t>
       </w:r>
       <w:r>
@@ -21716,31 +20350,7 @@
           <w:szCs w:val="24"/>
           <w:lang w:val="en-US"/>
         </w:rPr>
-        <w:t>&lt;/</w:t>
-      </w:r>
-      <w:proofErr w:type="spellStart"/>
-      <w:r>
-        <w:rPr>
-          <w:rFonts w:ascii="Times New Roman" w:hAnsi="Times New Roman"/>
-          <w:b/>
-          <w:bCs/>
-          <w:sz w:val="24"/>
-          <w:szCs w:val="24"/>
-          <w:lang w:val="en-US"/>
-        </w:rPr>
-        <w:t>BladeLength</w:t>
-      </w:r>
-      <w:proofErr w:type="spellEnd"/>
-      <w:r>
-        <w:rPr>
-          <w:rFonts w:ascii="Times New Roman" w:hAnsi="Times New Roman"/>
-          <w:b/>
-          <w:bCs/>
-          <w:sz w:val="24"/>
-          <w:szCs w:val="24"/>
-          <w:lang w:val="en-US"/>
-        </w:rPr>
-        <w:t>&gt;</w:t>
+        <w:t>&lt;/BladeLength&gt;</w:t>
       </w:r>
     </w:p>
     <w:p>
@@ -21768,21 +20378,12 @@
         </w:rPr>
         <w:t xml:space="preserve">    &lt;Motor&gt;</w:t>
       </w:r>
-      <w:proofErr w:type="gramStart"/>
-      <w:r>
-        <w:rPr>
-          <w:rFonts w:ascii="Times New Roman" w:hAnsi="Times New Roman"/>
-          <w:lang w:val="en-US"/>
-        </w:rPr>
-        <w:t>&lt;!--</w:t>
-      </w:r>
-      <w:proofErr w:type="gramEnd"/>
-      <w:r>
-        <w:rPr>
-          <w:rFonts w:ascii="Times New Roman" w:hAnsi="Times New Roman"/>
-          <w:lang w:val="en-US"/>
-        </w:rPr>
-        <w:t xml:space="preserve"> </w:t>
+      <w:r>
+        <w:rPr>
+          <w:rFonts w:ascii="Times New Roman" w:hAnsi="Times New Roman"/>
+          <w:lang w:val="en-US"/>
+        </w:rPr>
+        <w:t xml:space="preserve">&lt;!-- </w:t>
       </w:r>
       <w:r>
         <w:rPr>
@@ -21823,21 +20424,12 @@
         </w:rPr>
         <w:t xml:space="preserve">      &lt;Capacity&gt;</w:t>
       </w:r>
-      <w:proofErr w:type="gramStart"/>
-      <w:r>
-        <w:rPr>
-          <w:rFonts w:ascii="Times New Roman" w:hAnsi="Times New Roman"/>
-          <w:lang w:val="en-US"/>
-        </w:rPr>
-        <w:t>&lt;!--</w:t>
-      </w:r>
-      <w:proofErr w:type="gramEnd"/>
-      <w:r>
-        <w:rPr>
-          <w:rFonts w:ascii="Times New Roman" w:hAnsi="Times New Roman"/>
-          <w:lang w:val="en-US"/>
-        </w:rPr>
-        <w:t xml:space="preserve"> </w:t>
+      <w:r>
+        <w:rPr>
+          <w:rFonts w:ascii="Times New Roman" w:hAnsi="Times New Roman"/>
+          <w:lang w:val="en-US"/>
+        </w:rPr>
+        <w:t xml:space="preserve">&lt;!-- </w:t>
       </w:r>
       <w:r>
         <w:rPr>
@@ -21900,41 +20492,21 @@
           <w:szCs w:val="24"/>
           <w:lang w:val="en-US"/>
         </w:rPr>
-        <w:t xml:space="preserve">      &lt;</w:t>
-      </w:r>
-      <w:proofErr w:type="spellStart"/>
-      <w:r>
-        <w:rPr>
-          <w:rFonts w:ascii="Times New Roman" w:hAnsi="Times New Roman"/>
-          <w:b/>
-          <w:bCs/>
-          <w:sz w:val="24"/>
-          <w:szCs w:val="24"/>
-          <w:lang w:val="en-US"/>
-        </w:rPr>
-        <w:t>TypeFuel</w:t>
-      </w:r>
-      <w:proofErr w:type="spellEnd"/>
-      <w:r>
-        <w:rPr>
-          <w:rFonts w:ascii="Times New Roman" w:hAnsi="Times New Roman"/>
-          <w:b/>
-          <w:bCs/>
-          <w:sz w:val="24"/>
-          <w:szCs w:val="24"/>
-          <w:lang w:val="en-US"/>
-        </w:rPr>
-        <w:t>&gt;</w:t>
-      </w:r>
-      <w:proofErr w:type="gramStart"/>
-      <w:r>
-        <w:rPr>
-          <w:rFonts w:ascii="Times New Roman" w:hAnsi="Times New Roman"/>
-          <w:lang w:val="en-US"/>
-        </w:rPr>
-        <w:t>&lt;!--</w:t>
-      </w:r>
-      <w:proofErr w:type="gramEnd"/>
+        <w:t xml:space="preserve">      &lt;TypeFuel&gt;</w:t>
+      </w:r>
+      <w:r>
+        <w:rPr>
+          <w:rFonts w:ascii="Times New Roman" w:hAnsi="Times New Roman"/>
+          <w:lang w:val="en-US"/>
+        </w:rPr>
+        <w:t xml:space="preserve">&lt;!-- </w:t>
+      </w:r>
+      <w:r>
+        <w:rPr>
+          <w:rFonts w:ascii="Times New Roman" w:hAnsi="Times New Roman"/>
+        </w:rPr>
+        <w:t>Тип</w:t>
+      </w:r>
       <w:r>
         <w:rPr>
           <w:rFonts w:ascii="Times New Roman" w:hAnsi="Times New Roman"/>
@@ -21946,19 +20518,6 @@
         <w:rPr>
           <w:rFonts w:ascii="Times New Roman" w:hAnsi="Times New Roman"/>
         </w:rPr>
-        <w:t>Тип</w:t>
-      </w:r>
-      <w:r>
-        <w:rPr>
-          <w:rFonts w:ascii="Times New Roman" w:hAnsi="Times New Roman"/>
-          <w:lang w:val="en-US"/>
-        </w:rPr>
-        <w:t xml:space="preserve"> </w:t>
-      </w:r>
-      <w:r>
-        <w:rPr>
-          <w:rFonts w:ascii="Times New Roman" w:hAnsi="Times New Roman"/>
-        </w:rPr>
         <w:t>топлива</w:t>
       </w:r>
       <w:r>
@@ -21977,31 +20536,7 @@
           <w:szCs w:val="24"/>
           <w:lang w:val="en-US"/>
         </w:rPr>
-        <w:t>&lt;/</w:t>
-      </w:r>
-      <w:proofErr w:type="spellStart"/>
-      <w:r>
-        <w:rPr>
-          <w:rFonts w:ascii="Times New Roman" w:hAnsi="Times New Roman"/>
-          <w:b/>
-          <w:bCs/>
-          <w:sz w:val="24"/>
-          <w:szCs w:val="24"/>
-          <w:lang w:val="en-US"/>
-        </w:rPr>
-        <w:t>TypeFuel</w:t>
-      </w:r>
-      <w:proofErr w:type="spellEnd"/>
-      <w:r>
-        <w:rPr>
-          <w:rFonts w:ascii="Times New Roman" w:hAnsi="Times New Roman"/>
-          <w:b/>
-          <w:bCs/>
-          <w:sz w:val="24"/>
-          <w:szCs w:val="24"/>
-          <w:lang w:val="en-US"/>
-        </w:rPr>
-        <w:t>&gt;</w:t>
+        <w:t>&lt;/TypeFuel&gt;</w:t>
       </w:r>
     </w:p>
     <w:p>
@@ -22015,6 +20550,7 @@
           <w:bCs/>
           <w:sz w:val="24"/>
           <w:szCs w:val="24"/>
+          <w:lang w:val="en-US"/>
         </w:rPr>
       </w:pPr>
       <w:r>
@@ -22035,6 +20571,7 @@
           <w:bCs/>
           <w:sz w:val="24"/>
           <w:szCs w:val="24"/>
+          <w:lang w:val="en-US"/>
         </w:rPr>
         <w:t>&lt;/</w:t>
       </w:r>
@@ -22056,6 +20593,7 @@
           <w:bCs/>
           <w:sz w:val="24"/>
           <w:szCs w:val="24"/>
+          <w:lang w:val="en-US"/>
         </w:rPr>
         <w:t>&gt;</w:t>
       </w:r>
@@ -22080,6 +20618,7 @@
           <w:bCs/>
           <w:sz w:val="24"/>
           <w:szCs w:val="24"/>
+          <w:lang w:val="en-US"/>
         </w:rPr>
         <w:t xml:space="preserve">  </w:t>
       </w:r>
@@ -22093,7 +20632,6 @@
         </w:rPr>
         <w:t>&lt;/</w:t>
       </w:r>
-      <w:proofErr w:type="spellStart"/>
       <w:r>
         <w:rPr>
           <w:rFonts w:ascii="Times New Roman" w:hAnsi="Times New Roman"/>
@@ -22105,7 +20643,6 @@
         </w:rPr>
         <w:t>TransportBase</w:t>
       </w:r>
-      <w:proofErr w:type="spellEnd"/>
       <w:r>
         <w:rPr>
           <w:rFonts w:ascii="Times New Roman" w:hAnsi="Times New Roman"/>
@@ -22571,7 +21108,15 @@
           <w:rFonts w:ascii="Times New Roman" w:hAnsi="Times New Roman"/>
           <w:sz w:val="28"/>
         </w:rPr>
-        <w:t xml:space="preserve">, т, в диапазоне от 0 до </w:t>
+        <w:t xml:space="preserve">, т, в диапазоне от </w:t>
+      </w:r>
+      <w:commentRangeStart w:id="41"/>
+      <w:r>
+        <w:rPr>
+          <w:rFonts w:ascii="Times New Roman" w:hAnsi="Times New Roman"/>
+          <w:sz w:val="28"/>
+        </w:rPr>
+        <w:t xml:space="preserve">0 до </w:t>
       </w:r>
       <w:r>
         <w:rPr>
@@ -22589,6 +21134,13 @@
           <w:vertAlign w:val="superscript"/>
         </w:rPr>
         <w:t>308</w:t>
+      </w:r>
+      <w:commentRangeEnd w:id="41"/>
+      <w:r>
+        <w:rPr>
+          <w:rStyle w:val="ad"/>
+        </w:rPr>
+        <w:commentReference w:id="41"/>
       </w:r>
       <w:r>
         <w:rPr>
@@ -22609,7 +21161,6 @@
           <w:sz w:val="28"/>
         </w:rPr>
       </w:pPr>
-      <w:proofErr w:type="spellStart"/>
       <w:r>
         <w:rPr>
           <w:rFonts w:ascii="Times New Roman" w:hAnsi="Times New Roman"/>
@@ -22642,7 +21193,6 @@
         </w:rPr>
         <w:t>ns</w:t>
       </w:r>
-      <w:proofErr w:type="spellEnd"/>
       <w:r>
         <w:rPr>
           <w:rFonts w:ascii="Times New Roman" w:hAnsi="Times New Roman"/>
@@ -22665,23 +21215,7 @@
           <w:rFonts w:ascii="Times New Roman" w:hAnsi="Times New Roman"/>
           <w:sz w:val="28"/>
         </w:rPr>
-        <w:t xml:space="preserve">, </w:t>
-      </w:r>
-      <w:proofErr w:type="spellStart"/>
-      <w:r>
-        <w:rPr>
-          <w:rFonts w:ascii="Times New Roman" w:hAnsi="Times New Roman"/>
-          <w:sz w:val="28"/>
-        </w:rPr>
-        <w:t>о.е</w:t>
-      </w:r>
-      <w:proofErr w:type="spellEnd"/>
-      <w:r>
-        <w:rPr>
-          <w:rFonts w:ascii="Times New Roman" w:hAnsi="Times New Roman"/>
-          <w:sz w:val="28"/>
-        </w:rPr>
-        <w:t>.</w:t>
+        <w:t>, о.е.</w:t>
       </w:r>
     </w:p>
     <w:p>
@@ -22725,7 +21259,6 @@
         </w:rPr>
         <w:t xml:space="preserve"> </w:t>
       </w:r>
-      <w:proofErr w:type="spellStart"/>
       <w:r>
         <w:rPr>
           <w:rFonts w:ascii="Times New Roman" w:hAnsi="Times New Roman"/>
@@ -22758,7 +21291,6 @@
         </w:rPr>
         <w:t>ons</w:t>
       </w:r>
-      <w:proofErr w:type="spellEnd"/>
       <w:r>
         <w:rPr>
           <w:rFonts w:ascii="Times New Roman" w:hAnsi="Times New Roman"/>
@@ -22833,7 +21365,6 @@
         </w:rPr>
         <w:t xml:space="preserve"> 100 </w:t>
       </w:r>
-      <w:proofErr w:type="spellStart"/>
       <w:r>
         <w:rPr>
           <w:rFonts w:ascii="Times New Roman" w:hAnsi="Times New Roman"/>
@@ -22866,7 +21397,6 @@
         </w:rPr>
         <w:t>ns</w:t>
       </w:r>
-      <w:proofErr w:type="spellEnd"/>
       <w:r>
         <w:rPr>
           <w:rFonts w:ascii="Times New Roman" w:hAnsi="Times New Roman"/>
@@ -22951,7 +21481,6 @@
         </w:rPr>
         <w:t xml:space="preserve"> 200 </w:t>
       </w:r>
-      <w:proofErr w:type="spellStart"/>
       <w:r>
         <w:rPr>
           <w:rFonts w:ascii="Times New Roman" w:hAnsi="Times New Roman"/>
@@ -22984,7 +21513,6 @@
         </w:rPr>
         <w:t>ns</w:t>
       </w:r>
-      <w:proofErr w:type="spellEnd"/>
       <w:r>
         <w:rPr>
           <w:rFonts w:ascii="Times New Roman" w:hAnsi="Times New Roman"/>
@@ -23030,7 +21558,6 @@
         </w:rPr>
         <w:t xml:space="preserve"> </w:t>
       </w:r>
-      <w:proofErr w:type="spellStart"/>
       <w:r>
         <w:rPr>
           <w:rFonts w:ascii="Times New Roman" w:hAnsi="Times New Roman"/>
@@ -23063,7 +21590,6 @@
         </w:rPr>
         <w:t>ns</w:t>
       </w:r>
-      <w:proofErr w:type="spellEnd"/>
       <w:r>
         <w:rPr>
           <w:rFonts w:ascii="Times New Roman" w:hAnsi="Times New Roman"/>
@@ -23470,7 +21996,15 @@
           <w:rFonts w:ascii="Times New Roman" w:hAnsi="Times New Roman"/>
           <w:sz w:val="28"/>
         </w:rPr>
-        <w:t>, т, в диапазоне от 0 до 1,7 × 10</w:t>
+        <w:t xml:space="preserve">, т, в диапазоне от </w:t>
+      </w:r>
+      <w:commentRangeStart w:id="42"/>
+      <w:r>
+        <w:rPr>
+          <w:rFonts w:ascii="Times New Roman" w:hAnsi="Times New Roman"/>
+          <w:sz w:val="28"/>
+        </w:rPr>
+        <w:t>0 до 1,7 × 10</w:t>
       </w:r>
       <w:r>
         <w:rPr>
@@ -23481,6 +22015,13 @@
           <w:vertAlign w:val="superscript"/>
         </w:rPr>
         <w:t>308</w:t>
+      </w:r>
+      <w:commentRangeEnd w:id="42"/>
+      <w:r>
+        <w:rPr>
+          <w:rStyle w:val="ad"/>
+        </w:rPr>
+        <w:commentReference w:id="42"/>
       </w:r>
       <w:r>
         <w:rPr>
@@ -23573,17 +22114,8 @@
           <w:rFonts w:ascii="Times New Roman" w:hAnsi="Times New Roman"/>
           <w:sz w:val="28"/>
         </w:rPr>
-        <w:t xml:space="preserve">, </w:t>
-      </w:r>
-      <w:proofErr w:type="spellStart"/>
-      <w:r>
-        <w:rPr>
-          <w:rFonts w:ascii="Times New Roman" w:hAnsi="Times New Roman"/>
-          <w:sz w:val="28"/>
-        </w:rPr>
-        <w:t>о.е</w:t>
-      </w:r>
-      <w:proofErr w:type="spellEnd"/>
+        <w:t>, о.е</w:t>
+      </w:r>
       <w:r>
         <w:rPr>
           <w:rFonts w:ascii="Times New Roman" w:hAnsi="Times New Roman"/>
@@ -23676,23 +22208,7 @@
           <w:rFonts w:ascii="Times New Roman" w:hAnsi="Times New Roman"/>
           <w:sz w:val="28"/>
         </w:rPr>
-        <w:t xml:space="preserve">, </w:t>
-      </w:r>
-      <w:proofErr w:type="spellStart"/>
-      <w:r>
-        <w:rPr>
-          <w:rFonts w:ascii="Times New Roman" w:hAnsi="Times New Roman"/>
-          <w:sz w:val="28"/>
-        </w:rPr>
-        <w:t>о.е</w:t>
-      </w:r>
-      <w:proofErr w:type="spellEnd"/>
-      <w:r>
-        <w:rPr>
-          <w:rFonts w:ascii="Times New Roman" w:hAnsi="Times New Roman"/>
-          <w:sz w:val="28"/>
-        </w:rPr>
-        <w:t>.</w:t>
+        <w:t>, о.е.</w:t>
       </w:r>
     </w:p>
     <w:p>
@@ -23892,7 +22408,6 @@
         </w:rPr>
         <w:t xml:space="preserve">тся аналогично коэффициенту </w:t>
       </w:r>
-      <w:proofErr w:type="spellStart"/>
       <w:r>
         <w:rPr>
           <w:rFonts w:ascii="Times New Roman" w:hAnsi="Times New Roman"/>
@@ -23925,7 +22440,6 @@
         </w:rPr>
         <w:t>ons</w:t>
       </w:r>
-      <w:proofErr w:type="spellEnd"/>
       <w:r>
         <w:rPr>
           <w:rFonts w:ascii="Times New Roman" w:hAnsi="Times New Roman"/>
@@ -24198,7 +22712,15 @@
           <w:rFonts w:ascii="Times New Roman" w:hAnsi="Times New Roman"/>
           <w:sz w:val="28"/>
         </w:rPr>
-        <w:t>, т, в диапазоне от 0 до 1,7 × 10</w:t>
+        <w:t xml:space="preserve">, т, </w:t>
+      </w:r>
+      <w:commentRangeStart w:id="43"/>
+      <w:r>
+        <w:rPr>
+          <w:rFonts w:ascii="Times New Roman" w:hAnsi="Times New Roman"/>
+          <w:sz w:val="28"/>
+        </w:rPr>
+        <w:t>в диапазоне от 0 до 1,7 × 10</w:t>
       </w:r>
       <w:r>
         <w:rPr>
@@ -24272,6 +22794,13 @@
         </w:rPr>
         <w:t>308</w:t>
       </w:r>
+      <w:commentRangeEnd w:id="43"/>
+      <w:r>
+        <w:rPr>
+          <w:rStyle w:val="ad"/>
+        </w:rPr>
+        <w:commentReference w:id="43"/>
+      </w:r>
       <w:r>
         <w:rPr>
           <w:rFonts w:ascii="Times New Roman" w:hAnsi="Times New Roman"/>
@@ -24291,7 +22820,6 @@
           <w:sz w:val="28"/>
         </w:rPr>
       </w:pPr>
-      <w:proofErr w:type="spellStart"/>
       <w:r>
         <w:rPr>
           <w:rFonts w:ascii="Times New Roman" w:hAnsi="Times New Roman"/>
@@ -24324,7 +22852,6 @@
         </w:rPr>
         <w:t>ns</w:t>
       </w:r>
-      <w:proofErr w:type="spellEnd"/>
       <w:r>
         <w:rPr>
           <w:rFonts w:ascii="Times New Roman" w:hAnsi="Times New Roman"/>
@@ -24347,23 +22874,7 @@
           <w:rFonts w:ascii="Times New Roman" w:hAnsi="Times New Roman"/>
           <w:sz w:val="28"/>
         </w:rPr>
-        <w:t xml:space="preserve">, </w:t>
-      </w:r>
-      <w:proofErr w:type="spellStart"/>
-      <w:r>
-        <w:rPr>
-          <w:rFonts w:ascii="Times New Roman" w:hAnsi="Times New Roman"/>
-          <w:sz w:val="28"/>
-        </w:rPr>
-        <w:t>о.е</w:t>
-      </w:r>
-      <w:proofErr w:type="spellEnd"/>
-      <w:r>
-        <w:rPr>
-          <w:rFonts w:ascii="Times New Roman" w:hAnsi="Times New Roman"/>
-          <w:sz w:val="28"/>
-        </w:rPr>
-        <w:t>.</w:t>
+        <w:t>, о.е.</w:t>
       </w:r>
     </w:p>
     <w:p>
@@ -25516,7 +24027,16 @@
           <w:sz w:val="28"/>
           <w:shd w:val="clear" w:color="auto" w:fill="FFFFFF" w:themeFill="background1"/>
         </w:rPr>
-        <w:t xml:space="preserve"> Объём оперативной памяти не менее 2 ГБ.</w:t>
+        <w:t xml:space="preserve"> </w:t>
+      </w:r>
+      <w:commentRangeStart w:id="44"/>
+      <w:r>
+        <w:rPr>
+          <w:rFonts w:ascii="Times New Roman" w:hAnsi="Times New Roman"/>
+          <w:sz w:val="28"/>
+          <w:shd w:val="clear" w:color="auto" w:fill="FFFFFF" w:themeFill="background1"/>
+        </w:rPr>
+        <w:t>Объём оперативной памяти не менее 2 ГБ.</w:t>
       </w:r>
     </w:p>
     <w:p>
@@ -25630,6 +24150,13 @@
           <w:shd w:val="clear" w:color="auto" w:fill="FFFFFF" w:themeFill="background1"/>
         </w:rPr>
         <w:t>.</w:t>
+      </w:r>
+      <w:commentRangeEnd w:id="44"/>
+      <w:r>
+        <w:rPr>
+          <w:rStyle w:val="ad"/>
+        </w:rPr>
+        <w:commentReference w:id="44"/>
       </w:r>
     </w:p>
     <w:p>
@@ -25663,8 +24190,132 @@
 </w:document>
 </file>
 
+<file path=word/comments.xml><?xml version="1.0" encoding="utf-8"?>
+<w:comments xmlns:wpc="http://schemas.microsoft.com/office/word/2010/wordprocessingCanvas" xmlns:cx="http://schemas.microsoft.com/office/drawing/2014/chartex" xmlns:cx1="http://schemas.microsoft.com/office/drawing/2015/9/8/chartex" xmlns:cx2="http://schemas.microsoft.com/office/drawing/2015/10/21/chartex" xmlns:cx3="http://schemas.microsoft.com/office/drawing/2016/5/9/chartex" xmlns:cx4="http://schemas.microsoft.com/office/drawing/2016/5/10/chartex" xmlns:cx5="http://schemas.microsoft.com/office/drawing/2016/5/11/chartex" xmlns:cx6="http://schemas.microsoft.com/office/drawing/2016/5/12/chartex" xmlns:cx7="http://schemas.microsoft.com/office/drawing/2016/5/13/chartex" xmlns:cx8="http://schemas.microsoft.com/office/drawing/2016/5/14/chartex" xmlns:mc="http://schemas.openxmlformats.org/markup-compatibility/2006" xmlns:aink="http://schemas.microsoft.com/office/drawing/2016/ink" xmlns:am3d="http://schemas.microsoft.com/office/drawing/2017/model3d" xmlns:o="urn:schemas-microsoft-com:office:office" xmlns:r="http://schemas.openxmlformats.org/officeDocument/2006/relationships" xmlns:m="http://schemas.openxmlformats.org/officeDocument/2006/math" xmlns:v="urn:schemas-microsoft-com:vml" xmlns:wp14="http://schemas.microsoft.com/office/word/2010/wordprocessingDrawing" xmlns:wp="http://schemas.openxmlformats.org/drawingml/2006/wordprocessingDrawing" xmlns:w10="urn:schemas-microsoft-com:office:word" xmlns:w="http://schemas.openxmlformats.org/wordprocessingml/2006/main" xmlns:w14="http://schemas.microsoft.com/office/word/2010/wordml" xmlns:w15="http://schemas.microsoft.com/office/word/2012/wordml" xmlns:w16cex="http://schemas.microsoft.com/office/word/2018/wordml/cex" xmlns:w16cid="http://schemas.microsoft.com/office/word/2016/wordml/cid" xmlns:w16="http://schemas.microsoft.com/office/word/2018/wordml" xmlns:w16sdtdh="http://schemas.microsoft.com/office/word/2020/wordml/sdtdatahash" xmlns:w16se="http://schemas.microsoft.com/office/word/2015/wordml/symex" xmlns:wpg="http://schemas.microsoft.com/office/word/2010/wordprocessingGroup" xmlns:wpi="http://schemas.microsoft.com/office/word/2010/wordprocessingInk" xmlns:wne="http://schemas.microsoft.com/office/word/2006/wordml" xmlns:wps="http://schemas.microsoft.com/office/word/2010/wordprocessingShape" mc:Ignorable="w14 w15 w16se w16cid w16 w16cex w16sdtdh wp14">
+  <w:comment w:id="16" w:author="Aleksey A. Kalentev" w:date="2025-10-31T13:47:00Z" w:initials="AAK">
+    <w:p>
+      <w:pPr>
+        <w:pStyle w:val="ae"/>
+      </w:pPr>
+      <w:r>
+        <w:rPr>
+          <w:rStyle w:val="ad"/>
+        </w:rPr>
+        <w:annotationRef/>
+      </w:r>
+      <w:r>
+        <w:t xml:space="preserve">Убрать части </w:t>
+      </w:r>
+      <w:r>
+        <w:rPr>
+          <w:lang w:val="en-US"/>
+        </w:rPr>
+        <w:t xml:space="preserve">partial </w:t>
+      </w:r>
+      <w:r>
+        <w:t>классов</w:t>
+      </w:r>
+    </w:p>
+  </w:comment>
+  <w:comment w:id="41" w:author="Aleksey A. Kalentev" w:date="2025-10-31T13:48:00Z" w:initials="AAK">
+    <w:p>
+      <w:pPr>
+        <w:pStyle w:val="ae"/>
+      </w:pPr>
+      <w:r>
+        <w:rPr>
+          <w:rStyle w:val="ad"/>
+        </w:rPr>
+        <w:annotationRef/>
+      </w:r>
+      <w:r>
+        <w:t>Ограничения.</w:t>
+      </w:r>
+    </w:p>
+  </w:comment>
+  <w:comment w:id="42" w:author="Aleksey A. Kalentev" w:date="2025-10-31T13:49:00Z" w:initials="AAK">
+    <w:p>
+      <w:pPr>
+        <w:pStyle w:val="ae"/>
+      </w:pPr>
+      <w:r>
+        <w:rPr>
+          <w:rStyle w:val="ad"/>
+        </w:rPr>
+        <w:annotationRef/>
+      </w:r>
+      <w:r>
+        <w:t>?</w:t>
+      </w:r>
+    </w:p>
+  </w:comment>
+  <w:comment w:id="43" w:author="Aleksey A. Kalentev" w:date="2025-10-31T13:49:00Z" w:initials="AAK">
+    <w:p>
+      <w:pPr>
+        <w:pStyle w:val="ae"/>
+      </w:pPr>
+      <w:r>
+        <w:rPr>
+          <w:rStyle w:val="ad"/>
+        </w:rPr>
+        <w:annotationRef/>
+      </w:r>
+      <w:r>
+        <w:t>?</w:t>
+      </w:r>
+    </w:p>
+  </w:comment>
+  <w:comment w:id="44" w:author="Aleksey A. Kalentev" w:date="2025-10-31T13:49:00Z" w:initials="AAK">
+    <w:p>
+      <w:pPr>
+        <w:pStyle w:val="ae"/>
+      </w:pPr>
+      <w:r>
+        <w:rPr>
+          <w:rStyle w:val="ad"/>
+        </w:rPr>
+        <w:annotationRef/>
+      </w:r>
+      <w:r>
+        <w:t>?</w:t>
+      </w:r>
+    </w:p>
+  </w:comment>
+</w:comments>
+</file>
+
+<file path=word/commentsExtended.xml><?xml version="1.0" encoding="utf-8"?>
+<w15:commentsEx xmlns:wpc="http://schemas.microsoft.com/office/word/2010/wordprocessingCanvas" xmlns:cx="http://schemas.microsoft.com/office/drawing/2014/chartex" xmlns:cx1="http://schemas.microsoft.com/office/drawing/2015/9/8/chartex" xmlns:cx2="http://schemas.microsoft.com/office/drawing/2015/10/21/chartex" xmlns:cx3="http://schemas.microsoft.com/office/drawing/2016/5/9/chartex" xmlns:cx4="http://schemas.microsoft.com/office/drawing/2016/5/10/chartex" xmlns:cx5="http://schemas.microsoft.com/office/drawing/2016/5/11/chartex" xmlns:cx6="http://schemas.microsoft.com/office/drawing/2016/5/12/chartex" xmlns:cx7="http://schemas.microsoft.com/office/drawing/2016/5/13/chartex" xmlns:cx8="http://schemas.microsoft.com/office/drawing/2016/5/14/chartex" xmlns:mc="http://schemas.openxmlformats.org/markup-compatibility/2006" xmlns:aink="http://schemas.microsoft.com/office/drawing/2016/ink" xmlns:am3d="http://schemas.microsoft.com/office/drawing/2017/model3d" xmlns:o="urn:schemas-microsoft-com:office:office" xmlns:r="http://schemas.openxmlformats.org/officeDocument/2006/relationships" xmlns:m="http://schemas.openxmlformats.org/officeDocument/2006/math" xmlns:v="urn:schemas-microsoft-com:vml" xmlns:wp14="http://schemas.microsoft.com/office/word/2010/wordprocessingDrawing" xmlns:wp="http://schemas.openxmlformats.org/drawingml/2006/wordprocessingDrawing" xmlns:w10="urn:schemas-microsoft-com:office:word" xmlns:w="http://schemas.openxmlformats.org/wordprocessingml/2006/main" xmlns:w14="http://schemas.microsoft.com/office/word/2010/wordml" xmlns:w15="http://schemas.microsoft.com/office/word/2012/wordml" xmlns:w16cex="http://schemas.microsoft.com/office/word/2018/wordml/cex" xmlns:w16cid="http://schemas.microsoft.com/office/word/2016/wordml/cid" xmlns:w16="http://schemas.microsoft.com/office/word/2018/wordml" xmlns:w16sdtdh="http://schemas.microsoft.com/office/word/2020/wordml/sdtdatahash" xmlns:w16se="http://schemas.microsoft.com/office/word/2015/wordml/symex" xmlns:wpg="http://schemas.microsoft.com/office/word/2010/wordprocessingGroup" xmlns:wpi="http://schemas.microsoft.com/office/word/2010/wordprocessingInk" xmlns:wne="http://schemas.microsoft.com/office/word/2006/wordml" xmlns:wps="http://schemas.microsoft.com/office/word/2010/wordprocessingShape" mc:Ignorable="w14 w15 w16se w16cid w16 w16cex w16sdtdh wp14">
+  <w15:commentEx w15:paraId="56C805EE" w15:done="0"/>
+  <w15:commentEx w15:paraId="71EBE451" w15:done="0"/>
+  <w15:commentEx w15:paraId="3E0A1DD6" w15:done="0"/>
+  <w15:commentEx w15:paraId="696CB3F1" w15:done="0"/>
+  <w15:commentEx w15:paraId="654CE584" w15:done="0"/>
+</w15:commentsEx>
+</file>
+
+<file path=word/commentsExtensible.xml><?xml version="1.0" encoding="utf-8"?>
+<w16cex:commentsExtensible xmlns:wpc="http://schemas.microsoft.com/office/word/2010/wordprocessingCanvas" xmlns:cx="http://schemas.microsoft.com/office/drawing/2014/chartex" xmlns:cx1="http://schemas.microsoft.com/office/drawing/2015/9/8/chartex" xmlns:cx2="http://schemas.microsoft.com/office/drawing/2015/10/21/chartex" xmlns:cx3="http://schemas.microsoft.com/office/drawing/2016/5/9/chartex" xmlns:cx4="http://schemas.microsoft.com/office/drawing/2016/5/10/chartex" xmlns:cx5="http://schemas.microsoft.com/office/drawing/2016/5/11/chartex" xmlns:cx6="http://schemas.microsoft.com/office/drawing/2016/5/12/chartex" xmlns:cx7="http://schemas.microsoft.com/office/drawing/2016/5/13/chartex" xmlns:cx8="http://schemas.microsoft.com/office/drawing/2016/5/14/chartex" xmlns:mc="http://schemas.openxmlformats.org/markup-compatibility/2006" xmlns:aink="http://schemas.microsoft.com/office/drawing/2016/ink" xmlns:am3d="http://schemas.microsoft.com/office/drawing/2017/model3d" xmlns:o="urn:schemas-microsoft-com:office:office" xmlns:r="http://schemas.openxmlformats.org/officeDocument/2006/relationships" xmlns:m="http://schemas.openxmlformats.org/officeDocument/2006/math" xmlns:v="urn:schemas-microsoft-com:vml" xmlns:wp14="http://schemas.microsoft.com/office/word/2010/wordprocessingDrawing" xmlns:wp="http://schemas.openxmlformats.org/drawingml/2006/wordprocessingDrawing" xmlns:w10="urn:schemas-microsoft-com:office:word" xmlns:w="http://schemas.openxmlformats.org/wordprocessingml/2006/main" xmlns:w14="http://schemas.microsoft.com/office/word/2010/wordml" xmlns:w15="http://schemas.microsoft.com/office/word/2012/wordml" xmlns:w16cex="http://schemas.microsoft.com/office/word/2018/wordml/cex" xmlns:w16cid="http://schemas.microsoft.com/office/word/2016/wordml/cid" xmlns:w16="http://schemas.microsoft.com/office/word/2018/wordml" xmlns:w16sdtdh="http://schemas.microsoft.com/office/word/2020/wordml/sdtdatahash" xmlns:w16se="http://schemas.microsoft.com/office/word/2015/wordml/symex" xmlns:wpg="http://schemas.microsoft.com/office/word/2010/wordprocessingGroup" xmlns:wpi="http://schemas.microsoft.com/office/word/2010/wordprocessingInk" xmlns:wne="http://schemas.microsoft.com/office/word/2006/wordml" xmlns:wps="http://schemas.microsoft.com/office/word/2010/wordprocessingShape" mc:Ignorable="w14 w15 w16se w16cid w16 w16cex w16sdtdh wp14">
+  <w16cex:commentExtensible w16cex:durableId="2CAF3C77" w16cex:dateUtc="2025-10-31T06:47:00Z"/>
+  <w16cex:commentExtensible w16cex:durableId="2CAF3CC7" w16cex:dateUtc="2025-10-31T06:48:00Z"/>
+  <w16cex:commentExtensible w16cex:durableId="2CAF3CDC" w16cex:dateUtc="2025-10-31T06:49:00Z"/>
+  <w16cex:commentExtensible w16cex:durableId="2CAF3CE1" w16cex:dateUtc="2025-10-31T06:49:00Z"/>
+  <w16cex:commentExtensible w16cex:durableId="2CAF3CF8" w16cex:dateUtc="2025-10-31T06:49:00Z"/>
+</w16cex:commentsExtensible>
+</file>
+
+<file path=word/commentsIds.xml><?xml version="1.0" encoding="utf-8"?>
+<w16cid:commentsIds xmlns:wpc="http://schemas.microsoft.com/office/word/2010/wordprocessingCanvas" xmlns:cx="http://schemas.microsoft.com/office/drawing/2014/chartex" xmlns:cx1="http://schemas.microsoft.com/office/drawing/2015/9/8/chartex" xmlns:cx2="http://schemas.microsoft.com/office/drawing/2015/10/21/chartex" xmlns:cx3="http://schemas.microsoft.com/office/drawing/2016/5/9/chartex" xmlns:cx4="http://schemas.microsoft.com/office/drawing/2016/5/10/chartex" xmlns:cx5="http://schemas.microsoft.com/office/drawing/2016/5/11/chartex" xmlns:cx6="http://schemas.microsoft.com/office/drawing/2016/5/12/chartex" xmlns:cx7="http://schemas.microsoft.com/office/drawing/2016/5/13/chartex" xmlns:cx8="http://schemas.microsoft.com/office/drawing/2016/5/14/chartex" xmlns:mc="http://schemas.openxmlformats.org/markup-compatibility/2006" xmlns:aink="http://schemas.microsoft.com/office/drawing/2016/ink" xmlns:am3d="http://schemas.microsoft.com/office/drawing/2017/model3d" xmlns:o="urn:schemas-microsoft-com:office:office" xmlns:r="http://schemas.openxmlformats.org/officeDocument/2006/relationships" xmlns:m="http://schemas.openxmlformats.org/officeDocument/2006/math" xmlns:v="urn:schemas-microsoft-com:vml" xmlns:wp14="http://schemas.microsoft.com/office/word/2010/wordprocessingDrawing" xmlns:wp="http://schemas.openxmlformats.org/drawingml/2006/wordprocessingDrawing" xmlns:w10="urn:schemas-microsoft-com:office:word" xmlns:w="http://schemas.openxmlformats.org/wordprocessingml/2006/main" xmlns:w14="http://schemas.microsoft.com/office/word/2010/wordml" xmlns:w15="http://schemas.microsoft.com/office/word/2012/wordml" xmlns:w16cex="http://schemas.microsoft.com/office/word/2018/wordml/cex" xmlns:w16cid="http://schemas.microsoft.com/office/word/2016/wordml/cid" xmlns:w16="http://schemas.microsoft.com/office/word/2018/wordml" xmlns:w16sdtdh="http://schemas.microsoft.com/office/word/2020/wordml/sdtdatahash" xmlns:w16se="http://schemas.microsoft.com/office/word/2015/wordml/symex" xmlns:wpg="http://schemas.microsoft.com/office/word/2010/wordprocessingGroup" xmlns:wpi="http://schemas.microsoft.com/office/word/2010/wordprocessingInk" xmlns:wne="http://schemas.microsoft.com/office/word/2006/wordml" xmlns:wps="http://schemas.microsoft.com/office/word/2010/wordprocessingShape" mc:Ignorable="w14 w15 w16se w16cid w16 w16cex w16sdtdh wp14">
+  <w16cid:commentId w16cid:paraId="56C805EE" w16cid:durableId="2CAF3C77"/>
+  <w16cid:commentId w16cid:paraId="71EBE451" w16cid:durableId="2CAF3CC7"/>
+  <w16cid:commentId w16cid:paraId="3E0A1DD6" w16cid:durableId="2CAF3CDC"/>
+  <w16cid:commentId w16cid:paraId="696CB3F1" w16cid:durableId="2CAF3CE1"/>
+  <w16cid:commentId w16cid:paraId="654CE584" w16cid:durableId="2CAF3CF8"/>
+</w16cid:commentsIds>
+</file>
+
 <file path=word/endnotes.xml><?xml version="1.0" encoding="utf-8"?>
-<w:endnotes xmlns:wpc="http://schemas.microsoft.com/office/word/2010/wordprocessingCanvas" xmlns:cx="http://schemas.microsoft.com/office/drawing/2014/chartex" xmlns:cx1="http://schemas.microsoft.com/office/drawing/2015/9/8/chartex" xmlns:cx2="http://schemas.microsoft.com/office/drawing/2015/10/21/chartex" xmlns:cx3="http://schemas.microsoft.com/office/drawing/2016/5/9/chartex" xmlns:cx4="http://schemas.microsoft.com/office/drawing/2016/5/10/chartex" xmlns:cx5="http://schemas.microsoft.com/office/drawing/2016/5/11/chartex" xmlns:cx6="http://schemas.microsoft.com/office/drawing/2016/5/12/chartex" xmlns:cx7="http://schemas.microsoft.com/office/drawing/2016/5/13/chartex" xmlns:cx8="http://schemas.microsoft.com/office/drawing/2016/5/14/chartex" xmlns:mc="http://schemas.openxmlformats.org/markup-compatibility/2006" xmlns:aink="http://schemas.microsoft.com/office/drawing/2016/ink" xmlns:am3d="http://schemas.microsoft.com/office/drawing/2017/model3d" xmlns:o="urn:schemas-microsoft-com:office:office" xmlns:r="http://schemas.openxmlformats.org/officeDocument/2006/relationships" xmlns:m="http://schemas.openxmlformats.org/officeDocument/2006/math" xmlns:v="urn:schemas-microsoft-com:vml" xmlns:wp14="http://schemas.microsoft.com/office/word/2010/wordprocessingDrawing" xmlns:wp="http://schemas.openxmlformats.org/drawingml/2006/wordprocessingDrawing" xmlns:w10="urn:schemas-microsoft-com:office:word" xmlns:w="http://schemas.openxmlformats.org/wordprocessingml/2006/main" xmlns:w14="http://schemas.microsoft.com/office/word/2010/wordml" xmlns:w15="http://schemas.microsoft.com/office/word/2012/wordml" xmlns:w16cex="http://schemas.microsoft.com/office/word/2018/wordml/cex" xmlns:w16cid="http://schemas.microsoft.com/office/word/2016/wordml/cid" xmlns:w16="http://schemas.microsoft.com/office/word/2018/wordml" xmlns:w16se="http://schemas.microsoft.com/office/word/2015/wordml/symex" xmlns:wpg="http://schemas.microsoft.com/office/word/2010/wordprocessingGroup" xmlns:wpi="http://schemas.microsoft.com/office/word/2010/wordprocessingInk" xmlns:wne="http://schemas.microsoft.com/office/word/2006/wordml" xmlns:wps="http://schemas.microsoft.com/office/word/2010/wordprocessingShape" mc:Ignorable="w14 w15 w16se w16cid w16 w16cex wp14">
+<w:endnotes xmlns:wpc="http://schemas.microsoft.com/office/word/2010/wordprocessingCanvas" xmlns:cx="http://schemas.microsoft.com/office/drawing/2014/chartex" xmlns:cx1="http://schemas.microsoft.com/office/drawing/2015/9/8/chartex" xmlns:cx2="http://schemas.microsoft.com/office/drawing/2015/10/21/chartex" xmlns:cx3="http://schemas.microsoft.com/office/drawing/2016/5/9/chartex" xmlns:cx4="http://schemas.microsoft.com/office/drawing/2016/5/10/chartex" xmlns:cx5="http://schemas.microsoft.com/office/drawing/2016/5/11/chartex" xmlns:cx6="http://schemas.microsoft.com/office/drawing/2016/5/12/chartex" xmlns:cx7="http://schemas.microsoft.com/office/drawing/2016/5/13/chartex" xmlns:cx8="http://schemas.microsoft.com/office/drawing/2016/5/14/chartex" xmlns:mc="http://schemas.openxmlformats.org/markup-compatibility/2006" xmlns:aink="http://schemas.microsoft.com/office/drawing/2016/ink" xmlns:am3d="http://schemas.microsoft.com/office/drawing/2017/model3d" xmlns:o="urn:schemas-microsoft-com:office:office" xmlns:r="http://schemas.openxmlformats.org/officeDocument/2006/relationships" xmlns:m="http://schemas.openxmlformats.org/officeDocument/2006/math" xmlns:v="urn:schemas-microsoft-com:vml" xmlns:wp14="http://schemas.microsoft.com/office/word/2010/wordprocessingDrawing" xmlns:wp="http://schemas.openxmlformats.org/drawingml/2006/wordprocessingDrawing" xmlns:w10="urn:schemas-microsoft-com:office:word" xmlns:w="http://schemas.openxmlformats.org/wordprocessingml/2006/main" xmlns:w14="http://schemas.microsoft.com/office/word/2010/wordml" xmlns:w15="http://schemas.microsoft.com/office/word/2012/wordml" xmlns:w16cex="http://schemas.microsoft.com/office/word/2018/wordml/cex" xmlns:w16cid="http://schemas.microsoft.com/office/word/2016/wordml/cid" xmlns:w16="http://schemas.microsoft.com/office/word/2018/wordml" xmlns:w16sdtdh="http://schemas.microsoft.com/office/word/2020/wordml/sdtdatahash" xmlns:w16se="http://schemas.microsoft.com/office/word/2015/wordml/symex" xmlns:wpg="http://schemas.microsoft.com/office/word/2010/wordprocessingGroup" xmlns:wpi="http://schemas.microsoft.com/office/word/2010/wordprocessingInk" xmlns:wne="http://schemas.microsoft.com/office/word/2006/wordml" xmlns:wps="http://schemas.microsoft.com/office/word/2010/wordprocessingShape" mc:Ignorable="w14 w15 w16se w16cid w16 w16cex w16sdtdh wp14">
   <w:endnote w:type="separator" w:id="-1">
     <w:p>
       <w:pPr>
@@ -25689,7 +24340,7 @@
 </file>
 
 <file path=word/footer1.xml><?xml version="1.0" encoding="utf-8"?>
-<w:ftr xmlns:wpc="http://schemas.microsoft.com/office/word/2010/wordprocessingCanvas" xmlns:cx="http://schemas.microsoft.com/office/drawing/2014/chartex" xmlns:cx1="http://schemas.microsoft.com/office/drawing/2015/9/8/chartex" xmlns:cx2="http://schemas.microsoft.com/office/drawing/2015/10/21/chartex" xmlns:cx3="http://schemas.microsoft.com/office/drawing/2016/5/9/chartex" xmlns:cx4="http://schemas.microsoft.com/office/drawing/2016/5/10/chartex" xmlns:cx5="http://schemas.microsoft.com/office/drawing/2016/5/11/chartex" xmlns:cx6="http://schemas.microsoft.com/office/drawing/2016/5/12/chartex" xmlns:cx7="http://schemas.microsoft.com/office/drawing/2016/5/13/chartex" xmlns:cx8="http://schemas.microsoft.com/office/drawing/2016/5/14/chartex" xmlns:mc="http://schemas.openxmlformats.org/markup-compatibility/2006" xmlns:aink="http://schemas.microsoft.com/office/drawing/2016/ink" xmlns:am3d="http://schemas.microsoft.com/office/drawing/2017/model3d" xmlns:o="urn:schemas-microsoft-com:office:office" xmlns:r="http://schemas.openxmlformats.org/officeDocument/2006/relationships" xmlns:m="http://schemas.openxmlformats.org/officeDocument/2006/math" xmlns:v="urn:schemas-microsoft-com:vml" xmlns:wp14="http://schemas.microsoft.com/office/word/2010/wordprocessingDrawing" xmlns:wp="http://schemas.openxmlformats.org/drawingml/2006/wordprocessingDrawing" xmlns:w10="urn:schemas-microsoft-com:office:word" xmlns:w="http://schemas.openxmlformats.org/wordprocessingml/2006/main" xmlns:w14="http://schemas.microsoft.com/office/word/2010/wordml" xmlns:w15="http://schemas.microsoft.com/office/word/2012/wordml" xmlns:w16cex="http://schemas.microsoft.com/office/word/2018/wordml/cex" xmlns:w16cid="http://schemas.microsoft.com/office/word/2016/wordml/cid" xmlns:w16="http://schemas.microsoft.com/office/word/2018/wordml" xmlns:w16se="http://schemas.microsoft.com/office/word/2015/wordml/symex" xmlns:wpg="http://schemas.microsoft.com/office/word/2010/wordprocessingGroup" xmlns:wpi="http://schemas.microsoft.com/office/word/2010/wordprocessingInk" xmlns:wne="http://schemas.microsoft.com/office/word/2006/wordml" xmlns:wps="http://schemas.microsoft.com/office/word/2010/wordprocessingShape" mc:Ignorable="w14 w15 w16se w16cid w16 w16cex wp14">
+<w:ftr xmlns:wpc="http://schemas.microsoft.com/office/word/2010/wordprocessingCanvas" xmlns:cx="http://schemas.microsoft.com/office/drawing/2014/chartex" xmlns:cx1="http://schemas.microsoft.com/office/drawing/2015/9/8/chartex" xmlns:cx2="http://schemas.microsoft.com/office/drawing/2015/10/21/chartex" xmlns:cx3="http://schemas.microsoft.com/office/drawing/2016/5/9/chartex" xmlns:cx4="http://schemas.microsoft.com/office/drawing/2016/5/10/chartex" xmlns:cx5="http://schemas.microsoft.com/office/drawing/2016/5/11/chartex" xmlns:cx6="http://schemas.microsoft.com/office/drawing/2016/5/12/chartex" xmlns:cx7="http://schemas.microsoft.com/office/drawing/2016/5/13/chartex" xmlns:cx8="http://schemas.microsoft.com/office/drawing/2016/5/14/chartex" xmlns:mc="http://schemas.openxmlformats.org/markup-compatibility/2006" xmlns:aink="http://schemas.microsoft.com/office/drawing/2016/ink" xmlns:am3d="http://schemas.microsoft.com/office/drawing/2017/model3d" xmlns:o="urn:schemas-microsoft-com:office:office" xmlns:r="http://schemas.openxmlformats.org/officeDocument/2006/relationships" xmlns:m="http://schemas.openxmlformats.org/officeDocument/2006/math" xmlns:v="urn:schemas-microsoft-com:vml" xmlns:wp14="http://schemas.microsoft.com/office/word/2010/wordprocessingDrawing" xmlns:wp="http://schemas.openxmlformats.org/drawingml/2006/wordprocessingDrawing" xmlns:w10="urn:schemas-microsoft-com:office:word" xmlns:w="http://schemas.openxmlformats.org/wordprocessingml/2006/main" xmlns:w14="http://schemas.microsoft.com/office/word/2010/wordml" xmlns:w15="http://schemas.microsoft.com/office/word/2012/wordml" xmlns:w16cex="http://schemas.microsoft.com/office/word/2018/wordml/cex" xmlns:w16cid="http://schemas.microsoft.com/office/word/2016/wordml/cid" xmlns:w16="http://schemas.microsoft.com/office/word/2018/wordml" xmlns:w16sdtdh="http://schemas.microsoft.com/office/word/2020/wordml/sdtdatahash" xmlns:w16se="http://schemas.microsoft.com/office/word/2015/wordml/symex" xmlns:wpg="http://schemas.microsoft.com/office/word/2010/wordprocessingGroup" xmlns:wpi="http://schemas.microsoft.com/office/word/2010/wordprocessingInk" xmlns:wne="http://schemas.microsoft.com/office/word/2006/wordml" xmlns:wps="http://schemas.microsoft.com/office/word/2010/wordprocessingShape" mc:Ignorable="w14 w15 w16se w16cid w16 w16cex w16sdtdh wp14">
   <w:sdt>
     <w:sdtPr>
       <w:id w:val="1971093946"/>
@@ -25768,7 +24419,7 @@
 </file>
 
 <file path=word/footnotes.xml><?xml version="1.0" encoding="utf-8"?>
-<w:footnotes xmlns:wpc="http://schemas.microsoft.com/office/word/2010/wordprocessingCanvas" xmlns:cx="http://schemas.microsoft.com/office/drawing/2014/chartex" xmlns:cx1="http://schemas.microsoft.com/office/drawing/2015/9/8/chartex" xmlns:cx2="http://schemas.microsoft.com/office/drawing/2015/10/21/chartex" xmlns:cx3="http://schemas.microsoft.com/office/drawing/2016/5/9/chartex" xmlns:cx4="http://schemas.microsoft.com/office/drawing/2016/5/10/chartex" xmlns:cx5="http://schemas.microsoft.com/office/drawing/2016/5/11/chartex" xmlns:cx6="http://schemas.microsoft.com/office/drawing/2016/5/12/chartex" xmlns:cx7="http://schemas.microsoft.com/office/drawing/2016/5/13/chartex" xmlns:cx8="http://schemas.microsoft.com/office/drawing/2016/5/14/chartex" xmlns:mc="http://schemas.openxmlformats.org/markup-compatibility/2006" xmlns:aink="http://schemas.microsoft.com/office/drawing/2016/ink" xmlns:am3d="http://schemas.microsoft.com/office/drawing/2017/model3d" xmlns:o="urn:schemas-microsoft-com:office:office" xmlns:r="http://schemas.openxmlformats.org/officeDocument/2006/relationships" xmlns:m="http://schemas.openxmlformats.org/officeDocument/2006/math" xmlns:v="urn:schemas-microsoft-com:vml" xmlns:wp14="http://schemas.microsoft.com/office/word/2010/wordprocessingDrawing" xmlns:wp="http://schemas.openxmlformats.org/drawingml/2006/wordprocessingDrawing" xmlns:w10="urn:schemas-microsoft-com:office:word" xmlns:w="http://schemas.openxmlformats.org/wordprocessingml/2006/main" xmlns:w14="http://schemas.microsoft.com/office/word/2010/wordml" xmlns:w15="http://schemas.microsoft.com/office/word/2012/wordml" xmlns:w16cex="http://schemas.microsoft.com/office/word/2018/wordml/cex" xmlns:w16cid="http://schemas.microsoft.com/office/word/2016/wordml/cid" xmlns:w16="http://schemas.microsoft.com/office/word/2018/wordml" xmlns:w16se="http://schemas.microsoft.com/office/word/2015/wordml/symex" xmlns:wpg="http://schemas.microsoft.com/office/word/2010/wordprocessingGroup" xmlns:wpi="http://schemas.microsoft.com/office/word/2010/wordprocessingInk" xmlns:wne="http://schemas.microsoft.com/office/word/2006/wordml" xmlns:wps="http://schemas.microsoft.com/office/word/2010/wordprocessingShape" mc:Ignorable="w14 w15 w16se w16cid w16 w16cex wp14">
+<w:footnotes xmlns:wpc="http://schemas.microsoft.com/office/word/2010/wordprocessingCanvas" xmlns:cx="http://schemas.microsoft.com/office/drawing/2014/chartex" xmlns:cx1="http://schemas.microsoft.com/office/drawing/2015/9/8/chartex" xmlns:cx2="http://schemas.microsoft.com/office/drawing/2015/10/21/chartex" xmlns:cx3="http://schemas.microsoft.com/office/drawing/2016/5/9/chartex" xmlns:cx4="http://schemas.microsoft.com/office/drawing/2016/5/10/chartex" xmlns:cx5="http://schemas.microsoft.com/office/drawing/2016/5/11/chartex" xmlns:cx6="http://schemas.microsoft.com/office/drawing/2016/5/12/chartex" xmlns:cx7="http://schemas.microsoft.com/office/drawing/2016/5/13/chartex" xmlns:cx8="http://schemas.microsoft.com/office/drawing/2016/5/14/chartex" xmlns:mc="http://schemas.openxmlformats.org/markup-compatibility/2006" xmlns:aink="http://schemas.microsoft.com/office/drawing/2016/ink" xmlns:am3d="http://schemas.microsoft.com/office/drawing/2017/model3d" xmlns:o="urn:schemas-microsoft-com:office:office" xmlns:r="http://schemas.openxmlformats.org/officeDocument/2006/relationships" xmlns:m="http://schemas.openxmlformats.org/officeDocument/2006/math" xmlns:v="urn:schemas-microsoft-com:vml" xmlns:wp14="http://schemas.microsoft.com/office/word/2010/wordprocessingDrawing" xmlns:wp="http://schemas.openxmlformats.org/drawingml/2006/wordprocessingDrawing" xmlns:w10="urn:schemas-microsoft-com:office:word" xmlns:w="http://schemas.openxmlformats.org/wordprocessingml/2006/main" xmlns:w14="http://schemas.microsoft.com/office/word/2010/wordml" xmlns:w15="http://schemas.microsoft.com/office/word/2012/wordml" xmlns:w16cex="http://schemas.microsoft.com/office/word/2018/wordml/cex" xmlns:w16cid="http://schemas.microsoft.com/office/word/2016/wordml/cid" xmlns:w16="http://schemas.microsoft.com/office/word/2018/wordml" xmlns:w16sdtdh="http://schemas.microsoft.com/office/word/2020/wordml/sdtdatahash" xmlns:w16se="http://schemas.microsoft.com/office/word/2015/wordml/symex" xmlns:wpg="http://schemas.microsoft.com/office/word/2010/wordprocessingGroup" xmlns:wpi="http://schemas.microsoft.com/office/word/2010/wordprocessingInk" xmlns:wne="http://schemas.microsoft.com/office/word/2006/wordml" xmlns:wps="http://schemas.microsoft.com/office/word/2010/wordprocessingShape" mc:Ignorable="w14 w15 w16se w16cid w16 w16cex w16sdtdh wp14">
   <w:footnote w:type="separator" w:id="-1">
     <w:p>
       <w:pPr>
@@ -25793,7 +24444,7 @@
 </file>
 
 <file path=word/numbering.xml><?xml version="1.0" encoding="utf-8"?>
-<w:numbering xmlns:wpc="http://schemas.microsoft.com/office/word/2010/wordprocessingCanvas" xmlns:cx="http://schemas.microsoft.com/office/drawing/2014/chartex" xmlns:cx1="http://schemas.microsoft.com/office/drawing/2015/9/8/chartex" xmlns:cx2="http://schemas.microsoft.com/office/drawing/2015/10/21/chartex" xmlns:cx3="http://schemas.microsoft.com/office/drawing/2016/5/9/chartex" xmlns:cx4="http://schemas.microsoft.com/office/drawing/2016/5/10/chartex" xmlns:cx5="http://schemas.microsoft.com/office/drawing/2016/5/11/chartex" xmlns:cx6="http://schemas.microsoft.com/office/drawing/2016/5/12/chartex" xmlns:cx7="http://schemas.microsoft.com/office/drawing/2016/5/13/chartex" xmlns:cx8="http://schemas.microsoft.com/office/drawing/2016/5/14/chartex" xmlns:mc="http://schemas.openxmlformats.org/markup-compatibility/2006" xmlns:aink="http://schemas.microsoft.com/office/drawing/2016/ink" xmlns:am3d="http://schemas.microsoft.com/office/drawing/2017/model3d" xmlns:o="urn:schemas-microsoft-com:office:office" xmlns:r="http://schemas.openxmlformats.org/officeDocument/2006/relationships" xmlns:m="http://schemas.openxmlformats.org/officeDocument/2006/math" xmlns:v="urn:schemas-microsoft-com:vml" xmlns:wp14="http://schemas.microsoft.com/office/word/2010/wordprocessingDrawing" xmlns:wp="http://schemas.openxmlformats.org/drawingml/2006/wordprocessingDrawing" xmlns:w10="urn:schemas-microsoft-com:office:word" xmlns:w="http://schemas.openxmlformats.org/wordprocessingml/2006/main" xmlns:w14="http://schemas.microsoft.com/office/word/2010/wordml" xmlns:w15="http://schemas.microsoft.com/office/word/2012/wordml" xmlns:w16cex="http://schemas.microsoft.com/office/word/2018/wordml/cex" xmlns:w16cid="http://schemas.microsoft.com/office/word/2016/wordml/cid" xmlns:w16="http://schemas.microsoft.com/office/word/2018/wordml" xmlns:w16se="http://schemas.microsoft.com/office/word/2015/wordml/symex" xmlns:wpg="http://schemas.microsoft.com/office/word/2010/wordprocessingGroup" xmlns:wpi="http://schemas.microsoft.com/office/word/2010/wordprocessingInk" xmlns:wne="http://schemas.microsoft.com/office/word/2006/wordml" xmlns:wps="http://schemas.microsoft.com/office/word/2010/wordprocessingShape" mc:Ignorable="w14 w15 w16se w16cid w16 w16cex wp14">
+<w:numbering xmlns:wpc="http://schemas.microsoft.com/office/word/2010/wordprocessingCanvas" xmlns:cx="http://schemas.microsoft.com/office/drawing/2014/chartex" xmlns:cx1="http://schemas.microsoft.com/office/drawing/2015/9/8/chartex" xmlns:cx2="http://schemas.microsoft.com/office/drawing/2015/10/21/chartex" xmlns:cx3="http://schemas.microsoft.com/office/drawing/2016/5/9/chartex" xmlns:cx4="http://schemas.microsoft.com/office/drawing/2016/5/10/chartex" xmlns:cx5="http://schemas.microsoft.com/office/drawing/2016/5/11/chartex" xmlns:cx6="http://schemas.microsoft.com/office/drawing/2016/5/12/chartex" xmlns:cx7="http://schemas.microsoft.com/office/drawing/2016/5/13/chartex" xmlns:cx8="http://schemas.microsoft.com/office/drawing/2016/5/14/chartex" xmlns:mc="http://schemas.openxmlformats.org/markup-compatibility/2006" xmlns:aink="http://schemas.microsoft.com/office/drawing/2016/ink" xmlns:am3d="http://schemas.microsoft.com/office/drawing/2017/model3d" xmlns:o="urn:schemas-microsoft-com:office:office" xmlns:r="http://schemas.openxmlformats.org/officeDocument/2006/relationships" xmlns:m="http://schemas.openxmlformats.org/officeDocument/2006/math" xmlns:v="urn:schemas-microsoft-com:vml" xmlns:wp14="http://schemas.microsoft.com/office/word/2010/wordprocessingDrawing" xmlns:wp="http://schemas.openxmlformats.org/drawingml/2006/wordprocessingDrawing" xmlns:w10="urn:schemas-microsoft-com:office:word" xmlns:w="http://schemas.openxmlformats.org/wordprocessingml/2006/main" xmlns:w14="http://schemas.microsoft.com/office/word/2010/wordml" xmlns:w15="http://schemas.microsoft.com/office/word/2012/wordml" xmlns:w16cex="http://schemas.microsoft.com/office/word/2018/wordml/cex" xmlns:w16cid="http://schemas.microsoft.com/office/word/2016/wordml/cid" xmlns:w16="http://schemas.microsoft.com/office/word/2018/wordml" xmlns:w16sdtdh="http://schemas.microsoft.com/office/word/2020/wordml/sdtdatahash" xmlns:w16se="http://schemas.microsoft.com/office/word/2015/wordml/symex" xmlns:wpg="http://schemas.microsoft.com/office/word/2010/wordprocessingGroup" xmlns:wpi="http://schemas.microsoft.com/office/word/2010/wordprocessingInk" xmlns:wne="http://schemas.microsoft.com/office/word/2006/wordml" xmlns:wps="http://schemas.microsoft.com/office/word/2010/wordprocessingShape" mc:Ignorable="w14 w15 w16se w16cid w16 w16cex w16sdtdh wp14">
   <w:abstractNum w:abstractNumId="0" w15:restartNumberingAfterBreak="0">
     <w:nsid w:val="16660501"/>
     <w:multiLevelType w:val="multilevel"/>
@@ -27512,8 +26163,16 @@
 </w:numbering>
 </file>
 
+<file path=word/people.xml><?xml version="1.0" encoding="utf-8"?>
+<w15:people xmlns:wpc="http://schemas.microsoft.com/office/word/2010/wordprocessingCanvas" xmlns:cx="http://schemas.microsoft.com/office/drawing/2014/chartex" xmlns:cx1="http://schemas.microsoft.com/office/drawing/2015/9/8/chartex" xmlns:cx2="http://schemas.microsoft.com/office/drawing/2015/10/21/chartex" xmlns:cx3="http://schemas.microsoft.com/office/drawing/2016/5/9/chartex" xmlns:cx4="http://schemas.microsoft.com/office/drawing/2016/5/10/chartex" xmlns:cx5="http://schemas.microsoft.com/office/drawing/2016/5/11/chartex" xmlns:cx6="http://schemas.microsoft.com/office/drawing/2016/5/12/chartex" xmlns:cx7="http://schemas.microsoft.com/office/drawing/2016/5/13/chartex" xmlns:cx8="http://schemas.microsoft.com/office/drawing/2016/5/14/chartex" xmlns:mc="http://schemas.openxmlformats.org/markup-compatibility/2006" xmlns:aink="http://schemas.microsoft.com/office/drawing/2016/ink" xmlns:am3d="http://schemas.microsoft.com/office/drawing/2017/model3d" xmlns:o="urn:schemas-microsoft-com:office:office" xmlns:r="http://schemas.openxmlformats.org/officeDocument/2006/relationships" xmlns:m="http://schemas.openxmlformats.org/officeDocument/2006/math" xmlns:v="urn:schemas-microsoft-com:vml" xmlns:wp14="http://schemas.microsoft.com/office/word/2010/wordprocessingDrawing" xmlns:wp="http://schemas.openxmlformats.org/drawingml/2006/wordprocessingDrawing" xmlns:w10="urn:schemas-microsoft-com:office:word" xmlns:w="http://schemas.openxmlformats.org/wordprocessingml/2006/main" xmlns:w14="http://schemas.microsoft.com/office/word/2010/wordml" xmlns:w15="http://schemas.microsoft.com/office/word/2012/wordml" xmlns:w16cex="http://schemas.microsoft.com/office/word/2018/wordml/cex" xmlns:w16cid="http://schemas.microsoft.com/office/word/2016/wordml/cid" xmlns:w16="http://schemas.microsoft.com/office/word/2018/wordml" xmlns:w16sdtdh="http://schemas.microsoft.com/office/word/2020/wordml/sdtdatahash" xmlns:w16se="http://schemas.microsoft.com/office/word/2015/wordml/symex" xmlns:wpg="http://schemas.microsoft.com/office/word/2010/wordprocessingGroup" xmlns:wpi="http://schemas.microsoft.com/office/word/2010/wordprocessingInk" xmlns:wne="http://schemas.microsoft.com/office/word/2006/wordml" xmlns:wps="http://schemas.microsoft.com/office/word/2010/wordprocessingShape" mc:Ignorable="w14 w15 w16se w16cid w16 w16cex w16sdtdh wp14">
+  <w15:person w15:author="Aleksey A. Kalentev">
+    <w15:presenceInfo w15:providerId="AD" w15:userId="S-1-5-21-507921405-1993962763-1957994488-151096"/>
+  </w15:person>
+</w15:people>
+</file>
+
 <file path=word/styles.xml><?xml version="1.0" encoding="utf-8"?>
-<w:styles xmlns:mc="http://schemas.openxmlformats.org/markup-compatibility/2006" xmlns:r="http://schemas.openxmlformats.org/officeDocument/2006/relationships" xmlns:w="http://schemas.openxmlformats.org/wordprocessingml/2006/main" xmlns:w14="http://schemas.microsoft.com/office/word/2010/wordml" xmlns:w15="http://schemas.microsoft.com/office/word/2012/wordml" xmlns:w16cex="http://schemas.microsoft.com/office/word/2018/wordml/cex" xmlns:w16cid="http://schemas.microsoft.com/office/word/2016/wordml/cid" xmlns:w16="http://schemas.microsoft.com/office/word/2018/wordml" xmlns:w16se="http://schemas.microsoft.com/office/word/2015/wordml/symex" mc:Ignorable="w14 w15 w16se w16cid w16 w16cex">
+<w:styles xmlns:mc="http://schemas.openxmlformats.org/markup-compatibility/2006" xmlns:r="http://schemas.openxmlformats.org/officeDocument/2006/relationships" xmlns:w="http://schemas.openxmlformats.org/wordprocessingml/2006/main" xmlns:w14="http://schemas.microsoft.com/office/word/2010/wordml" xmlns:w15="http://schemas.microsoft.com/office/word/2012/wordml" xmlns:w16cex="http://schemas.microsoft.com/office/word/2018/wordml/cex" xmlns:w16cid="http://schemas.microsoft.com/office/word/2016/wordml/cid" xmlns:w16="http://schemas.microsoft.com/office/word/2018/wordml" xmlns:w16sdtdh="http://schemas.microsoft.com/office/word/2020/wordml/sdtdatahash" xmlns:w16se="http://schemas.microsoft.com/office/word/2015/wordml/symex" mc:Ignorable="w14 w15 w16se w16cid w16 w16cex w16sdtdh">
   <w:docDefaults>
     <w:rPrDefault>
       <w:rPr>

--- a/ЛБ_5.docx
+++ b/ЛБ_5.docx
@@ -1,6 +1,6 @@
 
 <file path=word/document.xml><?xml version="1.0" encoding="utf-8"?>
-<w:document xmlns:wpc="http://schemas.microsoft.com/office/word/2010/wordprocessingCanvas" xmlns:cx="http://schemas.microsoft.com/office/drawing/2014/chartex" xmlns:cx1="http://schemas.microsoft.com/office/drawing/2015/9/8/chartex" xmlns:cx2="http://schemas.microsoft.com/office/drawing/2015/10/21/chartex" xmlns:cx3="http://schemas.microsoft.com/office/drawing/2016/5/9/chartex" xmlns:cx4="http://schemas.microsoft.com/office/drawing/2016/5/10/chartex" xmlns:cx5="http://schemas.microsoft.com/office/drawing/2016/5/11/chartex" xmlns:cx6="http://schemas.microsoft.com/office/drawing/2016/5/12/chartex" xmlns:cx7="http://schemas.microsoft.com/office/drawing/2016/5/13/chartex" xmlns:cx8="http://schemas.microsoft.com/office/drawing/2016/5/14/chartex" xmlns:mc="http://schemas.openxmlformats.org/markup-compatibility/2006" xmlns:aink="http://schemas.microsoft.com/office/drawing/2016/ink" xmlns:am3d="http://schemas.microsoft.com/office/drawing/2017/model3d" xmlns:o="urn:schemas-microsoft-com:office:office" xmlns:r="http://schemas.openxmlformats.org/officeDocument/2006/relationships" xmlns:m="http://schemas.openxmlformats.org/officeDocument/2006/math" xmlns:v="urn:schemas-microsoft-com:vml" xmlns:wp14="http://schemas.microsoft.com/office/word/2010/wordprocessingDrawing" xmlns:wp="http://schemas.openxmlformats.org/drawingml/2006/wordprocessingDrawing" xmlns:w10="urn:schemas-microsoft-com:office:word" xmlns:w="http://schemas.openxmlformats.org/wordprocessingml/2006/main" xmlns:w14="http://schemas.microsoft.com/office/word/2010/wordml" xmlns:w15="http://schemas.microsoft.com/office/word/2012/wordml" xmlns:w16cex="http://schemas.microsoft.com/office/word/2018/wordml/cex" xmlns:w16cid="http://schemas.microsoft.com/office/word/2016/wordml/cid" xmlns:w16="http://schemas.microsoft.com/office/word/2018/wordml" xmlns:w16sdtdh="http://schemas.microsoft.com/office/word/2020/wordml/sdtdatahash" xmlns:w16se="http://schemas.microsoft.com/office/word/2015/wordml/symex" xmlns:wpg="http://schemas.microsoft.com/office/word/2010/wordprocessingGroup" xmlns:wpi="http://schemas.microsoft.com/office/word/2010/wordprocessingInk" xmlns:wne="http://schemas.microsoft.com/office/word/2006/wordml" xmlns:wps="http://schemas.microsoft.com/office/word/2010/wordprocessingShape" mc:Ignorable="w14 w15 w16se w16cid w16 w16cex w16sdtdh wp14">
+<w:document xmlns:wpc="http://schemas.microsoft.com/office/word/2010/wordprocessingCanvas" xmlns:cx="http://schemas.microsoft.com/office/drawing/2014/chartex" xmlns:cx1="http://schemas.microsoft.com/office/drawing/2015/9/8/chartex" xmlns:cx2="http://schemas.microsoft.com/office/drawing/2015/10/21/chartex" xmlns:cx3="http://schemas.microsoft.com/office/drawing/2016/5/9/chartex" xmlns:cx4="http://schemas.microsoft.com/office/drawing/2016/5/10/chartex" xmlns:cx5="http://schemas.microsoft.com/office/drawing/2016/5/11/chartex" xmlns:cx6="http://schemas.microsoft.com/office/drawing/2016/5/12/chartex" xmlns:cx7="http://schemas.microsoft.com/office/drawing/2016/5/13/chartex" xmlns:cx8="http://schemas.microsoft.com/office/drawing/2016/5/14/chartex" xmlns:mc="http://schemas.openxmlformats.org/markup-compatibility/2006" xmlns:aink="http://schemas.microsoft.com/office/drawing/2016/ink" xmlns:am3d="http://schemas.microsoft.com/office/drawing/2017/model3d" xmlns:o="urn:schemas-microsoft-com:office:office" xmlns:r="http://schemas.openxmlformats.org/officeDocument/2006/relationships" xmlns:m="http://schemas.openxmlformats.org/officeDocument/2006/math" xmlns:v="urn:schemas-microsoft-com:vml" xmlns:wp14="http://schemas.microsoft.com/office/word/2010/wordprocessingDrawing" xmlns:wp="http://schemas.openxmlformats.org/drawingml/2006/wordprocessingDrawing" xmlns:w10="urn:schemas-microsoft-com:office:word" xmlns:w="http://schemas.openxmlformats.org/wordprocessingml/2006/main" xmlns:w14="http://schemas.microsoft.com/office/word/2010/wordml" xmlns:w15="http://schemas.microsoft.com/office/word/2012/wordml" xmlns:w16cex="http://schemas.microsoft.com/office/word/2018/wordml/cex" xmlns:w16cid="http://schemas.microsoft.com/office/word/2016/wordml/cid" xmlns:w16="http://schemas.microsoft.com/office/word/2018/wordml" xmlns:w16se="http://schemas.microsoft.com/office/word/2015/wordml/symex" xmlns:wpg="http://schemas.microsoft.com/office/word/2010/wordprocessingGroup" xmlns:wpi="http://schemas.microsoft.com/office/word/2010/wordprocessingInk" xmlns:wne="http://schemas.microsoft.com/office/word/2006/wordml" xmlns:wps="http://schemas.microsoft.com/office/word/2010/wordprocessingShape" mc:Ignorable="w14 w15 w16se w16cid w16 w16cex wp14">
   <w:body>
     <w:p>
       <w:pPr>
@@ -4201,9 +4201,9 @@
           <w:noProof/>
         </w:rPr>
         <w:drawing>
-          <wp:inline distT="0" distB="0" distL="0" distR="0" wp14:anchorId="757CFE01" wp14:editId="7246D27B">
-            <wp:extent cx="5940425" cy="5888355"/>
-            <wp:effectExtent l="0" t="0" r="3175" b="0"/>
+          <wp:inline distT="0" distB="0" distL="0" distR="0" wp14:anchorId="757CFE01" wp14:editId="6149A049">
+            <wp:extent cx="5857240" cy="4335219"/>
+            <wp:effectExtent l="0" t="0" r="0" b="8255"/>
             <wp:docPr id="1" name="Рисунок 1"/>
             <wp:cNvGraphicFramePr>
               <a:graphicFrameLocks xmlns:a="http://schemas.openxmlformats.org/drawingml/2006/main" noChangeAspect="1"/>
@@ -4215,20 +4215,27 @@
                     <pic:cNvPr id="1" name=""/>
                     <pic:cNvPicPr/>
                   </pic:nvPicPr>
-                  <pic:blipFill>
+                  <pic:blipFill rotWithShape="1">
                     <a:blip r:embed="rId10"/>
-                    <a:stretch>
-                      <a:fillRect/>
-                    </a:stretch>
+                    <a:srcRect t="25331"/>
+                    <a:stretch/>
                   </pic:blipFill>
-                  <pic:spPr>
+                  <pic:spPr bwMode="auto">
                     <a:xfrm>
                       <a:off x="0" y="0"/>
-                      <a:ext cx="5940425" cy="5888355"/>
+                      <a:ext cx="5872767" cy="4346711"/>
                     </a:xfrm>
                     <a:prstGeom prst="rect">
                       <a:avLst/>
                     </a:prstGeom>
+                    <a:ln>
+                      <a:noFill/>
+                    </a:ln>
+                    <a:extLst>
+                      <a:ext uri="{53640926-AAD7-44D8-BBD7-CCE9431645EC}">
+                        <a14:shadowObscured xmlns:a14="http://schemas.microsoft.com/office/drawing/2010/main"/>
+                      </a:ext>
+                    </a:extLst>
                   </pic:spPr>
                 </pic:pic>
               </a:graphicData>
@@ -18380,37 +18387,35 @@
           <w:bCs/>
           <w:sz w:val="24"/>
           <w:szCs w:val="24"/>
+        </w:rPr>
+      </w:pPr>
+      <w:r>
+        <w:rPr>
+          <w:rFonts w:ascii="Times New Roman" w:hAnsi="Times New Roman"/>
+          <w:sz w:val="24"/>
+          <w:szCs w:val="24"/>
+        </w:rPr>
+        <w:t xml:space="preserve">  </w:t>
+      </w:r>
+      <w:r>
+        <w:rPr>
+          <w:rFonts w:ascii="Times New Roman" w:hAnsi="Times New Roman"/>
+          <w:b/>
+          <w:bCs/>
+          <w:sz w:val="24"/>
+          <w:szCs w:val="24"/>
+        </w:rPr>
+        <w:t>&lt;</w:t>
+      </w:r>
+      <w:r>
+        <w:rPr>
+          <w:rFonts w:ascii="Times New Roman" w:hAnsi="Times New Roman"/>
+          <w:b/>
+          <w:bCs/>
+          <w:sz w:val="24"/>
+          <w:szCs w:val="24"/>
           <w:lang w:val="en-US"/>
         </w:rPr>
-      </w:pPr>
-      <w:r>
-        <w:rPr>
-          <w:rFonts w:ascii="Times New Roman" w:hAnsi="Times New Roman"/>
-          <w:sz w:val="24"/>
-          <w:szCs w:val="24"/>
-        </w:rPr>
-        <w:t xml:space="preserve">  </w:t>
-      </w:r>
-      <w:r>
-        <w:rPr>
-          <w:rFonts w:ascii="Times New Roman" w:hAnsi="Times New Roman"/>
-          <w:b/>
-          <w:bCs/>
-          <w:sz w:val="24"/>
-          <w:szCs w:val="24"/>
-          <w:lang w:val="en-US"/>
-        </w:rPr>
-        <w:t>&lt;</w:t>
-      </w:r>
-      <w:r>
-        <w:rPr>
-          <w:rFonts w:ascii="Times New Roman" w:hAnsi="Times New Roman"/>
-          <w:b/>
-          <w:bCs/>
-          <w:sz w:val="24"/>
-          <w:szCs w:val="24"/>
-          <w:lang w:val="en-US"/>
-        </w:rPr>
         <w:t>TransportBase</w:t>
       </w:r>
       <w:r>
@@ -18420,7 +18425,6 @@
           <w:bCs/>
           <w:sz w:val="24"/>
           <w:szCs w:val="24"/>
-          <w:lang w:val="en-US"/>
         </w:rPr>
         <w:t>&gt;</w:t>
       </w:r>
@@ -18434,38 +18438,94 @@
           <w:rFonts w:ascii="Times New Roman" w:hAnsi="Times New Roman"/>
           <w:sz w:val="24"/>
           <w:szCs w:val="24"/>
+        </w:rPr>
+      </w:pPr>
+      <w:r>
+        <w:rPr>
+          <w:rFonts w:ascii="Times New Roman" w:hAnsi="Times New Roman"/>
+          <w:sz w:val="24"/>
+          <w:szCs w:val="24"/>
+        </w:rPr>
+        <w:t xml:space="preserve">    </w:t>
+      </w:r>
+      <w:r>
+        <w:rPr>
+          <w:rFonts w:ascii="Times New Roman" w:hAnsi="Times New Roman"/>
+          <w:b/>
+          <w:bCs/>
+          <w:sz w:val="24"/>
+          <w:szCs w:val="24"/>
+        </w:rPr>
+        <w:t>&lt;</w:t>
+      </w:r>
+      <w:r>
+        <w:rPr>
+          <w:rFonts w:ascii="Times New Roman" w:hAnsi="Times New Roman"/>
+          <w:b/>
+          <w:bCs/>
+          <w:sz w:val="24"/>
+          <w:szCs w:val="24"/>
           <w:lang w:val="en-US"/>
         </w:rPr>
-      </w:pPr>
-      <w:r>
-        <w:rPr>
-          <w:rFonts w:ascii="Times New Roman" w:hAnsi="Times New Roman"/>
+        <w:t>Mass</w:t>
+      </w:r>
+      <w:r>
+        <w:rPr>
+          <w:rFonts w:ascii="Times New Roman" w:hAnsi="Times New Roman"/>
+          <w:b/>
+          <w:bCs/>
+          <w:sz w:val="24"/>
+          <w:szCs w:val="24"/>
+        </w:rPr>
+        <w:t>&gt;</w:t>
+      </w:r>
+      <w:r>
+        <w:rPr>
+          <w:rFonts w:ascii="Times New Roman" w:hAnsi="Times New Roman"/>
+          <w:b/>
+          <w:bCs/>
+        </w:rPr>
+        <w:t xml:space="preserve"> </w:t>
+      </w:r>
+      <w:bookmarkStart w:id="40" w:name="_Hlk169392073"/>
+      <w:r>
+        <w:rPr>
+          <w:rFonts w:ascii="Times New Roman" w:hAnsi="Times New Roman"/>
+        </w:rPr>
+        <w:t xml:space="preserve">&lt;!-- </w:t>
+      </w:r>
+      <w:r>
+        <w:rPr>
+          <w:rFonts w:ascii="Times New Roman" w:hAnsi="Times New Roman"/>
+        </w:rPr>
+        <w:t>Масса</w:t>
+      </w:r>
+      <w:r>
+        <w:rPr>
+          <w:rFonts w:ascii="Times New Roman" w:hAnsi="Times New Roman"/>
+        </w:rPr>
+        <w:t>--&gt;</w:t>
+      </w:r>
+      <w:bookmarkEnd w:id="40"/>
+      <w:r>
+        <w:rPr>
+          <w:rFonts w:ascii="Times New Roman" w:hAnsi="Times New Roman"/>
+          <w:b/>
+          <w:bCs/>
+          <w:sz w:val="24"/>
+          <w:szCs w:val="24"/>
+        </w:rPr>
+        <w:t>&lt;/</w:t>
+      </w:r>
+      <w:r>
+        <w:rPr>
+          <w:rFonts w:ascii="Times New Roman" w:hAnsi="Times New Roman"/>
+          <w:b/>
+          <w:bCs/>
           <w:sz w:val="24"/>
           <w:szCs w:val="24"/>
           <w:lang w:val="en-US"/>
         </w:rPr>
-        <w:t xml:space="preserve">    </w:t>
-      </w:r>
-      <w:r>
-        <w:rPr>
-          <w:rFonts w:ascii="Times New Roman" w:hAnsi="Times New Roman"/>
-          <w:b/>
-          <w:bCs/>
-          <w:sz w:val="24"/>
-          <w:szCs w:val="24"/>
-          <w:lang w:val="en-US"/>
-        </w:rPr>
-        <w:t>&lt;</w:t>
-      </w:r>
-      <w:r>
-        <w:rPr>
-          <w:rFonts w:ascii="Times New Roman" w:hAnsi="Times New Roman"/>
-          <w:b/>
-          <w:bCs/>
-          <w:sz w:val="24"/>
-          <w:szCs w:val="24"/>
-          <w:lang w:val="en-US"/>
-        </w:rPr>
         <w:t>Mass</w:t>
       </w:r>
       <w:r>
@@ -18475,71 +18535,6 @@
           <w:bCs/>
           <w:sz w:val="24"/>
           <w:szCs w:val="24"/>
-          <w:lang w:val="en-US"/>
-        </w:rPr>
-        <w:t>&gt;</w:t>
-      </w:r>
-      <w:r>
-        <w:rPr>
-          <w:rFonts w:ascii="Times New Roman" w:hAnsi="Times New Roman"/>
-          <w:b/>
-          <w:bCs/>
-          <w:lang w:val="en-US"/>
-        </w:rPr>
-        <w:t xml:space="preserve"> </w:t>
-      </w:r>
-      <w:bookmarkStart w:id="40" w:name="_Hlk169392073"/>
-      <w:r>
-        <w:rPr>
-          <w:rFonts w:ascii="Times New Roman" w:hAnsi="Times New Roman"/>
-          <w:lang w:val="en-US"/>
-        </w:rPr>
-        <w:t xml:space="preserve">&lt;!-- </w:t>
-      </w:r>
-      <w:r>
-        <w:rPr>
-          <w:rFonts w:ascii="Times New Roman" w:hAnsi="Times New Roman"/>
-        </w:rPr>
-        <w:t>Масса</w:t>
-      </w:r>
-      <w:r>
-        <w:rPr>
-          <w:rFonts w:ascii="Times New Roman" w:hAnsi="Times New Roman"/>
-          <w:lang w:val="en-US"/>
-        </w:rPr>
-        <w:t>--&gt;</w:t>
-      </w:r>
-      <w:bookmarkEnd w:id="40"/>
-      <w:r>
-        <w:rPr>
-          <w:rFonts w:ascii="Times New Roman" w:hAnsi="Times New Roman"/>
-          <w:b/>
-          <w:bCs/>
-          <w:sz w:val="24"/>
-          <w:szCs w:val="24"/>
-          <w:lang w:val="en-US"/>
-        </w:rPr>
-        <w:t>&lt;/</w:t>
-      </w:r>
-      <w:r>
-        <w:rPr>
-          <w:rFonts w:ascii="Times New Roman" w:hAnsi="Times New Roman"/>
-          <w:b/>
-          <w:bCs/>
-          <w:sz w:val="24"/>
-          <w:szCs w:val="24"/>
-          <w:lang w:val="en-US"/>
-        </w:rPr>
-        <w:t>Mass</w:t>
-      </w:r>
-      <w:r>
-        <w:rPr>
-          <w:rFonts w:ascii="Times New Roman" w:hAnsi="Times New Roman"/>
-          <w:b/>
-          <w:bCs/>
-          <w:sz w:val="24"/>
-          <w:szCs w:val="24"/>
-          <w:lang w:val="en-US"/>
         </w:rPr>
         <w:t>&gt;</w:t>
       </w:r>
@@ -18555,38 +18550,35 @@
           <w:bCs/>
           <w:sz w:val="24"/>
           <w:szCs w:val="24"/>
+        </w:rPr>
+      </w:pPr>
+      <w:r>
+        <w:rPr>
+          <w:rFonts w:ascii="Times New Roman" w:hAnsi="Times New Roman"/>
+          <w:sz w:val="24"/>
+          <w:szCs w:val="24"/>
+        </w:rPr>
+        <w:t xml:space="preserve">  </w:t>
+      </w:r>
+      <w:r>
+        <w:rPr>
+          <w:rFonts w:ascii="Times New Roman" w:hAnsi="Times New Roman"/>
+          <w:b/>
+          <w:bCs/>
+          <w:sz w:val="24"/>
+          <w:szCs w:val="24"/>
+        </w:rPr>
+        <w:t>&lt;/</w:t>
+      </w:r>
+      <w:r>
+        <w:rPr>
+          <w:rFonts w:ascii="Times New Roman" w:hAnsi="Times New Roman"/>
+          <w:b/>
+          <w:bCs/>
+          <w:sz w:val="24"/>
+          <w:szCs w:val="24"/>
           <w:lang w:val="en-US"/>
         </w:rPr>
-      </w:pPr>
-      <w:r>
-        <w:rPr>
-          <w:rFonts w:ascii="Times New Roman" w:hAnsi="Times New Roman"/>
-          <w:sz w:val="24"/>
-          <w:szCs w:val="24"/>
-          <w:lang w:val="en-US"/>
-        </w:rPr>
-        <w:t xml:space="preserve">  </w:t>
-      </w:r>
-      <w:r>
-        <w:rPr>
-          <w:rFonts w:ascii="Times New Roman" w:hAnsi="Times New Roman"/>
-          <w:b/>
-          <w:bCs/>
-          <w:sz w:val="24"/>
-          <w:szCs w:val="24"/>
-          <w:lang w:val="en-US"/>
-        </w:rPr>
-        <w:t>&lt;/</w:t>
-      </w:r>
-      <w:r>
-        <w:rPr>
-          <w:rFonts w:ascii="Times New Roman" w:hAnsi="Times New Roman"/>
-          <w:b/>
-          <w:bCs/>
-          <w:sz w:val="24"/>
-          <w:szCs w:val="24"/>
-          <w:lang w:val="en-US"/>
-        </w:rPr>
         <w:t>TransportBase</w:t>
       </w:r>
       <w:r>
@@ -18596,7 +18588,6 @@
           <w:bCs/>
           <w:sz w:val="24"/>
           <w:szCs w:val="24"/>
-          <w:lang w:val="en-US"/>
         </w:rPr>
         <w:t>&gt;</w:t>
       </w:r>
@@ -18614,7 +18605,6 @@
       <w:r>
         <w:rPr>
           <w:rFonts w:ascii="Times New Roman" w:hAnsi="Times New Roman"/>
-          <w:lang w:val="en-US"/>
         </w:rPr>
         <w:t xml:space="preserve">  </w:t>
       </w:r>
@@ -20550,9 +20540,29 @@
           <w:bCs/>
           <w:sz w:val="24"/>
           <w:szCs w:val="24"/>
+        </w:rPr>
+      </w:pPr>
+      <w:r>
+        <w:rPr>
+          <w:rFonts w:ascii="Times New Roman" w:hAnsi="Times New Roman"/>
+          <w:b/>
+          <w:bCs/>
+          <w:sz w:val="24"/>
+          <w:szCs w:val="24"/>
           <w:lang w:val="en-US"/>
         </w:rPr>
-      </w:pPr>
+        <w:t xml:space="preserve">    </w:t>
+      </w:r>
+      <w:r>
+        <w:rPr>
+          <w:rFonts w:ascii="Times New Roman" w:hAnsi="Times New Roman"/>
+          <w:b/>
+          <w:bCs/>
+          <w:sz w:val="24"/>
+          <w:szCs w:val="24"/>
+        </w:rPr>
+        <w:t>&lt;/</w:t>
+      </w:r>
       <w:r>
         <w:rPr>
           <w:rFonts w:ascii="Times New Roman" w:hAnsi="Times New Roman"/>
@@ -20562,28 +20572,6 @@
           <w:szCs w:val="24"/>
           <w:lang w:val="en-US"/>
         </w:rPr>
-        <w:t xml:space="preserve">    </w:t>
-      </w:r>
-      <w:r>
-        <w:rPr>
-          <w:rFonts w:ascii="Times New Roman" w:hAnsi="Times New Roman"/>
-          <w:b/>
-          <w:bCs/>
-          <w:sz w:val="24"/>
-          <w:szCs w:val="24"/>
-          <w:lang w:val="en-US"/>
-        </w:rPr>
-        <w:t>&lt;/</w:t>
-      </w:r>
-      <w:r>
-        <w:rPr>
-          <w:rFonts w:ascii="Times New Roman" w:hAnsi="Times New Roman"/>
-          <w:b/>
-          <w:bCs/>
-          <w:sz w:val="24"/>
-          <w:szCs w:val="24"/>
-          <w:lang w:val="en-US"/>
-        </w:rPr>
         <w:t>Motor</w:t>
       </w:r>
       <w:r>
@@ -20593,7 +20581,6 @@
           <w:bCs/>
           <w:sz w:val="24"/>
           <w:szCs w:val="24"/>
-          <w:lang w:val="en-US"/>
         </w:rPr>
         <w:t>&gt;</w:t>
       </w:r>
@@ -20618,7 +20605,6 @@
           <w:bCs/>
           <w:sz w:val="24"/>
           <w:szCs w:val="24"/>
-          <w:lang w:val="en-US"/>
         </w:rPr>
         <w:t xml:space="preserve">  </w:t>
       </w:r>
@@ -21123,19 +21109,16 @@
           <w:rFonts w:ascii="Times New Roman" w:hAnsi="Times New Roman"/>
           <w:sz w:val="28"/>
         </w:rPr>
-        <w:t>1,7 × 10</w:t>
-      </w:r>
-      <w:r>
-        <w:rPr>
-          <w:rFonts w:ascii="Times New Roman" w:hAnsi="Times New Roman"/>
-          <w:b/>
-          <w:bCs/>
-          <w:sz w:val="28"/>
-          <w:vertAlign w:val="superscript"/>
-        </w:rPr>
-        <w:t>308</w:t>
+        <w:t xml:space="preserve">1,7 × </w:t>
       </w:r>
       <w:commentRangeEnd w:id="41"/>
+      <w:r>
+        <w:rPr>
+          <w:rFonts w:ascii="Times New Roman" w:hAnsi="Times New Roman"/>
+          <w:sz w:val="28"/>
+        </w:rPr>
+        <w:t>3</w:t>
+      </w:r>
       <w:r>
         <w:rPr>
           <w:rStyle w:val="ad"/>
@@ -22004,19 +21987,16 @@
           <w:rFonts w:ascii="Times New Roman" w:hAnsi="Times New Roman"/>
           <w:sz w:val="28"/>
         </w:rPr>
-        <w:t>0 до 1,7 × 10</w:t>
-      </w:r>
-      <w:r>
-        <w:rPr>
-          <w:rFonts w:ascii="Times New Roman" w:hAnsi="Times New Roman"/>
-          <w:b/>
-          <w:bCs/>
-          <w:sz w:val="28"/>
-          <w:vertAlign w:val="superscript"/>
-        </w:rPr>
-        <w:t>308</w:t>
+        <w:t xml:space="preserve">0 до 1,7 × </w:t>
       </w:r>
       <w:commentRangeEnd w:id="42"/>
+      <w:r>
+        <w:rPr>
+          <w:rFonts w:ascii="Times New Roman" w:hAnsi="Times New Roman"/>
+          <w:sz w:val="28"/>
+        </w:rPr>
+        <w:t>3</w:t>
+      </w:r>
       <w:r>
         <w:rPr>
           <w:rStyle w:val="ad"/>
@@ -22720,17 +22700,14 @@
           <w:rFonts w:ascii="Times New Roman" w:hAnsi="Times New Roman"/>
           <w:sz w:val="28"/>
         </w:rPr>
-        <w:t>в диапазоне от 0 до 1,7 × 10</w:t>
-      </w:r>
-      <w:r>
-        <w:rPr>
-          <w:rFonts w:ascii="Times New Roman" w:hAnsi="Times New Roman"/>
-          <w:b/>
-          <w:bCs/>
-          <w:sz w:val="28"/>
-          <w:vertAlign w:val="superscript"/>
-        </w:rPr>
-        <w:t>308</w:t>
+        <w:t xml:space="preserve">в диапазоне от 0 до 1,7 × </w:t>
+      </w:r>
+      <w:r>
+        <w:rPr>
+          <w:rFonts w:ascii="Times New Roman" w:hAnsi="Times New Roman"/>
+          <w:sz w:val="28"/>
+        </w:rPr>
+        <w:t>25</w:t>
       </w:r>
       <w:r>
         <w:rPr>
@@ -22782,19 +22759,16 @@
           <w:rFonts w:ascii="Times New Roman" w:hAnsi="Times New Roman"/>
           <w:sz w:val="28"/>
         </w:rPr>
-        <w:t>, м, в диапазоне от 0 до 1,7 × 10</w:t>
-      </w:r>
-      <w:r>
-        <w:rPr>
-          <w:rFonts w:ascii="Times New Roman" w:hAnsi="Times New Roman"/>
-          <w:b/>
-          <w:bCs/>
-          <w:sz w:val="28"/>
-          <w:vertAlign w:val="superscript"/>
-        </w:rPr>
-        <w:t>308</w:t>
+        <w:t xml:space="preserve">, м, в диапазоне от 0 до 1,7 × </w:t>
       </w:r>
       <w:commentRangeEnd w:id="43"/>
+      <w:r>
+        <w:rPr>
+          <w:rFonts w:ascii="Times New Roman" w:hAnsi="Times New Roman"/>
+          <w:sz w:val="28"/>
+        </w:rPr>
+        <w:t>96</w:t>
+      </w:r>
       <w:r>
         <w:rPr>
           <w:rStyle w:val="ad"/>
@@ -23997,7 +23971,7 @@
         <w:rPr>
           <w:rFonts w:ascii="Times New Roman" w:hAnsi="Times New Roman"/>
           <w:sz w:val="28"/>
-          <w:shd w:val="clear" w:color="auto" w:fill="FFFF00"/>
+          <w:shd w:val="clear" w:color="auto" w:fill="FFFFFF" w:themeFill="background1"/>
         </w:rPr>
       </w:pPr>
       <w:r>
@@ -24036,7 +24010,143 @@
           <w:sz w:val="28"/>
           <w:shd w:val="clear" w:color="auto" w:fill="FFFFFF" w:themeFill="background1"/>
         </w:rPr>
-        <w:t>Объём оперативной памяти не менее 2 ГБ.</w:t>
+        <w:t xml:space="preserve">Объём оперативной памяти не менее </w:t>
+      </w:r>
+      <w:r>
+        <w:rPr>
+          <w:rFonts w:ascii="Times New Roman" w:hAnsi="Times New Roman"/>
+          <w:sz w:val="28"/>
+          <w:shd w:val="clear" w:color="auto" w:fill="FFFFFF" w:themeFill="background1"/>
+        </w:rPr>
+        <w:t>50-200</w:t>
+      </w:r>
+      <w:r>
+        <w:rPr>
+          <w:rFonts w:ascii="Times New Roman" w:hAnsi="Times New Roman"/>
+          <w:sz w:val="28"/>
+          <w:shd w:val="clear" w:color="auto" w:fill="FFFFFF" w:themeFill="background1"/>
+        </w:rPr>
+        <w:t xml:space="preserve"> </w:t>
+      </w:r>
+      <w:r>
+        <w:rPr>
+          <w:rFonts w:ascii="Times New Roman" w:hAnsi="Times New Roman"/>
+          <w:sz w:val="28"/>
+          <w:shd w:val="clear" w:color="auto" w:fill="FFFFFF" w:themeFill="background1"/>
+        </w:rPr>
+        <w:t>Мб</w:t>
+      </w:r>
+      <w:r>
+        <w:rPr>
+          <w:rFonts w:ascii="Times New Roman" w:hAnsi="Times New Roman"/>
+          <w:sz w:val="28"/>
+          <w:shd w:val="clear" w:color="auto" w:fill="FFFFFF" w:themeFill="background1"/>
+        </w:rPr>
+        <w:t>.</w:t>
+      </w:r>
+    </w:p>
+    <w:p>
+      <w:pPr>
+        <w:pStyle w:val="a5"/>
+        <w:numPr>
+          <w:ilvl w:val="0"/>
+          <w:numId w:val="16"/>
+        </w:numPr>
+        <w:shd w:val="clear" w:color="auto" w:fill="FFFFFF" w:themeFill="background1"/>
+        <w:suppressAutoHyphens/>
+        <w:spacing w:line="360" w:lineRule="auto"/>
+        <w:jc w:val="both"/>
+        <w:rPr>
+          <w:rFonts w:ascii="Times New Roman" w:hAnsi="Times New Roman"/>
+          <w:sz w:val="28"/>
+          <w:shd w:val="clear" w:color="auto" w:fill="FFFF00"/>
+        </w:rPr>
+      </w:pPr>
+      <w:r>
+        <w:rPr>
+          <w:rFonts w:ascii="Times New Roman" w:hAnsi="Times New Roman"/>
+          <w:sz w:val="28"/>
+          <w:shd w:val="clear" w:color="auto" w:fill="FFFF00"/>
+        </w:rPr>
+        <w:t>Основное приложение: 20-50 МБ</w:t>
+      </w:r>
+    </w:p>
+    <w:p>
+      <w:pPr>
+        <w:pStyle w:val="a5"/>
+        <w:numPr>
+          <w:ilvl w:val="0"/>
+          <w:numId w:val="16"/>
+        </w:numPr>
+        <w:shd w:val="clear" w:color="auto" w:fill="FFFFFF" w:themeFill="background1"/>
+        <w:suppressAutoHyphens/>
+        <w:spacing w:line="360" w:lineRule="auto"/>
+        <w:jc w:val="both"/>
+        <w:rPr>
+          <w:rFonts w:ascii="Times New Roman" w:hAnsi="Times New Roman"/>
+          <w:sz w:val="28"/>
+          <w:shd w:val="clear" w:color="auto" w:fill="FFFF00"/>
+        </w:rPr>
+      </w:pPr>
+      <w:r>
+        <w:rPr>
+          <w:rFonts w:ascii="Times New Roman" w:hAnsi="Times New Roman"/>
+          <w:sz w:val="28"/>
+          <w:shd w:val="clear" w:color="auto" w:fill="FFFF00"/>
+        </w:rPr>
+        <w:t>Windows Forms: 10-30 МБ</w:t>
+      </w:r>
+    </w:p>
+    <w:p>
+      <w:pPr>
+        <w:pStyle w:val="a5"/>
+        <w:numPr>
+          <w:ilvl w:val="0"/>
+          <w:numId w:val="16"/>
+        </w:numPr>
+        <w:shd w:val="clear" w:color="auto" w:fill="FFFFFF" w:themeFill="background1"/>
+        <w:suppressAutoHyphens/>
+        <w:spacing w:line="360" w:lineRule="auto"/>
+        <w:jc w:val="both"/>
+        <w:rPr>
+          <w:rFonts w:ascii="Times New Roman" w:hAnsi="Times New Roman"/>
+          <w:sz w:val="28"/>
+          <w:shd w:val="clear" w:color="auto" w:fill="FFFF00"/>
+        </w:rPr>
+      </w:pPr>
+      <w:r>
+        <w:rPr>
+          <w:rFonts w:ascii="Times New Roman" w:hAnsi="Times New Roman"/>
+          <w:sz w:val="28"/>
+          <w:shd w:val="clear" w:color="auto" w:fill="FFFF00"/>
+        </w:rPr>
+        <w:t>.NET Runtime: 20-50 МБ</w:t>
+      </w:r>
+    </w:p>
+    <w:p>
+      <w:pPr>
+        <w:pStyle w:val="a5"/>
+        <w:numPr>
+          <w:ilvl w:val="0"/>
+          <w:numId w:val="16"/>
+        </w:numPr>
+        <w:shd w:val="clear" w:color="auto" w:fill="FFFFFF" w:themeFill="background1"/>
+        <w:suppressAutoHyphens/>
+        <w:spacing w:line="360" w:lineRule="auto"/>
+        <w:jc w:val="both"/>
+        <w:rPr>
+          <w:rFonts w:ascii="Times New Roman" w:hAnsi="Times New Roman"/>
+          <w:sz w:val="28"/>
+          <w:shd w:val="clear" w:color="auto" w:fill="FFFF00"/>
+        </w:rPr>
+      </w:pPr>
+      <w:r>
+        <w:rPr>
+          <w:rFonts w:ascii="Times New Roman" w:hAnsi="Times New Roman"/>
+          <w:sz w:val="28"/>
+          <w:shd w:val="clear" w:color="auto" w:fill="FFFF00"/>
+        </w:rPr>
+        <w:t>Данные в памяти: 1-10 МБ</w:t>
       </w:r>
     </w:p>
     <w:p>
@@ -24049,7 +24159,7 @@
         <w:rPr>
           <w:rFonts w:ascii="Times New Roman" w:hAnsi="Times New Roman"/>
           <w:sz w:val="28"/>
-          <w:shd w:val="clear" w:color="auto" w:fill="FFFF00"/>
+          <w:shd w:val="clear" w:color="auto" w:fill="FFFFFF" w:themeFill="background1"/>
         </w:rPr>
       </w:pPr>
       <w:r>
@@ -24141,7 +24251,7 @@
           <w:sz w:val="28"/>
           <w:shd w:val="clear" w:color="auto" w:fill="FFFFFF" w:themeFill="background1"/>
         </w:rPr>
-        <w:t>500 Мб</w:t>
+        <w:t>10-</w:t>
       </w:r>
       <w:r>
         <w:rPr>
@@ -24149,6 +24259,24 @@
           <w:sz w:val="28"/>
           <w:shd w:val="clear" w:color="auto" w:fill="FFFFFF" w:themeFill="background1"/>
         </w:rPr>
+        <w:t>1</w:t>
+      </w:r>
+      <w:bookmarkStart w:id="45" w:name="_GoBack"/>
+      <w:bookmarkEnd w:id="45"/>
+      <w:r>
+        <w:rPr>
+          <w:rFonts w:ascii="Times New Roman" w:hAnsi="Times New Roman"/>
+          <w:sz w:val="28"/>
+          <w:shd w:val="clear" w:color="auto" w:fill="FFFFFF" w:themeFill="background1"/>
+        </w:rPr>
+        <w:t>50 Мб</w:t>
+      </w:r>
+      <w:r>
+        <w:rPr>
+          <w:rFonts w:ascii="Times New Roman" w:hAnsi="Times New Roman"/>
+          <w:sz w:val="28"/>
+          <w:shd w:val="clear" w:color="auto" w:fill="FFFFFF" w:themeFill="background1"/>
+        </w:rPr>
         <w:t>.</w:t>
       </w:r>
       <w:commentRangeEnd w:id="44"/>
@@ -24161,15 +24289,96 @@
     </w:p>
     <w:p>
       <w:pPr>
+        <w:pStyle w:val="a5"/>
+        <w:numPr>
+          <w:ilvl w:val="0"/>
+          <w:numId w:val="15"/>
+        </w:numPr>
         <w:suppressAutoHyphens/>
         <w:spacing w:line="360" w:lineRule="auto"/>
-        <w:ind w:firstLine="851"/>
         <w:jc w:val="both"/>
         <w:rPr>
           <w:rFonts w:ascii="Times New Roman" w:hAnsi="Times New Roman"/>
           <w:sz w:val="28"/>
         </w:rPr>
       </w:pPr>
+      <w:r>
+        <w:rPr>
+          <w:rFonts w:ascii="Times New Roman" w:hAnsi="Times New Roman"/>
+          <w:sz w:val="28"/>
+        </w:rPr>
+        <w:t xml:space="preserve">Исполняемый файл (.exe): 1-5 МБ </w:t>
+      </w:r>
+    </w:p>
+    <w:p>
+      <w:pPr>
+        <w:pStyle w:val="a5"/>
+        <w:numPr>
+          <w:ilvl w:val="0"/>
+          <w:numId w:val="15"/>
+        </w:numPr>
+        <w:suppressAutoHyphens/>
+        <w:spacing w:line="360" w:lineRule="auto"/>
+        <w:jc w:val="both"/>
+        <w:rPr>
+          <w:rFonts w:ascii="Times New Roman" w:hAnsi="Times New Roman"/>
+          <w:sz w:val="28"/>
+        </w:rPr>
+      </w:pPr>
+      <w:r>
+        <w:rPr>
+          <w:rFonts w:ascii="Times New Roman" w:hAnsi="Times New Roman"/>
+          <w:sz w:val="28"/>
+        </w:rPr>
+        <w:lastRenderedPageBreak/>
+        <w:t xml:space="preserve">Библиотеки .NET: 5-10 МБ </w:t>
+      </w:r>
+    </w:p>
+    <w:p>
+      <w:pPr>
+        <w:pStyle w:val="a5"/>
+        <w:numPr>
+          <w:ilvl w:val="0"/>
+          <w:numId w:val="15"/>
+        </w:numPr>
+        <w:suppressAutoHyphens/>
+        <w:spacing w:line="360" w:lineRule="auto"/>
+        <w:jc w:val="both"/>
+        <w:rPr>
+          <w:rFonts w:ascii="Times New Roman" w:hAnsi="Times New Roman"/>
+          <w:sz w:val="28"/>
+        </w:rPr>
+      </w:pPr>
+      <w:r>
+        <w:rPr>
+          <w:rFonts w:ascii="Times New Roman" w:hAnsi="Times New Roman"/>
+          <w:sz w:val="28"/>
+        </w:rPr>
+        <w:t xml:space="preserve">Данные (файлы .tran): 1-10 МБ </w:t>
+      </w:r>
+    </w:p>
+    <w:p>
+      <w:pPr>
+        <w:pStyle w:val="a5"/>
+        <w:numPr>
+          <w:ilvl w:val="0"/>
+          <w:numId w:val="15"/>
+        </w:numPr>
+        <w:suppressAutoHyphens/>
+        <w:spacing w:line="360" w:lineRule="auto"/>
+        <w:jc w:val="both"/>
+        <w:rPr>
+          <w:rFonts w:ascii="Times New Roman" w:hAnsi="Times New Roman"/>
+          <w:sz w:val="28"/>
+        </w:rPr>
+      </w:pPr>
+      <w:r>
+        <w:rPr>
+          <w:rFonts w:ascii="Times New Roman" w:hAnsi="Times New Roman"/>
+          <w:sz w:val="28"/>
+        </w:rPr>
+        <w:t>Логи и временные файлы: 1-5 МБ</w:t>
+      </w:r>
     </w:p>
     <w:p>
       <w:pPr>
@@ -24191,7 +24400,7 @@
 </file>
 
 <file path=word/comments.xml><?xml version="1.0" encoding="utf-8"?>
-<w:comments xmlns:wpc="http://schemas.microsoft.com/office/word/2010/wordprocessingCanvas" xmlns:cx="http://schemas.microsoft.com/office/drawing/2014/chartex" xmlns:cx1="http://schemas.microsoft.com/office/drawing/2015/9/8/chartex" xmlns:cx2="http://schemas.microsoft.com/office/drawing/2015/10/21/chartex" xmlns:cx3="http://schemas.microsoft.com/office/drawing/2016/5/9/chartex" xmlns:cx4="http://schemas.microsoft.com/office/drawing/2016/5/10/chartex" xmlns:cx5="http://schemas.microsoft.com/office/drawing/2016/5/11/chartex" xmlns:cx6="http://schemas.microsoft.com/office/drawing/2016/5/12/chartex" xmlns:cx7="http://schemas.microsoft.com/office/drawing/2016/5/13/chartex" xmlns:cx8="http://schemas.microsoft.com/office/drawing/2016/5/14/chartex" xmlns:mc="http://schemas.openxmlformats.org/markup-compatibility/2006" xmlns:aink="http://schemas.microsoft.com/office/drawing/2016/ink" xmlns:am3d="http://schemas.microsoft.com/office/drawing/2017/model3d" xmlns:o="urn:schemas-microsoft-com:office:office" xmlns:r="http://schemas.openxmlformats.org/officeDocument/2006/relationships" xmlns:m="http://schemas.openxmlformats.org/officeDocument/2006/math" xmlns:v="urn:schemas-microsoft-com:vml" xmlns:wp14="http://schemas.microsoft.com/office/word/2010/wordprocessingDrawing" xmlns:wp="http://schemas.openxmlformats.org/drawingml/2006/wordprocessingDrawing" xmlns:w10="urn:schemas-microsoft-com:office:word" xmlns:w="http://schemas.openxmlformats.org/wordprocessingml/2006/main" xmlns:w14="http://schemas.microsoft.com/office/word/2010/wordml" xmlns:w15="http://schemas.microsoft.com/office/word/2012/wordml" xmlns:w16cex="http://schemas.microsoft.com/office/word/2018/wordml/cex" xmlns:w16cid="http://schemas.microsoft.com/office/word/2016/wordml/cid" xmlns:w16="http://schemas.microsoft.com/office/word/2018/wordml" xmlns:w16sdtdh="http://schemas.microsoft.com/office/word/2020/wordml/sdtdatahash" xmlns:w16se="http://schemas.microsoft.com/office/word/2015/wordml/symex" xmlns:wpg="http://schemas.microsoft.com/office/word/2010/wordprocessingGroup" xmlns:wpi="http://schemas.microsoft.com/office/word/2010/wordprocessingInk" xmlns:wne="http://schemas.microsoft.com/office/word/2006/wordml" xmlns:wps="http://schemas.microsoft.com/office/word/2010/wordprocessingShape" mc:Ignorable="w14 w15 w16se w16cid w16 w16cex w16sdtdh wp14">
+<w:comments xmlns:wpc="http://schemas.microsoft.com/office/word/2010/wordprocessingCanvas" xmlns:cx="http://schemas.microsoft.com/office/drawing/2014/chartex" xmlns:cx1="http://schemas.microsoft.com/office/drawing/2015/9/8/chartex" xmlns:cx2="http://schemas.microsoft.com/office/drawing/2015/10/21/chartex" xmlns:cx3="http://schemas.microsoft.com/office/drawing/2016/5/9/chartex" xmlns:cx4="http://schemas.microsoft.com/office/drawing/2016/5/10/chartex" xmlns:cx5="http://schemas.microsoft.com/office/drawing/2016/5/11/chartex" xmlns:cx6="http://schemas.microsoft.com/office/drawing/2016/5/12/chartex" xmlns:cx7="http://schemas.microsoft.com/office/drawing/2016/5/13/chartex" xmlns:cx8="http://schemas.microsoft.com/office/drawing/2016/5/14/chartex" xmlns:mc="http://schemas.openxmlformats.org/markup-compatibility/2006" xmlns:aink="http://schemas.microsoft.com/office/drawing/2016/ink" xmlns:am3d="http://schemas.microsoft.com/office/drawing/2017/model3d" xmlns:o="urn:schemas-microsoft-com:office:office" xmlns:r="http://schemas.openxmlformats.org/officeDocument/2006/relationships" xmlns:m="http://schemas.openxmlformats.org/officeDocument/2006/math" xmlns:v="urn:schemas-microsoft-com:vml" xmlns:wp14="http://schemas.microsoft.com/office/word/2010/wordprocessingDrawing" xmlns:wp="http://schemas.openxmlformats.org/drawingml/2006/wordprocessingDrawing" xmlns:w10="urn:schemas-microsoft-com:office:word" xmlns:w="http://schemas.openxmlformats.org/wordprocessingml/2006/main" xmlns:w14="http://schemas.microsoft.com/office/word/2010/wordml" xmlns:w15="http://schemas.microsoft.com/office/word/2012/wordml" xmlns:w16cex="http://schemas.microsoft.com/office/word/2018/wordml/cex" xmlns:w16cid="http://schemas.microsoft.com/office/word/2016/wordml/cid" xmlns:w16="http://schemas.microsoft.com/office/word/2018/wordml" xmlns:w16se="http://schemas.microsoft.com/office/word/2015/wordml/symex" xmlns:wpg="http://schemas.microsoft.com/office/word/2010/wordprocessingGroup" xmlns:wpi="http://schemas.microsoft.com/office/word/2010/wordprocessingInk" xmlns:wne="http://schemas.microsoft.com/office/word/2006/wordml" xmlns:wps="http://schemas.microsoft.com/office/word/2010/wordprocessingShape" mc:Ignorable="w14 w15 w16se w16cid w16 w16cex wp14">
   <w:comment w:id="16" w:author="Aleksey A. Kalentev" w:date="2025-10-31T13:47:00Z" w:initials="AAK">
     <w:p>
       <w:pPr>
@@ -24210,10 +24419,13 @@
         <w:rPr>
           <w:lang w:val="en-US"/>
         </w:rPr>
-        <w:t xml:space="preserve">partial </w:t>
-      </w:r>
-      <w:r>
-        <w:t>классов</w:t>
+        <w:t>partial</w:t>
+      </w:r>
+      <w:r>
+        <w:t xml:space="preserve"> </w:t>
+      </w:r>
+      <w:r>
+        <w:t>классов +</w:t>
       </w:r>
     </w:p>
   </w:comment>
@@ -24231,6 +24443,9 @@
       <w:r>
         <w:t>Ограничения.</w:t>
       </w:r>
+      <w:r>
+        <w:t xml:space="preserve"> +</w:t>
+      </w:r>
     </w:p>
   </w:comment>
   <w:comment w:id="42" w:author="Aleksey A. Kalentev" w:date="2025-10-31T13:49:00Z" w:initials="AAK">
@@ -24247,6 +24462,9 @@
       <w:r>
         <w:t>?</w:t>
       </w:r>
+      <w:r>
+        <w:t xml:space="preserve"> +</w:t>
+      </w:r>
     </w:p>
   </w:comment>
   <w:comment w:id="43" w:author="Aleksey A. Kalentev" w:date="2025-10-31T13:49:00Z" w:initials="AAK">
@@ -24263,6 +24481,9 @@
       <w:r>
         <w:t>?</w:t>
       </w:r>
+      <w:r>
+        <w:t xml:space="preserve"> +</w:t>
+      </w:r>
     </w:p>
   </w:comment>
   <w:comment w:id="44" w:author="Aleksey A. Kalentev" w:date="2025-10-31T13:49:00Z" w:initials="AAK">
@@ -24278,6 +24499,9 @@
       </w:r>
       <w:r>
         <w:t>?</w:t>
+      </w:r>
+      <w:r>
+        <w:t xml:space="preserve"> +</w:t>
       </w:r>
     </w:p>
   </w:comment>
@@ -24285,7 +24509,7 @@
 </file>
 
 <file path=word/commentsExtended.xml><?xml version="1.0" encoding="utf-8"?>
-<w15:commentsEx xmlns:wpc="http://schemas.microsoft.com/office/word/2010/wordprocessingCanvas" xmlns:cx="http://schemas.microsoft.com/office/drawing/2014/chartex" xmlns:cx1="http://schemas.microsoft.com/office/drawing/2015/9/8/chartex" xmlns:cx2="http://schemas.microsoft.com/office/drawing/2015/10/21/chartex" xmlns:cx3="http://schemas.microsoft.com/office/drawing/2016/5/9/chartex" xmlns:cx4="http://schemas.microsoft.com/office/drawing/2016/5/10/chartex" xmlns:cx5="http://schemas.microsoft.com/office/drawing/2016/5/11/chartex" xmlns:cx6="http://schemas.microsoft.com/office/drawing/2016/5/12/chartex" xmlns:cx7="http://schemas.microsoft.com/office/drawing/2016/5/13/chartex" xmlns:cx8="http://schemas.microsoft.com/office/drawing/2016/5/14/chartex" xmlns:mc="http://schemas.openxmlformats.org/markup-compatibility/2006" xmlns:aink="http://schemas.microsoft.com/office/drawing/2016/ink" xmlns:am3d="http://schemas.microsoft.com/office/drawing/2017/model3d" xmlns:o="urn:schemas-microsoft-com:office:office" xmlns:r="http://schemas.openxmlformats.org/officeDocument/2006/relationships" xmlns:m="http://schemas.openxmlformats.org/officeDocument/2006/math" xmlns:v="urn:schemas-microsoft-com:vml" xmlns:wp14="http://schemas.microsoft.com/office/word/2010/wordprocessingDrawing" xmlns:wp="http://schemas.openxmlformats.org/drawingml/2006/wordprocessingDrawing" xmlns:w10="urn:schemas-microsoft-com:office:word" xmlns:w="http://schemas.openxmlformats.org/wordprocessingml/2006/main" xmlns:w14="http://schemas.microsoft.com/office/word/2010/wordml" xmlns:w15="http://schemas.microsoft.com/office/word/2012/wordml" xmlns:w16cex="http://schemas.microsoft.com/office/word/2018/wordml/cex" xmlns:w16cid="http://schemas.microsoft.com/office/word/2016/wordml/cid" xmlns:w16="http://schemas.microsoft.com/office/word/2018/wordml" xmlns:w16sdtdh="http://schemas.microsoft.com/office/word/2020/wordml/sdtdatahash" xmlns:w16se="http://schemas.microsoft.com/office/word/2015/wordml/symex" xmlns:wpg="http://schemas.microsoft.com/office/word/2010/wordprocessingGroup" xmlns:wpi="http://schemas.microsoft.com/office/word/2010/wordprocessingInk" xmlns:wne="http://schemas.microsoft.com/office/word/2006/wordml" xmlns:wps="http://schemas.microsoft.com/office/word/2010/wordprocessingShape" mc:Ignorable="w14 w15 w16se w16cid w16 w16cex w16sdtdh wp14">
+<w15:commentsEx xmlns:wpc="http://schemas.microsoft.com/office/word/2010/wordprocessingCanvas" xmlns:cx="http://schemas.microsoft.com/office/drawing/2014/chartex" xmlns:cx1="http://schemas.microsoft.com/office/drawing/2015/9/8/chartex" xmlns:cx2="http://schemas.microsoft.com/office/drawing/2015/10/21/chartex" xmlns:cx3="http://schemas.microsoft.com/office/drawing/2016/5/9/chartex" xmlns:cx4="http://schemas.microsoft.com/office/drawing/2016/5/10/chartex" xmlns:cx5="http://schemas.microsoft.com/office/drawing/2016/5/11/chartex" xmlns:cx6="http://schemas.microsoft.com/office/drawing/2016/5/12/chartex" xmlns:cx7="http://schemas.microsoft.com/office/drawing/2016/5/13/chartex" xmlns:cx8="http://schemas.microsoft.com/office/drawing/2016/5/14/chartex" xmlns:mc="http://schemas.openxmlformats.org/markup-compatibility/2006" xmlns:aink="http://schemas.microsoft.com/office/drawing/2016/ink" xmlns:am3d="http://schemas.microsoft.com/office/drawing/2017/model3d" xmlns:o="urn:schemas-microsoft-com:office:office" xmlns:r="http://schemas.openxmlformats.org/officeDocument/2006/relationships" xmlns:m="http://schemas.openxmlformats.org/officeDocument/2006/math" xmlns:v="urn:schemas-microsoft-com:vml" xmlns:wp14="http://schemas.microsoft.com/office/word/2010/wordprocessingDrawing" xmlns:wp="http://schemas.openxmlformats.org/drawingml/2006/wordprocessingDrawing" xmlns:w10="urn:schemas-microsoft-com:office:word" xmlns:w="http://schemas.openxmlformats.org/wordprocessingml/2006/main" xmlns:w14="http://schemas.microsoft.com/office/word/2010/wordml" xmlns:w15="http://schemas.microsoft.com/office/word/2012/wordml" xmlns:w16cex="http://schemas.microsoft.com/office/word/2018/wordml/cex" xmlns:w16cid="http://schemas.microsoft.com/office/word/2016/wordml/cid" xmlns:w16="http://schemas.microsoft.com/office/word/2018/wordml" xmlns:w16se="http://schemas.microsoft.com/office/word/2015/wordml/symex" xmlns:wpg="http://schemas.microsoft.com/office/word/2010/wordprocessingGroup" xmlns:wpi="http://schemas.microsoft.com/office/word/2010/wordprocessingInk" xmlns:wne="http://schemas.microsoft.com/office/word/2006/wordml" xmlns:wps="http://schemas.microsoft.com/office/word/2010/wordprocessingShape" mc:Ignorable="w14 w15 w16se w16cid w16 w16cex wp14">
   <w15:commentEx w15:paraId="56C805EE" w15:done="0"/>
   <w15:commentEx w15:paraId="71EBE451" w15:done="0"/>
   <w15:commentEx w15:paraId="3E0A1DD6" w15:done="0"/>
@@ -24295,7 +24519,7 @@
 </file>
 
 <file path=word/commentsExtensible.xml><?xml version="1.0" encoding="utf-8"?>
-<w16cex:commentsExtensible xmlns:wpc="http://schemas.microsoft.com/office/word/2010/wordprocessingCanvas" xmlns:cx="http://schemas.microsoft.com/office/drawing/2014/chartex" xmlns:cx1="http://schemas.microsoft.com/office/drawing/2015/9/8/chartex" xmlns:cx2="http://schemas.microsoft.com/office/drawing/2015/10/21/chartex" xmlns:cx3="http://schemas.microsoft.com/office/drawing/2016/5/9/chartex" xmlns:cx4="http://schemas.microsoft.com/office/drawing/2016/5/10/chartex" xmlns:cx5="http://schemas.microsoft.com/office/drawing/2016/5/11/chartex" xmlns:cx6="http://schemas.microsoft.com/office/drawing/2016/5/12/chartex" xmlns:cx7="http://schemas.microsoft.com/office/drawing/2016/5/13/chartex" xmlns:cx8="http://schemas.microsoft.com/office/drawing/2016/5/14/chartex" xmlns:mc="http://schemas.openxmlformats.org/markup-compatibility/2006" xmlns:aink="http://schemas.microsoft.com/office/drawing/2016/ink" xmlns:am3d="http://schemas.microsoft.com/office/drawing/2017/model3d" xmlns:o="urn:schemas-microsoft-com:office:office" xmlns:r="http://schemas.openxmlformats.org/officeDocument/2006/relationships" xmlns:m="http://schemas.openxmlformats.org/officeDocument/2006/math" xmlns:v="urn:schemas-microsoft-com:vml" xmlns:wp14="http://schemas.microsoft.com/office/word/2010/wordprocessingDrawing" xmlns:wp="http://schemas.openxmlformats.org/drawingml/2006/wordprocessingDrawing" xmlns:w10="urn:schemas-microsoft-com:office:word" xmlns:w="http://schemas.openxmlformats.org/wordprocessingml/2006/main" xmlns:w14="http://schemas.microsoft.com/office/word/2010/wordml" xmlns:w15="http://schemas.microsoft.com/office/word/2012/wordml" xmlns:w16cex="http://schemas.microsoft.com/office/word/2018/wordml/cex" xmlns:w16cid="http://schemas.microsoft.com/office/word/2016/wordml/cid" xmlns:w16="http://schemas.microsoft.com/office/word/2018/wordml" xmlns:w16sdtdh="http://schemas.microsoft.com/office/word/2020/wordml/sdtdatahash" xmlns:w16se="http://schemas.microsoft.com/office/word/2015/wordml/symex" xmlns:wpg="http://schemas.microsoft.com/office/word/2010/wordprocessingGroup" xmlns:wpi="http://schemas.microsoft.com/office/word/2010/wordprocessingInk" xmlns:wne="http://schemas.microsoft.com/office/word/2006/wordml" xmlns:wps="http://schemas.microsoft.com/office/word/2010/wordprocessingShape" mc:Ignorable="w14 w15 w16se w16cid w16 w16cex w16sdtdh wp14">
+<w16cex:commentsExtensible xmlns:wpc="http://schemas.microsoft.com/office/word/2010/wordprocessingCanvas" xmlns:cx="http://schemas.microsoft.com/office/drawing/2014/chartex" xmlns:cx1="http://schemas.microsoft.com/office/drawing/2015/9/8/chartex" xmlns:cx2="http://schemas.microsoft.com/office/drawing/2015/10/21/chartex" xmlns:cx3="http://schemas.microsoft.com/office/drawing/2016/5/9/chartex" xmlns:cx4="http://schemas.microsoft.com/office/drawing/2016/5/10/chartex" xmlns:cx5="http://schemas.microsoft.com/office/drawing/2016/5/11/chartex" xmlns:cx6="http://schemas.microsoft.com/office/drawing/2016/5/12/chartex" xmlns:cx7="http://schemas.microsoft.com/office/drawing/2016/5/13/chartex" xmlns:cx8="http://schemas.microsoft.com/office/drawing/2016/5/14/chartex" xmlns:mc="http://schemas.openxmlformats.org/markup-compatibility/2006" xmlns:aink="http://schemas.microsoft.com/office/drawing/2016/ink" xmlns:am3d="http://schemas.microsoft.com/office/drawing/2017/model3d" xmlns:o="urn:schemas-microsoft-com:office:office" xmlns:r="http://schemas.openxmlformats.org/officeDocument/2006/relationships" xmlns:m="http://schemas.openxmlformats.org/officeDocument/2006/math" xmlns:v="urn:schemas-microsoft-com:vml" xmlns:wp14="http://schemas.microsoft.com/office/word/2010/wordprocessingDrawing" xmlns:wp="http://schemas.openxmlformats.org/drawingml/2006/wordprocessingDrawing" xmlns:w10="urn:schemas-microsoft-com:office:word" xmlns:w="http://schemas.openxmlformats.org/wordprocessingml/2006/main" xmlns:w14="http://schemas.microsoft.com/office/word/2010/wordml" xmlns:w15="http://schemas.microsoft.com/office/word/2012/wordml" xmlns:w16cex="http://schemas.microsoft.com/office/word/2018/wordml/cex" xmlns:w16cid="http://schemas.microsoft.com/office/word/2016/wordml/cid" xmlns:w16="http://schemas.microsoft.com/office/word/2018/wordml" xmlns:w16se="http://schemas.microsoft.com/office/word/2015/wordml/symex" xmlns:wpg="http://schemas.microsoft.com/office/word/2010/wordprocessingGroup" xmlns:wpi="http://schemas.microsoft.com/office/word/2010/wordprocessingInk" xmlns:wne="http://schemas.microsoft.com/office/word/2006/wordml" xmlns:wps="http://schemas.microsoft.com/office/word/2010/wordprocessingShape" mc:Ignorable="w14 w15 w16se w16cid w16 w16cex wp14">
   <w16cex:commentExtensible w16cex:durableId="2CAF3C77" w16cex:dateUtc="2025-10-31T06:47:00Z"/>
   <w16cex:commentExtensible w16cex:durableId="2CAF3CC7" w16cex:dateUtc="2025-10-31T06:48:00Z"/>
   <w16cex:commentExtensible w16cex:durableId="2CAF3CDC" w16cex:dateUtc="2025-10-31T06:49:00Z"/>
@@ -24305,7 +24529,7 @@
 </file>
 
 <file path=word/commentsIds.xml><?xml version="1.0" encoding="utf-8"?>
-<w16cid:commentsIds xmlns:wpc="http://schemas.microsoft.com/office/word/2010/wordprocessingCanvas" xmlns:cx="http://schemas.microsoft.com/office/drawing/2014/chartex" xmlns:cx1="http://schemas.microsoft.com/office/drawing/2015/9/8/chartex" xmlns:cx2="http://schemas.microsoft.com/office/drawing/2015/10/21/chartex" xmlns:cx3="http://schemas.microsoft.com/office/drawing/2016/5/9/chartex" xmlns:cx4="http://schemas.microsoft.com/office/drawing/2016/5/10/chartex" xmlns:cx5="http://schemas.microsoft.com/office/drawing/2016/5/11/chartex" xmlns:cx6="http://schemas.microsoft.com/office/drawing/2016/5/12/chartex" xmlns:cx7="http://schemas.microsoft.com/office/drawing/2016/5/13/chartex" xmlns:cx8="http://schemas.microsoft.com/office/drawing/2016/5/14/chartex" xmlns:mc="http://schemas.openxmlformats.org/markup-compatibility/2006" xmlns:aink="http://schemas.microsoft.com/office/drawing/2016/ink" xmlns:am3d="http://schemas.microsoft.com/office/drawing/2017/model3d" xmlns:o="urn:schemas-microsoft-com:office:office" xmlns:r="http://schemas.openxmlformats.org/officeDocument/2006/relationships" xmlns:m="http://schemas.openxmlformats.org/officeDocument/2006/math" xmlns:v="urn:schemas-microsoft-com:vml" xmlns:wp14="http://schemas.microsoft.com/office/word/2010/wordprocessingDrawing" xmlns:wp="http://schemas.openxmlformats.org/drawingml/2006/wordprocessingDrawing" xmlns:w10="urn:schemas-microsoft-com:office:word" xmlns:w="http://schemas.openxmlformats.org/wordprocessingml/2006/main" xmlns:w14="http://schemas.microsoft.com/office/word/2010/wordml" xmlns:w15="http://schemas.microsoft.com/office/word/2012/wordml" xmlns:w16cex="http://schemas.microsoft.com/office/word/2018/wordml/cex" xmlns:w16cid="http://schemas.microsoft.com/office/word/2016/wordml/cid" xmlns:w16="http://schemas.microsoft.com/office/word/2018/wordml" xmlns:w16sdtdh="http://schemas.microsoft.com/office/word/2020/wordml/sdtdatahash" xmlns:w16se="http://schemas.microsoft.com/office/word/2015/wordml/symex" xmlns:wpg="http://schemas.microsoft.com/office/word/2010/wordprocessingGroup" xmlns:wpi="http://schemas.microsoft.com/office/word/2010/wordprocessingInk" xmlns:wne="http://schemas.microsoft.com/office/word/2006/wordml" xmlns:wps="http://schemas.microsoft.com/office/word/2010/wordprocessingShape" mc:Ignorable="w14 w15 w16se w16cid w16 w16cex w16sdtdh wp14">
+<w16cid:commentsIds xmlns:wpc="http://schemas.microsoft.com/office/word/2010/wordprocessingCanvas" xmlns:cx="http://schemas.microsoft.com/office/drawing/2014/chartex" xmlns:cx1="http://schemas.microsoft.com/office/drawing/2015/9/8/chartex" xmlns:cx2="http://schemas.microsoft.com/office/drawing/2015/10/21/chartex" xmlns:cx3="http://schemas.microsoft.com/office/drawing/2016/5/9/chartex" xmlns:cx4="http://schemas.microsoft.com/office/drawing/2016/5/10/chartex" xmlns:cx5="http://schemas.microsoft.com/office/drawing/2016/5/11/chartex" xmlns:cx6="http://schemas.microsoft.com/office/drawing/2016/5/12/chartex" xmlns:cx7="http://schemas.microsoft.com/office/drawing/2016/5/13/chartex" xmlns:cx8="http://schemas.microsoft.com/office/drawing/2016/5/14/chartex" xmlns:mc="http://schemas.openxmlformats.org/markup-compatibility/2006" xmlns:aink="http://schemas.microsoft.com/office/drawing/2016/ink" xmlns:am3d="http://schemas.microsoft.com/office/drawing/2017/model3d" xmlns:o="urn:schemas-microsoft-com:office:office" xmlns:r="http://schemas.openxmlformats.org/officeDocument/2006/relationships" xmlns:m="http://schemas.openxmlformats.org/officeDocument/2006/math" xmlns:v="urn:schemas-microsoft-com:vml" xmlns:wp14="http://schemas.microsoft.com/office/word/2010/wordprocessingDrawing" xmlns:wp="http://schemas.openxmlformats.org/drawingml/2006/wordprocessingDrawing" xmlns:w10="urn:schemas-microsoft-com:office:word" xmlns:w="http://schemas.openxmlformats.org/wordprocessingml/2006/main" xmlns:w14="http://schemas.microsoft.com/office/word/2010/wordml" xmlns:w15="http://schemas.microsoft.com/office/word/2012/wordml" xmlns:w16cex="http://schemas.microsoft.com/office/word/2018/wordml/cex" xmlns:w16cid="http://schemas.microsoft.com/office/word/2016/wordml/cid" xmlns:w16="http://schemas.microsoft.com/office/word/2018/wordml" xmlns:w16se="http://schemas.microsoft.com/office/word/2015/wordml/symex" xmlns:wpg="http://schemas.microsoft.com/office/word/2010/wordprocessingGroup" xmlns:wpi="http://schemas.microsoft.com/office/word/2010/wordprocessingInk" xmlns:wne="http://schemas.microsoft.com/office/word/2006/wordml" xmlns:wps="http://schemas.microsoft.com/office/word/2010/wordprocessingShape" mc:Ignorable="w14 w15 w16se w16cid w16 w16cex wp14">
   <w16cid:commentId w16cid:paraId="56C805EE" w16cid:durableId="2CAF3C77"/>
   <w16cid:commentId w16cid:paraId="71EBE451" w16cid:durableId="2CAF3CC7"/>
   <w16cid:commentId w16cid:paraId="3E0A1DD6" w16cid:durableId="2CAF3CDC"/>
@@ -24315,7 +24539,7 @@
 </file>
 
 <file path=word/endnotes.xml><?xml version="1.0" encoding="utf-8"?>
-<w:endnotes xmlns:wpc="http://schemas.microsoft.com/office/word/2010/wordprocessingCanvas" xmlns:cx="http://schemas.microsoft.com/office/drawing/2014/chartex" xmlns:cx1="http://schemas.microsoft.com/office/drawing/2015/9/8/chartex" xmlns:cx2="http://schemas.microsoft.com/office/drawing/2015/10/21/chartex" xmlns:cx3="http://schemas.microsoft.com/office/drawing/2016/5/9/chartex" xmlns:cx4="http://schemas.microsoft.com/office/drawing/2016/5/10/chartex" xmlns:cx5="http://schemas.microsoft.com/office/drawing/2016/5/11/chartex" xmlns:cx6="http://schemas.microsoft.com/office/drawing/2016/5/12/chartex" xmlns:cx7="http://schemas.microsoft.com/office/drawing/2016/5/13/chartex" xmlns:cx8="http://schemas.microsoft.com/office/drawing/2016/5/14/chartex" xmlns:mc="http://schemas.openxmlformats.org/markup-compatibility/2006" xmlns:aink="http://schemas.microsoft.com/office/drawing/2016/ink" xmlns:am3d="http://schemas.microsoft.com/office/drawing/2017/model3d" xmlns:o="urn:schemas-microsoft-com:office:office" xmlns:r="http://schemas.openxmlformats.org/officeDocument/2006/relationships" xmlns:m="http://schemas.openxmlformats.org/officeDocument/2006/math" xmlns:v="urn:schemas-microsoft-com:vml" xmlns:wp14="http://schemas.microsoft.com/office/word/2010/wordprocessingDrawing" xmlns:wp="http://schemas.openxmlformats.org/drawingml/2006/wordprocessingDrawing" xmlns:w10="urn:schemas-microsoft-com:office:word" xmlns:w="http://schemas.openxmlformats.org/wordprocessingml/2006/main" xmlns:w14="http://schemas.microsoft.com/office/word/2010/wordml" xmlns:w15="http://schemas.microsoft.com/office/word/2012/wordml" xmlns:w16cex="http://schemas.microsoft.com/office/word/2018/wordml/cex" xmlns:w16cid="http://schemas.microsoft.com/office/word/2016/wordml/cid" xmlns:w16="http://schemas.microsoft.com/office/word/2018/wordml" xmlns:w16sdtdh="http://schemas.microsoft.com/office/word/2020/wordml/sdtdatahash" xmlns:w16se="http://schemas.microsoft.com/office/word/2015/wordml/symex" xmlns:wpg="http://schemas.microsoft.com/office/word/2010/wordprocessingGroup" xmlns:wpi="http://schemas.microsoft.com/office/word/2010/wordprocessingInk" xmlns:wne="http://schemas.microsoft.com/office/word/2006/wordml" xmlns:wps="http://schemas.microsoft.com/office/word/2010/wordprocessingShape" mc:Ignorable="w14 w15 w16se w16cid w16 w16cex w16sdtdh wp14">
+<w:endnotes xmlns:wpc="http://schemas.microsoft.com/office/word/2010/wordprocessingCanvas" xmlns:cx="http://schemas.microsoft.com/office/drawing/2014/chartex" xmlns:cx1="http://schemas.microsoft.com/office/drawing/2015/9/8/chartex" xmlns:cx2="http://schemas.microsoft.com/office/drawing/2015/10/21/chartex" xmlns:cx3="http://schemas.microsoft.com/office/drawing/2016/5/9/chartex" xmlns:cx4="http://schemas.microsoft.com/office/drawing/2016/5/10/chartex" xmlns:cx5="http://schemas.microsoft.com/office/drawing/2016/5/11/chartex" xmlns:cx6="http://schemas.microsoft.com/office/drawing/2016/5/12/chartex" xmlns:cx7="http://schemas.microsoft.com/office/drawing/2016/5/13/chartex" xmlns:cx8="http://schemas.microsoft.com/office/drawing/2016/5/14/chartex" xmlns:mc="http://schemas.openxmlformats.org/markup-compatibility/2006" xmlns:aink="http://schemas.microsoft.com/office/drawing/2016/ink" xmlns:am3d="http://schemas.microsoft.com/office/drawing/2017/model3d" xmlns:o="urn:schemas-microsoft-com:office:office" xmlns:r="http://schemas.openxmlformats.org/officeDocument/2006/relationships" xmlns:m="http://schemas.openxmlformats.org/officeDocument/2006/math" xmlns:v="urn:schemas-microsoft-com:vml" xmlns:wp14="http://schemas.microsoft.com/office/word/2010/wordprocessingDrawing" xmlns:wp="http://schemas.openxmlformats.org/drawingml/2006/wordprocessingDrawing" xmlns:w10="urn:schemas-microsoft-com:office:word" xmlns:w="http://schemas.openxmlformats.org/wordprocessingml/2006/main" xmlns:w14="http://schemas.microsoft.com/office/word/2010/wordml" xmlns:w15="http://schemas.microsoft.com/office/word/2012/wordml" xmlns:w16cex="http://schemas.microsoft.com/office/word/2018/wordml/cex" xmlns:w16cid="http://schemas.microsoft.com/office/word/2016/wordml/cid" xmlns:w16="http://schemas.microsoft.com/office/word/2018/wordml" xmlns:w16se="http://schemas.microsoft.com/office/word/2015/wordml/symex" xmlns:wpg="http://schemas.microsoft.com/office/word/2010/wordprocessingGroup" xmlns:wpi="http://schemas.microsoft.com/office/word/2010/wordprocessingInk" xmlns:wne="http://schemas.microsoft.com/office/word/2006/wordml" xmlns:wps="http://schemas.microsoft.com/office/word/2010/wordprocessingShape" mc:Ignorable="w14 w15 w16se w16cid w16 w16cex wp14">
   <w:endnote w:type="separator" w:id="-1">
     <w:p>
       <w:pPr>
@@ -24340,7 +24564,7 @@
 </file>
 
 <file path=word/footer1.xml><?xml version="1.0" encoding="utf-8"?>
-<w:ftr xmlns:wpc="http://schemas.microsoft.com/office/word/2010/wordprocessingCanvas" xmlns:cx="http://schemas.microsoft.com/office/drawing/2014/chartex" xmlns:cx1="http://schemas.microsoft.com/office/drawing/2015/9/8/chartex" xmlns:cx2="http://schemas.microsoft.com/office/drawing/2015/10/21/chartex" xmlns:cx3="http://schemas.microsoft.com/office/drawing/2016/5/9/chartex" xmlns:cx4="http://schemas.microsoft.com/office/drawing/2016/5/10/chartex" xmlns:cx5="http://schemas.microsoft.com/office/drawing/2016/5/11/chartex" xmlns:cx6="http://schemas.microsoft.com/office/drawing/2016/5/12/chartex" xmlns:cx7="http://schemas.microsoft.com/office/drawing/2016/5/13/chartex" xmlns:cx8="http://schemas.microsoft.com/office/drawing/2016/5/14/chartex" xmlns:mc="http://schemas.openxmlformats.org/markup-compatibility/2006" xmlns:aink="http://schemas.microsoft.com/office/drawing/2016/ink" xmlns:am3d="http://schemas.microsoft.com/office/drawing/2017/model3d" xmlns:o="urn:schemas-microsoft-com:office:office" xmlns:r="http://schemas.openxmlformats.org/officeDocument/2006/relationships" xmlns:m="http://schemas.openxmlformats.org/officeDocument/2006/math" xmlns:v="urn:schemas-microsoft-com:vml" xmlns:wp14="http://schemas.microsoft.com/office/word/2010/wordprocessingDrawing" xmlns:wp="http://schemas.openxmlformats.org/drawingml/2006/wordprocessingDrawing" xmlns:w10="urn:schemas-microsoft-com:office:word" xmlns:w="http://schemas.openxmlformats.org/wordprocessingml/2006/main" xmlns:w14="http://schemas.microsoft.com/office/word/2010/wordml" xmlns:w15="http://schemas.microsoft.com/office/word/2012/wordml" xmlns:w16cex="http://schemas.microsoft.com/office/word/2018/wordml/cex" xmlns:w16cid="http://schemas.microsoft.com/office/word/2016/wordml/cid" xmlns:w16="http://schemas.microsoft.com/office/word/2018/wordml" xmlns:w16sdtdh="http://schemas.microsoft.com/office/word/2020/wordml/sdtdatahash" xmlns:w16se="http://schemas.microsoft.com/office/word/2015/wordml/symex" xmlns:wpg="http://schemas.microsoft.com/office/word/2010/wordprocessingGroup" xmlns:wpi="http://schemas.microsoft.com/office/word/2010/wordprocessingInk" xmlns:wne="http://schemas.microsoft.com/office/word/2006/wordml" xmlns:wps="http://schemas.microsoft.com/office/word/2010/wordprocessingShape" mc:Ignorable="w14 w15 w16se w16cid w16 w16cex w16sdtdh wp14">
+<w:ftr xmlns:wpc="http://schemas.microsoft.com/office/word/2010/wordprocessingCanvas" xmlns:cx="http://schemas.microsoft.com/office/drawing/2014/chartex" xmlns:cx1="http://schemas.microsoft.com/office/drawing/2015/9/8/chartex" xmlns:cx2="http://schemas.microsoft.com/office/drawing/2015/10/21/chartex" xmlns:cx3="http://schemas.microsoft.com/office/drawing/2016/5/9/chartex" xmlns:cx4="http://schemas.microsoft.com/office/drawing/2016/5/10/chartex" xmlns:cx5="http://schemas.microsoft.com/office/drawing/2016/5/11/chartex" xmlns:cx6="http://schemas.microsoft.com/office/drawing/2016/5/12/chartex" xmlns:cx7="http://schemas.microsoft.com/office/drawing/2016/5/13/chartex" xmlns:cx8="http://schemas.microsoft.com/office/drawing/2016/5/14/chartex" xmlns:mc="http://schemas.openxmlformats.org/markup-compatibility/2006" xmlns:aink="http://schemas.microsoft.com/office/drawing/2016/ink" xmlns:am3d="http://schemas.microsoft.com/office/drawing/2017/model3d" xmlns:o="urn:schemas-microsoft-com:office:office" xmlns:r="http://schemas.openxmlformats.org/officeDocument/2006/relationships" xmlns:m="http://schemas.openxmlformats.org/officeDocument/2006/math" xmlns:v="urn:schemas-microsoft-com:vml" xmlns:wp14="http://schemas.microsoft.com/office/word/2010/wordprocessingDrawing" xmlns:wp="http://schemas.openxmlformats.org/drawingml/2006/wordprocessingDrawing" xmlns:w10="urn:schemas-microsoft-com:office:word" xmlns:w="http://schemas.openxmlformats.org/wordprocessingml/2006/main" xmlns:w14="http://schemas.microsoft.com/office/word/2010/wordml" xmlns:w15="http://schemas.microsoft.com/office/word/2012/wordml" xmlns:w16cex="http://schemas.microsoft.com/office/word/2018/wordml/cex" xmlns:w16cid="http://schemas.microsoft.com/office/word/2016/wordml/cid" xmlns:w16="http://schemas.microsoft.com/office/word/2018/wordml" xmlns:w16se="http://schemas.microsoft.com/office/word/2015/wordml/symex" xmlns:wpg="http://schemas.microsoft.com/office/word/2010/wordprocessingGroup" xmlns:wpi="http://schemas.microsoft.com/office/word/2010/wordprocessingInk" xmlns:wne="http://schemas.microsoft.com/office/word/2006/wordml" xmlns:wps="http://schemas.microsoft.com/office/word/2010/wordprocessingShape" mc:Ignorable="w14 w15 w16se w16cid w16 w16cex wp14">
   <w:sdt>
     <w:sdtPr>
       <w:id w:val="1971093946"/>
@@ -24419,7 +24643,7 @@
 </file>
 
 <file path=word/footnotes.xml><?xml version="1.0" encoding="utf-8"?>
-<w:footnotes xmlns:wpc="http://schemas.microsoft.com/office/word/2010/wordprocessingCanvas" xmlns:cx="http://schemas.microsoft.com/office/drawing/2014/chartex" xmlns:cx1="http://schemas.microsoft.com/office/drawing/2015/9/8/chartex" xmlns:cx2="http://schemas.microsoft.com/office/drawing/2015/10/21/chartex" xmlns:cx3="http://schemas.microsoft.com/office/drawing/2016/5/9/chartex" xmlns:cx4="http://schemas.microsoft.com/office/drawing/2016/5/10/chartex" xmlns:cx5="http://schemas.microsoft.com/office/drawing/2016/5/11/chartex" xmlns:cx6="http://schemas.microsoft.com/office/drawing/2016/5/12/chartex" xmlns:cx7="http://schemas.microsoft.com/office/drawing/2016/5/13/chartex" xmlns:cx8="http://schemas.microsoft.com/office/drawing/2016/5/14/chartex" xmlns:mc="http://schemas.openxmlformats.org/markup-compatibility/2006" xmlns:aink="http://schemas.microsoft.com/office/drawing/2016/ink" xmlns:am3d="http://schemas.microsoft.com/office/drawing/2017/model3d" xmlns:o="urn:schemas-microsoft-com:office:office" xmlns:r="http://schemas.openxmlformats.org/officeDocument/2006/relationships" xmlns:m="http://schemas.openxmlformats.org/officeDocument/2006/math" xmlns:v="urn:schemas-microsoft-com:vml" xmlns:wp14="http://schemas.microsoft.com/office/word/2010/wordprocessingDrawing" xmlns:wp="http://schemas.openxmlformats.org/drawingml/2006/wordprocessingDrawing" xmlns:w10="urn:schemas-microsoft-com:office:word" xmlns:w="http://schemas.openxmlformats.org/wordprocessingml/2006/main" xmlns:w14="http://schemas.microsoft.com/office/word/2010/wordml" xmlns:w15="http://schemas.microsoft.com/office/word/2012/wordml" xmlns:w16cex="http://schemas.microsoft.com/office/word/2018/wordml/cex" xmlns:w16cid="http://schemas.microsoft.com/office/word/2016/wordml/cid" xmlns:w16="http://schemas.microsoft.com/office/word/2018/wordml" xmlns:w16sdtdh="http://schemas.microsoft.com/office/word/2020/wordml/sdtdatahash" xmlns:w16se="http://schemas.microsoft.com/office/word/2015/wordml/symex" xmlns:wpg="http://schemas.microsoft.com/office/word/2010/wordprocessingGroup" xmlns:wpi="http://schemas.microsoft.com/office/word/2010/wordprocessingInk" xmlns:wne="http://schemas.microsoft.com/office/word/2006/wordml" xmlns:wps="http://schemas.microsoft.com/office/word/2010/wordprocessingShape" mc:Ignorable="w14 w15 w16se w16cid w16 w16cex w16sdtdh wp14">
+<w:footnotes xmlns:wpc="http://schemas.microsoft.com/office/word/2010/wordprocessingCanvas" xmlns:cx="http://schemas.microsoft.com/office/drawing/2014/chartex" xmlns:cx1="http://schemas.microsoft.com/office/drawing/2015/9/8/chartex" xmlns:cx2="http://schemas.microsoft.com/office/drawing/2015/10/21/chartex" xmlns:cx3="http://schemas.microsoft.com/office/drawing/2016/5/9/chartex" xmlns:cx4="http://schemas.microsoft.com/office/drawing/2016/5/10/chartex" xmlns:cx5="http://schemas.microsoft.com/office/drawing/2016/5/11/chartex" xmlns:cx6="http://schemas.microsoft.com/office/drawing/2016/5/12/chartex" xmlns:cx7="http://schemas.microsoft.com/office/drawing/2016/5/13/chartex" xmlns:cx8="http://schemas.microsoft.com/office/drawing/2016/5/14/chartex" xmlns:mc="http://schemas.openxmlformats.org/markup-compatibility/2006" xmlns:aink="http://schemas.microsoft.com/office/drawing/2016/ink" xmlns:am3d="http://schemas.microsoft.com/office/drawing/2017/model3d" xmlns:o="urn:schemas-microsoft-com:office:office" xmlns:r="http://schemas.openxmlformats.org/officeDocument/2006/relationships" xmlns:m="http://schemas.openxmlformats.org/officeDocument/2006/math" xmlns:v="urn:schemas-microsoft-com:vml" xmlns:wp14="http://schemas.microsoft.com/office/word/2010/wordprocessingDrawing" xmlns:wp="http://schemas.openxmlformats.org/drawingml/2006/wordprocessingDrawing" xmlns:w10="urn:schemas-microsoft-com:office:word" xmlns:w="http://schemas.openxmlformats.org/wordprocessingml/2006/main" xmlns:w14="http://schemas.microsoft.com/office/word/2010/wordml" xmlns:w15="http://schemas.microsoft.com/office/word/2012/wordml" xmlns:w16cex="http://schemas.microsoft.com/office/word/2018/wordml/cex" xmlns:w16cid="http://schemas.microsoft.com/office/word/2016/wordml/cid" xmlns:w16="http://schemas.microsoft.com/office/word/2018/wordml" xmlns:w16se="http://schemas.microsoft.com/office/word/2015/wordml/symex" xmlns:wpg="http://schemas.microsoft.com/office/word/2010/wordprocessingGroup" xmlns:wpi="http://schemas.microsoft.com/office/word/2010/wordprocessingInk" xmlns:wne="http://schemas.microsoft.com/office/word/2006/wordml" xmlns:wps="http://schemas.microsoft.com/office/word/2010/wordprocessingShape" mc:Ignorable="w14 w15 w16se w16cid w16 w16cex wp14">
   <w:footnote w:type="separator" w:id="-1">
     <w:p>
       <w:pPr>
@@ -24444,7 +24668,7 @@
 </file>
 
 <file path=word/numbering.xml><?xml version="1.0" encoding="utf-8"?>
-<w:numbering xmlns:wpc="http://schemas.microsoft.com/office/word/2010/wordprocessingCanvas" xmlns:cx="http://schemas.microsoft.com/office/drawing/2014/chartex" xmlns:cx1="http://schemas.microsoft.com/office/drawing/2015/9/8/chartex" xmlns:cx2="http://schemas.microsoft.com/office/drawing/2015/10/21/chartex" xmlns:cx3="http://schemas.microsoft.com/office/drawing/2016/5/9/chartex" xmlns:cx4="http://schemas.microsoft.com/office/drawing/2016/5/10/chartex" xmlns:cx5="http://schemas.microsoft.com/office/drawing/2016/5/11/chartex" xmlns:cx6="http://schemas.microsoft.com/office/drawing/2016/5/12/chartex" xmlns:cx7="http://schemas.microsoft.com/office/drawing/2016/5/13/chartex" xmlns:cx8="http://schemas.microsoft.com/office/drawing/2016/5/14/chartex" xmlns:mc="http://schemas.openxmlformats.org/markup-compatibility/2006" xmlns:aink="http://schemas.microsoft.com/office/drawing/2016/ink" xmlns:am3d="http://schemas.microsoft.com/office/drawing/2017/model3d" xmlns:o="urn:schemas-microsoft-com:office:office" xmlns:r="http://schemas.openxmlformats.org/officeDocument/2006/relationships" xmlns:m="http://schemas.openxmlformats.org/officeDocument/2006/math" xmlns:v="urn:schemas-microsoft-com:vml" xmlns:wp14="http://schemas.microsoft.com/office/word/2010/wordprocessingDrawing" xmlns:wp="http://schemas.openxmlformats.org/drawingml/2006/wordprocessingDrawing" xmlns:w10="urn:schemas-microsoft-com:office:word" xmlns:w="http://schemas.openxmlformats.org/wordprocessingml/2006/main" xmlns:w14="http://schemas.microsoft.com/office/word/2010/wordml" xmlns:w15="http://schemas.microsoft.com/office/word/2012/wordml" xmlns:w16cex="http://schemas.microsoft.com/office/word/2018/wordml/cex" xmlns:w16cid="http://schemas.microsoft.com/office/word/2016/wordml/cid" xmlns:w16="http://schemas.microsoft.com/office/word/2018/wordml" xmlns:w16sdtdh="http://schemas.microsoft.com/office/word/2020/wordml/sdtdatahash" xmlns:w16se="http://schemas.microsoft.com/office/word/2015/wordml/symex" xmlns:wpg="http://schemas.microsoft.com/office/word/2010/wordprocessingGroup" xmlns:wpi="http://schemas.microsoft.com/office/word/2010/wordprocessingInk" xmlns:wne="http://schemas.microsoft.com/office/word/2006/wordml" xmlns:wps="http://schemas.microsoft.com/office/word/2010/wordprocessingShape" mc:Ignorable="w14 w15 w16se w16cid w16 w16cex w16sdtdh wp14">
+<w:numbering xmlns:wpc="http://schemas.microsoft.com/office/word/2010/wordprocessingCanvas" xmlns:cx="http://schemas.microsoft.com/office/drawing/2014/chartex" xmlns:cx1="http://schemas.microsoft.com/office/drawing/2015/9/8/chartex" xmlns:cx2="http://schemas.microsoft.com/office/drawing/2015/10/21/chartex" xmlns:cx3="http://schemas.microsoft.com/office/drawing/2016/5/9/chartex" xmlns:cx4="http://schemas.microsoft.com/office/drawing/2016/5/10/chartex" xmlns:cx5="http://schemas.microsoft.com/office/drawing/2016/5/11/chartex" xmlns:cx6="http://schemas.microsoft.com/office/drawing/2016/5/12/chartex" xmlns:cx7="http://schemas.microsoft.com/office/drawing/2016/5/13/chartex" xmlns:cx8="http://schemas.microsoft.com/office/drawing/2016/5/14/chartex" xmlns:mc="http://schemas.openxmlformats.org/markup-compatibility/2006" xmlns:aink="http://schemas.microsoft.com/office/drawing/2016/ink" xmlns:am3d="http://schemas.microsoft.com/office/drawing/2017/model3d" xmlns:o="urn:schemas-microsoft-com:office:office" xmlns:r="http://schemas.openxmlformats.org/officeDocument/2006/relationships" xmlns:m="http://schemas.openxmlformats.org/officeDocument/2006/math" xmlns:v="urn:schemas-microsoft-com:vml" xmlns:wp14="http://schemas.microsoft.com/office/word/2010/wordprocessingDrawing" xmlns:wp="http://schemas.openxmlformats.org/drawingml/2006/wordprocessingDrawing" xmlns:w10="urn:schemas-microsoft-com:office:word" xmlns:w="http://schemas.openxmlformats.org/wordprocessingml/2006/main" xmlns:w14="http://schemas.microsoft.com/office/word/2010/wordml" xmlns:w15="http://schemas.microsoft.com/office/word/2012/wordml" xmlns:w16cex="http://schemas.microsoft.com/office/word/2018/wordml/cex" xmlns:w16cid="http://schemas.microsoft.com/office/word/2016/wordml/cid" xmlns:w16="http://schemas.microsoft.com/office/word/2018/wordml" xmlns:w16se="http://schemas.microsoft.com/office/word/2015/wordml/symex" xmlns:wpg="http://schemas.microsoft.com/office/word/2010/wordprocessingGroup" xmlns:wpi="http://schemas.microsoft.com/office/word/2010/wordprocessingInk" xmlns:wne="http://schemas.microsoft.com/office/word/2006/wordml" xmlns:wps="http://schemas.microsoft.com/office/word/2010/wordprocessingShape" mc:Ignorable="w14 w15 w16se w16cid w16 w16cex wp14">
   <w:abstractNum w:abstractNumId="0" w15:restartNumberingAfterBreak="0">
     <w:nsid w:val="16660501"/>
     <w:multiLevelType w:val="multilevel"/>
@@ -24684,6 +24908,119 @@
     </w:lvl>
   </w:abstractNum>
   <w:abstractNum w:abstractNumId="2" w15:restartNumberingAfterBreak="0">
+    <w:nsid w:val="2B0A6935"/>
+    <w:multiLevelType w:val="hybridMultilevel"/>
+    <w:tmpl w:val="A1E2D2D2"/>
+    <w:lvl w:ilvl="0" w:tplc="04190001">
+      <w:start w:val="1"/>
+      <w:numFmt w:val="bullet"/>
+      <w:lvlText w:val=""/>
+      <w:lvlJc w:val="left"/>
+      <w:pPr>
+        <w:ind w:left="1571" w:hanging="360"/>
+      </w:pPr>
+      <w:rPr>
+        <w:rFonts w:ascii="Symbol" w:hAnsi="Symbol" w:hint="default"/>
+      </w:rPr>
+    </w:lvl>
+    <w:lvl w:ilvl="1" w:tplc="04190003" w:tentative="1">
+      <w:start w:val="1"/>
+      <w:numFmt w:val="bullet"/>
+      <w:lvlText w:val="o"/>
+      <w:lvlJc w:val="left"/>
+      <w:pPr>
+        <w:ind w:left="2291" w:hanging="360"/>
+      </w:pPr>
+      <w:rPr>
+        <w:rFonts w:ascii="Courier New" w:hAnsi="Courier New" w:cs="Courier New" w:hint="default"/>
+      </w:rPr>
+    </w:lvl>
+    <w:lvl w:ilvl="2" w:tplc="04190005" w:tentative="1">
+      <w:start w:val="1"/>
+      <w:numFmt w:val="bullet"/>
+      <w:lvlText w:val=""/>
+      <w:lvlJc w:val="left"/>
+      <w:pPr>
+        <w:ind w:left="3011" w:hanging="360"/>
+      </w:pPr>
+      <w:rPr>
+        <w:rFonts w:ascii="Wingdings" w:hAnsi="Wingdings" w:hint="default"/>
+      </w:rPr>
+    </w:lvl>
+    <w:lvl w:ilvl="3" w:tplc="04190001" w:tentative="1">
+      <w:start w:val="1"/>
+      <w:numFmt w:val="bullet"/>
+      <w:lvlText w:val=""/>
+      <w:lvlJc w:val="left"/>
+      <w:pPr>
+        <w:ind w:left="3731" w:hanging="360"/>
+      </w:pPr>
+      <w:rPr>
+        <w:rFonts w:ascii="Symbol" w:hAnsi="Symbol" w:hint="default"/>
+      </w:rPr>
+    </w:lvl>
+    <w:lvl w:ilvl="4" w:tplc="04190003" w:tentative="1">
+      <w:start w:val="1"/>
+      <w:numFmt w:val="bullet"/>
+      <w:lvlText w:val="o"/>
+      <w:lvlJc w:val="left"/>
+      <w:pPr>
+        <w:ind w:left="4451" w:hanging="360"/>
+      </w:pPr>
+      <w:rPr>
+        <w:rFonts w:ascii="Courier New" w:hAnsi="Courier New" w:cs="Courier New" w:hint="default"/>
+      </w:rPr>
+    </w:lvl>
+    <w:lvl w:ilvl="5" w:tplc="04190005" w:tentative="1">
+      <w:start w:val="1"/>
+      <w:numFmt w:val="bullet"/>
+      <w:lvlText w:val=""/>
+      <w:lvlJc w:val="left"/>
+      <w:pPr>
+        <w:ind w:left="5171" w:hanging="360"/>
+      </w:pPr>
+      <w:rPr>
+        <w:rFonts w:ascii="Wingdings" w:hAnsi="Wingdings" w:hint="default"/>
+      </w:rPr>
+    </w:lvl>
+    <w:lvl w:ilvl="6" w:tplc="04190001" w:tentative="1">
+      <w:start w:val="1"/>
+      <w:numFmt w:val="bullet"/>
+      <w:lvlText w:val=""/>
+      <w:lvlJc w:val="left"/>
+      <w:pPr>
+        <w:ind w:left="5891" w:hanging="360"/>
+      </w:pPr>
+      <w:rPr>
+        <w:rFonts w:ascii="Symbol" w:hAnsi="Symbol" w:hint="default"/>
+      </w:rPr>
+    </w:lvl>
+    <w:lvl w:ilvl="7" w:tplc="04190003" w:tentative="1">
+      <w:start w:val="1"/>
+      <w:numFmt w:val="bullet"/>
+      <w:lvlText w:val="o"/>
+      <w:lvlJc w:val="left"/>
+      <w:pPr>
+        <w:ind w:left="6611" w:hanging="360"/>
+      </w:pPr>
+      <w:rPr>
+        <w:rFonts w:ascii="Courier New" w:hAnsi="Courier New" w:cs="Courier New" w:hint="default"/>
+      </w:rPr>
+    </w:lvl>
+    <w:lvl w:ilvl="8" w:tplc="04190005" w:tentative="1">
+      <w:start w:val="1"/>
+      <w:numFmt w:val="bullet"/>
+      <w:lvlText w:val=""/>
+      <w:lvlJc w:val="left"/>
+      <w:pPr>
+        <w:ind w:left="7331" w:hanging="360"/>
+      </w:pPr>
+      <w:rPr>
+        <w:rFonts w:ascii="Wingdings" w:hAnsi="Wingdings" w:hint="default"/>
+      </w:rPr>
+    </w:lvl>
+  </w:abstractNum>
+  <w:abstractNum w:abstractNumId="3" w15:restartNumberingAfterBreak="0">
     <w:nsid w:val="2E774178"/>
     <w:multiLevelType w:val="multilevel"/>
     <w:tmpl w:val="6472E308"/>
@@ -24802,7 +25139,7 @@
       </w:pPr>
     </w:lvl>
   </w:abstractNum>
-  <w:abstractNum w:abstractNumId="3" w15:restartNumberingAfterBreak="0">
+  <w:abstractNum w:abstractNumId="4" w15:restartNumberingAfterBreak="0">
     <w:nsid w:val="30E32A6C"/>
     <w:multiLevelType w:val="multilevel"/>
     <w:tmpl w:val="864C8BBE"/>
@@ -24921,7 +25258,7 @@
       </w:pPr>
     </w:lvl>
   </w:abstractNum>
-  <w:abstractNum w:abstractNumId="4" w15:restartNumberingAfterBreak="0">
+  <w:abstractNum w:abstractNumId="5" w15:restartNumberingAfterBreak="0">
     <w:nsid w:val="39135317"/>
     <w:multiLevelType w:val="multilevel"/>
     <w:tmpl w:val="C2B6751A"/>
@@ -25034,7 +25371,7 @@
       </w:pPr>
     </w:lvl>
   </w:abstractNum>
-  <w:abstractNum w:abstractNumId="5" w15:restartNumberingAfterBreak="0">
+  <w:abstractNum w:abstractNumId="6" w15:restartNumberingAfterBreak="0">
     <w:nsid w:val="3D0817CB"/>
     <w:multiLevelType w:val="multilevel"/>
     <w:tmpl w:val="FAECBE2C"/>
@@ -25175,7 +25512,7 @@
       </w:rPr>
     </w:lvl>
   </w:abstractNum>
-  <w:abstractNum w:abstractNumId="6" w15:restartNumberingAfterBreak="0">
+  <w:abstractNum w:abstractNumId="7" w15:restartNumberingAfterBreak="0">
     <w:nsid w:val="3F9E64C1"/>
     <w:multiLevelType w:val="multilevel"/>
     <w:tmpl w:val="093A4A9A"/>
@@ -25316,7 +25653,7 @@
       </w:rPr>
     </w:lvl>
   </w:abstractNum>
-  <w:abstractNum w:abstractNumId="7" w15:restartNumberingAfterBreak="0">
+  <w:abstractNum w:abstractNumId="8" w15:restartNumberingAfterBreak="0">
     <w:nsid w:val="453E0DDD"/>
     <w:multiLevelType w:val="multilevel"/>
     <w:tmpl w:val="14CE6422"/>
@@ -25435,7 +25772,7 @@
       </w:pPr>
     </w:lvl>
   </w:abstractNum>
-  <w:abstractNum w:abstractNumId="8" w15:restartNumberingAfterBreak="0">
+  <w:abstractNum w:abstractNumId="9" w15:restartNumberingAfterBreak="0">
     <w:nsid w:val="4A5B5510"/>
     <w:multiLevelType w:val="multilevel"/>
     <w:tmpl w:val="41F0FE8A"/>
@@ -25551,7 +25888,7 @@
       </w:pPr>
     </w:lvl>
   </w:abstractNum>
-  <w:abstractNum w:abstractNumId="9" w15:restartNumberingAfterBreak="0">
+  <w:abstractNum w:abstractNumId="10" w15:restartNumberingAfterBreak="0">
     <w:nsid w:val="4F443378"/>
     <w:multiLevelType w:val="multilevel"/>
     <w:tmpl w:val="6472E308"/>
@@ -25670,7 +26007,120 @@
       </w:pPr>
     </w:lvl>
   </w:abstractNum>
-  <w:abstractNum w:abstractNumId="10" w15:restartNumberingAfterBreak="0">
+  <w:abstractNum w:abstractNumId="11" w15:restartNumberingAfterBreak="0">
+    <w:nsid w:val="70CF78F6"/>
+    <w:multiLevelType w:val="hybridMultilevel"/>
+    <w:tmpl w:val="89E0F9F2"/>
+    <w:lvl w:ilvl="0" w:tplc="04190001">
+      <w:start w:val="1"/>
+      <w:numFmt w:val="bullet"/>
+      <w:lvlText w:val=""/>
+      <w:lvlJc w:val="left"/>
+      <w:pPr>
+        <w:ind w:left="1429" w:hanging="360"/>
+      </w:pPr>
+      <w:rPr>
+        <w:rFonts w:ascii="Symbol" w:hAnsi="Symbol" w:hint="default"/>
+      </w:rPr>
+    </w:lvl>
+    <w:lvl w:ilvl="1" w:tplc="04190003" w:tentative="1">
+      <w:start w:val="1"/>
+      <w:numFmt w:val="bullet"/>
+      <w:lvlText w:val="o"/>
+      <w:lvlJc w:val="left"/>
+      <w:pPr>
+        <w:ind w:left="2149" w:hanging="360"/>
+      </w:pPr>
+      <w:rPr>
+        <w:rFonts w:ascii="Courier New" w:hAnsi="Courier New" w:cs="Courier New" w:hint="default"/>
+      </w:rPr>
+    </w:lvl>
+    <w:lvl w:ilvl="2" w:tplc="04190005" w:tentative="1">
+      <w:start w:val="1"/>
+      <w:numFmt w:val="bullet"/>
+      <w:lvlText w:val=""/>
+      <w:lvlJc w:val="left"/>
+      <w:pPr>
+        <w:ind w:left="2869" w:hanging="360"/>
+      </w:pPr>
+      <w:rPr>
+        <w:rFonts w:ascii="Wingdings" w:hAnsi="Wingdings" w:hint="default"/>
+      </w:rPr>
+    </w:lvl>
+    <w:lvl w:ilvl="3" w:tplc="04190001" w:tentative="1">
+      <w:start w:val="1"/>
+      <w:numFmt w:val="bullet"/>
+      <w:lvlText w:val=""/>
+      <w:lvlJc w:val="left"/>
+      <w:pPr>
+        <w:ind w:left="3589" w:hanging="360"/>
+      </w:pPr>
+      <w:rPr>
+        <w:rFonts w:ascii="Symbol" w:hAnsi="Symbol" w:hint="default"/>
+      </w:rPr>
+    </w:lvl>
+    <w:lvl w:ilvl="4" w:tplc="04190003" w:tentative="1">
+      <w:start w:val="1"/>
+      <w:numFmt w:val="bullet"/>
+      <w:lvlText w:val="o"/>
+      <w:lvlJc w:val="left"/>
+      <w:pPr>
+        <w:ind w:left="4309" w:hanging="360"/>
+      </w:pPr>
+      <w:rPr>
+        <w:rFonts w:ascii="Courier New" w:hAnsi="Courier New" w:cs="Courier New" w:hint="default"/>
+      </w:rPr>
+    </w:lvl>
+    <w:lvl w:ilvl="5" w:tplc="04190005" w:tentative="1">
+      <w:start w:val="1"/>
+      <w:numFmt w:val="bullet"/>
+      <w:lvlText w:val=""/>
+      <w:lvlJc w:val="left"/>
+      <w:pPr>
+        <w:ind w:left="5029" w:hanging="360"/>
+      </w:pPr>
+      <w:rPr>
+        <w:rFonts w:ascii="Wingdings" w:hAnsi="Wingdings" w:hint="default"/>
+      </w:rPr>
+    </w:lvl>
+    <w:lvl w:ilvl="6" w:tplc="04190001" w:tentative="1">
+      <w:start w:val="1"/>
+      <w:numFmt w:val="bullet"/>
+      <w:lvlText w:val=""/>
+      <w:lvlJc w:val="left"/>
+      <w:pPr>
+        <w:ind w:left="5749" w:hanging="360"/>
+      </w:pPr>
+      <w:rPr>
+        <w:rFonts w:ascii="Symbol" w:hAnsi="Symbol" w:hint="default"/>
+      </w:rPr>
+    </w:lvl>
+    <w:lvl w:ilvl="7" w:tplc="04190003" w:tentative="1">
+      <w:start w:val="1"/>
+      <w:numFmt w:val="bullet"/>
+      <w:lvlText w:val="o"/>
+      <w:lvlJc w:val="left"/>
+      <w:pPr>
+        <w:ind w:left="6469" w:hanging="360"/>
+      </w:pPr>
+      <w:rPr>
+        <w:rFonts w:ascii="Courier New" w:hAnsi="Courier New" w:cs="Courier New" w:hint="default"/>
+      </w:rPr>
+    </w:lvl>
+    <w:lvl w:ilvl="8" w:tplc="04190005" w:tentative="1">
+      <w:start w:val="1"/>
+      <w:numFmt w:val="bullet"/>
+      <w:lvlText w:val=""/>
+      <w:lvlJc w:val="left"/>
+      <w:pPr>
+        <w:ind w:left="7189" w:hanging="360"/>
+      </w:pPr>
+      <w:rPr>
+        <w:rFonts w:ascii="Wingdings" w:hAnsi="Wingdings" w:hint="default"/>
+      </w:rPr>
+    </w:lvl>
+  </w:abstractNum>
+  <w:abstractNum w:abstractNumId="12" w15:restartNumberingAfterBreak="0">
     <w:nsid w:val="72A91509"/>
     <w:multiLevelType w:val="hybridMultilevel"/>
     <w:tmpl w:val="1240A6E6"/>
@@ -25759,7 +26209,7 @@
       </w:pPr>
     </w:lvl>
   </w:abstractNum>
-  <w:abstractNum w:abstractNumId="11" w15:restartNumberingAfterBreak="0">
+  <w:abstractNum w:abstractNumId="13" w15:restartNumberingAfterBreak="0">
     <w:nsid w:val="735B3083"/>
     <w:multiLevelType w:val="multilevel"/>
     <w:tmpl w:val="6472E308"/>
@@ -25878,7 +26328,7 @@
       </w:pPr>
     </w:lvl>
   </w:abstractNum>
-  <w:abstractNum w:abstractNumId="12" w15:restartNumberingAfterBreak="0">
+  <w:abstractNum w:abstractNumId="14" w15:restartNumberingAfterBreak="0">
     <w:nsid w:val="75284DE6"/>
     <w:multiLevelType w:val="multilevel"/>
     <w:tmpl w:val="864C8BBE"/>
@@ -25997,7 +26447,7 @@
       </w:pPr>
     </w:lvl>
   </w:abstractNum>
-  <w:abstractNum w:abstractNumId="13" w15:restartNumberingAfterBreak="0">
+  <w:abstractNum w:abstractNumId="15" w15:restartNumberingAfterBreak="0">
     <w:nsid w:val="7F2801F4"/>
     <w:multiLevelType w:val="multilevel"/>
     <w:tmpl w:val="CE122AA0"/>
@@ -26119,52 +26569,58 @@
     </w:lvl>
   </w:abstractNum>
   <w:num w:numId="1">
-    <w:abstractNumId w:val="13"/>
+    <w:abstractNumId w:val="15"/>
   </w:num>
   <w:num w:numId="2">
-    <w:abstractNumId w:val="10"/>
+    <w:abstractNumId w:val="12"/>
   </w:num>
   <w:num w:numId="3">
-    <w:abstractNumId w:val="8"/>
+    <w:abstractNumId w:val="9"/>
   </w:num>
   <w:num w:numId="4">
+    <w:abstractNumId w:val="7"/>
+  </w:num>
+  <w:num w:numId="5">
     <w:abstractNumId w:val="6"/>
   </w:num>
-  <w:num w:numId="5">
+  <w:num w:numId="6">
     <w:abstractNumId w:val="5"/>
-  </w:num>
-  <w:num w:numId="6">
-    <w:abstractNumId w:val="4"/>
   </w:num>
   <w:num w:numId="7">
     <w:abstractNumId w:val="1"/>
   </w:num>
   <w:num w:numId="8">
-    <w:abstractNumId w:val="12"/>
+    <w:abstractNumId w:val="14"/>
   </w:num>
   <w:num w:numId="9">
+    <w:abstractNumId w:val="4"/>
+  </w:num>
+  <w:num w:numId="10">
+    <w:abstractNumId w:val="10"/>
+  </w:num>
+  <w:num w:numId="11">
     <w:abstractNumId w:val="3"/>
   </w:num>
-  <w:num w:numId="10">
-    <w:abstractNumId w:val="9"/>
-  </w:num>
-  <w:num w:numId="11">
-    <w:abstractNumId w:val="2"/>
-  </w:num>
   <w:num w:numId="12">
-    <w:abstractNumId w:val="11"/>
+    <w:abstractNumId w:val="13"/>
   </w:num>
   <w:num w:numId="13">
-    <w:abstractNumId w:val="7"/>
+    <w:abstractNumId w:val="8"/>
   </w:num>
   <w:num w:numId="14">
     <w:abstractNumId w:val="0"/>
+  </w:num>
+  <w:num w:numId="15">
+    <w:abstractNumId w:val="2"/>
+  </w:num>
+  <w:num w:numId="16">
+    <w:abstractNumId w:val="11"/>
   </w:num>
 </w:numbering>
 </file>
 
 <file path=word/people.xml><?xml version="1.0" encoding="utf-8"?>
-<w15:people xmlns:wpc="http://schemas.microsoft.com/office/word/2010/wordprocessingCanvas" xmlns:cx="http://schemas.microsoft.com/office/drawing/2014/chartex" xmlns:cx1="http://schemas.microsoft.com/office/drawing/2015/9/8/chartex" xmlns:cx2="http://schemas.microsoft.com/office/drawing/2015/10/21/chartex" xmlns:cx3="http://schemas.microsoft.com/office/drawing/2016/5/9/chartex" xmlns:cx4="http://schemas.microsoft.com/office/drawing/2016/5/10/chartex" xmlns:cx5="http://schemas.microsoft.com/office/drawing/2016/5/11/chartex" xmlns:cx6="http://schemas.microsoft.com/office/drawing/2016/5/12/chartex" xmlns:cx7="http://schemas.microsoft.com/office/drawing/2016/5/13/chartex" xmlns:cx8="http://schemas.microsoft.com/office/drawing/2016/5/14/chartex" xmlns:mc="http://schemas.openxmlformats.org/markup-compatibility/2006" xmlns:aink="http://schemas.microsoft.com/office/drawing/2016/ink" xmlns:am3d="http://schemas.microsoft.com/office/drawing/2017/model3d" xmlns:o="urn:schemas-microsoft-com:office:office" xmlns:r="http://schemas.openxmlformats.org/officeDocument/2006/relationships" xmlns:m="http://schemas.openxmlformats.org/officeDocument/2006/math" xmlns:v="urn:schemas-microsoft-com:vml" xmlns:wp14="http://schemas.microsoft.com/office/word/2010/wordprocessingDrawing" xmlns:wp="http://schemas.openxmlformats.org/drawingml/2006/wordprocessingDrawing" xmlns:w10="urn:schemas-microsoft-com:office:word" xmlns:w="http://schemas.openxmlformats.org/wordprocessingml/2006/main" xmlns:w14="http://schemas.microsoft.com/office/word/2010/wordml" xmlns:w15="http://schemas.microsoft.com/office/word/2012/wordml" xmlns:w16cex="http://schemas.microsoft.com/office/word/2018/wordml/cex" xmlns:w16cid="http://schemas.microsoft.com/office/word/2016/wordml/cid" xmlns:w16="http://schemas.microsoft.com/office/word/2018/wordml" xmlns:w16sdtdh="http://schemas.microsoft.com/office/word/2020/wordml/sdtdatahash" xmlns:w16se="http://schemas.microsoft.com/office/word/2015/wordml/symex" xmlns:wpg="http://schemas.microsoft.com/office/word/2010/wordprocessingGroup" xmlns:wpi="http://schemas.microsoft.com/office/word/2010/wordprocessingInk" xmlns:wne="http://schemas.microsoft.com/office/word/2006/wordml" xmlns:wps="http://schemas.microsoft.com/office/word/2010/wordprocessingShape" mc:Ignorable="w14 w15 w16se w16cid w16 w16cex w16sdtdh wp14">
+<w15:people xmlns:wpc="http://schemas.microsoft.com/office/word/2010/wordprocessingCanvas" xmlns:cx="http://schemas.microsoft.com/office/drawing/2014/chartex" xmlns:cx1="http://schemas.microsoft.com/office/drawing/2015/9/8/chartex" xmlns:cx2="http://schemas.microsoft.com/office/drawing/2015/10/21/chartex" xmlns:cx3="http://schemas.microsoft.com/office/drawing/2016/5/9/chartex" xmlns:cx4="http://schemas.microsoft.com/office/drawing/2016/5/10/chartex" xmlns:cx5="http://schemas.microsoft.com/office/drawing/2016/5/11/chartex" xmlns:cx6="http://schemas.microsoft.com/office/drawing/2016/5/12/chartex" xmlns:cx7="http://schemas.microsoft.com/office/drawing/2016/5/13/chartex" xmlns:cx8="http://schemas.microsoft.com/office/drawing/2016/5/14/chartex" xmlns:mc="http://schemas.openxmlformats.org/markup-compatibility/2006" xmlns:aink="http://schemas.microsoft.com/office/drawing/2016/ink" xmlns:am3d="http://schemas.microsoft.com/office/drawing/2017/model3d" xmlns:o="urn:schemas-microsoft-com:office:office" xmlns:r="http://schemas.openxmlformats.org/officeDocument/2006/relationships" xmlns:m="http://schemas.openxmlformats.org/officeDocument/2006/math" xmlns:v="urn:schemas-microsoft-com:vml" xmlns:wp14="http://schemas.microsoft.com/office/word/2010/wordprocessingDrawing" xmlns:wp="http://schemas.openxmlformats.org/drawingml/2006/wordprocessingDrawing" xmlns:w10="urn:schemas-microsoft-com:office:word" xmlns:w="http://schemas.openxmlformats.org/wordprocessingml/2006/main" xmlns:w14="http://schemas.microsoft.com/office/word/2010/wordml" xmlns:w15="http://schemas.microsoft.com/office/word/2012/wordml" xmlns:w16cex="http://schemas.microsoft.com/office/word/2018/wordml/cex" xmlns:w16cid="http://schemas.microsoft.com/office/word/2016/wordml/cid" xmlns:w16="http://schemas.microsoft.com/office/word/2018/wordml" xmlns:w16se="http://schemas.microsoft.com/office/word/2015/wordml/symex" xmlns:wpg="http://schemas.microsoft.com/office/word/2010/wordprocessingGroup" xmlns:wpi="http://schemas.microsoft.com/office/word/2010/wordprocessingInk" xmlns:wne="http://schemas.microsoft.com/office/word/2006/wordml" xmlns:wps="http://schemas.microsoft.com/office/word/2010/wordprocessingShape" mc:Ignorable="w14 w15 w16se w16cid w16 w16cex wp14">
   <w15:person w15:author="Aleksey A. Kalentev">
     <w15:presenceInfo w15:providerId="AD" w15:userId="S-1-5-21-507921405-1993962763-1957994488-151096"/>
   </w15:person>
@@ -26172,7 +26628,7 @@
 </file>
 
 <file path=word/styles.xml><?xml version="1.0" encoding="utf-8"?>
-<w:styles xmlns:mc="http://schemas.openxmlformats.org/markup-compatibility/2006" xmlns:r="http://schemas.openxmlformats.org/officeDocument/2006/relationships" xmlns:w="http://schemas.openxmlformats.org/wordprocessingml/2006/main" xmlns:w14="http://schemas.microsoft.com/office/word/2010/wordml" xmlns:w15="http://schemas.microsoft.com/office/word/2012/wordml" xmlns:w16cex="http://schemas.microsoft.com/office/word/2018/wordml/cex" xmlns:w16cid="http://schemas.microsoft.com/office/word/2016/wordml/cid" xmlns:w16="http://schemas.microsoft.com/office/word/2018/wordml" xmlns:w16sdtdh="http://schemas.microsoft.com/office/word/2020/wordml/sdtdatahash" xmlns:w16se="http://schemas.microsoft.com/office/word/2015/wordml/symex" mc:Ignorable="w14 w15 w16se w16cid w16 w16cex w16sdtdh">
+<w:styles xmlns:mc="http://schemas.openxmlformats.org/markup-compatibility/2006" xmlns:r="http://schemas.openxmlformats.org/officeDocument/2006/relationships" xmlns:w="http://schemas.openxmlformats.org/wordprocessingml/2006/main" xmlns:w14="http://schemas.microsoft.com/office/word/2010/wordml" xmlns:w15="http://schemas.microsoft.com/office/word/2012/wordml" xmlns:w16cex="http://schemas.microsoft.com/office/word/2018/wordml/cex" xmlns:w16cid="http://schemas.microsoft.com/office/word/2016/wordml/cid" xmlns:w16="http://schemas.microsoft.com/office/word/2018/wordml" xmlns:w16se="http://schemas.microsoft.com/office/word/2015/wordml/symex" mc:Ignorable="w14 w15 w16se w16cid w16 w16cex">
   <w:docDefaults>
     <w:rPrDefault>
       <w:rPr>
@@ -26955,6 +27411,36 @@
       <w:lang w:eastAsia="ru-RU"/>
     </w:rPr>
   </w:style>
+  <w:style w:type="paragraph" w:styleId="af2">
+    <w:name w:val="Balloon Text"/>
+    <w:basedOn w:val="a"/>
+    <w:link w:val="af3"/>
+    <w:uiPriority w:val="99"/>
+    <w:semiHidden/>
+    <w:unhideWhenUsed/>
+    <w:rsid w:val="009E0B6A"/>
+    <w:pPr>
+      <w:spacing w:after="0" w:line="240" w:lineRule="auto"/>
+    </w:pPr>
+    <w:rPr>
+      <w:rFonts w:ascii="Segoe UI" w:hAnsi="Segoe UI" w:cs="Segoe UI"/>
+      <w:sz w:val="18"/>
+      <w:szCs w:val="18"/>
+    </w:rPr>
+  </w:style>
+  <w:style w:type="character" w:customStyle="1" w:styleId="af3">
+    <w:name w:val="Текст выноски Знак"/>
+    <w:basedOn w:val="a0"/>
+    <w:link w:val="af2"/>
+    <w:uiPriority w:val="99"/>
+    <w:semiHidden/>
+    <w:rsid w:val="009E0B6A"/>
+    <w:rPr>
+      <w:rFonts w:ascii="Segoe UI" w:hAnsi="Segoe UI" w:cs="Segoe UI"/>
+      <w:sz w:val="18"/>
+      <w:szCs w:val="18"/>
+    </w:rPr>
+  </w:style>
 </w:styles>
 </file>
 
@@ -27258,7 +27744,7 @@
 </file>
 
 <file path=customXml/itemProps1.xml><?xml version="1.0" encoding="utf-8"?>
-<ds:datastoreItem xmlns:ds="http://schemas.openxmlformats.org/officeDocument/2006/customXml" ds:itemID="{C6FF7EE8-98DC-4FBF-9B7F-DAC8E54B19B4}">
+<ds:datastoreItem xmlns:ds="http://schemas.openxmlformats.org/officeDocument/2006/customXml" ds:itemID="{76A823B0-5B3F-4C4B-BE1A-AEFBC039E907}">
   <ds:schemaRefs>
     <ds:schemaRef ds:uri="http://schemas.openxmlformats.org/officeDocument/2006/bibliography"/>
   </ds:schemaRefs>

--- a/ЛБ_5.docx
+++ b/ЛБ_5.docx
@@ -21109,16 +21109,16 @@
           <w:rFonts w:ascii="Times New Roman" w:hAnsi="Times New Roman"/>
           <w:sz w:val="28"/>
         </w:rPr>
-        <w:t xml:space="preserve">1,7 × </w:t>
+        <w:t>5</w:t>
+      </w:r>
+      <w:r>
+        <w:rPr>
+          <w:rFonts w:ascii="Times New Roman" w:hAnsi="Times New Roman"/>
+          <w:sz w:val="28"/>
+        </w:rPr>
+        <w:t xml:space="preserve"> </w:t>
       </w:r>
       <w:commentRangeEnd w:id="41"/>
-      <w:r>
-        <w:rPr>
-          <w:rFonts w:ascii="Times New Roman" w:hAnsi="Times New Roman"/>
-          <w:sz w:val="28"/>
-        </w:rPr>
-        <w:t>3</w:t>
-      </w:r>
       <w:r>
         <w:rPr>
           <w:rStyle w:val="ad"/>
@@ -21987,16 +21987,23 @@
           <w:rFonts w:ascii="Times New Roman" w:hAnsi="Times New Roman"/>
           <w:sz w:val="28"/>
         </w:rPr>
-        <w:t xml:space="preserve">0 до 1,7 × </w:t>
+        <w:t xml:space="preserve">0 до </w:t>
+      </w:r>
+      <w:r>
+        <w:rPr>
+          <w:rFonts w:ascii="Times New Roman" w:hAnsi="Times New Roman"/>
+          <w:sz w:val="28"/>
+        </w:rPr>
+        <w:t>5</w:t>
+      </w:r>
+      <w:r>
+        <w:rPr>
+          <w:rFonts w:ascii="Times New Roman" w:hAnsi="Times New Roman"/>
+          <w:sz w:val="28"/>
+        </w:rPr>
+        <w:t xml:space="preserve"> </w:t>
       </w:r>
       <w:commentRangeEnd w:id="42"/>
-      <w:r>
-        <w:rPr>
-          <w:rFonts w:ascii="Times New Roman" w:hAnsi="Times New Roman"/>
-          <w:sz w:val="28"/>
-        </w:rPr>
-        <w:t>3</w:t>
-      </w:r>
       <w:r>
         <w:rPr>
           <w:rStyle w:val="ad"/>
@@ -22700,15 +22707,17 @@
           <w:rFonts w:ascii="Times New Roman" w:hAnsi="Times New Roman"/>
           <w:sz w:val="28"/>
         </w:rPr>
-        <w:t xml:space="preserve">в диапазоне от 0 до 1,7 × </w:t>
-      </w:r>
-      <w:r>
-        <w:rPr>
-          <w:rFonts w:ascii="Times New Roman" w:hAnsi="Times New Roman"/>
-          <w:sz w:val="28"/>
-        </w:rPr>
-        <w:t>25</w:t>
-      </w:r>
+        <w:t xml:space="preserve">в диапазоне от 0 до </w:t>
+      </w:r>
+      <w:r>
+        <w:rPr>
+          <w:rFonts w:ascii="Times New Roman" w:hAnsi="Times New Roman"/>
+          <w:sz w:val="28"/>
+        </w:rPr>
+        <w:t>43</w:t>
+      </w:r>
+      <w:bookmarkStart w:id="44" w:name="_GoBack"/>
+      <w:bookmarkEnd w:id="44"/>
       <w:r>
         <w:rPr>
           <w:rFonts w:ascii="Times New Roman" w:hAnsi="Times New Roman"/>
@@ -22759,7 +22768,7 @@
           <w:rFonts w:ascii="Times New Roman" w:hAnsi="Times New Roman"/>
           <w:sz w:val="28"/>
         </w:rPr>
-        <w:t xml:space="preserve">, м, в диапазоне от 0 до 1,7 × </w:t>
+        <w:t xml:space="preserve">, м, в диапазоне от 0 до </w:t>
       </w:r>
       <w:commentRangeEnd w:id="43"/>
       <w:r>
@@ -22767,7 +22776,7 @@
           <w:rFonts w:ascii="Times New Roman" w:hAnsi="Times New Roman"/>
           <w:sz w:val="28"/>
         </w:rPr>
-        <w:t>96</w:t>
+        <w:t>164</w:t>
       </w:r>
       <w:r>
         <w:rPr>
@@ -24003,7 +24012,7 @@
         </w:rPr>
         <w:t xml:space="preserve"> </w:t>
       </w:r>
-      <w:commentRangeStart w:id="44"/>
+      <w:commentRangeStart w:id="45"/>
       <w:r>
         <w:rPr>
           <w:rFonts w:ascii="Times New Roman" w:hAnsi="Times New Roman"/>
@@ -24261,8 +24270,6 @@
         </w:rPr>
         <w:t>1</w:t>
       </w:r>
-      <w:bookmarkStart w:id="45" w:name="_GoBack"/>
-      <w:bookmarkEnd w:id="45"/>
       <w:r>
         <w:rPr>
           <w:rFonts w:ascii="Times New Roman" w:hAnsi="Times New Roman"/>
@@ -24279,12 +24286,12 @@
         </w:rPr>
         <w:t>.</w:t>
       </w:r>
-      <w:commentRangeEnd w:id="44"/>
+      <w:commentRangeEnd w:id="45"/>
       <w:r>
         <w:rPr>
           <w:rStyle w:val="ad"/>
         </w:rPr>
-        <w:commentReference w:id="44"/>
+        <w:commentReference w:id="45"/>
       </w:r>
     </w:p>
     <w:p>
@@ -24441,10 +24448,7 @@
         <w:annotationRef/>
       </w:r>
       <w:r>
-        <w:t>Ограничения.</w:t>
-      </w:r>
-      <w:r>
-        <w:t xml:space="preserve"> +</w:t>
+        <w:t>Ограничения. +</w:t>
       </w:r>
     </w:p>
   </w:comment>
@@ -24460,10 +24464,7 @@
         <w:annotationRef/>
       </w:r>
       <w:r>
-        <w:t>?</w:t>
-      </w:r>
-      <w:r>
-        <w:t xml:space="preserve"> +</w:t>
+        <w:t>? +</w:t>
       </w:r>
     </w:p>
   </w:comment>
@@ -24479,14 +24480,11 @@
         <w:annotationRef/>
       </w:r>
       <w:r>
-        <w:t>?</w:t>
-      </w:r>
-      <w:r>
-        <w:t xml:space="preserve"> +</w:t>
+        <w:t>? +</w:t>
       </w:r>
     </w:p>
   </w:comment>
-  <w:comment w:id="44" w:author="Aleksey A. Kalentev" w:date="2025-10-31T13:49:00Z" w:initials="AAK">
+  <w:comment w:id="45" w:author="Aleksey A. Kalentev" w:date="2025-10-31T13:49:00Z" w:initials="AAK">
     <w:p>
       <w:pPr>
         <w:pStyle w:val="ae"/>
@@ -24498,10 +24496,7 @@
         <w:annotationRef/>
       </w:r>
       <w:r>
-        <w:t>?</w:t>
-      </w:r>
-      <w:r>
-        <w:t xml:space="preserve"> +</w:t>
+        <w:t>? +</w:t>
       </w:r>
     </w:p>
   </w:comment>
@@ -27744,7 +27739,7 @@
 </file>
 
 <file path=customXml/itemProps1.xml><?xml version="1.0" encoding="utf-8"?>
-<ds:datastoreItem xmlns:ds="http://schemas.openxmlformats.org/officeDocument/2006/customXml" ds:itemID="{76A823B0-5B3F-4C4B-BE1A-AEFBC039E907}">
+<ds:datastoreItem xmlns:ds="http://schemas.openxmlformats.org/officeDocument/2006/customXml" ds:itemID="{2DDEDBD1-BA2B-437A-8054-102F03DB2773}">
   <ds:schemaRefs>
     <ds:schemaRef ds:uri="http://schemas.openxmlformats.org/officeDocument/2006/bibliography"/>
   </ds:schemaRefs>

--- a/ЛБ_5.docx
+++ b/ЛБ_5.docx
@@ -1,6 +1,6 @@
 
 <file path=word/document.xml><?xml version="1.0" encoding="utf-8"?>
-<w:document xmlns:wpc="http://schemas.microsoft.com/office/word/2010/wordprocessingCanvas" xmlns:cx="http://schemas.microsoft.com/office/drawing/2014/chartex" xmlns:cx1="http://schemas.microsoft.com/office/drawing/2015/9/8/chartex" xmlns:cx2="http://schemas.microsoft.com/office/drawing/2015/10/21/chartex" xmlns:cx3="http://schemas.microsoft.com/office/drawing/2016/5/9/chartex" xmlns:cx4="http://schemas.microsoft.com/office/drawing/2016/5/10/chartex" xmlns:cx5="http://schemas.microsoft.com/office/drawing/2016/5/11/chartex" xmlns:cx6="http://schemas.microsoft.com/office/drawing/2016/5/12/chartex" xmlns:cx7="http://schemas.microsoft.com/office/drawing/2016/5/13/chartex" xmlns:cx8="http://schemas.microsoft.com/office/drawing/2016/5/14/chartex" xmlns:mc="http://schemas.openxmlformats.org/markup-compatibility/2006" xmlns:aink="http://schemas.microsoft.com/office/drawing/2016/ink" xmlns:am3d="http://schemas.microsoft.com/office/drawing/2017/model3d" xmlns:o="urn:schemas-microsoft-com:office:office" xmlns:r="http://schemas.openxmlformats.org/officeDocument/2006/relationships" xmlns:m="http://schemas.openxmlformats.org/officeDocument/2006/math" xmlns:v="urn:schemas-microsoft-com:vml" xmlns:wp14="http://schemas.microsoft.com/office/word/2010/wordprocessingDrawing" xmlns:wp="http://schemas.openxmlformats.org/drawingml/2006/wordprocessingDrawing" xmlns:w10="urn:schemas-microsoft-com:office:word" xmlns:w="http://schemas.openxmlformats.org/wordprocessingml/2006/main" xmlns:w14="http://schemas.microsoft.com/office/word/2010/wordml" xmlns:w15="http://schemas.microsoft.com/office/word/2012/wordml" xmlns:w16cex="http://schemas.microsoft.com/office/word/2018/wordml/cex" xmlns:w16cid="http://schemas.microsoft.com/office/word/2016/wordml/cid" xmlns:w16="http://schemas.microsoft.com/office/word/2018/wordml" xmlns:w16se="http://schemas.microsoft.com/office/word/2015/wordml/symex" xmlns:wpg="http://schemas.microsoft.com/office/word/2010/wordprocessingGroup" xmlns:wpi="http://schemas.microsoft.com/office/word/2010/wordprocessingInk" xmlns:wne="http://schemas.microsoft.com/office/word/2006/wordml" xmlns:wps="http://schemas.microsoft.com/office/word/2010/wordprocessingShape" mc:Ignorable="w14 w15 w16se w16cid w16 w16cex wp14">
+<w:document xmlns:wpc="http://schemas.microsoft.com/office/word/2010/wordprocessingCanvas" xmlns:cx="http://schemas.microsoft.com/office/drawing/2014/chartex" xmlns:cx1="http://schemas.microsoft.com/office/drawing/2015/9/8/chartex" xmlns:cx2="http://schemas.microsoft.com/office/drawing/2015/10/21/chartex" xmlns:cx3="http://schemas.microsoft.com/office/drawing/2016/5/9/chartex" xmlns:cx4="http://schemas.microsoft.com/office/drawing/2016/5/10/chartex" xmlns:cx5="http://schemas.microsoft.com/office/drawing/2016/5/11/chartex" xmlns:cx6="http://schemas.microsoft.com/office/drawing/2016/5/12/chartex" xmlns:cx7="http://schemas.microsoft.com/office/drawing/2016/5/13/chartex" xmlns:cx8="http://schemas.microsoft.com/office/drawing/2016/5/14/chartex" xmlns:mc="http://schemas.openxmlformats.org/markup-compatibility/2006" xmlns:aink="http://schemas.microsoft.com/office/drawing/2016/ink" xmlns:am3d="http://schemas.microsoft.com/office/drawing/2017/model3d" xmlns:o="urn:schemas-microsoft-com:office:office" xmlns:r="http://schemas.openxmlformats.org/officeDocument/2006/relationships" xmlns:m="http://schemas.openxmlformats.org/officeDocument/2006/math" xmlns:v="urn:schemas-microsoft-com:vml" xmlns:wp14="http://schemas.microsoft.com/office/word/2010/wordprocessingDrawing" xmlns:wp="http://schemas.openxmlformats.org/drawingml/2006/wordprocessingDrawing" xmlns:w10="urn:schemas-microsoft-com:office:word" xmlns:w="http://schemas.openxmlformats.org/wordprocessingml/2006/main" xmlns:w14="http://schemas.microsoft.com/office/word/2010/wordml" xmlns:w15="http://schemas.microsoft.com/office/word/2012/wordml" xmlns:w16cex="http://schemas.microsoft.com/office/word/2018/wordml/cex" xmlns:w16cid="http://schemas.microsoft.com/office/word/2016/wordml/cid" xmlns:w16="http://schemas.microsoft.com/office/word/2018/wordml" xmlns:w16sdtdh="http://schemas.microsoft.com/office/word/2020/wordml/sdtdatahash" xmlns:w16se="http://schemas.microsoft.com/office/word/2015/wordml/symex" xmlns:wpg="http://schemas.microsoft.com/office/word/2010/wordprocessingGroup" xmlns:wpi="http://schemas.microsoft.com/office/word/2010/wordprocessingInk" xmlns:wne="http://schemas.microsoft.com/office/word/2006/wordml" xmlns:wps="http://schemas.microsoft.com/office/word/2010/wordprocessingShape" mc:Ignorable="w14 w15 w16se w16cid w16 w16cex w16sdtdh wp14">
   <w:body>
     <w:p>
       <w:pPr>
@@ -672,6 +672,7 @@
                 <w:lang w:eastAsia="ru-RU"/>
               </w:rPr>
             </w:pPr>
+            <w:proofErr w:type="spellStart"/>
             <w:r>
               <w:rPr>
                 <w:rFonts w:ascii="Times New Roman" w:eastAsia="Times New Roman" w:hAnsi="Times New Roman" w:cs="Times New Roman"/>
@@ -679,7 +680,17 @@
                 <w:szCs w:val="24"/>
                 <w:lang w:eastAsia="ru-RU"/>
               </w:rPr>
-              <w:t>Антаков Г. А.</w:t>
+              <w:t>Антаков</w:t>
+            </w:r>
+            <w:proofErr w:type="spellEnd"/>
+            <w:r>
+              <w:rPr>
+                <w:rFonts w:ascii="Times New Roman" w:eastAsia="Times New Roman" w:hAnsi="Times New Roman" w:cs="Times New Roman"/>
+                <w:sz w:val="24"/>
+                <w:szCs w:val="24"/>
+                <w:lang w:eastAsia="ru-RU"/>
+              </w:rPr>
+              <w:t xml:space="preserve"> Г. А.</w:t>
             </w:r>
           </w:p>
           <w:p>
@@ -895,6 +906,7 @@
                 <w:lang w:eastAsia="ru-RU"/>
               </w:rPr>
             </w:pPr>
+            <w:proofErr w:type="spellStart"/>
             <w:r>
               <w:rPr>
                 <w:rFonts w:ascii="Times New Roman" w:eastAsia="Times New Roman" w:hAnsi="Times New Roman" w:cs="Times New Roman"/>
@@ -902,7 +914,17 @@
                 <w:szCs w:val="24"/>
                 <w:lang w:eastAsia="ru-RU"/>
               </w:rPr>
-              <w:t>Калентьев А. А.</w:t>
+              <w:t>Калентьев</w:t>
+            </w:r>
+            <w:proofErr w:type="spellEnd"/>
+            <w:r>
+              <w:rPr>
+                <w:rFonts w:ascii="Times New Roman" w:eastAsia="Times New Roman" w:hAnsi="Times New Roman" w:cs="Times New Roman"/>
+                <w:sz w:val="24"/>
+                <w:szCs w:val="24"/>
+                <w:lang w:eastAsia="ru-RU"/>
+              </w:rPr>
+              <w:t xml:space="preserve"> А. А.</w:t>
             </w:r>
           </w:p>
         </w:tc>
@@ -3677,7 +3699,43 @@
           <w:sz w:val="28"/>
           <w:szCs w:val="28"/>
         </w:rPr>
-        <w:t xml:space="preserve">Вариант использования (use case) – это описание множества последовательных действий (включая вариации), которые выполняются некоторым субъектом с целью получения результата, значимого для некоторого действующего лица. ВИ предполагает взаимодействие действующих лиц и системы или другого объекта </w:t>
+        <w:t>Вариант использования (</w:t>
+      </w:r>
+      <w:proofErr w:type="spellStart"/>
+      <w:r>
+        <w:rPr>
+          <w:rFonts w:ascii="Times New Roman" w:hAnsi="Times New Roman" w:cs="Times New Roman"/>
+          <w:sz w:val="28"/>
+          <w:szCs w:val="28"/>
+        </w:rPr>
+        <w:t>use</w:t>
+      </w:r>
+      <w:proofErr w:type="spellEnd"/>
+      <w:r>
+        <w:rPr>
+          <w:rFonts w:ascii="Times New Roman" w:hAnsi="Times New Roman" w:cs="Times New Roman"/>
+          <w:sz w:val="28"/>
+          <w:szCs w:val="28"/>
+        </w:rPr>
+        <w:t xml:space="preserve"> </w:t>
+      </w:r>
+      <w:proofErr w:type="spellStart"/>
+      <w:r>
+        <w:rPr>
+          <w:rFonts w:ascii="Times New Roman" w:hAnsi="Times New Roman" w:cs="Times New Roman"/>
+          <w:sz w:val="28"/>
+          <w:szCs w:val="28"/>
+        </w:rPr>
+        <w:t>case</w:t>
+      </w:r>
+      <w:proofErr w:type="spellEnd"/>
+      <w:r>
+        <w:rPr>
+          <w:rFonts w:ascii="Times New Roman" w:hAnsi="Times New Roman" w:cs="Times New Roman"/>
+          <w:sz w:val="28"/>
+          <w:szCs w:val="28"/>
+        </w:rPr>
+        <w:t xml:space="preserve">) – это описание множества последовательных действий (включая вариации), которые выполняются некоторым субъектом с целью получения результата, значимого для некоторого действующего лица. ВИ предполагает взаимодействие действующих лиц и системы или другого объекта </w:t>
       </w:r>
       <w:r>
         <w:rPr>
@@ -4195,7 +4253,6 @@
           <w:color w:val="000000" w:themeColor="text1"/>
         </w:rPr>
       </w:pPr>
-      <w:commentRangeStart w:id="16"/>
       <w:r>
         <w:rPr>
           <w:noProof/>
@@ -4243,15 +4300,6 @@
           </wp:inline>
         </w:drawing>
       </w:r>
-      <w:commentRangeEnd w:id="16"/>
-      <w:r>
-        <w:rPr>
-          <w:rStyle w:val="ad"/>
-          <w:rFonts w:asciiTheme="minorHAnsi" w:eastAsiaTheme="minorHAnsi" w:hAnsiTheme="minorHAnsi" w:cstheme="minorBidi"/>
-          <w:lang w:eastAsia="en-US"/>
-        </w:rPr>
-        <w:commentReference w:id="16"/>
-      </w:r>
     </w:p>
     <w:p>
       <w:pPr>
@@ -4405,11 +4453,11 @@
           <w:szCs w:val="28"/>
         </w:rPr>
       </w:pPr>
-      <w:bookmarkStart w:id="17" w:name="_Toc136600557"/>
-      <w:bookmarkStart w:id="18" w:name="_Toc74956675"/>
-      <w:bookmarkStart w:id="19" w:name="_Toc74829066"/>
-      <w:bookmarkStart w:id="20" w:name="_Toc168397498"/>
-      <w:bookmarkStart w:id="21" w:name="_Toc169642559"/>
+      <w:bookmarkStart w:id="16" w:name="_Toc136600557"/>
+      <w:bookmarkStart w:id="17" w:name="_Toc74956675"/>
+      <w:bookmarkStart w:id="18" w:name="_Toc74829066"/>
+      <w:bookmarkStart w:id="19" w:name="_Toc168397498"/>
+      <w:bookmarkStart w:id="20" w:name="_Toc169642559"/>
       <w:r>
         <w:rPr>
           <w:rFonts w:ascii="Times New Roman" w:hAnsi="Times New Roman" w:cs="Times New Roman"/>
@@ -4421,11 +4469,11 @@
         <w:lastRenderedPageBreak/>
         <w:t>Описание классов, образующих связь типа «общее-частное»</w:t>
       </w:r>
+      <w:bookmarkEnd w:id="16"/>
       <w:bookmarkEnd w:id="17"/>
       <w:bookmarkEnd w:id="18"/>
       <w:bookmarkEnd w:id="19"/>
       <w:bookmarkEnd w:id="20"/>
-      <w:bookmarkEnd w:id="21"/>
     </w:p>
     <w:p>
       <w:pPr>
@@ -4520,6 +4568,7 @@
         </w:rPr>
         <w:t xml:space="preserve"> приведено описание абстрактного класса </w:t>
       </w:r>
+      <w:proofErr w:type="spellStart"/>
       <w:r>
         <w:rPr>
           <w:rFonts w:ascii="Times New Roman" w:eastAsia="Times New Roman" w:hAnsi="Times New Roman" w:cs="Times New Roman"/>
@@ -4530,6 +4579,7 @@
         </w:rPr>
         <w:t>TransportBase</w:t>
       </w:r>
+      <w:proofErr w:type="spellEnd"/>
       <w:r>
         <w:rPr>
           <w:rFonts w:ascii="Times New Roman" w:hAnsi="Times New Roman" w:cs="Times New Roman"/>
@@ -4568,7 +4618,7 @@
           <w:szCs w:val="24"/>
         </w:rPr>
       </w:pPr>
-      <w:bookmarkStart w:id="22" w:name="_Ref168255259"/>
+      <w:bookmarkStart w:id="21" w:name="_Ref168255259"/>
       <w:r>
         <w:rPr>
           <w:rFonts w:ascii="Times New Roman" w:hAnsi="Times New Roman" w:cs="Times New Roman"/>
@@ -4636,7 +4686,7 @@
         </w:rPr>
         <w:fldChar w:fldCharType="end"/>
       </w:r>
-      <w:bookmarkEnd w:id="22"/>
+      <w:bookmarkEnd w:id="21"/>
       <w:r>
         <w:rPr>
           <w:rFonts w:ascii="Times New Roman" w:hAnsi="Times New Roman" w:cs="Times New Roman"/>
@@ -4649,18 +4699,59 @@
         </w:rPr>
         <w:t xml:space="preserve"> – </w:t>
       </w:r>
-      <w:r>
-        <w:rPr>
-          <w:rFonts w:ascii="Times New Roman" w:hAnsi="Times New Roman" w:cs="Times New Roman"/>
-          <w:i w:val="0"/>
-          <w:iCs w:val="0"/>
-          <w:color w:val="auto"/>
-          <w:sz w:val="24"/>
-          <w:szCs w:val="24"/>
-          <w:lang w:val="en-US"/>
-        </w:rPr>
-        <w:t xml:space="preserve">Описание класса </w:t>
-      </w:r>
+      <w:proofErr w:type="spellStart"/>
+      <w:r>
+        <w:rPr>
+          <w:rFonts w:ascii="Times New Roman" w:hAnsi="Times New Roman" w:cs="Times New Roman"/>
+          <w:i w:val="0"/>
+          <w:iCs w:val="0"/>
+          <w:color w:val="auto"/>
+          <w:sz w:val="24"/>
+          <w:szCs w:val="24"/>
+          <w:lang w:val="en-US"/>
+        </w:rPr>
+        <w:t>Описание</w:t>
+      </w:r>
+      <w:proofErr w:type="spellEnd"/>
+      <w:r>
+        <w:rPr>
+          <w:rFonts w:ascii="Times New Roman" w:hAnsi="Times New Roman" w:cs="Times New Roman"/>
+          <w:i w:val="0"/>
+          <w:iCs w:val="0"/>
+          <w:color w:val="auto"/>
+          <w:sz w:val="24"/>
+          <w:szCs w:val="24"/>
+          <w:lang w:val="en-US"/>
+        </w:rPr>
+        <w:t xml:space="preserve"> </w:t>
+      </w:r>
+      <w:proofErr w:type="spellStart"/>
+      <w:r>
+        <w:rPr>
+          <w:rFonts w:ascii="Times New Roman" w:hAnsi="Times New Roman" w:cs="Times New Roman"/>
+          <w:i w:val="0"/>
+          <w:iCs w:val="0"/>
+          <w:color w:val="auto"/>
+          <w:sz w:val="24"/>
+          <w:szCs w:val="24"/>
+          <w:lang w:val="en-US"/>
+        </w:rPr>
+        <w:t>класса</w:t>
+      </w:r>
+      <w:proofErr w:type="spellEnd"/>
+      <w:r>
+        <w:rPr>
+          <w:rFonts w:ascii="Times New Roman" w:hAnsi="Times New Roman" w:cs="Times New Roman"/>
+          <w:i w:val="0"/>
+          <w:iCs w:val="0"/>
+          <w:color w:val="auto"/>
+          <w:sz w:val="24"/>
+          <w:szCs w:val="24"/>
+          <w:lang w:val="en-US"/>
+        </w:rPr>
+        <w:t xml:space="preserve"> </w:t>
+      </w:r>
+      <w:proofErr w:type="spellStart"/>
       <w:r>
         <w:rPr>
           <w:rFonts w:ascii="Times New Roman" w:eastAsia="Times New Roman" w:hAnsi="Times New Roman" w:cs="Times New Roman"/>
@@ -4673,6 +4764,7 @@
         </w:rPr>
         <w:t>TransportBase</w:t>
       </w:r>
+      <w:proofErr w:type="spellEnd"/>
     </w:p>
     <w:tbl>
       <w:tblPr>
@@ -4847,6 +4939,7 @@
               </w:rPr>
               <w:t xml:space="preserve">Класс </w:t>
             </w:r>
+            <w:proofErr w:type="spellStart"/>
             <w:r>
               <w:rPr>
                 <w:rFonts w:ascii="Times New Roman" w:eastAsia="Times New Roman" w:hAnsi="Times New Roman" w:cs="Times New Roman"/>
@@ -4857,6 +4950,7 @@
               </w:rPr>
               <w:t>TransportBase</w:t>
             </w:r>
+            <w:proofErr w:type="spellEnd"/>
             <w:r>
               <w:rPr>
                 <w:rFonts w:ascii="Times New Roman" w:eastAsia="Calibri" w:hAnsi="Times New Roman" w:cs="Times New Roman"/>
@@ -5142,6 +5236,7 @@
               </w:rPr>
               <w:t xml:space="preserve">+ </w:t>
             </w:r>
+            <w:proofErr w:type="spellStart"/>
             <w:r>
               <w:rPr>
                 <w:rFonts w:ascii="Times New Roman" w:eastAsia="Calibri" w:hAnsi="Times New Roman" w:cs="Times New Roman"/>
@@ -5151,6 +5246,7 @@
               </w:rPr>
               <w:t>FuelConsumption</w:t>
             </w:r>
+            <w:proofErr w:type="spellEnd"/>
           </w:p>
         </w:tc>
         <w:tc>
@@ -5490,6 +5586,7 @@
               </w:rPr>
               <w:t xml:space="preserve"> </w:t>
             </w:r>
+            <w:proofErr w:type="spellStart"/>
             <w:r>
               <w:rPr>
                 <w:rFonts w:ascii="Times New Roman" w:eastAsia="Calibri" w:hAnsi="Times New Roman" w:cs="Times New Roman"/>
@@ -5508,6 +5605,7 @@
               </w:rPr>
               <w:t>Transport</w:t>
             </w:r>
+            <w:proofErr w:type="spellEnd"/>
           </w:p>
         </w:tc>
         <w:tc>
@@ -5636,6 +5734,7 @@
               </w:rPr>
               <w:t xml:space="preserve"> </w:t>
             </w:r>
+            <w:proofErr w:type="spellStart"/>
             <w:r>
               <w:rPr>
                 <w:rFonts w:ascii="Times New Roman" w:eastAsia="Calibri" w:hAnsi="Times New Roman" w:cs="Times New Roman"/>
@@ -5654,6 +5753,7 @@
               </w:rPr>
               <w:t>alculationFuel</w:t>
             </w:r>
+            <w:proofErr w:type="spellEnd"/>
           </w:p>
         </w:tc>
         <w:tc>
@@ -5833,6 +5933,7 @@
         </w:rPr>
         <w:t xml:space="preserve">, </w:t>
       </w:r>
+      <w:proofErr w:type="spellStart"/>
       <w:r>
         <w:rPr>
           <w:rFonts w:ascii="Times New Roman" w:hAnsi="Times New Roman" w:cs="Times New Roman"/>
@@ -5842,6 +5943,7 @@
         </w:rPr>
         <w:t>HybridCar</w:t>
       </w:r>
+      <w:proofErr w:type="spellEnd"/>
       <w:r>
         <w:rPr>
           <w:rFonts w:ascii="Cascadia Mono" w:hAnsi="Cascadia Mono" w:cs="Cascadia Mono"/>
@@ -5920,18 +6022,32 @@
           <w:lang w:val="en-US"/>
         </w:rPr>
       </w:pPr>
-      <w:bookmarkStart w:id="23" w:name="_Ref168303832"/>
-      <w:r>
-        <w:rPr>
-          <w:rFonts w:ascii="Times New Roman" w:hAnsi="Times New Roman" w:cs="Times New Roman"/>
-          <w:i w:val="0"/>
-          <w:iCs w:val="0"/>
-          <w:color w:val="auto"/>
-          <w:sz w:val="24"/>
-          <w:szCs w:val="24"/>
-          <w:lang w:val="en-US"/>
-        </w:rPr>
-        <w:t xml:space="preserve">Таблица </w:t>
+      <w:bookmarkStart w:id="22" w:name="_Ref168303832"/>
+      <w:proofErr w:type="spellStart"/>
+      <w:r>
+        <w:rPr>
+          <w:rFonts w:ascii="Times New Roman" w:hAnsi="Times New Roman" w:cs="Times New Roman"/>
+          <w:i w:val="0"/>
+          <w:iCs w:val="0"/>
+          <w:color w:val="auto"/>
+          <w:sz w:val="24"/>
+          <w:szCs w:val="24"/>
+          <w:lang w:val="en-US"/>
+        </w:rPr>
+        <w:t>Таблица</w:t>
+      </w:r>
+      <w:proofErr w:type="spellEnd"/>
+      <w:r>
+        <w:rPr>
+          <w:rFonts w:ascii="Times New Roman" w:hAnsi="Times New Roman" w:cs="Times New Roman"/>
+          <w:i w:val="0"/>
+          <w:iCs w:val="0"/>
+          <w:color w:val="auto"/>
+          <w:sz w:val="24"/>
+          <w:szCs w:val="24"/>
+          <w:lang w:val="en-US"/>
+        </w:rPr>
+        <w:t xml:space="preserve"> </w:t>
       </w:r>
       <w:r>
         <w:rPr>
@@ -5994,18 +6110,70 @@
         </w:rPr>
         <w:fldChar w:fldCharType="end"/>
       </w:r>
-      <w:bookmarkEnd w:id="23"/>
-      <w:r>
-        <w:rPr>
-          <w:rFonts w:ascii="Times New Roman" w:hAnsi="Times New Roman" w:cs="Times New Roman"/>
-          <w:i w:val="0"/>
-          <w:iCs w:val="0"/>
-          <w:color w:val="auto"/>
-          <w:sz w:val="24"/>
-          <w:szCs w:val="24"/>
-          <w:lang w:val="en-US"/>
-        </w:rPr>
-        <w:t xml:space="preserve"> – Описание класса </w:t>
+      <w:bookmarkEnd w:id="22"/>
+      <w:r>
+        <w:rPr>
+          <w:rFonts w:ascii="Times New Roman" w:hAnsi="Times New Roman" w:cs="Times New Roman"/>
+          <w:i w:val="0"/>
+          <w:iCs w:val="0"/>
+          <w:color w:val="auto"/>
+          <w:sz w:val="24"/>
+          <w:szCs w:val="24"/>
+          <w:lang w:val="en-US"/>
+        </w:rPr>
+        <w:t xml:space="preserve"> – </w:t>
+      </w:r>
+      <w:proofErr w:type="spellStart"/>
+      <w:r>
+        <w:rPr>
+          <w:rFonts w:ascii="Times New Roman" w:hAnsi="Times New Roman" w:cs="Times New Roman"/>
+          <w:i w:val="0"/>
+          <w:iCs w:val="0"/>
+          <w:color w:val="auto"/>
+          <w:sz w:val="24"/>
+          <w:szCs w:val="24"/>
+          <w:lang w:val="en-US"/>
+        </w:rPr>
+        <w:t>Описание</w:t>
+      </w:r>
+      <w:proofErr w:type="spellEnd"/>
+      <w:r>
+        <w:rPr>
+          <w:rFonts w:ascii="Times New Roman" w:hAnsi="Times New Roman" w:cs="Times New Roman"/>
+          <w:i w:val="0"/>
+          <w:iCs w:val="0"/>
+          <w:color w:val="auto"/>
+          <w:sz w:val="24"/>
+          <w:szCs w:val="24"/>
+          <w:lang w:val="en-US"/>
+        </w:rPr>
+        <w:t xml:space="preserve"> </w:t>
+      </w:r>
+      <w:proofErr w:type="spellStart"/>
+      <w:r>
+        <w:rPr>
+          <w:rFonts w:ascii="Times New Roman" w:hAnsi="Times New Roman" w:cs="Times New Roman"/>
+          <w:i w:val="0"/>
+          <w:iCs w:val="0"/>
+          <w:color w:val="auto"/>
+          <w:sz w:val="24"/>
+          <w:szCs w:val="24"/>
+          <w:lang w:val="en-US"/>
+        </w:rPr>
+        <w:t>класса</w:t>
+      </w:r>
+      <w:proofErr w:type="spellEnd"/>
+      <w:r>
+        <w:rPr>
+          <w:rFonts w:ascii="Times New Roman" w:hAnsi="Times New Roman" w:cs="Times New Roman"/>
+          <w:i w:val="0"/>
+          <w:iCs w:val="0"/>
+          <w:color w:val="auto"/>
+          <w:sz w:val="24"/>
+          <w:szCs w:val="24"/>
+          <w:lang w:val="en-US"/>
+        </w:rPr>
+        <w:t xml:space="preserve"> </w:t>
       </w:r>
       <w:r>
         <w:rPr>
@@ -6063,6 +6231,7 @@
                 <w:lang w:val="en-US"/>
               </w:rPr>
             </w:pPr>
+            <w:proofErr w:type="spellStart"/>
             <w:r>
               <w:rPr>
                 <w:rFonts w:ascii="Times New Roman" w:eastAsia="Calibri" w:hAnsi="Times New Roman" w:cs="Times New Roman"/>
@@ -6072,6 +6241,7 @@
               </w:rPr>
               <w:t>Название</w:t>
             </w:r>
+            <w:proofErr w:type="spellEnd"/>
           </w:p>
         </w:tc>
         <w:tc>
@@ -6089,6 +6259,7 @@
                 <w:lang w:val="en-US"/>
               </w:rPr>
             </w:pPr>
+            <w:proofErr w:type="spellStart"/>
             <w:r>
               <w:rPr>
                 <w:rFonts w:ascii="Times New Roman" w:eastAsia="Calibri" w:hAnsi="Times New Roman" w:cs="Times New Roman"/>
@@ -6098,6 +6269,7 @@
               </w:rPr>
               <w:t>Тип</w:t>
             </w:r>
+            <w:proofErr w:type="spellEnd"/>
           </w:p>
         </w:tc>
         <w:tc>
@@ -6115,6 +6287,7 @@
                 <w:lang w:val="en-US"/>
               </w:rPr>
             </w:pPr>
+            <w:proofErr w:type="spellStart"/>
             <w:r>
               <w:rPr>
                 <w:rFonts w:ascii="Times New Roman" w:eastAsia="Calibri" w:hAnsi="Times New Roman" w:cs="Times New Roman"/>
@@ -6124,6 +6297,7 @@
               </w:rPr>
               <w:t>Описание</w:t>
             </w:r>
+            <w:proofErr w:type="spellEnd"/>
           </w:p>
         </w:tc>
       </w:tr>
@@ -6144,6 +6318,7 @@
                 <w:lang w:val="en-US"/>
               </w:rPr>
             </w:pPr>
+            <w:proofErr w:type="spellStart"/>
             <w:r>
               <w:rPr>
                 <w:rFonts w:ascii="Times New Roman" w:eastAsia="Calibri" w:hAnsi="Times New Roman" w:cs="Times New Roman"/>
@@ -6151,8 +6326,29 @@
                 <w:szCs w:val="24"/>
                 <w:lang w:val="en-US"/>
               </w:rPr>
-              <w:t>Описание класса</w:t>
-            </w:r>
+              <w:t>Описание</w:t>
+            </w:r>
+            <w:proofErr w:type="spellEnd"/>
+            <w:r>
+              <w:rPr>
+                <w:rFonts w:ascii="Times New Roman" w:eastAsia="Calibri" w:hAnsi="Times New Roman" w:cs="Times New Roman"/>
+                <w:sz w:val="24"/>
+                <w:szCs w:val="24"/>
+                <w:lang w:val="en-US"/>
+              </w:rPr>
+              <w:t xml:space="preserve"> </w:t>
+            </w:r>
+            <w:proofErr w:type="spellStart"/>
+            <w:r>
+              <w:rPr>
+                <w:rFonts w:ascii="Times New Roman" w:eastAsia="Calibri" w:hAnsi="Times New Roman" w:cs="Times New Roman"/>
+                <w:sz w:val="24"/>
+                <w:szCs w:val="24"/>
+                <w:lang w:val="en-US"/>
+              </w:rPr>
+              <w:t>класса</w:t>
+            </w:r>
+            <w:proofErr w:type="spellEnd"/>
           </w:p>
         </w:tc>
       </w:tr>
@@ -6260,6 +6456,7 @@
                 <w:lang w:val="en-US"/>
               </w:rPr>
             </w:pPr>
+            <w:proofErr w:type="spellStart"/>
             <w:r>
               <w:rPr>
                 <w:rFonts w:ascii="Times New Roman" w:eastAsia="Calibri" w:hAnsi="Times New Roman" w:cs="Times New Roman"/>
@@ -6269,6 +6466,7 @@
               </w:rPr>
               <w:t>Поля</w:t>
             </w:r>
+            <w:proofErr w:type="spellEnd"/>
           </w:p>
         </w:tc>
       </w:tr>
@@ -6393,6 +6591,7 @@
                 <w:lang w:val="en-US"/>
               </w:rPr>
             </w:pPr>
+            <w:proofErr w:type="spellStart"/>
             <w:r>
               <w:rPr>
                 <w:rFonts w:ascii="Times New Roman" w:eastAsia="Calibri" w:hAnsi="Times New Roman" w:cs="Times New Roman"/>
@@ -6402,6 +6601,7 @@
               </w:rPr>
               <w:t>Свойства</w:t>
             </w:r>
+            <w:proofErr w:type="spellEnd"/>
           </w:p>
         </w:tc>
       </w:tr>
@@ -6603,6 +6803,7 @@
               </w:rPr>
               <w:t xml:space="preserve">+ </w:t>
             </w:r>
+            <w:proofErr w:type="spellStart"/>
             <w:r>
               <w:rPr>
                 <w:rFonts w:ascii="Times New Roman" w:eastAsia="Calibri" w:hAnsi="Times New Roman" w:cs="Times New Roman"/>
@@ -6612,6 +6813,7 @@
               </w:rPr>
               <w:t>TypeTransport</w:t>
             </w:r>
+            <w:proofErr w:type="spellEnd"/>
           </w:p>
         </w:tc>
         <w:tc>
@@ -6698,6 +6900,7 @@
               </w:rPr>
               <w:t xml:space="preserve">+ </w:t>
             </w:r>
+            <w:proofErr w:type="spellStart"/>
             <w:r>
               <w:rPr>
                 <w:rFonts w:ascii="Times New Roman" w:eastAsia="Calibri" w:hAnsi="Times New Roman" w:cs="Times New Roman"/>
@@ -6707,6 +6910,7 @@
               </w:rPr>
               <w:t>FuelConsumption</w:t>
             </w:r>
+            <w:proofErr w:type="spellEnd"/>
           </w:p>
         </w:tc>
         <w:tc>
@@ -6855,6 +7059,7 @@
               </w:rPr>
               <w:t xml:space="preserve"> </w:t>
             </w:r>
+            <w:proofErr w:type="spellStart"/>
             <w:r>
               <w:rPr>
                 <w:rFonts w:ascii="Times New Roman" w:eastAsia="Calibri" w:hAnsi="Times New Roman" w:cs="Times New Roman"/>
@@ -6864,6 +7069,7 @@
               </w:rPr>
               <w:t>CalculationFuel</w:t>
             </w:r>
+            <w:proofErr w:type="spellEnd"/>
           </w:p>
         </w:tc>
         <w:tc>
@@ -6950,17 +7156,31 @@
           <w:lang w:val="en-US"/>
         </w:rPr>
       </w:pPr>
-      <w:r>
-        <w:rPr>
-          <w:rFonts w:ascii="Times New Roman" w:hAnsi="Times New Roman" w:cs="Times New Roman"/>
-          <w:i w:val="0"/>
-          <w:iCs w:val="0"/>
-          <w:color w:val="auto"/>
-          <w:sz w:val="24"/>
-          <w:szCs w:val="24"/>
-          <w:lang w:val="en-US"/>
-        </w:rPr>
-        <w:t xml:space="preserve">Таблица </w:t>
+      <w:proofErr w:type="spellStart"/>
+      <w:r>
+        <w:rPr>
+          <w:rFonts w:ascii="Times New Roman" w:hAnsi="Times New Roman" w:cs="Times New Roman"/>
+          <w:i w:val="0"/>
+          <w:iCs w:val="0"/>
+          <w:color w:val="auto"/>
+          <w:sz w:val="24"/>
+          <w:szCs w:val="24"/>
+          <w:lang w:val="en-US"/>
+        </w:rPr>
+        <w:t>Таблица</w:t>
+      </w:r>
+      <w:proofErr w:type="spellEnd"/>
+      <w:r>
+        <w:rPr>
+          <w:rFonts w:ascii="Times New Roman" w:hAnsi="Times New Roman" w:cs="Times New Roman"/>
+          <w:i w:val="0"/>
+          <w:iCs w:val="0"/>
+          <w:color w:val="auto"/>
+          <w:sz w:val="24"/>
+          <w:szCs w:val="24"/>
+          <w:lang w:val="en-US"/>
+        </w:rPr>
+        <w:t xml:space="preserve"> </w:t>
       </w:r>
       <w:r>
         <w:rPr>
@@ -7033,8 +7253,61 @@
           <w:szCs w:val="24"/>
           <w:lang w:val="en-US"/>
         </w:rPr>
-        <w:t xml:space="preserve"> – Описание класса </w:t>
-      </w:r>
+        <w:t xml:space="preserve"> – </w:t>
+      </w:r>
+      <w:proofErr w:type="spellStart"/>
+      <w:r>
+        <w:rPr>
+          <w:rFonts w:ascii="Times New Roman" w:hAnsi="Times New Roman" w:cs="Times New Roman"/>
+          <w:i w:val="0"/>
+          <w:iCs w:val="0"/>
+          <w:color w:val="auto"/>
+          <w:sz w:val="24"/>
+          <w:szCs w:val="24"/>
+          <w:lang w:val="en-US"/>
+        </w:rPr>
+        <w:t>Описание</w:t>
+      </w:r>
+      <w:proofErr w:type="spellEnd"/>
+      <w:r>
+        <w:rPr>
+          <w:rFonts w:ascii="Times New Roman" w:hAnsi="Times New Roman" w:cs="Times New Roman"/>
+          <w:i w:val="0"/>
+          <w:iCs w:val="0"/>
+          <w:color w:val="auto"/>
+          <w:sz w:val="24"/>
+          <w:szCs w:val="24"/>
+          <w:lang w:val="en-US"/>
+        </w:rPr>
+        <w:t xml:space="preserve"> </w:t>
+      </w:r>
+      <w:proofErr w:type="spellStart"/>
+      <w:r>
+        <w:rPr>
+          <w:rFonts w:ascii="Times New Roman" w:hAnsi="Times New Roman" w:cs="Times New Roman"/>
+          <w:i w:val="0"/>
+          <w:iCs w:val="0"/>
+          <w:color w:val="auto"/>
+          <w:sz w:val="24"/>
+          <w:szCs w:val="24"/>
+          <w:lang w:val="en-US"/>
+        </w:rPr>
+        <w:t>класса</w:t>
+      </w:r>
+      <w:proofErr w:type="spellEnd"/>
+      <w:r>
+        <w:rPr>
+          <w:rFonts w:ascii="Times New Roman" w:hAnsi="Times New Roman" w:cs="Times New Roman"/>
+          <w:i w:val="0"/>
+          <w:iCs w:val="0"/>
+          <w:color w:val="auto"/>
+          <w:sz w:val="24"/>
+          <w:szCs w:val="24"/>
+          <w:lang w:val="en-US"/>
+        </w:rPr>
+        <w:t xml:space="preserve"> </w:t>
+      </w:r>
+      <w:proofErr w:type="spellStart"/>
       <w:r>
         <w:rPr>
           <w:rFonts w:ascii="Times New Roman" w:hAnsi="Times New Roman" w:cs="Times New Roman"/>
@@ -7047,6 +7320,7 @@
         </w:rPr>
         <w:t>HybridCar</w:t>
       </w:r>
+      <w:proofErr w:type="spellEnd"/>
     </w:p>
     <w:tbl>
       <w:tblPr>
@@ -7079,6 +7353,7 @@
                 <w:lang w:val="en-US"/>
               </w:rPr>
             </w:pPr>
+            <w:proofErr w:type="spellStart"/>
             <w:r>
               <w:rPr>
                 <w:rFonts w:ascii="Times New Roman" w:eastAsia="Calibri" w:hAnsi="Times New Roman" w:cs="Times New Roman"/>
@@ -7088,6 +7363,7 @@
               </w:rPr>
               <w:t>Название</w:t>
             </w:r>
+            <w:proofErr w:type="spellEnd"/>
           </w:p>
         </w:tc>
         <w:tc>
@@ -7105,6 +7381,7 @@
                 <w:lang w:val="en-US"/>
               </w:rPr>
             </w:pPr>
+            <w:proofErr w:type="spellStart"/>
             <w:r>
               <w:rPr>
                 <w:rFonts w:ascii="Times New Roman" w:eastAsia="Calibri" w:hAnsi="Times New Roman" w:cs="Times New Roman"/>
@@ -7114,6 +7391,7 @@
               </w:rPr>
               <w:t>Тип</w:t>
             </w:r>
+            <w:proofErr w:type="spellEnd"/>
           </w:p>
         </w:tc>
         <w:tc>
@@ -7131,6 +7409,7 @@
                 <w:lang w:val="en-US"/>
               </w:rPr>
             </w:pPr>
+            <w:proofErr w:type="spellStart"/>
             <w:r>
               <w:rPr>
                 <w:rFonts w:ascii="Times New Roman" w:eastAsia="Calibri" w:hAnsi="Times New Roman" w:cs="Times New Roman"/>
@@ -7140,6 +7419,7 @@
               </w:rPr>
               <w:t>Описание</w:t>
             </w:r>
+            <w:proofErr w:type="spellEnd"/>
           </w:p>
         </w:tc>
       </w:tr>
@@ -7160,6 +7440,7 @@
                 <w:lang w:val="en-US"/>
               </w:rPr>
             </w:pPr>
+            <w:proofErr w:type="spellStart"/>
             <w:r>
               <w:rPr>
                 <w:rFonts w:ascii="Times New Roman" w:eastAsia="Calibri" w:hAnsi="Times New Roman" w:cs="Times New Roman"/>
@@ -7167,8 +7448,29 @@
                 <w:szCs w:val="24"/>
                 <w:lang w:val="en-US"/>
               </w:rPr>
-              <w:t>Описание класса</w:t>
-            </w:r>
+              <w:t>Описание</w:t>
+            </w:r>
+            <w:proofErr w:type="spellEnd"/>
+            <w:r>
+              <w:rPr>
+                <w:rFonts w:ascii="Times New Roman" w:eastAsia="Calibri" w:hAnsi="Times New Roman" w:cs="Times New Roman"/>
+                <w:sz w:val="24"/>
+                <w:szCs w:val="24"/>
+                <w:lang w:val="en-US"/>
+              </w:rPr>
+              <w:t xml:space="preserve"> </w:t>
+            </w:r>
+            <w:proofErr w:type="spellStart"/>
+            <w:r>
+              <w:rPr>
+                <w:rFonts w:ascii="Times New Roman" w:eastAsia="Calibri" w:hAnsi="Times New Roman" w:cs="Times New Roman"/>
+                <w:sz w:val="24"/>
+                <w:szCs w:val="24"/>
+                <w:lang w:val="en-US"/>
+              </w:rPr>
+              <w:t>класса</w:t>
+            </w:r>
+            <w:proofErr w:type="spellEnd"/>
           </w:p>
         </w:tc>
       </w:tr>
@@ -7205,6 +7507,7 @@
               </w:rPr>
               <w:t xml:space="preserve"> </w:t>
             </w:r>
+            <w:proofErr w:type="spellStart"/>
             <w:r>
               <w:rPr>
                 <w:rFonts w:ascii="Times New Roman" w:hAnsi="Times New Roman" w:cs="Times New Roman"/>
@@ -7214,6 +7517,7 @@
               </w:rPr>
               <w:t>HybridCar</w:t>
             </w:r>
+            <w:proofErr w:type="spellEnd"/>
             <w:r>
               <w:rPr>
                 <w:rFonts w:ascii="Times New Roman" w:eastAsia="Calibri" w:hAnsi="Times New Roman" w:cs="Times New Roman"/>
@@ -7259,6 +7563,7 @@
                 <w:lang w:val="en-US"/>
               </w:rPr>
             </w:pPr>
+            <w:proofErr w:type="spellStart"/>
             <w:r>
               <w:rPr>
                 <w:rFonts w:ascii="Times New Roman" w:eastAsia="Calibri" w:hAnsi="Times New Roman" w:cs="Times New Roman"/>
@@ -7268,6 +7573,7 @@
               </w:rPr>
               <w:t>Поля</w:t>
             </w:r>
+            <w:proofErr w:type="spellEnd"/>
           </w:p>
         </w:tc>
       </w:tr>
@@ -7303,8 +7609,19 @@
                 <w:szCs w:val="24"/>
                 <w:lang w:val="en-US"/>
               </w:rPr>
-              <w:t xml:space="preserve"> _additionalMotor</w:t>
-            </w:r>
+              <w:t xml:space="preserve"> _</w:t>
+            </w:r>
+            <w:proofErr w:type="spellStart"/>
+            <w:r>
+              <w:rPr>
+                <w:rFonts w:ascii="Times New Roman" w:eastAsia="Calibri" w:hAnsi="Times New Roman" w:cs="Times New Roman"/>
+                <w:sz w:val="24"/>
+                <w:szCs w:val="24"/>
+                <w:lang w:val="en-US"/>
+              </w:rPr>
+              <w:t>additionalMotor</w:t>
+            </w:r>
+            <w:proofErr w:type="spellEnd"/>
           </w:p>
         </w:tc>
         <w:tc>
@@ -7373,6 +7690,7 @@
                 <w:lang w:val="en-US"/>
               </w:rPr>
             </w:pPr>
+            <w:proofErr w:type="spellStart"/>
             <w:r>
               <w:rPr>
                 <w:rFonts w:ascii="Times New Roman" w:eastAsia="Calibri" w:hAnsi="Times New Roman" w:cs="Times New Roman"/>
@@ -7382,6 +7700,7 @@
               </w:rPr>
               <w:t>Свойства</w:t>
             </w:r>
+            <w:proofErr w:type="spellEnd"/>
           </w:p>
         </w:tc>
       </w:tr>
@@ -7410,6 +7729,7 @@
               </w:rPr>
               <w:t xml:space="preserve">+ </w:t>
             </w:r>
+            <w:proofErr w:type="spellStart"/>
             <w:r>
               <w:rPr>
                 <w:rFonts w:ascii="Times New Roman" w:eastAsia="Calibri" w:hAnsi="Times New Roman" w:cs="Times New Roman"/>
@@ -7419,6 +7739,7 @@
               </w:rPr>
               <w:t>AdditionalMotor</w:t>
             </w:r>
+            <w:proofErr w:type="spellEnd"/>
           </w:p>
         </w:tc>
         <w:tc>
@@ -7518,6 +7839,7 @@
                 <w:lang w:val="en-US"/>
               </w:rPr>
             </w:pPr>
+            <w:proofErr w:type="spellStart"/>
             <w:r>
               <w:rPr>
                 <w:rFonts w:ascii="Times New Roman" w:eastAsia="Calibri" w:hAnsi="Times New Roman" w:cs="Times New Roman"/>
@@ -7527,6 +7849,7 @@
               </w:rPr>
               <w:t>Название</w:t>
             </w:r>
+            <w:proofErr w:type="spellEnd"/>
           </w:p>
         </w:tc>
         <w:tc>
@@ -7544,6 +7867,7 @@
                 <w:lang w:val="en-US"/>
               </w:rPr>
             </w:pPr>
+            <w:proofErr w:type="spellStart"/>
             <w:r>
               <w:rPr>
                 <w:rFonts w:ascii="Times New Roman" w:eastAsia="Calibri" w:hAnsi="Times New Roman" w:cs="Times New Roman"/>
@@ -7553,6 +7877,7 @@
               </w:rPr>
               <w:t>Тип</w:t>
             </w:r>
+            <w:proofErr w:type="spellEnd"/>
           </w:p>
         </w:tc>
         <w:tc>
@@ -7569,6 +7894,7 @@
                 <w:szCs w:val="24"/>
               </w:rPr>
             </w:pPr>
+            <w:proofErr w:type="spellStart"/>
             <w:r>
               <w:rPr>
                 <w:rFonts w:ascii="Times New Roman" w:eastAsia="Calibri" w:hAnsi="Times New Roman" w:cs="Times New Roman"/>
@@ -7578,6 +7904,7 @@
               </w:rPr>
               <w:t>Описание</w:t>
             </w:r>
+            <w:proofErr w:type="spellEnd"/>
           </w:p>
         </w:tc>
       </w:tr>
@@ -7688,8 +8015,19 @@
                 <w:szCs w:val="24"/>
                 <w:lang w:val="en-US"/>
               </w:rPr>
-              <w:t>+ TypeTransport</w:t>
-            </w:r>
+              <w:t xml:space="preserve">+ </w:t>
+            </w:r>
+            <w:proofErr w:type="spellStart"/>
+            <w:r>
+              <w:rPr>
+                <w:rFonts w:ascii="Times New Roman" w:eastAsia="Calibri" w:hAnsi="Times New Roman" w:cs="Times New Roman"/>
+                <w:sz w:val="24"/>
+                <w:szCs w:val="24"/>
+                <w:lang w:val="en-US"/>
+              </w:rPr>
+              <w:t>TypeTransport</w:t>
+            </w:r>
+            <w:proofErr w:type="spellEnd"/>
           </w:p>
         </w:tc>
         <w:tc>
@@ -7774,8 +8112,19 @@
                 <w:szCs w:val="24"/>
                 <w:lang w:val="en-US"/>
               </w:rPr>
-              <w:t>+ FuelConsumption</w:t>
-            </w:r>
+              <w:t xml:space="preserve">+ </w:t>
+            </w:r>
+            <w:proofErr w:type="spellStart"/>
+            <w:r>
+              <w:rPr>
+                <w:rFonts w:ascii="Times New Roman" w:eastAsia="Calibri" w:hAnsi="Times New Roman" w:cs="Times New Roman"/>
+                <w:sz w:val="24"/>
+                <w:szCs w:val="24"/>
+                <w:lang w:val="en-US"/>
+              </w:rPr>
+              <w:t>FuelConsumption</w:t>
+            </w:r>
+            <w:proofErr w:type="spellEnd"/>
           </w:p>
         </w:tc>
         <w:tc>
@@ -7924,6 +8273,7 @@
               </w:rPr>
               <w:t xml:space="preserve"> </w:t>
             </w:r>
+            <w:proofErr w:type="spellStart"/>
             <w:r>
               <w:rPr>
                 <w:rFonts w:ascii="Times New Roman" w:eastAsia="Calibri" w:hAnsi="Times New Roman" w:cs="Times New Roman"/>
@@ -7933,6 +8283,7 @@
               </w:rPr>
               <w:t>CalculationFuel</w:t>
             </w:r>
+            <w:proofErr w:type="spellEnd"/>
           </w:p>
         </w:tc>
         <w:tc>
@@ -8027,17 +8378,31 @@
           <w:lang w:val="en-US"/>
         </w:rPr>
       </w:pPr>
-      <w:r>
-        <w:rPr>
-          <w:rFonts w:ascii="Times New Roman" w:hAnsi="Times New Roman" w:cs="Times New Roman"/>
-          <w:i w:val="0"/>
-          <w:iCs w:val="0"/>
-          <w:color w:val="auto"/>
-          <w:sz w:val="24"/>
-          <w:szCs w:val="24"/>
-          <w:lang w:val="en-US"/>
-        </w:rPr>
-        <w:t xml:space="preserve">Таблица </w:t>
+      <w:proofErr w:type="spellStart"/>
+      <w:r>
+        <w:rPr>
+          <w:rFonts w:ascii="Times New Roman" w:hAnsi="Times New Roman" w:cs="Times New Roman"/>
+          <w:i w:val="0"/>
+          <w:iCs w:val="0"/>
+          <w:color w:val="auto"/>
+          <w:sz w:val="24"/>
+          <w:szCs w:val="24"/>
+          <w:lang w:val="en-US"/>
+        </w:rPr>
+        <w:t>Таблица</w:t>
+      </w:r>
+      <w:proofErr w:type="spellEnd"/>
+      <w:r>
+        <w:rPr>
+          <w:rFonts w:ascii="Times New Roman" w:hAnsi="Times New Roman" w:cs="Times New Roman"/>
+          <w:i w:val="0"/>
+          <w:iCs w:val="0"/>
+          <w:color w:val="auto"/>
+          <w:sz w:val="24"/>
+          <w:szCs w:val="24"/>
+          <w:lang w:val="en-US"/>
+        </w:rPr>
+        <w:t xml:space="preserve"> </w:t>
       </w:r>
       <w:r>
         <w:rPr>
@@ -8110,7 +8475,59 @@
           <w:szCs w:val="24"/>
           <w:lang w:val="en-US"/>
         </w:rPr>
-        <w:t xml:space="preserve"> – Описание класса </w:t>
+        <w:t xml:space="preserve"> – </w:t>
+      </w:r>
+      <w:proofErr w:type="spellStart"/>
+      <w:r>
+        <w:rPr>
+          <w:rFonts w:ascii="Times New Roman" w:hAnsi="Times New Roman" w:cs="Times New Roman"/>
+          <w:i w:val="0"/>
+          <w:iCs w:val="0"/>
+          <w:color w:val="auto"/>
+          <w:sz w:val="24"/>
+          <w:szCs w:val="24"/>
+          <w:lang w:val="en-US"/>
+        </w:rPr>
+        <w:t>Описание</w:t>
+      </w:r>
+      <w:proofErr w:type="spellEnd"/>
+      <w:r>
+        <w:rPr>
+          <w:rFonts w:ascii="Times New Roman" w:hAnsi="Times New Roman" w:cs="Times New Roman"/>
+          <w:i w:val="0"/>
+          <w:iCs w:val="0"/>
+          <w:color w:val="auto"/>
+          <w:sz w:val="24"/>
+          <w:szCs w:val="24"/>
+          <w:lang w:val="en-US"/>
+        </w:rPr>
+        <w:t xml:space="preserve"> </w:t>
+      </w:r>
+      <w:proofErr w:type="spellStart"/>
+      <w:r>
+        <w:rPr>
+          <w:rFonts w:ascii="Times New Roman" w:hAnsi="Times New Roman" w:cs="Times New Roman"/>
+          <w:i w:val="0"/>
+          <w:iCs w:val="0"/>
+          <w:color w:val="auto"/>
+          <w:sz w:val="24"/>
+          <w:szCs w:val="24"/>
+          <w:lang w:val="en-US"/>
+        </w:rPr>
+        <w:t>класса</w:t>
+      </w:r>
+      <w:proofErr w:type="spellEnd"/>
+      <w:r>
+        <w:rPr>
+          <w:rFonts w:ascii="Times New Roman" w:hAnsi="Times New Roman" w:cs="Times New Roman"/>
+          <w:i w:val="0"/>
+          <w:iCs w:val="0"/>
+          <w:color w:val="auto"/>
+          <w:sz w:val="24"/>
+          <w:szCs w:val="24"/>
+          <w:lang w:val="en-US"/>
+        </w:rPr>
+        <w:t xml:space="preserve"> </w:t>
       </w:r>
       <w:r>
         <w:rPr>
@@ -8156,6 +8573,7 @@
                 <w:lang w:val="en-US"/>
               </w:rPr>
             </w:pPr>
+            <w:proofErr w:type="spellStart"/>
             <w:r>
               <w:rPr>
                 <w:rFonts w:ascii="Times New Roman" w:eastAsia="Calibri" w:hAnsi="Times New Roman" w:cs="Times New Roman"/>
@@ -8165,6 +8583,7 @@
               </w:rPr>
               <w:t>Название</w:t>
             </w:r>
+            <w:proofErr w:type="spellEnd"/>
           </w:p>
         </w:tc>
         <w:tc>
@@ -8182,6 +8601,7 @@
                 <w:lang w:val="en-US"/>
               </w:rPr>
             </w:pPr>
+            <w:proofErr w:type="spellStart"/>
             <w:r>
               <w:rPr>
                 <w:rFonts w:ascii="Times New Roman" w:eastAsia="Calibri" w:hAnsi="Times New Roman" w:cs="Times New Roman"/>
@@ -8191,6 +8611,7 @@
               </w:rPr>
               <w:t>Тип</w:t>
             </w:r>
+            <w:proofErr w:type="spellEnd"/>
           </w:p>
         </w:tc>
         <w:tc>
@@ -8208,6 +8629,7 @@
                 <w:lang w:val="en-US"/>
               </w:rPr>
             </w:pPr>
+            <w:proofErr w:type="spellStart"/>
             <w:r>
               <w:rPr>
                 <w:rFonts w:ascii="Times New Roman" w:eastAsia="Calibri" w:hAnsi="Times New Roman" w:cs="Times New Roman"/>
@@ -8217,6 +8639,7 @@
               </w:rPr>
               <w:t>Описание</w:t>
             </w:r>
+            <w:proofErr w:type="spellEnd"/>
           </w:p>
         </w:tc>
       </w:tr>
@@ -8237,6 +8660,7 @@
                 <w:lang w:val="en-US"/>
               </w:rPr>
             </w:pPr>
+            <w:proofErr w:type="spellStart"/>
             <w:r>
               <w:rPr>
                 <w:rFonts w:ascii="Times New Roman" w:eastAsia="Calibri" w:hAnsi="Times New Roman" w:cs="Times New Roman"/>
@@ -8244,8 +8668,29 @@
                 <w:szCs w:val="24"/>
                 <w:lang w:val="en-US"/>
               </w:rPr>
-              <w:t>Описание класса</w:t>
-            </w:r>
+              <w:t>Описание</w:t>
+            </w:r>
+            <w:proofErr w:type="spellEnd"/>
+            <w:r>
+              <w:rPr>
+                <w:rFonts w:ascii="Times New Roman" w:eastAsia="Calibri" w:hAnsi="Times New Roman" w:cs="Times New Roman"/>
+                <w:sz w:val="24"/>
+                <w:szCs w:val="24"/>
+                <w:lang w:val="en-US"/>
+              </w:rPr>
+              <w:t xml:space="preserve"> </w:t>
+            </w:r>
+            <w:proofErr w:type="spellStart"/>
+            <w:r>
+              <w:rPr>
+                <w:rFonts w:ascii="Times New Roman" w:eastAsia="Calibri" w:hAnsi="Times New Roman" w:cs="Times New Roman"/>
+                <w:sz w:val="24"/>
+                <w:szCs w:val="24"/>
+                <w:lang w:val="en-US"/>
+              </w:rPr>
+              <w:t>класса</w:t>
+            </w:r>
+            <w:proofErr w:type="spellEnd"/>
           </w:p>
         </w:tc>
       </w:tr>
@@ -8328,6 +8773,7 @@
                 <w:lang w:val="en-US"/>
               </w:rPr>
             </w:pPr>
+            <w:proofErr w:type="spellStart"/>
             <w:r>
               <w:rPr>
                 <w:rFonts w:ascii="Times New Roman" w:eastAsia="Calibri" w:hAnsi="Times New Roman" w:cs="Times New Roman"/>
@@ -8337,6 +8783,7 @@
               </w:rPr>
               <w:t>Поля</w:t>
             </w:r>
+            <w:proofErr w:type="spellEnd"/>
           </w:p>
         </w:tc>
       </w:tr>
@@ -8383,6 +8830,7 @@
               </w:rPr>
               <w:t>_</w:t>
             </w:r>
+            <w:proofErr w:type="spellStart"/>
             <w:r>
               <w:rPr>
                 <w:rFonts w:ascii="Times New Roman" w:eastAsia="Calibri" w:hAnsi="Times New Roman" w:cs="Times New Roman"/>
@@ -8392,6 +8840,7 @@
               </w:rPr>
               <w:t>bladeLength</w:t>
             </w:r>
+            <w:proofErr w:type="spellEnd"/>
           </w:p>
         </w:tc>
         <w:tc>
@@ -8435,6 +8884,7 @@
                 <w:lang w:val="en-US"/>
               </w:rPr>
             </w:pPr>
+            <w:proofErr w:type="spellStart"/>
             <w:r>
               <w:rPr>
                 <w:rFonts w:ascii="Times New Roman" w:eastAsia="Calibri" w:hAnsi="Times New Roman" w:cs="Times New Roman"/>
@@ -8442,8 +8892,49 @@
                 <w:szCs w:val="24"/>
                 <w:lang w:val="en-US"/>
               </w:rPr>
-              <w:t>Длина лопастей вертолета</w:t>
-            </w:r>
+              <w:t>Длина</w:t>
+            </w:r>
+            <w:proofErr w:type="spellEnd"/>
+            <w:r>
+              <w:rPr>
+                <w:rFonts w:ascii="Times New Roman" w:eastAsia="Calibri" w:hAnsi="Times New Roman" w:cs="Times New Roman"/>
+                <w:sz w:val="24"/>
+                <w:szCs w:val="24"/>
+                <w:lang w:val="en-US"/>
+              </w:rPr>
+              <w:t xml:space="preserve"> </w:t>
+            </w:r>
+            <w:proofErr w:type="spellStart"/>
+            <w:r>
+              <w:rPr>
+                <w:rFonts w:ascii="Times New Roman" w:eastAsia="Calibri" w:hAnsi="Times New Roman" w:cs="Times New Roman"/>
+                <w:sz w:val="24"/>
+                <w:szCs w:val="24"/>
+                <w:lang w:val="en-US"/>
+              </w:rPr>
+              <w:t>лопастей</w:t>
+            </w:r>
+            <w:proofErr w:type="spellEnd"/>
+            <w:r>
+              <w:rPr>
+                <w:rFonts w:ascii="Times New Roman" w:eastAsia="Calibri" w:hAnsi="Times New Roman" w:cs="Times New Roman"/>
+                <w:sz w:val="24"/>
+                <w:szCs w:val="24"/>
+                <w:lang w:val="en-US"/>
+              </w:rPr>
+              <w:t xml:space="preserve"> </w:t>
+            </w:r>
+            <w:proofErr w:type="spellStart"/>
+            <w:r>
+              <w:rPr>
+                <w:rFonts w:ascii="Times New Roman" w:eastAsia="Calibri" w:hAnsi="Times New Roman" w:cs="Times New Roman"/>
+                <w:sz w:val="24"/>
+                <w:szCs w:val="24"/>
+                <w:lang w:val="en-US"/>
+              </w:rPr>
+              <w:t>вертолета</w:t>
+            </w:r>
+            <w:proofErr w:type="spellEnd"/>
           </w:p>
         </w:tc>
       </w:tr>
@@ -8530,6 +9021,7 @@
                 <w:szCs w:val="24"/>
               </w:rPr>
             </w:pPr>
+            <w:proofErr w:type="spellStart"/>
             <w:r>
               <w:rPr>
                 <w:rFonts w:ascii="Times New Roman" w:eastAsia="Calibri" w:hAnsi="Times New Roman" w:cs="Times New Roman"/>
@@ -8539,6 +9031,7 @@
               </w:rPr>
               <w:t>Двигатель</w:t>
             </w:r>
+            <w:proofErr w:type="spellEnd"/>
           </w:p>
         </w:tc>
       </w:tr>
@@ -8559,6 +9052,7 @@
                 <w:lang w:val="en-US"/>
               </w:rPr>
             </w:pPr>
+            <w:proofErr w:type="spellStart"/>
             <w:r>
               <w:rPr>
                 <w:rFonts w:ascii="Times New Roman" w:eastAsia="Calibri" w:hAnsi="Times New Roman" w:cs="Times New Roman"/>
@@ -8568,6 +9062,7 @@
               </w:rPr>
               <w:t>Свойства</w:t>
             </w:r>
+            <w:proofErr w:type="spellEnd"/>
           </w:p>
         </w:tc>
       </w:tr>
@@ -8592,8 +9087,18 @@
                 <w:sz w:val="24"/>
                 <w:szCs w:val="20"/>
               </w:rPr>
-              <w:t>+ BladeLength</w:t>
-            </w:r>
+              <w:t xml:space="preserve">+ </w:t>
+            </w:r>
+            <w:proofErr w:type="spellStart"/>
+            <w:r>
+              <w:rPr>
+                <w:rFonts w:ascii="Times New Roman" w:eastAsia="Calibri" w:hAnsi="Times New Roman" w:cs="Times New Roman"/>
+                <w:sz w:val="24"/>
+                <w:szCs w:val="20"/>
+              </w:rPr>
+              <w:t>BladeLength</w:t>
+            </w:r>
+            <w:proofErr w:type="spellEnd"/>
           </w:p>
         </w:tc>
         <w:tc>
@@ -8610,6 +9115,7 @@
                 <w:szCs w:val="20"/>
               </w:rPr>
             </w:pPr>
+            <w:proofErr w:type="spellStart"/>
             <w:r>
               <w:rPr>
                 <w:rFonts w:ascii="Times New Roman" w:eastAsia="Calibri" w:hAnsi="Times New Roman" w:cs="Times New Roman"/>
@@ -8618,6 +9124,7 @@
               </w:rPr>
               <w:t>double</w:t>
             </w:r>
+            <w:proofErr w:type="spellEnd"/>
           </w:p>
         </w:tc>
         <w:tc>
@@ -8830,8 +9337,19 @@
                 <w:szCs w:val="24"/>
                 <w:lang w:val="en-US"/>
               </w:rPr>
-              <w:t>+ TypeTransport</w:t>
-            </w:r>
+              <w:t xml:space="preserve">+ </w:t>
+            </w:r>
+            <w:proofErr w:type="spellStart"/>
+            <w:r>
+              <w:rPr>
+                <w:rFonts w:ascii="Times New Roman" w:eastAsia="Calibri" w:hAnsi="Times New Roman" w:cs="Times New Roman"/>
+                <w:sz w:val="24"/>
+                <w:szCs w:val="24"/>
+                <w:lang w:val="en-US"/>
+              </w:rPr>
+              <w:t>TypeTransport</w:t>
+            </w:r>
+            <w:proofErr w:type="spellEnd"/>
           </w:p>
         </w:tc>
         <w:tc>
@@ -8916,8 +9434,19 @@
                 <w:szCs w:val="24"/>
                 <w:lang w:val="en-US"/>
               </w:rPr>
-              <w:t>+ FuelConsumption</w:t>
-            </w:r>
+              <w:t xml:space="preserve">+ </w:t>
+            </w:r>
+            <w:proofErr w:type="spellStart"/>
+            <w:r>
+              <w:rPr>
+                <w:rFonts w:ascii="Times New Roman" w:eastAsia="Calibri" w:hAnsi="Times New Roman" w:cs="Times New Roman"/>
+                <w:sz w:val="24"/>
+                <w:szCs w:val="24"/>
+                <w:lang w:val="en-US"/>
+              </w:rPr>
+              <w:t>FuelConsumption</w:t>
+            </w:r>
+            <w:proofErr w:type="spellEnd"/>
           </w:p>
         </w:tc>
         <w:tc>
@@ -9072,6 +9601,7 @@
               </w:rPr>
               <w:t xml:space="preserve"> </w:t>
             </w:r>
+            <w:proofErr w:type="spellStart"/>
             <w:r>
               <w:rPr>
                 <w:rFonts w:ascii="Times New Roman" w:eastAsia="Calibri" w:hAnsi="Times New Roman" w:cs="Times New Roman"/>
@@ -9081,6 +9611,7 @@
               </w:rPr>
               <w:t>CalculationFuel</w:t>
             </w:r>
+            <w:proofErr w:type="spellEnd"/>
           </w:p>
         </w:tc>
         <w:tc>
@@ -9173,17 +9704,31 @@
           <w:lang w:val="en-US"/>
         </w:rPr>
       </w:pPr>
-      <w:r>
-        <w:rPr>
-          <w:rFonts w:ascii="Times New Roman" w:hAnsi="Times New Roman" w:cs="Times New Roman"/>
-          <w:i w:val="0"/>
-          <w:iCs w:val="0"/>
-          <w:color w:val="auto"/>
-          <w:sz w:val="24"/>
-          <w:szCs w:val="24"/>
-          <w:lang w:val="en-US"/>
-        </w:rPr>
-        <w:t xml:space="preserve">Таблица </w:t>
+      <w:proofErr w:type="spellStart"/>
+      <w:r>
+        <w:rPr>
+          <w:rFonts w:ascii="Times New Roman" w:hAnsi="Times New Roman" w:cs="Times New Roman"/>
+          <w:i w:val="0"/>
+          <w:iCs w:val="0"/>
+          <w:color w:val="auto"/>
+          <w:sz w:val="24"/>
+          <w:szCs w:val="24"/>
+          <w:lang w:val="en-US"/>
+        </w:rPr>
+        <w:t>Таблица</w:t>
+      </w:r>
+      <w:proofErr w:type="spellEnd"/>
+      <w:r>
+        <w:rPr>
+          <w:rFonts w:ascii="Times New Roman" w:hAnsi="Times New Roman" w:cs="Times New Roman"/>
+          <w:i w:val="0"/>
+          <w:iCs w:val="0"/>
+          <w:color w:val="auto"/>
+          <w:sz w:val="24"/>
+          <w:szCs w:val="24"/>
+          <w:lang w:val="en-US"/>
+        </w:rPr>
+        <w:t xml:space="preserve"> </w:t>
       </w:r>
       <w:r>
         <w:rPr>
@@ -9256,7 +9801,59 @@
           <w:szCs w:val="24"/>
           <w:lang w:val="en-US"/>
         </w:rPr>
-        <w:t xml:space="preserve"> – Описание класса </w:t>
+        <w:t xml:space="preserve"> – </w:t>
+      </w:r>
+      <w:proofErr w:type="spellStart"/>
+      <w:r>
+        <w:rPr>
+          <w:rFonts w:ascii="Times New Roman" w:hAnsi="Times New Roman" w:cs="Times New Roman"/>
+          <w:i w:val="0"/>
+          <w:iCs w:val="0"/>
+          <w:color w:val="auto"/>
+          <w:sz w:val="24"/>
+          <w:szCs w:val="24"/>
+          <w:lang w:val="en-US"/>
+        </w:rPr>
+        <w:t>Описание</w:t>
+      </w:r>
+      <w:proofErr w:type="spellEnd"/>
+      <w:r>
+        <w:rPr>
+          <w:rFonts w:ascii="Times New Roman" w:hAnsi="Times New Roman" w:cs="Times New Roman"/>
+          <w:i w:val="0"/>
+          <w:iCs w:val="0"/>
+          <w:color w:val="auto"/>
+          <w:sz w:val="24"/>
+          <w:szCs w:val="24"/>
+          <w:lang w:val="en-US"/>
+        </w:rPr>
+        <w:t xml:space="preserve"> </w:t>
+      </w:r>
+      <w:proofErr w:type="spellStart"/>
+      <w:r>
+        <w:rPr>
+          <w:rFonts w:ascii="Times New Roman" w:hAnsi="Times New Roman" w:cs="Times New Roman"/>
+          <w:i w:val="0"/>
+          <w:iCs w:val="0"/>
+          <w:color w:val="auto"/>
+          <w:sz w:val="24"/>
+          <w:szCs w:val="24"/>
+          <w:lang w:val="en-US"/>
+        </w:rPr>
+        <w:t>класса</w:t>
+      </w:r>
+      <w:proofErr w:type="spellEnd"/>
+      <w:r>
+        <w:rPr>
+          <w:rFonts w:ascii="Times New Roman" w:hAnsi="Times New Roman" w:cs="Times New Roman"/>
+          <w:i w:val="0"/>
+          <w:iCs w:val="0"/>
+          <w:color w:val="auto"/>
+          <w:sz w:val="24"/>
+          <w:szCs w:val="24"/>
+          <w:lang w:val="en-US"/>
+        </w:rPr>
+        <w:t xml:space="preserve"> </w:t>
       </w:r>
       <w:r>
         <w:rPr>
@@ -9302,6 +9899,7 @@
                 <w:lang w:val="en-US"/>
               </w:rPr>
             </w:pPr>
+            <w:proofErr w:type="spellStart"/>
             <w:r>
               <w:rPr>
                 <w:rFonts w:ascii="Times New Roman" w:eastAsia="Calibri" w:hAnsi="Times New Roman" w:cs="Times New Roman"/>
@@ -9311,6 +9909,7 @@
               </w:rPr>
               <w:t>Название</w:t>
             </w:r>
+            <w:proofErr w:type="spellEnd"/>
           </w:p>
         </w:tc>
         <w:tc>
@@ -9328,6 +9927,7 @@
                 <w:lang w:val="en-US"/>
               </w:rPr>
             </w:pPr>
+            <w:proofErr w:type="spellStart"/>
             <w:r>
               <w:rPr>
                 <w:rFonts w:ascii="Times New Roman" w:eastAsia="Calibri" w:hAnsi="Times New Roman" w:cs="Times New Roman"/>
@@ -9337,6 +9937,7 @@
               </w:rPr>
               <w:t>Тип</w:t>
             </w:r>
+            <w:proofErr w:type="spellEnd"/>
           </w:p>
         </w:tc>
         <w:tc>
@@ -9354,6 +9955,7 @@
                 <w:lang w:val="en-US"/>
               </w:rPr>
             </w:pPr>
+            <w:proofErr w:type="spellStart"/>
             <w:r>
               <w:rPr>
                 <w:rFonts w:ascii="Times New Roman" w:eastAsia="Calibri" w:hAnsi="Times New Roman" w:cs="Times New Roman"/>
@@ -9363,6 +9965,7 @@
               </w:rPr>
               <w:t>Описание</w:t>
             </w:r>
+            <w:proofErr w:type="spellEnd"/>
           </w:p>
         </w:tc>
       </w:tr>
@@ -9383,6 +9986,7 @@
                 <w:lang w:val="en-US"/>
               </w:rPr>
             </w:pPr>
+            <w:proofErr w:type="spellStart"/>
             <w:r>
               <w:rPr>
                 <w:rFonts w:ascii="Times New Roman" w:eastAsia="Calibri" w:hAnsi="Times New Roman" w:cs="Times New Roman"/>
@@ -9390,8 +9994,29 @@
                 <w:szCs w:val="24"/>
                 <w:lang w:val="en-US"/>
               </w:rPr>
-              <w:t>Описание класса</w:t>
-            </w:r>
+              <w:t>Описание</w:t>
+            </w:r>
+            <w:proofErr w:type="spellEnd"/>
+            <w:r>
+              <w:rPr>
+                <w:rFonts w:ascii="Times New Roman" w:eastAsia="Calibri" w:hAnsi="Times New Roman" w:cs="Times New Roman"/>
+                <w:sz w:val="24"/>
+                <w:szCs w:val="24"/>
+                <w:lang w:val="en-US"/>
+              </w:rPr>
+              <w:t xml:space="preserve"> </w:t>
+            </w:r>
+            <w:proofErr w:type="spellStart"/>
+            <w:r>
+              <w:rPr>
+                <w:rFonts w:ascii="Times New Roman" w:eastAsia="Calibri" w:hAnsi="Times New Roman" w:cs="Times New Roman"/>
+                <w:sz w:val="24"/>
+                <w:szCs w:val="24"/>
+                <w:lang w:val="en-US"/>
+              </w:rPr>
+              <w:t>класса</w:t>
+            </w:r>
+            <w:proofErr w:type="spellEnd"/>
           </w:p>
         </w:tc>
       </w:tr>
@@ -9483,6 +10108,7 @@
                 <w:lang w:val="en-US"/>
               </w:rPr>
             </w:pPr>
+            <w:proofErr w:type="spellStart"/>
             <w:r>
               <w:rPr>
                 <w:rFonts w:ascii="Times New Roman" w:eastAsia="Calibri" w:hAnsi="Times New Roman" w:cs="Times New Roman"/>
@@ -9492,6 +10118,7 @@
               </w:rPr>
               <w:t>Поля</w:t>
             </w:r>
+            <w:proofErr w:type="spellEnd"/>
           </w:p>
         </w:tc>
       </w:tr>
@@ -9590,6 +10217,7 @@
                 <w:lang w:val="en-US"/>
               </w:rPr>
             </w:pPr>
+            <w:proofErr w:type="spellStart"/>
             <w:r>
               <w:rPr>
                 <w:rFonts w:ascii="Times New Roman" w:eastAsia="Calibri" w:hAnsi="Times New Roman" w:cs="Times New Roman"/>
@@ -9597,8 +10225,49 @@
                 <w:szCs w:val="24"/>
                 <w:lang w:val="en-US"/>
               </w:rPr>
-              <w:t>Длина лопастей вертолета</w:t>
-            </w:r>
+              <w:t>Длина</w:t>
+            </w:r>
+            <w:proofErr w:type="spellEnd"/>
+            <w:r>
+              <w:rPr>
+                <w:rFonts w:ascii="Times New Roman" w:eastAsia="Calibri" w:hAnsi="Times New Roman" w:cs="Times New Roman"/>
+                <w:sz w:val="24"/>
+                <w:szCs w:val="24"/>
+                <w:lang w:val="en-US"/>
+              </w:rPr>
+              <w:t xml:space="preserve"> </w:t>
+            </w:r>
+            <w:proofErr w:type="spellStart"/>
+            <w:r>
+              <w:rPr>
+                <w:rFonts w:ascii="Times New Roman" w:eastAsia="Calibri" w:hAnsi="Times New Roman" w:cs="Times New Roman"/>
+                <w:sz w:val="24"/>
+                <w:szCs w:val="24"/>
+                <w:lang w:val="en-US"/>
+              </w:rPr>
+              <w:t>лопастей</w:t>
+            </w:r>
+            <w:proofErr w:type="spellEnd"/>
+            <w:r>
+              <w:rPr>
+                <w:rFonts w:ascii="Times New Roman" w:eastAsia="Calibri" w:hAnsi="Times New Roman" w:cs="Times New Roman"/>
+                <w:sz w:val="24"/>
+                <w:szCs w:val="24"/>
+                <w:lang w:val="en-US"/>
+              </w:rPr>
+              <w:t xml:space="preserve"> </w:t>
+            </w:r>
+            <w:proofErr w:type="spellStart"/>
+            <w:r>
+              <w:rPr>
+                <w:rFonts w:ascii="Times New Roman" w:eastAsia="Calibri" w:hAnsi="Times New Roman" w:cs="Times New Roman"/>
+                <w:sz w:val="24"/>
+                <w:szCs w:val="24"/>
+                <w:lang w:val="en-US"/>
+              </w:rPr>
+              <w:t>вертолета</w:t>
+            </w:r>
+            <w:proofErr w:type="spellEnd"/>
           </w:p>
         </w:tc>
       </w:tr>
@@ -9642,8 +10311,19 @@
                 <w:szCs w:val="24"/>
                 <w:lang w:val="en-US"/>
               </w:rPr>
-              <w:t>_typesFuel</w:t>
-            </w:r>
+              <w:t>_</w:t>
+            </w:r>
+            <w:proofErr w:type="spellStart"/>
+            <w:r>
+              <w:rPr>
+                <w:rFonts w:ascii="Times New Roman" w:eastAsia="Calibri" w:hAnsi="Times New Roman" w:cs="Times New Roman"/>
+                <w:sz w:val="24"/>
+                <w:szCs w:val="24"/>
+                <w:lang w:val="en-US"/>
+              </w:rPr>
+              <w:t>typesFuel</w:t>
+            </w:r>
+            <w:proofErr w:type="spellEnd"/>
           </w:p>
         </w:tc>
         <w:tc>
@@ -9688,7 +10368,27 @@
                 <w:szCs w:val="24"/>
                 <w:lang w:val="en-US"/>
               </w:rPr>
-              <w:t>&lt;TypeFuel, string&gt;</w:t>
+              <w:t>&lt;</w:t>
+            </w:r>
+            <w:proofErr w:type="spellStart"/>
+            <w:r>
+              <w:rPr>
+                <w:rFonts w:ascii="Times New Roman" w:eastAsia="Calibri" w:hAnsi="Times New Roman" w:cs="Times New Roman"/>
+                <w:sz w:val="24"/>
+                <w:szCs w:val="24"/>
+                <w:lang w:val="en-US"/>
+              </w:rPr>
+              <w:t>TypeFuel</w:t>
+            </w:r>
+            <w:proofErr w:type="spellEnd"/>
+            <w:r>
+              <w:rPr>
+                <w:rFonts w:ascii="Times New Roman" w:eastAsia="Calibri" w:hAnsi="Times New Roman" w:cs="Times New Roman"/>
+                <w:sz w:val="24"/>
+                <w:szCs w:val="24"/>
+                <w:lang w:val="en-US"/>
+              </w:rPr>
+              <w:t>, string&gt;</w:t>
             </w:r>
           </w:p>
         </w:tc>
@@ -9706,6 +10406,7 @@
                 <w:lang w:val="en-US"/>
               </w:rPr>
             </w:pPr>
+            <w:proofErr w:type="spellStart"/>
             <w:r>
               <w:rPr>
                 <w:rFonts w:ascii="Times New Roman" w:eastAsia="Calibri" w:hAnsi="Times New Roman" w:cs="Times New Roman"/>
@@ -9715,6 +10416,7 @@
               </w:rPr>
               <w:t>Словарь</w:t>
             </w:r>
+            <w:proofErr w:type="spellEnd"/>
             <w:r>
               <w:rPr>
                 <w:rFonts w:ascii="Times New Roman" w:eastAsia="Calibri" w:hAnsi="Times New Roman" w:cs="Times New Roman"/>
@@ -9730,7 +10432,17 @@
                 <w:szCs w:val="24"/>
                 <w:lang w:val="en-US"/>
               </w:rPr>
-              <w:t xml:space="preserve"> тип</w:t>
+              <w:t xml:space="preserve"> </w:t>
+            </w:r>
+            <w:proofErr w:type="spellStart"/>
+            <w:r>
+              <w:rPr>
+                <w:rFonts w:ascii="Times New Roman" w:eastAsia="Calibri" w:hAnsi="Times New Roman" w:cs="Times New Roman"/>
+                <w:sz w:val="24"/>
+                <w:szCs w:val="24"/>
+                <w:lang w:val="en-US"/>
+              </w:rPr>
+              <w:t>тип</w:t>
             </w:r>
             <w:r>
               <w:rPr>
@@ -9740,6 +10452,7 @@
               </w:rPr>
               <w:t>ами</w:t>
             </w:r>
+            <w:proofErr w:type="spellEnd"/>
             <w:r>
               <w:rPr>
                 <w:rFonts w:ascii="Times New Roman" w:eastAsia="Calibri" w:hAnsi="Times New Roman" w:cs="Times New Roman"/>
@@ -9747,8 +10460,19 @@
                 <w:szCs w:val="24"/>
                 <w:lang w:val="en-US"/>
               </w:rPr>
-              <w:t xml:space="preserve"> топлива</w:t>
-            </w:r>
+              <w:t xml:space="preserve"> </w:t>
+            </w:r>
+            <w:proofErr w:type="spellStart"/>
+            <w:r>
+              <w:rPr>
+                <w:rFonts w:ascii="Times New Roman" w:eastAsia="Calibri" w:hAnsi="Times New Roman" w:cs="Times New Roman"/>
+                <w:sz w:val="24"/>
+                <w:szCs w:val="24"/>
+                <w:lang w:val="en-US"/>
+              </w:rPr>
+              <w:t>топлива</w:t>
+            </w:r>
+            <w:proofErr w:type="spellEnd"/>
           </w:p>
         </w:tc>
       </w:tr>
@@ -9769,6 +10493,7 @@
                 <w:lang w:val="en-US"/>
               </w:rPr>
             </w:pPr>
+            <w:proofErr w:type="spellStart"/>
             <w:r>
               <w:rPr>
                 <w:rFonts w:ascii="Times New Roman" w:eastAsia="Calibri" w:hAnsi="Times New Roman" w:cs="Times New Roman"/>
@@ -9778,6 +10503,7 @@
               </w:rPr>
               <w:t>Свойства</w:t>
             </w:r>
+            <w:proofErr w:type="spellEnd"/>
           </w:p>
         </w:tc>
       </w:tr>
@@ -9829,6 +10555,7 @@
                 <w:szCs w:val="20"/>
               </w:rPr>
             </w:pPr>
+            <w:proofErr w:type="spellStart"/>
             <w:r>
               <w:rPr>
                 <w:rFonts w:ascii="Times New Roman" w:eastAsia="Calibri" w:hAnsi="Times New Roman" w:cs="Times New Roman"/>
@@ -9837,6 +10564,7 @@
               </w:rPr>
               <w:t>double</w:t>
             </w:r>
+            <w:proofErr w:type="spellEnd"/>
           </w:p>
         </w:tc>
         <w:tc>
@@ -9888,6 +10616,7 @@
               </w:rPr>
               <w:t xml:space="preserve">+ </w:t>
             </w:r>
+            <w:proofErr w:type="spellStart"/>
             <w:r>
               <w:rPr>
                 <w:rFonts w:ascii="Times New Roman" w:eastAsia="Calibri" w:hAnsi="Times New Roman" w:cs="Times New Roman"/>
@@ -9897,6 +10626,7 @@
               </w:rPr>
               <w:t>TypeFuel</w:t>
             </w:r>
+            <w:proofErr w:type="spellEnd"/>
           </w:p>
         </w:tc>
         <w:tc>
@@ -9913,6 +10643,7 @@
                 <w:szCs w:val="20"/>
               </w:rPr>
             </w:pPr>
+            <w:proofErr w:type="spellStart"/>
             <w:r>
               <w:rPr>
                 <w:rFonts w:ascii="Times New Roman" w:eastAsia="Calibri" w:hAnsi="Times New Roman" w:cs="Times New Roman"/>
@@ -9921,6 +10652,7 @@
               </w:rPr>
               <w:t>TypeFuel</w:t>
             </w:r>
+            <w:proofErr w:type="spellEnd"/>
           </w:p>
         </w:tc>
         <w:tc>
@@ -10104,6 +10836,7 @@
               </w:rPr>
               <w:t xml:space="preserve"> </w:t>
             </w:r>
+            <w:proofErr w:type="spellStart"/>
             <w:r>
               <w:rPr>
                 <w:rFonts w:ascii="Times New Roman" w:eastAsia="Calibri" w:hAnsi="Times New Roman" w:cs="Times New Roman"/>
@@ -10113,6 +10846,7 @@
               </w:rPr>
               <w:t>СalculateConsumption</w:t>
             </w:r>
+            <w:proofErr w:type="spellEnd"/>
           </w:p>
         </w:tc>
         <w:tc>
@@ -10192,11 +10926,11 @@
           <w:szCs w:val="28"/>
         </w:rPr>
       </w:pPr>
-      <w:bookmarkStart w:id="24" w:name="_Toc136600558"/>
-      <w:bookmarkStart w:id="25" w:name="_Toc74956676"/>
-      <w:bookmarkStart w:id="26" w:name="_Toc74829067"/>
-      <w:bookmarkStart w:id="27" w:name="_Toc168496199"/>
-      <w:bookmarkStart w:id="28" w:name="_Toc169642560"/>
+      <w:bookmarkStart w:id="23" w:name="_Toc136600558"/>
+      <w:bookmarkStart w:id="24" w:name="_Toc74956676"/>
+      <w:bookmarkStart w:id="25" w:name="_Toc74829067"/>
+      <w:bookmarkStart w:id="26" w:name="_Toc168496199"/>
+      <w:bookmarkStart w:id="27" w:name="_Toc169642560"/>
       <w:r>
         <w:rPr>
           <w:rFonts w:ascii="Times New Roman" w:hAnsi="Times New Roman" w:cs="Times New Roman"/>
@@ -10206,13 +10940,25 @@
           <w:szCs w:val="28"/>
         </w:rPr>
         <w:lastRenderedPageBreak/>
-        <w:t>Дерево ветвлений Git</w:t>
-      </w:r>
+        <w:t xml:space="preserve">Дерево ветвлений </w:t>
+      </w:r>
+      <w:proofErr w:type="spellStart"/>
+      <w:r>
+        <w:rPr>
+          <w:rFonts w:ascii="Times New Roman" w:hAnsi="Times New Roman" w:cs="Times New Roman"/>
+          <w:b/>
+          <w:bCs/>
+          <w:sz w:val="28"/>
+          <w:szCs w:val="28"/>
+        </w:rPr>
+        <w:t>Git</w:t>
+      </w:r>
+      <w:bookmarkEnd w:id="23"/>
       <w:bookmarkEnd w:id="24"/>
       <w:bookmarkEnd w:id="25"/>
       <w:bookmarkEnd w:id="26"/>
       <w:bookmarkEnd w:id="27"/>
-      <w:bookmarkEnd w:id="28"/>
+      <w:proofErr w:type="spellEnd"/>
     </w:p>
     <w:p>
       <w:pPr>
@@ -10283,6 +11029,944 @@
             <wp:extent cx="5940425" cy="5011420"/>
             <wp:effectExtent l="0" t="0" r="3175" b="0"/>
             <wp:docPr id="3" name="Рисунок 3"/>
+            <wp:cNvGraphicFramePr>
+              <a:graphicFrameLocks xmlns:a="http://schemas.openxmlformats.org/drawingml/2006/main" noChangeAspect="1"/>
+            </wp:cNvGraphicFramePr>
+            <a:graphic xmlns:a="http://schemas.openxmlformats.org/drawingml/2006/main">
+              <a:graphicData uri="http://schemas.openxmlformats.org/drawingml/2006/picture">
+                <pic:pic xmlns:pic="http://schemas.openxmlformats.org/drawingml/2006/picture">
+                  <pic:nvPicPr>
+                    <pic:cNvPr id="1" name=""/>
+                    <pic:cNvPicPr/>
+                  </pic:nvPicPr>
+                  <pic:blipFill>
+                    <a:blip r:embed="rId11"/>
+                    <a:stretch>
+                      <a:fillRect/>
+                    </a:stretch>
+                  </pic:blipFill>
+                  <pic:spPr>
+                    <a:xfrm>
+                      <a:off x="0" y="0"/>
+                      <a:ext cx="5940425" cy="5011420"/>
+                    </a:xfrm>
+                    <a:prstGeom prst="rect">
+                      <a:avLst/>
+                    </a:prstGeom>
+                  </pic:spPr>
+                </pic:pic>
+              </a:graphicData>
+            </a:graphic>
+          </wp:inline>
+        </w:drawing>
+      </w:r>
+    </w:p>
+    <w:p>
+      <w:pPr>
+        <w:pStyle w:val="a6"/>
+        <w:spacing w:after="0"/>
+        <w:jc w:val="center"/>
+        <w:rPr>
+          <w:rFonts w:ascii="Times New Roman" w:hAnsi="Times New Roman" w:cs="Times New Roman"/>
+          <w:i w:val="0"/>
+          <w:iCs w:val="0"/>
+          <w:color w:val="auto"/>
+          <w:sz w:val="24"/>
+          <w:szCs w:val="24"/>
+          <w:lang w:val="en-US"/>
+        </w:rPr>
+      </w:pPr>
+      <w:r>
+        <w:rPr>
+          <w:rFonts w:ascii="Times New Roman" w:hAnsi="Times New Roman" w:cs="Times New Roman"/>
+          <w:i w:val="0"/>
+          <w:iCs w:val="0"/>
+          <w:color w:val="auto"/>
+          <w:sz w:val="24"/>
+          <w:szCs w:val="24"/>
+        </w:rPr>
+        <w:t xml:space="preserve">Рисунок </w:t>
+      </w:r>
+      <w:r>
+        <w:rPr>
+          <w:rFonts w:ascii="Times New Roman" w:hAnsi="Times New Roman" w:cs="Times New Roman"/>
+          <w:i w:val="0"/>
+          <w:iCs w:val="0"/>
+          <w:color w:val="auto"/>
+          <w:sz w:val="24"/>
+          <w:szCs w:val="24"/>
+        </w:rPr>
+        <w:fldChar w:fldCharType="begin"/>
+      </w:r>
+      <w:r>
+        <w:rPr>
+          <w:rFonts w:ascii="Times New Roman" w:hAnsi="Times New Roman" w:cs="Times New Roman"/>
+          <w:i w:val="0"/>
+          <w:iCs w:val="0"/>
+          <w:color w:val="auto"/>
+          <w:sz w:val="24"/>
+          <w:szCs w:val="24"/>
+        </w:rPr>
+        <w:instrText xml:space="preserve"> SEQ Рисунок \* ARABIC </w:instrText>
+      </w:r>
+      <w:r>
+        <w:rPr>
+          <w:rFonts w:ascii="Times New Roman" w:hAnsi="Times New Roman" w:cs="Times New Roman"/>
+          <w:i w:val="0"/>
+          <w:iCs w:val="0"/>
+          <w:color w:val="auto"/>
+          <w:sz w:val="24"/>
+          <w:szCs w:val="24"/>
+        </w:rPr>
+        <w:fldChar w:fldCharType="separate"/>
+      </w:r>
+      <w:r>
+        <w:rPr>
+          <w:rFonts w:ascii="Times New Roman" w:hAnsi="Times New Roman" w:cs="Times New Roman"/>
+          <w:i w:val="0"/>
+          <w:iCs w:val="0"/>
+          <w:noProof/>
+          <w:color w:val="auto"/>
+          <w:sz w:val="24"/>
+          <w:szCs w:val="24"/>
+        </w:rPr>
+        <w:t>3</w:t>
+      </w:r>
+      <w:r>
+        <w:rPr>
+          <w:rFonts w:ascii="Times New Roman" w:hAnsi="Times New Roman" w:cs="Times New Roman"/>
+          <w:i w:val="0"/>
+          <w:iCs w:val="0"/>
+          <w:color w:val="auto"/>
+          <w:sz w:val="24"/>
+          <w:szCs w:val="24"/>
+        </w:rPr>
+        <w:fldChar w:fldCharType="end"/>
+      </w:r>
+      <w:r>
+        <w:rPr>
+          <w:rFonts w:ascii="Times New Roman" w:hAnsi="Times New Roman" w:cs="Times New Roman"/>
+          <w:i w:val="0"/>
+          <w:iCs w:val="0"/>
+          <w:color w:val="auto"/>
+          <w:sz w:val="24"/>
+          <w:szCs w:val="24"/>
+        </w:rPr>
+        <w:t xml:space="preserve"> – Дерево ветвлений </w:t>
+      </w:r>
+      <w:r>
+        <w:rPr>
+          <w:rFonts w:ascii="Times New Roman" w:hAnsi="Times New Roman" w:cs="Times New Roman"/>
+          <w:i w:val="0"/>
+          <w:iCs w:val="0"/>
+          <w:color w:val="auto"/>
+          <w:sz w:val="24"/>
+          <w:szCs w:val="24"/>
+          <w:lang w:val="en-US"/>
+        </w:rPr>
+        <w:t>Git</w:t>
+      </w:r>
+    </w:p>
+    <w:p>
+      <w:pPr>
+        <w:rPr>
+          <w:rFonts w:ascii="Times New Roman" w:hAnsi="Times New Roman" w:cs="Times New Roman"/>
+          <w:sz w:val="28"/>
+          <w:szCs w:val="28"/>
+        </w:rPr>
+      </w:pPr>
+      <w:r>
+        <w:rPr>
+          <w:rFonts w:ascii="Times New Roman" w:hAnsi="Times New Roman" w:cs="Times New Roman"/>
+          <w:sz w:val="28"/>
+          <w:szCs w:val="28"/>
+        </w:rPr>
+        <w:br w:type="page"/>
+      </w:r>
+    </w:p>
+    <w:p>
+      <w:pPr>
+        <w:pStyle w:val="a5"/>
+        <w:numPr>
+          <w:ilvl w:val="0"/>
+          <w:numId w:val="2"/>
+        </w:numPr>
+        <w:spacing w:line="360" w:lineRule="auto"/>
+        <w:ind w:left="0" w:firstLine="709"/>
+        <w:jc w:val="both"/>
+        <w:outlineLvl w:val="1"/>
+        <w:rPr>
+          <w:rFonts w:ascii="Times New Roman" w:hAnsi="Times New Roman" w:cs="Times New Roman"/>
+          <w:b/>
+          <w:bCs/>
+          <w:sz w:val="28"/>
+          <w:szCs w:val="28"/>
+        </w:rPr>
+      </w:pPr>
+      <w:bookmarkStart w:id="28" w:name="_Toc136600559"/>
+      <w:bookmarkStart w:id="29" w:name="_Toc74956677"/>
+      <w:bookmarkStart w:id="30" w:name="_Toc74829068"/>
+      <w:bookmarkStart w:id="31" w:name="_Toc168496200"/>
+      <w:bookmarkStart w:id="32" w:name="_Toc169642561"/>
+      <w:r>
+        <w:rPr>
+          <w:rFonts w:ascii="Times New Roman" w:hAnsi="Times New Roman" w:cs="Times New Roman"/>
+          <w:b/>
+          <w:bCs/>
+          <w:sz w:val="28"/>
+          <w:szCs w:val="28"/>
+        </w:rPr>
+        <w:lastRenderedPageBreak/>
+        <w:t>Тестирование программы</w:t>
+      </w:r>
+      <w:bookmarkEnd w:id="28"/>
+      <w:bookmarkEnd w:id="29"/>
+      <w:bookmarkEnd w:id="30"/>
+      <w:bookmarkEnd w:id="31"/>
+      <w:bookmarkEnd w:id="32"/>
+    </w:p>
+    <w:p>
+      <w:pPr>
+        <w:spacing w:after="0" w:line="360" w:lineRule="auto"/>
+        <w:ind w:firstLine="709"/>
+        <w:outlineLvl w:val="2"/>
+        <w:rPr>
+          <w:rFonts w:ascii="Times New Roman" w:hAnsi="Times New Roman" w:cs="Times New Roman"/>
+          <w:b/>
+          <w:bCs/>
+          <w:noProof/>
+          <w:sz w:val="28"/>
+          <w:szCs w:val="28"/>
+        </w:rPr>
+      </w:pPr>
+      <w:bookmarkStart w:id="33" w:name="_Toc169642562"/>
+      <w:r>
+        <w:rPr>
+          <w:rFonts w:ascii="Times New Roman" w:hAnsi="Times New Roman" w:cs="Times New Roman"/>
+          <w:b/>
+          <w:bCs/>
+          <w:noProof/>
+          <w:sz w:val="28"/>
+          <w:szCs w:val="28"/>
+        </w:rPr>
+        <w:t>5.1</w:t>
+      </w:r>
+      <w:r>
+        <w:rPr>
+          <w:rFonts w:ascii="Times New Roman" w:hAnsi="Times New Roman" w:cs="Times New Roman"/>
+          <w:b/>
+          <w:bCs/>
+          <w:noProof/>
+          <w:sz w:val="28"/>
+          <w:szCs w:val="28"/>
+        </w:rPr>
+        <w:tab/>
+      </w:r>
+      <w:r>
+        <w:rPr>
+          <w:rFonts w:ascii="Times New Roman" w:hAnsi="Times New Roman" w:cs="Times New Roman"/>
+          <w:b/>
+          <w:bCs/>
+          <w:noProof/>
+          <w:sz w:val="28"/>
+          <w:szCs w:val="28"/>
+        </w:rPr>
+        <w:t>Тестирование кнопки «Добавить»</w:t>
+      </w:r>
+      <w:r>
+        <w:rPr>
+          <w:rFonts w:ascii="Times New Roman" w:hAnsi="Times New Roman" w:cs="Times New Roman"/>
+          <w:b/>
+          <w:bCs/>
+          <w:noProof/>
+          <w:sz w:val="28"/>
+          <w:szCs w:val="28"/>
+        </w:rPr>
+        <w:t xml:space="preserve"> и «Отменить»</w:t>
+      </w:r>
+      <w:bookmarkEnd w:id="33"/>
+    </w:p>
+    <w:p>
+      <w:pPr>
+        <w:rPr>
+          <w:rFonts w:ascii="Times New Roman" w:hAnsi="Times New Roman" w:cs="Times New Roman"/>
+          <w:b/>
+          <w:bCs/>
+          <w:noProof/>
+          <w:sz w:val="28"/>
+          <w:szCs w:val="28"/>
+        </w:rPr>
+      </w:pPr>
+    </w:p>
+    <w:p>
+      <w:pPr>
+        <w:spacing w:after="0" w:line="360" w:lineRule="auto"/>
+        <w:ind w:firstLine="709"/>
+        <w:jc w:val="both"/>
+        <w:rPr>
+          <w:rFonts w:ascii="Times New Roman" w:hAnsi="Times New Roman" w:cs="Times New Roman"/>
+          <w:noProof/>
+          <w:sz w:val="28"/>
+          <w:szCs w:val="28"/>
+        </w:rPr>
+      </w:pPr>
+      <w:r>
+        <w:rPr>
+          <w:rFonts w:ascii="Times New Roman" w:hAnsi="Times New Roman" w:cs="Times New Roman"/>
+          <w:noProof/>
+          <w:sz w:val="28"/>
+          <w:szCs w:val="28"/>
+        </w:rPr>
+        <w:t xml:space="preserve">Расчет расхода топлива </w:t>
+      </w:r>
+      <w:r>
+        <w:rPr>
+          <w:rFonts w:ascii="Times New Roman" w:hAnsi="Times New Roman" w:cs="Times New Roman"/>
+          <w:noProof/>
+          <w:sz w:val="28"/>
+          <w:szCs w:val="28"/>
+        </w:rPr>
+        <w:t xml:space="preserve">транспорта осуществляется путем нажатия кнопки «Добавить». В результате вызывается форма «Добавить транспорт», в которой необходимо сделать выбор транспорта и заполнить соответвующие поля одного из выбранных видов транспорта (машина, гибридная машина, вертолет). </w:t>
+      </w:r>
+      <w:r>
+        <w:rPr>
+          <w:rFonts w:ascii="Times New Roman" w:hAnsi="Times New Roman" w:cs="Times New Roman"/>
+          <w:noProof/>
+          <w:sz w:val="28"/>
+          <w:szCs w:val="28"/>
+        </w:rPr>
+        <w:t>В результате информация о типе транспорта и расчитанное значение топлива отображаются в списке на главной форме.</w:t>
+      </w:r>
+    </w:p>
+    <w:p>
+      <w:pPr>
+        <w:spacing w:after="0" w:line="360" w:lineRule="auto"/>
+        <w:ind w:firstLine="709"/>
+        <w:jc w:val="both"/>
+        <w:rPr>
+          <w:rFonts w:ascii="Times New Roman" w:hAnsi="Times New Roman" w:cs="Times New Roman"/>
+          <w:noProof/>
+          <w:sz w:val="28"/>
+          <w:szCs w:val="28"/>
+        </w:rPr>
+      </w:pPr>
+      <w:r>
+        <w:rPr>
+          <w:rFonts w:ascii="Times New Roman" w:hAnsi="Times New Roman" w:cs="Times New Roman"/>
+          <w:noProof/>
+          <w:sz w:val="28"/>
+          <w:szCs w:val="28"/>
+        </w:rPr>
+        <w:t>На рисунке 4 представлен пример добавления машины.</w:t>
+      </w:r>
+    </w:p>
+    <w:p>
+      <w:pPr>
+        <w:rPr>
+          <w:rFonts w:ascii="Times New Roman" w:hAnsi="Times New Roman" w:cs="Times New Roman"/>
+          <w:b/>
+          <w:bCs/>
+          <w:noProof/>
+          <w:sz w:val="28"/>
+          <w:szCs w:val="28"/>
+        </w:rPr>
+      </w:pPr>
+    </w:p>
+    <w:p>
+      <w:pPr>
+        <w:keepNext/>
+        <w:spacing w:after="0" w:line="240" w:lineRule="auto"/>
+        <w:jc w:val="center"/>
+        <w:rPr>
+          <w:rFonts w:ascii="Times New Roman" w:hAnsi="Times New Roman" w:cs="Times New Roman"/>
+          <w:sz w:val="24"/>
+          <w:szCs w:val="24"/>
+        </w:rPr>
+      </w:pPr>
+      <w:r>
+        <w:rPr>
+          <w:noProof/>
+        </w:rPr>
+        <w:drawing>
+          <wp:inline distT="0" distB="0" distL="0" distR="0" wp14:anchorId="7A773ADA" wp14:editId="45F6C388">
+            <wp:extent cx="5296619" cy="3390288"/>
+            <wp:effectExtent l="0" t="0" r="0" b="635"/>
+            <wp:docPr id="4" name="Рисунок 4"/>
+            <wp:cNvGraphicFramePr>
+              <a:graphicFrameLocks xmlns:a="http://schemas.openxmlformats.org/drawingml/2006/main" noChangeAspect="1"/>
+            </wp:cNvGraphicFramePr>
+            <a:graphic xmlns:a="http://schemas.openxmlformats.org/drawingml/2006/main">
+              <a:graphicData uri="http://schemas.openxmlformats.org/drawingml/2006/picture">
+                <pic:pic xmlns:pic="http://schemas.openxmlformats.org/drawingml/2006/picture">
+                  <pic:nvPicPr>
+                    <pic:cNvPr id="1" name=""/>
+                    <pic:cNvPicPr/>
+                  </pic:nvPicPr>
+                  <pic:blipFill>
+                    <a:blip r:embed="rId12"/>
+                    <a:stretch>
+                      <a:fillRect/>
+                    </a:stretch>
+                  </pic:blipFill>
+                  <pic:spPr>
+                    <a:xfrm>
+                      <a:off x="0" y="0"/>
+                      <a:ext cx="5318436" cy="3404253"/>
+                    </a:xfrm>
+                    <a:prstGeom prst="rect">
+                      <a:avLst/>
+                    </a:prstGeom>
+                  </pic:spPr>
+                </pic:pic>
+              </a:graphicData>
+            </a:graphic>
+          </wp:inline>
+        </w:drawing>
+      </w:r>
+    </w:p>
+    <w:p>
+      <w:pPr>
+        <w:pStyle w:val="a6"/>
+        <w:spacing w:after="0"/>
+        <w:jc w:val="center"/>
+        <w:rPr>
+          <w:rFonts w:ascii="Times New Roman" w:hAnsi="Times New Roman" w:cs="Times New Roman"/>
+          <w:i w:val="0"/>
+          <w:iCs w:val="0"/>
+          <w:color w:val="auto"/>
+          <w:sz w:val="24"/>
+          <w:szCs w:val="24"/>
+        </w:rPr>
+      </w:pPr>
+      <w:r>
+        <w:rPr>
+          <w:rFonts w:ascii="Times New Roman" w:hAnsi="Times New Roman" w:cs="Times New Roman"/>
+          <w:i w:val="0"/>
+          <w:iCs w:val="0"/>
+          <w:color w:val="auto"/>
+          <w:sz w:val="24"/>
+          <w:szCs w:val="24"/>
+        </w:rPr>
+        <w:t xml:space="preserve">Рисунок </w:t>
+      </w:r>
+      <w:r>
+        <w:rPr>
+          <w:rFonts w:ascii="Times New Roman" w:hAnsi="Times New Roman" w:cs="Times New Roman"/>
+          <w:i w:val="0"/>
+          <w:iCs w:val="0"/>
+          <w:color w:val="auto"/>
+          <w:sz w:val="24"/>
+          <w:szCs w:val="24"/>
+        </w:rPr>
+        <w:fldChar w:fldCharType="begin"/>
+      </w:r>
+      <w:r>
+        <w:rPr>
+          <w:rFonts w:ascii="Times New Roman" w:hAnsi="Times New Roman" w:cs="Times New Roman"/>
+          <w:i w:val="0"/>
+          <w:iCs w:val="0"/>
+          <w:color w:val="auto"/>
+          <w:sz w:val="24"/>
+          <w:szCs w:val="24"/>
+        </w:rPr>
+        <w:instrText xml:space="preserve"> SEQ Рисунок \* ARABIC </w:instrText>
+      </w:r>
+      <w:r>
+        <w:rPr>
+          <w:rFonts w:ascii="Times New Roman" w:hAnsi="Times New Roman" w:cs="Times New Roman"/>
+          <w:i w:val="0"/>
+          <w:iCs w:val="0"/>
+          <w:color w:val="auto"/>
+          <w:sz w:val="24"/>
+          <w:szCs w:val="24"/>
+        </w:rPr>
+        <w:fldChar w:fldCharType="separate"/>
+      </w:r>
+      <w:r>
+        <w:rPr>
+          <w:rFonts w:ascii="Times New Roman" w:hAnsi="Times New Roman" w:cs="Times New Roman"/>
+          <w:i w:val="0"/>
+          <w:iCs w:val="0"/>
+          <w:noProof/>
+          <w:color w:val="auto"/>
+          <w:sz w:val="24"/>
+          <w:szCs w:val="24"/>
+        </w:rPr>
+        <w:t>4</w:t>
+      </w:r>
+      <w:r>
+        <w:rPr>
+          <w:rFonts w:ascii="Times New Roman" w:hAnsi="Times New Roman" w:cs="Times New Roman"/>
+          <w:i w:val="0"/>
+          <w:iCs w:val="0"/>
+          <w:color w:val="auto"/>
+          <w:sz w:val="24"/>
+          <w:szCs w:val="24"/>
+        </w:rPr>
+        <w:fldChar w:fldCharType="end"/>
+      </w:r>
+      <w:r>
+        <w:rPr>
+          <w:rFonts w:ascii="Times New Roman" w:hAnsi="Times New Roman" w:cs="Times New Roman"/>
+          <w:i w:val="0"/>
+          <w:iCs w:val="0"/>
+          <w:color w:val="auto"/>
+          <w:sz w:val="24"/>
+          <w:szCs w:val="24"/>
+        </w:rPr>
+        <w:t xml:space="preserve"> –</w:t>
+      </w:r>
+      <w:r>
+        <w:rPr>
+          <w:rFonts w:ascii="Times New Roman" w:hAnsi="Times New Roman" w:cs="Times New Roman"/>
+          <w:i w:val="0"/>
+          <w:iCs w:val="0"/>
+          <w:color w:val="auto"/>
+          <w:sz w:val="24"/>
+          <w:szCs w:val="24"/>
+        </w:rPr>
+        <w:t xml:space="preserve"> Тестирование кнопки «Добавить»</w:t>
+      </w:r>
+      <w:r>
+        <w:rPr>
+          <w:rFonts w:ascii="Times New Roman" w:hAnsi="Times New Roman" w:cs="Times New Roman"/>
+          <w:i w:val="0"/>
+          <w:iCs w:val="0"/>
+          <w:color w:val="auto"/>
+          <w:sz w:val="24"/>
+          <w:szCs w:val="24"/>
+        </w:rPr>
+        <w:t>. Добавление машины</w:t>
+      </w:r>
+    </w:p>
+    <w:p/>
+    <w:p>
+      <w:pPr>
+        <w:spacing w:after="0" w:line="360" w:lineRule="auto"/>
+        <w:ind w:firstLine="709"/>
+        <w:jc w:val="both"/>
+        <w:rPr>
+          <w:rFonts w:ascii="Times New Roman" w:hAnsi="Times New Roman" w:cs="Times New Roman"/>
+          <w:noProof/>
+          <w:sz w:val="28"/>
+          <w:szCs w:val="28"/>
+        </w:rPr>
+      </w:pPr>
+      <w:r>
+        <w:rPr>
+          <w:rFonts w:ascii="Times New Roman" w:hAnsi="Times New Roman" w:cs="Times New Roman"/>
+          <w:noProof/>
+          <w:sz w:val="28"/>
+          <w:szCs w:val="28"/>
+        </w:rPr>
+        <w:t>Аналогично выполняется расчет топлива для гибридной машины (рисунок 5) и для вертолета (рисунок 6).</w:t>
+      </w:r>
+    </w:p>
+    <w:p>
+      <w:pPr>
+        <w:keepNext/>
+        <w:spacing w:after="0" w:line="240" w:lineRule="auto"/>
+        <w:jc w:val="center"/>
+        <w:rPr>
+          <w:rFonts w:ascii="Times New Roman" w:hAnsi="Times New Roman" w:cs="Times New Roman"/>
+          <w:sz w:val="24"/>
+          <w:szCs w:val="24"/>
+          <w:lang w:val="en-US"/>
+        </w:rPr>
+      </w:pPr>
+      <w:r>
+        <w:rPr>
+          <w:noProof/>
+        </w:rPr>
+        <w:lastRenderedPageBreak/>
+        <w:drawing>
+          <wp:inline distT="0" distB="0" distL="0" distR="0" wp14:anchorId="36F6930B" wp14:editId="2C73EBDB">
+            <wp:extent cx="5603489" cy="4110824"/>
+            <wp:effectExtent l="0" t="0" r="0" b="4445"/>
+            <wp:docPr id="16" name="Рисунок 16"/>
+            <wp:cNvGraphicFramePr>
+              <a:graphicFrameLocks xmlns:a="http://schemas.openxmlformats.org/drawingml/2006/main" noChangeAspect="1"/>
+            </wp:cNvGraphicFramePr>
+            <a:graphic xmlns:a="http://schemas.openxmlformats.org/drawingml/2006/main">
+              <a:graphicData uri="http://schemas.openxmlformats.org/drawingml/2006/picture">
+                <pic:pic xmlns:pic="http://schemas.openxmlformats.org/drawingml/2006/picture">
+                  <pic:nvPicPr>
+                    <pic:cNvPr id="1" name=""/>
+                    <pic:cNvPicPr/>
+                  </pic:nvPicPr>
+                  <pic:blipFill>
+                    <a:blip r:embed="rId13"/>
+                    <a:stretch>
+                      <a:fillRect/>
+                    </a:stretch>
+                  </pic:blipFill>
+                  <pic:spPr>
+                    <a:xfrm>
+                      <a:off x="0" y="0"/>
+                      <a:ext cx="5616113" cy="4120085"/>
+                    </a:xfrm>
+                    <a:prstGeom prst="rect">
+                      <a:avLst/>
+                    </a:prstGeom>
+                  </pic:spPr>
+                </pic:pic>
+              </a:graphicData>
+            </a:graphic>
+          </wp:inline>
+        </w:drawing>
+      </w:r>
+    </w:p>
+    <w:p>
+      <w:pPr>
+        <w:pStyle w:val="a6"/>
+        <w:spacing w:after="0"/>
+        <w:jc w:val="center"/>
+        <w:rPr>
+          <w:rFonts w:ascii="Times New Roman" w:hAnsi="Times New Roman" w:cs="Times New Roman"/>
+          <w:i w:val="0"/>
+          <w:iCs w:val="0"/>
+          <w:color w:val="auto"/>
+          <w:sz w:val="24"/>
+          <w:szCs w:val="24"/>
+        </w:rPr>
+      </w:pPr>
+      <w:r>
+        <w:rPr>
+          <w:rFonts w:ascii="Times New Roman" w:hAnsi="Times New Roman" w:cs="Times New Roman"/>
+          <w:i w:val="0"/>
+          <w:iCs w:val="0"/>
+          <w:color w:val="auto"/>
+          <w:sz w:val="24"/>
+          <w:szCs w:val="24"/>
+        </w:rPr>
+        <w:t xml:space="preserve">Рисунок </w:t>
+      </w:r>
+      <w:r>
+        <w:rPr>
+          <w:rFonts w:ascii="Times New Roman" w:hAnsi="Times New Roman" w:cs="Times New Roman"/>
+          <w:i w:val="0"/>
+          <w:iCs w:val="0"/>
+          <w:color w:val="auto"/>
+          <w:sz w:val="24"/>
+          <w:szCs w:val="24"/>
+        </w:rPr>
+        <w:fldChar w:fldCharType="begin"/>
+      </w:r>
+      <w:r>
+        <w:rPr>
+          <w:rFonts w:ascii="Times New Roman" w:hAnsi="Times New Roman" w:cs="Times New Roman"/>
+          <w:i w:val="0"/>
+          <w:iCs w:val="0"/>
+          <w:color w:val="auto"/>
+          <w:sz w:val="24"/>
+          <w:szCs w:val="24"/>
+        </w:rPr>
+        <w:instrText xml:space="preserve"> SEQ Рисунок \* ARABIC </w:instrText>
+      </w:r>
+      <w:r>
+        <w:rPr>
+          <w:rFonts w:ascii="Times New Roman" w:hAnsi="Times New Roman" w:cs="Times New Roman"/>
+          <w:i w:val="0"/>
+          <w:iCs w:val="0"/>
+          <w:color w:val="auto"/>
+          <w:sz w:val="24"/>
+          <w:szCs w:val="24"/>
+        </w:rPr>
+        <w:fldChar w:fldCharType="separate"/>
+      </w:r>
+      <w:r>
+        <w:rPr>
+          <w:rFonts w:ascii="Times New Roman" w:hAnsi="Times New Roman" w:cs="Times New Roman"/>
+          <w:i w:val="0"/>
+          <w:iCs w:val="0"/>
+          <w:noProof/>
+          <w:color w:val="auto"/>
+          <w:sz w:val="24"/>
+          <w:szCs w:val="24"/>
+        </w:rPr>
+        <w:t>5</w:t>
+      </w:r>
+      <w:r>
+        <w:rPr>
+          <w:rFonts w:ascii="Times New Roman" w:hAnsi="Times New Roman" w:cs="Times New Roman"/>
+          <w:i w:val="0"/>
+          <w:iCs w:val="0"/>
+          <w:color w:val="auto"/>
+          <w:sz w:val="24"/>
+          <w:szCs w:val="24"/>
+        </w:rPr>
+        <w:fldChar w:fldCharType="end"/>
+      </w:r>
+      <w:r>
+        <w:rPr>
+          <w:rFonts w:ascii="Times New Roman" w:hAnsi="Times New Roman" w:cs="Times New Roman"/>
+          <w:i w:val="0"/>
+          <w:iCs w:val="0"/>
+          <w:color w:val="auto"/>
+          <w:sz w:val="24"/>
+          <w:szCs w:val="24"/>
+        </w:rPr>
+        <w:t xml:space="preserve"> –</w:t>
+      </w:r>
+      <w:r>
+        <w:rPr>
+          <w:rFonts w:ascii="Times New Roman" w:hAnsi="Times New Roman" w:cs="Times New Roman"/>
+          <w:i w:val="0"/>
+          <w:iCs w:val="0"/>
+          <w:color w:val="auto"/>
+          <w:sz w:val="24"/>
+          <w:szCs w:val="24"/>
+        </w:rPr>
+        <w:t xml:space="preserve"> </w:t>
+      </w:r>
+      <w:r>
+        <w:rPr>
+          <w:rFonts w:ascii="Times New Roman" w:hAnsi="Times New Roman" w:cs="Times New Roman"/>
+          <w:i w:val="0"/>
+          <w:iCs w:val="0"/>
+          <w:color w:val="auto"/>
+          <w:sz w:val="24"/>
+          <w:szCs w:val="24"/>
+        </w:rPr>
+        <w:t>Тестирование кнопки «Добавить»</w:t>
+      </w:r>
+      <w:r>
+        <w:rPr>
+          <w:rFonts w:ascii="Times New Roman" w:hAnsi="Times New Roman" w:cs="Times New Roman"/>
+          <w:i w:val="0"/>
+          <w:iCs w:val="0"/>
+          <w:color w:val="auto"/>
+          <w:sz w:val="24"/>
+          <w:szCs w:val="24"/>
+        </w:rPr>
+        <w:t>. Добавление гибридной машины</w:t>
+      </w:r>
+    </w:p>
+    <w:p/>
+    <w:p>
+      <w:pPr>
+        <w:keepNext/>
+        <w:spacing w:after="0" w:line="240" w:lineRule="auto"/>
+        <w:jc w:val="center"/>
+        <w:rPr>
+          <w:rFonts w:ascii="Times New Roman" w:hAnsi="Times New Roman" w:cs="Times New Roman"/>
+          <w:sz w:val="24"/>
+          <w:szCs w:val="24"/>
+        </w:rPr>
+      </w:pPr>
+      <w:r>
+        <w:rPr>
+          <w:rFonts w:ascii="Times New Roman" w:hAnsi="Times New Roman" w:cs="Times New Roman"/>
+          <w:noProof/>
+          <w:sz w:val="24"/>
+          <w:szCs w:val="24"/>
+        </w:rPr>
+        <w:drawing>
+          <wp:inline distT="0" distB="0" distL="0" distR="0" wp14:anchorId="762C08BF" wp14:editId="12587F93">
+            <wp:extent cx="5108632" cy="4071068"/>
+            <wp:effectExtent l="0" t="0" r="0" b="5715"/>
+            <wp:docPr id="17" name="Рисунок 17"/>
+            <wp:cNvGraphicFramePr>
+              <a:graphicFrameLocks xmlns:a="http://schemas.openxmlformats.org/drawingml/2006/main" noChangeAspect="1"/>
+            </wp:cNvGraphicFramePr>
+            <a:graphic xmlns:a="http://schemas.openxmlformats.org/drawingml/2006/main">
+              <a:graphicData uri="http://schemas.openxmlformats.org/drawingml/2006/picture">
+                <pic:pic xmlns:pic="http://schemas.openxmlformats.org/drawingml/2006/picture">
+                  <pic:nvPicPr>
+                    <pic:cNvPr id="1" name=""/>
+                    <pic:cNvPicPr/>
+                  </pic:nvPicPr>
+                  <pic:blipFill>
+                    <a:blip r:embed="rId14"/>
+                    <a:stretch>
+                      <a:fillRect/>
+                    </a:stretch>
+                  </pic:blipFill>
+                  <pic:spPr>
+                    <a:xfrm>
+                      <a:off x="0" y="0"/>
+                      <a:ext cx="5132417" cy="4090022"/>
+                    </a:xfrm>
+                    <a:prstGeom prst="rect">
+                      <a:avLst/>
+                    </a:prstGeom>
+                  </pic:spPr>
+                </pic:pic>
+              </a:graphicData>
+            </a:graphic>
+          </wp:inline>
+        </w:drawing>
+      </w:r>
+    </w:p>
+    <w:p>
+      <w:pPr>
+        <w:pStyle w:val="a6"/>
+        <w:spacing w:after="0"/>
+        <w:jc w:val="center"/>
+        <w:rPr>
+          <w:rFonts w:ascii="Times New Roman" w:hAnsi="Times New Roman" w:cs="Times New Roman"/>
+          <w:i w:val="0"/>
+          <w:iCs w:val="0"/>
+          <w:color w:val="auto"/>
+          <w:sz w:val="24"/>
+          <w:szCs w:val="24"/>
+        </w:rPr>
+      </w:pPr>
+      <w:r>
+        <w:rPr>
+          <w:rFonts w:ascii="Times New Roman" w:hAnsi="Times New Roman" w:cs="Times New Roman"/>
+          <w:i w:val="0"/>
+          <w:iCs w:val="0"/>
+          <w:color w:val="auto"/>
+          <w:sz w:val="24"/>
+          <w:szCs w:val="24"/>
+        </w:rPr>
+        <w:t xml:space="preserve">Рисунок </w:t>
+      </w:r>
+      <w:r>
+        <w:rPr>
+          <w:rFonts w:ascii="Times New Roman" w:hAnsi="Times New Roman" w:cs="Times New Roman"/>
+          <w:i w:val="0"/>
+          <w:iCs w:val="0"/>
+          <w:color w:val="auto"/>
+          <w:sz w:val="24"/>
+          <w:szCs w:val="24"/>
+        </w:rPr>
+        <w:fldChar w:fldCharType="begin"/>
+      </w:r>
+      <w:r>
+        <w:rPr>
+          <w:rFonts w:ascii="Times New Roman" w:hAnsi="Times New Roman" w:cs="Times New Roman"/>
+          <w:i w:val="0"/>
+          <w:iCs w:val="0"/>
+          <w:color w:val="auto"/>
+          <w:sz w:val="24"/>
+          <w:szCs w:val="24"/>
+        </w:rPr>
+        <w:instrText xml:space="preserve"> SEQ Рисунок \* ARABIC </w:instrText>
+      </w:r>
+      <w:r>
+        <w:rPr>
+          <w:rFonts w:ascii="Times New Roman" w:hAnsi="Times New Roman" w:cs="Times New Roman"/>
+          <w:i w:val="0"/>
+          <w:iCs w:val="0"/>
+          <w:color w:val="auto"/>
+          <w:sz w:val="24"/>
+          <w:szCs w:val="24"/>
+        </w:rPr>
+        <w:fldChar w:fldCharType="separate"/>
+      </w:r>
+      <w:r>
+        <w:rPr>
+          <w:rFonts w:ascii="Times New Roman" w:hAnsi="Times New Roman" w:cs="Times New Roman"/>
+          <w:i w:val="0"/>
+          <w:iCs w:val="0"/>
+          <w:noProof/>
+          <w:color w:val="auto"/>
+          <w:sz w:val="24"/>
+          <w:szCs w:val="24"/>
+        </w:rPr>
+        <w:t>6</w:t>
+      </w:r>
+      <w:r>
+        <w:rPr>
+          <w:rFonts w:ascii="Times New Roman" w:hAnsi="Times New Roman" w:cs="Times New Roman"/>
+          <w:i w:val="0"/>
+          <w:iCs w:val="0"/>
+          <w:color w:val="auto"/>
+          <w:sz w:val="24"/>
+          <w:szCs w:val="24"/>
+        </w:rPr>
+        <w:fldChar w:fldCharType="end"/>
+      </w:r>
+      <w:r>
+        <w:rPr>
+          <w:rFonts w:ascii="Times New Roman" w:hAnsi="Times New Roman" w:cs="Times New Roman"/>
+          <w:i w:val="0"/>
+          <w:iCs w:val="0"/>
+          <w:color w:val="auto"/>
+          <w:sz w:val="24"/>
+          <w:szCs w:val="24"/>
+        </w:rPr>
+        <w:t xml:space="preserve"> – </w:t>
+      </w:r>
+      <w:r>
+        <w:rPr>
+          <w:rFonts w:ascii="Times New Roman" w:hAnsi="Times New Roman" w:cs="Times New Roman"/>
+          <w:i w:val="0"/>
+          <w:iCs w:val="0"/>
+          <w:color w:val="auto"/>
+          <w:sz w:val="24"/>
+          <w:szCs w:val="24"/>
+        </w:rPr>
+        <w:t>Тестирование кнопки «Добавить»</w:t>
+      </w:r>
+      <w:r>
+        <w:rPr>
+          <w:rFonts w:ascii="Times New Roman" w:hAnsi="Times New Roman" w:cs="Times New Roman"/>
+          <w:i w:val="0"/>
+          <w:iCs w:val="0"/>
+          <w:color w:val="auto"/>
+          <w:sz w:val="24"/>
+          <w:szCs w:val="24"/>
+        </w:rPr>
+        <w:t>. Добавление вертолета</w:t>
+      </w:r>
+    </w:p>
+    <w:p/>
+    <w:p>
+      <w:pPr>
+        <w:spacing w:after="0" w:line="360" w:lineRule="auto"/>
+        <w:ind w:firstLine="709"/>
+        <w:jc w:val="both"/>
+        <w:rPr>
+          <w:rFonts w:ascii="Times New Roman" w:hAnsi="Times New Roman" w:cs="Times New Roman"/>
+          <w:noProof/>
+          <w:sz w:val="28"/>
+          <w:szCs w:val="28"/>
+        </w:rPr>
+      </w:pPr>
+      <w:r>
+        <w:rPr>
+          <w:rFonts w:ascii="Times New Roman" w:hAnsi="Times New Roman" w:cs="Times New Roman"/>
+          <w:noProof/>
+          <w:sz w:val="28"/>
+          <w:szCs w:val="28"/>
+        </w:rPr>
+        <w:lastRenderedPageBreak/>
+        <w:t>При неправильном вводе данных пользователь имеет возможность отменить последний добавленный транспорт путем нажатия кнопки «Отмена» на форме «Добавить транспорт».</w:t>
+      </w:r>
+      <w:r>
+        <w:rPr>
+          <w:rFonts w:ascii="Times New Roman" w:hAnsi="Times New Roman" w:cs="Times New Roman"/>
+          <w:noProof/>
+          <w:sz w:val="28"/>
+          <w:szCs w:val="28"/>
+        </w:rPr>
+        <w:t xml:space="preserve"> На рисунке 7 пример работы кнопки «Отмена» приведен для вертолета.</w:t>
+      </w:r>
+    </w:p>
+    <w:p/>
+    <w:p>
+      <w:pPr>
+        <w:keepNext/>
+        <w:spacing w:after="0" w:line="240" w:lineRule="auto"/>
+        <w:jc w:val="center"/>
+        <w:rPr>
+          <w:rFonts w:ascii="Times New Roman" w:hAnsi="Times New Roman" w:cs="Times New Roman"/>
+          <w:sz w:val="24"/>
+          <w:szCs w:val="24"/>
+        </w:rPr>
+      </w:pPr>
+      <w:r>
+        <w:rPr>
+          <w:noProof/>
+        </w:rPr>
+        <w:drawing>
+          <wp:inline distT="0" distB="0" distL="0" distR="0" wp14:anchorId="6822EB5D" wp14:editId="1EAC3B22">
+            <wp:extent cx="5374129" cy="4206240"/>
+            <wp:effectExtent l="0" t="0" r="0" b="3810"/>
+            <wp:docPr id="18" name="Рисунок 18"/>
             <wp:cNvGraphicFramePr>
               <a:graphicFrameLocks xmlns:a="http://schemas.openxmlformats.org/drawingml/2006/main" noChangeAspect="1"/>
             </wp:cNvGraphicFramePr>
@@ -10302,7 +11986,7 @@
                   <pic:spPr>
                     <a:xfrm>
                       <a:off x="0" y="0"/>
-                      <a:ext cx="5940425" cy="5011420"/>
+                      <a:ext cx="5386501" cy="4215924"/>
                     </a:xfrm>
                     <a:prstGeom prst="rect">
                       <a:avLst/>
@@ -10327,7 +12011,6 @@
           <w:color w:val="auto"/>
           <w:sz w:val="24"/>
           <w:szCs w:val="24"/>
-          <w:lang w:val="en-US"/>
         </w:rPr>
       </w:pPr>
       <w:r>
@@ -10384,7 +12067,7 @@
           <w:sz w:val="24"/>
           <w:szCs w:val="24"/>
         </w:rPr>
-        <w:t>3</w:t>
+        <w:t>7</w:t>
       </w:r>
       <w:r>
         <w:rPr>
@@ -10406,152 +12089,43 @@
           <w:sz w:val="24"/>
           <w:szCs w:val="24"/>
         </w:rPr>
-        <w:t xml:space="preserve"> – Дерево ветвлений </w:t>
-      </w:r>
-      <w:r>
-        <w:rPr>
-          <w:rFonts w:ascii="Times New Roman" w:hAnsi="Times New Roman" w:cs="Times New Roman"/>
-          <w:i w:val="0"/>
-          <w:iCs w:val="0"/>
-          <w:color w:val="auto"/>
-          <w:sz w:val="24"/>
-          <w:szCs w:val="24"/>
-          <w:lang w:val="en-US"/>
-        </w:rPr>
-        <w:t>Git</w:t>
-      </w:r>
-    </w:p>
-    <w:p>
-      <w:pPr>
-        <w:rPr>
-          <w:rFonts w:ascii="Times New Roman" w:hAnsi="Times New Roman" w:cs="Times New Roman"/>
-          <w:sz w:val="28"/>
-          <w:szCs w:val="28"/>
-        </w:rPr>
-      </w:pPr>
-      <w:r>
-        <w:rPr>
-          <w:rFonts w:ascii="Times New Roman" w:hAnsi="Times New Roman" w:cs="Times New Roman"/>
-          <w:sz w:val="28"/>
-          <w:szCs w:val="28"/>
-        </w:rPr>
-        <w:br w:type="page"/>
-      </w:r>
-    </w:p>
-    <w:p>
-      <w:pPr>
-        <w:pStyle w:val="a5"/>
-        <w:numPr>
-          <w:ilvl w:val="0"/>
-          <w:numId w:val="2"/>
-        </w:numPr>
-        <w:spacing w:line="360" w:lineRule="auto"/>
-        <w:ind w:left="0" w:firstLine="709"/>
-        <w:jc w:val="both"/>
-        <w:outlineLvl w:val="1"/>
-        <w:rPr>
-          <w:rFonts w:ascii="Times New Roman" w:hAnsi="Times New Roman" w:cs="Times New Roman"/>
-          <w:b/>
-          <w:bCs/>
-          <w:sz w:val="28"/>
-          <w:szCs w:val="28"/>
-        </w:rPr>
-      </w:pPr>
-      <w:bookmarkStart w:id="29" w:name="_Toc136600559"/>
-      <w:bookmarkStart w:id="30" w:name="_Toc74956677"/>
-      <w:bookmarkStart w:id="31" w:name="_Toc74829068"/>
-      <w:bookmarkStart w:id="32" w:name="_Toc168496200"/>
-      <w:bookmarkStart w:id="33" w:name="_Toc169642561"/>
-      <w:r>
-        <w:rPr>
-          <w:rFonts w:ascii="Times New Roman" w:hAnsi="Times New Roman" w:cs="Times New Roman"/>
-          <w:b/>
-          <w:bCs/>
-          <w:sz w:val="28"/>
-          <w:szCs w:val="28"/>
-        </w:rPr>
-        <w:lastRenderedPageBreak/>
-        <w:t>Тестирование программы</w:t>
-      </w:r>
-      <w:bookmarkEnd w:id="29"/>
-      <w:bookmarkEnd w:id="30"/>
-      <w:bookmarkEnd w:id="31"/>
-      <w:bookmarkEnd w:id="32"/>
-      <w:bookmarkEnd w:id="33"/>
-    </w:p>
-    <w:p>
-      <w:pPr>
-        <w:spacing w:after="0" w:line="360" w:lineRule="auto"/>
-        <w:ind w:firstLine="709"/>
-        <w:outlineLvl w:val="2"/>
-        <w:rPr>
-          <w:rFonts w:ascii="Times New Roman" w:hAnsi="Times New Roman" w:cs="Times New Roman"/>
-          <w:b/>
-          <w:bCs/>
-          <w:noProof/>
-          <w:sz w:val="28"/>
-          <w:szCs w:val="28"/>
-        </w:rPr>
-      </w:pPr>
-      <w:bookmarkStart w:id="34" w:name="_Toc169642562"/>
-      <w:r>
-        <w:rPr>
-          <w:rFonts w:ascii="Times New Roman" w:hAnsi="Times New Roman" w:cs="Times New Roman"/>
-          <w:b/>
-          <w:bCs/>
-          <w:noProof/>
-          <w:sz w:val="28"/>
-          <w:szCs w:val="28"/>
-        </w:rPr>
-        <w:t>5.1</w:t>
-      </w:r>
-      <w:r>
-        <w:rPr>
-          <w:rFonts w:ascii="Times New Roman" w:hAnsi="Times New Roman" w:cs="Times New Roman"/>
-          <w:b/>
-          <w:bCs/>
-          <w:noProof/>
-          <w:sz w:val="28"/>
-          <w:szCs w:val="28"/>
-        </w:rPr>
-        <w:tab/>
-      </w:r>
-      <w:r>
-        <w:rPr>
-          <w:rFonts w:ascii="Times New Roman" w:hAnsi="Times New Roman" w:cs="Times New Roman"/>
-          <w:b/>
-          <w:bCs/>
-          <w:noProof/>
-          <w:sz w:val="28"/>
-          <w:szCs w:val="28"/>
-        </w:rPr>
-        <w:t>Тестирование кнопки «Добавить»</w:t>
-      </w:r>
-      <w:r>
-        <w:rPr>
-          <w:rFonts w:ascii="Times New Roman" w:hAnsi="Times New Roman" w:cs="Times New Roman"/>
-          <w:b/>
-          <w:bCs/>
-          <w:noProof/>
-          <w:sz w:val="28"/>
-          <w:szCs w:val="28"/>
-        </w:rPr>
-        <w:t xml:space="preserve"> и «Отменить»</w:t>
-      </w:r>
-      <w:bookmarkEnd w:id="34"/>
-    </w:p>
-    <w:p>
-      <w:pPr>
-        <w:rPr>
-          <w:rFonts w:ascii="Times New Roman" w:hAnsi="Times New Roman" w:cs="Times New Roman"/>
-          <w:b/>
-          <w:bCs/>
-          <w:noProof/>
-          <w:sz w:val="28"/>
-          <w:szCs w:val="28"/>
-        </w:rPr>
-      </w:pPr>
-    </w:p>
+        <w:t xml:space="preserve"> –</w:t>
+      </w:r>
+      <w:r>
+        <w:rPr>
+          <w:rFonts w:ascii="Times New Roman" w:hAnsi="Times New Roman" w:cs="Times New Roman"/>
+          <w:i w:val="0"/>
+          <w:iCs w:val="0"/>
+          <w:color w:val="auto"/>
+          <w:sz w:val="24"/>
+          <w:szCs w:val="24"/>
+        </w:rPr>
+        <w:t xml:space="preserve"> </w:t>
+      </w:r>
+      <w:r>
+        <w:rPr>
+          <w:rFonts w:ascii="Times New Roman" w:hAnsi="Times New Roman" w:cs="Times New Roman"/>
+          <w:i w:val="0"/>
+          <w:iCs w:val="0"/>
+          <w:color w:val="auto"/>
+          <w:sz w:val="24"/>
+          <w:szCs w:val="24"/>
+        </w:rPr>
+        <w:t>Тестирование кнопки «Отменить»</w:t>
+      </w:r>
+      <w:r>
+        <w:rPr>
+          <w:rFonts w:ascii="Times New Roman" w:hAnsi="Times New Roman" w:cs="Times New Roman"/>
+          <w:i w:val="0"/>
+          <w:iCs w:val="0"/>
+          <w:color w:val="auto"/>
+          <w:sz w:val="24"/>
+          <w:szCs w:val="24"/>
+        </w:rPr>
+        <w:t>. Отмена добавления вертолета</w:t>
+      </w:r>
+    </w:p>
+    <w:p/>
     <w:p>
       <w:pPr>
         <w:spacing w:after="0" w:line="360" w:lineRule="auto"/>
@@ -10571,7 +12145,7 @@
           <w:sz w:val="28"/>
           <w:szCs w:val="28"/>
         </w:rPr>
-        <w:t xml:space="preserve">Расчет расхода топлива </w:t>
+        <w:t xml:space="preserve">В случае, если пользователь не </w:t>
       </w:r>
       <w:r>
         <w:rPr>
@@ -10580,7 +12154,7 @@
           <w:sz w:val="28"/>
           <w:szCs w:val="28"/>
         </w:rPr>
-        <w:t xml:space="preserve">транспорта осуществляется путем нажатия кнопки «Добавить». В результате вызывается форма «Добавить транспорт», в которой необходимо сделать выбор транспорта и заполнить соответвующие поля одного из выбранных видов транспорта (машина, гибридная машина, вертолет). </w:t>
+        <w:t>заполнил требуемые поля, то программа выдает Предупреждение «Введите данные.»</w:t>
       </w:r>
       <w:r>
         <w:rPr>
@@ -10589,7 +12163,52 @@
           <w:sz w:val="28"/>
           <w:szCs w:val="28"/>
         </w:rPr>
-        <w:t>В результате информация о типе транспорта и расчитанное значение топлива отображаются в списке на главной форме.</w:t>
+        <w:t>. На рисунке 8 представлен пример, когда незаполненно поле масса. О</w:t>
+      </w:r>
+      <w:r>
+        <w:rPr>
+          <w:rFonts w:ascii="Times New Roman" w:hAnsi="Times New Roman" w:cs="Times New Roman"/>
+          <w:noProof/>
+          <w:sz w:val="28"/>
+          <w:szCs w:val="28"/>
+        </w:rPr>
+        <w:t>бработка</w:t>
+      </w:r>
+      <w:r>
+        <w:rPr>
+          <w:rFonts w:ascii="Times New Roman" w:hAnsi="Times New Roman" w:cs="Times New Roman"/>
+          <w:noProof/>
+          <w:sz w:val="28"/>
+          <w:szCs w:val="28"/>
+        </w:rPr>
+        <w:t xml:space="preserve"> незаполненных полей</w:t>
+      </w:r>
+      <w:r>
+        <w:rPr>
+          <w:rFonts w:ascii="Times New Roman" w:hAnsi="Times New Roman" w:cs="Times New Roman"/>
+          <w:noProof/>
+          <w:sz w:val="28"/>
+          <w:szCs w:val="28"/>
+        </w:rPr>
+        <w:t xml:space="preserve"> предусмотрена для всех </w:t>
+      </w:r>
+      <w:r>
+        <w:rPr>
+          <w:rFonts w:ascii="Times New Roman" w:hAnsi="Times New Roman" w:cs="Times New Roman"/>
+          <w:noProof/>
+          <w:sz w:val="28"/>
+          <w:szCs w:val="28"/>
+        </w:rPr>
+        <w:t>типов транспорта</w:t>
+      </w:r>
+      <w:r>
+        <w:rPr>
+          <w:rFonts w:ascii="Times New Roman" w:hAnsi="Times New Roman" w:cs="Times New Roman"/>
+          <w:noProof/>
+          <w:sz w:val="28"/>
+          <w:szCs w:val="28"/>
+        </w:rPr>
+        <w:t xml:space="preserve">. </w:t>
       </w:r>
     </w:p>
     <w:p>
@@ -10598,10 +12217,7 @@
         <w:ind w:firstLine="709"/>
         <w:jc w:val="both"/>
         <w:rPr>
-          <w:rFonts w:ascii="Times New Roman" w:hAnsi="Times New Roman" w:cs="Times New Roman"/>
           <w:noProof/>
-          <w:sz w:val="28"/>
-          <w:szCs w:val="28"/>
         </w:rPr>
       </w:pPr>
       <w:r>
@@ -10611,41 +12227,36 @@
           <w:sz w:val="28"/>
           <w:szCs w:val="28"/>
         </w:rPr>
-        <w:t>На рисунке 4 представлен пример добавления машины.</w:t>
-      </w:r>
-    </w:p>
-    <w:p>
-      <w:pPr>
-        <w:rPr>
-          <w:rFonts w:ascii="Times New Roman" w:hAnsi="Times New Roman" w:cs="Times New Roman"/>
-          <w:b/>
-          <w:bCs/>
+        <w:t>В программе установлено ограничение на ввод символов, отличных от цифр, что препятствует пользователю вводить недопустимые символы.</w:t>
+      </w:r>
+      <w:r>
+        <w:rPr>
           <w:noProof/>
-          <w:sz w:val="28"/>
-          <w:szCs w:val="28"/>
-        </w:rPr>
-      </w:pPr>
-    </w:p>
-    <w:p>
-      <w:pPr>
-        <w:keepNext/>
-        <w:spacing w:after="0" w:line="240" w:lineRule="auto"/>
+        </w:rPr>
+        <w:t xml:space="preserve"> </w:t>
+      </w:r>
+    </w:p>
+    <w:p>
+      <w:pPr>
+        <w:spacing w:after="0" w:line="360" w:lineRule="auto"/>
         <w:jc w:val="center"/>
         <w:rPr>
           <w:rFonts w:ascii="Times New Roman" w:hAnsi="Times New Roman" w:cs="Times New Roman"/>
-          <w:sz w:val="24"/>
-          <w:szCs w:val="24"/>
-        </w:rPr>
-      </w:pPr>
-      <w:r>
-        <w:rPr>
           <w:noProof/>
-        </w:rPr>
+          <w:sz w:val="28"/>
+          <w:szCs w:val="28"/>
+        </w:rPr>
+      </w:pPr>
+      <w:r>
+        <w:rPr>
+          <w:noProof/>
+        </w:rPr>
+        <w:lastRenderedPageBreak/>
         <w:drawing>
-          <wp:inline distT="0" distB="0" distL="0" distR="0" wp14:anchorId="7A773ADA" wp14:editId="45F6C388">
-            <wp:extent cx="5296619" cy="3390288"/>
-            <wp:effectExtent l="0" t="0" r="0" b="635"/>
-            <wp:docPr id="4" name="Рисунок 4"/>
+          <wp:inline distT="0" distB="0" distL="0" distR="0" wp14:anchorId="506553DA" wp14:editId="5A4EBD7E">
+            <wp:extent cx="4484536" cy="3058725"/>
+            <wp:effectExtent l="0" t="0" r="0" b="8890"/>
+            <wp:docPr id="19" name="Рисунок 19"/>
             <wp:cNvGraphicFramePr>
               <a:graphicFrameLocks xmlns:a="http://schemas.openxmlformats.org/drawingml/2006/main" noChangeAspect="1"/>
             </wp:cNvGraphicFramePr>
@@ -10665,871 +12276,6 @@
                   <pic:spPr>
                     <a:xfrm>
                       <a:off x="0" y="0"/>
-                      <a:ext cx="5318436" cy="3404253"/>
-                    </a:xfrm>
-                    <a:prstGeom prst="rect">
-                      <a:avLst/>
-                    </a:prstGeom>
-                  </pic:spPr>
-                </pic:pic>
-              </a:graphicData>
-            </a:graphic>
-          </wp:inline>
-        </w:drawing>
-      </w:r>
-    </w:p>
-    <w:p>
-      <w:pPr>
-        <w:pStyle w:val="a6"/>
-        <w:spacing w:after="0"/>
-        <w:jc w:val="center"/>
-        <w:rPr>
-          <w:rFonts w:ascii="Times New Roman" w:hAnsi="Times New Roman" w:cs="Times New Roman"/>
-          <w:i w:val="0"/>
-          <w:iCs w:val="0"/>
-          <w:color w:val="auto"/>
-          <w:sz w:val="24"/>
-          <w:szCs w:val="24"/>
-        </w:rPr>
-      </w:pPr>
-      <w:r>
-        <w:rPr>
-          <w:rFonts w:ascii="Times New Roman" w:hAnsi="Times New Roman" w:cs="Times New Roman"/>
-          <w:i w:val="0"/>
-          <w:iCs w:val="0"/>
-          <w:color w:val="auto"/>
-          <w:sz w:val="24"/>
-          <w:szCs w:val="24"/>
-        </w:rPr>
-        <w:t xml:space="preserve">Рисунок </w:t>
-      </w:r>
-      <w:r>
-        <w:rPr>
-          <w:rFonts w:ascii="Times New Roman" w:hAnsi="Times New Roman" w:cs="Times New Roman"/>
-          <w:i w:val="0"/>
-          <w:iCs w:val="0"/>
-          <w:color w:val="auto"/>
-          <w:sz w:val="24"/>
-          <w:szCs w:val="24"/>
-        </w:rPr>
-        <w:fldChar w:fldCharType="begin"/>
-      </w:r>
-      <w:r>
-        <w:rPr>
-          <w:rFonts w:ascii="Times New Roman" w:hAnsi="Times New Roman" w:cs="Times New Roman"/>
-          <w:i w:val="0"/>
-          <w:iCs w:val="0"/>
-          <w:color w:val="auto"/>
-          <w:sz w:val="24"/>
-          <w:szCs w:val="24"/>
-        </w:rPr>
-        <w:instrText xml:space="preserve"> SEQ Рисунок \* ARABIC </w:instrText>
-      </w:r>
-      <w:r>
-        <w:rPr>
-          <w:rFonts w:ascii="Times New Roman" w:hAnsi="Times New Roman" w:cs="Times New Roman"/>
-          <w:i w:val="0"/>
-          <w:iCs w:val="0"/>
-          <w:color w:val="auto"/>
-          <w:sz w:val="24"/>
-          <w:szCs w:val="24"/>
-        </w:rPr>
-        <w:fldChar w:fldCharType="separate"/>
-      </w:r>
-      <w:r>
-        <w:rPr>
-          <w:rFonts w:ascii="Times New Roman" w:hAnsi="Times New Roman" w:cs="Times New Roman"/>
-          <w:i w:val="0"/>
-          <w:iCs w:val="0"/>
-          <w:noProof/>
-          <w:color w:val="auto"/>
-          <w:sz w:val="24"/>
-          <w:szCs w:val="24"/>
-        </w:rPr>
-        <w:t>4</w:t>
-      </w:r>
-      <w:r>
-        <w:rPr>
-          <w:rFonts w:ascii="Times New Roman" w:hAnsi="Times New Roman" w:cs="Times New Roman"/>
-          <w:i w:val="0"/>
-          <w:iCs w:val="0"/>
-          <w:color w:val="auto"/>
-          <w:sz w:val="24"/>
-          <w:szCs w:val="24"/>
-        </w:rPr>
-        <w:fldChar w:fldCharType="end"/>
-      </w:r>
-      <w:r>
-        <w:rPr>
-          <w:rFonts w:ascii="Times New Roman" w:hAnsi="Times New Roman" w:cs="Times New Roman"/>
-          <w:i w:val="0"/>
-          <w:iCs w:val="0"/>
-          <w:color w:val="auto"/>
-          <w:sz w:val="24"/>
-          <w:szCs w:val="24"/>
-        </w:rPr>
-        <w:t xml:space="preserve"> –</w:t>
-      </w:r>
-      <w:r>
-        <w:rPr>
-          <w:rFonts w:ascii="Times New Roman" w:hAnsi="Times New Roman" w:cs="Times New Roman"/>
-          <w:i w:val="0"/>
-          <w:iCs w:val="0"/>
-          <w:color w:val="auto"/>
-          <w:sz w:val="24"/>
-          <w:szCs w:val="24"/>
-        </w:rPr>
-        <w:t xml:space="preserve"> Тестирование кнопки «Добавить»</w:t>
-      </w:r>
-      <w:r>
-        <w:rPr>
-          <w:rFonts w:ascii="Times New Roman" w:hAnsi="Times New Roman" w:cs="Times New Roman"/>
-          <w:i w:val="0"/>
-          <w:iCs w:val="0"/>
-          <w:color w:val="auto"/>
-          <w:sz w:val="24"/>
-          <w:szCs w:val="24"/>
-        </w:rPr>
-        <w:t>. Добавление машины</w:t>
-      </w:r>
-    </w:p>
-    <w:p/>
-    <w:p>
-      <w:pPr>
-        <w:spacing w:after="0" w:line="360" w:lineRule="auto"/>
-        <w:ind w:firstLine="709"/>
-        <w:jc w:val="both"/>
-        <w:rPr>
-          <w:rFonts w:ascii="Times New Roman" w:hAnsi="Times New Roman" w:cs="Times New Roman"/>
-          <w:noProof/>
-          <w:sz w:val="28"/>
-          <w:szCs w:val="28"/>
-        </w:rPr>
-      </w:pPr>
-      <w:r>
-        <w:rPr>
-          <w:rFonts w:ascii="Times New Roman" w:hAnsi="Times New Roman" w:cs="Times New Roman"/>
-          <w:noProof/>
-          <w:sz w:val="28"/>
-          <w:szCs w:val="28"/>
-        </w:rPr>
-        <w:t>Аналогично выполняется расчет топлива для гибридной машины (рисунок 5) и для вертолета (рисунок 6).</w:t>
-      </w:r>
-    </w:p>
-    <w:p>
-      <w:pPr>
-        <w:keepNext/>
-        <w:spacing w:after="0" w:line="240" w:lineRule="auto"/>
-        <w:jc w:val="center"/>
-        <w:rPr>
-          <w:rFonts w:ascii="Times New Roman" w:hAnsi="Times New Roman" w:cs="Times New Roman"/>
-          <w:sz w:val="24"/>
-          <w:szCs w:val="24"/>
-          <w:lang w:val="en-US"/>
-        </w:rPr>
-      </w:pPr>
-      <w:r>
-        <w:rPr>
-          <w:noProof/>
-        </w:rPr>
-        <w:lastRenderedPageBreak/>
-        <w:drawing>
-          <wp:inline distT="0" distB="0" distL="0" distR="0" wp14:anchorId="36F6930B" wp14:editId="2C73EBDB">
-            <wp:extent cx="5603489" cy="4110824"/>
-            <wp:effectExtent l="0" t="0" r="0" b="4445"/>
-            <wp:docPr id="16" name="Рисунок 16"/>
-            <wp:cNvGraphicFramePr>
-              <a:graphicFrameLocks xmlns:a="http://schemas.openxmlformats.org/drawingml/2006/main" noChangeAspect="1"/>
-            </wp:cNvGraphicFramePr>
-            <a:graphic xmlns:a="http://schemas.openxmlformats.org/drawingml/2006/main">
-              <a:graphicData uri="http://schemas.openxmlformats.org/drawingml/2006/picture">
-                <pic:pic xmlns:pic="http://schemas.openxmlformats.org/drawingml/2006/picture">
-                  <pic:nvPicPr>
-                    <pic:cNvPr id="1" name=""/>
-                    <pic:cNvPicPr/>
-                  </pic:nvPicPr>
-                  <pic:blipFill>
-                    <a:blip r:embed="rId17"/>
-                    <a:stretch>
-                      <a:fillRect/>
-                    </a:stretch>
-                  </pic:blipFill>
-                  <pic:spPr>
-                    <a:xfrm>
-                      <a:off x="0" y="0"/>
-                      <a:ext cx="5616113" cy="4120085"/>
-                    </a:xfrm>
-                    <a:prstGeom prst="rect">
-                      <a:avLst/>
-                    </a:prstGeom>
-                  </pic:spPr>
-                </pic:pic>
-              </a:graphicData>
-            </a:graphic>
-          </wp:inline>
-        </w:drawing>
-      </w:r>
-    </w:p>
-    <w:p>
-      <w:pPr>
-        <w:pStyle w:val="a6"/>
-        <w:spacing w:after="0"/>
-        <w:jc w:val="center"/>
-        <w:rPr>
-          <w:rFonts w:ascii="Times New Roman" w:hAnsi="Times New Roman" w:cs="Times New Roman"/>
-          <w:i w:val="0"/>
-          <w:iCs w:val="0"/>
-          <w:color w:val="auto"/>
-          <w:sz w:val="24"/>
-          <w:szCs w:val="24"/>
-        </w:rPr>
-      </w:pPr>
-      <w:r>
-        <w:rPr>
-          <w:rFonts w:ascii="Times New Roman" w:hAnsi="Times New Roman" w:cs="Times New Roman"/>
-          <w:i w:val="0"/>
-          <w:iCs w:val="0"/>
-          <w:color w:val="auto"/>
-          <w:sz w:val="24"/>
-          <w:szCs w:val="24"/>
-        </w:rPr>
-        <w:t xml:space="preserve">Рисунок </w:t>
-      </w:r>
-      <w:r>
-        <w:rPr>
-          <w:rFonts w:ascii="Times New Roman" w:hAnsi="Times New Roman" w:cs="Times New Roman"/>
-          <w:i w:val="0"/>
-          <w:iCs w:val="0"/>
-          <w:color w:val="auto"/>
-          <w:sz w:val="24"/>
-          <w:szCs w:val="24"/>
-        </w:rPr>
-        <w:fldChar w:fldCharType="begin"/>
-      </w:r>
-      <w:r>
-        <w:rPr>
-          <w:rFonts w:ascii="Times New Roman" w:hAnsi="Times New Roman" w:cs="Times New Roman"/>
-          <w:i w:val="0"/>
-          <w:iCs w:val="0"/>
-          <w:color w:val="auto"/>
-          <w:sz w:val="24"/>
-          <w:szCs w:val="24"/>
-        </w:rPr>
-        <w:instrText xml:space="preserve"> SEQ Рисунок \* ARABIC </w:instrText>
-      </w:r>
-      <w:r>
-        <w:rPr>
-          <w:rFonts w:ascii="Times New Roman" w:hAnsi="Times New Roman" w:cs="Times New Roman"/>
-          <w:i w:val="0"/>
-          <w:iCs w:val="0"/>
-          <w:color w:val="auto"/>
-          <w:sz w:val="24"/>
-          <w:szCs w:val="24"/>
-        </w:rPr>
-        <w:fldChar w:fldCharType="separate"/>
-      </w:r>
-      <w:r>
-        <w:rPr>
-          <w:rFonts w:ascii="Times New Roman" w:hAnsi="Times New Roman" w:cs="Times New Roman"/>
-          <w:i w:val="0"/>
-          <w:iCs w:val="0"/>
-          <w:noProof/>
-          <w:color w:val="auto"/>
-          <w:sz w:val="24"/>
-          <w:szCs w:val="24"/>
-        </w:rPr>
-        <w:t>5</w:t>
-      </w:r>
-      <w:r>
-        <w:rPr>
-          <w:rFonts w:ascii="Times New Roman" w:hAnsi="Times New Roman" w:cs="Times New Roman"/>
-          <w:i w:val="0"/>
-          <w:iCs w:val="0"/>
-          <w:color w:val="auto"/>
-          <w:sz w:val="24"/>
-          <w:szCs w:val="24"/>
-        </w:rPr>
-        <w:fldChar w:fldCharType="end"/>
-      </w:r>
-      <w:r>
-        <w:rPr>
-          <w:rFonts w:ascii="Times New Roman" w:hAnsi="Times New Roman" w:cs="Times New Roman"/>
-          <w:i w:val="0"/>
-          <w:iCs w:val="0"/>
-          <w:color w:val="auto"/>
-          <w:sz w:val="24"/>
-          <w:szCs w:val="24"/>
-        </w:rPr>
-        <w:t xml:space="preserve"> –</w:t>
-      </w:r>
-      <w:r>
-        <w:rPr>
-          <w:rFonts w:ascii="Times New Roman" w:hAnsi="Times New Roman" w:cs="Times New Roman"/>
-          <w:i w:val="0"/>
-          <w:iCs w:val="0"/>
-          <w:color w:val="auto"/>
-          <w:sz w:val="24"/>
-          <w:szCs w:val="24"/>
-        </w:rPr>
-        <w:t xml:space="preserve"> </w:t>
-      </w:r>
-      <w:r>
-        <w:rPr>
-          <w:rFonts w:ascii="Times New Roman" w:hAnsi="Times New Roman" w:cs="Times New Roman"/>
-          <w:i w:val="0"/>
-          <w:iCs w:val="0"/>
-          <w:color w:val="auto"/>
-          <w:sz w:val="24"/>
-          <w:szCs w:val="24"/>
-        </w:rPr>
-        <w:t>Тестирование кнопки «Добавить»</w:t>
-      </w:r>
-      <w:r>
-        <w:rPr>
-          <w:rFonts w:ascii="Times New Roman" w:hAnsi="Times New Roman" w:cs="Times New Roman"/>
-          <w:i w:val="0"/>
-          <w:iCs w:val="0"/>
-          <w:color w:val="auto"/>
-          <w:sz w:val="24"/>
-          <w:szCs w:val="24"/>
-        </w:rPr>
-        <w:t>. Добавление гибридной машины</w:t>
-      </w:r>
-    </w:p>
-    <w:p/>
-    <w:p>
-      <w:pPr>
-        <w:keepNext/>
-        <w:spacing w:after="0" w:line="240" w:lineRule="auto"/>
-        <w:jc w:val="center"/>
-        <w:rPr>
-          <w:rFonts w:ascii="Times New Roman" w:hAnsi="Times New Roman" w:cs="Times New Roman"/>
-          <w:sz w:val="24"/>
-          <w:szCs w:val="24"/>
-        </w:rPr>
-      </w:pPr>
-      <w:r>
-        <w:rPr>
-          <w:rFonts w:ascii="Times New Roman" w:hAnsi="Times New Roman" w:cs="Times New Roman"/>
-          <w:noProof/>
-          <w:sz w:val="24"/>
-          <w:szCs w:val="24"/>
-        </w:rPr>
-        <w:drawing>
-          <wp:inline distT="0" distB="0" distL="0" distR="0" wp14:anchorId="762C08BF" wp14:editId="12587F93">
-            <wp:extent cx="5108632" cy="4071068"/>
-            <wp:effectExtent l="0" t="0" r="0" b="5715"/>
-            <wp:docPr id="17" name="Рисунок 17"/>
-            <wp:cNvGraphicFramePr>
-              <a:graphicFrameLocks xmlns:a="http://schemas.openxmlformats.org/drawingml/2006/main" noChangeAspect="1"/>
-            </wp:cNvGraphicFramePr>
-            <a:graphic xmlns:a="http://schemas.openxmlformats.org/drawingml/2006/main">
-              <a:graphicData uri="http://schemas.openxmlformats.org/drawingml/2006/picture">
-                <pic:pic xmlns:pic="http://schemas.openxmlformats.org/drawingml/2006/picture">
-                  <pic:nvPicPr>
-                    <pic:cNvPr id="1" name=""/>
-                    <pic:cNvPicPr/>
-                  </pic:nvPicPr>
-                  <pic:blipFill>
-                    <a:blip r:embed="rId18"/>
-                    <a:stretch>
-                      <a:fillRect/>
-                    </a:stretch>
-                  </pic:blipFill>
-                  <pic:spPr>
-                    <a:xfrm>
-                      <a:off x="0" y="0"/>
-                      <a:ext cx="5132417" cy="4090022"/>
-                    </a:xfrm>
-                    <a:prstGeom prst="rect">
-                      <a:avLst/>
-                    </a:prstGeom>
-                  </pic:spPr>
-                </pic:pic>
-              </a:graphicData>
-            </a:graphic>
-          </wp:inline>
-        </w:drawing>
-      </w:r>
-    </w:p>
-    <w:p>
-      <w:pPr>
-        <w:pStyle w:val="a6"/>
-        <w:spacing w:after="0"/>
-        <w:jc w:val="center"/>
-        <w:rPr>
-          <w:rFonts w:ascii="Times New Roman" w:hAnsi="Times New Roman" w:cs="Times New Roman"/>
-          <w:i w:val="0"/>
-          <w:iCs w:val="0"/>
-          <w:color w:val="auto"/>
-          <w:sz w:val="24"/>
-          <w:szCs w:val="24"/>
-        </w:rPr>
-      </w:pPr>
-      <w:r>
-        <w:rPr>
-          <w:rFonts w:ascii="Times New Roman" w:hAnsi="Times New Roman" w:cs="Times New Roman"/>
-          <w:i w:val="0"/>
-          <w:iCs w:val="0"/>
-          <w:color w:val="auto"/>
-          <w:sz w:val="24"/>
-          <w:szCs w:val="24"/>
-        </w:rPr>
-        <w:t xml:space="preserve">Рисунок </w:t>
-      </w:r>
-      <w:r>
-        <w:rPr>
-          <w:rFonts w:ascii="Times New Roman" w:hAnsi="Times New Roman" w:cs="Times New Roman"/>
-          <w:i w:val="0"/>
-          <w:iCs w:val="0"/>
-          <w:color w:val="auto"/>
-          <w:sz w:val="24"/>
-          <w:szCs w:val="24"/>
-        </w:rPr>
-        <w:fldChar w:fldCharType="begin"/>
-      </w:r>
-      <w:r>
-        <w:rPr>
-          <w:rFonts w:ascii="Times New Roman" w:hAnsi="Times New Roman" w:cs="Times New Roman"/>
-          <w:i w:val="0"/>
-          <w:iCs w:val="0"/>
-          <w:color w:val="auto"/>
-          <w:sz w:val="24"/>
-          <w:szCs w:val="24"/>
-        </w:rPr>
-        <w:instrText xml:space="preserve"> SEQ Рисунок \* ARABIC </w:instrText>
-      </w:r>
-      <w:r>
-        <w:rPr>
-          <w:rFonts w:ascii="Times New Roman" w:hAnsi="Times New Roman" w:cs="Times New Roman"/>
-          <w:i w:val="0"/>
-          <w:iCs w:val="0"/>
-          <w:color w:val="auto"/>
-          <w:sz w:val="24"/>
-          <w:szCs w:val="24"/>
-        </w:rPr>
-        <w:fldChar w:fldCharType="separate"/>
-      </w:r>
-      <w:r>
-        <w:rPr>
-          <w:rFonts w:ascii="Times New Roman" w:hAnsi="Times New Roman" w:cs="Times New Roman"/>
-          <w:i w:val="0"/>
-          <w:iCs w:val="0"/>
-          <w:noProof/>
-          <w:color w:val="auto"/>
-          <w:sz w:val="24"/>
-          <w:szCs w:val="24"/>
-        </w:rPr>
-        <w:t>6</w:t>
-      </w:r>
-      <w:r>
-        <w:rPr>
-          <w:rFonts w:ascii="Times New Roman" w:hAnsi="Times New Roman" w:cs="Times New Roman"/>
-          <w:i w:val="0"/>
-          <w:iCs w:val="0"/>
-          <w:color w:val="auto"/>
-          <w:sz w:val="24"/>
-          <w:szCs w:val="24"/>
-        </w:rPr>
-        <w:fldChar w:fldCharType="end"/>
-      </w:r>
-      <w:r>
-        <w:rPr>
-          <w:rFonts w:ascii="Times New Roman" w:hAnsi="Times New Roman" w:cs="Times New Roman"/>
-          <w:i w:val="0"/>
-          <w:iCs w:val="0"/>
-          <w:color w:val="auto"/>
-          <w:sz w:val="24"/>
-          <w:szCs w:val="24"/>
-        </w:rPr>
-        <w:t xml:space="preserve"> – </w:t>
-      </w:r>
-      <w:r>
-        <w:rPr>
-          <w:rFonts w:ascii="Times New Roman" w:hAnsi="Times New Roman" w:cs="Times New Roman"/>
-          <w:i w:val="0"/>
-          <w:iCs w:val="0"/>
-          <w:color w:val="auto"/>
-          <w:sz w:val="24"/>
-          <w:szCs w:val="24"/>
-        </w:rPr>
-        <w:t>Тестирование кнопки «Добавить»</w:t>
-      </w:r>
-      <w:r>
-        <w:rPr>
-          <w:rFonts w:ascii="Times New Roman" w:hAnsi="Times New Roman" w:cs="Times New Roman"/>
-          <w:i w:val="0"/>
-          <w:iCs w:val="0"/>
-          <w:color w:val="auto"/>
-          <w:sz w:val="24"/>
-          <w:szCs w:val="24"/>
-        </w:rPr>
-        <w:t>. Добавление вертолета</w:t>
-      </w:r>
-    </w:p>
-    <w:p/>
-    <w:p>
-      <w:pPr>
-        <w:spacing w:after="0" w:line="360" w:lineRule="auto"/>
-        <w:ind w:firstLine="709"/>
-        <w:jc w:val="both"/>
-        <w:rPr>
-          <w:rFonts w:ascii="Times New Roman" w:hAnsi="Times New Roman" w:cs="Times New Roman"/>
-          <w:noProof/>
-          <w:sz w:val="28"/>
-          <w:szCs w:val="28"/>
-        </w:rPr>
-      </w:pPr>
-      <w:r>
-        <w:rPr>
-          <w:rFonts w:ascii="Times New Roman" w:hAnsi="Times New Roman" w:cs="Times New Roman"/>
-          <w:noProof/>
-          <w:sz w:val="28"/>
-          <w:szCs w:val="28"/>
-        </w:rPr>
-        <w:lastRenderedPageBreak/>
-        <w:t>При неправильном вводе данных пользователь имеет возможность отменить последний добавленный транспорт путем нажатия кнопки «Отмена» на форме «Добавить транспорт».</w:t>
-      </w:r>
-      <w:r>
-        <w:rPr>
-          <w:rFonts w:ascii="Times New Roman" w:hAnsi="Times New Roman" w:cs="Times New Roman"/>
-          <w:noProof/>
-          <w:sz w:val="28"/>
-          <w:szCs w:val="28"/>
-        </w:rPr>
-        <w:t xml:space="preserve"> На рисунке 7 пример работы кнопки «Отмена» приведен для вертолета.</w:t>
-      </w:r>
-    </w:p>
-    <w:p/>
-    <w:p>
-      <w:pPr>
-        <w:keepNext/>
-        <w:spacing w:after="0" w:line="240" w:lineRule="auto"/>
-        <w:jc w:val="center"/>
-        <w:rPr>
-          <w:rFonts w:ascii="Times New Roman" w:hAnsi="Times New Roman" w:cs="Times New Roman"/>
-          <w:sz w:val="24"/>
-          <w:szCs w:val="24"/>
-        </w:rPr>
-      </w:pPr>
-      <w:r>
-        <w:rPr>
-          <w:noProof/>
-        </w:rPr>
-        <w:drawing>
-          <wp:inline distT="0" distB="0" distL="0" distR="0" wp14:anchorId="6822EB5D" wp14:editId="1EAC3B22">
-            <wp:extent cx="5374129" cy="4206240"/>
-            <wp:effectExtent l="0" t="0" r="0" b="3810"/>
-            <wp:docPr id="18" name="Рисунок 18"/>
-            <wp:cNvGraphicFramePr>
-              <a:graphicFrameLocks xmlns:a="http://schemas.openxmlformats.org/drawingml/2006/main" noChangeAspect="1"/>
-            </wp:cNvGraphicFramePr>
-            <a:graphic xmlns:a="http://schemas.openxmlformats.org/drawingml/2006/main">
-              <a:graphicData uri="http://schemas.openxmlformats.org/drawingml/2006/picture">
-                <pic:pic xmlns:pic="http://schemas.openxmlformats.org/drawingml/2006/picture">
-                  <pic:nvPicPr>
-                    <pic:cNvPr id="1" name=""/>
-                    <pic:cNvPicPr/>
-                  </pic:nvPicPr>
-                  <pic:blipFill>
-                    <a:blip r:embed="rId19"/>
-                    <a:stretch>
-                      <a:fillRect/>
-                    </a:stretch>
-                  </pic:blipFill>
-                  <pic:spPr>
-                    <a:xfrm>
-                      <a:off x="0" y="0"/>
-                      <a:ext cx="5386501" cy="4215924"/>
-                    </a:xfrm>
-                    <a:prstGeom prst="rect">
-                      <a:avLst/>
-                    </a:prstGeom>
-                  </pic:spPr>
-                </pic:pic>
-              </a:graphicData>
-            </a:graphic>
-          </wp:inline>
-        </w:drawing>
-      </w:r>
-    </w:p>
-    <w:p>
-      <w:pPr>
-        <w:pStyle w:val="a6"/>
-        <w:spacing w:after="0"/>
-        <w:jc w:val="center"/>
-        <w:rPr>
-          <w:rFonts w:ascii="Times New Roman" w:hAnsi="Times New Roman" w:cs="Times New Roman"/>
-          <w:i w:val="0"/>
-          <w:iCs w:val="0"/>
-          <w:color w:val="auto"/>
-          <w:sz w:val="24"/>
-          <w:szCs w:val="24"/>
-        </w:rPr>
-      </w:pPr>
-      <w:r>
-        <w:rPr>
-          <w:rFonts w:ascii="Times New Roman" w:hAnsi="Times New Roman" w:cs="Times New Roman"/>
-          <w:i w:val="0"/>
-          <w:iCs w:val="0"/>
-          <w:color w:val="auto"/>
-          <w:sz w:val="24"/>
-          <w:szCs w:val="24"/>
-        </w:rPr>
-        <w:t xml:space="preserve">Рисунок </w:t>
-      </w:r>
-      <w:r>
-        <w:rPr>
-          <w:rFonts w:ascii="Times New Roman" w:hAnsi="Times New Roman" w:cs="Times New Roman"/>
-          <w:i w:val="0"/>
-          <w:iCs w:val="0"/>
-          <w:color w:val="auto"/>
-          <w:sz w:val="24"/>
-          <w:szCs w:val="24"/>
-        </w:rPr>
-        <w:fldChar w:fldCharType="begin"/>
-      </w:r>
-      <w:r>
-        <w:rPr>
-          <w:rFonts w:ascii="Times New Roman" w:hAnsi="Times New Roman" w:cs="Times New Roman"/>
-          <w:i w:val="0"/>
-          <w:iCs w:val="0"/>
-          <w:color w:val="auto"/>
-          <w:sz w:val="24"/>
-          <w:szCs w:val="24"/>
-        </w:rPr>
-        <w:instrText xml:space="preserve"> SEQ Рисунок \* ARABIC </w:instrText>
-      </w:r>
-      <w:r>
-        <w:rPr>
-          <w:rFonts w:ascii="Times New Roman" w:hAnsi="Times New Roman" w:cs="Times New Roman"/>
-          <w:i w:val="0"/>
-          <w:iCs w:val="0"/>
-          <w:color w:val="auto"/>
-          <w:sz w:val="24"/>
-          <w:szCs w:val="24"/>
-        </w:rPr>
-        <w:fldChar w:fldCharType="separate"/>
-      </w:r>
-      <w:r>
-        <w:rPr>
-          <w:rFonts w:ascii="Times New Roman" w:hAnsi="Times New Roman" w:cs="Times New Roman"/>
-          <w:i w:val="0"/>
-          <w:iCs w:val="0"/>
-          <w:noProof/>
-          <w:color w:val="auto"/>
-          <w:sz w:val="24"/>
-          <w:szCs w:val="24"/>
-        </w:rPr>
-        <w:t>7</w:t>
-      </w:r>
-      <w:r>
-        <w:rPr>
-          <w:rFonts w:ascii="Times New Roman" w:hAnsi="Times New Roman" w:cs="Times New Roman"/>
-          <w:i w:val="0"/>
-          <w:iCs w:val="0"/>
-          <w:color w:val="auto"/>
-          <w:sz w:val="24"/>
-          <w:szCs w:val="24"/>
-        </w:rPr>
-        <w:fldChar w:fldCharType="end"/>
-      </w:r>
-      <w:r>
-        <w:rPr>
-          <w:rFonts w:ascii="Times New Roman" w:hAnsi="Times New Roman" w:cs="Times New Roman"/>
-          <w:i w:val="0"/>
-          <w:iCs w:val="0"/>
-          <w:color w:val="auto"/>
-          <w:sz w:val="24"/>
-          <w:szCs w:val="24"/>
-        </w:rPr>
-        <w:t xml:space="preserve"> –</w:t>
-      </w:r>
-      <w:r>
-        <w:rPr>
-          <w:rFonts w:ascii="Times New Roman" w:hAnsi="Times New Roman" w:cs="Times New Roman"/>
-          <w:i w:val="0"/>
-          <w:iCs w:val="0"/>
-          <w:color w:val="auto"/>
-          <w:sz w:val="24"/>
-          <w:szCs w:val="24"/>
-        </w:rPr>
-        <w:t xml:space="preserve"> </w:t>
-      </w:r>
-      <w:r>
-        <w:rPr>
-          <w:rFonts w:ascii="Times New Roman" w:hAnsi="Times New Roman" w:cs="Times New Roman"/>
-          <w:i w:val="0"/>
-          <w:iCs w:val="0"/>
-          <w:color w:val="auto"/>
-          <w:sz w:val="24"/>
-          <w:szCs w:val="24"/>
-        </w:rPr>
-        <w:t>Тестирование кнопки «Отменить»</w:t>
-      </w:r>
-      <w:r>
-        <w:rPr>
-          <w:rFonts w:ascii="Times New Roman" w:hAnsi="Times New Roman" w:cs="Times New Roman"/>
-          <w:i w:val="0"/>
-          <w:iCs w:val="0"/>
-          <w:color w:val="auto"/>
-          <w:sz w:val="24"/>
-          <w:szCs w:val="24"/>
-        </w:rPr>
-        <w:t>. Отмена добавления вертолета</w:t>
-      </w:r>
-    </w:p>
-    <w:p/>
-    <w:p>
-      <w:pPr>
-        <w:spacing w:after="0" w:line="360" w:lineRule="auto"/>
-        <w:ind w:firstLine="709"/>
-        <w:jc w:val="both"/>
-        <w:rPr>
-          <w:rFonts w:ascii="Times New Roman" w:hAnsi="Times New Roman" w:cs="Times New Roman"/>
-          <w:noProof/>
-          <w:sz w:val="28"/>
-          <w:szCs w:val="28"/>
-        </w:rPr>
-      </w:pPr>
-      <w:r>
-        <w:rPr>
-          <w:rFonts w:ascii="Times New Roman" w:hAnsi="Times New Roman" w:cs="Times New Roman"/>
-          <w:noProof/>
-          <w:sz w:val="28"/>
-          <w:szCs w:val="28"/>
-        </w:rPr>
-        <w:t xml:space="preserve">В случае, если пользователь не </w:t>
-      </w:r>
-      <w:r>
-        <w:rPr>
-          <w:rFonts w:ascii="Times New Roman" w:hAnsi="Times New Roman" w:cs="Times New Roman"/>
-          <w:noProof/>
-          <w:sz w:val="28"/>
-          <w:szCs w:val="28"/>
-        </w:rPr>
-        <w:t>заполнил требуемые поля, то программа выдает Предупреждение «Введите данные.»</w:t>
-      </w:r>
-      <w:r>
-        <w:rPr>
-          <w:rFonts w:ascii="Times New Roman" w:hAnsi="Times New Roman" w:cs="Times New Roman"/>
-          <w:noProof/>
-          <w:sz w:val="28"/>
-          <w:szCs w:val="28"/>
-        </w:rPr>
-        <w:t>. На рисунке 8 представлен пример, когда незаполненно поле масса. О</w:t>
-      </w:r>
-      <w:r>
-        <w:rPr>
-          <w:rFonts w:ascii="Times New Roman" w:hAnsi="Times New Roman" w:cs="Times New Roman"/>
-          <w:noProof/>
-          <w:sz w:val="28"/>
-          <w:szCs w:val="28"/>
-        </w:rPr>
-        <w:t>бработка</w:t>
-      </w:r>
-      <w:r>
-        <w:rPr>
-          <w:rFonts w:ascii="Times New Roman" w:hAnsi="Times New Roman" w:cs="Times New Roman"/>
-          <w:noProof/>
-          <w:sz w:val="28"/>
-          <w:szCs w:val="28"/>
-        </w:rPr>
-        <w:t xml:space="preserve"> незаполненных полей</w:t>
-      </w:r>
-      <w:r>
-        <w:rPr>
-          <w:rFonts w:ascii="Times New Roman" w:hAnsi="Times New Roman" w:cs="Times New Roman"/>
-          <w:noProof/>
-          <w:sz w:val="28"/>
-          <w:szCs w:val="28"/>
-        </w:rPr>
-        <w:t xml:space="preserve"> предусмотрена для всех </w:t>
-      </w:r>
-      <w:r>
-        <w:rPr>
-          <w:rFonts w:ascii="Times New Roman" w:hAnsi="Times New Roman" w:cs="Times New Roman"/>
-          <w:noProof/>
-          <w:sz w:val="28"/>
-          <w:szCs w:val="28"/>
-        </w:rPr>
-        <w:t>типов транспорта</w:t>
-      </w:r>
-      <w:r>
-        <w:rPr>
-          <w:rFonts w:ascii="Times New Roman" w:hAnsi="Times New Roman" w:cs="Times New Roman"/>
-          <w:noProof/>
-          <w:sz w:val="28"/>
-          <w:szCs w:val="28"/>
-        </w:rPr>
-        <w:t xml:space="preserve">. </w:t>
-      </w:r>
-    </w:p>
-    <w:p>
-      <w:pPr>
-        <w:spacing w:after="0" w:line="360" w:lineRule="auto"/>
-        <w:ind w:firstLine="709"/>
-        <w:jc w:val="both"/>
-        <w:rPr>
-          <w:noProof/>
-        </w:rPr>
-      </w:pPr>
-      <w:r>
-        <w:rPr>
-          <w:rFonts w:ascii="Times New Roman" w:hAnsi="Times New Roman" w:cs="Times New Roman"/>
-          <w:noProof/>
-          <w:sz w:val="28"/>
-          <w:szCs w:val="28"/>
-        </w:rPr>
-        <w:t>В программе установлено ограничение на ввод символов, отличных от цифр, что препятствует пользователю вводить недопустимые символы.</w:t>
-      </w:r>
-      <w:r>
-        <w:rPr>
-          <w:noProof/>
-        </w:rPr>
-        <w:t xml:space="preserve"> </w:t>
-      </w:r>
-    </w:p>
-    <w:p>
-      <w:pPr>
-        <w:spacing w:after="0" w:line="360" w:lineRule="auto"/>
-        <w:jc w:val="center"/>
-        <w:rPr>
-          <w:rFonts w:ascii="Times New Roman" w:hAnsi="Times New Roman" w:cs="Times New Roman"/>
-          <w:noProof/>
-          <w:sz w:val="28"/>
-          <w:szCs w:val="28"/>
-        </w:rPr>
-      </w:pPr>
-      <w:r>
-        <w:rPr>
-          <w:noProof/>
-        </w:rPr>
-        <w:lastRenderedPageBreak/>
-        <w:drawing>
-          <wp:inline distT="0" distB="0" distL="0" distR="0" wp14:anchorId="506553DA" wp14:editId="5A4EBD7E">
-            <wp:extent cx="4484536" cy="3058725"/>
-            <wp:effectExtent l="0" t="0" r="0" b="8890"/>
-            <wp:docPr id="19" name="Рисунок 19"/>
-            <wp:cNvGraphicFramePr>
-              <a:graphicFrameLocks xmlns:a="http://schemas.openxmlformats.org/drawingml/2006/main" noChangeAspect="1"/>
-            </wp:cNvGraphicFramePr>
-            <a:graphic xmlns:a="http://schemas.openxmlformats.org/drawingml/2006/main">
-              <a:graphicData uri="http://schemas.openxmlformats.org/drawingml/2006/picture">
-                <pic:pic xmlns:pic="http://schemas.openxmlformats.org/drawingml/2006/picture">
-                  <pic:nvPicPr>
-                    <pic:cNvPr id="1" name=""/>
-                    <pic:cNvPicPr/>
-                  </pic:nvPicPr>
-                  <pic:blipFill>
-                    <a:blip r:embed="rId20"/>
-                    <a:stretch>
-                      <a:fillRect/>
-                    </a:stretch>
-                  </pic:blipFill>
-                  <pic:spPr>
-                    <a:xfrm>
-                      <a:off x="0" y="0"/>
                       <a:ext cx="4493292" cy="3064697"/>
                     </a:xfrm>
                     <a:prstGeom prst="rect">
@@ -11681,7 +12427,7 @@
           <w:szCs w:val="28"/>
         </w:rPr>
       </w:pPr>
-      <w:bookmarkStart w:id="35" w:name="_Toc169642563"/>
+      <w:bookmarkStart w:id="34" w:name="_Toc169642563"/>
       <w:r>
         <w:rPr>
           <w:rFonts w:ascii="Times New Roman" w:hAnsi="Times New Roman" w:cs="Times New Roman"/>
@@ -11715,7 +12461,7 @@
         </w:rPr>
         <w:t>Тестирование кнопки «Удалить»</w:t>
       </w:r>
-      <w:bookmarkEnd w:id="35"/>
+      <w:bookmarkEnd w:id="34"/>
     </w:p>
     <w:p>
       <w:pPr>
@@ -11800,7 +12546,7 @@
                     <pic:cNvPicPr/>
                   </pic:nvPicPr>
                   <pic:blipFill rotWithShape="1">
-                    <a:blip r:embed="rId21"/>
+                    <a:blip r:embed="rId17"/>
                     <a:srcRect l="1053" t="1259" b="-1"/>
                     <a:stretch/>
                   </pic:blipFill>
@@ -11993,7 +12739,7 @@
                     <pic:cNvPicPr/>
                   </pic:nvPicPr>
                   <pic:blipFill>
-                    <a:blip r:embed="rId22"/>
+                    <a:blip r:embed="rId18"/>
                     <a:stretch>
                       <a:fillRect/>
                     </a:stretch>
@@ -12206,7 +12952,7 @@
                     <pic:cNvPicPr/>
                   </pic:nvPicPr>
                   <pic:blipFill rotWithShape="1">
-                    <a:blip r:embed="rId23"/>
+                    <a:blip r:embed="rId19"/>
                     <a:srcRect l="669"/>
                     <a:stretch/>
                   </pic:blipFill>
@@ -12370,7 +13116,7 @@
           <w:szCs w:val="28"/>
         </w:rPr>
       </w:pPr>
-      <w:bookmarkStart w:id="36" w:name="_Toc169642564"/>
+      <w:bookmarkStart w:id="35" w:name="_Toc169642564"/>
       <w:r>
         <w:rPr>
           <w:rFonts w:ascii="Times New Roman" w:hAnsi="Times New Roman" w:cs="Times New Roman"/>
@@ -12432,7 +13178,7 @@
         </w:rPr>
         <w:t xml:space="preserve"> и «Сбросить»</w:t>
       </w:r>
-      <w:bookmarkEnd w:id="36"/>
+      <w:bookmarkEnd w:id="35"/>
     </w:p>
     <w:p>
       <w:pPr>
@@ -12608,6 +13354,890 @@
             <wp:extent cx="5940425" cy="2675255"/>
             <wp:effectExtent l="0" t="0" r="3175" b="0"/>
             <wp:docPr id="24" name="Рисунок 24"/>
+            <wp:cNvGraphicFramePr>
+              <a:graphicFrameLocks xmlns:a="http://schemas.openxmlformats.org/drawingml/2006/main" noChangeAspect="1"/>
+            </wp:cNvGraphicFramePr>
+            <a:graphic xmlns:a="http://schemas.openxmlformats.org/drawingml/2006/main">
+              <a:graphicData uri="http://schemas.openxmlformats.org/drawingml/2006/picture">
+                <pic:pic xmlns:pic="http://schemas.openxmlformats.org/drawingml/2006/picture">
+                  <pic:nvPicPr>
+                    <pic:cNvPr id="1" name=""/>
+                    <pic:cNvPicPr/>
+                  </pic:nvPicPr>
+                  <pic:blipFill>
+                    <a:blip r:embed="rId20"/>
+                    <a:stretch>
+                      <a:fillRect/>
+                    </a:stretch>
+                  </pic:blipFill>
+                  <pic:spPr>
+                    <a:xfrm>
+                      <a:off x="0" y="0"/>
+                      <a:ext cx="5940425" cy="2675255"/>
+                    </a:xfrm>
+                    <a:prstGeom prst="rect">
+                      <a:avLst/>
+                    </a:prstGeom>
+                  </pic:spPr>
+                </pic:pic>
+              </a:graphicData>
+            </a:graphic>
+          </wp:inline>
+        </w:drawing>
+      </w:r>
+    </w:p>
+    <w:p>
+      <w:pPr>
+        <w:pStyle w:val="a6"/>
+        <w:spacing w:after="0"/>
+        <w:jc w:val="center"/>
+        <w:rPr>
+          <w:rFonts w:ascii="Times New Roman" w:hAnsi="Times New Roman" w:cs="Times New Roman"/>
+          <w:i w:val="0"/>
+          <w:iCs w:val="0"/>
+          <w:color w:val="auto"/>
+          <w:sz w:val="24"/>
+          <w:szCs w:val="24"/>
+        </w:rPr>
+      </w:pPr>
+      <w:r>
+        <w:rPr>
+          <w:rFonts w:ascii="Times New Roman" w:hAnsi="Times New Roman" w:cs="Times New Roman"/>
+          <w:i w:val="0"/>
+          <w:iCs w:val="0"/>
+          <w:color w:val="auto"/>
+          <w:sz w:val="24"/>
+          <w:szCs w:val="24"/>
+        </w:rPr>
+        <w:t xml:space="preserve">Рисунок </w:t>
+      </w:r>
+      <w:r>
+        <w:rPr>
+          <w:rFonts w:ascii="Times New Roman" w:hAnsi="Times New Roman" w:cs="Times New Roman"/>
+          <w:i w:val="0"/>
+          <w:iCs w:val="0"/>
+          <w:color w:val="auto"/>
+          <w:sz w:val="24"/>
+          <w:szCs w:val="24"/>
+        </w:rPr>
+        <w:fldChar w:fldCharType="begin"/>
+      </w:r>
+      <w:r>
+        <w:rPr>
+          <w:rFonts w:ascii="Times New Roman" w:hAnsi="Times New Roman" w:cs="Times New Roman"/>
+          <w:i w:val="0"/>
+          <w:iCs w:val="0"/>
+          <w:color w:val="auto"/>
+          <w:sz w:val="24"/>
+          <w:szCs w:val="24"/>
+        </w:rPr>
+        <w:instrText xml:space="preserve"> SEQ Рисунок \* ARABIC </w:instrText>
+      </w:r>
+      <w:r>
+        <w:rPr>
+          <w:rFonts w:ascii="Times New Roman" w:hAnsi="Times New Roman" w:cs="Times New Roman"/>
+          <w:i w:val="0"/>
+          <w:iCs w:val="0"/>
+          <w:color w:val="auto"/>
+          <w:sz w:val="24"/>
+          <w:szCs w:val="24"/>
+        </w:rPr>
+        <w:fldChar w:fldCharType="separate"/>
+      </w:r>
+      <w:r>
+        <w:rPr>
+          <w:rFonts w:ascii="Times New Roman" w:hAnsi="Times New Roman" w:cs="Times New Roman"/>
+          <w:i w:val="0"/>
+          <w:iCs w:val="0"/>
+          <w:noProof/>
+          <w:color w:val="auto"/>
+          <w:sz w:val="24"/>
+          <w:szCs w:val="24"/>
+        </w:rPr>
+        <w:t>12</w:t>
+      </w:r>
+      <w:r>
+        <w:rPr>
+          <w:rFonts w:ascii="Times New Roman" w:hAnsi="Times New Roman" w:cs="Times New Roman"/>
+          <w:i w:val="0"/>
+          <w:iCs w:val="0"/>
+          <w:color w:val="auto"/>
+          <w:sz w:val="24"/>
+          <w:szCs w:val="24"/>
+        </w:rPr>
+        <w:fldChar w:fldCharType="end"/>
+      </w:r>
+      <w:r>
+        <w:rPr>
+          <w:rFonts w:ascii="Times New Roman" w:hAnsi="Times New Roman" w:cs="Times New Roman"/>
+          <w:i w:val="0"/>
+          <w:iCs w:val="0"/>
+          <w:color w:val="auto"/>
+          <w:sz w:val="24"/>
+          <w:szCs w:val="24"/>
+        </w:rPr>
+        <w:t xml:space="preserve"> –</w:t>
+      </w:r>
+      <w:r>
+        <w:rPr>
+          <w:rFonts w:ascii="Times New Roman" w:hAnsi="Times New Roman" w:cs="Times New Roman"/>
+          <w:i w:val="0"/>
+          <w:iCs w:val="0"/>
+          <w:color w:val="auto"/>
+          <w:sz w:val="24"/>
+          <w:szCs w:val="24"/>
+        </w:rPr>
+        <w:t xml:space="preserve"> </w:t>
+      </w:r>
+      <w:r>
+        <w:rPr>
+          <w:rFonts w:ascii="Times New Roman" w:hAnsi="Times New Roman" w:cs="Times New Roman"/>
+          <w:i w:val="0"/>
+          <w:iCs w:val="0"/>
+          <w:color w:val="auto"/>
+          <w:sz w:val="24"/>
+          <w:szCs w:val="24"/>
+        </w:rPr>
+        <w:t>Тестирование кнопки «</w:t>
+      </w:r>
+      <w:r>
+        <w:rPr>
+          <w:rFonts w:ascii="Times New Roman" w:hAnsi="Times New Roman" w:cs="Times New Roman"/>
+          <w:i w:val="0"/>
+          <w:iCs w:val="0"/>
+          <w:color w:val="auto"/>
+          <w:sz w:val="24"/>
+          <w:szCs w:val="24"/>
+        </w:rPr>
+        <w:t>Найти</w:t>
+      </w:r>
+      <w:r>
+        <w:rPr>
+          <w:rFonts w:ascii="Times New Roman" w:hAnsi="Times New Roman" w:cs="Times New Roman"/>
+          <w:i w:val="0"/>
+          <w:iCs w:val="0"/>
+          <w:color w:val="auto"/>
+          <w:sz w:val="24"/>
+          <w:szCs w:val="24"/>
+        </w:rPr>
+        <w:t>»</w:t>
+      </w:r>
+      <w:r>
+        <w:rPr>
+          <w:rFonts w:ascii="Times New Roman" w:hAnsi="Times New Roman" w:cs="Times New Roman"/>
+          <w:i w:val="0"/>
+          <w:iCs w:val="0"/>
+          <w:color w:val="auto"/>
+          <w:sz w:val="24"/>
+          <w:szCs w:val="24"/>
+        </w:rPr>
+        <w:t>. Поиск по типу гибридная машина</w:t>
+      </w:r>
+    </w:p>
+    <w:p>
+      <w:pPr>
+        <w:spacing w:after="0" w:line="240" w:lineRule="auto"/>
+        <w:jc w:val="center"/>
+        <w:rPr>
+          <w:rFonts w:ascii="Times New Roman" w:hAnsi="Times New Roman" w:cs="Times New Roman"/>
+          <w:sz w:val="24"/>
+          <w:szCs w:val="24"/>
+        </w:rPr>
+      </w:pPr>
+    </w:p>
+    <w:p>
+      <w:pPr>
+        <w:pStyle w:val="a6"/>
+        <w:spacing w:after="0"/>
+        <w:jc w:val="center"/>
+        <w:rPr>
+          <w:rFonts w:ascii="Times New Roman" w:hAnsi="Times New Roman" w:cs="Times New Roman"/>
+          <w:i w:val="0"/>
+          <w:iCs w:val="0"/>
+          <w:color w:val="auto"/>
+          <w:sz w:val="24"/>
+          <w:szCs w:val="24"/>
+        </w:rPr>
+      </w:pPr>
+      <w:r>
+        <w:rPr>
+          <w:rFonts w:ascii="Times New Roman" w:hAnsi="Times New Roman" w:cs="Times New Roman"/>
+          <w:i w:val="0"/>
+          <w:iCs w:val="0"/>
+          <w:noProof/>
+          <w:color w:val="auto"/>
+          <w:sz w:val="24"/>
+          <w:szCs w:val="24"/>
+        </w:rPr>
+        <w:drawing>
+          <wp:inline distT="0" distB="0" distL="0" distR="0" wp14:anchorId="0BE0A7B7" wp14:editId="448ED1DA">
+            <wp:extent cx="5940425" cy="2783205"/>
+            <wp:effectExtent l="0" t="0" r="3175" b="0"/>
+            <wp:docPr id="25" name="Рисунок 25"/>
+            <wp:cNvGraphicFramePr>
+              <a:graphicFrameLocks xmlns:a="http://schemas.openxmlformats.org/drawingml/2006/main" noChangeAspect="1"/>
+            </wp:cNvGraphicFramePr>
+            <a:graphic xmlns:a="http://schemas.openxmlformats.org/drawingml/2006/main">
+              <a:graphicData uri="http://schemas.openxmlformats.org/drawingml/2006/picture">
+                <pic:pic xmlns:pic="http://schemas.openxmlformats.org/drawingml/2006/picture">
+                  <pic:nvPicPr>
+                    <pic:cNvPr id="1" name=""/>
+                    <pic:cNvPicPr/>
+                  </pic:nvPicPr>
+                  <pic:blipFill>
+                    <a:blip r:embed="rId21"/>
+                    <a:stretch>
+                      <a:fillRect/>
+                    </a:stretch>
+                  </pic:blipFill>
+                  <pic:spPr>
+                    <a:xfrm>
+                      <a:off x="0" y="0"/>
+                      <a:ext cx="5940425" cy="2783205"/>
+                    </a:xfrm>
+                    <a:prstGeom prst="rect">
+                      <a:avLst/>
+                    </a:prstGeom>
+                  </pic:spPr>
+                </pic:pic>
+              </a:graphicData>
+            </a:graphic>
+          </wp:inline>
+        </w:drawing>
+      </w:r>
+    </w:p>
+    <w:p>
+      <w:pPr>
+        <w:pStyle w:val="a6"/>
+        <w:spacing w:after="0"/>
+        <w:jc w:val="center"/>
+        <w:rPr>
+          <w:rFonts w:ascii="Times New Roman" w:hAnsi="Times New Roman" w:cs="Times New Roman"/>
+          <w:i w:val="0"/>
+          <w:iCs w:val="0"/>
+          <w:color w:val="auto"/>
+          <w:sz w:val="24"/>
+          <w:szCs w:val="24"/>
+        </w:rPr>
+      </w:pPr>
+      <w:r>
+        <w:rPr>
+          <w:rFonts w:ascii="Times New Roman" w:hAnsi="Times New Roman" w:cs="Times New Roman"/>
+          <w:i w:val="0"/>
+          <w:iCs w:val="0"/>
+          <w:color w:val="auto"/>
+          <w:sz w:val="24"/>
+          <w:szCs w:val="24"/>
+        </w:rPr>
+        <w:t xml:space="preserve">Рисунок </w:t>
+      </w:r>
+      <w:r>
+        <w:rPr>
+          <w:rFonts w:ascii="Times New Roman" w:hAnsi="Times New Roman" w:cs="Times New Roman"/>
+          <w:i w:val="0"/>
+          <w:iCs w:val="0"/>
+          <w:color w:val="auto"/>
+          <w:sz w:val="24"/>
+          <w:szCs w:val="24"/>
+        </w:rPr>
+        <w:fldChar w:fldCharType="begin"/>
+      </w:r>
+      <w:r>
+        <w:rPr>
+          <w:rFonts w:ascii="Times New Roman" w:hAnsi="Times New Roman" w:cs="Times New Roman"/>
+          <w:i w:val="0"/>
+          <w:iCs w:val="0"/>
+          <w:color w:val="auto"/>
+          <w:sz w:val="24"/>
+          <w:szCs w:val="24"/>
+        </w:rPr>
+        <w:instrText xml:space="preserve"> SEQ Рисунок \* ARABIC </w:instrText>
+      </w:r>
+      <w:r>
+        <w:rPr>
+          <w:rFonts w:ascii="Times New Roman" w:hAnsi="Times New Roman" w:cs="Times New Roman"/>
+          <w:i w:val="0"/>
+          <w:iCs w:val="0"/>
+          <w:color w:val="auto"/>
+          <w:sz w:val="24"/>
+          <w:szCs w:val="24"/>
+        </w:rPr>
+        <w:fldChar w:fldCharType="separate"/>
+      </w:r>
+      <w:r>
+        <w:rPr>
+          <w:rFonts w:ascii="Times New Roman" w:hAnsi="Times New Roman" w:cs="Times New Roman"/>
+          <w:i w:val="0"/>
+          <w:iCs w:val="0"/>
+          <w:noProof/>
+          <w:color w:val="auto"/>
+          <w:sz w:val="24"/>
+          <w:szCs w:val="24"/>
+        </w:rPr>
+        <w:t>13</w:t>
+      </w:r>
+      <w:r>
+        <w:rPr>
+          <w:rFonts w:ascii="Times New Roman" w:hAnsi="Times New Roman" w:cs="Times New Roman"/>
+          <w:i w:val="0"/>
+          <w:iCs w:val="0"/>
+          <w:color w:val="auto"/>
+          <w:sz w:val="24"/>
+          <w:szCs w:val="24"/>
+        </w:rPr>
+        <w:fldChar w:fldCharType="end"/>
+      </w:r>
+      <w:r>
+        <w:rPr>
+          <w:rFonts w:ascii="Times New Roman" w:hAnsi="Times New Roman" w:cs="Times New Roman"/>
+          <w:i w:val="0"/>
+          <w:iCs w:val="0"/>
+          <w:color w:val="auto"/>
+          <w:sz w:val="24"/>
+          <w:szCs w:val="24"/>
+        </w:rPr>
+        <w:t xml:space="preserve"> – </w:t>
+      </w:r>
+      <w:r>
+        <w:rPr>
+          <w:rFonts w:ascii="Times New Roman" w:hAnsi="Times New Roman" w:cs="Times New Roman"/>
+          <w:i w:val="0"/>
+          <w:iCs w:val="0"/>
+          <w:color w:val="auto"/>
+          <w:sz w:val="24"/>
+          <w:szCs w:val="24"/>
+        </w:rPr>
+        <w:t>Результат нажатия</w:t>
+      </w:r>
+      <w:r>
+        <w:rPr>
+          <w:rFonts w:ascii="Times New Roman" w:hAnsi="Times New Roman" w:cs="Times New Roman"/>
+          <w:i w:val="0"/>
+          <w:iCs w:val="0"/>
+          <w:color w:val="auto"/>
+          <w:sz w:val="24"/>
+          <w:szCs w:val="24"/>
+        </w:rPr>
+        <w:t xml:space="preserve"> кнопки «</w:t>
+      </w:r>
+      <w:r>
+        <w:rPr>
+          <w:rFonts w:ascii="Times New Roman" w:hAnsi="Times New Roman" w:cs="Times New Roman"/>
+          <w:i w:val="0"/>
+          <w:iCs w:val="0"/>
+          <w:color w:val="auto"/>
+          <w:sz w:val="24"/>
+          <w:szCs w:val="24"/>
+        </w:rPr>
+        <w:t>Найти</w:t>
+      </w:r>
+      <w:r>
+        <w:rPr>
+          <w:rFonts w:ascii="Times New Roman" w:hAnsi="Times New Roman" w:cs="Times New Roman"/>
+          <w:i w:val="0"/>
+          <w:iCs w:val="0"/>
+          <w:color w:val="auto"/>
+          <w:sz w:val="24"/>
+          <w:szCs w:val="24"/>
+        </w:rPr>
+        <w:t>»</w:t>
+      </w:r>
+      <w:r>
+        <w:rPr>
+          <w:rFonts w:ascii="Times New Roman" w:hAnsi="Times New Roman" w:cs="Times New Roman"/>
+          <w:i w:val="0"/>
+          <w:iCs w:val="0"/>
+          <w:color w:val="auto"/>
+          <w:sz w:val="24"/>
+          <w:szCs w:val="24"/>
+        </w:rPr>
+        <w:t>. Найдена гибридная машина</w:t>
+      </w:r>
+    </w:p>
+    <w:p>
+      <w:pPr>
+        <w:pStyle w:val="a6"/>
+        <w:spacing w:after="0"/>
+        <w:jc w:val="center"/>
+        <w:rPr>
+          <w:rFonts w:ascii="Times New Roman" w:hAnsi="Times New Roman" w:cs="Times New Roman"/>
+          <w:i w:val="0"/>
+          <w:iCs w:val="0"/>
+          <w:color w:val="auto"/>
+          <w:sz w:val="28"/>
+          <w:szCs w:val="28"/>
+        </w:rPr>
+      </w:pPr>
+    </w:p>
+    <w:p>
+      <w:pPr>
+        <w:spacing w:after="0" w:line="360" w:lineRule="auto"/>
+        <w:ind w:firstLine="709"/>
+        <w:jc w:val="both"/>
+        <w:rPr>
+          <w:rFonts w:ascii="Times New Roman" w:hAnsi="Times New Roman" w:cs="Times New Roman"/>
+          <w:noProof/>
+          <w:sz w:val="28"/>
+          <w:szCs w:val="28"/>
+        </w:rPr>
+      </w:pPr>
+      <w:r>
+        <w:rPr>
+          <w:rFonts w:ascii="Times New Roman" w:hAnsi="Times New Roman" w:cs="Times New Roman"/>
+          <w:noProof/>
+          <w:sz w:val="28"/>
+          <w:szCs w:val="28"/>
+        </w:rPr>
+        <w:t>Для сброса фильтра поиска на главной форме предусмотрена кнопка «Сбросить» (рисунок 14). После ее нажатия возвращается исходный список (рисунок 15).</w:t>
+      </w:r>
+    </w:p>
+    <w:p>
+      <w:pPr>
+        <w:rPr>
+          <w:sz w:val="12"/>
+          <w:szCs w:val="12"/>
+        </w:rPr>
+      </w:pPr>
+    </w:p>
+    <w:p>
+      <w:pPr>
+        <w:keepNext/>
+        <w:spacing w:after="0" w:line="240" w:lineRule="auto"/>
+        <w:jc w:val="center"/>
+        <w:rPr>
+          <w:rFonts w:ascii="Times New Roman" w:hAnsi="Times New Roman" w:cs="Times New Roman"/>
+          <w:sz w:val="24"/>
+          <w:szCs w:val="24"/>
+        </w:rPr>
+      </w:pPr>
+      <w:r>
+        <w:rPr>
+          <w:rFonts w:ascii="Times New Roman" w:hAnsi="Times New Roman" w:cs="Times New Roman"/>
+          <w:noProof/>
+          <w:sz w:val="24"/>
+          <w:szCs w:val="24"/>
+        </w:rPr>
+        <w:lastRenderedPageBreak/>
+        <w:drawing>
+          <wp:inline distT="0" distB="0" distL="0" distR="0" wp14:anchorId="36155EC7" wp14:editId="4F94F9FB">
+            <wp:extent cx="5365630" cy="2345252"/>
+            <wp:effectExtent l="0" t="0" r="6985" b="0"/>
+            <wp:docPr id="26" name="Рисунок 26"/>
+            <wp:cNvGraphicFramePr>
+              <a:graphicFrameLocks xmlns:a="http://schemas.openxmlformats.org/drawingml/2006/main" noChangeAspect="1"/>
+            </wp:cNvGraphicFramePr>
+            <a:graphic xmlns:a="http://schemas.openxmlformats.org/drawingml/2006/main">
+              <a:graphicData uri="http://schemas.openxmlformats.org/drawingml/2006/picture">
+                <pic:pic xmlns:pic="http://schemas.openxmlformats.org/drawingml/2006/picture">
+                  <pic:nvPicPr>
+                    <pic:cNvPr id="1" name=""/>
+                    <pic:cNvPicPr/>
+                  </pic:nvPicPr>
+                  <pic:blipFill>
+                    <a:blip r:embed="rId22"/>
+                    <a:stretch>
+                      <a:fillRect/>
+                    </a:stretch>
+                  </pic:blipFill>
+                  <pic:spPr>
+                    <a:xfrm>
+                      <a:off x="0" y="0"/>
+                      <a:ext cx="5398673" cy="2359695"/>
+                    </a:xfrm>
+                    <a:prstGeom prst="rect">
+                      <a:avLst/>
+                    </a:prstGeom>
+                  </pic:spPr>
+                </pic:pic>
+              </a:graphicData>
+            </a:graphic>
+          </wp:inline>
+        </w:drawing>
+      </w:r>
+    </w:p>
+    <w:p>
+      <w:pPr>
+        <w:pStyle w:val="a6"/>
+        <w:spacing w:after="0"/>
+        <w:jc w:val="center"/>
+        <w:rPr>
+          <w:rFonts w:ascii="Times New Roman" w:hAnsi="Times New Roman" w:cs="Times New Roman"/>
+          <w:i w:val="0"/>
+          <w:iCs w:val="0"/>
+          <w:color w:val="auto"/>
+          <w:sz w:val="24"/>
+          <w:szCs w:val="24"/>
+        </w:rPr>
+      </w:pPr>
+      <w:r>
+        <w:rPr>
+          <w:rFonts w:ascii="Times New Roman" w:hAnsi="Times New Roman" w:cs="Times New Roman"/>
+          <w:i w:val="0"/>
+          <w:iCs w:val="0"/>
+          <w:color w:val="auto"/>
+          <w:sz w:val="24"/>
+          <w:szCs w:val="24"/>
+        </w:rPr>
+        <w:t xml:space="preserve">Рисунок </w:t>
+      </w:r>
+      <w:r>
+        <w:rPr>
+          <w:rFonts w:ascii="Times New Roman" w:hAnsi="Times New Roman" w:cs="Times New Roman"/>
+          <w:i w:val="0"/>
+          <w:iCs w:val="0"/>
+          <w:color w:val="auto"/>
+          <w:sz w:val="24"/>
+          <w:szCs w:val="24"/>
+        </w:rPr>
+        <w:fldChar w:fldCharType="begin"/>
+      </w:r>
+      <w:r>
+        <w:rPr>
+          <w:rFonts w:ascii="Times New Roman" w:hAnsi="Times New Roman" w:cs="Times New Roman"/>
+          <w:i w:val="0"/>
+          <w:iCs w:val="0"/>
+          <w:color w:val="auto"/>
+          <w:sz w:val="24"/>
+          <w:szCs w:val="24"/>
+        </w:rPr>
+        <w:instrText xml:space="preserve"> SEQ Рисунок \* ARABIC </w:instrText>
+      </w:r>
+      <w:r>
+        <w:rPr>
+          <w:rFonts w:ascii="Times New Roman" w:hAnsi="Times New Roman" w:cs="Times New Roman"/>
+          <w:i w:val="0"/>
+          <w:iCs w:val="0"/>
+          <w:color w:val="auto"/>
+          <w:sz w:val="24"/>
+          <w:szCs w:val="24"/>
+        </w:rPr>
+        <w:fldChar w:fldCharType="separate"/>
+      </w:r>
+      <w:r>
+        <w:rPr>
+          <w:rFonts w:ascii="Times New Roman" w:hAnsi="Times New Roman" w:cs="Times New Roman"/>
+          <w:i w:val="0"/>
+          <w:iCs w:val="0"/>
+          <w:noProof/>
+          <w:color w:val="auto"/>
+          <w:sz w:val="24"/>
+          <w:szCs w:val="24"/>
+        </w:rPr>
+        <w:t>14</w:t>
+      </w:r>
+      <w:r>
+        <w:rPr>
+          <w:rFonts w:ascii="Times New Roman" w:hAnsi="Times New Roman" w:cs="Times New Roman"/>
+          <w:i w:val="0"/>
+          <w:iCs w:val="0"/>
+          <w:color w:val="auto"/>
+          <w:sz w:val="24"/>
+          <w:szCs w:val="24"/>
+        </w:rPr>
+        <w:fldChar w:fldCharType="end"/>
+      </w:r>
+      <w:r>
+        <w:rPr>
+          <w:rFonts w:ascii="Times New Roman" w:hAnsi="Times New Roman" w:cs="Times New Roman"/>
+          <w:i w:val="0"/>
+          <w:iCs w:val="0"/>
+          <w:color w:val="auto"/>
+          <w:sz w:val="24"/>
+          <w:szCs w:val="24"/>
+        </w:rPr>
+        <w:t xml:space="preserve"> – </w:t>
+      </w:r>
+      <w:r>
+        <w:rPr>
+          <w:rFonts w:ascii="Times New Roman" w:hAnsi="Times New Roman" w:cs="Times New Roman"/>
+          <w:i w:val="0"/>
+          <w:iCs w:val="0"/>
+          <w:color w:val="auto"/>
+          <w:sz w:val="24"/>
+          <w:szCs w:val="24"/>
+        </w:rPr>
+        <w:t>Тестирование кнопки «</w:t>
+      </w:r>
+      <w:r>
+        <w:rPr>
+          <w:rFonts w:ascii="Times New Roman" w:hAnsi="Times New Roman" w:cs="Times New Roman"/>
+          <w:i w:val="0"/>
+          <w:iCs w:val="0"/>
+          <w:color w:val="auto"/>
+          <w:sz w:val="24"/>
+          <w:szCs w:val="24"/>
+        </w:rPr>
+        <w:t>Сбросить</w:t>
+      </w:r>
+      <w:r>
+        <w:rPr>
+          <w:rFonts w:ascii="Times New Roman" w:hAnsi="Times New Roman" w:cs="Times New Roman"/>
+          <w:i w:val="0"/>
+          <w:iCs w:val="0"/>
+          <w:color w:val="auto"/>
+          <w:sz w:val="24"/>
+          <w:szCs w:val="24"/>
+        </w:rPr>
+        <w:t>»</w:t>
+      </w:r>
+    </w:p>
+    <w:p/>
+    <w:p>
+      <w:pPr>
+        <w:keepNext/>
+        <w:spacing w:after="0" w:line="240" w:lineRule="auto"/>
+        <w:jc w:val="center"/>
+        <w:rPr>
+          <w:rFonts w:ascii="Times New Roman" w:hAnsi="Times New Roman" w:cs="Times New Roman"/>
+          <w:sz w:val="24"/>
+          <w:szCs w:val="24"/>
+        </w:rPr>
+      </w:pPr>
+      <w:r>
+        <w:rPr>
+          <w:rFonts w:ascii="Times New Roman" w:hAnsi="Times New Roman" w:cs="Times New Roman"/>
+          <w:noProof/>
+          <w:sz w:val="24"/>
+          <w:szCs w:val="24"/>
+        </w:rPr>
+        <w:drawing>
+          <wp:inline distT="0" distB="0" distL="0" distR="0" wp14:anchorId="2EE26D0B" wp14:editId="2A3AE992">
+            <wp:extent cx="5417388" cy="2461133"/>
+            <wp:effectExtent l="0" t="0" r="0" b="0"/>
+            <wp:docPr id="27" name="Рисунок 27"/>
+            <wp:cNvGraphicFramePr>
+              <a:graphicFrameLocks xmlns:a="http://schemas.openxmlformats.org/drawingml/2006/main" noChangeAspect="1"/>
+            </wp:cNvGraphicFramePr>
+            <a:graphic xmlns:a="http://schemas.openxmlformats.org/drawingml/2006/main">
+              <a:graphicData uri="http://schemas.openxmlformats.org/drawingml/2006/picture">
+                <pic:pic xmlns:pic="http://schemas.openxmlformats.org/drawingml/2006/picture">
+                  <pic:nvPicPr>
+                    <pic:cNvPr id="1" name=""/>
+                    <pic:cNvPicPr/>
+                  </pic:nvPicPr>
+                  <pic:blipFill>
+                    <a:blip r:embed="rId23"/>
+                    <a:stretch>
+                      <a:fillRect/>
+                    </a:stretch>
+                  </pic:blipFill>
+                  <pic:spPr>
+                    <a:xfrm>
+                      <a:off x="0" y="0"/>
+                      <a:ext cx="5426584" cy="2465311"/>
+                    </a:xfrm>
+                    <a:prstGeom prst="rect">
+                      <a:avLst/>
+                    </a:prstGeom>
+                  </pic:spPr>
+                </pic:pic>
+              </a:graphicData>
+            </a:graphic>
+          </wp:inline>
+        </w:drawing>
+      </w:r>
+    </w:p>
+    <w:p>
+      <w:pPr>
+        <w:pStyle w:val="a6"/>
+        <w:spacing w:after="0"/>
+        <w:jc w:val="center"/>
+        <w:rPr>
+          <w:rFonts w:ascii="Times New Roman" w:hAnsi="Times New Roman" w:cs="Times New Roman"/>
+          <w:i w:val="0"/>
+          <w:iCs w:val="0"/>
+          <w:color w:val="auto"/>
+          <w:sz w:val="24"/>
+          <w:szCs w:val="24"/>
+        </w:rPr>
+      </w:pPr>
+      <w:r>
+        <w:rPr>
+          <w:rFonts w:ascii="Times New Roman" w:hAnsi="Times New Roman" w:cs="Times New Roman"/>
+          <w:i w:val="0"/>
+          <w:iCs w:val="0"/>
+          <w:color w:val="auto"/>
+          <w:sz w:val="24"/>
+          <w:szCs w:val="24"/>
+        </w:rPr>
+        <w:t xml:space="preserve">Рисунок </w:t>
+      </w:r>
+      <w:r>
+        <w:rPr>
+          <w:rFonts w:ascii="Times New Roman" w:hAnsi="Times New Roman" w:cs="Times New Roman"/>
+          <w:i w:val="0"/>
+          <w:iCs w:val="0"/>
+          <w:color w:val="auto"/>
+          <w:sz w:val="24"/>
+          <w:szCs w:val="24"/>
+        </w:rPr>
+        <w:fldChar w:fldCharType="begin"/>
+      </w:r>
+      <w:r>
+        <w:rPr>
+          <w:rFonts w:ascii="Times New Roman" w:hAnsi="Times New Roman" w:cs="Times New Roman"/>
+          <w:i w:val="0"/>
+          <w:iCs w:val="0"/>
+          <w:color w:val="auto"/>
+          <w:sz w:val="24"/>
+          <w:szCs w:val="24"/>
+        </w:rPr>
+        <w:instrText xml:space="preserve"> SEQ Рисунок \* ARABIC </w:instrText>
+      </w:r>
+      <w:r>
+        <w:rPr>
+          <w:rFonts w:ascii="Times New Roman" w:hAnsi="Times New Roman" w:cs="Times New Roman"/>
+          <w:i w:val="0"/>
+          <w:iCs w:val="0"/>
+          <w:color w:val="auto"/>
+          <w:sz w:val="24"/>
+          <w:szCs w:val="24"/>
+        </w:rPr>
+        <w:fldChar w:fldCharType="separate"/>
+      </w:r>
+      <w:r>
+        <w:rPr>
+          <w:rFonts w:ascii="Times New Roman" w:hAnsi="Times New Roman" w:cs="Times New Roman"/>
+          <w:i w:val="0"/>
+          <w:iCs w:val="0"/>
+          <w:noProof/>
+          <w:color w:val="auto"/>
+          <w:sz w:val="24"/>
+          <w:szCs w:val="24"/>
+        </w:rPr>
+        <w:t>15</w:t>
+      </w:r>
+      <w:r>
+        <w:rPr>
+          <w:rFonts w:ascii="Times New Roman" w:hAnsi="Times New Roman" w:cs="Times New Roman"/>
+          <w:i w:val="0"/>
+          <w:iCs w:val="0"/>
+          <w:color w:val="auto"/>
+          <w:sz w:val="24"/>
+          <w:szCs w:val="24"/>
+        </w:rPr>
+        <w:fldChar w:fldCharType="end"/>
+      </w:r>
+      <w:r>
+        <w:rPr>
+          <w:rFonts w:ascii="Times New Roman" w:hAnsi="Times New Roman" w:cs="Times New Roman"/>
+          <w:i w:val="0"/>
+          <w:iCs w:val="0"/>
+          <w:color w:val="auto"/>
+          <w:sz w:val="24"/>
+          <w:szCs w:val="24"/>
+        </w:rPr>
+        <w:t xml:space="preserve"> – </w:t>
+      </w:r>
+      <w:r>
+        <w:rPr>
+          <w:rFonts w:ascii="Times New Roman" w:hAnsi="Times New Roman" w:cs="Times New Roman"/>
+          <w:i w:val="0"/>
+          <w:iCs w:val="0"/>
+          <w:color w:val="auto"/>
+          <w:sz w:val="24"/>
+          <w:szCs w:val="24"/>
+        </w:rPr>
+        <w:t xml:space="preserve">Результат нажатия </w:t>
+      </w:r>
+      <w:r>
+        <w:rPr>
+          <w:rFonts w:ascii="Times New Roman" w:hAnsi="Times New Roman" w:cs="Times New Roman"/>
+          <w:i w:val="0"/>
+          <w:iCs w:val="0"/>
+          <w:color w:val="auto"/>
+          <w:sz w:val="24"/>
+          <w:szCs w:val="24"/>
+        </w:rPr>
+        <w:t>кнопки «Сбросить»</w:t>
+      </w:r>
+      <w:r>
+        <w:rPr>
+          <w:rFonts w:ascii="Times New Roman" w:hAnsi="Times New Roman" w:cs="Times New Roman"/>
+          <w:i w:val="0"/>
+          <w:iCs w:val="0"/>
+          <w:color w:val="auto"/>
+          <w:sz w:val="24"/>
+          <w:szCs w:val="24"/>
+        </w:rPr>
+        <w:t>. Вернулся исходный список</w:t>
+      </w:r>
+    </w:p>
+    <w:p/>
+    <w:p>
+      <w:pPr>
+        <w:spacing w:line="360" w:lineRule="auto"/>
+        <w:ind w:firstLine="709"/>
+        <w:rPr>
+          <w:rFonts w:ascii="Times New Roman" w:hAnsi="Times New Roman" w:cs="Times New Roman"/>
+          <w:sz w:val="28"/>
+          <w:szCs w:val="28"/>
+        </w:rPr>
+      </w:pPr>
+      <w:r>
+        <w:rPr>
+          <w:rFonts w:ascii="Times New Roman" w:hAnsi="Times New Roman" w:cs="Times New Roman"/>
+          <w:sz w:val="28"/>
+          <w:szCs w:val="28"/>
+        </w:rPr>
+        <w:t xml:space="preserve">На рисунках 16,17 приведен пример поиска по </w:t>
+      </w:r>
+      <w:r>
+        <w:rPr>
+          <w:rFonts w:ascii="Times New Roman" w:hAnsi="Times New Roman" w:cs="Times New Roman"/>
+          <w:sz w:val="28"/>
+          <w:szCs w:val="28"/>
+        </w:rPr>
+        <w:t>мощности</w:t>
+      </w:r>
+      <w:r>
+        <w:rPr>
+          <w:rFonts w:ascii="Times New Roman" w:hAnsi="Times New Roman" w:cs="Times New Roman"/>
+          <w:sz w:val="28"/>
+          <w:szCs w:val="28"/>
+        </w:rPr>
+        <w:t xml:space="preserve"> транспорта</w:t>
+      </w:r>
+      <w:r>
+        <w:rPr>
+          <w:rFonts w:ascii="Times New Roman" w:hAnsi="Times New Roman" w:cs="Times New Roman"/>
+          <w:sz w:val="28"/>
+          <w:szCs w:val="28"/>
+        </w:rPr>
+        <w:t>.</w:t>
+      </w:r>
+    </w:p>
+    <w:p>
+      <w:pPr>
+        <w:rPr>
+          <w:sz w:val="18"/>
+          <w:szCs w:val="18"/>
+        </w:rPr>
+      </w:pPr>
+    </w:p>
+    <w:p>
+      <w:pPr>
+        <w:keepNext/>
+        <w:spacing w:after="0" w:line="240" w:lineRule="auto"/>
+        <w:jc w:val="center"/>
+        <w:rPr>
+          <w:rFonts w:ascii="Times New Roman" w:hAnsi="Times New Roman" w:cs="Times New Roman"/>
+          <w:sz w:val="24"/>
+          <w:szCs w:val="24"/>
+        </w:rPr>
+      </w:pPr>
+      <w:r>
+        <w:rPr>
+          <w:rFonts w:ascii="Times New Roman" w:hAnsi="Times New Roman" w:cs="Times New Roman"/>
+          <w:noProof/>
+          <w:sz w:val="24"/>
+          <w:szCs w:val="24"/>
+        </w:rPr>
+        <w:drawing>
+          <wp:inline distT="0" distB="0" distL="0" distR="0" wp14:anchorId="5EDFD136" wp14:editId="6F442289">
+            <wp:extent cx="5753819" cy="2590602"/>
+            <wp:effectExtent l="0" t="0" r="0" b="635"/>
+            <wp:docPr id="28" name="Рисунок 28"/>
             <wp:cNvGraphicFramePr>
               <a:graphicFrameLocks xmlns:a="http://schemas.openxmlformats.org/drawingml/2006/main" noChangeAspect="1"/>
             </wp:cNvGraphicFramePr>
@@ -12627,7 +14257,7 @@
                   <pic:spPr>
                     <a:xfrm>
                       <a:off x="0" y="0"/>
-                      <a:ext cx="5940425" cy="2675255"/>
+                      <a:ext cx="5758408" cy="2592668"/>
                     </a:xfrm>
                     <a:prstGeom prst="rect">
                       <a:avLst/>
@@ -12708,7 +14338,7 @@
           <w:sz w:val="24"/>
           <w:szCs w:val="24"/>
         </w:rPr>
-        <w:t>12</w:t>
+        <w:t>16</w:t>
       </w:r>
       <w:r>
         <w:rPr>
@@ -12730,18 +14360,7 @@
           <w:sz w:val="24"/>
           <w:szCs w:val="24"/>
         </w:rPr>
-        <w:t xml:space="preserve"> –</w:t>
-      </w:r>
-      <w:r>
-        <w:rPr>
-          <w:rFonts w:ascii="Times New Roman" w:hAnsi="Times New Roman" w:cs="Times New Roman"/>
-          <w:i w:val="0"/>
-          <w:iCs w:val="0"/>
-          <w:color w:val="auto"/>
-          <w:sz w:val="24"/>
-          <w:szCs w:val="24"/>
-        </w:rPr>
-        <w:t xml:space="preserve"> </w:t>
+        <w:t xml:space="preserve"> – </w:t>
       </w:r>
       <w:r>
         <w:rPr>
@@ -12785,11 +14404,12 @@
           <w:sz w:val="24"/>
           <w:szCs w:val="24"/>
         </w:rPr>
-        <w:t>. Поиск по типу гибридная машина</w:t>
-      </w:r>
-    </w:p>
-    <w:p>
-      <w:pPr>
+        <w:t>. Поиск по мощности</w:t>
+      </w:r>
+    </w:p>
+    <w:p>
+      <w:pPr>
+        <w:keepNext/>
         <w:spacing w:after="0" w:line="240" w:lineRule="auto"/>
         <w:jc w:val="center"/>
         <w:rPr>
@@ -12798,36 +14418,19 @@
           <w:szCs w:val="24"/>
         </w:rPr>
       </w:pPr>
-    </w:p>
-    <w:p>
-      <w:pPr>
-        <w:pStyle w:val="a6"/>
-        <w:spacing w:after="0"/>
-        <w:jc w:val="center"/>
-        <w:rPr>
-          <w:rFonts w:ascii="Times New Roman" w:hAnsi="Times New Roman" w:cs="Times New Roman"/>
-          <w:i w:val="0"/>
-          <w:iCs w:val="0"/>
-          <w:color w:val="auto"/>
-          <w:sz w:val="24"/>
-          <w:szCs w:val="24"/>
-        </w:rPr>
-      </w:pPr>
-      <w:r>
-        <w:rPr>
-          <w:rFonts w:ascii="Times New Roman" w:hAnsi="Times New Roman" w:cs="Times New Roman"/>
-          <w:i w:val="0"/>
-          <w:iCs w:val="0"/>
+      <w:r>
+        <w:rPr>
+          <w:rFonts w:ascii="Times New Roman" w:hAnsi="Times New Roman" w:cs="Times New Roman"/>
           <w:noProof/>
-          <w:color w:val="auto"/>
-          <w:sz w:val="24"/>
-          <w:szCs w:val="24"/>
-        </w:rPr>
+          <w:sz w:val="24"/>
+          <w:szCs w:val="24"/>
+        </w:rPr>
+        <w:lastRenderedPageBreak/>
         <w:drawing>
-          <wp:inline distT="0" distB="0" distL="0" distR="0" wp14:anchorId="0BE0A7B7" wp14:editId="448ED1DA">
-            <wp:extent cx="5940425" cy="2783205"/>
-            <wp:effectExtent l="0" t="0" r="3175" b="0"/>
-            <wp:docPr id="25" name="Рисунок 25"/>
+          <wp:inline distT="0" distB="0" distL="0" distR="0" wp14:anchorId="3B6A936E" wp14:editId="14C8AE56">
+            <wp:extent cx="5339619" cy="2394409"/>
+            <wp:effectExtent l="0" t="0" r="0" b="6350"/>
+            <wp:docPr id="29" name="Рисунок 29"/>
             <wp:cNvGraphicFramePr>
               <a:graphicFrameLocks xmlns:a="http://schemas.openxmlformats.org/drawingml/2006/main" noChangeAspect="1"/>
             </wp:cNvGraphicFramePr>
@@ -12847,7 +14450,7 @@
                   <pic:spPr>
                     <a:xfrm>
                       <a:off x="0" y="0"/>
-                      <a:ext cx="5940425" cy="2783205"/>
+                      <a:ext cx="5357458" cy="2402409"/>
                     </a:xfrm>
                     <a:prstGeom prst="rect">
                       <a:avLst/>
@@ -12928,7 +14531,7 @@
           <w:sz w:val="24"/>
           <w:szCs w:val="24"/>
         </w:rPr>
-        <w:t>13</w:t>
+        <w:t>17</w:t>
       </w:r>
       <w:r>
         <w:rPr>
@@ -12950,7 +14553,18 @@
           <w:sz w:val="24"/>
           <w:szCs w:val="24"/>
         </w:rPr>
-        <w:t xml:space="preserve"> – </w:t>
+        <w:t xml:space="preserve"> –</w:t>
+      </w:r>
+      <w:r>
+        <w:rPr>
+          <w:rFonts w:ascii="Times New Roman" w:hAnsi="Times New Roman" w:cs="Times New Roman"/>
+          <w:i w:val="0"/>
+          <w:iCs w:val="0"/>
+          <w:color w:val="auto"/>
+          <w:sz w:val="24"/>
+          <w:szCs w:val="24"/>
+        </w:rPr>
+        <w:t xml:space="preserve"> </w:t>
       </w:r>
       <w:r>
         <w:rPr>
@@ -13005,54 +14619,86 @@
           <w:sz w:val="24"/>
           <w:szCs w:val="24"/>
         </w:rPr>
-        <w:t>. Найдена гибридная машина</w:t>
-      </w:r>
-    </w:p>
-    <w:p>
-      <w:pPr>
-        <w:pStyle w:val="a6"/>
-        <w:spacing w:after="0"/>
-        <w:jc w:val="center"/>
-        <w:rPr>
-          <w:rFonts w:ascii="Times New Roman" w:hAnsi="Times New Roman" w:cs="Times New Roman"/>
-          <w:i w:val="0"/>
-          <w:iCs w:val="0"/>
-          <w:color w:val="auto"/>
-          <w:sz w:val="28"/>
-          <w:szCs w:val="28"/>
-        </w:rPr>
-      </w:pPr>
-    </w:p>
-    <w:p>
-      <w:pPr>
-        <w:spacing w:after="0" w:line="360" w:lineRule="auto"/>
+        <w:t>. Найдено два совпадения по мощности</w:t>
+      </w:r>
+    </w:p>
+    <w:p/>
+    <w:p>
+      <w:pPr>
+        <w:spacing w:line="360" w:lineRule="auto"/>
         <w:ind w:firstLine="709"/>
-        <w:jc w:val="both"/>
-        <w:rPr>
-          <w:rFonts w:ascii="Times New Roman" w:hAnsi="Times New Roman" w:cs="Times New Roman"/>
-          <w:noProof/>
-          <w:sz w:val="28"/>
-          <w:szCs w:val="28"/>
-        </w:rPr>
-      </w:pPr>
-      <w:r>
-        <w:rPr>
-          <w:rFonts w:ascii="Times New Roman" w:hAnsi="Times New Roman" w:cs="Times New Roman"/>
-          <w:noProof/>
-          <w:sz w:val="28"/>
-          <w:szCs w:val="28"/>
-        </w:rPr>
-        <w:t>Для сброса фильтра поиска на главной форме предусмотрена кнопка «Сбросить» (рисунок 14). После ее нажатия возвращается исходный список (рисунок 15).</w:t>
-      </w:r>
-    </w:p>
-    <w:p>
-      <w:pPr>
-        <w:rPr>
-          <w:sz w:val="12"/>
-          <w:szCs w:val="12"/>
-        </w:rPr>
-      </w:pPr>
-    </w:p>
+        <w:rPr>
+          <w:rFonts w:ascii="Times New Roman" w:hAnsi="Times New Roman" w:cs="Times New Roman"/>
+          <w:sz w:val="28"/>
+          <w:szCs w:val="28"/>
+        </w:rPr>
+      </w:pPr>
+      <w:r>
+        <w:rPr>
+          <w:rFonts w:ascii="Times New Roman" w:hAnsi="Times New Roman" w:cs="Times New Roman"/>
+          <w:sz w:val="28"/>
+          <w:szCs w:val="28"/>
+        </w:rPr>
+        <w:t>На рисунках 1</w:t>
+      </w:r>
+      <w:r>
+        <w:rPr>
+          <w:rFonts w:ascii="Times New Roman" w:hAnsi="Times New Roman" w:cs="Times New Roman"/>
+          <w:sz w:val="28"/>
+          <w:szCs w:val="28"/>
+        </w:rPr>
+        <w:t>8</w:t>
+      </w:r>
+      <w:r>
+        <w:rPr>
+          <w:rFonts w:ascii="Times New Roman" w:hAnsi="Times New Roman" w:cs="Times New Roman"/>
+          <w:sz w:val="28"/>
+          <w:szCs w:val="28"/>
+        </w:rPr>
+        <w:t>,1</w:t>
+      </w:r>
+      <w:r>
+        <w:rPr>
+          <w:rFonts w:ascii="Times New Roman" w:hAnsi="Times New Roman" w:cs="Times New Roman"/>
+          <w:sz w:val="28"/>
+          <w:szCs w:val="28"/>
+        </w:rPr>
+        <w:t>9</w:t>
+      </w:r>
+      <w:r>
+        <w:rPr>
+          <w:rFonts w:ascii="Times New Roman" w:hAnsi="Times New Roman" w:cs="Times New Roman"/>
+          <w:sz w:val="28"/>
+          <w:szCs w:val="28"/>
+        </w:rPr>
+        <w:t xml:space="preserve"> приведен пример поиска по </w:t>
+      </w:r>
+      <w:r>
+        <w:rPr>
+          <w:rFonts w:ascii="Times New Roman" w:hAnsi="Times New Roman" w:cs="Times New Roman"/>
+          <w:sz w:val="28"/>
+          <w:szCs w:val="28"/>
+        </w:rPr>
+        <w:t>массе</w:t>
+      </w:r>
+      <w:r>
+        <w:rPr>
+          <w:rFonts w:ascii="Times New Roman" w:hAnsi="Times New Roman" w:cs="Times New Roman"/>
+          <w:sz w:val="28"/>
+          <w:szCs w:val="28"/>
+        </w:rPr>
+        <w:t xml:space="preserve"> транспорта</w:t>
+      </w:r>
+      <w:r>
+        <w:rPr>
+          <w:rFonts w:ascii="Times New Roman" w:hAnsi="Times New Roman" w:cs="Times New Roman"/>
+          <w:sz w:val="28"/>
+          <w:szCs w:val="28"/>
+        </w:rPr>
+        <w:t>.</w:t>
+      </w:r>
+    </w:p>
+    <w:p/>
     <w:p>
       <w:pPr>
         <w:keepNext/>
@@ -13071,12 +14717,11 @@
           <w:sz w:val="24"/>
           <w:szCs w:val="24"/>
         </w:rPr>
-        <w:lastRenderedPageBreak/>
         <w:drawing>
-          <wp:inline distT="0" distB="0" distL="0" distR="0" wp14:anchorId="36155EC7" wp14:editId="4F94F9FB">
-            <wp:extent cx="5365630" cy="2345252"/>
-            <wp:effectExtent l="0" t="0" r="6985" b="0"/>
-            <wp:docPr id="26" name="Рисунок 26"/>
+          <wp:inline distT="0" distB="0" distL="0" distR="0" wp14:anchorId="509D620B" wp14:editId="186DEF9B">
+            <wp:extent cx="5167223" cy="2346930"/>
+            <wp:effectExtent l="0" t="0" r="0" b="0"/>
+            <wp:docPr id="30" name="Рисунок 30"/>
             <wp:cNvGraphicFramePr>
               <a:graphicFrameLocks xmlns:a="http://schemas.openxmlformats.org/drawingml/2006/main" noChangeAspect="1"/>
             </wp:cNvGraphicFramePr>
@@ -13096,7 +14741,7 @@
                   <pic:spPr>
                     <a:xfrm>
                       <a:off x="0" y="0"/>
-                      <a:ext cx="5398673" cy="2359695"/>
+                      <a:ext cx="5183029" cy="2354109"/>
                     </a:xfrm>
                     <a:prstGeom prst="rect">
                       <a:avLst/>
@@ -13116,6 +14761,8 @@
         <w:jc w:val="center"/>
         <w:rPr>
           <w:rFonts w:ascii="Times New Roman" w:hAnsi="Times New Roman" w:cs="Times New Roman"/>
+          <w:b/>
+          <w:bCs/>
           <w:i w:val="0"/>
           <w:iCs w:val="0"/>
           <w:color w:val="auto"/>
@@ -13177,7 +14824,7 @@
           <w:sz w:val="24"/>
           <w:szCs w:val="24"/>
         </w:rPr>
-        <w:t>14</w:t>
+        <w:t>18</w:t>
       </w:r>
       <w:r>
         <w:rPr>
@@ -13199,43 +14846,31 @@
           <w:sz w:val="24"/>
           <w:szCs w:val="24"/>
         </w:rPr>
-        <w:t xml:space="preserve"> – </w:t>
-      </w:r>
-      <w:r>
-        <w:rPr>
-          <w:rFonts w:ascii="Times New Roman" w:hAnsi="Times New Roman" w:cs="Times New Roman"/>
-          <w:i w:val="0"/>
-          <w:iCs w:val="0"/>
-          <w:color w:val="auto"/>
-          <w:sz w:val="24"/>
-          <w:szCs w:val="24"/>
-        </w:rPr>
-        <w:t>Тестирование кнопки «</w:t>
-      </w:r>
-      <w:r>
-        <w:rPr>
-          <w:rFonts w:ascii="Times New Roman" w:hAnsi="Times New Roman" w:cs="Times New Roman"/>
-          <w:i w:val="0"/>
-          <w:iCs w:val="0"/>
-          <w:color w:val="auto"/>
-          <w:sz w:val="24"/>
-          <w:szCs w:val="24"/>
-        </w:rPr>
-        <w:t>Сбросить</w:t>
-      </w:r>
-      <w:r>
-        <w:rPr>
-          <w:rFonts w:ascii="Times New Roman" w:hAnsi="Times New Roman" w:cs="Times New Roman"/>
-          <w:i w:val="0"/>
-          <w:iCs w:val="0"/>
-          <w:color w:val="auto"/>
-          <w:sz w:val="24"/>
-          <w:szCs w:val="24"/>
-        </w:rPr>
-        <w:t>»</w:t>
-      </w:r>
-    </w:p>
-    <w:p/>
+        <w:t xml:space="preserve"> – Тестирование кнопки «Найти»</w:t>
+      </w:r>
+      <w:r>
+        <w:rPr>
+          <w:rFonts w:ascii="Times New Roman" w:hAnsi="Times New Roman" w:cs="Times New Roman"/>
+          <w:i w:val="0"/>
+          <w:iCs w:val="0"/>
+          <w:color w:val="auto"/>
+          <w:sz w:val="24"/>
+          <w:szCs w:val="24"/>
+        </w:rPr>
+        <w:t>. Поиск по массе</w:t>
+      </w:r>
+    </w:p>
+    <w:p>
+      <w:pPr>
+        <w:rPr>
+          <w:rFonts w:ascii="Times New Roman" w:hAnsi="Times New Roman" w:cs="Times New Roman"/>
+          <w:b/>
+          <w:bCs/>
+          <w:sz w:val="28"/>
+          <w:szCs w:val="28"/>
+        </w:rPr>
+      </w:pPr>
+    </w:p>
     <w:p>
       <w:pPr>
         <w:keepNext/>
@@ -13255,10 +14890,10 @@
           <w:szCs w:val="24"/>
         </w:rPr>
         <w:drawing>
-          <wp:inline distT="0" distB="0" distL="0" distR="0" wp14:anchorId="2EE26D0B" wp14:editId="2A3AE992">
-            <wp:extent cx="5417388" cy="2461133"/>
-            <wp:effectExtent l="0" t="0" r="0" b="0"/>
-            <wp:docPr id="27" name="Рисунок 27"/>
+          <wp:inline distT="0" distB="0" distL="0" distR="0" wp14:anchorId="307957F4" wp14:editId="5AEE7252">
+            <wp:extent cx="5371150" cy="2441276"/>
+            <wp:effectExtent l="0" t="0" r="1270" b="0"/>
+            <wp:docPr id="31" name="Рисунок 31"/>
             <wp:cNvGraphicFramePr>
               <a:graphicFrameLocks xmlns:a="http://schemas.openxmlformats.org/drawingml/2006/main" noChangeAspect="1"/>
             </wp:cNvGraphicFramePr>
@@ -13278,7 +14913,7 @@
                   <pic:spPr>
                     <a:xfrm>
                       <a:off x="0" y="0"/>
-                      <a:ext cx="5426584" cy="2465311"/>
+                      <a:ext cx="5400462" cy="2454599"/>
                     </a:xfrm>
                     <a:prstGeom prst="rect">
                       <a:avLst/>
@@ -13298,6 +14933,8 @@
         <w:jc w:val="center"/>
         <w:rPr>
           <w:rFonts w:ascii="Times New Roman" w:hAnsi="Times New Roman" w:cs="Times New Roman"/>
+          <w:b/>
+          <w:bCs/>
           <w:i w:val="0"/>
           <w:iCs w:val="0"/>
           <w:color w:val="auto"/>
@@ -13359,7 +14996,7 @@
           <w:sz w:val="24"/>
           <w:szCs w:val="24"/>
         </w:rPr>
-        <w:t>15</w:t>
+        <w:t>19</w:t>
       </w:r>
       <w:r>
         <w:rPr>
@@ -13392,80 +15029,60 @@
           <w:sz w:val="24"/>
           <w:szCs w:val="24"/>
         </w:rPr>
-        <w:t xml:space="preserve">Результат нажатия </w:t>
-      </w:r>
-      <w:r>
-        <w:rPr>
-          <w:rFonts w:ascii="Times New Roman" w:hAnsi="Times New Roman" w:cs="Times New Roman"/>
-          <w:i w:val="0"/>
-          <w:iCs w:val="0"/>
-          <w:color w:val="auto"/>
-          <w:sz w:val="24"/>
-          <w:szCs w:val="24"/>
-        </w:rPr>
-        <w:t>кнопки «Сбросить»</w:t>
-      </w:r>
-      <w:r>
-        <w:rPr>
-          <w:rFonts w:ascii="Times New Roman" w:hAnsi="Times New Roman" w:cs="Times New Roman"/>
-          <w:i w:val="0"/>
-          <w:iCs w:val="0"/>
-          <w:color w:val="auto"/>
-          <w:sz w:val="24"/>
-          <w:szCs w:val="24"/>
-        </w:rPr>
-        <w:t>. Вернулся исходный список</w:t>
-      </w:r>
-    </w:p>
-    <w:p/>
-    <w:p>
-      <w:pPr>
-        <w:spacing w:line="360" w:lineRule="auto"/>
+        <w:t>Результат нажатия</w:t>
+      </w:r>
+      <w:r>
+        <w:rPr>
+          <w:rFonts w:ascii="Times New Roman" w:hAnsi="Times New Roman" w:cs="Times New Roman"/>
+          <w:i w:val="0"/>
+          <w:iCs w:val="0"/>
+          <w:color w:val="auto"/>
+          <w:sz w:val="24"/>
+          <w:szCs w:val="24"/>
+        </w:rPr>
+        <w:t xml:space="preserve"> кнопки «Найти»</w:t>
+      </w:r>
+      <w:r>
+        <w:rPr>
+          <w:rFonts w:ascii="Times New Roman" w:hAnsi="Times New Roman" w:cs="Times New Roman"/>
+          <w:i w:val="0"/>
+          <w:iCs w:val="0"/>
+          <w:color w:val="auto"/>
+          <w:sz w:val="24"/>
+          <w:szCs w:val="24"/>
+        </w:rPr>
+        <w:t>. Найдено два совпадения по массе</w:t>
+      </w:r>
+    </w:p>
+    <w:p>
+      <w:pPr>
+        <w:spacing w:after="0" w:line="360" w:lineRule="auto"/>
         <w:ind w:firstLine="709"/>
-        <w:rPr>
-          <w:rFonts w:ascii="Times New Roman" w:hAnsi="Times New Roman" w:cs="Times New Roman"/>
-          <w:sz w:val="28"/>
-          <w:szCs w:val="28"/>
-        </w:rPr>
-      </w:pPr>
-      <w:r>
-        <w:rPr>
-          <w:rFonts w:ascii="Times New Roman" w:hAnsi="Times New Roman" w:cs="Times New Roman"/>
-          <w:sz w:val="28"/>
-          <w:szCs w:val="28"/>
-        </w:rPr>
-        <w:t xml:space="preserve">На рисунках 16,17 приведен пример поиска по </w:t>
-      </w:r>
-      <w:r>
-        <w:rPr>
-          <w:rFonts w:ascii="Times New Roman" w:hAnsi="Times New Roman" w:cs="Times New Roman"/>
-          <w:sz w:val="28"/>
-          <w:szCs w:val="28"/>
-        </w:rPr>
-        <w:t>мощности</w:t>
-      </w:r>
-      <w:r>
-        <w:rPr>
-          <w:rFonts w:ascii="Times New Roman" w:hAnsi="Times New Roman" w:cs="Times New Roman"/>
-          <w:sz w:val="28"/>
-          <w:szCs w:val="28"/>
-        </w:rPr>
-        <w:t xml:space="preserve"> транспорта</w:t>
-      </w:r>
-      <w:r>
-        <w:rPr>
-          <w:rFonts w:ascii="Times New Roman" w:hAnsi="Times New Roman" w:cs="Times New Roman"/>
-          <w:sz w:val="28"/>
-          <w:szCs w:val="28"/>
-        </w:rPr>
-        <w:t>.</w:t>
-      </w:r>
-    </w:p>
-    <w:p>
-      <w:pPr>
-        <w:rPr>
-          <w:sz w:val="18"/>
-          <w:szCs w:val="18"/>
+        <w:jc w:val="both"/>
+        <w:rPr>
+          <w:rFonts w:ascii="Times New Roman" w:hAnsi="Times New Roman" w:cs="Times New Roman"/>
+          <w:sz w:val="28"/>
+          <w:szCs w:val="28"/>
+        </w:rPr>
+      </w:pPr>
+      <w:r>
+        <w:rPr>
+          <w:rFonts w:ascii="Times New Roman" w:hAnsi="Times New Roman" w:cs="Times New Roman"/>
+          <w:sz w:val="28"/>
+          <w:szCs w:val="28"/>
+        </w:rPr>
+        <w:lastRenderedPageBreak/>
+        <w:t>В случае, если поля поиска не будут заполнены, то всплывет предупреждение «Заполните критерии поиска» (рисунок 20).</w:t>
+      </w:r>
+    </w:p>
+    <w:p>
+      <w:pPr>
+        <w:rPr>
+          <w:rFonts w:ascii="Times New Roman" w:hAnsi="Times New Roman" w:cs="Times New Roman"/>
+          <w:b/>
+          <w:bCs/>
+          <w:sz w:val="28"/>
+          <w:szCs w:val="28"/>
         </w:rPr>
       </w:pPr>
     </w:p>
@@ -13488,10 +15105,10 @@
           <w:szCs w:val="24"/>
         </w:rPr>
         <w:drawing>
-          <wp:inline distT="0" distB="0" distL="0" distR="0" wp14:anchorId="5EDFD136" wp14:editId="6F442289">
-            <wp:extent cx="5753819" cy="2590602"/>
-            <wp:effectExtent l="0" t="0" r="0" b="635"/>
-            <wp:docPr id="28" name="Рисунок 28"/>
+          <wp:inline distT="0" distB="0" distL="0" distR="0" wp14:anchorId="5E663BD4" wp14:editId="1312284F">
+            <wp:extent cx="5940425" cy="2616946"/>
+            <wp:effectExtent l="0" t="0" r="3175" b="0"/>
+            <wp:docPr id="32" name="Рисунок 32"/>
             <wp:cNvGraphicFramePr>
               <a:graphicFrameLocks xmlns:a="http://schemas.openxmlformats.org/drawingml/2006/main" noChangeAspect="1"/>
             </wp:cNvGraphicFramePr>
@@ -13511,877 +15128,6 @@
                   <pic:spPr>
                     <a:xfrm>
                       <a:off x="0" y="0"/>
-                      <a:ext cx="5758408" cy="2592668"/>
-                    </a:xfrm>
-                    <a:prstGeom prst="rect">
-                      <a:avLst/>
-                    </a:prstGeom>
-                  </pic:spPr>
-                </pic:pic>
-              </a:graphicData>
-            </a:graphic>
-          </wp:inline>
-        </w:drawing>
-      </w:r>
-    </w:p>
-    <w:p>
-      <w:pPr>
-        <w:pStyle w:val="a6"/>
-        <w:spacing w:after="0"/>
-        <w:jc w:val="center"/>
-        <w:rPr>
-          <w:rFonts w:ascii="Times New Roman" w:hAnsi="Times New Roman" w:cs="Times New Roman"/>
-          <w:i w:val="0"/>
-          <w:iCs w:val="0"/>
-          <w:color w:val="auto"/>
-          <w:sz w:val="24"/>
-          <w:szCs w:val="24"/>
-        </w:rPr>
-      </w:pPr>
-      <w:r>
-        <w:rPr>
-          <w:rFonts w:ascii="Times New Roman" w:hAnsi="Times New Roman" w:cs="Times New Roman"/>
-          <w:i w:val="0"/>
-          <w:iCs w:val="0"/>
-          <w:color w:val="auto"/>
-          <w:sz w:val="24"/>
-          <w:szCs w:val="24"/>
-        </w:rPr>
-        <w:t xml:space="preserve">Рисунок </w:t>
-      </w:r>
-      <w:r>
-        <w:rPr>
-          <w:rFonts w:ascii="Times New Roman" w:hAnsi="Times New Roman" w:cs="Times New Roman"/>
-          <w:i w:val="0"/>
-          <w:iCs w:val="0"/>
-          <w:color w:val="auto"/>
-          <w:sz w:val="24"/>
-          <w:szCs w:val="24"/>
-        </w:rPr>
-        <w:fldChar w:fldCharType="begin"/>
-      </w:r>
-      <w:r>
-        <w:rPr>
-          <w:rFonts w:ascii="Times New Roman" w:hAnsi="Times New Roman" w:cs="Times New Roman"/>
-          <w:i w:val="0"/>
-          <w:iCs w:val="0"/>
-          <w:color w:val="auto"/>
-          <w:sz w:val="24"/>
-          <w:szCs w:val="24"/>
-        </w:rPr>
-        <w:instrText xml:space="preserve"> SEQ Рисунок \* ARABIC </w:instrText>
-      </w:r>
-      <w:r>
-        <w:rPr>
-          <w:rFonts w:ascii="Times New Roman" w:hAnsi="Times New Roman" w:cs="Times New Roman"/>
-          <w:i w:val="0"/>
-          <w:iCs w:val="0"/>
-          <w:color w:val="auto"/>
-          <w:sz w:val="24"/>
-          <w:szCs w:val="24"/>
-        </w:rPr>
-        <w:fldChar w:fldCharType="separate"/>
-      </w:r>
-      <w:r>
-        <w:rPr>
-          <w:rFonts w:ascii="Times New Roman" w:hAnsi="Times New Roman" w:cs="Times New Roman"/>
-          <w:i w:val="0"/>
-          <w:iCs w:val="0"/>
-          <w:noProof/>
-          <w:color w:val="auto"/>
-          <w:sz w:val="24"/>
-          <w:szCs w:val="24"/>
-        </w:rPr>
-        <w:t>16</w:t>
-      </w:r>
-      <w:r>
-        <w:rPr>
-          <w:rFonts w:ascii="Times New Roman" w:hAnsi="Times New Roman" w:cs="Times New Roman"/>
-          <w:i w:val="0"/>
-          <w:iCs w:val="0"/>
-          <w:color w:val="auto"/>
-          <w:sz w:val="24"/>
-          <w:szCs w:val="24"/>
-        </w:rPr>
-        <w:fldChar w:fldCharType="end"/>
-      </w:r>
-      <w:r>
-        <w:rPr>
-          <w:rFonts w:ascii="Times New Roman" w:hAnsi="Times New Roman" w:cs="Times New Roman"/>
-          <w:i w:val="0"/>
-          <w:iCs w:val="0"/>
-          <w:color w:val="auto"/>
-          <w:sz w:val="24"/>
-          <w:szCs w:val="24"/>
-        </w:rPr>
-        <w:t xml:space="preserve"> – </w:t>
-      </w:r>
-      <w:r>
-        <w:rPr>
-          <w:rFonts w:ascii="Times New Roman" w:hAnsi="Times New Roman" w:cs="Times New Roman"/>
-          <w:i w:val="0"/>
-          <w:iCs w:val="0"/>
-          <w:color w:val="auto"/>
-          <w:sz w:val="24"/>
-          <w:szCs w:val="24"/>
-        </w:rPr>
-        <w:t>Тестирование кнопки «</w:t>
-      </w:r>
-      <w:r>
-        <w:rPr>
-          <w:rFonts w:ascii="Times New Roman" w:hAnsi="Times New Roman" w:cs="Times New Roman"/>
-          <w:i w:val="0"/>
-          <w:iCs w:val="0"/>
-          <w:color w:val="auto"/>
-          <w:sz w:val="24"/>
-          <w:szCs w:val="24"/>
-        </w:rPr>
-        <w:t>Найти</w:t>
-      </w:r>
-      <w:r>
-        <w:rPr>
-          <w:rFonts w:ascii="Times New Roman" w:hAnsi="Times New Roman" w:cs="Times New Roman"/>
-          <w:i w:val="0"/>
-          <w:iCs w:val="0"/>
-          <w:color w:val="auto"/>
-          <w:sz w:val="24"/>
-          <w:szCs w:val="24"/>
-        </w:rPr>
-        <w:t>»</w:t>
-      </w:r>
-      <w:r>
-        <w:rPr>
-          <w:rFonts w:ascii="Times New Roman" w:hAnsi="Times New Roman" w:cs="Times New Roman"/>
-          <w:i w:val="0"/>
-          <w:iCs w:val="0"/>
-          <w:color w:val="auto"/>
-          <w:sz w:val="24"/>
-          <w:szCs w:val="24"/>
-        </w:rPr>
-        <w:t>. Поиск по мощности</w:t>
-      </w:r>
-    </w:p>
-    <w:p>
-      <w:pPr>
-        <w:keepNext/>
-        <w:spacing w:after="0" w:line="240" w:lineRule="auto"/>
-        <w:jc w:val="center"/>
-        <w:rPr>
-          <w:rFonts w:ascii="Times New Roman" w:hAnsi="Times New Roman" w:cs="Times New Roman"/>
-          <w:sz w:val="24"/>
-          <w:szCs w:val="24"/>
-        </w:rPr>
-      </w:pPr>
-      <w:r>
-        <w:rPr>
-          <w:rFonts w:ascii="Times New Roman" w:hAnsi="Times New Roman" w:cs="Times New Roman"/>
-          <w:noProof/>
-          <w:sz w:val="24"/>
-          <w:szCs w:val="24"/>
-        </w:rPr>
-        <w:lastRenderedPageBreak/>
-        <w:drawing>
-          <wp:inline distT="0" distB="0" distL="0" distR="0" wp14:anchorId="3B6A936E" wp14:editId="14C8AE56">
-            <wp:extent cx="5339619" cy="2394409"/>
-            <wp:effectExtent l="0" t="0" r="0" b="6350"/>
-            <wp:docPr id="29" name="Рисунок 29"/>
-            <wp:cNvGraphicFramePr>
-              <a:graphicFrameLocks xmlns:a="http://schemas.openxmlformats.org/drawingml/2006/main" noChangeAspect="1"/>
-            </wp:cNvGraphicFramePr>
-            <a:graphic xmlns:a="http://schemas.openxmlformats.org/drawingml/2006/main">
-              <a:graphicData uri="http://schemas.openxmlformats.org/drawingml/2006/picture">
-                <pic:pic xmlns:pic="http://schemas.openxmlformats.org/drawingml/2006/picture">
-                  <pic:nvPicPr>
-                    <pic:cNvPr id="1" name=""/>
-                    <pic:cNvPicPr/>
-                  </pic:nvPicPr>
-                  <pic:blipFill>
-                    <a:blip r:embed="rId29"/>
-                    <a:stretch>
-                      <a:fillRect/>
-                    </a:stretch>
-                  </pic:blipFill>
-                  <pic:spPr>
-                    <a:xfrm>
-                      <a:off x="0" y="0"/>
-                      <a:ext cx="5357458" cy="2402409"/>
-                    </a:xfrm>
-                    <a:prstGeom prst="rect">
-                      <a:avLst/>
-                    </a:prstGeom>
-                  </pic:spPr>
-                </pic:pic>
-              </a:graphicData>
-            </a:graphic>
-          </wp:inline>
-        </w:drawing>
-      </w:r>
-    </w:p>
-    <w:p>
-      <w:pPr>
-        <w:pStyle w:val="a6"/>
-        <w:spacing w:after="0"/>
-        <w:jc w:val="center"/>
-        <w:rPr>
-          <w:rFonts w:ascii="Times New Roman" w:hAnsi="Times New Roman" w:cs="Times New Roman"/>
-          <w:i w:val="0"/>
-          <w:iCs w:val="0"/>
-          <w:color w:val="auto"/>
-          <w:sz w:val="24"/>
-          <w:szCs w:val="24"/>
-        </w:rPr>
-      </w:pPr>
-      <w:r>
-        <w:rPr>
-          <w:rFonts w:ascii="Times New Roman" w:hAnsi="Times New Roman" w:cs="Times New Roman"/>
-          <w:i w:val="0"/>
-          <w:iCs w:val="0"/>
-          <w:color w:val="auto"/>
-          <w:sz w:val="24"/>
-          <w:szCs w:val="24"/>
-        </w:rPr>
-        <w:t xml:space="preserve">Рисунок </w:t>
-      </w:r>
-      <w:r>
-        <w:rPr>
-          <w:rFonts w:ascii="Times New Roman" w:hAnsi="Times New Roman" w:cs="Times New Roman"/>
-          <w:i w:val="0"/>
-          <w:iCs w:val="0"/>
-          <w:color w:val="auto"/>
-          <w:sz w:val="24"/>
-          <w:szCs w:val="24"/>
-        </w:rPr>
-        <w:fldChar w:fldCharType="begin"/>
-      </w:r>
-      <w:r>
-        <w:rPr>
-          <w:rFonts w:ascii="Times New Roman" w:hAnsi="Times New Roman" w:cs="Times New Roman"/>
-          <w:i w:val="0"/>
-          <w:iCs w:val="0"/>
-          <w:color w:val="auto"/>
-          <w:sz w:val="24"/>
-          <w:szCs w:val="24"/>
-        </w:rPr>
-        <w:instrText xml:space="preserve"> SEQ Рисунок \* ARABIC </w:instrText>
-      </w:r>
-      <w:r>
-        <w:rPr>
-          <w:rFonts w:ascii="Times New Roman" w:hAnsi="Times New Roman" w:cs="Times New Roman"/>
-          <w:i w:val="0"/>
-          <w:iCs w:val="0"/>
-          <w:color w:val="auto"/>
-          <w:sz w:val="24"/>
-          <w:szCs w:val="24"/>
-        </w:rPr>
-        <w:fldChar w:fldCharType="separate"/>
-      </w:r>
-      <w:r>
-        <w:rPr>
-          <w:rFonts w:ascii="Times New Roman" w:hAnsi="Times New Roman" w:cs="Times New Roman"/>
-          <w:i w:val="0"/>
-          <w:iCs w:val="0"/>
-          <w:noProof/>
-          <w:color w:val="auto"/>
-          <w:sz w:val="24"/>
-          <w:szCs w:val="24"/>
-        </w:rPr>
-        <w:t>17</w:t>
-      </w:r>
-      <w:r>
-        <w:rPr>
-          <w:rFonts w:ascii="Times New Roman" w:hAnsi="Times New Roman" w:cs="Times New Roman"/>
-          <w:i w:val="0"/>
-          <w:iCs w:val="0"/>
-          <w:color w:val="auto"/>
-          <w:sz w:val="24"/>
-          <w:szCs w:val="24"/>
-        </w:rPr>
-        <w:fldChar w:fldCharType="end"/>
-      </w:r>
-      <w:r>
-        <w:rPr>
-          <w:rFonts w:ascii="Times New Roman" w:hAnsi="Times New Roman" w:cs="Times New Roman"/>
-          <w:i w:val="0"/>
-          <w:iCs w:val="0"/>
-          <w:color w:val="auto"/>
-          <w:sz w:val="24"/>
-          <w:szCs w:val="24"/>
-        </w:rPr>
-        <w:t xml:space="preserve"> –</w:t>
-      </w:r>
-      <w:r>
-        <w:rPr>
-          <w:rFonts w:ascii="Times New Roman" w:hAnsi="Times New Roman" w:cs="Times New Roman"/>
-          <w:i w:val="0"/>
-          <w:iCs w:val="0"/>
-          <w:color w:val="auto"/>
-          <w:sz w:val="24"/>
-          <w:szCs w:val="24"/>
-        </w:rPr>
-        <w:t xml:space="preserve"> </w:t>
-      </w:r>
-      <w:r>
-        <w:rPr>
-          <w:rFonts w:ascii="Times New Roman" w:hAnsi="Times New Roman" w:cs="Times New Roman"/>
-          <w:i w:val="0"/>
-          <w:iCs w:val="0"/>
-          <w:color w:val="auto"/>
-          <w:sz w:val="24"/>
-          <w:szCs w:val="24"/>
-        </w:rPr>
-        <w:t>Результат нажатия</w:t>
-      </w:r>
-      <w:r>
-        <w:rPr>
-          <w:rFonts w:ascii="Times New Roman" w:hAnsi="Times New Roman" w:cs="Times New Roman"/>
-          <w:i w:val="0"/>
-          <w:iCs w:val="0"/>
-          <w:color w:val="auto"/>
-          <w:sz w:val="24"/>
-          <w:szCs w:val="24"/>
-        </w:rPr>
-        <w:t xml:space="preserve"> кнопки «</w:t>
-      </w:r>
-      <w:r>
-        <w:rPr>
-          <w:rFonts w:ascii="Times New Roman" w:hAnsi="Times New Roman" w:cs="Times New Roman"/>
-          <w:i w:val="0"/>
-          <w:iCs w:val="0"/>
-          <w:color w:val="auto"/>
-          <w:sz w:val="24"/>
-          <w:szCs w:val="24"/>
-        </w:rPr>
-        <w:t>Найти</w:t>
-      </w:r>
-      <w:r>
-        <w:rPr>
-          <w:rFonts w:ascii="Times New Roman" w:hAnsi="Times New Roman" w:cs="Times New Roman"/>
-          <w:i w:val="0"/>
-          <w:iCs w:val="0"/>
-          <w:color w:val="auto"/>
-          <w:sz w:val="24"/>
-          <w:szCs w:val="24"/>
-        </w:rPr>
-        <w:t>»</w:t>
-      </w:r>
-      <w:r>
-        <w:rPr>
-          <w:rFonts w:ascii="Times New Roman" w:hAnsi="Times New Roman" w:cs="Times New Roman"/>
-          <w:i w:val="0"/>
-          <w:iCs w:val="0"/>
-          <w:color w:val="auto"/>
-          <w:sz w:val="24"/>
-          <w:szCs w:val="24"/>
-        </w:rPr>
-        <w:t>. Найдено два совпадения по мощности</w:t>
-      </w:r>
-    </w:p>
-    <w:p/>
-    <w:p>
-      <w:pPr>
-        <w:spacing w:line="360" w:lineRule="auto"/>
-        <w:ind w:firstLine="709"/>
-        <w:rPr>
-          <w:rFonts w:ascii="Times New Roman" w:hAnsi="Times New Roman" w:cs="Times New Roman"/>
-          <w:sz w:val="28"/>
-          <w:szCs w:val="28"/>
-        </w:rPr>
-      </w:pPr>
-      <w:r>
-        <w:rPr>
-          <w:rFonts w:ascii="Times New Roman" w:hAnsi="Times New Roman" w:cs="Times New Roman"/>
-          <w:sz w:val="28"/>
-          <w:szCs w:val="28"/>
-        </w:rPr>
-        <w:t>На рисунках 1</w:t>
-      </w:r>
-      <w:r>
-        <w:rPr>
-          <w:rFonts w:ascii="Times New Roman" w:hAnsi="Times New Roman" w:cs="Times New Roman"/>
-          <w:sz w:val="28"/>
-          <w:szCs w:val="28"/>
-        </w:rPr>
-        <w:t>8</w:t>
-      </w:r>
-      <w:r>
-        <w:rPr>
-          <w:rFonts w:ascii="Times New Roman" w:hAnsi="Times New Roman" w:cs="Times New Roman"/>
-          <w:sz w:val="28"/>
-          <w:szCs w:val="28"/>
-        </w:rPr>
-        <w:t>,1</w:t>
-      </w:r>
-      <w:r>
-        <w:rPr>
-          <w:rFonts w:ascii="Times New Roman" w:hAnsi="Times New Roman" w:cs="Times New Roman"/>
-          <w:sz w:val="28"/>
-          <w:szCs w:val="28"/>
-        </w:rPr>
-        <w:t>9</w:t>
-      </w:r>
-      <w:r>
-        <w:rPr>
-          <w:rFonts w:ascii="Times New Roman" w:hAnsi="Times New Roman" w:cs="Times New Roman"/>
-          <w:sz w:val="28"/>
-          <w:szCs w:val="28"/>
-        </w:rPr>
-        <w:t xml:space="preserve"> приведен пример поиска по </w:t>
-      </w:r>
-      <w:r>
-        <w:rPr>
-          <w:rFonts w:ascii="Times New Roman" w:hAnsi="Times New Roman" w:cs="Times New Roman"/>
-          <w:sz w:val="28"/>
-          <w:szCs w:val="28"/>
-        </w:rPr>
-        <w:t>массе</w:t>
-      </w:r>
-      <w:r>
-        <w:rPr>
-          <w:rFonts w:ascii="Times New Roman" w:hAnsi="Times New Roman" w:cs="Times New Roman"/>
-          <w:sz w:val="28"/>
-          <w:szCs w:val="28"/>
-        </w:rPr>
-        <w:t xml:space="preserve"> транспорта</w:t>
-      </w:r>
-      <w:r>
-        <w:rPr>
-          <w:rFonts w:ascii="Times New Roman" w:hAnsi="Times New Roman" w:cs="Times New Roman"/>
-          <w:sz w:val="28"/>
-          <w:szCs w:val="28"/>
-        </w:rPr>
-        <w:t>.</w:t>
-      </w:r>
-    </w:p>
-    <w:p/>
-    <w:p>
-      <w:pPr>
-        <w:keepNext/>
-        <w:spacing w:after="0" w:line="240" w:lineRule="auto"/>
-        <w:jc w:val="center"/>
-        <w:rPr>
-          <w:rFonts w:ascii="Times New Roman" w:hAnsi="Times New Roman" w:cs="Times New Roman"/>
-          <w:sz w:val="24"/>
-          <w:szCs w:val="24"/>
-        </w:rPr>
-      </w:pPr>
-      <w:r>
-        <w:rPr>
-          <w:rFonts w:ascii="Times New Roman" w:hAnsi="Times New Roman" w:cs="Times New Roman"/>
-          <w:noProof/>
-          <w:sz w:val="24"/>
-          <w:szCs w:val="24"/>
-        </w:rPr>
-        <w:drawing>
-          <wp:inline distT="0" distB="0" distL="0" distR="0" wp14:anchorId="509D620B" wp14:editId="186DEF9B">
-            <wp:extent cx="5167223" cy="2346930"/>
-            <wp:effectExtent l="0" t="0" r="0" b="0"/>
-            <wp:docPr id="30" name="Рисунок 30"/>
-            <wp:cNvGraphicFramePr>
-              <a:graphicFrameLocks xmlns:a="http://schemas.openxmlformats.org/drawingml/2006/main" noChangeAspect="1"/>
-            </wp:cNvGraphicFramePr>
-            <a:graphic xmlns:a="http://schemas.openxmlformats.org/drawingml/2006/main">
-              <a:graphicData uri="http://schemas.openxmlformats.org/drawingml/2006/picture">
-                <pic:pic xmlns:pic="http://schemas.openxmlformats.org/drawingml/2006/picture">
-                  <pic:nvPicPr>
-                    <pic:cNvPr id="1" name=""/>
-                    <pic:cNvPicPr/>
-                  </pic:nvPicPr>
-                  <pic:blipFill>
-                    <a:blip r:embed="rId30"/>
-                    <a:stretch>
-                      <a:fillRect/>
-                    </a:stretch>
-                  </pic:blipFill>
-                  <pic:spPr>
-                    <a:xfrm>
-                      <a:off x="0" y="0"/>
-                      <a:ext cx="5183029" cy="2354109"/>
-                    </a:xfrm>
-                    <a:prstGeom prst="rect">
-                      <a:avLst/>
-                    </a:prstGeom>
-                  </pic:spPr>
-                </pic:pic>
-              </a:graphicData>
-            </a:graphic>
-          </wp:inline>
-        </w:drawing>
-      </w:r>
-    </w:p>
-    <w:p>
-      <w:pPr>
-        <w:pStyle w:val="a6"/>
-        <w:spacing w:after="0"/>
-        <w:jc w:val="center"/>
-        <w:rPr>
-          <w:rFonts w:ascii="Times New Roman" w:hAnsi="Times New Roman" w:cs="Times New Roman"/>
-          <w:b/>
-          <w:bCs/>
-          <w:i w:val="0"/>
-          <w:iCs w:val="0"/>
-          <w:color w:val="auto"/>
-          <w:sz w:val="24"/>
-          <w:szCs w:val="24"/>
-        </w:rPr>
-      </w:pPr>
-      <w:r>
-        <w:rPr>
-          <w:rFonts w:ascii="Times New Roman" w:hAnsi="Times New Roman" w:cs="Times New Roman"/>
-          <w:i w:val="0"/>
-          <w:iCs w:val="0"/>
-          <w:color w:val="auto"/>
-          <w:sz w:val="24"/>
-          <w:szCs w:val="24"/>
-        </w:rPr>
-        <w:t xml:space="preserve">Рисунок </w:t>
-      </w:r>
-      <w:r>
-        <w:rPr>
-          <w:rFonts w:ascii="Times New Roman" w:hAnsi="Times New Roman" w:cs="Times New Roman"/>
-          <w:i w:val="0"/>
-          <w:iCs w:val="0"/>
-          <w:color w:val="auto"/>
-          <w:sz w:val="24"/>
-          <w:szCs w:val="24"/>
-        </w:rPr>
-        <w:fldChar w:fldCharType="begin"/>
-      </w:r>
-      <w:r>
-        <w:rPr>
-          <w:rFonts w:ascii="Times New Roman" w:hAnsi="Times New Roman" w:cs="Times New Roman"/>
-          <w:i w:val="0"/>
-          <w:iCs w:val="0"/>
-          <w:color w:val="auto"/>
-          <w:sz w:val="24"/>
-          <w:szCs w:val="24"/>
-        </w:rPr>
-        <w:instrText xml:space="preserve"> SEQ Рисунок \* ARABIC </w:instrText>
-      </w:r>
-      <w:r>
-        <w:rPr>
-          <w:rFonts w:ascii="Times New Roman" w:hAnsi="Times New Roman" w:cs="Times New Roman"/>
-          <w:i w:val="0"/>
-          <w:iCs w:val="0"/>
-          <w:color w:val="auto"/>
-          <w:sz w:val="24"/>
-          <w:szCs w:val="24"/>
-        </w:rPr>
-        <w:fldChar w:fldCharType="separate"/>
-      </w:r>
-      <w:r>
-        <w:rPr>
-          <w:rFonts w:ascii="Times New Roman" w:hAnsi="Times New Roman" w:cs="Times New Roman"/>
-          <w:i w:val="0"/>
-          <w:iCs w:val="0"/>
-          <w:noProof/>
-          <w:color w:val="auto"/>
-          <w:sz w:val="24"/>
-          <w:szCs w:val="24"/>
-        </w:rPr>
-        <w:t>18</w:t>
-      </w:r>
-      <w:r>
-        <w:rPr>
-          <w:rFonts w:ascii="Times New Roman" w:hAnsi="Times New Roman" w:cs="Times New Roman"/>
-          <w:i w:val="0"/>
-          <w:iCs w:val="0"/>
-          <w:color w:val="auto"/>
-          <w:sz w:val="24"/>
-          <w:szCs w:val="24"/>
-        </w:rPr>
-        <w:fldChar w:fldCharType="end"/>
-      </w:r>
-      <w:r>
-        <w:rPr>
-          <w:rFonts w:ascii="Times New Roman" w:hAnsi="Times New Roman" w:cs="Times New Roman"/>
-          <w:i w:val="0"/>
-          <w:iCs w:val="0"/>
-          <w:color w:val="auto"/>
-          <w:sz w:val="24"/>
-          <w:szCs w:val="24"/>
-        </w:rPr>
-        <w:t xml:space="preserve"> – Тестирование кнопки «Найти»</w:t>
-      </w:r>
-      <w:r>
-        <w:rPr>
-          <w:rFonts w:ascii="Times New Roman" w:hAnsi="Times New Roman" w:cs="Times New Roman"/>
-          <w:i w:val="0"/>
-          <w:iCs w:val="0"/>
-          <w:color w:val="auto"/>
-          <w:sz w:val="24"/>
-          <w:szCs w:val="24"/>
-        </w:rPr>
-        <w:t>. Поиск по массе</w:t>
-      </w:r>
-    </w:p>
-    <w:p>
-      <w:pPr>
-        <w:rPr>
-          <w:rFonts w:ascii="Times New Roman" w:hAnsi="Times New Roman" w:cs="Times New Roman"/>
-          <w:b/>
-          <w:bCs/>
-          <w:sz w:val="28"/>
-          <w:szCs w:val="28"/>
-        </w:rPr>
-      </w:pPr>
-    </w:p>
-    <w:p>
-      <w:pPr>
-        <w:keepNext/>
-        <w:spacing w:after="0" w:line="240" w:lineRule="auto"/>
-        <w:jc w:val="center"/>
-        <w:rPr>
-          <w:rFonts w:ascii="Times New Roman" w:hAnsi="Times New Roman" w:cs="Times New Roman"/>
-          <w:sz w:val="24"/>
-          <w:szCs w:val="24"/>
-        </w:rPr>
-      </w:pPr>
-      <w:r>
-        <w:rPr>
-          <w:rFonts w:ascii="Times New Roman" w:hAnsi="Times New Roman" w:cs="Times New Roman"/>
-          <w:noProof/>
-          <w:sz w:val="24"/>
-          <w:szCs w:val="24"/>
-        </w:rPr>
-        <w:drawing>
-          <wp:inline distT="0" distB="0" distL="0" distR="0" wp14:anchorId="307957F4" wp14:editId="5AEE7252">
-            <wp:extent cx="5371150" cy="2441276"/>
-            <wp:effectExtent l="0" t="0" r="1270" b="0"/>
-            <wp:docPr id="31" name="Рисунок 31"/>
-            <wp:cNvGraphicFramePr>
-              <a:graphicFrameLocks xmlns:a="http://schemas.openxmlformats.org/drawingml/2006/main" noChangeAspect="1"/>
-            </wp:cNvGraphicFramePr>
-            <a:graphic xmlns:a="http://schemas.openxmlformats.org/drawingml/2006/main">
-              <a:graphicData uri="http://schemas.openxmlformats.org/drawingml/2006/picture">
-                <pic:pic xmlns:pic="http://schemas.openxmlformats.org/drawingml/2006/picture">
-                  <pic:nvPicPr>
-                    <pic:cNvPr id="1" name=""/>
-                    <pic:cNvPicPr/>
-                  </pic:nvPicPr>
-                  <pic:blipFill>
-                    <a:blip r:embed="rId31"/>
-                    <a:stretch>
-                      <a:fillRect/>
-                    </a:stretch>
-                  </pic:blipFill>
-                  <pic:spPr>
-                    <a:xfrm>
-                      <a:off x="0" y="0"/>
-                      <a:ext cx="5400462" cy="2454599"/>
-                    </a:xfrm>
-                    <a:prstGeom prst="rect">
-                      <a:avLst/>
-                    </a:prstGeom>
-                  </pic:spPr>
-                </pic:pic>
-              </a:graphicData>
-            </a:graphic>
-          </wp:inline>
-        </w:drawing>
-      </w:r>
-    </w:p>
-    <w:p>
-      <w:pPr>
-        <w:pStyle w:val="a6"/>
-        <w:spacing w:after="0"/>
-        <w:jc w:val="center"/>
-        <w:rPr>
-          <w:rFonts w:ascii="Times New Roman" w:hAnsi="Times New Roman" w:cs="Times New Roman"/>
-          <w:b/>
-          <w:bCs/>
-          <w:i w:val="0"/>
-          <w:iCs w:val="0"/>
-          <w:color w:val="auto"/>
-          <w:sz w:val="24"/>
-          <w:szCs w:val="24"/>
-        </w:rPr>
-      </w:pPr>
-      <w:r>
-        <w:rPr>
-          <w:rFonts w:ascii="Times New Roman" w:hAnsi="Times New Roman" w:cs="Times New Roman"/>
-          <w:i w:val="0"/>
-          <w:iCs w:val="0"/>
-          <w:color w:val="auto"/>
-          <w:sz w:val="24"/>
-          <w:szCs w:val="24"/>
-        </w:rPr>
-        <w:t xml:space="preserve">Рисунок </w:t>
-      </w:r>
-      <w:r>
-        <w:rPr>
-          <w:rFonts w:ascii="Times New Roman" w:hAnsi="Times New Roman" w:cs="Times New Roman"/>
-          <w:i w:val="0"/>
-          <w:iCs w:val="0"/>
-          <w:color w:val="auto"/>
-          <w:sz w:val="24"/>
-          <w:szCs w:val="24"/>
-        </w:rPr>
-        <w:fldChar w:fldCharType="begin"/>
-      </w:r>
-      <w:r>
-        <w:rPr>
-          <w:rFonts w:ascii="Times New Roman" w:hAnsi="Times New Roman" w:cs="Times New Roman"/>
-          <w:i w:val="0"/>
-          <w:iCs w:val="0"/>
-          <w:color w:val="auto"/>
-          <w:sz w:val="24"/>
-          <w:szCs w:val="24"/>
-        </w:rPr>
-        <w:instrText xml:space="preserve"> SEQ Рисунок \* ARABIC </w:instrText>
-      </w:r>
-      <w:r>
-        <w:rPr>
-          <w:rFonts w:ascii="Times New Roman" w:hAnsi="Times New Roman" w:cs="Times New Roman"/>
-          <w:i w:val="0"/>
-          <w:iCs w:val="0"/>
-          <w:color w:val="auto"/>
-          <w:sz w:val="24"/>
-          <w:szCs w:val="24"/>
-        </w:rPr>
-        <w:fldChar w:fldCharType="separate"/>
-      </w:r>
-      <w:r>
-        <w:rPr>
-          <w:rFonts w:ascii="Times New Roman" w:hAnsi="Times New Roman" w:cs="Times New Roman"/>
-          <w:i w:val="0"/>
-          <w:iCs w:val="0"/>
-          <w:noProof/>
-          <w:color w:val="auto"/>
-          <w:sz w:val="24"/>
-          <w:szCs w:val="24"/>
-        </w:rPr>
-        <w:t>19</w:t>
-      </w:r>
-      <w:r>
-        <w:rPr>
-          <w:rFonts w:ascii="Times New Roman" w:hAnsi="Times New Roman" w:cs="Times New Roman"/>
-          <w:i w:val="0"/>
-          <w:iCs w:val="0"/>
-          <w:color w:val="auto"/>
-          <w:sz w:val="24"/>
-          <w:szCs w:val="24"/>
-        </w:rPr>
-        <w:fldChar w:fldCharType="end"/>
-      </w:r>
-      <w:r>
-        <w:rPr>
-          <w:rFonts w:ascii="Times New Roman" w:hAnsi="Times New Roman" w:cs="Times New Roman"/>
-          <w:i w:val="0"/>
-          <w:iCs w:val="0"/>
-          <w:color w:val="auto"/>
-          <w:sz w:val="24"/>
-          <w:szCs w:val="24"/>
-        </w:rPr>
-        <w:t xml:space="preserve"> – </w:t>
-      </w:r>
-      <w:r>
-        <w:rPr>
-          <w:rFonts w:ascii="Times New Roman" w:hAnsi="Times New Roman" w:cs="Times New Roman"/>
-          <w:i w:val="0"/>
-          <w:iCs w:val="0"/>
-          <w:color w:val="auto"/>
-          <w:sz w:val="24"/>
-          <w:szCs w:val="24"/>
-        </w:rPr>
-        <w:t>Результат нажатия</w:t>
-      </w:r>
-      <w:r>
-        <w:rPr>
-          <w:rFonts w:ascii="Times New Roman" w:hAnsi="Times New Roman" w:cs="Times New Roman"/>
-          <w:i w:val="0"/>
-          <w:iCs w:val="0"/>
-          <w:color w:val="auto"/>
-          <w:sz w:val="24"/>
-          <w:szCs w:val="24"/>
-        </w:rPr>
-        <w:t xml:space="preserve"> кнопки «Найти»</w:t>
-      </w:r>
-      <w:r>
-        <w:rPr>
-          <w:rFonts w:ascii="Times New Roman" w:hAnsi="Times New Roman" w:cs="Times New Roman"/>
-          <w:i w:val="0"/>
-          <w:iCs w:val="0"/>
-          <w:color w:val="auto"/>
-          <w:sz w:val="24"/>
-          <w:szCs w:val="24"/>
-        </w:rPr>
-        <w:t>. Найдено два совпадения по массе</w:t>
-      </w:r>
-    </w:p>
-    <w:p>
-      <w:pPr>
-        <w:spacing w:after="0" w:line="360" w:lineRule="auto"/>
-        <w:ind w:firstLine="709"/>
-        <w:jc w:val="both"/>
-        <w:rPr>
-          <w:rFonts w:ascii="Times New Roman" w:hAnsi="Times New Roman" w:cs="Times New Roman"/>
-          <w:sz w:val="28"/>
-          <w:szCs w:val="28"/>
-        </w:rPr>
-      </w:pPr>
-      <w:r>
-        <w:rPr>
-          <w:rFonts w:ascii="Times New Roman" w:hAnsi="Times New Roman" w:cs="Times New Roman"/>
-          <w:sz w:val="28"/>
-          <w:szCs w:val="28"/>
-        </w:rPr>
-        <w:lastRenderedPageBreak/>
-        <w:t>В случае, если поля поиска не будут заполнены, то всплывет предупреждение «Заполните критерии поиска» (рисунок 20).</w:t>
-      </w:r>
-    </w:p>
-    <w:p>
-      <w:pPr>
-        <w:rPr>
-          <w:rFonts w:ascii="Times New Roman" w:hAnsi="Times New Roman" w:cs="Times New Roman"/>
-          <w:b/>
-          <w:bCs/>
-          <w:sz w:val="28"/>
-          <w:szCs w:val="28"/>
-        </w:rPr>
-      </w:pPr>
-    </w:p>
-    <w:p>
-      <w:pPr>
-        <w:keepNext/>
-        <w:spacing w:after="0" w:line="240" w:lineRule="auto"/>
-        <w:jc w:val="center"/>
-        <w:rPr>
-          <w:rFonts w:ascii="Times New Roman" w:hAnsi="Times New Roman" w:cs="Times New Roman"/>
-          <w:sz w:val="24"/>
-          <w:szCs w:val="24"/>
-        </w:rPr>
-      </w:pPr>
-      <w:r>
-        <w:rPr>
-          <w:rFonts w:ascii="Times New Roman" w:hAnsi="Times New Roman" w:cs="Times New Roman"/>
-          <w:noProof/>
-          <w:sz w:val="24"/>
-          <w:szCs w:val="24"/>
-        </w:rPr>
-        <w:drawing>
-          <wp:inline distT="0" distB="0" distL="0" distR="0" wp14:anchorId="5E663BD4" wp14:editId="1312284F">
-            <wp:extent cx="5940425" cy="2616946"/>
-            <wp:effectExtent l="0" t="0" r="3175" b="0"/>
-            <wp:docPr id="32" name="Рисунок 32"/>
-            <wp:cNvGraphicFramePr>
-              <a:graphicFrameLocks xmlns:a="http://schemas.openxmlformats.org/drawingml/2006/main" noChangeAspect="1"/>
-            </wp:cNvGraphicFramePr>
-            <a:graphic xmlns:a="http://schemas.openxmlformats.org/drawingml/2006/main">
-              <a:graphicData uri="http://schemas.openxmlformats.org/drawingml/2006/picture">
-                <pic:pic xmlns:pic="http://schemas.openxmlformats.org/drawingml/2006/picture">
-                  <pic:nvPicPr>
-                    <pic:cNvPr id="1" name=""/>
-                    <pic:cNvPicPr/>
-                  </pic:nvPicPr>
-                  <pic:blipFill>
-                    <a:blip r:embed="rId32"/>
-                    <a:stretch>
-                      <a:fillRect/>
-                    </a:stretch>
-                  </pic:blipFill>
-                  <pic:spPr>
-                    <a:xfrm>
-                      <a:off x="0" y="0"/>
                       <a:ext cx="5944761" cy="2618856"/>
                     </a:xfrm>
                     <a:prstGeom prst="rect">
@@ -14513,7 +15259,7 @@
           <w:szCs w:val="28"/>
         </w:rPr>
       </w:pPr>
-      <w:bookmarkStart w:id="37" w:name="_Toc169642565"/>
+      <w:bookmarkStart w:id="36" w:name="_Toc169642565"/>
       <w:r>
         <w:rPr>
           <w:rFonts w:ascii="Times New Roman" w:hAnsi="Times New Roman" w:cs="Times New Roman"/>
@@ -14564,7 +15310,7 @@
         </w:rPr>
         <w:t xml:space="preserve"> «Сохранить»</w:t>
       </w:r>
-      <w:bookmarkEnd w:id="37"/>
+      <w:bookmarkEnd w:id="36"/>
     </w:p>
     <w:p>
       <w:pPr>
@@ -14664,7 +15410,7 @@
                     </pic:cNvPicPr>
                   </pic:nvPicPr>
                   <pic:blipFill>
-                    <a:blip r:embed="rId33">
+                    <a:blip r:embed="rId29">
                       <a:extLst>
                         <a:ext uri="{28A0092B-C50C-407E-A947-70E740481C1C}">
                           <a14:useLocalDpi xmlns:a14="http://schemas.microsoft.com/office/drawing/2010/main" val="0"/>
@@ -14903,7 +15649,7 @@
                     <pic:cNvPicPr/>
                   </pic:nvPicPr>
                   <pic:blipFill>
-                    <a:blip r:embed="rId34"/>
+                    <a:blip r:embed="rId30"/>
                     <a:stretch>
                       <a:fillRect/>
                     </a:stretch>
@@ -15113,7 +15859,7 @@
                     <pic:cNvPicPr/>
                   </pic:nvPicPr>
                   <pic:blipFill rotWithShape="1">
-                    <a:blip r:embed="rId35"/>
+                    <a:blip r:embed="rId31"/>
                     <a:srcRect l="839" t="1402" r="1237"/>
                     <a:stretch/>
                   </pic:blipFill>
@@ -15253,7 +15999,7 @@
           <w:szCs w:val="28"/>
         </w:rPr>
       </w:pPr>
-      <w:bookmarkStart w:id="38" w:name="_Toc169642566"/>
+      <w:bookmarkStart w:id="37" w:name="_Toc169642566"/>
       <w:r>
         <w:rPr>
           <w:rFonts w:ascii="Times New Roman" w:hAnsi="Times New Roman" w:cs="Times New Roman"/>
@@ -15325,7 +16071,7 @@
         </w:rPr>
         <w:t>»</w:t>
       </w:r>
-      <w:bookmarkEnd w:id="38"/>
+      <w:bookmarkEnd w:id="37"/>
     </w:p>
     <w:p/>
     <w:p>
@@ -15391,7 +16137,7 @@
                     <pic:cNvPicPr/>
                   </pic:nvPicPr>
                   <pic:blipFill>
-                    <a:blip r:embed="rId36"/>
+                    <a:blip r:embed="rId32"/>
                     <a:stretch>
                       <a:fillRect/>
                     </a:stretch>
@@ -15584,7 +16330,7 @@
                     <pic:cNvPicPr/>
                   </pic:nvPicPr>
                   <pic:blipFill rotWithShape="1">
-                    <a:blip r:embed="rId37"/>
+                    <a:blip r:embed="rId33"/>
                     <a:srcRect l="689"/>
                     <a:stretch/>
                   </pic:blipFill>
@@ -15817,7 +16563,7 @@
                     <pic:cNvPicPr/>
                   </pic:nvPicPr>
                   <pic:blipFill rotWithShape="1">
-                    <a:blip r:embed="rId38"/>
+                    <a:blip r:embed="rId34"/>
                     <a:srcRect l="695" t="1619"/>
                     <a:stretch/>
                   </pic:blipFill>
@@ -16030,7 +16776,43 @@
           <w:sz w:val="28"/>
           <w:szCs w:val="28"/>
         </w:rPr>
-        <w:t>1. А.А. Калентьев, Д.В. Гарайс, А.Е. Горяинов Новые технологии в программировании, Учебное пособие, Томск «Эль Контент» 2014, – 176 с.</w:t>
+        <w:t xml:space="preserve">1. А.А. </w:t>
+      </w:r>
+      <w:proofErr w:type="spellStart"/>
+      <w:r>
+        <w:rPr>
+          <w:rFonts w:ascii="Times New Roman" w:hAnsi="Times New Roman" w:cs="Times New Roman"/>
+          <w:sz w:val="28"/>
+          <w:szCs w:val="28"/>
+        </w:rPr>
+        <w:t>Калентьев</w:t>
+      </w:r>
+      <w:proofErr w:type="spellEnd"/>
+      <w:r>
+        <w:rPr>
+          <w:rFonts w:ascii="Times New Roman" w:hAnsi="Times New Roman" w:cs="Times New Roman"/>
+          <w:sz w:val="28"/>
+          <w:szCs w:val="28"/>
+        </w:rPr>
+        <w:t xml:space="preserve">, Д.В. </w:t>
+      </w:r>
+      <w:proofErr w:type="spellStart"/>
+      <w:r>
+        <w:rPr>
+          <w:rFonts w:ascii="Times New Roman" w:hAnsi="Times New Roman" w:cs="Times New Roman"/>
+          <w:sz w:val="28"/>
+          <w:szCs w:val="28"/>
+        </w:rPr>
+        <w:t>Гарайс</w:t>
+      </w:r>
+      <w:proofErr w:type="spellEnd"/>
+      <w:r>
+        <w:rPr>
+          <w:rFonts w:ascii="Times New Roman" w:hAnsi="Times New Roman" w:cs="Times New Roman"/>
+          <w:sz w:val="28"/>
+          <w:szCs w:val="28"/>
+        </w:rPr>
+        <w:t>, А.Е. Горяинов Новые технологии в программировании, Учебное пособие, Томск «Эль Контент» 2014, – 176 с.</w:t>
       </w:r>
     </w:p>
     <w:p>
@@ -16067,7 +16849,7 @@
           <w:sz w:val="28"/>
         </w:rPr>
       </w:pPr>
-      <w:bookmarkStart w:id="39" w:name="_Toc169642567"/>
+      <w:bookmarkStart w:id="38" w:name="_Toc169642567"/>
       <w:r>
         <w:rPr>
           <w:rFonts w:ascii="Times New Roman" w:hAnsi="Times New Roman"/>
@@ -16078,7 +16860,7 @@
         <w:lastRenderedPageBreak/>
         <w:t>ПРИЛОЖЕНИЕ А</w:t>
       </w:r>
-      <w:bookmarkEnd w:id="39"/>
+      <w:bookmarkEnd w:id="38"/>
     </w:p>
     <w:p>
       <w:pPr>
@@ -16144,7 +16926,7 @@
         </w:rPr>
         <w:t xml:space="preserve">Разработчик: студент гр. </w:t>
       </w:r>
-      <w:hyperlink r:id="rId39" w:history="1">
+      <w:hyperlink r:id="rId35" w:history="1">
         <w:r>
           <w:rPr>
             <w:rStyle w:val="ac"/>
@@ -16190,12 +16972,21 @@
         </w:rPr>
         <w:t xml:space="preserve">НИ ТПУ </w:t>
       </w:r>
-      <w:r>
-        <w:rPr>
-          <w:rFonts w:ascii="Times New Roman" w:hAnsi="Times New Roman"/>
-          <w:sz w:val="28"/>
-        </w:rPr>
-        <w:t>Антаков Г. А.</w:t>
+      <w:proofErr w:type="spellStart"/>
+      <w:r>
+        <w:rPr>
+          <w:rFonts w:ascii="Times New Roman" w:hAnsi="Times New Roman"/>
+          <w:sz w:val="28"/>
+        </w:rPr>
+        <w:t>Антаков</w:t>
+      </w:r>
+      <w:proofErr w:type="spellEnd"/>
+      <w:r>
+        <w:rPr>
+          <w:rFonts w:ascii="Times New Roman" w:hAnsi="Times New Roman"/>
+          <w:sz w:val="28"/>
+        </w:rPr>
+        <w:t xml:space="preserve"> Г. А.</w:t>
       </w:r>
     </w:p>
     <w:p>
@@ -16215,6 +17006,7 @@
         </w:rPr>
         <w:t xml:space="preserve">Заказчик: </w:t>
       </w:r>
+      <w:proofErr w:type="spellStart"/>
       <w:r>
         <w:rPr>
           <w:rFonts w:ascii="Times New Roman" w:hAnsi="Times New Roman"/>
@@ -16241,7 +17033,31 @@
           <w:rFonts w:ascii="Times New Roman" w:hAnsi="Times New Roman"/>
           <w:sz w:val="28"/>
         </w:rPr>
-        <w:t>.н, доцент КСУП ТУСУР Калентьев А. А.</w:t>
+        <w:t>.н</w:t>
+      </w:r>
+      <w:proofErr w:type="spellEnd"/>
+      <w:r>
+        <w:rPr>
+          <w:rFonts w:ascii="Times New Roman" w:hAnsi="Times New Roman"/>
+          <w:sz w:val="28"/>
+        </w:rPr>
+        <w:t xml:space="preserve">, доцент КСУП ТУСУР </w:t>
+      </w:r>
+      <w:proofErr w:type="spellStart"/>
+      <w:r>
+        <w:rPr>
+          <w:rFonts w:ascii="Times New Roman" w:hAnsi="Times New Roman"/>
+          <w:sz w:val="28"/>
+        </w:rPr>
+        <w:t>Калентьев</w:t>
+      </w:r>
+      <w:proofErr w:type="spellEnd"/>
+      <w:r>
+        <w:rPr>
+          <w:rFonts w:ascii="Times New Roman" w:hAnsi="Times New Roman"/>
+          <w:sz w:val="28"/>
+        </w:rPr>
+        <w:t xml:space="preserve"> А. А.</w:t>
       </w:r>
     </w:p>
     <w:p>
@@ -16503,7 +17319,25 @@
           <w:sz w:val="28"/>
           <w:szCs w:val="28"/>
         </w:rPr>
-        <w:t>Заказчик: КСУП ТУСУР Калентьев А. А.</w:t>
+        <w:t xml:space="preserve">Заказчик: КСУП ТУСУР </w:t>
+      </w:r>
+      <w:proofErr w:type="spellStart"/>
+      <w:r>
+        <w:rPr>
+          <w:rFonts w:ascii="Times New Roman" w:hAnsi="Times New Roman" w:cs="Times New Roman"/>
+          <w:sz w:val="28"/>
+          <w:szCs w:val="28"/>
+        </w:rPr>
+        <w:t>Калентьев</w:t>
+      </w:r>
+      <w:proofErr w:type="spellEnd"/>
+      <w:r>
+        <w:rPr>
+          <w:rFonts w:ascii="Times New Roman" w:hAnsi="Times New Roman" w:cs="Times New Roman"/>
+          <w:sz w:val="28"/>
+          <w:szCs w:val="28"/>
+        </w:rPr>
+        <w:t xml:space="preserve"> А. А.</w:t>
       </w:r>
     </w:p>
     <w:p>
@@ -16532,12 +17366,21 @@
         </w:rPr>
         <w:t xml:space="preserve">НИ ТПУ </w:t>
       </w:r>
-      <w:r>
-        <w:rPr>
-          <w:rFonts w:ascii="Times New Roman" w:hAnsi="Times New Roman"/>
-          <w:sz w:val="28"/>
-        </w:rPr>
-        <w:t>Антаков Г. А.</w:t>
+      <w:proofErr w:type="spellStart"/>
+      <w:r>
+        <w:rPr>
+          <w:rFonts w:ascii="Times New Roman" w:hAnsi="Times New Roman"/>
+          <w:sz w:val="28"/>
+        </w:rPr>
+        <w:t>Антаков</w:t>
+      </w:r>
+      <w:proofErr w:type="spellEnd"/>
+      <w:r>
+        <w:rPr>
+          <w:rFonts w:ascii="Times New Roman" w:hAnsi="Times New Roman"/>
+          <w:sz w:val="28"/>
+        </w:rPr>
+        <w:t xml:space="preserve"> Г. А.</w:t>
       </w:r>
     </w:p>
     <w:p>
@@ -18266,8 +19109,17 @@
           <w:rFonts w:ascii="Times New Roman" w:hAnsi="Times New Roman"/>
           <w:sz w:val="28"/>
         </w:rPr>
-        <w:t>-файле с расширением *.</w:t>
-      </w:r>
+        <w:t xml:space="preserve">-файле с расширением </w:t>
+      </w:r>
+      <w:proofErr w:type="gramStart"/>
+      <w:r>
+        <w:rPr>
+          <w:rFonts w:ascii="Times New Roman" w:hAnsi="Times New Roman"/>
+          <w:sz w:val="28"/>
+        </w:rPr>
+        <w:t>*.</w:t>
+      </w:r>
+      <w:proofErr w:type="spellStart"/>
       <w:r>
         <w:rPr>
           <w:rFonts w:ascii="Times New Roman" w:hAnsi="Times New Roman"/>
@@ -18276,6 +19128,8 @@
         </w:rPr>
         <w:t>tran</w:t>
       </w:r>
+      <w:proofErr w:type="spellEnd"/>
+      <w:proofErr w:type="gramEnd"/>
       <w:r>
         <w:rPr>
           <w:rFonts w:ascii="Times New Roman" w:hAnsi="Times New Roman"/>
@@ -18324,6 +19178,7 @@
         </w:rPr>
         <w:t>&lt;</w:t>
       </w:r>
+      <w:proofErr w:type="spellStart"/>
       <w:r>
         <w:rPr>
           <w:rFonts w:ascii="Times New Roman" w:hAnsi="Times New Roman"/>
@@ -18335,6 +19190,7 @@
         </w:rPr>
         <w:t>ArrayOfTransportBase</w:t>
       </w:r>
+      <w:proofErr w:type="spellEnd"/>
       <w:r>
         <w:rPr>
           <w:rFonts w:ascii="Times New Roman" w:hAnsi="Times New Roman"/>
@@ -18349,7 +19205,21 @@
         <w:rPr>
           <w:rFonts w:ascii="Times New Roman" w:hAnsi="Times New Roman"/>
         </w:rPr>
-        <w:t xml:space="preserve"> &lt;!-- </w:t>
+        <w:t xml:space="preserve"> </w:t>
+      </w:r>
+      <w:proofErr w:type="gramStart"/>
+      <w:r>
+        <w:rPr>
+          <w:rFonts w:ascii="Times New Roman" w:hAnsi="Times New Roman"/>
+        </w:rPr>
+        <w:t>&lt;!--</w:t>
+      </w:r>
+      <w:proofErr w:type="gramEnd"/>
+      <w:r>
+        <w:rPr>
+          <w:rFonts w:ascii="Times New Roman" w:hAnsi="Times New Roman"/>
+        </w:rPr>
+        <w:t xml:space="preserve"> </w:t>
       </w:r>
       <w:r>
         <w:rPr>
@@ -18407,6 +19277,7 @@
         </w:rPr>
         <w:t>&lt;</w:t>
       </w:r>
+      <w:proofErr w:type="spellStart"/>
       <w:r>
         <w:rPr>
           <w:rFonts w:ascii="Times New Roman" w:hAnsi="Times New Roman"/>
@@ -18418,6 +19289,7 @@
         </w:rPr>
         <w:t>TransportBase</w:t>
       </w:r>
+      <w:proofErr w:type="spellEnd"/>
       <w:r>
         <w:rPr>
           <w:rFonts w:ascii="Times New Roman" w:hAnsi="Times New Roman"/>
@@ -18487,12 +19359,20 @@
         </w:rPr>
         <w:t xml:space="preserve"> </w:t>
       </w:r>
-      <w:bookmarkStart w:id="40" w:name="_Hlk169392073"/>
-      <w:r>
-        <w:rPr>
-          <w:rFonts w:ascii="Times New Roman" w:hAnsi="Times New Roman"/>
-        </w:rPr>
-        <w:t xml:space="preserve">&lt;!-- </w:t>
+      <w:bookmarkStart w:id="39" w:name="_Hlk169392073"/>
+      <w:proofErr w:type="gramStart"/>
+      <w:r>
+        <w:rPr>
+          <w:rFonts w:ascii="Times New Roman" w:hAnsi="Times New Roman"/>
+        </w:rPr>
+        <w:t>&lt;!--</w:t>
+      </w:r>
+      <w:proofErr w:type="gramEnd"/>
+      <w:r>
+        <w:rPr>
+          <w:rFonts w:ascii="Times New Roman" w:hAnsi="Times New Roman"/>
+        </w:rPr>
+        <w:t xml:space="preserve"> </w:t>
       </w:r>
       <w:r>
         <w:rPr>
@@ -18506,7 +19386,7 @@
         </w:rPr>
         <w:t>--&gt;</w:t>
       </w:r>
-      <w:bookmarkEnd w:id="40"/>
+      <w:bookmarkEnd w:id="39"/>
       <w:r>
         <w:rPr>
           <w:rFonts w:ascii="Times New Roman" w:hAnsi="Times New Roman"/>
@@ -18570,6 +19450,7 @@
         </w:rPr>
         <w:t>&lt;/</w:t>
       </w:r>
+      <w:proofErr w:type="spellStart"/>
       <w:r>
         <w:rPr>
           <w:rFonts w:ascii="Times New Roman" w:hAnsi="Times New Roman"/>
@@ -18581,6 +19462,7 @@
         </w:rPr>
         <w:t>TransportBase</w:t>
       </w:r>
+      <w:proofErr w:type="spellEnd"/>
       <w:r>
         <w:rPr>
           <w:rFonts w:ascii="Times New Roman" w:hAnsi="Times New Roman"/>
@@ -18608,12 +19490,21 @@
         </w:rPr>
         <w:t xml:space="preserve">  </w:t>
       </w:r>
-      <w:r>
-        <w:rPr>
-          <w:rFonts w:ascii="Times New Roman" w:hAnsi="Times New Roman"/>
-        </w:rPr>
-        <w:t xml:space="preserve">&lt;!-- Возможно, другие элементы </w:t>
-      </w:r>
+      <w:proofErr w:type="gramStart"/>
+      <w:r>
+        <w:rPr>
+          <w:rFonts w:ascii="Times New Roman" w:hAnsi="Times New Roman"/>
+        </w:rPr>
+        <w:t>&lt;!--</w:t>
+      </w:r>
+      <w:proofErr w:type="gramEnd"/>
+      <w:r>
+        <w:rPr>
+          <w:rFonts w:ascii="Times New Roman" w:hAnsi="Times New Roman"/>
+        </w:rPr>
+        <w:t xml:space="preserve"> Возможно, другие элементы </w:t>
+      </w:r>
+      <w:proofErr w:type="spellStart"/>
       <w:r>
         <w:rPr>
           <w:rFonts w:ascii="Times New Roman" w:hAnsi="Times New Roman"/>
@@ -18623,6 +19514,7 @@
         </w:rPr>
         <w:t>TransportBase</w:t>
       </w:r>
+      <w:proofErr w:type="spellEnd"/>
       <w:r>
         <w:rPr>
           <w:rFonts w:ascii="Times New Roman" w:hAnsi="Times New Roman"/>
@@ -18665,6 +19557,7 @@
         </w:rPr>
         <w:t>&lt;/</w:t>
       </w:r>
+      <w:proofErr w:type="spellStart"/>
       <w:r>
         <w:rPr>
           <w:rFonts w:ascii="Times New Roman" w:hAnsi="Times New Roman"/>
@@ -18676,6 +19569,7 @@
         </w:rPr>
         <w:t>ArrayOfTransportBase</w:t>
       </w:r>
+      <w:proofErr w:type="spellEnd"/>
       <w:r>
         <w:rPr>
           <w:rFonts w:ascii="Times New Roman" w:hAnsi="Times New Roman"/>
@@ -18738,6 +19632,7 @@
         </w:rPr>
         <w:t xml:space="preserve"> внутри элемента </w:t>
       </w:r>
+      <w:proofErr w:type="spellStart"/>
       <w:r>
         <w:rPr>
           <w:rFonts w:ascii="Times New Roman" w:hAnsi="Times New Roman"/>
@@ -18748,6 +19643,7 @@
         </w:rPr>
         <w:t>TransportBase</w:t>
       </w:r>
+      <w:proofErr w:type="spellEnd"/>
       <w:r>
         <w:rPr>
           <w:rFonts w:ascii="Times New Roman" w:hAnsi="Times New Roman"/>
@@ -18892,7 +19788,57 @@
           <w:szCs w:val="24"/>
           <w:lang w:val="en-US"/>
         </w:rPr>
-        <w:t>&lt;TransportBase xsi:type="Car"&gt;</w:t>
+        <w:t>&lt;</w:t>
+      </w:r>
+      <w:proofErr w:type="spellStart"/>
+      <w:r>
+        <w:rPr>
+          <w:rFonts w:ascii="Times New Roman" w:hAnsi="Times New Roman"/>
+          <w:b/>
+          <w:bCs/>
+          <w:sz w:val="24"/>
+          <w:szCs w:val="24"/>
+          <w:lang w:val="en-US"/>
+        </w:rPr>
+        <w:t>TransportBase</w:t>
+      </w:r>
+      <w:proofErr w:type="spellEnd"/>
+      <w:r>
+        <w:rPr>
+          <w:rFonts w:ascii="Times New Roman" w:hAnsi="Times New Roman"/>
+          <w:b/>
+          <w:bCs/>
+          <w:sz w:val="24"/>
+          <w:szCs w:val="24"/>
+          <w:lang w:val="en-US"/>
+        </w:rPr>
+        <w:t xml:space="preserve"> </w:t>
+      </w:r>
+      <w:proofErr w:type="spellStart"/>
+      <w:proofErr w:type="gramStart"/>
+      <w:r>
+        <w:rPr>
+          <w:rFonts w:ascii="Times New Roman" w:hAnsi="Times New Roman"/>
+          <w:b/>
+          <w:bCs/>
+          <w:sz w:val="24"/>
+          <w:szCs w:val="24"/>
+          <w:lang w:val="en-US"/>
+        </w:rPr>
+        <w:t>xsi:type</w:t>
+      </w:r>
+      <w:proofErr w:type="spellEnd"/>
+      <w:proofErr w:type="gramEnd"/>
+      <w:r>
+        <w:rPr>
+          <w:rFonts w:ascii="Times New Roman" w:hAnsi="Times New Roman"/>
+          <w:b/>
+          <w:bCs/>
+          <w:sz w:val="24"/>
+          <w:szCs w:val="24"/>
+          <w:lang w:val="en-US"/>
+        </w:rPr>
+        <w:t>="Car"&gt;</w:t>
       </w:r>
     </w:p>
     <w:p>
@@ -18920,12 +19866,21 @@
         </w:rPr>
         <w:t xml:space="preserve">    &lt;Mass&gt;</w:t>
       </w:r>
-      <w:r>
-        <w:rPr>
-          <w:rFonts w:ascii="Times New Roman" w:hAnsi="Times New Roman"/>
-          <w:lang w:val="en-US"/>
-        </w:rPr>
-        <w:t xml:space="preserve">&lt;!-- </w:t>
+      <w:proofErr w:type="gramStart"/>
+      <w:r>
+        <w:rPr>
+          <w:rFonts w:ascii="Times New Roman" w:hAnsi="Times New Roman"/>
+          <w:lang w:val="en-US"/>
+        </w:rPr>
+        <w:t>&lt;!--</w:t>
+      </w:r>
+      <w:proofErr w:type="gramEnd"/>
+      <w:r>
+        <w:rPr>
+          <w:rFonts w:ascii="Times New Roman" w:hAnsi="Times New Roman"/>
+          <w:lang w:val="en-US"/>
+        </w:rPr>
+        <w:t xml:space="preserve"> </w:t>
       </w:r>
       <w:r>
         <w:rPr>
@@ -18977,12 +19932,21 @@
         </w:rPr>
         <w:t xml:space="preserve">    &lt;Motor&gt;</w:t>
       </w:r>
-      <w:r>
-        <w:rPr>
-          <w:rFonts w:ascii="Times New Roman" w:hAnsi="Times New Roman"/>
-          <w:lang w:val="en-US"/>
-        </w:rPr>
-        <w:t xml:space="preserve">&lt;!-- </w:t>
+      <w:proofErr w:type="gramStart"/>
+      <w:r>
+        <w:rPr>
+          <w:rFonts w:ascii="Times New Roman" w:hAnsi="Times New Roman"/>
+          <w:lang w:val="en-US"/>
+        </w:rPr>
+        <w:t>&lt;!--</w:t>
+      </w:r>
+      <w:proofErr w:type="gramEnd"/>
+      <w:r>
+        <w:rPr>
+          <w:rFonts w:ascii="Times New Roman" w:hAnsi="Times New Roman"/>
+          <w:lang w:val="en-US"/>
+        </w:rPr>
+        <w:t xml:space="preserve"> </w:t>
       </w:r>
       <w:r>
         <w:rPr>
@@ -19023,12 +19987,21 @@
         </w:rPr>
         <w:t xml:space="preserve">      &lt;Capacity&gt;</w:t>
       </w:r>
-      <w:r>
-        <w:rPr>
-          <w:rFonts w:ascii="Times New Roman" w:hAnsi="Times New Roman"/>
-          <w:lang w:val="en-US"/>
-        </w:rPr>
-        <w:t xml:space="preserve">&lt;!-- </w:t>
+      <w:proofErr w:type="gramStart"/>
+      <w:r>
+        <w:rPr>
+          <w:rFonts w:ascii="Times New Roman" w:hAnsi="Times New Roman"/>
+          <w:lang w:val="en-US"/>
+        </w:rPr>
+        <w:t>&lt;!--</w:t>
+      </w:r>
+      <w:proofErr w:type="gramEnd"/>
+      <w:r>
+        <w:rPr>
+          <w:rFonts w:ascii="Times New Roman" w:hAnsi="Times New Roman"/>
+          <w:lang w:val="en-US"/>
+        </w:rPr>
+        <w:t xml:space="preserve"> </w:t>
       </w:r>
       <w:r>
         <w:rPr>
@@ -19091,14 +20064,47 @@
           <w:szCs w:val="24"/>
           <w:lang w:val="en-US"/>
         </w:rPr>
-        <w:t xml:space="preserve">      &lt;TypeFuel&gt;</w:t>
-      </w:r>
-      <w:r>
-        <w:rPr>
-          <w:rFonts w:ascii="Times New Roman" w:hAnsi="Times New Roman"/>
-          <w:lang w:val="en-US"/>
-        </w:rPr>
-        <w:t xml:space="preserve">&lt;!-- </w:t>
+        <w:t xml:space="preserve">      &lt;</w:t>
+      </w:r>
+      <w:proofErr w:type="spellStart"/>
+      <w:r>
+        <w:rPr>
+          <w:rFonts w:ascii="Times New Roman" w:hAnsi="Times New Roman"/>
+          <w:b/>
+          <w:bCs/>
+          <w:sz w:val="24"/>
+          <w:szCs w:val="24"/>
+          <w:lang w:val="en-US"/>
+        </w:rPr>
+        <w:t>TypeFuel</w:t>
+      </w:r>
+      <w:proofErr w:type="spellEnd"/>
+      <w:r>
+        <w:rPr>
+          <w:rFonts w:ascii="Times New Roman" w:hAnsi="Times New Roman"/>
+          <w:b/>
+          <w:bCs/>
+          <w:sz w:val="24"/>
+          <w:szCs w:val="24"/>
+          <w:lang w:val="en-US"/>
+        </w:rPr>
+        <w:t>&gt;</w:t>
+      </w:r>
+      <w:proofErr w:type="gramStart"/>
+      <w:r>
+        <w:rPr>
+          <w:rFonts w:ascii="Times New Roman" w:hAnsi="Times New Roman"/>
+          <w:lang w:val="en-US"/>
+        </w:rPr>
+        <w:t>&lt;!--</w:t>
+      </w:r>
+      <w:proofErr w:type="gramEnd"/>
+      <w:r>
+        <w:rPr>
+          <w:rFonts w:ascii="Times New Roman" w:hAnsi="Times New Roman"/>
+          <w:lang w:val="en-US"/>
+        </w:rPr>
+        <w:t xml:space="preserve"> </w:t>
       </w:r>
       <w:r>
         <w:rPr>
@@ -19135,7 +20141,31 @@
           <w:szCs w:val="24"/>
           <w:lang w:val="en-US"/>
         </w:rPr>
-        <w:t>&lt;/TypeFuel&gt;</w:t>
+        <w:t>&lt;/</w:t>
+      </w:r>
+      <w:proofErr w:type="spellStart"/>
+      <w:r>
+        <w:rPr>
+          <w:rFonts w:ascii="Times New Roman" w:hAnsi="Times New Roman"/>
+          <w:b/>
+          <w:bCs/>
+          <w:sz w:val="24"/>
+          <w:szCs w:val="24"/>
+          <w:lang w:val="en-US"/>
+        </w:rPr>
+        <w:t>TypeFuel</w:t>
+      </w:r>
+      <w:proofErr w:type="spellEnd"/>
+      <w:r>
+        <w:rPr>
+          <w:rFonts w:ascii="Times New Roman" w:hAnsi="Times New Roman"/>
+          <w:b/>
+          <w:bCs/>
+          <w:sz w:val="24"/>
+          <w:szCs w:val="24"/>
+          <w:lang w:val="en-US"/>
+        </w:rPr>
+        <w:t>&gt;</w:t>
       </w:r>
     </w:p>
     <w:p>
@@ -19198,7 +20228,31 @@
           <w:szCs w:val="24"/>
           <w:lang w:val="en-US"/>
         </w:rPr>
-        <w:t xml:space="preserve">  &lt;/TransportBase&gt;</w:t>
+        <w:t xml:space="preserve">  &lt;/</w:t>
+      </w:r>
+      <w:proofErr w:type="spellStart"/>
+      <w:r>
+        <w:rPr>
+          <w:rFonts w:ascii="Times New Roman" w:hAnsi="Times New Roman"/>
+          <w:b/>
+          <w:bCs/>
+          <w:sz w:val="24"/>
+          <w:szCs w:val="24"/>
+          <w:lang w:val="en-US"/>
+        </w:rPr>
+        <w:t>TransportBase</w:t>
+      </w:r>
+      <w:proofErr w:type="spellEnd"/>
+      <w:r>
+        <w:rPr>
+          <w:rFonts w:ascii="Times New Roman" w:hAnsi="Times New Roman"/>
+          <w:b/>
+          <w:bCs/>
+          <w:sz w:val="24"/>
+          <w:szCs w:val="24"/>
+          <w:lang w:val="en-US"/>
+        </w:rPr>
+        <w:t>&gt;</w:t>
       </w:r>
     </w:p>
     <w:p>
@@ -19268,6 +20322,7 @@
         </w:rPr>
         <w:t xml:space="preserve"> </w:t>
       </w:r>
+      <w:proofErr w:type="spellStart"/>
       <w:r>
         <w:rPr>
           <w:rFonts w:ascii="Times New Roman" w:hAnsi="Times New Roman"/>
@@ -19278,6 +20333,7 @@
         </w:rPr>
         <w:t>HybridCar</w:t>
       </w:r>
+      <w:proofErr w:type="spellEnd"/>
       <w:r>
         <w:rPr>
           <w:rFonts w:ascii="Times New Roman" w:hAnsi="Times New Roman"/>
@@ -19325,7 +20381,81 @@
           <w:szCs w:val="24"/>
           <w:lang w:val="en-US"/>
         </w:rPr>
-        <w:t>&lt;TransportBase xsi:type="HybridCar"&gt;</w:t>
+        <w:t>&lt;</w:t>
+      </w:r>
+      <w:proofErr w:type="spellStart"/>
+      <w:r>
+        <w:rPr>
+          <w:rFonts w:ascii="Times New Roman" w:hAnsi="Times New Roman"/>
+          <w:b/>
+          <w:bCs/>
+          <w:sz w:val="24"/>
+          <w:szCs w:val="24"/>
+          <w:lang w:val="en-US"/>
+        </w:rPr>
+        <w:t>TransportBase</w:t>
+      </w:r>
+      <w:proofErr w:type="spellEnd"/>
+      <w:r>
+        <w:rPr>
+          <w:rFonts w:ascii="Times New Roman" w:hAnsi="Times New Roman"/>
+          <w:b/>
+          <w:bCs/>
+          <w:sz w:val="24"/>
+          <w:szCs w:val="24"/>
+          <w:lang w:val="en-US"/>
+        </w:rPr>
+        <w:t xml:space="preserve"> </w:t>
+      </w:r>
+      <w:proofErr w:type="spellStart"/>
+      <w:proofErr w:type="gramStart"/>
+      <w:r>
+        <w:rPr>
+          <w:rFonts w:ascii="Times New Roman" w:hAnsi="Times New Roman"/>
+          <w:b/>
+          <w:bCs/>
+          <w:sz w:val="24"/>
+          <w:szCs w:val="24"/>
+          <w:lang w:val="en-US"/>
+        </w:rPr>
+        <w:t>xsi:type</w:t>
+      </w:r>
+      <w:proofErr w:type="spellEnd"/>
+      <w:proofErr w:type="gramEnd"/>
+      <w:r>
+        <w:rPr>
+          <w:rFonts w:ascii="Times New Roman" w:hAnsi="Times New Roman"/>
+          <w:b/>
+          <w:bCs/>
+          <w:sz w:val="24"/>
+          <w:szCs w:val="24"/>
+          <w:lang w:val="en-US"/>
+        </w:rPr>
+        <w:t>="</w:t>
+      </w:r>
+      <w:proofErr w:type="spellStart"/>
+      <w:r>
+        <w:rPr>
+          <w:rFonts w:ascii="Times New Roman" w:hAnsi="Times New Roman"/>
+          <w:b/>
+          <w:bCs/>
+          <w:sz w:val="24"/>
+          <w:szCs w:val="24"/>
+          <w:lang w:val="en-US"/>
+        </w:rPr>
+        <w:t>HybridCar</w:t>
+      </w:r>
+      <w:proofErr w:type="spellEnd"/>
+      <w:r>
+        <w:rPr>
+          <w:rFonts w:ascii="Times New Roman" w:hAnsi="Times New Roman"/>
+          <w:b/>
+          <w:bCs/>
+          <w:sz w:val="24"/>
+          <w:szCs w:val="24"/>
+          <w:lang w:val="en-US"/>
+        </w:rPr>
+        <w:t>"&gt;</w:t>
       </w:r>
     </w:p>
     <w:p>
@@ -19385,12 +20515,21 @@
         </w:rPr>
         <w:t>&gt;</w:t>
       </w:r>
-      <w:r>
-        <w:rPr>
-          <w:rFonts w:ascii="Times New Roman" w:hAnsi="Times New Roman"/>
-          <w:lang w:val="en-US"/>
-        </w:rPr>
-        <w:t xml:space="preserve">&lt;!-- </w:t>
+      <w:proofErr w:type="gramStart"/>
+      <w:r>
+        <w:rPr>
+          <w:rFonts w:ascii="Times New Roman" w:hAnsi="Times New Roman"/>
+          <w:lang w:val="en-US"/>
+        </w:rPr>
+        <w:t>&lt;!--</w:t>
+      </w:r>
+      <w:proofErr w:type="gramEnd"/>
+      <w:r>
+        <w:rPr>
+          <w:rFonts w:ascii="Times New Roman" w:hAnsi="Times New Roman"/>
+          <w:lang w:val="en-US"/>
+        </w:rPr>
+        <w:t xml:space="preserve"> </w:t>
       </w:r>
       <w:r>
         <w:rPr>
@@ -19481,6 +20620,7 @@
         </w:rPr>
         <w:t>Motor</w:t>
       </w:r>
+      <w:proofErr w:type="gramStart"/>
       <w:r>
         <w:rPr>
           <w:rFonts w:ascii="Times New Roman" w:hAnsi="Times New Roman"/>
@@ -19495,7 +20635,14 @@
         <w:rPr>
           <w:rFonts w:ascii="Times New Roman" w:hAnsi="Times New Roman"/>
         </w:rPr>
-        <w:t xml:space="preserve">&lt;!-- </w:t>
+        <w:t>&lt;</w:t>
+      </w:r>
+      <w:proofErr w:type="gramEnd"/>
+      <w:r>
+        <w:rPr>
+          <w:rFonts w:ascii="Times New Roman" w:hAnsi="Times New Roman"/>
+        </w:rPr>
+        <w:t xml:space="preserve">!-- </w:t>
       </w:r>
       <w:r>
         <w:rPr>
@@ -19566,6 +20713,7 @@
         </w:rPr>
         <w:t>Capacity</w:t>
       </w:r>
+      <w:proofErr w:type="gramStart"/>
       <w:r>
         <w:rPr>
           <w:rFonts w:ascii="Times New Roman" w:hAnsi="Times New Roman"/>
@@ -19580,7 +20728,14 @@
         <w:rPr>
           <w:rFonts w:ascii="Times New Roman" w:hAnsi="Times New Roman"/>
         </w:rPr>
-        <w:t xml:space="preserve">&lt;!-- </w:t>
+        <w:t>&lt;</w:t>
+      </w:r>
+      <w:proofErr w:type="gramEnd"/>
+      <w:r>
+        <w:rPr>
+          <w:rFonts w:ascii="Times New Roman" w:hAnsi="Times New Roman"/>
+        </w:rPr>
+        <w:t xml:space="preserve">!-- </w:t>
       </w:r>
       <w:r>
         <w:rPr>
@@ -19661,6 +20816,7 @@
         </w:rPr>
         <w:t xml:space="preserve">      &lt;</w:t>
       </w:r>
+      <w:proofErr w:type="spellStart"/>
       <w:r>
         <w:rPr>
           <w:rFonts w:ascii="Times New Roman" w:hAnsi="Times New Roman"/>
@@ -19672,6 +20828,8 @@
         </w:rPr>
         <w:t>TypeFuel</w:t>
       </w:r>
+      <w:proofErr w:type="spellEnd"/>
+      <w:proofErr w:type="gramStart"/>
       <w:r>
         <w:rPr>
           <w:rFonts w:ascii="Times New Roman" w:hAnsi="Times New Roman"/>
@@ -19686,7 +20844,14 @@
         <w:rPr>
           <w:rFonts w:ascii="Times New Roman" w:hAnsi="Times New Roman"/>
         </w:rPr>
-        <w:t xml:space="preserve">&lt;!-- </w:t>
+        <w:t>&lt;</w:t>
+      </w:r>
+      <w:proofErr w:type="gramEnd"/>
+      <w:r>
+        <w:rPr>
+          <w:rFonts w:ascii="Times New Roman" w:hAnsi="Times New Roman"/>
+        </w:rPr>
+        <w:t xml:space="preserve">!-- </w:t>
       </w:r>
       <w:r>
         <w:rPr>
@@ -19722,6 +20887,7 @@
         </w:rPr>
         <w:t>&lt;/</w:t>
       </w:r>
+      <w:proofErr w:type="spellStart"/>
       <w:r>
         <w:rPr>
           <w:rFonts w:ascii="Times New Roman" w:hAnsi="Times New Roman"/>
@@ -19733,6 +20899,7 @@
         </w:rPr>
         <w:t>TypeFuel</w:t>
       </w:r>
+      <w:proofErr w:type="spellEnd"/>
       <w:r>
         <w:rPr>
           <w:rFonts w:ascii="Times New Roman" w:hAnsi="Times New Roman"/>
@@ -19803,14 +20970,47 @@
           <w:szCs w:val="24"/>
           <w:lang w:val="en-US"/>
         </w:rPr>
-        <w:t xml:space="preserve">    &lt;AdditionalMotor&gt;</w:t>
-      </w:r>
-      <w:r>
-        <w:rPr>
-          <w:rFonts w:ascii="Times New Roman" w:hAnsi="Times New Roman"/>
-          <w:lang w:val="en-US"/>
-        </w:rPr>
-        <w:t xml:space="preserve">&lt;!-- </w:t>
+        <w:t xml:space="preserve">    &lt;</w:t>
+      </w:r>
+      <w:proofErr w:type="spellStart"/>
+      <w:r>
+        <w:rPr>
+          <w:rFonts w:ascii="Times New Roman" w:hAnsi="Times New Roman"/>
+          <w:b/>
+          <w:bCs/>
+          <w:sz w:val="24"/>
+          <w:szCs w:val="24"/>
+          <w:lang w:val="en-US"/>
+        </w:rPr>
+        <w:t>AdditionalMotor</w:t>
+      </w:r>
+      <w:proofErr w:type="spellEnd"/>
+      <w:r>
+        <w:rPr>
+          <w:rFonts w:ascii="Times New Roman" w:hAnsi="Times New Roman"/>
+          <w:b/>
+          <w:bCs/>
+          <w:sz w:val="24"/>
+          <w:szCs w:val="24"/>
+          <w:lang w:val="en-US"/>
+        </w:rPr>
+        <w:t>&gt;</w:t>
+      </w:r>
+      <w:proofErr w:type="gramStart"/>
+      <w:r>
+        <w:rPr>
+          <w:rFonts w:ascii="Times New Roman" w:hAnsi="Times New Roman"/>
+          <w:lang w:val="en-US"/>
+        </w:rPr>
+        <w:t>&lt;!--</w:t>
+      </w:r>
+      <w:proofErr w:type="gramEnd"/>
+      <w:r>
+        <w:rPr>
+          <w:rFonts w:ascii="Times New Roman" w:hAnsi="Times New Roman"/>
+          <w:lang w:val="en-US"/>
+        </w:rPr>
+        <w:t xml:space="preserve"> </w:t>
       </w:r>
       <w:r>
         <w:rPr>
@@ -19886,12 +21086,21 @@
         </w:rPr>
         <w:t>&gt;</w:t>
       </w:r>
-      <w:r>
-        <w:rPr>
-          <w:rFonts w:ascii="Times New Roman" w:hAnsi="Times New Roman"/>
-          <w:lang w:val="en-US"/>
-        </w:rPr>
-        <w:t xml:space="preserve">&lt;!-- </w:t>
+      <w:proofErr w:type="gramStart"/>
+      <w:r>
+        <w:rPr>
+          <w:rFonts w:ascii="Times New Roman" w:hAnsi="Times New Roman"/>
+          <w:lang w:val="en-US"/>
+        </w:rPr>
+        <w:t>&lt;!--</w:t>
+      </w:r>
+      <w:proofErr w:type="gramEnd"/>
+      <w:r>
+        <w:rPr>
+          <w:rFonts w:ascii="Times New Roman" w:hAnsi="Times New Roman"/>
+          <w:lang w:val="en-US"/>
+        </w:rPr>
+        <w:t xml:space="preserve"> </w:t>
       </w:r>
       <w:r>
         <w:rPr>
@@ -19987,14 +21196,47 @@
           <w:szCs w:val="24"/>
           <w:lang w:val="en-US"/>
         </w:rPr>
-        <w:t>&lt;TypeFuel&gt;</w:t>
-      </w:r>
-      <w:r>
-        <w:rPr>
-          <w:rFonts w:ascii="Times New Roman" w:hAnsi="Times New Roman"/>
-          <w:lang w:val="en-US"/>
-        </w:rPr>
-        <w:t xml:space="preserve">&lt;!-- </w:t>
+        <w:t>&lt;</w:t>
+      </w:r>
+      <w:proofErr w:type="spellStart"/>
+      <w:r>
+        <w:rPr>
+          <w:rFonts w:ascii="Times New Roman" w:hAnsi="Times New Roman"/>
+          <w:b/>
+          <w:bCs/>
+          <w:sz w:val="24"/>
+          <w:szCs w:val="24"/>
+          <w:lang w:val="en-US"/>
+        </w:rPr>
+        <w:t>TypeFuel</w:t>
+      </w:r>
+      <w:proofErr w:type="spellEnd"/>
+      <w:r>
+        <w:rPr>
+          <w:rFonts w:ascii="Times New Roman" w:hAnsi="Times New Roman"/>
+          <w:b/>
+          <w:bCs/>
+          <w:sz w:val="24"/>
+          <w:szCs w:val="24"/>
+          <w:lang w:val="en-US"/>
+        </w:rPr>
+        <w:t>&gt;</w:t>
+      </w:r>
+      <w:proofErr w:type="gramStart"/>
+      <w:r>
+        <w:rPr>
+          <w:rFonts w:ascii="Times New Roman" w:hAnsi="Times New Roman"/>
+          <w:lang w:val="en-US"/>
+        </w:rPr>
+        <w:t>&lt;!--</w:t>
+      </w:r>
+      <w:proofErr w:type="gramEnd"/>
+      <w:r>
+        <w:rPr>
+          <w:rFonts w:ascii="Times New Roman" w:hAnsi="Times New Roman"/>
+          <w:lang w:val="en-US"/>
+        </w:rPr>
+        <w:t xml:space="preserve"> </w:t>
       </w:r>
       <w:r>
         <w:rPr>
@@ -20031,7 +21273,31 @@
           <w:szCs w:val="24"/>
           <w:lang w:val="en-US"/>
         </w:rPr>
-        <w:t>&lt;/TypeFuel&gt;</w:t>
+        <w:t>&lt;/</w:t>
+      </w:r>
+      <w:proofErr w:type="spellStart"/>
+      <w:r>
+        <w:rPr>
+          <w:rFonts w:ascii="Times New Roman" w:hAnsi="Times New Roman"/>
+          <w:b/>
+          <w:bCs/>
+          <w:sz w:val="24"/>
+          <w:szCs w:val="24"/>
+          <w:lang w:val="en-US"/>
+        </w:rPr>
+        <w:t>TypeFuel</w:t>
+      </w:r>
+      <w:proofErr w:type="spellEnd"/>
+      <w:r>
+        <w:rPr>
+          <w:rFonts w:ascii="Times New Roman" w:hAnsi="Times New Roman"/>
+          <w:b/>
+          <w:bCs/>
+          <w:sz w:val="24"/>
+          <w:szCs w:val="24"/>
+          <w:lang w:val="en-US"/>
+        </w:rPr>
+        <w:t>&gt;</w:t>
       </w:r>
     </w:p>
     <w:p>
@@ -20057,7 +21323,31 @@
           <w:szCs w:val="24"/>
           <w:lang w:val="en-US"/>
         </w:rPr>
-        <w:t xml:space="preserve">    &lt;/AdditionalMotor&gt;</w:t>
+        <w:t xml:space="preserve">    &lt;/</w:t>
+      </w:r>
+      <w:proofErr w:type="spellStart"/>
+      <w:r>
+        <w:rPr>
+          <w:rFonts w:ascii="Times New Roman" w:hAnsi="Times New Roman"/>
+          <w:b/>
+          <w:bCs/>
+          <w:sz w:val="24"/>
+          <w:szCs w:val="24"/>
+          <w:lang w:val="en-US"/>
+        </w:rPr>
+        <w:t>AdditionalMotor</w:t>
+      </w:r>
+      <w:proofErr w:type="spellEnd"/>
+      <w:r>
+        <w:rPr>
+          <w:rFonts w:ascii="Times New Roman" w:hAnsi="Times New Roman"/>
+          <w:b/>
+          <w:bCs/>
+          <w:sz w:val="24"/>
+          <w:szCs w:val="24"/>
+          <w:lang w:val="en-US"/>
+        </w:rPr>
+        <w:t>&gt;</w:t>
       </w:r>
     </w:p>
     <w:p>
@@ -20094,7 +21384,31 @@
           <w:szCs w:val="24"/>
           <w:lang w:val="en-US"/>
         </w:rPr>
-        <w:t>&lt;/TransportBase&gt;</w:t>
+        <w:t>&lt;/</w:t>
+      </w:r>
+      <w:proofErr w:type="spellStart"/>
+      <w:r>
+        <w:rPr>
+          <w:rFonts w:ascii="Times New Roman" w:hAnsi="Times New Roman"/>
+          <w:b/>
+          <w:bCs/>
+          <w:sz w:val="24"/>
+          <w:szCs w:val="24"/>
+          <w:lang w:val="en-US"/>
+        </w:rPr>
+        <w:t>TransportBase</w:t>
+      </w:r>
+      <w:proofErr w:type="spellEnd"/>
+      <w:r>
+        <w:rPr>
+          <w:rFonts w:ascii="Times New Roman" w:hAnsi="Times New Roman"/>
+          <w:b/>
+          <w:bCs/>
+          <w:sz w:val="24"/>
+          <w:szCs w:val="24"/>
+          <w:lang w:val="en-US"/>
+        </w:rPr>
+        <w:t>&gt;</w:t>
       </w:r>
     </w:p>
     <w:p>
@@ -20213,7 +21527,57 @@
           <w:szCs w:val="24"/>
           <w:lang w:val="en-US"/>
         </w:rPr>
-        <w:t>&lt;TransportBase xsi:type="Helicopter"&gt;</w:t>
+        <w:t>&lt;</w:t>
+      </w:r>
+      <w:proofErr w:type="spellStart"/>
+      <w:r>
+        <w:rPr>
+          <w:rFonts w:ascii="Times New Roman" w:hAnsi="Times New Roman"/>
+          <w:b/>
+          <w:bCs/>
+          <w:sz w:val="24"/>
+          <w:szCs w:val="24"/>
+          <w:lang w:val="en-US"/>
+        </w:rPr>
+        <w:t>TransportBase</w:t>
+      </w:r>
+      <w:proofErr w:type="spellEnd"/>
+      <w:r>
+        <w:rPr>
+          <w:rFonts w:ascii="Times New Roman" w:hAnsi="Times New Roman"/>
+          <w:b/>
+          <w:bCs/>
+          <w:sz w:val="24"/>
+          <w:szCs w:val="24"/>
+          <w:lang w:val="en-US"/>
+        </w:rPr>
+        <w:t xml:space="preserve"> </w:t>
+      </w:r>
+      <w:proofErr w:type="spellStart"/>
+      <w:proofErr w:type="gramStart"/>
+      <w:r>
+        <w:rPr>
+          <w:rFonts w:ascii="Times New Roman" w:hAnsi="Times New Roman"/>
+          <w:b/>
+          <w:bCs/>
+          <w:sz w:val="24"/>
+          <w:szCs w:val="24"/>
+          <w:lang w:val="en-US"/>
+        </w:rPr>
+        <w:t>xsi:type</w:t>
+      </w:r>
+      <w:proofErr w:type="spellEnd"/>
+      <w:proofErr w:type="gramEnd"/>
+      <w:r>
+        <w:rPr>
+          <w:rFonts w:ascii="Times New Roman" w:hAnsi="Times New Roman"/>
+          <w:b/>
+          <w:bCs/>
+          <w:sz w:val="24"/>
+          <w:szCs w:val="24"/>
+          <w:lang w:val="en-US"/>
+        </w:rPr>
+        <w:t>="Helicopter"&gt;</w:t>
       </w:r>
     </w:p>
     <w:p>
@@ -20241,12 +21605,21 @@
         </w:rPr>
         <w:t xml:space="preserve">    &lt;Mass&gt;</w:t>
       </w:r>
-      <w:r>
-        <w:rPr>
-          <w:rFonts w:ascii="Times New Roman" w:hAnsi="Times New Roman"/>
-          <w:lang w:val="en-US"/>
-        </w:rPr>
-        <w:t xml:space="preserve">&lt;!-- </w:t>
+      <w:proofErr w:type="gramStart"/>
+      <w:r>
+        <w:rPr>
+          <w:rFonts w:ascii="Times New Roman" w:hAnsi="Times New Roman"/>
+          <w:lang w:val="en-US"/>
+        </w:rPr>
+        <w:t>&lt;!--</w:t>
+      </w:r>
+      <w:proofErr w:type="gramEnd"/>
+      <w:r>
+        <w:rPr>
+          <w:rFonts w:ascii="Times New Roman" w:hAnsi="Times New Roman"/>
+          <w:lang w:val="en-US"/>
+        </w:rPr>
+        <w:t xml:space="preserve"> </w:t>
       </w:r>
       <w:r>
         <w:rPr>
@@ -20296,14 +21669,47 @@
           <w:szCs w:val="24"/>
           <w:lang w:val="en-US"/>
         </w:rPr>
-        <w:t xml:space="preserve">    &lt;BladeLength&gt;</w:t>
-      </w:r>
-      <w:r>
-        <w:rPr>
-          <w:rFonts w:ascii="Times New Roman" w:hAnsi="Times New Roman"/>
-          <w:lang w:val="en-US"/>
-        </w:rPr>
-        <w:t xml:space="preserve">&lt;!-- </w:t>
+        <w:t xml:space="preserve">    &lt;</w:t>
+      </w:r>
+      <w:proofErr w:type="spellStart"/>
+      <w:r>
+        <w:rPr>
+          <w:rFonts w:ascii="Times New Roman" w:hAnsi="Times New Roman"/>
+          <w:b/>
+          <w:bCs/>
+          <w:sz w:val="24"/>
+          <w:szCs w:val="24"/>
+          <w:lang w:val="en-US"/>
+        </w:rPr>
+        <w:t>BladeLength</w:t>
+      </w:r>
+      <w:proofErr w:type="spellEnd"/>
+      <w:r>
+        <w:rPr>
+          <w:rFonts w:ascii="Times New Roman" w:hAnsi="Times New Roman"/>
+          <w:b/>
+          <w:bCs/>
+          <w:sz w:val="24"/>
+          <w:szCs w:val="24"/>
+          <w:lang w:val="en-US"/>
+        </w:rPr>
+        <w:t>&gt;</w:t>
+      </w:r>
+      <w:proofErr w:type="gramStart"/>
+      <w:r>
+        <w:rPr>
+          <w:rFonts w:ascii="Times New Roman" w:hAnsi="Times New Roman"/>
+          <w:lang w:val="en-US"/>
+        </w:rPr>
+        <w:t>&lt;!--</w:t>
+      </w:r>
+      <w:proofErr w:type="gramEnd"/>
+      <w:r>
+        <w:rPr>
+          <w:rFonts w:ascii="Times New Roman" w:hAnsi="Times New Roman"/>
+          <w:lang w:val="en-US"/>
+        </w:rPr>
+        <w:t xml:space="preserve"> </w:t>
       </w:r>
       <w:r>
         <w:rPr>
@@ -20340,7 +21746,31 @@
           <w:szCs w:val="24"/>
           <w:lang w:val="en-US"/>
         </w:rPr>
-        <w:t>&lt;/BladeLength&gt;</w:t>
+        <w:t>&lt;/</w:t>
+      </w:r>
+      <w:proofErr w:type="spellStart"/>
+      <w:r>
+        <w:rPr>
+          <w:rFonts w:ascii="Times New Roman" w:hAnsi="Times New Roman"/>
+          <w:b/>
+          <w:bCs/>
+          <w:sz w:val="24"/>
+          <w:szCs w:val="24"/>
+          <w:lang w:val="en-US"/>
+        </w:rPr>
+        <w:t>BladeLength</w:t>
+      </w:r>
+      <w:proofErr w:type="spellEnd"/>
+      <w:r>
+        <w:rPr>
+          <w:rFonts w:ascii="Times New Roman" w:hAnsi="Times New Roman"/>
+          <w:b/>
+          <w:bCs/>
+          <w:sz w:val="24"/>
+          <w:szCs w:val="24"/>
+          <w:lang w:val="en-US"/>
+        </w:rPr>
+        <w:t>&gt;</w:t>
       </w:r>
     </w:p>
     <w:p>
@@ -20368,12 +21798,21 @@
         </w:rPr>
         <w:t xml:space="preserve">    &lt;Motor&gt;</w:t>
       </w:r>
-      <w:r>
-        <w:rPr>
-          <w:rFonts w:ascii="Times New Roman" w:hAnsi="Times New Roman"/>
-          <w:lang w:val="en-US"/>
-        </w:rPr>
-        <w:t xml:space="preserve">&lt;!-- </w:t>
+      <w:proofErr w:type="gramStart"/>
+      <w:r>
+        <w:rPr>
+          <w:rFonts w:ascii="Times New Roman" w:hAnsi="Times New Roman"/>
+          <w:lang w:val="en-US"/>
+        </w:rPr>
+        <w:t>&lt;!--</w:t>
+      </w:r>
+      <w:proofErr w:type="gramEnd"/>
+      <w:r>
+        <w:rPr>
+          <w:rFonts w:ascii="Times New Roman" w:hAnsi="Times New Roman"/>
+          <w:lang w:val="en-US"/>
+        </w:rPr>
+        <w:t xml:space="preserve"> </w:t>
       </w:r>
       <w:r>
         <w:rPr>
@@ -20414,12 +21853,21 @@
         </w:rPr>
         <w:t xml:space="preserve">      &lt;Capacity&gt;</w:t>
       </w:r>
-      <w:r>
-        <w:rPr>
-          <w:rFonts w:ascii="Times New Roman" w:hAnsi="Times New Roman"/>
-          <w:lang w:val="en-US"/>
-        </w:rPr>
-        <w:t xml:space="preserve">&lt;!-- </w:t>
+      <w:proofErr w:type="gramStart"/>
+      <w:r>
+        <w:rPr>
+          <w:rFonts w:ascii="Times New Roman" w:hAnsi="Times New Roman"/>
+          <w:lang w:val="en-US"/>
+        </w:rPr>
+        <w:t>&lt;!--</w:t>
+      </w:r>
+      <w:proofErr w:type="gramEnd"/>
+      <w:r>
+        <w:rPr>
+          <w:rFonts w:ascii="Times New Roman" w:hAnsi="Times New Roman"/>
+          <w:lang w:val="en-US"/>
+        </w:rPr>
+        <w:t xml:space="preserve"> </w:t>
       </w:r>
       <w:r>
         <w:rPr>
@@ -20482,14 +21930,47 @@
           <w:szCs w:val="24"/>
           <w:lang w:val="en-US"/>
         </w:rPr>
-        <w:t xml:space="preserve">      &lt;TypeFuel&gt;</w:t>
-      </w:r>
-      <w:r>
-        <w:rPr>
-          <w:rFonts w:ascii="Times New Roman" w:hAnsi="Times New Roman"/>
-          <w:lang w:val="en-US"/>
-        </w:rPr>
-        <w:t xml:space="preserve">&lt;!-- </w:t>
+        <w:t xml:space="preserve">      &lt;</w:t>
+      </w:r>
+      <w:proofErr w:type="spellStart"/>
+      <w:r>
+        <w:rPr>
+          <w:rFonts w:ascii="Times New Roman" w:hAnsi="Times New Roman"/>
+          <w:b/>
+          <w:bCs/>
+          <w:sz w:val="24"/>
+          <w:szCs w:val="24"/>
+          <w:lang w:val="en-US"/>
+        </w:rPr>
+        <w:t>TypeFuel</w:t>
+      </w:r>
+      <w:proofErr w:type="spellEnd"/>
+      <w:r>
+        <w:rPr>
+          <w:rFonts w:ascii="Times New Roman" w:hAnsi="Times New Roman"/>
+          <w:b/>
+          <w:bCs/>
+          <w:sz w:val="24"/>
+          <w:szCs w:val="24"/>
+          <w:lang w:val="en-US"/>
+        </w:rPr>
+        <w:t>&gt;</w:t>
+      </w:r>
+      <w:proofErr w:type="gramStart"/>
+      <w:r>
+        <w:rPr>
+          <w:rFonts w:ascii="Times New Roman" w:hAnsi="Times New Roman"/>
+          <w:lang w:val="en-US"/>
+        </w:rPr>
+        <w:t>&lt;!--</w:t>
+      </w:r>
+      <w:proofErr w:type="gramEnd"/>
+      <w:r>
+        <w:rPr>
+          <w:rFonts w:ascii="Times New Roman" w:hAnsi="Times New Roman"/>
+          <w:lang w:val="en-US"/>
+        </w:rPr>
+        <w:t xml:space="preserve"> </w:t>
       </w:r>
       <w:r>
         <w:rPr>
@@ -20526,7 +22007,31 @@
           <w:szCs w:val="24"/>
           <w:lang w:val="en-US"/>
         </w:rPr>
-        <w:t>&lt;/TypeFuel&gt;</w:t>
+        <w:t>&lt;/</w:t>
+      </w:r>
+      <w:proofErr w:type="spellStart"/>
+      <w:r>
+        <w:rPr>
+          <w:rFonts w:ascii="Times New Roman" w:hAnsi="Times New Roman"/>
+          <w:b/>
+          <w:bCs/>
+          <w:sz w:val="24"/>
+          <w:szCs w:val="24"/>
+          <w:lang w:val="en-US"/>
+        </w:rPr>
+        <w:t>TypeFuel</w:t>
+      </w:r>
+      <w:proofErr w:type="spellEnd"/>
+      <w:r>
+        <w:rPr>
+          <w:rFonts w:ascii="Times New Roman" w:hAnsi="Times New Roman"/>
+          <w:b/>
+          <w:bCs/>
+          <w:sz w:val="24"/>
+          <w:szCs w:val="24"/>
+          <w:lang w:val="en-US"/>
+        </w:rPr>
+        <w:t>&gt;</w:t>
       </w:r>
     </w:p>
     <w:p>
@@ -20618,6 +22123,7 @@
         </w:rPr>
         <w:t>&lt;/</w:t>
       </w:r>
+      <w:proofErr w:type="spellStart"/>
       <w:r>
         <w:rPr>
           <w:rFonts w:ascii="Times New Roman" w:hAnsi="Times New Roman"/>
@@ -20629,6 +22135,7 @@
         </w:rPr>
         <w:t>TransportBase</w:t>
       </w:r>
+      <w:proofErr w:type="spellEnd"/>
       <w:r>
         <w:rPr>
           <w:rFonts w:ascii="Times New Roman" w:hAnsi="Times New Roman"/>
@@ -21094,15 +22601,7 @@
           <w:rFonts w:ascii="Times New Roman" w:hAnsi="Times New Roman"/>
           <w:sz w:val="28"/>
         </w:rPr>
-        <w:t xml:space="preserve">, т, в диапазоне от </w:t>
-      </w:r>
-      <w:commentRangeStart w:id="41"/>
-      <w:r>
-        <w:rPr>
-          <w:rFonts w:ascii="Times New Roman" w:hAnsi="Times New Roman"/>
-          <w:sz w:val="28"/>
-        </w:rPr>
-        <w:t xml:space="preserve">0 до </w:t>
+        <w:t xml:space="preserve">, т, в диапазоне от 0 до </w:t>
       </w:r>
       <w:r>
         <w:rPr>
@@ -21110,20 +22609,6 @@
           <w:sz w:val="28"/>
         </w:rPr>
         <w:t>5</w:t>
-      </w:r>
-      <w:r>
-        <w:rPr>
-          <w:rFonts w:ascii="Times New Roman" w:hAnsi="Times New Roman"/>
-          <w:sz w:val="28"/>
-        </w:rPr>
-        <w:t xml:space="preserve"> </w:t>
-      </w:r>
-      <w:commentRangeEnd w:id="41"/>
-      <w:r>
-        <w:rPr>
-          <w:rStyle w:val="ad"/>
-        </w:rPr>
-        <w:commentReference w:id="41"/>
       </w:r>
       <w:r>
         <w:rPr>
@@ -21144,6 +22629,7 @@
           <w:sz w:val="28"/>
         </w:rPr>
       </w:pPr>
+      <w:proofErr w:type="spellStart"/>
       <w:r>
         <w:rPr>
           <w:rFonts w:ascii="Times New Roman" w:hAnsi="Times New Roman"/>
@@ -21176,6 +22662,7 @@
         </w:rPr>
         <w:t>ns</w:t>
       </w:r>
+      <w:proofErr w:type="spellEnd"/>
       <w:r>
         <w:rPr>
           <w:rFonts w:ascii="Times New Roman" w:hAnsi="Times New Roman"/>
@@ -21198,7 +22685,23 @@
           <w:rFonts w:ascii="Times New Roman" w:hAnsi="Times New Roman"/>
           <w:sz w:val="28"/>
         </w:rPr>
-        <w:t>, о.е.</w:t>
+        <w:t xml:space="preserve">, </w:t>
+      </w:r>
+      <w:proofErr w:type="spellStart"/>
+      <w:r>
+        <w:rPr>
+          <w:rFonts w:ascii="Times New Roman" w:hAnsi="Times New Roman"/>
+          <w:sz w:val="28"/>
+        </w:rPr>
+        <w:t>о.е</w:t>
+      </w:r>
+      <w:proofErr w:type="spellEnd"/>
+      <w:r>
+        <w:rPr>
+          <w:rFonts w:ascii="Times New Roman" w:hAnsi="Times New Roman"/>
+          <w:sz w:val="28"/>
+        </w:rPr>
+        <w:t>.</w:t>
       </w:r>
     </w:p>
     <w:p>
@@ -21242,6 +22745,7 @@
         </w:rPr>
         <w:t xml:space="preserve"> </w:t>
       </w:r>
+      <w:proofErr w:type="spellStart"/>
       <w:r>
         <w:rPr>
           <w:rFonts w:ascii="Times New Roman" w:hAnsi="Times New Roman"/>
@@ -21274,6 +22778,7 @@
         </w:rPr>
         <w:t>ons</w:t>
       </w:r>
+      <w:proofErr w:type="spellEnd"/>
       <w:r>
         <w:rPr>
           <w:rFonts w:ascii="Times New Roman" w:hAnsi="Times New Roman"/>
@@ -21348,6 +22853,7 @@
         </w:rPr>
         <w:t xml:space="preserve"> 100 </w:t>
       </w:r>
+      <w:proofErr w:type="spellStart"/>
       <w:r>
         <w:rPr>
           <w:rFonts w:ascii="Times New Roman" w:hAnsi="Times New Roman"/>
@@ -21380,6 +22886,7 @@
         </w:rPr>
         <w:t>ns</w:t>
       </w:r>
+      <w:proofErr w:type="spellEnd"/>
       <w:r>
         <w:rPr>
           <w:rFonts w:ascii="Times New Roman" w:hAnsi="Times New Roman"/>
@@ -21464,6 +22971,7 @@
         </w:rPr>
         <w:t xml:space="preserve"> 200 </w:t>
       </w:r>
+      <w:proofErr w:type="spellStart"/>
       <w:r>
         <w:rPr>
           <w:rFonts w:ascii="Times New Roman" w:hAnsi="Times New Roman"/>
@@ -21496,6 +23004,7 @@
         </w:rPr>
         <w:t>ns</w:t>
       </w:r>
+      <w:proofErr w:type="spellEnd"/>
       <w:r>
         <w:rPr>
           <w:rFonts w:ascii="Times New Roman" w:hAnsi="Times New Roman"/>
@@ -21541,6 +23050,7 @@
         </w:rPr>
         <w:t xml:space="preserve"> </w:t>
       </w:r>
+      <w:proofErr w:type="spellStart"/>
       <w:r>
         <w:rPr>
           <w:rFonts w:ascii="Times New Roman" w:hAnsi="Times New Roman"/>
@@ -21573,6 +23083,7 @@
         </w:rPr>
         <w:t>ns</w:t>
       </w:r>
+      <w:proofErr w:type="spellEnd"/>
       <w:r>
         <w:rPr>
           <w:rFonts w:ascii="Times New Roman" w:hAnsi="Times New Roman"/>
@@ -21979,16 +23490,9 @@
           <w:rFonts w:ascii="Times New Roman" w:hAnsi="Times New Roman"/>
           <w:sz w:val="28"/>
         </w:rPr>
-        <w:t xml:space="preserve">, т, в диапазоне от </w:t>
-      </w:r>
-      <w:commentRangeStart w:id="42"/>
-      <w:r>
-        <w:rPr>
-          <w:rFonts w:ascii="Times New Roman" w:hAnsi="Times New Roman"/>
-          <w:sz w:val="28"/>
-        </w:rPr>
-        <w:t xml:space="preserve">0 до </w:t>
-      </w:r>
+        <w:t xml:space="preserve">, т, в диапазоне от 0 до </w:t>
+      </w:r>
+      <w:proofErr w:type="gramStart"/>
       <w:r>
         <w:rPr>
           <w:rFonts w:ascii="Times New Roman" w:hAnsi="Times New Roman"/>
@@ -22003,13 +23507,6 @@
         </w:rPr>
         <w:t xml:space="preserve"> </w:t>
       </w:r>
-      <w:commentRangeEnd w:id="42"/>
-      <w:r>
-        <w:rPr>
-          <w:rStyle w:val="ad"/>
-        </w:rPr>
-        <w:commentReference w:id="42"/>
-      </w:r>
       <w:r>
         <w:rPr>
           <w:rFonts w:ascii="Times New Roman" w:hAnsi="Times New Roman"/>
@@ -22017,6 +23514,7 @@
         </w:rPr>
         <w:t>;</w:t>
       </w:r>
+      <w:proofErr w:type="gramEnd"/>
     </w:p>
     <w:p>
       <w:pPr>
@@ -22101,8 +23599,17 @@
           <w:rFonts w:ascii="Times New Roman" w:hAnsi="Times New Roman"/>
           <w:sz w:val="28"/>
         </w:rPr>
-        <w:t>, о.е</w:t>
-      </w:r>
+        <w:t xml:space="preserve">, </w:t>
+      </w:r>
+      <w:proofErr w:type="spellStart"/>
+      <w:r>
+        <w:rPr>
+          <w:rFonts w:ascii="Times New Roman" w:hAnsi="Times New Roman"/>
+          <w:sz w:val="28"/>
+        </w:rPr>
+        <w:t>о.е</w:t>
+      </w:r>
+      <w:proofErr w:type="spellEnd"/>
       <w:r>
         <w:rPr>
           <w:rFonts w:ascii="Times New Roman" w:hAnsi="Times New Roman"/>
@@ -22195,7 +23702,23 @@
           <w:rFonts w:ascii="Times New Roman" w:hAnsi="Times New Roman"/>
           <w:sz w:val="28"/>
         </w:rPr>
-        <w:t>, о.е.</w:t>
+        <w:t xml:space="preserve">, </w:t>
+      </w:r>
+      <w:proofErr w:type="spellStart"/>
+      <w:r>
+        <w:rPr>
+          <w:rFonts w:ascii="Times New Roman" w:hAnsi="Times New Roman"/>
+          <w:sz w:val="28"/>
+        </w:rPr>
+        <w:t>о.е</w:t>
+      </w:r>
+      <w:proofErr w:type="spellEnd"/>
+      <w:r>
+        <w:rPr>
+          <w:rFonts w:ascii="Times New Roman" w:hAnsi="Times New Roman"/>
+          <w:sz w:val="28"/>
+        </w:rPr>
+        <w:t>.</w:t>
       </w:r>
     </w:p>
     <w:p>
@@ -22395,6 +23918,7 @@
         </w:rPr>
         <w:t xml:space="preserve">тся аналогично коэффициенту </w:t>
       </w:r>
+      <w:proofErr w:type="spellStart"/>
       <w:r>
         <w:rPr>
           <w:rFonts w:ascii="Times New Roman" w:hAnsi="Times New Roman"/>
@@ -22427,6 +23951,7 @@
         </w:rPr>
         <w:t>ons</w:t>
       </w:r>
+      <w:proofErr w:type="spellEnd"/>
       <w:r>
         <w:rPr>
           <w:rFonts w:ascii="Times New Roman" w:hAnsi="Times New Roman"/>
@@ -22699,15 +24224,7 @@
           <w:rFonts w:ascii="Times New Roman" w:hAnsi="Times New Roman"/>
           <w:sz w:val="28"/>
         </w:rPr>
-        <w:t xml:space="preserve">, т, </w:t>
-      </w:r>
-      <w:commentRangeStart w:id="43"/>
-      <w:r>
-        <w:rPr>
-          <w:rFonts w:ascii="Times New Roman" w:hAnsi="Times New Roman"/>
-          <w:sz w:val="28"/>
-        </w:rPr>
-        <w:t xml:space="preserve">в диапазоне от 0 до </w:t>
+        <w:t xml:space="preserve">, т, в диапазоне от 0 до </w:t>
       </w:r>
       <w:r>
         <w:rPr>
@@ -22716,8 +24233,6 @@
         </w:rPr>
         <w:t>43</w:t>
       </w:r>
-      <w:bookmarkStart w:id="44" w:name="_GoBack"/>
-      <w:bookmarkEnd w:id="44"/>
       <w:r>
         <w:rPr>
           <w:rFonts w:ascii="Times New Roman" w:hAnsi="Times New Roman"/>
@@ -22770,19 +24285,12 @@
         </w:rPr>
         <w:t xml:space="preserve">, м, в диапазоне от 0 до </w:t>
       </w:r>
-      <w:commentRangeEnd w:id="43"/>
       <w:r>
         <w:rPr>
           <w:rFonts w:ascii="Times New Roman" w:hAnsi="Times New Roman"/>
           <w:sz w:val="28"/>
         </w:rPr>
         <w:t>164</w:t>
-      </w:r>
-      <w:r>
-        <w:rPr>
-          <w:rStyle w:val="ad"/>
-        </w:rPr>
-        <w:commentReference w:id="43"/>
       </w:r>
       <w:r>
         <w:rPr>
@@ -22803,6 +24311,7 @@
           <w:sz w:val="28"/>
         </w:rPr>
       </w:pPr>
+      <w:proofErr w:type="spellStart"/>
       <w:r>
         <w:rPr>
           <w:rFonts w:ascii="Times New Roman" w:hAnsi="Times New Roman"/>
@@ -22835,6 +24344,7 @@
         </w:rPr>
         <w:t>ns</w:t>
       </w:r>
+      <w:proofErr w:type="spellEnd"/>
       <w:r>
         <w:rPr>
           <w:rFonts w:ascii="Times New Roman" w:hAnsi="Times New Roman"/>
@@ -22857,7 +24367,23 @@
           <w:rFonts w:ascii="Times New Roman" w:hAnsi="Times New Roman"/>
           <w:sz w:val="28"/>
         </w:rPr>
-        <w:t>, о.е.</w:t>
+        <w:t xml:space="preserve">, </w:t>
+      </w:r>
+      <w:proofErr w:type="spellStart"/>
+      <w:r>
+        <w:rPr>
+          <w:rFonts w:ascii="Times New Roman" w:hAnsi="Times New Roman"/>
+          <w:sz w:val="28"/>
+        </w:rPr>
+        <w:t>о.е</w:t>
+      </w:r>
+      <w:proofErr w:type="spellEnd"/>
+      <w:r>
+        <w:rPr>
+          <w:rFonts w:ascii="Times New Roman" w:hAnsi="Times New Roman"/>
+          <w:sz w:val="28"/>
+        </w:rPr>
+        <w:t>.</w:t>
       </w:r>
     </w:p>
     <w:p>
@@ -24012,7 +25538,7 @@
         </w:rPr>
         <w:t xml:space="preserve"> </w:t>
       </w:r>
-      <w:commentRangeStart w:id="45"/>
+      <w:commentRangeStart w:id="40"/>
       <w:r>
         <w:rPr>
           <w:rFonts w:ascii="Times New Roman" w:hAnsi="Times New Roman"/>
@@ -24027,7 +25553,7 @@
           <w:sz w:val="28"/>
           <w:shd w:val="clear" w:color="auto" w:fill="FFFFFF" w:themeFill="background1"/>
         </w:rPr>
-        <w:t>50-200</w:t>
+        <w:t>200</w:t>
       </w:r>
       <w:r>
         <w:rPr>
@@ -24103,7 +25629,25 @@
           <w:sz w:val="28"/>
           <w:shd w:val="clear" w:color="auto" w:fill="FFFF00"/>
         </w:rPr>
-        <w:t>Windows Forms: 10-30 МБ</w:t>
+        <w:t xml:space="preserve">Windows </w:t>
+      </w:r>
+      <w:proofErr w:type="spellStart"/>
+      <w:r>
+        <w:rPr>
+          <w:rFonts w:ascii="Times New Roman" w:hAnsi="Times New Roman"/>
+          <w:sz w:val="28"/>
+          <w:shd w:val="clear" w:color="auto" w:fill="FFFF00"/>
+        </w:rPr>
+        <w:t>Forms</w:t>
+      </w:r>
+      <w:proofErr w:type="spellEnd"/>
+      <w:r>
+        <w:rPr>
+          <w:rFonts w:ascii="Times New Roman" w:hAnsi="Times New Roman"/>
+          <w:sz w:val="28"/>
+          <w:shd w:val="clear" w:color="auto" w:fill="FFFF00"/>
+        </w:rPr>
+        <w:t>: 10-30 МБ</w:t>
       </w:r>
     </w:p>
     <w:p>
@@ -24129,7 +25673,25 @@
           <w:sz w:val="28"/>
           <w:shd w:val="clear" w:color="auto" w:fill="FFFF00"/>
         </w:rPr>
-        <w:t>.NET Runtime: 20-50 МБ</w:t>
+        <w:t xml:space="preserve">.NET </w:t>
+      </w:r>
+      <w:proofErr w:type="spellStart"/>
+      <w:r>
+        <w:rPr>
+          <w:rFonts w:ascii="Times New Roman" w:hAnsi="Times New Roman"/>
+          <w:sz w:val="28"/>
+          <w:shd w:val="clear" w:color="auto" w:fill="FFFF00"/>
+        </w:rPr>
+        <w:t>Runtime</w:t>
+      </w:r>
+      <w:proofErr w:type="spellEnd"/>
+      <w:r>
+        <w:rPr>
+          <w:rFonts w:ascii="Times New Roman" w:hAnsi="Times New Roman"/>
+          <w:sz w:val="28"/>
+          <w:shd w:val="clear" w:color="auto" w:fill="FFFF00"/>
+        </w:rPr>
+        <w:t>: 20-50 МБ</w:t>
       </w:r>
     </w:p>
     <w:p>
@@ -24286,12 +25848,12 @@
         </w:rPr>
         <w:t>.</w:t>
       </w:r>
-      <w:commentRangeEnd w:id="45"/>
+      <w:commentRangeEnd w:id="40"/>
       <w:r>
         <w:rPr>
           <w:rStyle w:val="ad"/>
         </w:rPr>
-        <w:commentReference w:id="45"/>
+        <w:commentReference w:id="40"/>
       </w:r>
     </w:p>
     <w:p>
@@ -24314,7 +25876,23 @@
           <w:rFonts w:ascii="Times New Roman" w:hAnsi="Times New Roman"/>
           <w:sz w:val="28"/>
         </w:rPr>
-        <w:t xml:space="preserve">Исполняемый файл (.exe): 1-5 МБ </w:t>
+        <w:t>Исполняемый файл (.</w:t>
+      </w:r>
+      <w:proofErr w:type="spellStart"/>
+      <w:r>
+        <w:rPr>
+          <w:rFonts w:ascii="Times New Roman" w:hAnsi="Times New Roman"/>
+          <w:sz w:val="28"/>
+        </w:rPr>
+        <w:t>exe</w:t>
+      </w:r>
+      <w:proofErr w:type="spellEnd"/>
+      <w:r>
+        <w:rPr>
+          <w:rFonts w:ascii="Times New Roman" w:hAnsi="Times New Roman"/>
+          <w:sz w:val="28"/>
+        </w:rPr>
+        <w:t xml:space="preserve">): 1-5 МБ </w:t>
       </w:r>
     </w:p>
     <w:p>
@@ -24361,7 +25939,32 @@
           <w:rFonts w:ascii="Times New Roman" w:hAnsi="Times New Roman"/>
           <w:sz w:val="28"/>
         </w:rPr>
-        <w:t xml:space="preserve">Данные (файлы .tran): 1-10 МБ </w:t>
+        <w:t>Данные (</w:t>
+      </w:r>
+      <w:proofErr w:type="gramStart"/>
+      <w:r>
+        <w:rPr>
+          <w:rFonts w:ascii="Times New Roman" w:hAnsi="Times New Roman"/>
+          <w:sz w:val="28"/>
+        </w:rPr>
+        <w:t>файлы .</w:t>
+      </w:r>
+      <w:proofErr w:type="spellStart"/>
+      <w:r>
+        <w:rPr>
+          <w:rFonts w:ascii="Times New Roman" w:hAnsi="Times New Roman"/>
+          <w:sz w:val="28"/>
+        </w:rPr>
+        <w:t>tran</w:t>
+      </w:r>
+      <w:proofErr w:type="spellEnd"/>
+      <w:proofErr w:type="gramEnd"/>
+      <w:r>
+        <w:rPr>
+          <w:rFonts w:ascii="Times New Roman" w:hAnsi="Times New Roman"/>
+          <w:sz w:val="28"/>
+        </w:rPr>
+        <w:t xml:space="preserve">): 1-10 МБ </w:t>
       </w:r>
     </w:p>
     <w:p>
@@ -24379,12 +25982,21 @@
           <w:sz w:val="28"/>
         </w:rPr>
       </w:pPr>
-      <w:r>
-        <w:rPr>
-          <w:rFonts w:ascii="Times New Roman" w:hAnsi="Times New Roman"/>
-          <w:sz w:val="28"/>
-        </w:rPr>
-        <w:t>Логи и временные файлы: 1-5 МБ</w:t>
+      <w:proofErr w:type="spellStart"/>
+      <w:r>
+        <w:rPr>
+          <w:rFonts w:ascii="Times New Roman" w:hAnsi="Times New Roman"/>
+          <w:sz w:val="28"/>
+        </w:rPr>
+        <w:t>Логи</w:t>
+      </w:r>
+      <w:proofErr w:type="spellEnd"/>
+      <w:r>
+        <w:rPr>
+          <w:rFonts w:ascii="Times New Roman" w:hAnsi="Times New Roman"/>
+          <w:sz w:val="28"/>
+        </w:rPr>
+        <w:t xml:space="preserve"> и временные файлы: 1-5 МБ</w:t>
       </w:r>
     </w:p>
     <w:p>
@@ -24407,84 +26019,8 @@
 </file>
 
 <file path=word/comments.xml><?xml version="1.0" encoding="utf-8"?>
-<w:comments xmlns:wpc="http://schemas.microsoft.com/office/word/2010/wordprocessingCanvas" xmlns:cx="http://schemas.microsoft.com/office/drawing/2014/chartex" xmlns:cx1="http://schemas.microsoft.com/office/drawing/2015/9/8/chartex" xmlns:cx2="http://schemas.microsoft.com/office/drawing/2015/10/21/chartex" xmlns:cx3="http://schemas.microsoft.com/office/drawing/2016/5/9/chartex" xmlns:cx4="http://schemas.microsoft.com/office/drawing/2016/5/10/chartex" xmlns:cx5="http://schemas.microsoft.com/office/drawing/2016/5/11/chartex" xmlns:cx6="http://schemas.microsoft.com/office/drawing/2016/5/12/chartex" xmlns:cx7="http://schemas.microsoft.com/office/drawing/2016/5/13/chartex" xmlns:cx8="http://schemas.microsoft.com/office/drawing/2016/5/14/chartex" xmlns:mc="http://schemas.openxmlformats.org/markup-compatibility/2006" xmlns:aink="http://schemas.microsoft.com/office/drawing/2016/ink" xmlns:am3d="http://schemas.microsoft.com/office/drawing/2017/model3d" xmlns:o="urn:schemas-microsoft-com:office:office" xmlns:r="http://schemas.openxmlformats.org/officeDocument/2006/relationships" xmlns:m="http://schemas.openxmlformats.org/officeDocument/2006/math" xmlns:v="urn:schemas-microsoft-com:vml" xmlns:wp14="http://schemas.microsoft.com/office/word/2010/wordprocessingDrawing" xmlns:wp="http://schemas.openxmlformats.org/drawingml/2006/wordprocessingDrawing" xmlns:w10="urn:schemas-microsoft-com:office:word" xmlns:w="http://schemas.openxmlformats.org/wordprocessingml/2006/main" xmlns:w14="http://schemas.microsoft.com/office/word/2010/wordml" xmlns:w15="http://schemas.microsoft.com/office/word/2012/wordml" xmlns:w16cex="http://schemas.microsoft.com/office/word/2018/wordml/cex" xmlns:w16cid="http://schemas.microsoft.com/office/word/2016/wordml/cid" xmlns:w16="http://schemas.microsoft.com/office/word/2018/wordml" xmlns:w16se="http://schemas.microsoft.com/office/word/2015/wordml/symex" xmlns:wpg="http://schemas.microsoft.com/office/word/2010/wordprocessingGroup" xmlns:wpi="http://schemas.microsoft.com/office/word/2010/wordprocessingInk" xmlns:wne="http://schemas.microsoft.com/office/word/2006/wordml" xmlns:wps="http://schemas.microsoft.com/office/word/2010/wordprocessingShape" mc:Ignorable="w14 w15 w16se w16cid w16 w16cex wp14">
-  <w:comment w:id="16" w:author="Aleksey A. Kalentev" w:date="2025-10-31T13:47:00Z" w:initials="AAK">
-    <w:p>
-      <w:pPr>
-        <w:pStyle w:val="ae"/>
-      </w:pPr>
-      <w:r>
-        <w:rPr>
-          <w:rStyle w:val="ad"/>
-        </w:rPr>
-        <w:annotationRef/>
-      </w:r>
-      <w:r>
-        <w:t xml:space="preserve">Убрать части </w:t>
-      </w:r>
-      <w:r>
-        <w:rPr>
-          <w:lang w:val="en-US"/>
-        </w:rPr>
-        <w:t>partial</w:t>
-      </w:r>
-      <w:r>
-        <w:t xml:space="preserve"> </w:t>
-      </w:r>
-      <w:r>
-        <w:t>классов +</w:t>
-      </w:r>
-    </w:p>
-  </w:comment>
-  <w:comment w:id="41" w:author="Aleksey A. Kalentev" w:date="2025-10-31T13:48:00Z" w:initials="AAK">
-    <w:p>
-      <w:pPr>
-        <w:pStyle w:val="ae"/>
-      </w:pPr>
-      <w:r>
-        <w:rPr>
-          <w:rStyle w:val="ad"/>
-        </w:rPr>
-        <w:annotationRef/>
-      </w:r>
-      <w:r>
-        <w:t>Ограничения. +</w:t>
-      </w:r>
-    </w:p>
-  </w:comment>
-  <w:comment w:id="42" w:author="Aleksey A. Kalentev" w:date="2025-10-31T13:49:00Z" w:initials="AAK">
-    <w:p>
-      <w:pPr>
-        <w:pStyle w:val="ae"/>
-      </w:pPr>
-      <w:r>
-        <w:rPr>
-          <w:rStyle w:val="ad"/>
-        </w:rPr>
-        <w:annotationRef/>
-      </w:r>
-      <w:r>
-        <w:t>? +</w:t>
-      </w:r>
-    </w:p>
-  </w:comment>
-  <w:comment w:id="43" w:author="Aleksey A. Kalentev" w:date="2025-10-31T13:49:00Z" w:initials="AAK">
-    <w:p>
-      <w:pPr>
-        <w:pStyle w:val="ae"/>
-      </w:pPr>
-      <w:r>
-        <w:rPr>
-          <w:rStyle w:val="ad"/>
-        </w:rPr>
-        <w:annotationRef/>
-      </w:r>
-      <w:r>
-        <w:t>? +</w:t>
-      </w:r>
-    </w:p>
-  </w:comment>
-  <w:comment w:id="45" w:author="Aleksey A. Kalentev" w:date="2025-10-31T13:49:00Z" w:initials="AAK">
+<w:comments xmlns:wpc="http://schemas.microsoft.com/office/word/2010/wordprocessingCanvas" xmlns:cx="http://schemas.microsoft.com/office/drawing/2014/chartex" xmlns:cx1="http://schemas.microsoft.com/office/drawing/2015/9/8/chartex" xmlns:cx2="http://schemas.microsoft.com/office/drawing/2015/10/21/chartex" xmlns:cx3="http://schemas.microsoft.com/office/drawing/2016/5/9/chartex" xmlns:cx4="http://schemas.microsoft.com/office/drawing/2016/5/10/chartex" xmlns:cx5="http://schemas.microsoft.com/office/drawing/2016/5/11/chartex" xmlns:cx6="http://schemas.microsoft.com/office/drawing/2016/5/12/chartex" xmlns:cx7="http://schemas.microsoft.com/office/drawing/2016/5/13/chartex" xmlns:cx8="http://schemas.microsoft.com/office/drawing/2016/5/14/chartex" xmlns:mc="http://schemas.openxmlformats.org/markup-compatibility/2006" xmlns:aink="http://schemas.microsoft.com/office/drawing/2016/ink" xmlns:am3d="http://schemas.microsoft.com/office/drawing/2017/model3d" xmlns:o="urn:schemas-microsoft-com:office:office" xmlns:r="http://schemas.openxmlformats.org/officeDocument/2006/relationships" xmlns:m="http://schemas.openxmlformats.org/officeDocument/2006/math" xmlns:v="urn:schemas-microsoft-com:vml" xmlns:wp14="http://schemas.microsoft.com/office/word/2010/wordprocessingDrawing" xmlns:wp="http://schemas.openxmlformats.org/drawingml/2006/wordprocessingDrawing" xmlns:w10="urn:schemas-microsoft-com:office:word" xmlns:w="http://schemas.openxmlformats.org/wordprocessingml/2006/main" xmlns:w14="http://schemas.microsoft.com/office/word/2010/wordml" xmlns:w15="http://schemas.microsoft.com/office/word/2012/wordml" xmlns:w16cex="http://schemas.microsoft.com/office/word/2018/wordml/cex" xmlns:w16cid="http://schemas.microsoft.com/office/word/2016/wordml/cid" xmlns:w16="http://schemas.microsoft.com/office/word/2018/wordml" xmlns:w16sdtdh="http://schemas.microsoft.com/office/word/2020/wordml/sdtdatahash" xmlns:w16se="http://schemas.microsoft.com/office/word/2015/wordml/symex" xmlns:wpg="http://schemas.microsoft.com/office/word/2010/wordprocessingGroup" xmlns:wpi="http://schemas.microsoft.com/office/word/2010/wordprocessingInk" xmlns:wne="http://schemas.microsoft.com/office/word/2006/wordml" xmlns:wps="http://schemas.microsoft.com/office/word/2010/wordprocessingShape" mc:Ignorable="w14 w15 w16se w16cid w16 w16cex w16sdtdh wp14">
+  <w:comment w:id="40" w:author="Aleksey A. Kalentev" w:date="2025-10-31T13:49:00Z" w:initials="AAK">
     <w:p>
       <w:pPr>
         <w:pStyle w:val="ae"/>
@@ -24504,37 +26040,25 @@
 </file>
 
 <file path=word/commentsExtended.xml><?xml version="1.0" encoding="utf-8"?>
-<w15:commentsEx xmlns:wpc="http://schemas.microsoft.com/office/word/2010/wordprocessingCanvas" xmlns:cx="http://schemas.microsoft.com/office/drawing/2014/chartex" xmlns:cx1="http://schemas.microsoft.com/office/drawing/2015/9/8/chartex" xmlns:cx2="http://schemas.microsoft.com/office/drawing/2015/10/21/chartex" xmlns:cx3="http://schemas.microsoft.com/office/drawing/2016/5/9/chartex" xmlns:cx4="http://schemas.microsoft.com/office/drawing/2016/5/10/chartex" xmlns:cx5="http://schemas.microsoft.com/office/drawing/2016/5/11/chartex" xmlns:cx6="http://schemas.microsoft.com/office/drawing/2016/5/12/chartex" xmlns:cx7="http://schemas.microsoft.com/office/drawing/2016/5/13/chartex" xmlns:cx8="http://schemas.microsoft.com/office/drawing/2016/5/14/chartex" xmlns:mc="http://schemas.openxmlformats.org/markup-compatibility/2006" xmlns:aink="http://schemas.microsoft.com/office/drawing/2016/ink" xmlns:am3d="http://schemas.microsoft.com/office/drawing/2017/model3d" xmlns:o="urn:schemas-microsoft-com:office:office" xmlns:r="http://schemas.openxmlformats.org/officeDocument/2006/relationships" xmlns:m="http://schemas.openxmlformats.org/officeDocument/2006/math" xmlns:v="urn:schemas-microsoft-com:vml" xmlns:wp14="http://schemas.microsoft.com/office/word/2010/wordprocessingDrawing" xmlns:wp="http://schemas.openxmlformats.org/drawingml/2006/wordprocessingDrawing" xmlns:w10="urn:schemas-microsoft-com:office:word" xmlns:w="http://schemas.openxmlformats.org/wordprocessingml/2006/main" xmlns:w14="http://schemas.microsoft.com/office/word/2010/wordml" xmlns:w15="http://schemas.microsoft.com/office/word/2012/wordml" xmlns:w16cex="http://schemas.microsoft.com/office/word/2018/wordml/cex" xmlns:w16cid="http://schemas.microsoft.com/office/word/2016/wordml/cid" xmlns:w16="http://schemas.microsoft.com/office/word/2018/wordml" xmlns:w16se="http://schemas.microsoft.com/office/word/2015/wordml/symex" xmlns:wpg="http://schemas.microsoft.com/office/word/2010/wordprocessingGroup" xmlns:wpi="http://schemas.microsoft.com/office/word/2010/wordprocessingInk" xmlns:wne="http://schemas.microsoft.com/office/word/2006/wordml" xmlns:wps="http://schemas.microsoft.com/office/word/2010/wordprocessingShape" mc:Ignorable="w14 w15 w16se w16cid w16 w16cex wp14">
-  <w15:commentEx w15:paraId="56C805EE" w15:done="0"/>
-  <w15:commentEx w15:paraId="71EBE451" w15:done="0"/>
-  <w15:commentEx w15:paraId="3E0A1DD6" w15:done="0"/>
-  <w15:commentEx w15:paraId="696CB3F1" w15:done="0"/>
+<w15:commentsEx xmlns:wpc="http://schemas.microsoft.com/office/word/2010/wordprocessingCanvas" xmlns:cx="http://schemas.microsoft.com/office/drawing/2014/chartex" xmlns:cx1="http://schemas.microsoft.com/office/drawing/2015/9/8/chartex" xmlns:cx2="http://schemas.microsoft.com/office/drawing/2015/10/21/chartex" xmlns:cx3="http://schemas.microsoft.com/office/drawing/2016/5/9/chartex" xmlns:cx4="http://schemas.microsoft.com/office/drawing/2016/5/10/chartex" xmlns:cx5="http://schemas.microsoft.com/office/drawing/2016/5/11/chartex" xmlns:cx6="http://schemas.microsoft.com/office/drawing/2016/5/12/chartex" xmlns:cx7="http://schemas.microsoft.com/office/drawing/2016/5/13/chartex" xmlns:cx8="http://schemas.microsoft.com/office/drawing/2016/5/14/chartex" xmlns:mc="http://schemas.openxmlformats.org/markup-compatibility/2006" xmlns:aink="http://schemas.microsoft.com/office/drawing/2016/ink" xmlns:am3d="http://schemas.microsoft.com/office/drawing/2017/model3d" xmlns:o="urn:schemas-microsoft-com:office:office" xmlns:r="http://schemas.openxmlformats.org/officeDocument/2006/relationships" xmlns:m="http://schemas.openxmlformats.org/officeDocument/2006/math" xmlns:v="urn:schemas-microsoft-com:vml" xmlns:wp14="http://schemas.microsoft.com/office/word/2010/wordprocessingDrawing" xmlns:wp="http://schemas.openxmlformats.org/drawingml/2006/wordprocessingDrawing" xmlns:w10="urn:schemas-microsoft-com:office:word" xmlns:w="http://schemas.openxmlformats.org/wordprocessingml/2006/main" xmlns:w14="http://schemas.microsoft.com/office/word/2010/wordml" xmlns:w15="http://schemas.microsoft.com/office/word/2012/wordml" xmlns:w16cex="http://schemas.microsoft.com/office/word/2018/wordml/cex" xmlns:w16cid="http://schemas.microsoft.com/office/word/2016/wordml/cid" xmlns:w16="http://schemas.microsoft.com/office/word/2018/wordml" xmlns:w16sdtdh="http://schemas.microsoft.com/office/word/2020/wordml/sdtdatahash" xmlns:w16se="http://schemas.microsoft.com/office/word/2015/wordml/symex" xmlns:wpg="http://schemas.microsoft.com/office/word/2010/wordprocessingGroup" xmlns:wpi="http://schemas.microsoft.com/office/word/2010/wordprocessingInk" xmlns:wne="http://schemas.microsoft.com/office/word/2006/wordml" xmlns:wps="http://schemas.microsoft.com/office/word/2010/wordprocessingShape" mc:Ignorable="w14 w15 w16se w16cid w16 w16cex w16sdtdh wp14">
   <w15:commentEx w15:paraId="654CE584" w15:done="0"/>
 </w15:commentsEx>
 </file>
 
 <file path=word/commentsExtensible.xml><?xml version="1.0" encoding="utf-8"?>
-<w16cex:commentsExtensible xmlns:wpc="http://schemas.microsoft.com/office/word/2010/wordprocessingCanvas" xmlns:cx="http://schemas.microsoft.com/office/drawing/2014/chartex" xmlns:cx1="http://schemas.microsoft.com/office/drawing/2015/9/8/chartex" xmlns:cx2="http://schemas.microsoft.com/office/drawing/2015/10/21/chartex" xmlns:cx3="http://schemas.microsoft.com/office/drawing/2016/5/9/chartex" xmlns:cx4="http://schemas.microsoft.com/office/drawing/2016/5/10/chartex" xmlns:cx5="http://schemas.microsoft.com/office/drawing/2016/5/11/chartex" xmlns:cx6="http://schemas.microsoft.com/office/drawing/2016/5/12/chartex" xmlns:cx7="http://schemas.microsoft.com/office/drawing/2016/5/13/chartex" xmlns:cx8="http://schemas.microsoft.com/office/drawing/2016/5/14/chartex" xmlns:mc="http://schemas.openxmlformats.org/markup-compatibility/2006" xmlns:aink="http://schemas.microsoft.com/office/drawing/2016/ink" xmlns:am3d="http://schemas.microsoft.com/office/drawing/2017/model3d" xmlns:o="urn:schemas-microsoft-com:office:office" xmlns:r="http://schemas.openxmlformats.org/officeDocument/2006/relationships" xmlns:m="http://schemas.openxmlformats.org/officeDocument/2006/math" xmlns:v="urn:schemas-microsoft-com:vml" xmlns:wp14="http://schemas.microsoft.com/office/word/2010/wordprocessingDrawing" xmlns:wp="http://schemas.openxmlformats.org/drawingml/2006/wordprocessingDrawing" xmlns:w10="urn:schemas-microsoft-com:office:word" xmlns:w="http://schemas.openxmlformats.org/wordprocessingml/2006/main" xmlns:w14="http://schemas.microsoft.com/office/word/2010/wordml" xmlns:w15="http://schemas.microsoft.com/office/word/2012/wordml" xmlns:w16cex="http://schemas.microsoft.com/office/word/2018/wordml/cex" xmlns:w16cid="http://schemas.microsoft.com/office/word/2016/wordml/cid" xmlns:w16="http://schemas.microsoft.com/office/word/2018/wordml" xmlns:w16se="http://schemas.microsoft.com/office/word/2015/wordml/symex" xmlns:wpg="http://schemas.microsoft.com/office/word/2010/wordprocessingGroup" xmlns:wpi="http://schemas.microsoft.com/office/word/2010/wordprocessingInk" xmlns:wne="http://schemas.microsoft.com/office/word/2006/wordml" xmlns:wps="http://schemas.microsoft.com/office/word/2010/wordprocessingShape" mc:Ignorable="w14 w15 w16se w16cid w16 w16cex wp14">
-  <w16cex:commentExtensible w16cex:durableId="2CAF3C77" w16cex:dateUtc="2025-10-31T06:47:00Z"/>
-  <w16cex:commentExtensible w16cex:durableId="2CAF3CC7" w16cex:dateUtc="2025-10-31T06:48:00Z"/>
-  <w16cex:commentExtensible w16cex:durableId="2CAF3CDC" w16cex:dateUtc="2025-10-31T06:49:00Z"/>
-  <w16cex:commentExtensible w16cex:durableId="2CAF3CE1" w16cex:dateUtc="2025-10-31T06:49:00Z"/>
+<w16cex:commentsExtensible xmlns:wpc="http://schemas.microsoft.com/office/word/2010/wordprocessingCanvas" xmlns:cx="http://schemas.microsoft.com/office/drawing/2014/chartex" xmlns:cx1="http://schemas.microsoft.com/office/drawing/2015/9/8/chartex" xmlns:cx2="http://schemas.microsoft.com/office/drawing/2015/10/21/chartex" xmlns:cx3="http://schemas.microsoft.com/office/drawing/2016/5/9/chartex" xmlns:cx4="http://schemas.microsoft.com/office/drawing/2016/5/10/chartex" xmlns:cx5="http://schemas.microsoft.com/office/drawing/2016/5/11/chartex" xmlns:cx6="http://schemas.microsoft.com/office/drawing/2016/5/12/chartex" xmlns:cx7="http://schemas.microsoft.com/office/drawing/2016/5/13/chartex" xmlns:cx8="http://schemas.microsoft.com/office/drawing/2016/5/14/chartex" xmlns:mc="http://schemas.openxmlformats.org/markup-compatibility/2006" xmlns:aink="http://schemas.microsoft.com/office/drawing/2016/ink" xmlns:am3d="http://schemas.microsoft.com/office/drawing/2017/model3d" xmlns:o="urn:schemas-microsoft-com:office:office" xmlns:r="http://schemas.openxmlformats.org/officeDocument/2006/relationships" xmlns:m="http://schemas.openxmlformats.org/officeDocument/2006/math" xmlns:v="urn:schemas-microsoft-com:vml" xmlns:wp14="http://schemas.microsoft.com/office/word/2010/wordprocessingDrawing" xmlns:wp="http://schemas.openxmlformats.org/drawingml/2006/wordprocessingDrawing" xmlns:w10="urn:schemas-microsoft-com:office:word" xmlns:w="http://schemas.openxmlformats.org/wordprocessingml/2006/main" xmlns:w14="http://schemas.microsoft.com/office/word/2010/wordml" xmlns:w15="http://schemas.microsoft.com/office/word/2012/wordml" xmlns:w16cex="http://schemas.microsoft.com/office/word/2018/wordml/cex" xmlns:w16cid="http://schemas.microsoft.com/office/word/2016/wordml/cid" xmlns:w16="http://schemas.microsoft.com/office/word/2018/wordml" xmlns:w16sdtdh="http://schemas.microsoft.com/office/word/2020/wordml/sdtdatahash" xmlns:w16se="http://schemas.microsoft.com/office/word/2015/wordml/symex" xmlns:wpg="http://schemas.microsoft.com/office/word/2010/wordprocessingGroup" xmlns:wpi="http://schemas.microsoft.com/office/word/2010/wordprocessingInk" xmlns:wne="http://schemas.microsoft.com/office/word/2006/wordml" xmlns:wps="http://schemas.microsoft.com/office/word/2010/wordprocessingShape" mc:Ignorable="w14 w15 w16se w16cid w16 w16cex w16sdtdh wp14">
   <w16cex:commentExtensible w16cex:durableId="2CAF3CF8" w16cex:dateUtc="2025-10-31T06:49:00Z"/>
 </w16cex:commentsExtensible>
 </file>
 
 <file path=word/commentsIds.xml><?xml version="1.0" encoding="utf-8"?>
-<w16cid:commentsIds xmlns:wpc="http://schemas.microsoft.com/office/word/2010/wordprocessingCanvas" xmlns:cx="http://schemas.microsoft.com/office/drawing/2014/chartex" xmlns:cx1="http://schemas.microsoft.com/office/drawing/2015/9/8/chartex" xmlns:cx2="http://schemas.microsoft.com/office/drawing/2015/10/21/chartex" xmlns:cx3="http://schemas.microsoft.com/office/drawing/2016/5/9/chartex" xmlns:cx4="http://schemas.microsoft.com/office/drawing/2016/5/10/chartex" xmlns:cx5="http://schemas.microsoft.com/office/drawing/2016/5/11/chartex" xmlns:cx6="http://schemas.microsoft.com/office/drawing/2016/5/12/chartex" xmlns:cx7="http://schemas.microsoft.com/office/drawing/2016/5/13/chartex" xmlns:cx8="http://schemas.microsoft.com/office/drawing/2016/5/14/chartex" xmlns:mc="http://schemas.openxmlformats.org/markup-compatibility/2006" xmlns:aink="http://schemas.microsoft.com/office/drawing/2016/ink" xmlns:am3d="http://schemas.microsoft.com/office/drawing/2017/model3d" xmlns:o="urn:schemas-microsoft-com:office:office" xmlns:r="http://schemas.openxmlformats.org/officeDocument/2006/relationships" xmlns:m="http://schemas.openxmlformats.org/officeDocument/2006/math" xmlns:v="urn:schemas-microsoft-com:vml" xmlns:wp14="http://schemas.microsoft.com/office/word/2010/wordprocessingDrawing" xmlns:wp="http://schemas.openxmlformats.org/drawingml/2006/wordprocessingDrawing" xmlns:w10="urn:schemas-microsoft-com:office:word" xmlns:w="http://schemas.openxmlformats.org/wordprocessingml/2006/main" xmlns:w14="http://schemas.microsoft.com/office/word/2010/wordml" xmlns:w15="http://schemas.microsoft.com/office/word/2012/wordml" xmlns:w16cex="http://schemas.microsoft.com/office/word/2018/wordml/cex" xmlns:w16cid="http://schemas.microsoft.com/office/word/2016/wordml/cid" xmlns:w16="http://schemas.microsoft.com/office/word/2018/wordml" xmlns:w16se="http://schemas.microsoft.com/office/word/2015/wordml/symex" xmlns:wpg="http://schemas.microsoft.com/office/word/2010/wordprocessingGroup" xmlns:wpi="http://schemas.microsoft.com/office/word/2010/wordprocessingInk" xmlns:wne="http://schemas.microsoft.com/office/word/2006/wordml" xmlns:wps="http://schemas.microsoft.com/office/word/2010/wordprocessingShape" mc:Ignorable="w14 w15 w16se w16cid w16 w16cex wp14">
-  <w16cid:commentId w16cid:paraId="56C805EE" w16cid:durableId="2CAF3C77"/>
-  <w16cid:commentId w16cid:paraId="71EBE451" w16cid:durableId="2CAF3CC7"/>
-  <w16cid:commentId w16cid:paraId="3E0A1DD6" w16cid:durableId="2CAF3CDC"/>
-  <w16cid:commentId w16cid:paraId="696CB3F1" w16cid:durableId="2CAF3CE1"/>
+<w16cid:commentsIds xmlns:wpc="http://schemas.microsoft.com/office/word/2010/wordprocessingCanvas" xmlns:cx="http://schemas.microsoft.com/office/drawing/2014/chartex" xmlns:cx1="http://schemas.microsoft.com/office/drawing/2015/9/8/chartex" xmlns:cx2="http://schemas.microsoft.com/office/drawing/2015/10/21/chartex" xmlns:cx3="http://schemas.microsoft.com/office/drawing/2016/5/9/chartex" xmlns:cx4="http://schemas.microsoft.com/office/drawing/2016/5/10/chartex" xmlns:cx5="http://schemas.microsoft.com/office/drawing/2016/5/11/chartex" xmlns:cx6="http://schemas.microsoft.com/office/drawing/2016/5/12/chartex" xmlns:cx7="http://schemas.microsoft.com/office/drawing/2016/5/13/chartex" xmlns:cx8="http://schemas.microsoft.com/office/drawing/2016/5/14/chartex" xmlns:mc="http://schemas.openxmlformats.org/markup-compatibility/2006" xmlns:aink="http://schemas.microsoft.com/office/drawing/2016/ink" xmlns:am3d="http://schemas.microsoft.com/office/drawing/2017/model3d" xmlns:o="urn:schemas-microsoft-com:office:office" xmlns:r="http://schemas.openxmlformats.org/officeDocument/2006/relationships" xmlns:m="http://schemas.openxmlformats.org/officeDocument/2006/math" xmlns:v="urn:schemas-microsoft-com:vml" xmlns:wp14="http://schemas.microsoft.com/office/word/2010/wordprocessingDrawing" xmlns:wp="http://schemas.openxmlformats.org/drawingml/2006/wordprocessingDrawing" xmlns:w10="urn:schemas-microsoft-com:office:word" xmlns:w="http://schemas.openxmlformats.org/wordprocessingml/2006/main" xmlns:w14="http://schemas.microsoft.com/office/word/2010/wordml" xmlns:w15="http://schemas.microsoft.com/office/word/2012/wordml" xmlns:w16cex="http://schemas.microsoft.com/office/word/2018/wordml/cex" xmlns:w16cid="http://schemas.microsoft.com/office/word/2016/wordml/cid" xmlns:w16="http://schemas.microsoft.com/office/word/2018/wordml" xmlns:w16sdtdh="http://schemas.microsoft.com/office/word/2020/wordml/sdtdatahash" xmlns:w16se="http://schemas.microsoft.com/office/word/2015/wordml/symex" xmlns:wpg="http://schemas.microsoft.com/office/word/2010/wordprocessingGroup" xmlns:wpi="http://schemas.microsoft.com/office/word/2010/wordprocessingInk" xmlns:wne="http://schemas.microsoft.com/office/word/2006/wordml" xmlns:wps="http://schemas.microsoft.com/office/word/2010/wordprocessingShape" mc:Ignorable="w14 w15 w16se w16cid w16 w16cex w16sdtdh wp14">
   <w16cid:commentId w16cid:paraId="654CE584" w16cid:durableId="2CAF3CF8"/>
 </w16cid:commentsIds>
 </file>
 
 <file path=word/endnotes.xml><?xml version="1.0" encoding="utf-8"?>
-<w:endnotes xmlns:wpc="http://schemas.microsoft.com/office/word/2010/wordprocessingCanvas" xmlns:cx="http://schemas.microsoft.com/office/drawing/2014/chartex" xmlns:cx1="http://schemas.microsoft.com/office/drawing/2015/9/8/chartex" xmlns:cx2="http://schemas.microsoft.com/office/drawing/2015/10/21/chartex" xmlns:cx3="http://schemas.microsoft.com/office/drawing/2016/5/9/chartex" xmlns:cx4="http://schemas.microsoft.com/office/drawing/2016/5/10/chartex" xmlns:cx5="http://schemas.microsoft.com/office/drawing/2016/5/11/chartex" xmlns:cx6="http://schemas.microsoft.com/office/drawing/2016/5/12/chartex" xmlns:cx7="http://schemas.microsoft.com/office/drawing/2016/5/13/chartex" xmlns:cx8="http://schemas.microsoft.com/office/drawing/2016/5/14/chartex" xmlns:mc="http://schemas.openxmlformats.org/markup-compatibility/2006" xmlns:aink="http://schemas.microsoft.com/office/drawing/2016/ink" xmlns:am3d="http://schemas.microsoft.com/office/drawing/2017/model3d" xmlns:o="urn:schemas-microsoft-com:office:office" xmlns:r="http://schemas.openxmlformats.org/officeDocument/2006/relationships" xmlns:m="http://schemas.openxmlformats.org/officeDocument/2006/math" xmlns:v="urn:schemas-microsoft-com:vml" xmlns:wp14="http://schemas.microsoft.com/office/word/2010/wordprocessingDrawing" xmlns:wp="http://schemas.openxmlformats.org/drawingml/2006/wordprocessingDrawing" xmlns:w10="urn:schemas-microsoft-com:office:word" xmlns:w="http://schemas.openxmlformats.org/wordprocessingml/2006/main" xmlns:w14="http://schemas.microsoft.com/office/word/2010/wordml" xmlns:w15="http://schemas.microsoft.com/office/word/2012/wordml" xmlns:w16cex="http://schemas.microsoft.com/office/word/2018/wordml/cex" xmlns:w16cid="http://schemas.microsoft.com/office/word/2016/wordml/cid" xmlns:w16="http://schemas.microsoft.com/office/word/2018/wordml" xmlns:w16se="http://schemas.microsoft.com/office/word/2015/wordml/symex" xmlns:wpg="http://schemas.microsoft.com/office/word/2010/wordprocessingGroup" xmlns:wpi="http://schemas.microsoft.com/office/word/2010/wordprocessingInk" xmlns:wne="http://schemas.microsoft.com/office/word/2006/wordml" xmlns:wps="http://schemas.microsoft.com/office/word/2010/wordprocessingShape" mc:Ignorable="w14 w15 w16se w16cid w16 w16cex wp14">
+<w:endnotes xmlns:wpc="http://schemas.microsoft.com/office/word/2010/wordprocessingCanvas" xmlns:cx="http://schemas.microsoft.com/office/drawing/2014/chartex" xmlns:cx1="http://schemas.microsoft.com/office/drawing/2015/9/8/chartex" xmlns:cx2="http://schemas.microsoft.com/office/drawing/2015/10/21/chartex" xmlns:cx3="http://schemas.microsoft.com/office/drawing/2016/5/9/chartex" xmlns:cx4="http://schemas.microsoft.com/office/drawing/2016/5/10/chartex" xmlns:cx5="http://schemas.microsoft.com/office/drawing/2016/5/11/chartex" xmlns:cx6="http://schemas.microsoft.com/office/drawing/2016/5/12/chartex" xmlns:cx7="http://schemas.microsoft.com/office/drawing/2016/5/13/chartex" xmlns:cx8="http://schemas.microsoft.com/office/drawing/2016/5/14/chartex" xmlns:mc="http://schemas.openxmlformats.org/markup-compatibility/2006" xmlns:aink="http://schemas.microsoft.com/office/drawing/2016/ink" xmlns:am3d="http://schemas.microsoft.com/office/drawing/2017/model3d" xmlns:o="urn:schemas-microsoft-com:office:office" xmlns:r="http://schemas.openxmlformats.org/officeDocument/2006/relationships" xmlns:m="http://schemas.openxmlformats.org/officeDocument/2006/math" xmlns:v="urn:schemas-microsoft-com:vml" xmlns:wp14="http://schemas.microsoft.com/office/word/2010/wordprocessingDrawing" xmlns:wp="http://schemas.openxmlformats.org/drawingml/2006/wordprocessingDrawing" xmlns:w10="urn:schemas-microsoft-com:office:word" xmlns:w="http://schemas.openxmlformats.org/wordprocessingml/2006/main" xmlns:w14="http://schemas.microsoft.com/office/word/2010/wordml" xmlns:w15="http://schemas.microsoft.com/office/word/2012/wordml" xmlns:w16cex="http://schemas.microsoft.com/office/word/2018/wordml/cex" xmlns:w16cid="http://schemas.microsoft.com/office/word/2016/wordml/cid" xmlns:w16="http://schemas.microsoft.com/office/word/2018/wordml" xmlns:w16sdtdh="http://schemas.microsoft.com/office/word/2020/wordml/sdtdatahash" xmlns:w16se="http://schemas.microsoft.com/office/word/2015/wordml/symex" xmlns:wpg="http://schemas.microsoft.com/office/word/2010/wordprocessingGroup" xmlns:wpi="http://schemas.microsoft.com/office/word/2010/wordprocessingInk" xmlns:wne="http://schemas.microsoft.com/office/word/2006/wordml" xmlns:wps="http://schemas.microsoft.com/office/word/2010/wordprocessingShape" mc:Ignorable="w14 w15 w16se w16cid w16 w16cex w16sdtdh wp14">
   <w:endnote w:type="separator" w:id="-1">
     <w:p>
       <w:pPr>
@@ -24559,7 +26083,7 @@
 </file>
 
 <file path=word/footer1.xml><?xml version="1.0" encoding="utf-8"?>
-<w:ftr xmlns:wpc="http://schemas.microsoft.com/office/word/2010/wordprocessingCanvas" xmlns:cx="http://schemas.microsoft.com/office/drawing/2014/chartex" xmlns:cx1="http://schemas.microsoft.com/office/drawing/2015/9/8/chartex" xmlns:cx2="http://schemas.microsoft.com/office/drawing/2015/10/21/chartex" xmlns:cx3="http://schemas.microsoft.com/office/drawing/2016/5/9/chartex" xmlns:cx4="http://schemas.microsoft.com/office/drawing/2016/5/10/chartex" xmlns:cx5="http://schemas.microsoft.com/office/drawing/2016/5/11/chartex" xmlns:cx6="http://schemas.microsoft.com/office/drawing/2016/5/12/chartex" xmlns:cx7="http://schemas.microsoft.com/office/drawing/2016/5/13/chartex" xmlns:cx8="http://schemas.microsoft.com/office/drawing/2016/5/14/chartex" xmlns:mc="http://schemas.openxmlformats.org/markup-compatibility/2006" xmlns:aink="http://schemas.microsoft.com/office/drawing/2016/ink" xmlns:am3d="http://schemas.microsoft.com/office/drawing/2017/model3d" xmlns:o="urn:schemas-microsoft-com:office:office" xmlns:r="http://schemas.openxmlformats.org/officeDocument/2006/relationships" xmlns:m="http://schemas.openxmlformats.org/officeDocument/2006/math" xmlns:v="urn:schemas-microsoft-com:vml" xmlns:wp14="http://schemas.microsoft.com/office/word/2010/wordprocessingDrawing" xmlns:wp="http://schemas.openxmlformats.org/drawingml/2006/wordprocessingDrawing" xmlns:w10="urn:schemas-microsoft-com:office:word" xmlns:w="http://schemas.openxmlformats.org/wordprocessingml/2006/main" xmlns:w14="http://schemas.microsoft.com/office/word/2010/wordml" xmlns:w15="http://schemas.microsoft.com/office/word/2012/wordml" xmlns:w16cex="http://schemas.microsoft.com/office/word/2018/wordml/cex" xmlns:w16cid="http://schemas.microsoft.com/office/word/2016/wordml/cid" xmlns:w16="http://schemas.microsoft.com/office/word/2018/wordml" xmlns:w16se="http://schemas.microsoft.com/office/word/2015/wordml/symex" xmlns:wpg="http://schemas.microsoft.com/office/word/2010/wordprocessingGroup" xmlns:wpi="http://schemas.microsoft.com/office/word/2010/wordprocessingInk" xmlns:wne="http://schemas.microsoft.com/office/word/2006/wordml" xmlns:wps="http://schemas.microsoft.com/office/word/2010/wordprocessingShape" mc:Ignorable="w14 w15 w16se w16cid w16 w16cex wp14">
+<w:ftr xmlns:wpc="http://schemas.microsoft.com/office/word/2010/wordprocessingCanvas" xmlns:cx="http://schemas.microsoft.com/office/drawing/2014/chartex" xmlns:cx1="http://schemas.microsoft.com/office/drawing/2015/9/8/chartex" xmlns:cx2="http://schemas.microsoft.com/office/drawing/2015/10/21/chartex" xmlns:cx3="http://schemas.microsoft.com/office/drawing/2016/5/9/chartex" xmlns:cx4="http://schemas.microsoft.com/office/drawing/2016/5/10/chartex" xmlns:cx5="http://schemas.microsoft.com/office/drawing/2016/5/11/chartex" xmlns:cx6="http://schemas.microsoft.com/office/drawing/2016/5/12/chartex" xmlns:cx7="http://schemas.microsoft.com/office/drawing/2016/5/13/chartex" xmlns:cx8="http://schemas.microsoft.com/office/drawing/2016/5/14/chartex" xmlns:mc="http://schemas.openxmlformats.org/markup-compatibility/2006" xmlns:aink="http://schemas.microsoft.com/office/drawing/2016/ink" xmlns:am3d="http://schemas.microsoft.com/office/drawing/2017/model3d" xmlns:o="urn:schemas-microsoft-com:office:office" xmlns:r="http://schemas.openxmlformats.org/officeDocument/2006/relationships" xmlns:m="http://schemas.openxmlformats.org/officeDocument/2006/math" xmlns:v="urn:schemas-microsoft-com:vml" xmlns:wp14="http://schemas.microsoft.com/office/word/2010/wordprocessingDrawing" xmlns:wp="http://schemas.openxmlformats.org/drawingml/2006/wordprocessingDrawing" xmlns:w10="urn:schemas-microsoft-com:office:word" xmlns:w="http://schemas.openxmlformats.org/wordprocessingml/2006/main" xmlns:w14="http://schemas.microsoft.com/office/word/2010/wordml" xmlns:w15="http://schemas.microsoft.com/office/word/2012/wordml" xmlns:w16cex="http://schemas.microsoft.com/office/word/2018/wordml/cex" xmlns:w16cid="http://schemas.microsoft.com/office/word/2016/wordml/cid" xmlns:w16="http://schemas.microsoft.com/office/word/2018/wordml" xmlns:w16sdtdh="http://schemas.microsoft.com/office/word/2020/wordml/sdtdatahash" xmlns:w16se="http://schemas.microsoft.com/office/word/2015/wordml/symex" xmlns:wpg="http://schemas.microsoft.com/office/word/2010/wordprocessingGroup" xmlns:wpi="http://schemas.microsoft.com/office/word/2010/wordprocessingInk" xmlns:wne="http://schemas.microsoft.com/office/word/2006/wordml" xmlns:wps="http://schemas.microsoft.com/office/word/2010/wordprocessingShape" mc:Ignorable="w14 w15 w16se w16cid w16 w16cex w16sdtdh wp14">
   <w:sdt>
     <w:sdtPr>
       <w:id w:val="1971093946"/>
@@ -24638,7 +26162,7 @@
 </file>
 
 <file path=word/footnotes.xml><?xml version="1.0" encoding="utf-8"?>
-<w:footnotes xmlns:wpc="http://schemas.microsoft.com/office/word/2010/wordprocessingCanvas" xmlns:cx="http://schemas.microsoft.com/office/drawing/2014/chartex" xmlns:cx1="http://schemas.microsoft.com/office/drawing/2015/9/8/chartex" xmlns:cx2="http://schemas.microsoft.com/office/drawing/2015/10/21/chartex" xmlns:cx3="http://schemas.microsoft.com/office/drawing/2016/5/9/chartex" xmlns:cx4="http://schemas.microsoft.com/office/drawing/2016/5/10/chartex" xmlns:cx5="http://schemas.microsoft.com/office/drawing/2016/5/11/chartex" xmlns:cx6="http://schemas.microsoft.com/office/drawing/2016/5/12/chartex" xmlns:cx7="http://schemas.microsoft.com/office/drawing/2016/5/13/chartex" xmlns:cx8="http://schemas.microsoft.com/office/drawing/2016/5/14/chartex" xmlns:mc="http://schemas.openxmlformats.org/markup-compatibility/2006" xmlns:aink="http://schemas.microsoft.com/office/drawing/2016/ink" xmlns:am3d="http://schemas.microsoft.com/office/drawing/2017/model3d" xmlns:o="urn:schemas-microsoft-com:office:office" xmlns:r="http://schemas.openxmlformats.org/officeDocument/2006/relationships" xmlns:m="http://schemas.openxmlformats.org/officeDocument/2006/math" xmlns:v="urn:schemas-microsoft-com:vml" xmlns:wp14="http://schemas.microsoft.com/office/word/2010/wordprocessingDrawing" xmlns:wp="http://schemas.openxmlformats.org/drawingml/2006/wordprocessingDrawing" xmlns:w10="urn:schemas-microsoft-com:office:word" xmlns:w="http://schemas.openxmlformats.org/wordprocessingml/2006/main" xmlns:w14="http://schemas.microsoft.com/office/word/2010/wordml" xmlns:w15="http://schemas.microsoft.com/office/word/2012/wordml" xmlns:w16cex="http://schemas.microsoft.com/office/word/2018/wordml/cex" xmlns:w16cid="http://schemas.microsoft.com/office/word/2016/wordml/cid" xmlns:w16="http://schemas.microsoft.com/office/word/2018/wordml" xmlns:w16se="http://schemas.microsoft.com/office/word/2015/wordml/symex" xmlns:wpg="http://schemas.microsoft.com/office/word/2010/wordprocessingGroup" xmlns:wpi="http://schemas.microsoft.com/office/word/2010/wordprocessingInk" xmlns:wne="http://schemas.microsoft.com/office/word/2006/wordml" xmlns:wps="http://schemas.microsoft.com/office/word/2010/wordprocessingShape" mc:Ignorable="w14 w15 w16se w16cid w16 w16cex wp14">
+<w:footnotes xmlns:wpc="http://schemas.microsoft.com/office/word/2010/wordprocessingCanvas" xmlns:cx="http://schemas.microsoft.com/office/drawing/2014/chartex" xmlns:cx1="http://schemas.microsoft.com/office/drawing/2015/9/8/chartex" xmlns:cx2="http://schemas.microsoft.com/office/drawing/2015/10/21/chartex" xmlns:cx3="http://schemas.microsoft.com/office/drawing/2016/5/9/chartex" xmlns:cx4="http://schemas.microsoft.com/office/drawing/2016/5/10/chartex" xmlns:cx5="http://schemas.microsoft.com/office/drawing/2016/5/11/chartex" xmlns:cx6="http://schemas.microsoft.com/office/drawing/2016/5/12/chartex" xmlns:cx7="http://schemas.microsoft.com/office/drawing/2016/5/13/chartex" xmlns:cx8="http://schemas.microsoft.com/office/drawing/2016/5/14/chartex" xmlns:mc="http://schemas.openxmlformats.org/markup-compatibility/2006" xmlns:aink="http://schemas.microsoft.com/office/drawing/2016/ink" xmlns:am3d="http://schemas.microsoft.com/office/drawing/2017/model3d" xmlns:o="urn:schemas-microsoft-com:office:office" xmlns:r="http://schemas.openxmlformats.org/officeDocument/2006/relationships" xmlns:m="http://schemas.openxmlformats.org/officeDocument/2006/math" xmlns:v="urn:schemas-microsoft-com:vml" xmlns:wp14="http://schemas.microsoft.com/office/word/2010/wordprocessingDrawing" xmlns:wp="http://schemas.openxmlformats.org/drawingml/2006/wordprocessingDrawing" xmlns:w10="urn:schemas-microsoft-com:office:word" xmlns:w="http://schemas.openxmlformats.org/wordprocessingml/2006/main" xmlns:w14="http://schemas.microsoft.com/office/word/2010/wordml" xmlns:w15="http://schemas.microsoft.com/office/word/2012/wordml" xmlns:w16cex="http://schemas.microsoft.com/office/word/2018/wordml/cex" xmlns:w16cid="http://schemas.microsoft.com/office/word/2016/wordml/cid" xmlns:w16="http://schemas.microsoft.com/office/word/2018/wordml" xmlns:w16sdtdh="http://schemas.microsoft.com/office/word/2020/wordml/sdtdatahash" xmlns:w16se="http://schemas.microsoft.com/office/word/2015/wordml/symex" xmlns:wpg="http://schemas.microsoft.com/office/word/2010/wordprocessingGroup" xmlns:wpi="http://schemas.microsoft.com/office/word/2010/wordprocessingInk" xmlns:wne="http://schemas.microsoft.com/office/word/2006/wordml" xmlns:wps="http://schemas.microsoft.com/office/word/2010/wordprocessingShape" mc:Ignorable="w14 w15 w16se w16cid w16 w16cex w16sdtdh wp14">
   <w:footnote w:type="separator" w:id="-1">
     <w:p>
       <w:pPr>
@@ -24663,7 +26187,7 @@
 </file>
 
 <file path=word/numbering.xml><?xml version="1.0" encoding="utf-8"?>
-<w:numbering xmlns:wpc="http://schemas.microsoft.com/office/word/2010/wordprocessingCanvas" xmlns:cx="http://schemas.microsoft.com/office/drawing/2014/chartex" xmlns:cx1="http://schemas.microsoft.com/office/drawing/2015/9/8/chartex" xmlns:cx2="http://schemas.microsoft.com/office/drawing/2015/10/21/chartex" xmlns:cx3="http://schemas.microsoft.com/office/drawing/2016/5/9/chartex" xmlns:cx4="http://schemas.microsoft.com/office/drawing/2016/5/10/chartex" xmlns:cx5="http://schemas.microsoft.com/office/drawing/2016/5/11/chartex" xmlns:cx6="http://schemas.microsoft.com/office/drawing/2016/5/12/chartex" xmlns:cx7="http://schemas.microsoft.com/office/drawing/2016/5/13/chartex" xmlns:cx8="http://schemas.microsoft.com/office/drawing/2016/5/14/chartex" xmlns:mc="http://schemas.openxmlformats.org/markup-compatibility/2006" xmlns:aink="http://schemas.microsoft.com/office/drawing/2016/ink" xmlns:am3d="http://schemas.microsoft.com/office/drawing/2017/model3d" xmlns:o="urn:schemas-microsoft-com:office:office" xmlns:r="http://schemas.openxmlformats.org/officeDocument/2006/relationships" xmlns:m="http://schemas.openxmlformats.org/officeDocument/2006/math" xmlns:v="urn:schemas-microsoft-com:vml" xmlns:wp14="http://schemas.microsoft.com/office/word/2010/wordprocessingDrawing" xmlns:wp="http://schemas.openxmlformats.org/drawingml/2006/wordprocessingDrawing" xmlns:w10="urn:schemas-microsoft-com:office:word" xmlns:w="http://schemas.openxmlformats.org/wordprocessingml/2006/main" xmlns:w14="http://schemas.microsoft.com/office/word/2010/wordml" xmlns:w15="http://schemas.microsoft.com/office/word/2012/wordml" xmlns:w16cex="http://schemas.microsoft.com/office/word/2018/wordml/cex" xmlns:w16cid="http://schemas.microsoft.com/office/word/2016/wordml/cid" xmlns:w16="http://schemas.microsoft.com/office/word/2018/wordml" xmlns:w16se="http://schemas.microsoft.com/office/word/2015/wordml/symex" xmlns:wpg="http://schemas.microsoft.com/office/word/2010/wordprocessingGroup" xmlns:wpi="http://schemas.microsoft.com/office/word/2010/wordprocessingInk" xmlns:wne="http://schemas.microsoft.com/office/word/2006/wordml" xmlns:wps="http://schemas.microsoft.com/office/word/2010/wordprocessingShape" mc:Ignorable="w14 w15 w16se w16cid w16 w16cex wp14">
+<w:numbering xmlns:wpc="http://schemas.microsoft.com/office/word/2010/wordprocessingCanvas" xmlns:cx="http://schemas.microsoft.com/office/drawing/2014/chartex" xmlns:cx1="http://schemas.microsoft.com/office/drawing/2015/9/8/chartex" xmlns:cx2="http://schemas.microsoft.com/office/drawing/2015/10/21/chartex" xmlns:cx3="http://schemas.microsoft.com/office/drawing/2016/5/9/chartex" xmlns:cx4="http://schemas.microsoft.com/office/drawing/2016/5/10/chartex" xmlns:cx5="http://schemas.microsoft.com/office/drawing/2016/5/11/chartex" xmlns:cx6="http://schemas.microsoft.com/office/drawing/2016/5/12/chartex" xmlns:cx7="http://schemas.microsoft.com/office/drawing/2016/5/13/chartex" xmlns:cx8="http://schemas.microsoft.com/office/drawing/2016/5/14/chartex" xmlns:mc="http://schemas.openxmlformats.org/markup-compatibility/2006" xmlns:aink="http://schemas.microsoft.com/office/drawing/2016/ink" xmlns:am3d="http://schemas.microsoft.com/office/drawing/2017/model3d" xmlns:o="urn:schemas-microsoft-com:office:office" xmlns:r="http://schemas.openxmlformats.org/officeDocument/2006/relationships" xmlns:m="http://schemas.openxmlformats.org/officeDocument/2006/math" xmlns:v="urn:schemas-microsoft-com:vml" xmlns:wp14="http://schemas.microsoft.com/office/word/2010/wordprocessingDrawing" xmlns:wp="http://schemas.openxmlformats.org/drawingml/2006/wordprocessingDrawing" xmlns:w10="urn:schemas-microsoft-com:office:word" xmlns:w="http://schemas.openxmlformats.org/wordprocessingml/2006/main" xmlns:w14="http://schemas.microsoft.com/office/word/2010/wordml" xmlns:w15="http://schemas.microsoft.com/office/word/2012/wordml" xmlns:w16cex="http://schemas.microsoft.com/office/word/2018/wordml/cex" xmlns:w16cid="http://schemas.microsoft.com/office/word/2016/wordml/cid" xmlns:w16="http://schemas.microsoft.com/office/word/2018/wordml" xmlns:w16sdtdh="http://schemas.microsoft.com/office/word/2020/wordml/sdtdatahash" xmlns:w16se="http://schemas.microsoft.com/office/word/2015/wordml/symex" xmlns:wpg="http://schemas.microsoft.com/office/word/2010/wordprocessingGroup" xmlns:wpi="http://schemas.microsoft.com/office/word/2010/wordprocessingInk" xmlns:wne="http://schemas.microsoft.com/office/word/2006/wordml" xmlns:wps="http://schemas.microsoft.com/office/word/2010/wordprocessingShape" mc:Ignorable="w14 w15 w16se w16cid w16 w16cex w16sdtdh wp14">
   <w:abstractNum w:abstractNumId="0" w15:restartNumberingAfterBreak="0">
     <w:nsid w:val="16660501"/>
     <w:multiLevelType w:val="multilevel"/>
@@ -26615,7 +28139,7 @@
 </file>
 
 <file path=word/people.xml><?xml version="1.0" encoding="utf-8"?>
-<w15:people xmlns:wpc="http://schemas.microsoft.com/office/word/2010/wordprocessingCanvas" xmlns:cx="http://schemas.microsoft.com/office/drawing/2014/chartex" xmlns:cx1="http://schemas.microsoft.com/office/drawing/2015/9/8/chartex" xmlns:cx2="http://schemas.microsoft.com/office/drawing/2015/10/21/chartex" xmlns:cx3="http://schemas.microsoft.com/office/drawing/2016/5/9/chartex" xmlns:cx4="http://schemas.microsoft.com/office/drawing/2016/5/10/chartex" xmlns:cx5="http://schemas.microsoft.com/office/drawing/2016/5/11/chartex" xmlns:cx6="http://schemas.microsoft.com/office/drawing/2016/5/12/chartex" xmlns:cx7="http://schemas.microsoft.com/office/drawing/2016/5/13/chartex" xmlns:cx8="http://schemas.microsoft.com/office/drawing/2016/5/14/chartex" xmlns:mc="http://schemas.openxmlformats.org/markup-compatibility/2006" xmlns:aink="http://schemas.microsoft.com/office/drawing/2016/ink" xmlns:am3d="http://schemas.microsoft.com/office/drawing/2017/model3d" xmlns:o="urn:schemas-microsoft-com:office:office" xmlns:r="http://schemas.openxmlformats.org/officeDocument/2006/relationships" xmlns:m="http://schemas.openxmlformats.org/officeDocument/2006/math" xmlns:v="urn:schemas-microsoft-com:vml" xmlns:wp14="http://schemas.microsoft.com/office/word/2010/wordprocessingDrawing" xmlns:wp="http://schemas.openxmlformats.org/drawingml/2006/wordprocessingDrawing" xmlns:w10="urn:schemas-microsoft-com:office:word" xmlns:w="http://schemas.openxmlformats.org/wordprocessingml/2006/main" xmlns:w14="http://schemas.microsoft.com/office/word/2010/wordml" xmlns:w15="http://schemas.microsoft.com/office/word/2012/wordml" xmlns:w16cex="http://schemas.microsoft.com/office/word/2018/wordml/cex" xmlns:w16cid="http://schemas.microsoft.com/office/word/2016/wordml/cid" xmlns:w16="http://schemas.microsoft.com/office/word/2018/wordml" xmlns:w16se="http://schemas.microsoft.com/office/word/2015/wordml/symex" xmlns:wpg="http://schemas.microsoft.com/office/word/2010/wordprocessingGroup" xmlns:wpi="http://schemas.microsoft.com/office/word/2010/wordprocessingInk" xmlns:wne="http://schemas.microsoft.com/office/word/2006/wordml" xmlns:wps="http://schemas.microsoft.com/office/word/2010/wordprocessingShape" mc:Ignorable="w14 w15 w16se w16cid w16 w16cex wp14">
+<w15:people xmlns:wpc="http://schemas.microsoft.com/office/word/2010/wordprocessingCanvas" xmlns:cx="http://schemas.microsoft.com/office/drawing/2014/chartex" xmlns:cx1="http://schemas.microsoft.com/office/drawing/2015/9/8/chartex" xmlns:cx2="http://schemas.microsoft.com/office/drawing/2015/10/21/chartex" xmlns:cx3="http://schemas.microsoft.com/office/drawing/2016/5/9/chartex" xmlns:cx4="http://schemas.microsoft.com/office/drawing/2016/5/10/chartex" xmlns:cx5="http://schemas.microsoft.com/office/drawing/2016/5/11/chartex" xmlns:cx6="http://schemas.microsoft.com/office/drawing/2016/5/12/chartex" xmlns:cx7="http://schemas.microsoft.com/office/drawing/2016/5/13/chartex" xmlns:cx8="http://schemas.microsoft.com/office/drawing/2016/5/14/chartex" xmlns:mc="http://schemas.openxmlformats.org/markup-compatibility/2006" xmlns:aink="http://schemas.microsoft.com/office/drawing/2016/ink" xmlns:am3d="http://schemas.microsoft.com/office/drawing/2017/model3d" xmlns:o="urn:schemas-microsoft-com:office:office" xmlns:r="http://schemas.openxmlformats.org/officeDocument/2006/relationships" xmlns:m="http://schemas.openxmlformats.org/officeDocument/2006/math" xmlns:v="urn:schemas-microsoft-com:vml" xmlns:wp14="http://schemas.microsoft.com/office/word/2010/wordprocessingDrawing" xmlns:wp="http://schemas.openxmlformats.org/drawingml/2006/wordprocessingDrawing" xmlns:w10="urn:schemas-microsoft-com:office:word" xmlns:w="http://schemas.openxmlformats.org/wordprocessingml/2006/main" xmlns:w14="http://schemas.microsoft.com/office/word/2010/wordml" xmlns:w15="http://schemas.microsoft.com/office/word/2012/wordml" xmlns:w16cex="http://schemas.microsoft.com/office/word/2018/wordml/cex" xmlns:w16cid="http://schemas.microsoft.com/office/word/2016/wordml/cid" xmlns:w16="http://schemas.microsoft.com/office/word/2018/wordml" xmlns:w16sdtdh="http://schemas.microsoft.com/office/word/2020/wordml/sdtdatahash" xmlns:w16se="http://schemas.microsoft.com/office/word/2015/wordml/symex" xmlns:wpg="http://schemas.microsoft.com/office/word/2010/wordprocessingGroup" xmlns:wpi="http://schemas.microsoft.com/office/word/2010/wordprocessingInk" xmlns:wne="http://schemas.microsoft.com/office/word/2006/wordml" xmlns:wps="http://schemas.microsoft.com/office/word/2010/wordprocessingShape" mc:Ignorable="w14 w15 w16se w16cid w16 w16cex w16sdtdh wp14">
   <w15:person w15:author="Aleksey A. Kalentev">
     <w15:presenceInfo w15:providerId="AD" w15:userId="S-1-5-21-507921405-1993962763-1957994488-151096"/>
   </w15:person>
@@ -26623,7 +28147,7 @@
 </file>
 
 <file path=word/styles.xml><?xml version="1.0" encoding="utf-8"?>
-<w:styles xmlns:mc="http://schemas.openxmlformats.org/markup-compatibility/2006" xmlns:r="http://schemas.openxmlformats.org/officeDocument/2006/relationships" xmlns:w="http://schemas.openxmlformats.org/wordprocessingml/2006/main" xmlns:w14="http://schemas.microsoft.com/office/word/2010/wordml" xmlns:w15="http://schemas.microsoft.com/office/word/2012/wordml" xmlns:w16cex="http://schemas.microsoft.com/office/word/2018/wordml/cex" xmlns:w16cid="http://schemas.microsoft.com/office/word/2016/wordml/cid" xmlns:w16="http://schemas.microsoft.com/office/word/2018/wordml" xmlns:w16se="http://schemas.microsoft.com/office/word/2015/wordml/symex" mc:Ignorable="w14 w15 w16se w16cid w16 w16cex">
+<w:styles xmlns:mc="http://schemas.openxmlformats.org/markup-compatibility/2006" xmlns:r="http://schemas.openxmlformats.org/officeDocument/2006/relationships" xmlns:w="http://schemas.openxmlformats.org/wordprocessingml/2006/main" xmlns:w14="http://schemas.microsoft.com/office/word/2010/wordml" xmlns:w15="http://schemas.microsoft.com/office/word/2012/wordml" xmlns:w16cex="http://schemas.microsoft.com/office/word/2018/wordml/cex" xmlns:w16cid="http://schemas.microsoft.com/office/word/2016/wordml/cid" xmlns:w16="http://schemas.microsoft.com/office/word/2018/wordml" xmlns:w16sdtdh="http://schemas.microsoft.com/office/word/2020/wordml/sdtdatahash" xmlns:w16se="http://schemas.microsoft.com/office/word/2015/wordml/symex" mc:Ignorable="w14 w15 w16se w16cid w16 w16cex w16sdtdh">
   <w:docDefaults>
     <w:rPrDefault>
       <w:rPr>

--- a/ЛБ_5.docx
+++ b/ЛБ_5.docx
@@ -1,6 +1,6 @@
 
 <file path=word/document.xml><?xml version="1.0" encoding="utf-8"?>
-<w:document xmlns:wpc="http://schemas.microsoft.com/office/word/2010/wordprocessingCanvas" xmlns:cx="http://schemas.microsoft.com/office/drawing/2014/chartex" xmlns:cx1="http://schemas.microsoft.com/office/drawing/2015/9/8/chartex" xmlns:cx2="http://schemas.microsoft.com/office/drawing/2015/10/21/chartex" xmlns:cx3="http://schemas.microsoft.com/office/drawing/2016/5/9/chartex" xmlns:cx4="http://schemas.microsoft.com/office/drawing/2016/5/10/chartex" xmlns:cx5="http://schemas.microsoft.com/office/drawing/2016/5/11/chartex" xmlns:cx6="http://schemas.microsoft.com/office/drawing/2016/5/12/chartex" xmlns:cx7="http://schemas.microsoft.com/office/drawing/2016/5/13/chartex" xmlns:cx8="http://schemas.microsoft.com/office/drawing/2016/5/14/chartex" xmlns:mc="http://schemas.openxmlformats.org/markup-compatibility/2006" xmlns:aink="http://schemas.microsoft.com/office/drawing/2016/ink" xmlns:am3d="http://schemas.microsoft.com/office/drawing/2017/model3d" xmlns:o="urn:schemas-microsoft-com:office:office" xmlns:r="http://schemas.openxmlformats.org/officeDocument/2006/relationships" xmlns:m="http://schemas.openxmlformats.org/officeDocument/2006/math" xmlns:v="urn:schemas-microsoft-com:vml" xmlns:wp14="http://schemas.microsoft.com/office/word/2010/wordprocessingDrawing" xmlns:wp="http://schemas.openxmlformats.org/drawingml/2006/wordprocessingDrawing" xmlns:w10="urn:schemas-microsoft-com:office:word" xmlns:w="http://schemas.openxmlformats.org/wordprocessingml/2006/main" xmlns:w14="http://schemas.microsoft.com/office/word/2010/wordml" xmlns:w15="http://schemas.microsoft.com/office/word/2012/wordml" xmlns:w16cex="http://schemas.microsoft.com/office/word/2018/wordml/cex" xmlns:w16cid="http://schemas.microsoft.com/office/word/2016/wordml/cid" xmlns:w16="http://schemas.microsoft.com/office/word/2018/wordml" xmlns:w16sdtdh="http://schemas.microsoft.com/office/word/2020/wordml/sdtdatahash" xmlns:w16se="http://schemas.microsoft.com/office/word/2015/wordml/symex" xmlns:wpg="http://schemas.microsoft.com/office/word/2010/wordprocessingGroup" xmlns:wpi="http://schemas.microsoft.com/office/word/2010/wordprocessingInk" xmlns:wne="http://schemas.microsoft.com/office/word/2006/wordml" xmlns:wps="http://schemas.microsoft.com/office/word/2010/wordprocessingShape" mc:Ignorable="w14 w15 w16se w16cid w16 w16cex w16sdtdh wp14">
+<w:document xmlns:wpc="http://schemas.microsoft.com/office/word/2010/wordprocessingCanvas" xmlns:cx="http://schemas.microsoft.com/office/drawing/2014/chartex" xmlns:cx1="http://schemas.microsoft.com/office/drawing/2015/9/8/chartex" xmlns:cx2="http://schemas.microsoft.com/office/drawing/2015/10/21/chartex" xmlns:cx3="http://schemas.microsoft.com/office/drawing/2016/5/9/chartex" xmlns:cx4="http://schemas.microsoft.com/office/drawing/2016/5/10/chartex" xmlns:cx5="http://schemas.microsoft.com/office/drawing/2016/5/11/chartex" xmlns:cx6="http://schemas.microsoft.com/office/drawing/2016/5/12/chartex" xmlns:cx7="http://schemas.microsoft.com/office/drawing/2016/5/13/chartex" xmlns:cx8="http://schemas.microsoft.com/office/drawing/2016/5/14/chartex" xmlns:mc="http://schemas.openxmlformats.org/markup-compatibility/2006" xmlns:aink="http://schemas.microsoft.com/office/drawing/2016/ink" xmlns:am3d="http://schemas.microsoft.com/office/drawing/2017/model3d" xmlns:o="urn:schemas-microsoft-com:office:office" xmlns:r="http://schemas.openxmlformats.org/officeDocument/2006/relationships" xmlns:m="http://schemas.openxmlformats.org/officeDocument/2006/math" xmlns:v="urn:schemas-microsoft-com:vml" xmlns:wp14="http://schemas.microsoft.com/office/word/2010/wordprocessingDrawing" xmlns:wp="http://schemas.openxmlformats.org/drawingml/2006/wordprocessingDrawing" xmlns:w10="urn:schemas-microsoft-com:office:word" xmlns:w="http://schemas.openxmlformats.org/wordprocessingml/2006/main" xmlns:w14="http://schemas.microsoft.com/office/word/2010/wordml" xmlns:w15="http://schemas.microsoft.com/office/word/2012/wordml" xmlns:w16cex="http://schemas.microsoft.com/office/word/2018/wordml/cex" xmlns:w16cid="http://schemas.microsoft.com/office/word/2016/wordml/cid" xmlns:w16="http://schemas.microsoft.com/office/word/2018/wordml" xmlns:w16se="http://schemas.microsoft.com/office/word/2015/wordml/symex" xmlns:wpg="http://schemas.microsoft.com/office/word/2010/wordprocessingGroup" xmlns:wpi="http://schemas.microsoft.com/office/word/2010/wordprocessingInk" xmlns:wne="http://schemas.microsoft.com/office/word/2006/wordml" xmlns:wps="http://schemas.microsoft.com/office/word/2010/wordprocessingShape" mc:Ignorable="w14 w15 w16se w16cid w16 w16cex wp14">
   <w:body>
     <w:p>
       <w:pPr>
@@ -672,7 +672,6 @@
                 <w:lang w:eastAsia="ru-RU"/>
               </w:rPr>
             </w:pPr>
-            <w:proofErr w:type="spellStart"/>
             <w:r>
               <w:rPr>
                 <w:rFonts w:ascii="Times New Roman" w:eastAsia="Times New Roman" w:hAnsi="Times New Roman" w:cs="Times New Roman"/>
@@ -680,17 +679,7 @@
                 <w:szCs w:val="24"/>
                 <w:lang w:eastAsia="ru-RU"/>
               </w:rPr>
-              <w:t>Антаков</w:t>
-            </w:r>
-            <w:proofErr w:type="spellEnd"/>
-            <w:r>
-              <w:rPr>
-                <w:rFonts w:ascii="Times New Roman" w:eastAsia="Times New Roman" w:hAnsi="Times New Roman" w:cs="Times New Roman"/>
-                <w:sz w:val="24"/>
-                <w:szCs w:val="24"/>
-                <w:lang w:eastAsia="ru-RU"/>
-              </w:rPr>
-              <w:t xml:space="preserve"> Г. А.</w:t>
+              <w:t>Антаков Г. А.</w:t>
             </w:r>
           </w:p>
           <w:p>
@@ -906,7 +895,6 @@
                 <w:lang w:eastAsia="ru-RU"/>
               </w:rPr>
             </w:pPr>
-            <w:proofErr w:type="spellStart"/>
             <w:r>
               <w:rPr>
                 <w:rFonts w:ascii="Times New Roman" w:eastAsia="Times New Roman" w:hAnsi="Times New Roman" w:cs="Times New Roman"/>
@@ -914,17 +902,7 @@
                 <w:szCs w:val="24"/>
                 <w:lang w:eastAsia="ru-RU"/>
               </w:rPr>
-              <w:t>Калентьев</w:t>
-            </w:r>
-            <w:proofErr w:type="spellEnd"/>
-            <w:r>
-              <w:rPr>
-                <w:rFonts w:ascii="Times New Roman" w:eastAsia="Times New Roman" w:hAnsi="Times New Roman" w:cs="Times New Roman"/>
-                <w:sz w:val="24"/>
-                <w:szCs w:val="24"/>
-                <w:lang w:eastAsia="ru-RU"/>
-              </w:rPr>
-              <w:t xml:space="preserve"> А. А.</w:t>
+              <w:t>Калентьев А. А.</w:t>
             </w:r>
           </w:p>
         </w:tc>
@@ -3699,43 +3677,7 @@
           <w:sz w:val="28"/>
           <w:szCs w:val="28"/>
         </w:rPr>
-        <w:t>Вариант использования (</w:t>
-      </w:r>
-      <w:proofErr w:type="spellStart"/>
-      <w:r>
-        <w:rPr>
-          <w:rFonts w:ascii="Times New Roman" w:hAnsi="Times New Roman" w:cs="Times New Roman"/>
-          <w:sz w:val="28"/>
-          <w:szCs w:val="28"/>
-        </w:rPr>
-        <w:t>use</w:t>
-      </w:r>
-      <w:proofErr w:type="spellEnd"/>
-      <w:r>
-        <w:rPr>
-          <w:rFonts w:ascii="Times New Roman" w:hAnsi="Times New Roman" w:cs="Times New Roman"/>
-          <w:sz w:val="28"/>
-          <w:szCs w:val="28"/>
-        </w:rPr>
-        <w:t xml:space="preserve"> </w:t>
-      </w:r>
-      <w:proofErr w:type="spellStart"/>
-      <w:r>
-        <w:rPr>
-          <w:rFonts w:ascii="Times New Roman" w:hAnsi="Times New Roman" w:cs="Times New Roman"/>
-          <w:sz w:val="28"/>
-          <w:szCs w:val="28"/>
-        </w:rPr>
-        <w:t>case</w:t>
-      </w:r>
-      <w:proofErr w:type="spellEnd"/>
-      <w:r>
-        <w:rPr>
-          <w:rFonts w:ascii="Times New Roman" w:hAnsi="Times New Roman" w:cs="Times New Roman"/>
-          <w:sz w:val="28"/>
-          <w:szCs w:val="28"/>
-        </w:rPr>
-        <w:t xml:space="preserve">) – это описание множества последовательных действий (включая вариации), которые выполняются некоторым субъектом с целью получения результата, значимого для некоторого действующего лица. ВИ предполагает взаимодействие действующих лиц и системы или другого объекта </w:t>
+        <w:t xml:space="preserve">Вариант использования (use case) – это описание множества последовательных действий (включая вариации), которые выполняются некоторым субъектом с целью получения результата, значимого для некоторого действующего лица. ВИ предполагает взаимодействие действующих лиц и системы или другого объекта </w:t>
       </w:r>
       <w:r>
         <w:rPr>
@@ -4568,7 +4510,6 @@
         </w:rPr>
         <w:t xml:space="preserve"> приведено описание абстрактного класса </w:t>
       </w:r>
-      <w:proofErr w:type="spellStart"/>
       <w:r>
         <w:rPr>
           <w:rFonts w:ascii="Times New Roman" w:eastAsia="Times New Roman" w:hAnsi="Times New Roman" w:cs="Times New Roman"/>
@@ -4579,7 +4520,6 @@
         </w:rPr>
         <w:t>TransportBase</w:t>
       </w:r>
-      <w:proofErr w:type="spellEnd"/>
       <w:r>
         <w:rPr>
           <w:rFonts w:ascii="Times New Roman" w:hAnsi="Times New Roman" w:cs="Times New Roman"/>
@@ -4699,7 +4639,6 @@
         </w:rPr>
         <w:t xml:space="preserve"> – </w:t>
       </w:r>
-      <w:proofErr w:type="spellStart"/>
       <w:r>
         <w:rPr>
           <w:rFonts w:ascii="Times New Roman" w:hAnsi="Times New Roman" w:cs="Times New Roman"/>
@@ -4710,48 +4649,8 @@
           <w:szCs w:val="24"/>
           <w:lang w:val="en-US"/>
         </w:rPr>
-        <w:t>Описание</w:t>
-      </w:r>
-      <w:proofErr w:type="spellEnd"/>
-      <w:r>
-        <w:rPr>
-          <w:rFonts w:ascii="Times New Roman" w:hAnsi="Times New Roman" w:cs="Times New Roman"/>
-          <w:i w:val="0"/>
-          <w:iCs w:val="0"/>
-          <w:color w:val="auto"/>
-          <w:sz w:val="24"/>
-          <w:szCs w:val="24"/>
-          <w:lang w:val="en-US"/>
-        </w:rPr>
-        <w:t xml:space="preserve"> </w:t>
-      </w:r>
-      <w:proofErr w:type="spellStart"/>
-      <w:r>
-        <w:rPr>
-          <w:rFonts w:ascii="Times New Roman" w:hAnsi="Times New Roman" w:cs="Times New Roman"/>
-          <w:i w:val="0"/>
-          <w:iCs w:val="0"/>
-          <w:color w:val="auto"/>
-          <w:sz w:val="24"/>
-          <w:szCs w:val="24"/>
-          <w:lang w:val="en-US"/>
-        </w:rPr>
-        <w:t>класса</w:t>
-      </w:r>
-      <w:proofErr w:type="spellEnd"/>
-      <w:r>
-        <w:rPr>
-          <w:rFonts w:ascii="Times New Roman" w:hAnsi="Times New Roman" w:cs="Times New Roman"/>
-          <w:i w:val="0"/>
-          <w:iCs w:val="0"/>
-          <w:color w:val="auto"/>
-          <w:sz w:val="24"/>
-          <w:szCs w:val="24"/>
-          <w:lang w:val="en-US"/>
-        </w:rPr>
-        <w:t xml:space="preserve"> </w:t>
-      </w:r>
-      <w:proofErr w:type="spellStart"/>
+        <w:t xml:space="preserve">Описание класса </w:t>
+      </w:r>
       <w:r>
         <w:rPr>
           <w:rFonts w:ascii="Times New Roman" w:eastAsia="Times New Roman" w:hAnsi="Times New Roman" w:cs="Times New Roman"/>
@@ -4764,7 +4663,6 @@
         </w:rPr>
         <w:t>TransportBase</w:t>
       </w:r>
-      <w:proofErr w:type="spellEnd"/>
     </w:p>
     <w:tbl>
       <w:tblPr>
@@ -4939,7 +4837,6 @@
               </w:rPr>
               <w:t xml:space="preserve">Класс </w:t>
             </w:r>
-            <w:proofErr w:type="spellStart"/>
             <w:r>
               <w:rPr>
                 <w:rFonts w:ascii="Times New Roman" w:eastAsia="Times New Roman" w:hAnsi="Times New Roman" w:cs="Times New Roman"/>
@@ -4950,7 +4847,6 @@
               </w:rPr>
               <w:t>TransportBase</w:t>
             </w:r>
-            <w:proofErr w:type="spellEnd"/>
             <w:r>
               <w:rPr>
                 <w:rFonts w:ascii="Times New Roman" w:eastAsia="Calibri" w:hAnsi="Times New Roman" w:cs="Times New Roman"/>
@@ -5236,7 +5132,6 @@
               </w:rPr>
               <w:t xml:space="preserve">+ </w:t>
             </w:r>
-            <w:proofErr w:type="spellStart"/>
             <w:r>
               <w:rPr>
                 <w:rFonts w:ascii="Times New Roman" w:eastAsia="Calibri" w:hAnsi="Times New Roman" w:cs="Times New Roman"/>
@@ -5246,7 +5141,6 @@
               </w:rPr>
               <w:t>FuelConsumption</w:t>
             </w:r>
-            <w:proofErr w:type="spellEnd"/>
           </w:p>
         </w:tc>
         <w:tc>
@@ -5586,7 +5480,6 @@
               </w:rPr>
               <w:t xml:space="preserve"> </w:t>
             </w:r>
-            <w:proofErr w:type="spellStart"/>
             <w:r>
               <w:rPr>
                 <w:rFonts w:ascii="Times New Roman" w:eastAsia="Calibri" w:hAnsi="Times New Roman" w:cs="Times New Roman"/>
@@ -5605,7 +5498,6 @@
               </w:rPr>
               <w:t>Transport</w:t>
             </w:r>
-            <w:proofErr w:type="spellEnd"/>
           </w:p>
         </w:tc>
         <w:tc>
@@ -5734,7 +5626,6 @@
               </w:rPr>
               <w:t xml:space="preserve"> </w:t>
             </w:r>
-            <w:proofErr w:type="spellStart"/>
             <w:r>
               <w:rPr>
                 <w:rFonts w:ascii="Times New Roman" w:eastAsia="Calibri" w:hAnsi="Times New Roman" w:cs="Times New Roman"/>
@@ -5753,7 +5644,6 @@
               </w:rPr>
               <w:t>alculationFuel</w:t>
             </w:r>
-            <w:proofErr w:type="spellEnd"/>
           </w:p>
         </w:tc>
         <w:tc>
@@ -5933,7 +5823,6 @@
         </w:rPr>
         <w:t xml:space="preserve">, </w:t>
       </w:r>
-      <w:proofErr w:type="spellStart"/>
       <w:r>
         <w:rPr>
           <w:rFonts w:ascii="Times New Roman" w:hAnsi="Times New Roman" w:cs="Times New Roman"/>
@@ -5943,7 +5832,6 @@
         </w:rPr>
         <w:t>HybridCar</w:t>
       </w:r>
-      <w:proofErr w:type="spellEnd"/>
       <w:r>
         <w:rPr>
           <w:rFonts w:ascii="Cascadia Mono" w:hAnsi="Cascadia Mono" w:cs="Cascadia Mono"/>
@@ -6023,7 +5911,6 @@
         </w:rPr>
       </w:pPr>
       <w:bookmarkStart w:id="22" w:name="_Ref168303832"/>
-      <w:proofErr w:type="spellStart"/>
       <w:r>
         <w:rPr>
           <w:rFonts w:ascii="Times New Roman" w:hAnsi="Times New Roman" w:cs="Times New Roman"/>
@@ -6034,9 +5921,8 @@
           <w:szCs w:val="24"/>
           <w:lang w:val="en-US"/>
         </w:rPr>
-        <w:t>Таблица</w:t>
-      </w:r>
-      <w:proofErr w:type="spellEnd"/>
+        <w:t xml:space="preserve">Таблица </w:t>
+      </w:r>
       <w:r>
         <w:rPr>
           <w:rFonts w:ascii="Times New Roman" w:hAnsi="Times New Roman" w:cs="Times New Roman"/>
@@ -6047,7 +5933,7 @@
           <w:szCs w:val="24"/>
           <w:lang w:val="en-US"/>
         </w:rPr>
-        <w:t xml:space="preserve"> </w:t>
+        <w:fldChar w:fldCharType="begin"/>
       </w:r>
       <w:r>
         <w:rPr>
@@ -6059,7 +5945,7 @@
           <w:szCs w:val="24"/>
           <w:lang w:val="en-US"/>
         </w:rPr>
-        <w:fldChar w:fldCharType="begin"/>
+        <w:instrText xml:space="preserve"> SEQ Таблица \* ARABIC </w:instrText>
       </w:r>
       <w:r>
         <w:rPr>
@@ -6071,33 +5957,34 @@
           <w:szCs w:val="24"/>
           <w:lang w:val="en-US"/>
         </w:rPr>
-        <w:instrText xml:space="preserve"> SEQ Таблица \* ARABIC </w:instrText>
-      </w:r>
-      <w:r>
-        <w:rPr>
-          <w:rFonts w:ascii="Times New Roman" w:hAnsi="Times New Roman" w:cs="Times New Roman"/>
-          <w:i w:val="0"/>
-          <w:iCs w:val="0"/>
+        <w:fldChar w:fldCharType="separate"/>
+      </w:r>
+      <w:r>
+        <w:rPr>
+          <w:rFonts w:ascii="Times New Roman" w:hAnsi="Times New Roman" w:cs="Times New Roman"/>
+          <w:i w:val="0"/>
+          <w:iCs w:val="0"/>
+          <w:noProof/>
           <w:color w:val="auto"/>
           <w:sz w:val="24"/>
           <w:szCs w:val="24"/>
           <w:lang w:val="en-US"/>
         </w:rPr>
-        <w:fldChar w:fldCharType="separate"/>
-      </w:r>
-      <w:r>
-        <w:rPr>
-          <w:rFonts w:ascii="Times New Roman" w:hAnsi="Times New Roman" w:cs="Times New Roman"/>
-          <w:i w:val="0"/>
-          <w:iCs w:val="0"/>
-          <w:noProof/>
+        <w:t>2</w:t>
+      </w:r>
+      <w:r>
+        <w:rPr>
+          <w:rFonts w:ascii="Times New Roman" w:hAnsi="Times New Roman" w:cs="Times New Roman"/>
+          <w:i w:val="0"/>
+          <w:iCs w:val="0"/>
           <w:color w:val="auto"/>
           <w:sz w:val="24"/>
           <w:szCs w:val="24"/>
           <w:lang w:val="en-US"/>
         </w:rPr>
-        <w:t>2</w:t>
-      </w:r>
+        <w:fldChar w:fldCharType="end"/>
+      </w:r>
+      <w:bookmarkEnd w:id="22"/>
       <w:r>
         <w:rPr>
           <w:rFonts w:ascii="Times New Roman" w:hAnsi="Times New Roman" w:cs="Times New Roman"/>
@@ -6108,72 +5995,7 @@
           <w:szCs w:val="24"/>
           <w:lang w:val="en-US"/>
         </w:rPr>
-        <w:fldChar w:fldCharType="end"/>
-      </w:r>
-      <w:bookmarkEnd w:id="22"/>
-      <w:r>
-        <w:rPr>
-          <w:rFonts w:ascii="Times New Roman" w:hAnsi="Times New Roman" w:cs="Times New Roman"/>
-          <w:i w:val="0"/>
-          <w:iCs w:val="0"/>
-          <w:color w:val="auto"/>
-          <w:sz w:val="24"/>
-          <w:szCs w:val="24"/>
-          <w:lang w:val="en-US"/>
-        </w:rPr>
-        <w:t xml:space="preserve"> – </w:t>
-      </w:r>
-      <w:proofErr w:type="spellStart"/>
-      <w:r>
-        <w:rPr>
-          <w:rFonts w:ascii="Times New Roman" w:hAnsi="Times New Roman" w:cs="Times New Roman"/>
-          <w:i w:val="0"/>
-          <w:iCs w:val="0"/>
-          <w:color w:val="auto"/>
-          <w:sz w:val="24"/>
-          <w:szCs w:val="24"/>
-          <w:lang w:val="en-US"/>
-        </w:rPr>
-        <w:t>Описание</w:t>
-      </w:r>
-      <w:proofErr w:type="spellEnd"/>
-      <w:r>
-        <w:rPr>
-          <w:rFonts w:ascii="Times New Roman" w:hAnsi="Times New Roman" w:cs="Times New Roman"/>
-          <w:i w:val="0"/>
-          <w:iCs w:val="0"/>
-          <w:color w:val="auto"/>
-          <w:sz w:val="24"/>
-          <w:szCs w:val="24"/>
-          <w:lang w:val="en-US"/>
-        </w:rPr>
-        <w:t xml:space="preserve"> </w:t>
-      </w:r>
-      <w:proofErr w:type="spellStart"/>
-      <w:r>
-        <w:rPr>
-          <w:rFonts w:ascii="Times New Roman" w:hAnsi="Times New Roman" w:cs="Times New Roman"/>
-          <w:i w:val="0"/>
-          <w:iCs w:val="0"/>
-          <w:color w:val="auto"/>
-          <w:sz w:val="24"/>
-          <w:szCs w:val="24"/>
-          <w:lang w:val="en-US"/>
-        </w:rPr>
-        <w:t>класса</w:t>
-      </w:r>
-      <w:proofErr w:type="spellEnd"/>
-      <w:r>
-        <w:rPr>
-          <w:rFonts w:ascii="Times New Roman" w:hAnsi="Times New Roman" w:cs="Times New Roman"/>
-          <w:i w:val="0"/>
-          <w:iCs w:val="0"/>
-          <w:color w:val="auto"/>
-          <w:sz w:val="24"/>
-          <w:szCs w:val="24"/>
-          <w:lang w:val="en-US"/>
-        </w:rPr>
-        <w:t xml:space="preserve"> </w:t>
+        <w:t xml:space="preserve"> – Описание класса </w:t>
       </w:r>
       <w:r>
         <w:rPr>
@@ -6231,7 +6053,6 @@
                 <w:lang w:val="en-US"/>
               </w:rPr>
             </w:pPr>
-            <w:proofErr w:type="spellStart"/>
             <w:r>
               <w:rPr>
                 <w:rFonts w:ascii="Times New Roman" w:eastAsia="Calibri" w:hAnsi="Times New Roman" w:cs="Times New Roman"/>
@@ -6241,7 +6062,6 @@
               </w:rPr>
               <w:t>Название</w:t>
             </w:r>
-            <w:proofErr w:type="spellEnd"/>
           </w:p>
         </w:tc>
         <w:tc>
@@ -6259,7 +6079,6 @@
                 <w:lang w:val="en-US"/>
               </w:rPr>
             </w:pPr>
-            <w:proofErr w:type="spellStart"/>
             <w:r>
               <w:rPr>
                 <w:rFonts w:ascii="Times New Roman" w:eastAsia="Calibri" w:hAnsi="Times New Roman" w:cs="Times New Roman"/>
@@ -6269,7 +6088,6 @@
               </w:rPr>
               <w:t>Тип</w:t>
             </w:r>
-            <w:proofErr w:type="spellEnd"/>
           </w:p>
         </w:tc>
         <w:tc>
@@ -6287,7 +6105,6 @@
                 <w:lang w:val="en-US"/>
               </w:rPr>
             </w:pPr>
-            <w:proofErr w:type="spellStart"/>
             <w:r>
               <w:rPr>
                 <w:rFonts w:ascii="Times New Roman" w:eastAsia="Calibri" w:hAnsi="Times New Roman" w:cs="Times New Roman"/>
@@ -6297,7 +6114,6 @@
               </w:rPr>
               <w:t>Описание</w:t>
             </w:r>
-            <w:proofErr w:type="spellEnd"/>
           </w:p>
         </w:tc>
       </w:tr>
@@ -6318,7 +6134,6 @@
                 <w:lang w:val="en-US"/>
               </w:rPr>
             </w:pPr>
-            <w:proofErr w:type="spellStart"/>
             <w:r>
               <w:rPr>
                 <w:rFonts w:ascii="Times New Roman" w:eastAsia="Calibri" w:hAnsi="Times New Roman" w:cs="Times New Roman"/>
@@ -6326,29 +6141,8 @@
                 <w:szCs w:val="24"/>
                 <w:lang w:val="en-US"/>
               </w:rPr>
-              <w:t>Описание</w:t>
-            </w:r>
-            <w:proofErr w:type="spellEnd"/>
-            <w:r>
-              <w:rPr>
-                <w:rFonts w:ascii="Times New Roman" w:eastAsia="Calibri" w:hAnsi="Times New Roman" w:cs="Times New Roman"/>
-                <w:sz w:val="24"/>
-                <w:szCs w:val="24"/>
-                <w:lang w:val="en-US"/>
-              </w:rPr>
-              <w:t xml:space="preserve"> </w:t>
-            </w:r>
-            <w:proofErr w:type="spellStart"/>
-            <w:r>
-              <w:rPr>
-                <w:rFonts w:ascii="Times New Roman" w:eastAsia="Calibri" w:hAnsi="Times New Roman" w:cs="Times New Roman"/>
-                <w:sz w:val="24"/>
-                <w:szCs w:val="24"/>
-                <w:lang w:val="en-US"/>
-              </w:rPr>
-              <w:t>класса</w:t>
-            </w:r>
-            <w:proofErr w:type="spellEnd"/>
+              <w:t>Описание класса</w:t>
+            </w:r>
           </w:p>
         </w:tc>
       </w:tr>
@@ -6456,7 +6250,6 @@
                 <w:lang w:val="en-US"/>
               </w:rPr>
             </w:pPr>
-            <w:proofErr w:type="spellStart"/>
             <w:r>
               <w:rPr>
                 <w:rFonts w:ascii="Times New Roman" w:eastAsia="Calibri" w:hAnsi="Times New Roman" w:cs="Times New Roman"/>
@@ -6466,7 +6259,6 @@
               </w:rPr>
               <w:t>Поля</w:t>
             </w:r>
-            <w:proofErr w:type="spellEnd"/>
           </w:p>
         </w:tc>
       </w:tr>
@@ -6591,7 +6383,6 @@
                 <w:lang w:val="en-US"/>
               </w:rPr>
             </w:pPr>
-            <w:proofErr w:type="spellStart"/>
             <w:r>
               <w:rPr>
                 <w:rFonts w:ascii="Times New Roman" w:eastAsia="Calibri" w:hAnsi="Times New Roman" w:cs="Times New Roman"/>
@@ -6601,7 +6392,6 @@
               </w:rPr>
               <w:t>Свойства</w:t>
             </w:r>
-            <w:proofErr w:type="spellEnd"/>
           </w:p>
         </w:tc>
       </w:tr>
@@ -6803,7 +6593,6 @@
               </w:rPr>
               <w:t xml:space="preserve">+ </w:t>
             </w:r>
-            <w:proofErr w:type="spellStart"/>
             <w:r>
               <w:rPr>
                 <w:rFonts w:ascii="Times New Roman" w:eastAsia="Calibri" w:hAnsi="Times New Roman" w:cs="Times New Roman"/>
@@ -6813,7 +6602,6 @@
               </w:rPr>
               <w:t>TypeTransport</w:t>
             </w:r>
-            <w:proofErr w:type="spellEnd"/>
           </w:p>
         </w:tc>
         <w:tc>
@@ -6900,7 +6688,6 @@
               </w:rPr>
               <w:t xml:space="preserve">+ </w:t>
             </w:r>
-            <w:proofErr w:type="spellStart"/>
             <w:r>
               <w:rPr>
                 <w:rFonts w:ascii="Times New Roman" w:eastAsia="Calibri" w:hAnsi="Times New Roman" w:cs="Times New Roman"/>
@@ -6910,7 +6697,6 @@
               </w:rPr>
               <w:t>FuelConsumption</w:t>
             </w:r>
-            <w:proofErr w:type="spellEnd"/>
           </w:p>
         </w:tc>
         <w:tc>
@@ -7059,7 +6845,6 @@
               </w:rPr>
               <w:t xml:space="preserve"> </w:t>
             </w:r>
-            <w:proofErr w:type="spellStart"/>
             <w:r>
               <w:rPr>
                 <w:rFonts w:ascii="Times New Roman" w:eastAsia="Calibri" w:hAnsi="Times New Roman" w:cs="Times New Roman"/>
@@ -7069,7 +6854,6 @@
               </w:rPr>
               <w:t>CalculationFuel</w:t>
             </w:r>
-            <w:proofErr w:type="spellEnd"/>
           </w:p>
         </w:tc>
         <w:tc>
@@ -7156,7 +6940,6 @@
           <w:lang w:val="en-US"/>
         </w:rPr>
       </w:pPr>
-      <w:proofErr w:type="spellStart"/>
       <w:r>
         <w:rPr>
           <w:rFonts w:ascii="Times New Roman" w:hAnsi="Times New Roman" w:cs="Times New Roman"/>
@@ -7167,9 +6950,8 @@
           <w:szCs w:val="24"/>
           <w:lang w:val="en-US"/>
         </w:rPr>
-        <w:t>Таблица</w:t>
-      </w:r>
-      <w:proofErr w:type="spellEnd"/>
+        <w:t xml:space="preserve">Таблица </w:t>
+      </w:r>
       <w:r>
         <w:rPr>
           <w:rFonts w:ascii="Times New Roman" w:hAnsi="Times New Roman" w:cs="Times New Roman"/>
@@ -7180,7 +6962,7 @@
           <w:szCs w:val="24"/>
           <w:lang w:val="en-US"/>
         </w:rPr>
-        <w:t xml:space="preserve"> </w:t>
+        <w:fldChar w:fldCharType="begin"/>
       </w:r>
       <w:r>
         <w:rPr>
@@ -7192,7 +6974,7 @@
           <w:szCs w:val="24"/>
           <w:lang w:val="en-US"/>
         </w:rPr>
-        <w:fldChar w:fldCharType="begin"/>
+        <w:instrText xml:space="preserve"> SEQ Таблица \* ARABIC </w:instrText>
       </w:r>
       <w:r>
         <w:rPr>
@@ -7204,32 +6986,32 @@
           <w:szCs w:val="24"/>
           <w:lang w:val="en-US"/>
         </w:rPr>
-        <w:instrText xml:space="preserve"> SEQ Таблица \* ARABIC </w:instrText>
-      </w:r>
-      <w:r>
-        <w:rPr>
-          <w:rFonts w:ascii="Times New Roman" w:hAnsi="Times New Roman" w:cs="Times New Roman"/>
-          <w:i w:val="0"/>
-          <w:iCs w:val="0"/>
+        <w:fldChar w:fldCharType="separate"/>
+      </w:r>
+      <w:r>
+        <w:rPr>
+          <w:rFonts w:ascii="Times New Roman" w:hAnsi="Times New Roman" w:cs="Times New Roman"/>
+          <w:i w:val="0"/>
+          <w:iCs w:val="0"/>
+          <w:noProof/>
           <w:color w:val="auto"/>
           <w:sz w:val="24"/>
           <w:szCs w:val="24"/>
           <w:lang w:val="en-US"/>
         </w:rPr>
-        <w:fldChar w:fldCharType="separate"/>
-      </w:r>
-      <w:r>
-        <w:rPr>
-          <w:rFonts w:ascii="Times New Roman" w:hAnsi="Times New Roman" w:cs="Times New Roman"/>
-          <w:i w:val="0"/>
-          <w:iCs w:val="0"/>
-          <w:noProof/>
+        <w:t>3</w:t>
+      </w:r>
+      <w:r>
+        <w:rPr>
+          <w:rFonts w:ascii="Times New Roman" w:hAnsi="Times New Roman" w:cs="Times New Roman"/>
+          <w:i w:val="0"/>
+          <w:iCs w:val="0"/>
           <w:color w:val="auto"/>
           <w:sz w:val="24"/>
           <w:szCs w:val="24"/>
           <w:lang w:val="en-US"/>
         </w:rPr>
-        <w:t>3</w:t>
+        <w:fldChar w:fldCharType="end"/>
       </w:r>
       <w:r>
         <w:rPr>
@@ -7241,7 +7023,7 @@
           <w:szCs w:val="24"/>
           <w:lang w:val="en-US"/>
         </w:rPr>
-        <w:fldChar w:fldCharType="end"/>
+        <w:t xml:space="preserve"> – Описание класса </w:t>
       </w:r>
       <w:r>
         <w:rPr>
@@ -7253,74 +7035,8 @@
           <w:szCs w:val="24"/>
           <w:lang w:val="en-US"/>
         </w:rPr>
-        <w:t xml:space="preserve"> – </w:t>
-      </w:r>
-      <w:proofErr w:type="spellStart"/>
-      <w:r>
-        <w:rPr>
-          <w:rFonts w:ascii="Times New Roman" w:hAnsi="Times New Roman" w:cs="Times New Roman"/>
-          <w:i w:val="0"/>
-          <w:iCs w:val="0"/>
-          <w:color w:val="auto"/>
-          <w:sz w:val="24"/>
-          <w:szCs w:val="24"/>
-          <w:lang w:val="en-US"/>
-        </w:rPr>
-        <w:t>Описание</w:t>
-      </w:r>
-      <w:proofErr w:type="spellEnd"/>
-      <w:r>
-        <w:rPr>
-          <w:rFonts w:ascii="Times New Roman" w:hAnsi="Times New Roman" w:cs="Times New Roman"/>
-          <w:i w:val="0"/>
-          <w:iCs w:val="0"/>
-          <w:color w:val="auto"/>
-          <w:sz w:val="24"/>
-          <w:szCs w:val="24"/>
-          <w:lang w:val="en-US"/>
-        </w:rPr>
-        <w:t xml:space="preserve"> </w:t>
-      </w:r>
-      <w:proofErr w:type="spellStart"/>
-      <w:r>
-        <w:rPr>
-          <w:rFonts w:ascii="Times New Roman" w:hAnsi="Times New Roman" w:cs="Times New Roman"/>
-          <w:i w:val="0"/>
-          <w:iCs w:val="0"/>
-          <w:color w:val="auto"/>
-          <w:sz w:val="24"/>
-          <w:szCs w:val="24"/>
-          <w:lang w:val="en-US"/>
-        </w:rPr>
-        <w:t>класса</w:t>
-      </w:r>
-      <w:proofErr w:type="spellEnd"/>
-      <w:r>
-        <w:rPr>
-          <w:rFonts w:ascii="Times New Roman" w:hAnsi="Times New Roman" w:cs="Times New Roman"/>
-          <w:i w:val="0"/>
-          <w:iCs w:val="0"/>
-          <w:color w:val="auto"/>
-          <w:sz w:val="24"/>
-          <w:szCs w:val="24"/>
-          <w:lang w:val="en-US"/>
-        </w:rPr>
-        <w:t xml:space="preserve"> </w:t>
-      </w:r>
-      <w:proofErr w:type="spellStart"/>
-      <w:r>
-        <w:rPr>
-          <w:rFonts w:ascii="Times New Roman" w:hAnsi="Times New Roman" w:cs="Times New Roman"/>
-          <w:i w:val="0"/>
-          <w:iCs w:val="0"/>
-          <w:color w:val="auto"/>
-          <w:sz w:val="24"/>
-          <w:szCs w:val="24"/>
-          <w:lang w:val="en-US"/>
-        </w:rPr>
         <w:t>HybridCar</w:t>
       </w:r>
-      <w:proofErr w:type="spellEnd"/>
     </w:p>
     <w:tbl>
       <w:tblPr>
@@ -7353,7 +7069,6 @@
                 <w:lang w:val="en-US"/>
               </w:rPr>
             </w:pPr>
-            <w:proofErr w:type="spellStart"/>
             <w:r>
               <w:rPr>
                 <w:rFonts w:ascii="Times New Roman" w:eastAsia="Calibri" w:hAnsi="Times New Roman" w:cs="Times New Roman"/>
@@ -7363,7 +7078,6 @@
               </w:rPr>
               <w:t>Название</w:t>
             </w:r>
-            <w:proofErr w:type="spellEnd"/>
           </w:p>
         </w:tc>
         <w:tc>
@@ -7381,7 +7095,6 @@
                 <w:lang w:val="en-US"/>
               </w:rPr>
             </w:pPr>
-            <w:proofErr w:type="spellStart"/>
             <w:r>
               <w:rPr>
                 <w:rFonts w:ascii="Times New Roman" w:eastAsia="Calibri" w:hAnsi="Times New Roman" w:cs="Times New Roman"/>
@@ -7391,7 +7104,6 @@
               </w:rPr>
               <w:t>Тип</w:t>
             </w:r>
-            <w:proofErr w:type="spellEnd"/>
           </w:p>
         </w:tc>
         <w:tc>
@@ -7409,7 +7121,6 @@
                 <w:lang w:val="en-US"/>
               </w:rPr>
             </w:pPr>
-            <w:proofErr w:type="spellStart"/>
             <w:r>
               <w:rPr>
                 <w:rFonts w:ascii="Times New Roman" w:eastAsia="Calibri" w:hAnsi="Times New Roman" w:cs="Times New Roman"/>
@@ -7419,7 +7130,6 @@
               </w:rPr>
               <w:t>Описание</w:t>
             </w:r>
-            <w:proofErr w:type="spellEnd"/>
           </w:p>
         </w:tc>
       </w:tr>
@@ -7440,7 +7150,6 @@
                 <w:lang w:val="en-US"/>
               </w:rPr>
             </w:pPr>
-            <w:proofErr w:type="spellStart"/>
             <w:r>
               <w:rPr>
                 <w:rFonts w:ascii="Times New Roman" w:eastAsia="Calibri" w:hAnsi="Times New Roman" w:cs="Times New Roman"/>
@@ -7448,29 +7157,8 @@
                 <w:szCs w:val="24"/>
                 <w:lang w:val="en-US"/>
               </w:rPr>
-              <w:t>Описание</w:t>
-            </w:r>
-            <w:proofErr w:type="spellEnd"/>
-            <w:r>
-              <w:rPr>
-                <w:rFonts w:ascii="Times New Roman" w:eastAsia="Calibri" w:hAnsi="Times New Roman" w:cs="Times New Roman"/>
-                <w:sz w:val="24"/>
-                <w:szCs w:val="24"/>
-                <w:lang w:val="en-US"/>
-              </w:rPr>
-              <w:t xml:space="preserve"> </w:t>
-            </w:r>
-            <w:proofErr w:type="spellStart"/>
-            <w:r>
-              <w:rPr>
-                <w:rFonts w:ascii="Times New Roman" w:eastAsia="Calibri" w:hAnsi="Times New Roman" w:cs="Times New Roman"/>
-                <w:sz w:val="24"/>
-                <w:szCs w:val="24"/>
-                <w:lang w:val="en-US"/>
-              </w:rPr>
-              <w:t>класса</w:t>
-            </w:r>
-            <w:proofErr w:type="spellEnd"/>
+              <w:t>Описание класса</w:t>
+            </w:r>
           </w:p>
         </w:tc>
       </w:tr>
@@ -7507,7 +7195,6 @@
               </w:rPr>
               <w:t xml:space="preserve"> </w:t>
             </w:r>
-            <w:proofErr w:type="spellStart"/>
             <w:r>
               <w:rPr>
                 <w:rFonts w:ascii="Times New Roman" w:hAnsi="Times New Roman" w:cs="Times New Roman"/>
@@ -7517,7 +7204,6 @@
               </w:rPr>
               <w:t>HybridCar</w:t>
             </w:r>
-            <w:proofErr w:type="spellEnd"/>
             <w:r>
               <w:rPr>
                 <w:rFonts w:ascii="Times New Roman" w:eastAsia="Calibri" w:hAnsi="Times New Roman" w:cs="Times New Roman"/>
@@ -7563,7 +7249,6 @@
                 <w:lang w:val="en-US"/>
               </w:rPr>
             </w:pPr>
-            <w:proofErr w:type="spellStart"/>
             <w:r>
               <w:rPr>
                 <w:rFonts w:ascii="Times New Roman" w:eastAsia="Calibri" w:hAnsi="Times New Roman" w:cs="Times New Roman"/>
@@ -7573,7 +7258,6 @@
               </w:rPr>
               <w:t>Поля</w:t>
             </w:r>
-            <w:proofErr w:type="spellEnd"/>
           </w:p>
         </w:tc>
       </w:tr>
@@ -7609,19 +7293,8 @@
                 <w:szCs w:val="24"/>
                 <w:lang w:val="en-US"/>
               </w:rPr>
-              <w:t xml:space="preserve"> _</w:t>
-            </w:r>
-            <w:proofErr w:type="spellStart"/>
-            <w:r>
-              <w:rPr>
-                <w:rFonts w:ascii="Times New Roman" w:eastAsia="Calibri" w:hAnsi="Times New Roman" w:cs="Times New Roman"/>
-                <w:sz w:val="24"/>
-                <w:szCs w:val="24"/>
-                <w:lang w:val="en-US"/>
-              </w:rPr>
-              <w:t>additionalMotor</w:t>
-            </w:r>
-            <w:proofErr w:type="spellEnd"/>
+              <w:t xml:space="preserve"> _additionalMotor</w:t>
+            </w:r>
           </w:p>
         </w:tc>
         <w:tc>
@@ -7690,7 +7363,6 @@
                 <w:lang w:val="en-US"/>
               </w:rPr>
             </w:pPr>
-            <w:proofErr w:type="spellStart"/>
             <w:r>
               <w:rPr>
                 <w:rFonts w:ascii="Times New Roman" w:eastAsia="Calibri" w:hAnsi="Times New Roman" w:cs="Times New Roman"/>
@@ -7700,7 +7372,6 @@
               </w:rPr>
               <w:t>Свойства</w:t>
             </w:r>
-            <w:proofErr w:type="spellEnd"/>
           </w:p>
         </w:tc>
       </w:tr>
@@ -7729,7 +7400,6 @@
               </w:rPr>
               <w:t xml:space="preserve">+ </w:t>
             </w:r>
-            <w:proofErr w:type="spellStart"/>
             <w:r>
               <w:rPr>
                 <w:rFonts w:ascii="Times New Roman" w:eastAsia="Calibri" w:hAnsi="Times New Roman" w:cs="Times New Roman"/>
@@ -7739,7 +7409,6 @@
               </w:rPr>
               <w:t>AdditionalMotor</w:t>
             </w:r>
-            <w:proofErr w:type="spellEnd"/>
           </w:p>
         </w:tc>
         <w:tc>
@@ -7839,7 +7508,6 @@
                 <w:lang w:val="en-US"/>
               </w:rPr>
             </w:pPr>
-            <w:proofErr w:type="spellStart"/>
             <w:r>
               <w:rPr>
                 <w:rFonts w:ascii="Times New Roman" w:eastAsia="Calibri" w:hAnsi="Times New Roman" w:cs="Times New Roman"/>
@@ -7849,7 +7517,6 @@
               </w:rPr>
               <w:t>Название</w:t>
             </w:r>
-            <w:proofErr w:type="spellEnd"/>
           </w:p>
         </w:tc>
         <w:tc>
@@ -7867,7 +7534,6 @@
                 <w:lang w:val="en-US"/>
               </w:rPr>
             </w:pPr>
-            <w:proofErr w:type="spellStart"/>
             <w:r>
               <w:rPr>
                 <w:rFonts w:ascii="Times New Roman" w:eastAsia="Calibri" w:hAnsi="Times New Roman" w:cs="Times New Roman"/>
@@ -7877,7 +7543,6 @@
               </w:rPr>
               <w:t>Тип</w:t>
             </w:r>
-            <w:proofErr w:type="spellEnd"/>
           </w:p>
         </w:tc>
         <w:tc>
@@ -7894,7 +7559,6 @@
                 <w:szCs w:val="24"/>
               </w:rPr>
             </w:pPr>
-            <w:proofErr w:type="spellStart"/>
             <w:r>
               <w:rPr>
                 <w:rFonts w:ascii="Times New Roman" w:eastAsia="Calibri" w:hAnsi="Times New Roman" w:cs="Times New Roman"/>
@@ -7904,7 +7568,6 @@
               </w:rPr>
               <w:t>Описание</w:t>
             </w:r>
-            <w:proofErr w:type="spellEnd"/>
           </w:p>
         </w:tc>
       </w:tr>
@@ -8015,19 +7678,8 @@
                 <w:szCs w:val="24"/>
                 <w:lang w:val="en-US"/>
               </w:rPr>
-              <w:t xml:space="preserve">+ </w:t>
-            </w:r>
-            <w:proofErr w:type="spellStart"/>
-            <w:r>
-              <w:rPr>
-                <w:rFonts w:ascii="Times New Roman" w:eastAsia="Calibri" w:hAnsi="Times New Roman" w:cs="Times New Roman"/>
-                <w:sz w:val="24"/>
-                <w:szCs w:val="24"/>
-                <w:lang w:val="en-US"/>
-              </w:rPr>
-              <w:t>TypeTransport</w:t>
-            </w:r>
-            <w:proofErr w:type="spellEnd"/>
+              <w:t>+ TypeTransport</w:t>
+            </w:r>
           </w:p>
         </w:tc>
         <w:tc>
@@ -8112,19 +7764,8 @@
                 <w:szCs w:val="24"/>
                 <w:lang w:val="en-US"/>
               </w:rPr>
-              <w:t xml:space="preserve">+ </w:t>
-            </w:r>
-            <w:proofErr w:type="spellStart"/>
-            <w:r>
-              <w:rPr>
-                <w:rFonts w:ascii="Times New Roman" w:eastAsia="Calibri" w:hAnsi="Times New Roman" w:cs="Times New Roman"/>
-                <w:sz w:val="24"/>
-                <w:szCs w:val="24"/>
-                <w:lang w:val="en-US"/>
-              </w:rPr>
-              <w:t>FuelConsumption</w:t>
-            </w:r>
-            <w:proofErr w:type="spellEnd"/>
+              <w:t>+ FuelConsumption</w:t>
+            </w:r>
           </w:p>
         </w:tc>
         <w:tc>
@@ -8273,7 +7914,6 @@
               </w:rPr>
               <w:t xml:space="preserve"> </w:t>
             </w:r>
-            <w:proofErr w:type="spellStart"/>
             <w:r>
               <w:rPr>
                 <w:rFonts w:ascii="Times New Roman" w:eastAsia="Calibri" w:hAnsi="Times New Roman" w:cs="Times New Roman"/>
@@ -8283,7 +7923,6 @@
               </w:rPr>
               <w:t>CalculationFuel</w:t>
             </w:r>
-            <w:proofErr w:type="spellEnd"/>
           </w:p>
         </w:tc>
         <w:tc>
@@ -8378,7 +8017,6 @@
           <w:lang w:val="en-US"/>
         </w:rPr>
       </w:pPr>
-      <w:proofErr w:type="spellStart"/>
       <w:r>
         <w:rPr>
           <w:rFonts w:ascii="Times New Roman" w:hAnsi="Times New Roman" w:cs="Times New Roman"/>
@@ -8389,9 +8027,8 @@
           <w:szCs w:val="24"/>
           <w:lang w:val="en-US"/>
         </w:rPr>
-        <w:t>Таблица</w:t>
-      </w:r>
-      <w:proofErr w:type="spellEnd"/>
+        <w:t xml:space="preserve">Таблица </w:t>
+      </w:r>
       <w:r>
         <w:rPr>
           <w:rFonts w:ascii="Times New Roman" w:hAnsi="Times New Roman" w:cs="Times New Roman"/>
@@ -8402,7 +8039,7 @@
           <w:szCs w:val="24"/>
           <w:lang w:val="en-US"/>
         </w:rPr>
-        <w:t xml:space="preserve"> </w:t>
+        <w:fldChar w:fldCharType="begin"/>
       </w:r>
       <w:r>
         <w:rPr>
@@ -8414,7 +8051,7 @@
           <w:szCs w:val="24"/>
           <w:lang w:val="en-US"/>
         </w:rPr>
-        <w:fldChar w:fldCharType="begin"/>
+        <w:instrText xml:space="preserve"> SEQ Таблица \* ARABIC </w:instrText>
       </w:r>
       <w:r>
         <w:rPr>
@@ -8426,32 +8063,32 @@
           <w:szCs w:val="24"/>
           <w:lang w:val="en-US"/>
         </w:rPr>
-        <w:instrText xml:space="preserve"> SEQ Таблица \* ARABIC </w:instrText>
-      </w:r>
-      <w:r>
-        <w:rPr>
-          <w:rFonts w:ascii="Times New Roman" w:hAnsi="Times New Roman" w:cs="Times New Roman"/>
-          <w:i w:val="0"/>
-          <w:iCs w:val="0"/>
+        <w:fldChar w:fldCharType="separate"/>
+      </w:r>
+      <w:r>
+        <w:rPr>
+          <w:rFonts w:ascii="Times New Roman" w:hAnsi="Times New Roman" w:cs="Times New Roman"/>
+          <w:i w:val="0"/>
+          <w:iCs w:val="0"/>
+          <w:noProof/>
           <w:color w:val="auto"/>
           <w:sz w:val="24"/>
           <w:szCs w:val="24"/>
           <w:lang w:val="en-US"/>
         </w:rPr>
-        <w:fldChar w:fldCharType="separate"/>
-      </w:r>
-      <w:r>
-        <w:rPr>
-          <w:rFonts w:ascii="Times New Roman" w:hAnsi="Times New Roman" w:cs="Times New Roman"/>
-          <w:i w:val="0"/>
-          <w:iCs w:val="0"/>
-          <w:noProof/>
+        <w:t>4</w:t>
+      </w:r>
+      <w:r>
+        <w:rPr>
+          <w:rFonts w:ascii="Times New Roman" w:hAnsi="Times New Roman" w:cs="Times New Roman"/>
+          <w:i w:val="0"/>
+          <w:iCs w:val="0"/>
           <w:color w:val="auto"/>
           <w:sz w:val="24"/>
           <w:szCs w:val="24"/>
           <w:lang w:val="en-US"/>
         </w:rPr>
-        <w:t>4</w:t>
+        <w:fldChar w:fldCharType="end"/>
       </w:r>
       <w:r>
         <w:rPr>
@@ -8463,71 +8100,7 @@
           <w:szCs w:val="24"/>
           <w:lang w:val="en-US"/>
         </w:rPr>
-        <w:fldChar w:fldCharType="end"/>
-      </w:r>
-      <w:r>
-        <w:rPr>
-          <w:rFonts w:ascii="Times New Roman" w:hAnsi="Times New Roman" w:cs="Times New Roman"/>
-          <w:i w:val="0"/>
-          <w:iCs w:val="0"/>
-          <w:color w:val="auto"/>
-          <w:sz w:val="24"/>
-          <w:szCs w:val="24"/>
-          <w:lang w:val="en-US"/>
-        </w:rPr>
-        <w:t xml:space="preserve"> – </w:t>
-      </w:r>
-      <w:proofErr w:type="spellStart"/>
-      <w:r>
-        <w:rPr>
-          <w:rFonts w:ascii="Times New Roman" w:hAnsi="Times New Roman" w:cs="Times New Roman"/>
-          <w:i w:val="0"/>
-          <w:iCs w:val="0"/>
-          <w:color w:val="auto"/>
-          <w:sz w:val="24"/>
-          <w:szCs w:val="24"/>
-          <w:lang w:val="en-US"/>
-        </w:rPr>
-        <w:t>Описание</w:t>
-      </w:r>
-      <w:proofErr w:type="spellEnd"/>
-      <w:r>
-        <w:rPr>
-          <w:rFonts w:ascii="Times New Roman" w:hAnsi="Times New Roman" w:cs="Times New Roman"/>
-          <w:i w:val="0"/>
-          <w:iCs w:val="0"/>
-          <w:color w:val="auto"/>
-          <w:sz w:val="24"/>
-          <w:szCs w:val="24"/>
-          <w:lang w:val="en-US"/>
-        </w:rPr>
-        <w:t xml:space="preserve"> </w:t>
-      </w:r>
-      <w:proofErr w:type="spellStart"/>
-      <w:r>
-        <w:rPr>
-          <w:rFonts w:ascii="Times New Roman" w:hAnsi="Times New Roman" w:cs="Times New Roman"/>
-          <w:i w:val="0"/>
-          <w:iCs w:val="0"/>
-          <w:color w:val="auto"/>
-          <w:sz w:val="24"/>
-          <w:szCs w:val="24"/>
-          <w:lang w:val="en-US"/>
-        </w:rPr>
-        <w:t>класса</w:t>
-      </w:r>
-      <w:proofErr w:type="spellEnd"/>
-      <w:r>
-        <w:rPr>
-          <w:rFonts w:ascii="Times New Roman" w:hAnsi="Times New Roman" w:cs="Times New Roman"/>
-          <w:i w:val="0"/>
-          <w:iCs w:val="0"/>
-          <w:color w:val="auto"/>
-          <w:sz w:val="24"/>
-          <w:szCs w:val="24"/>
-          <w:lang w:val="en-US"/>
-        </w:rPr>
-        <w:t xml:space="preserve"> </w:t>
+        <w:t xml:space="preserve"> – Описание класса </w:t>
       </w:r>
       <w:r>
         <w:rPr>
@@ -8573,7 +8146,6 @@
                 <w:lang w:val="en-US"/>
               </w:rPr>
             </w:pPr>
-            <w:proofErr w:type="spellStart"/>
             <w:r>
               <w:rPr>
                 <w:rFonts w:ascii="Times New Roman" w:eastAsia="Calibri" w:hAnsi="Times New Roman" w:cs="Times New Roman"/>
@@ -8583,7 +8155,6 @@
               </w:rPr>
               <w:t>Название</w:t>
             </w:r>
-            <w:proofErr w:type="spellEnd"/>
           </w:p>
         </w:tc>
         <w:tc>
@@ -8601,7 +8172,6 @@
                 <w:lang w:val="en-US"/>
               </w:rPr>
             </w:pPr>
-            <w:proofErr w:type="spellStart"/>
             <w:r>
               <w:rPr>
                 <w:rFonts w:ascii="Times New Roman" w:eastAsia="Calibri" w:hAnsi="Times New Roman" w:cs="Times New Roman"/>
@@ -8611,7 +8181,6 @@
               </w:rPr>
               <w:t>Тип</w:t>
             </w:r>
-            <w:proofErr w:type="spellEnd"/>
           </w:p>
         </w:tc>
         <w:tc>
@@ -8629,7 +8198,6 @@
                 <w:lang w:val="en-US"/>
               </w:rPr>
             </w:pPr>
-            <w:proofErr w:type="spellStart"/>
             <w:r>
               <w:rPr>
                 <w:rFonts w:ascii="Times New Roman" w:eastAsia="Calibri" w:hAnsi="Times New Roman" w:cs="Times New Roman"/>
@@ -8639,7 +8207,6 @@
               </w:rPr>
               <w:t>Описание</w:t>
             </w:r>
-            <w:proofErr w:type="spellEnd"/>
           </w:p>
         </w:tc>
       </w:tr>
@@ -8660,7 +8227,6 @@
                 <w:lang w:val="en-US"/>
               </w:rPr>
             </w:pPr>
-            <w:proofErr w:type="spellStart"/>
             <w:r>
               <w:rPr>
                 <w:rFonts w:ascii="Times New Roman" w:eastAsia="Calibri" w:hAnsi="Times New Roman" w:cs="Times New Roman"/>
@@ -8668,29 +8234,8 @@
                 <w:szCs w:val="24"/>
                 <w:lang w:val="en-US"/>
               </w:rPr>
-              <w:t>Описание</w:t>
-            </w:r>
-            <w:proofErr w:type="spellEnd"/>
-            <w:r>
-              <w:rPr>
-                <w:rFonts w:ascii="Times New Roman" w:eastAsia="Calibri" w:hAnsi="Times New Roman" w:cs="Times New Roman"/>
-                <w:sz w:val="24"/>
-                <w:szCs w:val="24"/>
-                <w:lang w:val="en-US"/>
-              </w:rPr>
-              <w:t xml:space="preserve"> </w:t>
-            </w:r>
-            <w:proofErr w:type="spellStart"/>
-            <w:r>
-              <w:rPr>
-                <w:rFonts w:ascii="Times New Roman" w:eastAsia="Calibri" w:hAnsi="Times New Roman" w:cs="Times New Roman"/>
-                <w:sz w:val="24"/>
-                <w:szCs w:val="24"/>
-                <w:lang w:val="en-US"/>
-              </w:rPr>
-              <w:t>класса</w:t>
-            </w:r>
-            <w:proofErr w:type="spellEnd"/>
+              <w:t>Описание класса</w:t>
+            </w:r>
           </w:p>
         </w:tc>
       </w:tr>
@@ -8773,7 +8318,6 @@
                 <w:lang w:val="en-US"/>
               </w:rPr>
             </w:pPr>
-            <w:proofErr w:type="spellStart"/>
             <w:r>
               <w:rPr>
                 <w:rFonts w:ascii="Times New Roman" w:eastAsia="Calibri" w:hAnsi="Times New Roman" w:cs="Times New Roman"/>
@@ -8783,7 +8327,6 @@
               </w:rPr>
               <w:t>Поля</w:t>
             </w:r>
-            <w:proofErr w:type="spellEnd"/>
           </w:p>
         </w:tc>
       </w:tr>
@@ -8830,7 +8373,6 @@
               </w:rPr>
               <w:t>_</w:t>
             </w:r>
-            <w:proofErr w:type="spellStart"/>
             <w:r>
               <w:rPr>
                 <w:rFonts w:ascii="Times New Roman" w:eastAsia="Calibri" w:hAnsi="Times New Roman" w:cs="Times New Roman"/>
@@ -8840,7 +8382,6 @@
               </w:rPr>
               <w:t>bladeLength</w:t>
             </w:r>
-            <w:proofErr w:type="spellEnd"/>
           </w:p>
         </w:tc>
         <w:tc>
@@ -8884,7 +8425,6 @@
                 <w:lang w:val="en-US"/>
               </w:rPr>
             </w:pPr>
-            <w:proofErr w:type="spellStart"/>
             <w:r>
               <w:rPr>
                 <w:rFonts w:ascii="Times New Roman" w:eastAsia="Calibri" w:hAnsi="Times New Roman" w:cs="Times New Roman"/>
@@ -8892,49 +8432,8 @@
                 <w:szCs w:val="24"/>
                 <w:lang w:val="en-US"/>
               </w:rPr>
-              <w:t>Длина</w:t>
-            </w:r>
-            <w:proofErr w:type="spellEnd"/>
-            <w:r>
-              <w:rPr>
-                <w:rFonts w:ascii="Times New Roman" w:eastAsia="Calibri" w:hAnsi="Times New Roman" w:cs="Times New Roman"/>
-                <w:sz w:val="24"/>
-                <w:szCs w:val="24"/>
-                <w:lang w:val="en-US"/>
-              </w:rPr>
-              <w:t xml:space="preserve"> </w:t>
-            </w:r>
-            <w:proofErr w:type="spellStart"/>
-            <w:r>
-              <w:rPr>
-                <w:rFonts w:ascii="Times New Roman" w:eastAsia="Calibri" w:hAnsi="Times New Roman" w:cs="Times New Roman"/>
-                <w:sz w:val="24"/>
-                <w:szCs w:val="24"/>
-                <w:lang w:val="en-US"/>
-              </w:rPr>
-              <w:t>лопастей</w:t>
-            </w:r>
-            <w:proofErr w:type="spellEnd"/>
-            <w:r>
-              <w:rPr>
-                <w:rFonts w:ascii="Times New Roman" w:eastAsia="Calibri" w:hAnsi="Times New Roman" w:cs="Times New Roman"/>
-                <w:sz w:val="24"/>
-                <w:szCs w:val="24"/>
-                <w:lang w:val="en-US"/>
-              </w:rPr>
-              <w:t xml:space="preserve"> </w:t>
-            </w:r>
-            <w:proofErr w:type="spellStart"/>
-            <w:r>
-              <w:rPr>
-                <w:rFonts w:ascii="Times New Roman" w:eastAsia="Calibri" w:hAnsi="Times New Roman" w:cs="Times New Roman"/>
-                <w:sz w:val="24"/>
-                <w:szCs w:val="24"/>
-                <w:lang w:val="en-US"/>
-              </w:rPr>
-              <w:t>вертолета</w:t>
-            </w:r>
-            <w:proofErr w:type="spellEnd"/>
+              <w:t>Длина лопастей вертолета</w:t>
+            </w:r>
           </w:p>
         </w:tc>
       </w:tr>
@@ -9021,7 +8520,6 @@
                 <w:szCs w:val="24"/>
               </w:rPr>
             </w:pPr>
-            <w:proofErr w:type="spellStart"/>
             <w:r>
               <w:rPr>
                 <w:rFonts w:ascii="Times New Roman" w:eastAsia="Calibri" w:hAnsi="Times New Roman" w:cs="Times New Roman"/>
@@ -9031,7 +8529,6 @@
               </w:rPr>
               <w:t>Двигатель</w:t>
             </w:r>
-            <w:proofErr w:type="spellEnd"/>
           </w:p>
         </w:tc>
       </w:tr>
@@ -9052,7 +8549,6 @@
                 <w:lang w:val="en-US"/>
               </w:rPr>
             </w:pPr>
-            <w:proofErr w:type="spellStart"/>
             <w:r>
               <w:rPr>
                 <w:rFonts w:ascii="Times New Roman" w:eastAsia="Calibri" w:hAnsi="Times New Roman" w:cs="Times New Roman"/>
@@ -9062,7 +8558,6 @@
               </w:rPr>
               <w:t>Свойства</w:t>
             </w:r>
-            <w:proofErr w:type="spellEnd"/>
           </w:p>
         </w:tc>
       </w:tr>
@@ -9087,18 +8582,8 @@
                 <w:sz w:val="24"/>
                 <w:szCs w:val="20"/>
               </w:rPr>
-              <w:t xml:space="preserve">+ </w:t>
-            </w:r>
-            <w:proofErr w:type="spellStart"/>
-            <w:r>
-              <w:rPr>
-                <w:rFonts w:ascii="Times New Roman" w:eastAsia="Calibri" w:hAnsi="Times New Roman" w:cs="Times New Roman"/>
-                <w:sz w:val="24"/>
-                <w:szCs w:val="20"/>
-              </w:rPr>
-              <w:t>BladeLength</w:t>
-            </w:r>
-            <w:proofErr w:type="spellEnd"/>
+              <w:t>+ BladeLength</w:t>
+            </w:r>
           </w:p>
         </w:tc>
         <w:tc>
@@ -9115,7 +8600,6 @@
                 <w:szCs w:val="20"/>
               </w:rPr>
             </w:pPr>
-            <w:proofErr w:type="spellStart"/>
             <w:r>
               <w:rPr>
                 <w:rFonts w:ascii="Times New Roman" w:eastAsia="Calibri" w:hAnsi="Times New Roman" w:cs="Times New Roman"/>
@@ -9124,7 +8608,6 @@
               </w:rPr>
               <w:t>double</w:t>
             </w:r>
-            <w:proofErr w:type="spellEnd"/>
           </w:p>
         </w:tc>
         <w:tc>
@@ -9337,19 +8820,8 @@
                 <w:szCs w:val="24"/>
                 <w:lang w:val="en-US"/>
               </w:rPr>
-              <w:t xml:space="preserve">+ </w:t>
-            </w:r>
-            <w:proofErr w:type="spellStart"/>
-            <w:r>
-              <w:rPr>
-                <w:rFonts w:ascii="Times New Roman" w:eastAsia="Calibri" w:hAnsi="Times New Roman" w:cs="Times New Roman"/>
-                <w:sz w:val="24"/>
-                <w:szCs w:val="24"/>
-                <w:lang w:val="en-US"/>
-              </w:rPr>
-              <w:t>TypeTransport</w:t>
-            </w:r>
-            <w:proofErr w:type="spellEnd"/>
+              <w:t>+ TypeTransport</w:t>
+            </w:r>
           </w:p>
         </w:tc>
         <w:tc>
@@ -9434,19 +8906,8 @@
                 <w:szCs w:val="24"/>
                 <w:lang w:val="en-US"/>
               </w:rPr>
-              <w:t xml:space="preserve">+ </w:t>
-            </w:r>
-            <w:proofErr w:type="spellStart"/>
-            <w:r>
-              <w:rPr>
-                <w:rFonts w:ascii="Times New Roman" w:eastAsia="Calibri" w:hAnsi="Times New Roman" w:cs="Times New Roman"/>
-                <w:sz w:val="24"/>
-                <w:szCs w:val="24"/>
-                <w:lang w:val="en-US"/>
-              </w:rPr>
-              <w:t>FuelConsumption</w:t>
-            </w:r>
-            <w:proofErr w:type="spellEnd"/>
+              <w:t>+ FuelConsumption</w:t>
+            </w:r>
           </w:p>
         </w:tc>
         <w:tc>
@@ -9601,7 +9062,6 @@
               </w:rPr>
               <w:t xml:space="preserve"> </w:t>
             </w:r>
-            <w:proofErr w:type="spellStart"/>
             <w:r>
               <w:rPr>
                 <w:rFonts w:ascii="Times New Roman" w:eastAsia="Calibri" w:hAnsi="Times New Roman" w:cs="Times New Roman"/>
@@ -9611,7 +9071,6 @@
               </w:rPr>
               <w:t>CalculationFuel</w:t>
             </w:r>
-            <w:proofErr w:type="spellEnd"/>
           </w:p>
         </w:tc>
         <w:tc>
@@ -9704,7 +9163,6 @@
           <w:lang w:val="en-US"/>
         </w:rPr>
       </w:pPr>
-      <w:proofErr w:type="spellStart"/>
       <w:r>
         <w:rPr>
           <w:rFonts w:ascii="Times New Roman" w:hAnsi="Times New Roman" w:cs="Times New Roman"/>
@@ -9715,9 +9173,8 @@
           <w:szCs w:val="24"/>
           <w:lang w:val="en-US"/>
         </w:rPr>
-        <w:t>Таблица</w:t>
-      </w:r>
-      <w:proofErr w:type="spellEnd"/>
+        <w:t xml:space="preserve">Таблица </w:t>
+      </w:r>
       <w:r>
         <w:rPr>
           <w:rFonts w:ascii="Times New Roman" w:hAnsi="Times New Roman" w:cs="Times New Roman"/>
@@ -9728,7 +9185,7 @@
           <w:szCs w:val="24"/>
           <w:lang w:val="en-US"/>
         </w:rPr>
-        <w:t xml:space="preserve"> </w:t>
+        <w:fldChar w:fldCharType="begin"/>
       </w:r>
       <w:r>
         <w:rPr>
@@ -9740,7 +9197,7 @@
           <w:szCs w:val="24"/>
           <w:lang w:val="en-US"/>
         </w:rPr>
-        <w:fldChar w:fldCharType="begin"/>
+        <w:instrText xml:space="preserve"> SEQ Таблица \* ARABIC </w:instrText>
       </w:r>
       <w:r>
         <w:rPr>
@@ -9752,32 +9209,32 @@
           <w:szCs w:val="24"/>
           <w:lang w:val="en-US"/>
         </w:rPr>
-        <w:instrText xml:space="preserve"> SEQ Таблица \* ARABIC </w:instrText>
-      </w:r>
-      <w:r>
-        <w:rPr>
-          <w:rFonts w:ascii="Times New Roman" w:hAnsi="Times New Roman" w:cs="Times New Roman"/>
-          <w:i w:val="0"/>
-          <w:iCs w:val="0"/>
+        <w:fldChar w:fldCharType="separate"/>
+      </w:r>
+      <w:r>
+        <w:rPr>
+          <w:rFonts w:ascii="Times New Roman" w:hAnsi="Times New Roman" w:cs="Times New Roman"/>
+          <w:i w:val="0"/>
+          <w:iCs w:val="0"/>
+          <w:noProof/>
           <w:color w:val="auto"/>
           <w:sz w:val="24"/>
           <w:szCs w:val="24"/>
           <w:lang w:val="en-US"/>
         </w:rPr>
-        <w:fldChar w:fldCharType="separate"/>
-      </w:r>
-      <w:r>
-        <w:rPr>
-          <w:rFonts w:ascii="Times New Roman" w:hAnsi="Times New Roman" w:cs="Times New Roman"/>
-          <w:i w:val="0"/>
-          <w:iCs w:val="0"/>
-          <w:noProof/>
+        <w:t>5</w:t>
+      </w:r>
+      <w:r>
+        <w:rPr>
+          <w:rFonts w:ascii="Times New Roman" w:hAnsi="Times New Roman" w:cs="Times New Roman"/>
+          <w:i w:val="0"/>
+          <w:iCs w:val="0"/>
           <w:color w:val="auto"/>
           <w:sz w:val="24"/>
           <w:szCs w:val="24"/>
           <w:lang w:val="en-US"/>
         </w:rPr>
-        <w:t>5</w:t>
+        <w:fldChar w:fldCharType="end"/>
       </w:r>
       <w:r>
         <w:rPr>
@@ -9789,71 +9246,7 @@
           <w:szCs w:val="24"/>
           <w:lang w:val="en-US"/>
         </w:rPr>
-        <w:fldChar w:fldCharType="end"/>
-      </w:r>
-      <w:r>
-        <w:rPr>
-          <w:rFonts w:ascii="Times New Roman" w:hAnsi="Times New Roman" w:cs="Times New Roman"/>
-          <w:i w:val="0"/>
-          <w:iCs w:val="0"/>
-          <w:color w:val="auto"/>
-          <w:sz w:val="24"/>
-          <w:szCs w:val="24"/>
-          <w:lang w:val="en-US"/>
-        </w:rPr>
-        <w:t xml:space="preserve"> – </w:t>
-      </w:r>
-      <w:proofErr w:type="spellStart"/>
-      <w:r>
-        <w:rPr>
-          <w:rFonts w:ascii="Times New Roman" w:hAnsi="Times New Roman" w:cs="Times New Roman"/>
-          <w:i w:val="0"/>
-          <w:iCs w:val="0"/>
-          <w:color w:val="auto"/>
-          <w:sz w:val="24"/>
-          <w:szCs w:val="24"/>
-          <w:lang w:val="en-US"/>
-        </w:rPr>
-        <w:t>Описание</w:t>
-      </w:r>
-      <w:proofErr w:type="spellEnd"/>
-      <w:r>
-        <w:rPr>
-          <w:rFonts w:ascii="Times New Roman" w:hAnsi="Times New Roman" w:cs="Times New Roman"/>
-          <w:i w:val="0"/>
-          <w:iCs w:val="0"/>
-          <w:color w:val="auto"/>
-          <w:sz w:val="24"/>
-          <w:szCs w:val="24"/>
-          <w:lang w:val="en-US"/>
-        </w:rPr>
-        <w:t xml:space="preserve"> </w:t>
-      </w:r>
-      <w:proofErr w:type="spellStart"/>
-      <w:r>
-        <w:rPr>
-          <w:rFonts w:ascii="Times New Roman" w:hAnsi="Times New Roman" w:cs="Times New Roman"/>
-          <w:i w:val="0"/>
-          <w:iCs w:val="0"/>
-          <w:color w:val="auto"/>
-          <w:sz w:val="24"/>
-          <w:szCs w:val="24"/>
-          <w:lang w:val="en-US"/>
-        </w:rPr>
-        <w:t>класса</w:t>
-      </w:r>
-      <w:proofErr w:type="spellEnd"/>
-      <w:r>
-        <w:rPr>
-          <w:rFonts w:ascii="Times New Roman" w:hAnsi="Times New Roman" w:cs="Times New Roman"/>
-          <w:i w:val="0"/>
-          <w:iCs w:val="0"/>
-          <w:color w:val="auto"/>
-          <w:sz w:val="24"/>
-          <w:szCs w:val="24"/>
-          <w:lang w:val="en-US"/>
-        </w:rPr>
-        <w:t xml:space="preserve"> </w:t>
+        <w:t xml:space="preserve"> – Описание класса </w:t>
       </w:r>
       <w:r>
         <w:rPr>
@@ -9899,7 +9292,6 @@
                 <w:lang w:val="en-US"/>
               </w:rPr>
             </w:pPr>
-            <w:proofErr w:type="spellStart"/>
             <w:r>
               <w:rPr>
                 <w:rFonts w:ascii="Times New Roman" w:eastAsia="Calibri" w:hAnsi="Times New Roman" w:cs="Times New Roman"/>
@@ -9909,7 +9301,6 @@
               </w:rPr>
               <w:t>Название</w:t>
             </w:r>
-            <w:proofErr w:type="spellEnd"/>
           </w:p>
         </w:tc>
         <w:tc>
@@ -9927,7 +9318,6 @@
                 <w:lang w:val="en-US"/>
               </w:rPr>
             </w:pPr>
-            <w:proofErr w:type="spellStart"/>
             <w:r>
               <w:rPr>
                 <w:rFonts w:ascii="Times New Roman" w:eastAsia="Calibri" w:hAnsi="Times New Roman" w:cs="Times New Roman"/>
@@ -9937,7 +9327,6 @@
               </w:rPr>
               <w:t>Тип</w:t>
             </w:r>
-            <w:proofErr w:type="spellEnd"/>
           </w:p>
         </w:tc>
         <w:tc>
@@ -9955,7 +9344,6 @@
                 <w:lang w:val="en-US"/>
               </w:rPr>
             </w:pPr>
-            <w:proofErr w:type="spellStart"/>
             <w:r>
               <w:rPr>
                 <w:rFonts w:ascii="Times New Roman" w:eastAsia="Calibri" w:hAnsi="Times New Roman" w:cs="Times New Roman"/>
@@ -9965,7 +9353,6 @@
               </w:rPr>
               <w:t>Описание</w:t>
             </w:r>
-            <w:proofErr w:type="spellEnd"/>
           </w:p>
         </w:tc>
       </w:tr>
@@ -9986,7 +9373,6 @@
                 <w:lang w:val="en-US"/>
               </w:rPr>
             </w:pPr>
-            <w:proofErr w:type="spellStart"/>
             <w:r>
               <w:rPr>
                 <w:rFonts w:ascii="Times New Roman" w:eastAsia="Calibri" w:hAnsi="Times New Roman" w:cs="Times New Roman"/>
@@ -9994,29 +9380,8 @@
                 <w:szCs w:val="24"/>
                 <w:lang w:val="en-US"/>
               </w:rPr>
-              <w:t>Описание</w:t>
-            </w:r>
-            <w:proofErr w:type="spellEnd"/>
-            <w:r>
-              <w:rPr>
-                <w:rFonts w:ascii="Times New Roman" w:eastAsia="Calibri" w:hAnsi="Times New Roman" w:cs="Times New Roman"/>
-                <w:sz w:val="24"/>
-                <w:szCs w:val="24"/>
-                <w:lang w:val="en-US"/>
-              </w:rPr>
-              <w:t xml:space="preserve"> </w:t>
-            </w:r>
-            <w:proofErr w:type="spellStart"/>
-            <w:r>
-              <w:rPr>
-                <w:rFonts w:ascii="Times New Roman" w:eastAsia="Calibri" w:hAnsi="Times New Roman" w:cs="Times New Roman"/>
-                <w:sz w:val="24"/>
-                <w:szCs w:val="24"/>
-                <w:lang w:val="en-US"/>
-              </w:rPr>
-              <w:t>класса</w:t>
-            </w:r>
-            <w:proofErr w:type="spellEnd"/>
+              <w:t>Описание класса</w:t>
+            </w:r>
           </w:p>
         </w:tc>
       </w:tr>
@@ -10108,7 +9473,6 @@
                 <w:lang w:val="en-US"/>
               </w:rPr>
             </w:pPr>
-            <w:proofErr w:type="spellStart"/>
             <w:r>
               <w:rPr>
                 <w:rFonts w:ascii="Times New Roman" w:eastAsia="Calibri" w:hAnsi="Times New Roman" w:cs="Times New Roman"/>
@@ -10118,7 +9482,6 @@
               </w:rPr>
               <w:t>Поля</w:t>
             </w:r>
-            <w:proofErr w:type="spellEnd"/>
           </w:p>
         </w:tc>
       </w:tr>
@@ -10217,7 +9580,6 @@
                 <w:lang w:val="en-US"/>
               </w:rPr>
             </w:pPr>
-            <w:proofErr w:type="spellStart"/>
             <w:r>
               <w:rPr>
                 <w:rFonts w:ascii="Times New Roman" w:eastAsia="Calibri" w:hAnsi="Times New Roman" w:cs="Times New Roman"/>
@@ -10225,49 +9587,8 @@
                 <w:szCs w:val="24"/>
                 <w:lang w:val="en-US"/>
               </w:rPr>
-              <w:t>Длина</w:t>
-            </w:r>
-            <w:proofErr w:type="spellEnd"/>
-            <w:r>
-              <w:rPr>
-                <w:rFonts w:ascii="Times New Roman" w:eastAsia="Calibri" w:hAnsi="Times New Roman" w:cs="Times New Roman"/>
-                <w:sz w:val="24"/>
-                <w:szCs w:val="24"/>
-                <w:lang w:val="en-US"/>
-              </w:rPr>
-              <w:t xml:space="preserve"> </w:t>
-            </w:r>
-            <w:proofErr w:type="spellStart"/>
-            <w:r>
-              <w:rPr>
-                <w:rFonts w:ascii="Times New Roman" w:eastAsia="Calibri" w:hAnsi="Times New Roman" w:cs="Times New Roman"/>
-                <w:sz w:val="24"/>
-                <w:szCs w:val="24"/>
-                <w:lang w:val="en-US"/>
-              </w:rPr>
-              <w:t>лопастей</w:t>
-            </w:r>
-            <w:proofErr w:type="spellEnd"/>
-            <w:r>
-              <w:rPr>
-                <w:rFonts w:ascii="Times New Roman" w:eastAsia="Calibri" w:hAnsi="Times New Roman" w:cs="Times New Roman"/>
-                <w:sz w:val="24"/>
-                <w:szCs w:val="24"/>
-                <w:lang w:val="en-US"/>
-              </w:rPr>
-              <w:t xml:space="preserve"> </w:t>
-            </w:r>
-            <w:proofErr w:type="spellStart"/>
-            <w:r>
-              <w:rPr>
-                <w:rFonts w:ascii="Times New Roman" w:eastAsia="Calibri" w:hAnsi="Times New Roman" w:cs="Times New Roman"/>
-                <w:sz w:val="24"/>
-                <w:szCs w:val="24"/>
-                <w:lang w:val="en-US"/>
-              </w:rPr>
-              <w:t>вертолета</w:t>
-            </w:r>
-            <w:proofErr w:type="spellEnd"/>
+              <w:t>Длина лопастей вертолета</w:t>
+            </w:r>
           </w:p>
         </w:tc>
       </w:tr>
@@ -10311,19 +9632,8 @@
                 <w:szCs w:val="24"/>
                 <w:lang w:val="en-US"/>
               </w:rPr>
-              <w:t>_</w:t>
-            </w:r>
-            <w:proofErr w:type="spellStart"/>
-            <w:r>
-              <w:rPr>
-                <w:rFonts w:ascii="Times New Roman" w:eastAsia="Calibri" w:hAnsi="Times New Roman" w:cs="Times New Roman"/>
-                <w:sz w:val="24"/>
-                <w:szCs w:val="24"/>
-                <w:lang w:val="en-US"/>
-              </w:rPr>
-              <w:t>typesFuel</w:t>
-            </w:r>
-            <w:proofErr w:type="spellEnd"/>
+              <w:t>_typesFuel</w:t>
+            </w:r>
           </w:p>
         </w:tc>
         <w:tc>
@@ -10368,27 +9678,7 @@
                 <w:szCs w:val="24"/>
                 <w:lang w:val="en-US"/>
               </w:rPr>
-              <w:t>&lt;</w:t>
-            </w:r>
-            <w:proofErr w:type="spellStart"/>
-            <w:r>
-              <w:rPr>
-                <w:rFonts w:ascii="Times New Roman" w:eastAsia="Calibri" w:hAnsi="Times New Roman" w:cs="Times New Roman"/>
-                <w:sz w:val="24"/>
-                <w:szCs w:val="24"/>
-                <w:lang w:val="en-US"/>
-              </w:rPr>
-              <w:t>TypeFuel</w:t>
-            </w:r>
-            <w:proofErr w:type="spellEnd"/>
-            <w:r>
-              <w:rPr>
-                <w:rFonts w:ascii="Times New Roman" w:eastAsia="Calibri" w:hAnsi="Times New Roman" w:cs="Times New Roman"/>
-                <w:sz w:val="24"/>
-                <w:szCs w:val="24"/>
-                <w:lang w:val="en-US"/>
-              </w:rPr>
-              <w:t>, string&gt;</w:t>
+              <w:t>&lt;TypeFuel, string&gt;</w:t>
             </w:r>
           </w:p>
         </w:tc>
@@ -10406,7 +9696,6 @@
                 <w:lang w:val="en-US"/>
               </w:rPr>
             </w:pPr>
-            <w:proofErr w:type="spellStart"/>
             <w:r>
               <w:rPr>
                 <w:rFonts w:ascii="Times New Roman" w:eastAsia="Calibri" w:hAnsi="Times New Roman" w:cs="Times New Roman"/>
@@ -10416,7 +9705,6 @@
               </w:rPr>
               <w:t>Словарь</w:t>
             </w:r>
-            <w:proofErr w:type="spellEnd"/>
             <w:r>
               <w:rPr>
                 <w:rFonts w:ascii="Times New Roman" w:eastAsia="Calibri" w:hAnsi="Times New Roman" w:cs="Times New Roman"/>
@@ -10432,9 +9720,16 @@
                 <w:szCs w:val="24"/>
                 <w:lang w:val="en-US"/>
               </w:rPr>
-              <w:t xml:space="preserve"> </w:t>
-            </w:r>
-            <w:proofErr w:type="spellStart"/>
+              <w:t xml:space="preserve"> тип</w:t>
+            </w:r>
+            <w:r>
+              <w:rPr>
+                <w:rFonts w:ascii="Times New Roman" w:eastAsia="Calibri" w:hAnsi="Times New Roman" w:cs="Times New Roman"/>
+                <w:sz w:val="24"/>
+                <w:szCs w:val="24"/>
+              </w:rPr>
+              <w:t>ами</w:t>
+            </w:r>
             <w:r>
               <w:rPr>
                 <w:rFonts w:ascii="Times New Roman" w:eastAsia="Calibri" w:hAnsi="Times New Roman" w:cs="Times New Roman"/>
@@ -10442,37 +9737,8 @@
                 <w:szCs w:val="24"/>
                 <w:lang w:val="en-US"/>
               </w:rPr>
-              <w:t>тип</w:t>
-            </w:r>
-            <w:r>
-              <w:rPr>
-                <w:rFonts w:ascii="Times New Roman" w:eastAsia="Calibri" w:hAnsi="Times New Roman" w:cs="Times New Roman"/>
-                <w:sz w:val="24"/>
-                <w:szCs w:val="24"/>
-              </w:rPr>
-              <w:t>ами</w:t>
-            </w:r>
-            <w:proofErr w:type="spellEnd"/>
-            <w:r>
-              <w:rPr>
-                <w:rFonts w:ascii="Times New Roman" w:eastAsia="Calibri" w:hAnsi="Times New Roman" w:cs="Times New Roman"/>
-                <w:sz w:val="24"/>
-                <w:szCs w:val="24"/>
-                <w:lang w:val="en-US"/>
-              </w:rPr>
-              <w:t xml:space="preserve"> </w:t>
-            </w:r>
-            <w:proofErr w:type="spellStart"/>
-            <w:r>
-              <w:rPr>
-                <w:rFonts w:ascii="Times New Roman" w:eastAsia="Calibri" w:hAnsi="Times New Roman" w:cs="Times New Roman"/>
-                <w:sz w:val="24"/>
-                <w:szCs w:val="24"/>
-                <w:lang w:val="en-US"/>
-              </w:rPr>
-              <w:t>топлива</w:t>
-            </w:r>
-            <w:proofErr w:type="spellEnd"/>
+              <w:t xml:space="preserve"> топлива</w:t>
+            </w:r>
           </w:p>
         </w:tc>
       </w:tr>
@@ -10493,7 +9759,6 @@
                 <w:lang w:val="en-US"/>
               </w:rPr>
             </w:pPr>
-            <w:proofErr w:type="spellStart"/>
             <w:r>
               <w:rPr>
                 <w:rFonts w:ascii="Times New Roman" w:eastAsia="Calibri" w:hAnsi="Times New Roman" w:cs="Times New Roman"/>
@@ -10503,7 +9768,6 @@
               </w:rPr>
               <w:t>Свойства</w:t>
             </w:r>
-            <w:proofErr w:type="spellEnd"/>
           </w:p>
         </w:tc>
       </w:tr>
@@ -10555,7 +9819,6 @@
                 <w:szCs w:val="20"/>
               </w:rPr>
             </w:pPr>
-            <w:proofErr w:type="spellStart"/>
             <w:r>
               <w:rPr>
                 <w:rFonts w:ascii="Times New Roman" w:eastAsia="Calibri" w:hAnsi="Times New Roman" w:cs="Times New Roman"/>
@@ -10564,7 +9827,6 @@
               </w:rPr>
               <w:t>double</w:t>
             </w:r>
-            <w:proofErr w:type="spellEnd"/>
           </w:p>
         </w:tc>
         <w:tc>
@@ -10616,7 +9878,6 @@
               </w:rPr>
               <w:t xml:space="preserve">+ </w:t>
             </w:r>
-            <w:proofErr w:type="spellStart"/>
             <w:r>
               <w:rPr>
                 <w:rFonts w:ascii="Times New Roman" w:eastAsia="Calibri" w:hAnsi="Times New Roman" w:cs="Times New Roman"/>
@@ -10626,7 +9887,6 @@
               </w:rPr>
               <w:t>TypeFuel</w:t>
             </w:r>
-            <w:proofErr w:type="spellEnd"/>
           </w:p>
         </w:tc>
         <w:tc>
@@ -10643,7 +9903,6 @@
                 <w:szCs w:val="20"/>
               </w:rPr>
             </w:pPr>
-            <w:proofErr w:type="spellStart"/>
             <w:r>
               <w:rPr>
                 <w:rFonts w:ascii="Times New Roman" w:eastAsia="Calibri" w:hAnsi="Times New Roman" w:cs="Times New Roman"/>
@@ -10652,7 +9911,6 @@
               </w:rPr>
               <w:t>TypeFuel</w:t>
             </w:r>
-            <w:proofErr w:type="spellEnd"/>
           </w:p>
         </w:tc>
         <w:tc>
@@ -10836,7 +10094,6 @@
               </w:rPr>
               <w:t xml:space="preserve"> </w:t>
             </w:r>
-            <w:proofErr w:type="spellStart"/>
             <w:r>
               <w:rPr>
                 <w:rFonts w:ascii="Times New Roman" w:eastAsia="Calibri" w:hAnsi="Times New Roman" w:cs="Times New Roman"/>
@@ -10846,7 +10103,6 @@
               </w:rPr>
               <w:t>СalculateConsumption</w:t>
             </w:r>
-            <w:proofErr w:type="spellEnd"/>
           </w:p>
         </w:tc>
         <w:tc>
@@ -10940,25 +10196,13 @@
           <w:szCs w:val="28"/>
         </w:rPr>
         <w:lastRenderedPageBreak/>
-        <w:t xml:space="preserve">Дерево ветвлений </w:t>
-      </w:r>
-      <w:proofErr w:type="spellStart"/>
-      <w:r>
-        <w:rPr>
-          <w:rFonts w:ascii="Times New Roman" w:hAnsi="Times New Roman" w:cs="Times New Roman"/>
-          <w:b/>
-          <w:bCs/>
-          <w:sz w:val="28"/>
-          <w:szCs w:val="28"/>
-        </w:rPr>
-        <w:t>Git</w:t>
+        <w:t>Дерево ветвлений Git</w:t>
       </w:r>
       <w:bookmarkEnd w:id="23"/>
       <w:bookmarkEnd w:id="24"/>
       <w:bookmarkEnd w:id="25"/>
       <w:bookmarkEnd w:id="26"/>
       <w:bookmarkEnd w:id="27"/>
-      <w:proofErr w:type="spellEnd"/>
     </w:p>
     <w:p>
       <w:pPr>
@@ -16776,43 +16020,7 @@
           <w:sz w:val="28"/>
           <w:szCs w:val="28"/>
         </w:rPr>
-        <w:t xml:space="preserve">1. А.А. </w:t>
-      </w:r>
-      <w:proofErr w:type="spellStart"/>
-      <w:r>
-        <w:rPr>
-          <w:rFonts w:ascii="Times New Roman" w:hAnsi="Times New Roman" w:cs="Times New Roman"/>
-          <w:sz w:val="28"/>
-          <w:szCs w:val="28"/>
-        </w:rPr>
-        <w:t>Калентьев</w:t>
-      </w:r>
-      <w:proofErr w:type="spellEnd"/>
-      <w:r>
-        <w:rPr>
-          <w:rFonts w:ascii="Times New Roman" w:hAnsi="Times New Roman" w:cs="Times New Roman"/>
-          <w:sz w:val="28"/>
-          <w:szCs w:val="28"/>
-        </w:rPr>
-        <w:t xml:space="preserve">, Д.В. </w:t>
-      </w:r>
-      <w:proofErr w:type="spellStart"/>
-      <w:r>
-        <w:rPr>
-          <w:rFonts w:ascii="Times New Roman" w:hAnsi="Times New Roman" w:cs="Times New Roman"/>
-          <w:sz w:val="28"/>
-          <w:szCs w:val="28"/>
-        </w:rPr>
-        <w:t>Гарайс</w:t>
-      </w:r>
-      <w:proofErr w:type="spellEnd"/>
-      <w:r>
-        <w:rPr>
-          <w:rFonts w:ascii="Times New Roman" w:hAnsi="Times New Roman" w:cs="Times New Roman"/>
-          <w:sz w:val="28"/>
-          <w:szCs w:val="28"/>
-        </w:rPr>
-        <w:t>, А.Е. Горяинов Новые технологии в программировании, Учебное пособие, Томск «Эль Контент» 2014, – 176 с.</w:t>
+        <w:t>1. А.А. Калентьев, Д.В. Гарайс, А.Е. Горяинов Новые технологии в программировании, Учебное пособие, Томск «Эль Контент» 2014, – 176 с.</w:t>
       </w:r>
     </w:p>
     <w:p>
@@ -16972,21 +16180,12 @@
         </w:rPr>
         <w:t xml:space="preserve">НИ ТПУ </w:t>
       </w:r>
-      <w:proofErr w:type="spellStart"/>
-      <w:r>
-        <w:rPr>
-          <w:rFonts w:ascii="Times New Roman" w:hAnsi="Times New Roman"/>
-          <w:sz w:val="28"/>
-        </w:rPr>
-        <w:t>Антаков</w:t>
-      </w:r>
-      <w:proofErr w:type="spellEnd"/>
-      <w:r>
-        <w:rPr>
-          <w:rFonts w:ascii="Times New Roman" w:hAnsi="Times New Roman"/>
-          <w:sz w:val="28"/>
-        </w:rPr>
-        <w:t xml:space="preserve"> Г. А.</w:t>
+      <w:r>
+        <w:rPr>
+          <w:rFonts w:ascii="Times New Roman" w:hAnsi="Times New Roman"/>
+          <w:sz w:val="28"/>
+        </w:rPr>
+        <w:t>Антаков Г. А.</w:t>
       </w:r>
     </w:p>
     <w:p>
@@ -17006,7 +16205,6 @@
         </w:rPr>
         <w:t xml:space="preserve">Заказчик: </w:t>
       </w:r>
-      <w:proofErr w:type="spellStart"/>
       <w:r>
         <w:rPr>
           <w:rFonts w:ascii="Times New Roman" w:hAnsi="Times New Roman"/>
@@ -17033,31 +16231,7 @@
           <w:rFonts w:ascii="Times New Roman" w:hAnsi="Times New Roman"/>
           <w:sz w:val="28"/>
         </w:rPr>
-        <w:t>.н</w:t>
-      </w:r>
-      <w:proofErr w:type="spellEnd"/>
-      <w:r>
-        <w:rPr>
-          <w:rFonts w:ascii="Times New Roman" w:hAnsi="Times New Roman"/>
-          <w:sz w:val="28"/>
-        </w:rPr>
-        <w:t xml:space="preserve">, доцент КСУП ТУСУР </w:t>
-      </w:r>
-      <w:proofErr w:type="spellStart"/>
-      <w:r>
-        <w:rPr>
-          <w:rFonts w:ascii="Times New Roman" w:hAnsi="Times New Roman"/>
-          <w:sz w:val="28"/>
-        </w:rPr>
-        <w:t>Калентьев</w:t>
-      </w:r>
-      <w:proofErr w:type="spellEnd"/>
-      <w:r>
-        <w:rPr>
-          <w:rFonts w:ascii="Times New Roman" w:hAnsi="Times New Roman"/>
-          <w:sz w:val="28"/>
-        </w:rPr>
-        <w:t xml:space="preserve"> А. А.</w:t>
+        <w:t>.н, доцент КСУП ТУСУР Калентьев А. А.</w:t>
       </w:r>
     </w:p>
     <w:p>
@@ -17319,25 +16493,7 @@
           <w:sz w:val="28"/>
           <w:szCs w:val="28"/>
         </w:rPr>
-        <w:t xml:space="preserve">Заказчик: КСУП ТУСУР </w:t>
-      </w:r>
-      <w:proofErr w:type="spellStart"/>
-      <w:r>
-        <w:rPr>
-          <w:rFonts w:ascii="Times New Roman" w:hAnsi="Times New Roman" w:cs="Times New Roman"/>
-          <w:sz w:val="28"/>
-          <w:szCs w:val="28"/>
-        </w:rPr>
-        <w:t>Калентьев</w:t>
-      </w:r>
-      <w:proofErr w:type="spellEnd"/>
-      <w:r>
-        <w:rPr>
-          <w:rFonts w:ascii="Times New Roman" w:hAnsi="Times New Roman" w:cs="Times New Roman"/>
-          <w:sz w:val="28"/>
-          <w:szCs w:val="28"/>
-        </w:rPr>
-        <w:t xml:space="preserve"> А. А.</w:t>
+        <w:t>Заказчик: КСУП ТУСУР Калентьев А. А.</w:t>
       </w:r>
     </w:p>
     <w:p>
@@ -17366,21 +16522,12 @@
         </w:rPr>
         <w:t xml:space="preserve">НИ ТПУ </w:t>
       </w:r>
-      <w:proofErr w:type="spellStart"/>
-      <w:r>
-        <w:rPr>
-          <w:rFonts w:ascii="Times New Roman" w:hAnsi="Times New Roman"/>
-          <w:sz w:val="28"/>
-        </w:rPr>
-        <w:t>Антаков</w:t>
-      </w:r>
-      <w:proofErr w:type="spellEnd"/>
-      <w:r>
-        <w:rPr>
-          <w:rFonts w:ascii="Times New Roman" w:hAnsi="Times New Roman"/>
-          <w:sz w:val="28"/>
-        </w:rPr>
-        <w:t xml:space="preserve"> Г. А.</w:t>
+      <w:r>
+        <w:rPr>
+          <w:rFonts w:ascii="Times New Roman" w:hAnsi="Times New Roman"/>
+          <w:sz w:val="28"/>
+        </w:rPr>
+        <w:t>Антаков Г. А.</w:t>
       </w:r>
     </w:p>
     <w:p>
@@ -19109,17 +18256,8 @@
           <w:rFonts w:ascii="Times New Roman" w:hAnsi="Times New Roman"/>
           <w:sz w:val="28"/>
         </w:rPr>
-        <w:t xml:space="preserve">-файле с расширением </w:t>
-      </w:r>
-      <w:proofErr w:type="gramStart"/>
-      <w:r>
-        <w:rPr>
-          <w:rFonts w:ascii="Times New Roman" w:hAnsi="Times New Roman"/>
-          <w:sz w:val="28"/>
-        </w:rPr>
-        <w:t>*.</w:t>
-      </w:r>
-      <w:proofErr w:type="spellStart"/>
+        <w:t>-файле с расширением *.</w:t>
+      </w:r>
       <w:r>
         <w:rPr>
           <w:rFonts w:ascii="Times New Roman" w:hAnsi="Times New Roman"/>
@@ -19128,8 +18266,6 @@
         </w:rPr>
         <w:t>tran</w:t>
       </w:r>
-      <w:proofErr w:type="spellEnd"/>
-      <w:proofErr w:type="gramEnd"/>
       <w:r>
         <w:rPr>
           <w:rFonts w:ascii="Times New Roman" w:hAnsi="Times New Roman"/>
@@ -19178,7 +18314,6 @@
         </w:rPr>
         <w:t>&lt;</w:t>
       </w:r>
-      <w:proofErr w:type="spellStart"/>
       <w:r>
         <w:rPr>
           <w:rFonts w:ascii="Times New Roman" w:hAnsi="Times New Roman"/>
@@ -19190,7 +18325,6 @@
         </w:rPr>
         <w:t>ArrayOfTransportBase</w:t>
       </w:r>
-      <w:proofErr w:type="spellEnd"/>
       <w:r>
         <w:rPr>
           <w:rFonts w:ascii="Times New Roman" w:hAnsi="Times New Roman"/>
@@ -19205,21 +18339,7 @@
         <w:rPr>
           <w:rFonts w:ascii="Times New Roman" w:hAnsi="Times New Roman"/>
         </w:rPr>
-        <w:t xml:space="preserve"> </w:t>
-      </w:r>
-      <w:proofErr w:type="gramStart"/>
-      <w:r>
-        <w:rPr>
-          <w:rFonts w:ascii="Times New Roman" w:hAnsi="Times New Roman"/>
-        </w:rPr>
-        <w:t>&lt;!--</w:t>
-      </w:r>
-      <w:proofErr w:type="gramEnd"/>
-      <w:r>
-        <w:rPr>
-          <w:rFonts w:ascii="Times New Roman" w:hAnsi="Times New Roman"/>
-        </w:rPr>
-        <w:t xml:space="preserve"> </w:t>
+        <w:t xml:space="preserve"> &lt;!-- </w:t>
       </w:r>
       <w:r>
         <w:rPr>
@@ -19257,6 +18377,7 @@
           <w:bCs/>
           <w:sz w:val="24"/>
           <w:szCs w:val="24"/>
+          <w:lang w:val="en-US"/>
         </w:rPr>
       </w:pPr>
       <w:r>
@@ -19274,10 +18395,10 @@
           <w:bCs/>
           <w:sz w:val="24"/>
           <w:szCs w:val="24"/>
+          <w:lang w:val="en-US"/>
         </w:rPr>
         <w:t>&lt;</w:t>
       </w:r>
-      <w:proofErr w:type="spellStart"/>
       <w:r>
         <w:rPr>
           <w:rFonts w:ascii="Times New Roman" w:hAnsi="Times New Roman"/>
@@ -19289,14 +18410,14 @@
         </w:rPr>
         <w:t>TransportBase</w:t>
       </w:r>
-      <w:proofErr w:type="spellEnd"/>
-      <w:r>
-        <w:rPr>
-          <w:rFonts w:ascii="Times New Roman" w:hAnsi="Times New Roman"/>
-          <w:b/>
-          <w:bCs/>
-          <w:sz w:val="24"/>
-          <w:szCs w:val="24"/>
+      <w:r>
+        <w:rPr>
+          <w:rFonts w:ascii="Times New Roman" w:hAnsi="Times New Roman"/>
+          <w:b/>
+          <w:bCs/>
+          <w:sz w:val="24"/>
+          <w:szCs w:val="24"/>
+          <w:lang w:val="en-US"/>
         </w:rPr>
         <w:t>&gt;</w:t>
       </w:r>
@@ -19310,13 +18431,15 @@
           <w:rFonts w:ascii="Times New Roman" w:hAnsi="Times New Roman"/>
           <w:sz w:val="24"/>
           <w:szCs w:val="24"/>
-        </w:rPr>
-      </w:pPr>
-      <w:r>
-        <w:rPr>
-          <w:rFonts w:ascii="Times New Roman" w:hAnsi="Times New Roman"/>
-          <w:sz w:val="24"/>
-          <w:szCs w:val="24"/>
+          <w:lang w:val="en-US"/>
+        </w:rPr>
+      </w:pPr>
+      <w:r>
+        <w:rPr>
+          <w:rFonts w:ascii="Times New Roman" w:hAnsi="Times New Roman"/>
+          <w:sz w:val="24"/>
+          <w:szCs w:val="24"/>
+          <w:lang w:val="en-US"/>
         </w:rPr>
         <w:t xml:space="preserve">    </w:t>
       </w:r>
@@ -19327,6 +18450,7 @@
           <w:bCs/>
           <w:sz w:val="24"/>
           <w:szCs w:val="24"/>
+          <w:lang w:val="en-US"/>
         </w:rPr>
         <w:t>&lt;</w:t>
       </w:r>
@@ -19348,6 +18472,7 @@
           <w:bCs/>
           <w:sz w:val="24"/>
           <w:szCs w:val="24"/>
+          <w:lang w:val="en-US"/>
         </w:rPr>
         <w:t>&gt;</w:t>
       </w:r>
@@ -19356,23 +18481,17 @@
           <w:rFonts w:ascii="Times New Roman" w:hAnsi="Times New Roman"/>
           <w:b/>
           <w:bCs/>
+          <w:lang w:val="en-US"/>
         </w:rPr>
         <w:t xml:space="preserve"> </w:t>
       </w:r>
       <w:bookmarkStart w:id="39" w:name="_Hlk169392073"/>
-      <w:proofErr w:type="gramStart"/>
-      <w:r>
-        <w:rPr>
-          <w:rFonts w:ascii="Times New Roman" w:hAnsi="Times New Roman"/>
-        </w:rPr>
-        <w:t>&lt;!--</w:t>
-      </w:r>
-      <w:proofErr w:type="gramEnd"/>
-      <w:r>
-        <w:rPr>
-          <w:rFonts w:ascii="Times New Roman" w:hAnsi="Times New Roman"/>
-        </w:rPr>
-        <w:t xml:space="preserve"> </w:t>
+      <w:r>
+        <w:rPr>
+          <w:rFonts w:ascii="Times New Roman" w:hAnsi="Times New Roman"/>
+          <w:lang w:val="en-US"/>
+        </w:rPr>
+        <w:t xml:space="preserve">&lt;!-- </w:t>
       </w:r>
       <w:r>
         <w:rPr>
@@ -19383,6 +18502,7 @@
       <w:r>
         <w:rPr>
           <w:rFonts w:ascii="Times New Roman" w:hAnsi="Times New Roman"/>
+          <w:lang w:val="en-US"/>
         </w:rPr>
         <w:t>--&gt;</w:t>
       </w:r>
@@ -19394,6 +18514,7 @@
           <w:bCs/>
           <w:sz w:val="24"/>
           <w:szCs w:val="24"/>
+          <w:lang w:val="en-US"/>
         </w:rPr>
         <w:t>&lt;/</w:t>
       </w:r>
@@ -19415,6 +18536,7 @@
           <w:bCs/>
           <w:sz w:val="24"/>
           <w:szCs w:val="24"/>
+          <w:lang w:val="en-US"/>
         </w:rPr>
         <w:t>&gt;</w:t>
       </w:r>
@@ -19430,13 +18552,15 @@
           <w:bCs/>
           <w:sz w:val="24"/>
           <w:szCs w:val="24"/>
-        </w:rPr>
-      </w:pPr>
-      <w:r>
-        <w:rPr>
-          <w:rFonts w:ascii="Times New Roman" w:hAnsi="Times New Roman"/>
-          <w:sz w:val="24"/>
-          <w:szCs w:val="24"/>
+          <w:lang w:val="en-US"/>
+        </w:rPr>
+      </w:pPr>
+      <w:r>
+        <w:rPr>
+          <w:rFonts w:ascii="Times New Roman" w:hAnsi="Times New Roman"/>
+          <w:sz w:val="24"/>
+          <w:szCs w:val="24"/>
+          <w:lang w:val="en-US"/>
         </w:rPr>
         <w:t xml:space="preserve">  </w:t>
       </w:r>
@@ -19447,10 +18571,10 @@
           <w:bCs/>
           <w:sz w:val="24"/>
           <w:szCs w:val="24"/>
+          <w:lang w:val="en-US"/>
         </w:rPr>
         <w:t>&lt;/</w:t>
       </w:r>
-      <w:proofErr w:type="spellStart"/>
       <w:r>
         <w:rPr>
           <w:rFonts w:ascii="Times New Roman" w:hAnsi="Times New Roman"/>
@@ -19462,14 +18586,14 @@
         </w:rPr>
         <w:t>TransportBase</w:t>
       </w:r>
-      <w:proofErr w:type="spellEnd"/>
-      <w:r>
-        <w:rPr>
-          <w:rFonts w:ascii="Times New Roman" w:hAnsi="Times New Roman"/>
-          <w:b/>
-          <w:bCs/>
-          <w:sz w:val="24"/>
-          <w:szCs w:val="24"/>
+      <w:r>
+        <w:rPr>
+          <w:rFonts w:ascii="Times New Roman" w:hAnsi="Times New Roman"/>
+          <w:b/>
+          <w:bCs/>
+          <w:sz w:val="24"/>
+          <w:szCs w:val="24"/>
+          <w:lang w:val="en-US"/>
         </w:rPr>
         <w:t>&gt;</w:t>
       </w:r>
@@ -19487,24 +18611,16 @@
       <w:r>
         <w:rPr>
           <w:rFonts w:ascii="Times New Roman" w:hAnsi="Times New Roman"/>
+          <w:lang w:val="en-US"/>
         </w:rPr>
         <w:t xml:space="preserve">  </w:t>
       </w:r>
-      <w:proofErr w:type="gramStart"/>
-      <w:r>
-        <w:rPr>
-          <w:rFonts w:ascii="Times New Roman" w:hAnsi="Times New Roman"/>
-        </w:rPr>
-        <w:t>&lt;!--</w:t>
-      </w:r>
-      <w:proofErr w:type="gramEnd"/>
-      <w:r>
-        <w:rPr>
-          <w:rFonts w:ascii="Times New Roman" w:hAnsi="Times New Roman"/>
-        </w:rPr>
-        <w:t xml:space="preserve"> Возможно, другие элементы </w:t>
-      </w:r>
-      <w:proofErr w:type="spellStart"/>
+      <w:r>
+        <w:rPr>
+          <w:rFonts w:ascii="Times New Roman" w:hAnsi="Times New Roman"/>
+        </w:rPr>
+        <w:t xml:space="preserve">&lt;!-- Возможно, другие элементы </w:t>
+      </w:r>
       <w:r>
         <w:rPr>
           <w:rFonts w:ascii="Times New Roman" w:hAnsi="Times New Roman"/>
@@ -19514,7 +18630,6 @@
         </w:rPr>
         <w:t>TransportBase</w:t>
       </w:r>
-      <w:proofErr w:type="spellEnd"/>
       <w:r>
         <w:rPr>
           <w:rFonts w:ascii="Times New Roman" w:hAnsi="Times New Roman"/>
@@ -19557,7 +18672,6 @@
         </w:rPr>
         <w:t>&lt;/</w:t>
       </w:r>
-      <w:proofErr w:type="spellStart"/>
       <w:r>
         <w:rPr>
           <w:rFonts w:ascii="Times New Roman" w:hAnsi="Times New Roman"/>
@@ -19569,7 +18683,6 @@
         </w:rPr>
         <w:t>ArrayOfTransportBase</w:t>
       </w:r>
-      <w:proofErr w:type="spellEnd"/>
       <w:r>
         <w:rPr>
           <w:rFonts w:ascii="Times New Roman" w:hAnsi="Times New Roman"/>
@@ -19632,7 +18745,6 @@
         </w:rPr>
         <w:t xml:space="preserve"> внутри элемента </w:t>
       </w:r>
-      <w:proofErr w:type="spellStart"/>
       <w:r>
         <w:rPr>
           <w:rFonts w:ascii="Times New Roman" w:hAnsi="Times New Roman"/>
@@ -19643,7 +18755,6 @@
         </w:rPr>
         <w:t>TransportBase</w:t>
       </w:r>
-      <w:proofErr w:type="spellEnd"/>
       <w:r>
         <w:rPr>
           <w:rFonts w:ascii="Times New Roman" w:hAnsi="Times New Roman"/>
@@ -19788,57 +18899,7 @@
           <w:szCs w:val="24"/>
           <w:lang w:val="en-US"/>
         </w:rPr>
-        <w:t>&lt;</w:t>
-      </w:r>
-      <w:proofErr w:type="spellStart"/>
-      <w:r>
-        <w:rPr>
-          <w:rFonts w:ascii="Times New Roman" w:hAnsi="Times New Roman"/>
-          <w:b/>
-          <w:bCs/>
-          <w:sz w:val="24"/>
-          <w:szCs w:val="24"/>
-          <w:lang w:val="en-US"/>
-        </w:rPr>
-        <w:t>TransportBase</w:t>
-      </w:r>
-      <w:proofErr w:type="spellEnd"/>
-      <w:r>
-        <w:rPr>
-          <w:rFonts w:ascii="Times New Roman" w:hAnsi="Times New Roman"/>
-          <w:b/>
-          <w:bCs/>
-          <w:sz w:val="24"/>
-          <w:szCs w:val="24"/>
-          <w:lang w:val="en-US"/>
-        </w:rPr>
-        <w:t xml:space="preserve"> </w:t>
-      </w:r>
-      <w:proofErr w:type="spellStart"/>
-      <w:proofErr w:type="gramStart"/>
-      <w:r>
-        <w:rPr>
-          <w:rFonts w:ascii="Times New Roman" w:hAnsi="Times New Roman"/>
-          <w:b/>
-          <w:bCs/>
-          <w:sz w:val="24"/>
-          <w:szCs w:val="24"/>
-          <w:lang w:val="en-US"/>
-        </w:rPr>
-        <w:t>xsi:type</w:t>
-      </w:r>
-      <w:proofErr w:type="spellEnd"/>
-      <w:proofErr w:type="gramEnd"/>
-      <w:r>
-        <w:rPr>
-          <w:rFonts w:ascii="Times New Roman" w:hAnsi="Times New Roman"/>
-          <w:b/>
-          <w:bCs/>
-          <w:sz w:val="24"/>
-          <w:szCs w:val="24"/>
-          <w:lang w:val="en-US"/>
-        </w:rPr>
-        <w:t>="Car"&gt;</w:t>
+        <w:t>&lt;TransportBase xsi:type="Car"&gt;</w:t>
       </w:r>
     </w:p>
     <w:p>
@@ -19866,21 +18927,12 @@
         </w:rPr>
         <w:t xml:space="preserve">    &lt;Mass&gt;</w:t>
       </w:r>
-      <w:proofErr w:type="gramStart"/>
       <w:r>
         <w:rPr>
           <w:rFonts w:ascii="Times New Roman" w:hAnsi="Times New Roman"/>
           <w:lang w:val="en-US"/>
         </w:rPr>
-        <w:t>&lt;!--</w:t>
-      </w:r>
-      <w:proofErr w:type="gramEnd"/>
-      <w:r>
-        <w:rPr>
-          <w:rFonts w:ascii="Times New Roman" w:hAnsi="Times New Roman"/>
-          <w:lang w:val="en-US"/>
-        </w:rPr>
-        <w:t xml:space="preserve"> </w:t>
+        <w:t xml:space="preserve">&lt;!-- </w:t>
       </w:r>
       <w:r>
         <w:rPr>
@@ -19932,21 +18984,12 @@
         </w:rPr>
         <w:t xml:space="preserve">    &lt;Motor&gt;</w:t>
       </w:r>
-      <w:proofErr w:type="gramStart"/>
       <w:r>
         <w:rPr>
           <w:rFonts w:ascii="Times New Roman" w:hAnsi="Times New Roman"/>
           <w:lang w:val="en-US"/>
         </w:rPr>
-        <w:t>&lt;!--</w:t>
-      </w:r>
-      <w:proofErr w:type="gramEnd"/>
-      <w:r>
-        <w:rPr>
-          <w:rFonts w:ascii="Times New Roman" w:hAnsi="Times New Roman"/>
-          <w:lang w:val="en-US"/>
-        </w:rPr>
-        <w:t xml:space="preserve"> </w:t>
+        <w:t xml:space="preserve">&lt;!-- </w:t>
       </w:r>
       <w:r>
         <w:rPr>
@@ -19987,21 +19030,12 @@
         </w:rPr>
         <w:t xml:space="preserve">      &lt;Capacity&gt;</w:t>
       </w:r>
-      <w:proofErr w:type="gramStart"/>
       <w:r>
         <w:rPr>
           <w:rFonts w:ascii="Times New Roman" w:hAnsi="Times New Roman"/>
           <w:lang w:val="en-US"/>
         </w:rPr>
-        <w:t>&lt;!--</w:t>
-      </w:r>
-      <w:proofErr w:type="gramEnd"/>
-      <w:r>
-        <w:rPr>
-          <w:rFonts w:ascii="Times New Roman" w:hAnsi="Times New Roman"/>
-          <w:lang w:val="en-US"/>
-        </w:rPr>
-        <w:t xml:space="preserve"> </w:t>
+        <w:t xml:space="preserve">&lt;!-- </w:t>
       </w:r>
       <w:r>
         <w:rPr>
@@ -20064,108 +19098,51 @@
           <w:szCs w:val="24"/>
           <w:lang w:val="en-US"/>
         </w:rPr>
-        <w:t xml:space="preserve">      &lt;</w:t>
-      </w:r>
-      <w:proofErr w:type="spellStart"/>
-      <w:r>
-        <w:rPr>
-          <w:rFonts w:ascii="Times New Roman" w:hAnsi="Times New Roman"/>
-          <w:b/>
-          <w:bCs/>
-          <w:sz w:val="24"/>
-          <w:szCs w:val="24"/>
+        <w:t xml:space="preserve">      &lt;TypeFuel&gt;</w:t>
+      </w:r>
+      <w:r>
+        <w:rPr>
+          <w:rFonts w:ascii="Times New Roman" w:hAnsi="Times New Roman"/>
           <w:lang w:val="en-US"/>
         </w:rPr>
-        <w:t>TypeFuel</w:t>
-      </w:r>
-      <w:proofErr w:type="spellEnd"/>
-      <w:r>
-        <w:rPr>
-          <w:rFonts w:ascii="Times New Roman" w:hAnsi="Times New Roman"/>
-          <w:b/>
-          <w:bCs/>
-          <w:sz w:val="24"/>
-          <w:szCs w:val="24"/>
+        <w:t xml:space="preserve">&lt;!-- </w:t>
+      </w:r>
+      <w:r>
+        <w:rPr>
+          <w:rFonts w:ascii="Times New Roman" w:hAnsi="Times New Roman"/>
+        </w:rPr>
+        <w:t>Тип</w:t>
+      </w:r>
+      <w:r>
+        <w:rPr>
+          <w:rFonts w:ascii="Times New Roman" w:hAnsi="Times New Roman"/>
           <w:lang w:val="en-US"/>
         </w:rPr>
-        <w:t>&gt;</w:t>
-      </w:r>
-      <w:proofErr w:type="gramStart"/>
+        <w:t xml:space="preserve"> </w:t>
+      </w:r>
+      <w:r>
+        <w:rPr>
+          <w:rFonts w:ascii="Times New Roman" w:hAnsi="Times New Roman"/>
+        </w:rPr>
+        <w:t>топлива</w:t>
+      </w:r>
       <w:r>
         <w:rPr>
           <w:rFonts w:ascii="Times New Roman" w:hAnsi="Times New Roman"/>
           <w:lang w:val="en-US"/>
         </w:rPr>
-        <w:t>&lt;!--</w:t>
-      </w:r>
-      <w:proofErr w:type="gramEnd"/>
-      <w:r>
-        <w:rPr>
-          <w:rFonts w:ascii="Times New Roman" w:hAnsi="Times New Roman"/>
+        <w:t>--&gt;</w:t>
+      </w:r>
+      <w:r>
+        <w:rPr>
+          <w:rFonts w:ascii="Times New Roman" w:hAnsi="Times New Roman"/>
+          <w:b/>
+          <w:bCs/>
+          <w:sz w:val="24"/>
+          <w:szCs w:val="24"/>
           <w:lang w:val="en-US"/>
         </w:rPr>
-        <w:t xml:space="preserve"> </w:t>
-      </w:r>
-      <w:r>
-        <w:rPr>
-          <w:rFonts w:ascii="Times New Roman" w:hAnsi="Times New Roman"/>
-        </w:rPr>
-        <w:t>Тип</w:t>
-      </w:r>
-      <w:r>
-        <w:rPr>
-          <w:rFonts w:ascii="Times New Roman" w:hAnsi="Times New Roman"/>
-          <w:lang w:val="en-US"/>
-        </w:rPr>
-        <w:t xml:space="preserve"> </w:t>
-      </w:r>
-      <w:r>
-        <w:rPr>
-          <w:rFonts w:ascii="Times New Roman" w:hAnsi="Times New Roman"/>
-        </w:rPr>
-        <w:t>топлива</w:t>
-      </w:r>
-      <w:r>
-        <w:rPr>
-          <w:rFonts w:ascii="Times New Roman" w:hAnsi="Times New Roman"/>
-          <w:lang w:val="en-US"/>
-        </w:rPr>
-        <w:t>--&gt;</w:t>
-      </w:r>
-      <w:r>
-        <w:rPr>
-          <w:rFonts w:ascii="Times New Roman" w:hAnsi="Times New Roman"/>
-          <w:b/>
-          <w:bCs/>
-          <w:sz w:val="24"/>
-          <w:szCs w:val="24"/>
-          <w:lang w:val="en-US"/>
-        </w:rPr>
-        <w:t>&lt;/</w:t>
-      </w:r>
-      <w:proofErr w:type="spellStart"/>
-      <w:r>
-        <w:rPr>
-          <w:rFonts w:ascii="Times New Roman" w:hAnsi="Times New Roman"/>
-          <w:b/>
-          <w:bCs/>
-          <w:sz w:val="24"/>
-          <w:szCs w:val="24"/>
-          <w:lang w:val="en-US"/>
-        </w:rPr>
-        <w:t>TypeFuel</w:t>
-      </w:r>
-      <w:proofErr w:type="spellEnd"/>
-      <w:r>
-        <w:rPr>
-          <w:rFonts w:ascii="Times New Roman" w:hAnsi="Times New Roman"/>
-          <w:b/>
-          <w:bCs/>
-          <w:sz w:val="24"/>
-          <w:szCs w:val="24"/>
-          <w:lang w:val="en-US"/>
-        </w:rPr>
-        <w:t>&gt;</w:t>
+        <w:t>&lt;/TypeFuel&gt;</w:t>
       </w:r>
     </w:p>
     <w:p>
@@ -20228,31 +19205,7 @@
           <w:szCs w:val="24"/>
           <w:lang w:val="en-US"/>
         </w:rPr>
-        <w:t xml:space="preserve">  &lt;/</w:t>
-      </w:r>
-      <w:proofErr w:type="spellStart"/>
-      <w:r>
-        <w:rPr>
-          <w:rFonts w:ascii="Times New Roman" w:hAnsi="Times New Roman"/>
-          <w:b/>
-          <w:bCs/>
-          <w:sz w:val="24"/>
-          <w:szCs w:val="24"/>
-          <w:lang w:val="en-US"/>
-        </w:rPr>
-        <w:t>TransportBase</w:t>
-      </w:r>
-      <w:proofErr w:type="spellEnd"/>
-      <w:r>
-        <w:rPr>
-          <w:rFonts w:ascii="Times New Roman" w:hAnsi="Times New Roman"/>
-          <w:b/>
-          <w:bCs/>
-          <w:sz w:val="24"/>
-          <w:szCs w:val="24"/>
-          <w:lang w:val="en-US"/>
-        </w:rPr>
-        <w:t>&gt;</w:t>
+        <w:t xml:space="preserve">  &lt;/TransportBase&gt;</w:t>
       </w:r>
     </w:p>
     <w:p>
@@ -20322,7 +19275,6 @@
         </w:rPr>
         <w:t xml:space="preserve"> </w:t>
       </w:r>
-      <w:proofErr w:type="spellStart"/>
       <w:r>
         <w:rPr>
           <w:rFonts w:ascii="Times New Roman" w:hAnsi="Times New Roman"/>
@@ -20333,7 +19285,6 @@
         </w:rPr>
         <w:t>HybridCar</w:t>
       </w:r>
-      <w:proofErr w:type="spellEnd"/>
       <w:r>
         <w:rPr>
           <w:rFonts w:ascii="Times New Roman" w:hAnsi="Times New Roman"/>
@@ -20381,81 +19332,7 @@
           <w:szCs w:val="24"/>
           <w:lang w:val="en-US"/>
         </w:rPr>
-        <w:t>&lt;</w:t>
-      </w:r>
-      <w:proofErr w:type="spellStart"/>
-      <w:r>
-        <w:rPr>
-          <w:rFonts w:ascii="Times New Roman" w:hAnsi="Times New Roman"/>
-          <w:b/>
-          <w:bCs/>
-          <w:sz w:val="24"/>
-          <w:szCs w:val="24"/>
-          <w:lang w:val="en-US"/>
-        </w:rPr>
-        <w:t>TransportBase</w:t>
-      </w:r>
-      <w:proofErr w:type="spellEnd"/>
-      <w:r>
-        <w:rPr>
-          <w:rFonts w:ascii="Times New Roman" w:hAnsi="Times New Roman"/>
-          <w:b/>
-          <w:bCs/>
-          <w:sz w:val="24"/>
-          <w:szCs w:val="24"/>
-          <w:lang w:val="en-US"/>
-        </w:rPr>
-        <w:t xml:space="preserve"> </w:t>
-      </w:r>
-      <w:proofErr w:type="spellStart"/>
-      <w:proofErr w:type="gramStart"/>
-      <w:r>
-        <w:rPr>
-          <w:rFonts w:ascii="Times New Roman" w:hAnsi="Times New Roman"/>
-          <w:b/>
-          <w:bCs/>
-          <w:sz w:val="24"/>
-          <w:szCs w:val="24"/>
-          <w:lang w:val="en-US"/>
-        </w:rPr>
-        <w:t>xsi:type</w:t>
-      </w:r>
-      <w:proofErr w:type="spellEnd"/>
-      <w:proofErr w:type="gramEnd"/>
-      <w:r>
-        <w:rPr>
-          <w:rFonts w:ascii="Times New Roman" w:hAnsi="Times New Roman"/>
-          <w:b/>
-          <w:bCs/>
-          <w:sz w:val="24"/>
-          <w:szCs w:val="24"/>
-          <w:lang w:val="en-US"/>
-        </w:rPr>
-        <w:t>="</w:t>
-      </w:r>
-      <w:proofErr w:type="spellStart"/>
-      <w:r>
-        <w:rPr>
-          <w:rFonts w:ascii="Times New Roman" w:hAnsi="Times New Roman"/>
-          <w:b/>
-          <w:bCs/>
-          <w:sz w:val="24"/>
-          <w:szCs w:val="24"/>
-          <w:lang w:val="en-US"/>
-        </w:rPr>
-        <w:t>HybridCar</w:t>
-      </w:r>
-      <w:proofErr w:type="spellEnd"/>
-      <w:r>
-        <w:rPr>
-          <w:rFonts w:ascii="Times New Roman" w:hAnsi="Times New Roman"/>
-          <w:b/>
-          <w:bCs/>
-          <w:sz w:val="24"/>
-          <w:szCs w:val="24"/>
-          <w:lang w:val="en-US"/>
-        </w:rPr>
-        <w:t>"&gt;</w:t>
+        <w:t>&lt;TransportBase xsi:type="HybridCar"&gt;</w:t>
       </w:r>
     </w:p>
     <w:p>
@@ -20515,21 +19392,12 @@
         </w:rPr>
         <w:t>&gt;</w:t>
       </w:r>
-      <w:proofErr w:type="gramStart"/>
       <w:r>
         <w:rPr>
           <w:rFonts w:ascii="Times New Roman" w:hAnsi="Times New Roman"/>
           <w:lang w:val="en-US"/>
         </w:rPr>
-        <w:t>&lt;!--</w:t>
-      </w:r>
-      <w:proofErr w:type="gramEnd"/>
-      <w:r>
-        <w:rPr>
-          <w:rFonts w:ascii="Times New Roman" w:hAnsi="Times New Roman"/>
-          <w:lang w:val="en-US"/>
-        </w:rPr>
-        <w:t xml:space="preserve"> </w:t>
+        <w:t xml:space="preserve">&lt;!-- </w:t>
       </w:r>
       <w:r>
         <w:rPr>
@@ -20620,7 +19488,6 @@
         </w:rPr>
         <w:t>Motor</w:t>
       </w:r>
-      <w:proofErr w:type="gramStart"/>
       <w:r>
         <w:rPr>
           <w:rFonts w:ascii="Times New Roman" w:hAnsi="Times New Roman"/>
@@ -20635,14 +19502,7 @@
         <w:rPr>
           <w:rFonts w:ascii="Times New Roman" w:hAnsi="Times New Roman"/>
         </w:rPr>
-        <w:t>&lt;</w:t>
-      </w:r>
-      <w:proofErr w:type="gramEnd"/>
-      <w:r>
-        <w:rPr>
-          <w:rFonts w:ascii="Times New Roman" w:hAnsi="Times New Roman"/>
-        </w:rPr>
-        <w:t xml:space="preserve">!-- </w:t>
+        <w:t xml:space="preserve">&lt;!-- </w:t>
       </w:r>
       <w:r>
         <w:rPr>
@@ -20713,7 +19573,6 @@
         </w:rPr>
         <w:t>Capacity</w:t>
       </w:r>
-      <w:proofErr w:type="gramStart"/>
       <w:r>
         <w:rPr>
           <w:rFonts w:ascii="Times New Roman" w:hAnsi="Times New Roman"/>
@@ -20728,14 +19587,7 @@
         <w:rPr>
           <w:rFonts w:ascii="Times New Roman" w:hAnsi="Times New Roman"/>
         </w:rPr>
-        <w:t>&lt;</w:t>
-      </w:r>
-      <w:proofErr w:type="gramEnd"/>
-      <w:r>
-        <w:rPr>
-          <w:rFonts w:ascii="Times New Roman" w:hAnsi="Times New Roman"/>
-        </w:rPr>
-        <w:t xml:space="preserve">!-- </w:t>
+        <w:t xml:space="preserve">&lt;!-- </w:t>
       </w:r>
       <w:r>
         <w:rPr>
@@ -20816,7 +19668,6 @@
         </w:rPr>
         <w:t xml:space="preserve">      &lt;</w:t>
       </w:r>
-      <w:proofErr w:type="spellStart"/>
       <w:r>
         <w:rPr>
           <w:rFonts w:ascii="Times New Roman" w:hAnsi="Times New Roman"/>
@@ -20828,8 +19679,6 @@
         </w:rPr>
         <w:t>TypeFuel</w:t>
       </w:r>
-      <w:proofErr w:type="spellEnd"/>
-      <w:proofErr w:type="gramStart"/>
       <w:r>
         <w:rPr>
           <w:rFonts w:ascii="Times New Roman" w:hAnsi="Times New Roman"/>
@@ -20844,14 +19693,7 @@
         <w:rPr>
           <w:rFonts w:ascii="Times New Roman" w:hAnsi="Times New Roman"/>
         </w:rPr>
-        <w:t>&lt;</w:t>
-      </w:r>
-      <w:proofErr w:type="gramEnd"/>
-      <w:r>
-        <w:rPr>
-          <w:rFonts w:ascii="Times New Roman" w:hAnsi="Times New Roman"/>
-        </w:rPr>
-        <w:t xml:space="preserve">!-- </w:t>
+        <w:t xml:space="preserve">&lt;!-- </w:t>
       </w:r>
       <w:r>
         <w:rPr>
@@ -20887,7 +19729,6 @@
         </w:rPr>
         <w:t>&lt;/</w:t>
       </w:r>
-      <w:proofErr w:type="spellStart"/>
       <w:r>
         <w:rPr>
           <w:rFonts w:ascii="Times New Roman" w:hAnsi="Times New Roman"/>
@@ -20899,7 +19740,6 @@
         </w:rPr>
         <w:t>TypeFuel</w:t>
       </w:r>
-      <w:proofErr w:type="spellEnd"/>
       <w:r>
         <w:rPr>
           <w:rFonts w:ascii="Times New Roman" w:hAnsi="Times New Roman"/>
@@ -20970,47 +19810,14 @@
           <w:szCs w:val="24"/>
           <w:lang w:val="en-US"/>
         </w:rPr>
-        <w:t xml:space="preserve">    &lt;</w:t>
-      </w:r>
-      <w:proofErr w:type="spellStart"/>
-      <w:r>
-        <w:rPr>
-          <w:rFonts w:ascii="Times New Roman" w:hAnsi="Times New Roman"/>
-          <w:b/>
-          <w:bCs/>
-          <w:sz w:val="24"/>
-          <w:szCs w:val="24"/>
+        <w:t xml:space="preserve">    &lt;AdditionalMotor&gt;</w:t>
+      </w:r>
+      <w:r>
+        <w:rPr>
+          <w:rFonts w:ascii="Times New Roman" w:hAnsi="Times New Roman"/>
           <w:lang w:val="en-US"/>
         </w:rPr>
-        <w:t>AdditionalMotor</w:t>
-      </w:r>
-      <w:proofErr w:type="spellEnd"/>
-      <w:r>
-        <w:rPr>
-          <w:rFonts w:ascii="Times New Roman" w:hAnsi="Times New Roman"/>
-          <w:b/>
-          <w:bCs/>
-          <w:sz w:val="24"/>
-          <w:szCs w:val="24"/>
-          <w:lang w:val="en-US"/>
-        </w:rPr>
-        <w:t>&gt;</w:t>
-      </w:r>
-      <w:proofErr w:type="gramStart"/>
-      <w:r>
-        <w:rPr>
-          <w:rFonts w:ascii="Times New Roman" w:hAnsi="Times New Roman"/>
-          <w:lang w:val="en-US"/>
-        </w:rPr>
-        <w:t>&lt;!--</w:t>
-      </w:r>
-      <w:proofErr w:type="gramEnd"/>
-      <w:r>
-        <w:rPr>
-          <w:rFonts w:ascii="Times New Roman" w:hAnsi="Times New Roman"/>
-          <w:lang w:val="en-US"/>
-        </w:rPr>
-        <w:t xml:space="preserve"> </w:t>
+        <w:t xml:space="preserve">&lt;!-- </w:t>
       </w:r>
       <w:r>
         <w:rPr>
@@ -21086,21 +19893,12 @@
         </w:rPr>
         <w:t>&gt;</w:t>
       </w:r>
-      <w:proofErr w:type="gramStart"/>
       <w:r>
         <w:rPr>
           <w:rFonts w:ascii="Times New Roman" w:hAnsi="Times New Roman"/>
           <w:lang w:val="en-US"/>
         </w:rPr>
-        <w:t>&lt;!--</w:t>
-      </w:r>
-      <w:proofErr w:type="gramEnd"/>
-      <w:r>
-        <w:rPr>
-          <w:rFonts w:ascii="Times New Roman" w:hAnsi="Times New Roman"/>
-          <w:lang w:val="en-US"/>
-        </w:rPr>
-        <w:t xml:space="preserve"> </w:t>
+        <w:t xml:space="preserve">&lt;!-- </w:t>
       </w:r>
       <w:r>
         <w:rPr>
@@ -21196,108 +19994,51 @@
           <w:szCs w:val="24"/>
           <w:lang w:val="en-US"/>
         </w:rPr>
-        <w:t>&lt;</w:t>
-      </w:r>
-      <w:proofErr w:type="spellStart"/>
-      <w:r>
-        <w:rPr>
-          <w:rFonts w:ascii="Times New Roman" w:hAnsi="Times New Roman"/>
-          <w:b/>
-          <w:bCs/>
-          <w:sz w:val="24"/>
-          <w:szCs w:val="24"/>
+        <w:t>&lt;TypeFuel&gt;</w:t>
+      </w:r>
+      <w:r>
+        <w:rPr>
+          <w:rFonts w:ascii="Times New Roman" w:hAnsi="Times New Roman"/>
           <w:lang w:val="en-US"/>
         </w:rPr>
-        <w:t>TypeFuel</w:t>
-      </w:r>
-      <w:proofErr w:type="spellEnd"/>
-      <w:r>
-        <w:rPr>
-          <w:rFonts w:ascii="Times New Roman" w:hAnsi="Times New Roman"/>
-          <w:b/>
-          <w:bCs/>
-          <w:sz w:val="24"/>
-          <w:szCs w:val="24"/>
+        <w:t xml:space="preserve">&lt;!-- </w:t>
+      </w:r>
+      <w:r>
+        <w:rPr>
+          <w:rFonts w:ascii="Times New Roman" w:hAnsi="Times New Roman"/>
+        </w:rPr>
+        <w:t>Тип</w:t>
+      </w:r>
+      <w:r>
+        <w:rPr>
+          <w:rFonts w:ascii="Times New Roman" w:hAnsi="Times New Roman"/>
           <w:lang w:val="en-US"/>
         </w:rPr>
-        <w:t>&gt;</w:t>
-      </w:r>
-      <w:proofErr w:type="gramStart"/>
+        <w:t xml:space="preserve"> </w:t>
+      </w:r>
+      <w:r>
+        <w:rPr>
+          <w:rFonts w:ascii="Times New Roman" w:hAnsi="Times New Roman"/>
+        </w:rPr>
+        <w:t>топлива</w:t>
+      </w:r>
       <w:r>
         <w:rPr>
           <w:rFonts w:ascii="Times New Roman" w:hAnsi="Times New Roman"/>
           <w:lang w:val="en-US"/>
         </w:rPr>
-        <w:t>&lt;!--</w:t>
-      </w:r>
-      <w:proofErr w:type="gramEnd"/>
-      <w:r>
-        <w:rPr>
-          <w:rFonts w:ascii="Times New Roman" w:hAnsi="Times New Roman"/>
+        <w:t>--&gt;</w:t>
+      </w:r>
+      <w:r>
+        <w:rPr>
+          <w:rFonts w:ascii="Times New Roman" w:hAnsi="Times New Roman"/>
+          <w:b/>
+          <w:bCs/>
+          <w:sz w:val="24"/>
+          <w:szCs w:val="24"/>
           <w:lang w:val="en-US"/>
         </w:rPr>
-        <w:t xml:space="preserve"> </w:t>
-      </w:r>
-      <w:r>
-        <w:rPr>
-          <w:rFonts w:ascii="Times New Roman" w:hAnsi="Times New Roman"/>
-        </w:rPr>
-        <w:t>Тип</w:t>
-      </w:r>
-      <w:r>
-        <w:rPr>
-          <w:rFonts w:ascii="Times New Roman" w:hAnsi="Times New Roman"/>
-          <w:lang w:val="en-US"/>
-        </w:rPr>
-        <w:t xml:space="preserve"> </w:t>
-      </w:r>
-      <w:r>
-        <w:rPr>
-          <w:rFonts w:ascii="Times New Roman" w:hAnsi="Times New Roman"/>
-        </w:rPr>
-        <w:t>топлива</w:t>
-      </w:r>
-      <w:r>
-        <w:rPr>
-          <w:rFonts w:ascii="Times New Roman" w:hAnsi="Times New Roman"/>
-          <w:lang w:val="en-US"/>
-        </w:rPr>
-        <w:t>--&gt;</w:t>
-      </w:r>
-      <w:r>
-        <w:rPr>
-          <w:rFonts w:ascii="Times New Roman" w:hAnsi="Times New Roman"/>
-          <w:b/>
-          <w:bCs/>
-          <w:sz w:val="24"/>
-          <w:szCs w:val="24"/>
-          <w:lang w:val="en-US"/>
-        </w:rPr>
-        <w:t>&lt;/</w:t>
-      </w:r>
-      <w:proofErr w:type="spellStart"/>
-      <w:r>
-        <w:rPr>
-          <w:rFonts w:ascii="Times New Roman" w:hAnsi="Times New Roman"/>
-          <w:b/>
-          <w:bCs/>
-          <w:sz w:val="24"/>
-          <w:szCs w:val="24"/>
-          <w:lang w:val="en-US"/>
-        </w:rPr>
-        <w:t>TypeFuel</w:t>
-      </w:r>
-      <w:proofErr w:type="spellEnd"/>
-      <w:r>
-        <w:rPr>
-          <w:rFonts w:ascii="Times New Roman" w:hAnsi="Times New Roman"/>
-          <w:b/>
-          <w:bCs/>
-          <w:sz w:val="24"/>
-          <w:szCs w:val="24"/>
-          <w:lang w:val="en-US"/>
-        </w:rPr>
-        <w:t>&gt;</w:t>
+        <w:t>&lt;/TypeFuel&gt;</w:t>
       </w:r>
     </w:p>
     <w:p>
@@ -21323,31 +20064,7 @@
           <w:szCs w:val="24"/>
           <w:lang w:val="en-US"/>
         </w:rPr>
-        <w:t xml:space="preserve">    &lt;/</w:t>
-      </w:r>
-      <w:proofErr w:type="spellStart"/>
-      <w:r>
-        <w:rPr>
-          <w:rFonts w:ascii="Times New Roman" w:hAnsi="Times New Roman"/>
-          <w:b/>
-          <w:bCs/>
-          <w:sz w:val="24"/>
-          <w:szCs w:val="24"/>
-          <w:lang w:val="en-US"/>
-        </w:rPr>
-        <w:t>AdditionalMotor</w:t>
-      </w:r>
-      <w:proofErr w:type="spellEnd"/>
-      <w:r>
-        <w:rPr>
-          <w:rFonts w:ascii="Times New Roman" w:hAnsi="Times New Roman"/>
-          <w:b/>
-          <w:bCs/>
-          <w:sz w:val="24"/>
-          <w:szCs w:val="24"/>
-          <w:lang w:val="en-US"/>
-        </w:rPr>
-        <w:t>&gt;</w:t>
+        <w:t xml:space="preserve">    &lt;/AdditionalMotor&gt;</w:t>
       </w:r>
     </w:p>
     <w:p>
@@ -21384,31 +20101,7 @@
           <w:szCs w:val="24"/>
           <w:lang w:val="en-US"/>
         </w:rPr>
-        <w:t>&lt;/</w:t>
-      </w:r>
-      <w:proofErr w:type="spellStart"/>
-      <w:r>
-        <w:rPr>
-          <w:rFonts w:ascii="Times New Roman" w:hAnsi="Times New Roman"/>
-          <w:b/>
-          <w:bCs/>
-          <w:sz w:val="24"/>
-          <w:szCs w:val="24"/>
-          <w:lang w:val="en-US"/>
-        </w:rPr>
-        <w:t>TransportBase</w:t>
-      </w:r>
-      <w:proofErr w:type="spellEnd"/>
-      <w:r>
-        <w:rPr>
-          <w:rFonts w:ascii="Times New Roman" w:hAnsi="Times New Roman"/>
-          <w:b/>
-          <w:bCs/>
-          <w:sz w:val="24"/>
-          <w:szCs w:val="24"/>
-          <w:lang w:val="en-US"/>
-        </w:rPr>
-        <w:t>&gt;</w:t>
+        <w:t>&lt;/TransportBase&gt;</w:t>
       </w:r>
     </w:p>
     <w:p>
@@ -21527,57 +20220,7 @@
           <w:szCs w:val="24"/>
           <w:lang w:val="en-US"/>
         </w:rPr>
-        <w:t>&lt;</w:t>
-      </w:r>
-      <w:proofErr w:type="spellStart"/>
-      <w:r>
-        <w:rPr>
-          <w:rFonts w:ascii="Times New Roman" w:hAnsi="Times New Roman"/>
-          <w:b/>
-          <w:bCs/>
-          <w:sz w:val="24"/>
-          <w:szCs w:val="24"/>
-          <w:lang w:val="en-US"/>
-        </w:rPr>
-        <w:t>TransportBase</w:t>
-      </w:r>
-      <w:proofErr w:type="spellEnd"/>
-      <w:r>
-        <w:rPr>
-          <w:rFonts w:ascii="Times New Roman" w:hAnsi="Times New Roman"/>
-          <w:b/>
-          <w:bCs/>
-          <w:sz w:val="24"/>
-          <w:szCs w:val="24"/>
-          <w:lang w:val="en-US"/>
-        </w:rPr>
-        <w:t xml:space="preserve"> </w:t>
-      </w:r>
-      <w:proofErr w:type="spellStart"/>
-      <w:proofErr w:type="gramStart"/>
-      <w:r>
-        <w:rPr>
-          <w:rFonts w:ascii="Times New Roman" w:hAnsi="Times New Roman"/>
-          <w:b/>
-          <w:bCs/>
-          <w:sz w:val="24"/>
-          <w:szCs w:val="24"/>
-          <w:lang w:val="en-US"/>
-        </w:rPr>
-        <w:t>xsi:type</w:t>
-      </w:r>
-      <w:proofErr w:type="spellEnd"/>
-      <w:proofErr w:type="gramEnd"/>
-      <w:r>
-        <w:rPr>
-          <w:rFonts w:ascii="Times New Roman" w:hAnsi="Times New Roman"/>
-          <w:b/>
-          <w:bCs/>
-          <w:sz w:val="24"/>
-          <w:szCs w:val="24"/>
-          <w:lang w:val="en-US"/>
-        </w:rPr>
-        <w:t>="Helicopter"&gt;</w:t>
+        <w:t>&lt;TransportBase xsi:type="Helicopter"&gt;</w:t>
       </w:r>
     </w:p>
     <w:p>
@@ -21605,21 +20248,12 @@
         </w:rPr>
         <w:t xml:space="preserve">    &lt;Mass&gt;</w:t>
       </w:r>
-      <w:proofErr w:type="gramStart"/>
       <w:r>
         <w:rPr>
           <w:rFonts w:ascii="Times New Roman" w:hAnsi="Times New Roman"/>
           <w:lang w:val="en-US"/>
         </w:rPr>
-        <w:t>&lt;!--</w:t>
-      </w:r>
-      <w:proofErr w:type="gramEnd"/>
-      <w:r>
-        <w:rPr>
-          <w:rFonts w:ascii="Times New Roman" w:hAnsi="Times New Roman"/>
-          <w:lang w:val="en-US"/>
-        </w:rPr>
-        <w:t xml:space="preserve"> </w:t>
+        <w:t xml:space="preserve">&lt;!-- </w:t>
       </w:r>
       <w:r>
         <w:rPr>
@@ -21669,108 +20303,51 @@
           <w:szCs w:val="24"/>
           <w:lang w:val="en-US"/>
         </w:rPr>
-        <w:t xml:space="preserve">    &lt;</w:t>
-      </w:r>
-      <w:proofErr w:type="spellStart"/>
-      <w:r>
-        <w:rPr>
-          <w:rFonts w:ascii="Times New Roman" w:hAnsi="Times New Roman"/>
-          <w:b/>
-          <w:bCs/>
-          <w:sz w:val="24"/>
-          <w:szCs w:val="24"/>
+        <w:t xml:space="preserve">    &lt;BladeLength&gt;</w:t>
+      </w:r>
+      <w:r>
+        <w:rPr>
+          <w:rFonts w:ascii="Times New Roman" w:hAnsi="Times New Roman"/>
           <w:lang w:val="en-US"/>
         </w:rPr>
-        <w:t>BladeLength</w:t>
-      </w:r>
-      <w:proofErr w:type="spellEnd"/>
-      <w:r>
-        <w:rPr>
-          <w:rFonts w:ascii="Times New Roman" w:hAnsi="Times New Roman"/>
-          <w:b/>
-          <w:bCs/>
-          <w:sz w:val="24"/>
-          <w:szCs w:val="24"/>
+        <w:t xml:space="preserve">&lt;!-- </w:t>
+      </w:r>
+      <w:r>
+        <w:rPr>
+          <w:rFonts w:ascii="Times New Roman" w:hAnsi="Times New Roman"/>
+        </w:rPr>
+        <w:t>Размах</w:t>
+      </w:r>
+      <w:r>
+        <w:rPr>
+          <w:rFonts w:ascii="Times New Roman" w:hAnsi="Times New Roman"/>
           <w:lang w:val="en-US"/>
         </w:rPr>
-        <w:t>&gt;</w:t>
-      </w:r>
-      <w:proofErr w:type="gramStart"/>
+        <w:t xml:space="preserve"> </w:t>
+      </w:r>
+      <w:r>
+        <w:rPr>
+          <w:rFonts w:ascii="Times New Roman" w:hAnsi="Times New Roman"/>
+        </w:rPr>
+        <w:t>лопастей</w:t>
+      </w:r>
       <w:r>
         <w:rPr>
           <w:rFonts w:ascii="Times New Roman" w:hAnsi="Times New Roman"/>
           <w:lang w:val="en-US"/>
         </w:rPr>
-        <w:t>&lt;!--</w:t>
-      </w:r>
-      <w:proofErr w:type="gramEnd"/>
-      <w:r>
-        <w:rPr>
-          <w:rFonts w:ascii="Times New Roman" w:hAnsi="Times New Roman"/>
+        <w:t>--&gt;</w:t>
+      </w:r>
+      <w:r>
+        <w:rPr>
+          <w:rFonts w:ascii="Times New Roman" w:hAnsi="Times New Roman"/>
+          <w:b/>
+          <w:bCs/>
+          <w:sz w:val="24"/>
+          <w:szCs w:val="24"/>
           <w:lang w:val="en-US"/>
         </w:rPr>
-        <w:t xml:space="preserve"> </w:t>
-      </w:r>
-      <w:r>
-        <w:rPr>
-          <w:rFonts w:ascii="Times New Roman" w:hAnsi="Times New Roman"/>
-        </w:rPr>
-        <w:t>Размах</w:t>
-      </w:r>
-      <w:r>
-        <w:rPr>
-          <w:rFonts w:ascii="Times New Roman" w:hAnsi="Times New Roman"/>
-          <w:lang w:val="en-US"/>
-        </w:rPr>
-        <w:t xml:space="preserve"> </w:t>
-      </w:r>
-      <w:r>
-        <w:rPr>
-          <w:rFonts w:ascii="Times New Roman" w:hAnsi="Times New Roman"/>
-        </w:rPr>
-        <w:t>лопастей</w:t>
-      </w:r>
-      <w:r>
-        <w:rPr>
-          <w:rFonts w:ascii="Times New Roman" w:hAnsi="Times New Roman"/>
-          <w:lang w:val="en-US"/>
-        </w:rPr>
-        <w:t>--&gt;</w:t>
-      </w:r>
-      <w:r>
-        <w:rPr>
-          <w:rFonts w:ascii="Times New Roman" w:hAnsi="Times New Roman"/>
-          <w:b/>
-          <w:bCs/>
-          <w:sz w:val="24"/>
-          <w:szCs w:val="24"/>
-          <w:lang w:val="en-US"/>
-        </w:rPr>
-        <w:t>&lt;/</w:t>
-      </w:r>
-      <w:proofErr w:type="spellStart"/>
-      <w:r>
-        <w:rPr>
-          <w:rFonts w:ascii="Times New Roman" w:hAnsi="Times New Roman"/>
-          <w:b/>
-          <w:bCs/>
-          <w:sz w:val="24"/>
-          <w:szCs w:val="24"/>
-          <w:lang w:val="en-US"/>
-        </w:rPr>
-        <w:t>BladeLength</w:t>
-      </w:r>
-      <w:proofErr w:type="spellEnd"/>
-      <w:r>
-        <w:rPr>
-          <w:rFonts w:ascii="Times New Roman" w:hAnsi="Times New Roman"/>
-          <w:b/>
-          <w:bCs/>
-          <w:sz w:val="24"/>
-          <w:szCs w:val="24"/>
-          <w:lang w:val="en-US"/>
-        </w:rPr>
-        <w:t>&gt;</w:t>
+        <w:t>&lt;/BladeLength&gt;</w:t>
       </w:r>
     </w:p>
     <w:p>
@@ -21798,21 +20375,12 @@
         </w:rPr>
         <w:t xml:space="preserve">    &lt;Motor&gt;</w:t>
       </w:r>
-      <w:proofErr w:type="gramStart"/>
       <w:r>
         <w:rPr>
           <w:rFonts w:ascii="Times New Roman" w:hAnsi="Times New Roman"/>
           <w:lang w:val="en-US"/>
         </w:rPr>
-        <w:t>&lt;!--</w:t>
-      </w:r>
-      <w:proofErr w:type="gramEnd"/>
-      <w:r>
-        <w:rPr>
-          <w:rFonts w:ascii="Times New Roman" w:hAnsi="Times New Roman"/>
-          <w:lang w:val="en-US"/>
-        </w:rPr>
-        <w:t xml:space="preserve"> </w:t>
+        <w:t xml:space="preserve">&lt;!-- </w:t>
       </w:r>
       <w:r>
         <w:rPr>
@@ -21853,21 +20421,12 @@
         </w:rPr>
         <w:t xml:space="preserve">      &lt;Capacity&gt;</w:t>
       </w:r>
-      <w:proofErr w:type="gramStart"/>
       <w:r>
         <w:rPr>
           <w:rFonts w:ascii="Times New Roman" w:hAnsi="Times New Roman"/>
           <w:lang w:val="en-US"/>
         </w:rPr>
-        <w:t>&lt;!--</w:t>
-      </w:r>
-      <w:proofErr w:type="gramEnd"/>
-      <w:r>
-        <w:rPr>
-          <w:rFonts w:ascii="Times New Roman" w:hAnsi="Times New Roman"/>
-          <w:lang w:val="en-US"/>
-        </w:rPr>
-        <w:t xml:space="preserve"> </w:t>
+        <w:t xml:space="preserve">&lt;!-- </w:t>
       </w:r>
       <w:r>
         <w:rPr>
@@ -21930,108 +20489,51 @@
           <w:szCs w:val="24"/>
           <w:lang w:val="en-US"/>
         </w:rPr>
-        <w:t xml:space="preserve">      &lt;</w:t>
-      </w:r>
-      <w:proofErr w:type="spellStart"/>
-      <w:r>
-        <w:rPr>
-          <w:rFonts w:ascii="Times New Roman" w:hAnsi="Times New Roman"/>
-          <w:b/>
-          <w:bCs/>
-          <w:sz w:val="24"/>
-          <w:szCs w:val="24"/>
+        <w:t xml:space="preserve">      &lt;TypeFuel&gt;</w:t>
+      </w:r>
+      <w:r>
+        <w:rPr>
+          <w:rFonts w:ascii="Times New Roman" w:hAnsi="Times New Roman"/>
           <w:lang w:val="en-US"/>
         </w:rPr>
-        <w:t>TypeFuel</w:t>
-      </w:r>
-      <w:proofErr w:type="spellEnd"/>
-      <w:r>
-        <w:rPr>
-          <w:rFonts w:ascii="Times New Roman" w:hAnsi="Times New Roman"/>
-          <w:b/>
-          <w:bCs/>
-          <w:sz w:val="24"/>
-          <w:szCs w:val="24"/>
+        <w:t xml:space="preserve">&lt;!-- </w:t>
+      </w:r>
+      <w:r>
+        <w:rPr>
+          <w:rFonts w:ascii="Times New Roman" w:hAnsi="Times New Roman"/>
+        </w:rPr>
+        <w:t>Тип</w:t>
+      </w:r>
+      <w:r>
+        <w:rPr>
+          <w:rFonts w:ascii="Times New Roman" w:hAnsi="Times New Roman"/>
           <w:lang w:val="en-US"/>
         </w:rPr>
-        <w:t>&gt;</w:t>
-      </w:r>
-      <w:proofErr w:type="gramStart"/>
+        <w:t xml:space="preserve"> </w:t>
+      </w:r>
+      <w:r>
+        <w:rPr>
+          <w:rFonts w:ascii="Times New Roman" w:hAnsi="Times New Roman"/>
+        </w:rPr>
+        <w:t>топлива</w:t>
+      </w:r>
       <w:r>
         <w:rPr>
           <w:rFonts w:ascii="Times New Roman" w:hAnsi="Times New Roman"/>
           <w:lang w:val="en-US"/>
         </w:rPr>
-        <w:t>&lt;!--</w:t>
-      </w:r>
-      <w:proofErr w:type="gramEnd"/>
-      <w:r>
-        <w:rPr>
-          <w:rFonts w:ascii="Times New Roman" w:hAnsi="Times New Roman"/>
+        <w:t>--&gt;</w:t>
+      </w:r>
+      <w:r>
+        <w:rPr>
+          <w:rFonts w:ascii="Times New Roman" w:hAnsi="Times New Roman"/>
+          <w:b/>
+          <w:bCs/>
+          <w:sz w:val="24"/>
+          <w:szCs w:val="24"/>
           <w:lang w:val="en-US"/>
         </w:rPr>
-        <w:t xml:space="preserve"> </w:t>
-      </w:r>
-      <w:r>
-        <w:rPr>
-          <w:rFonts w:ascii="Times New Roman" w:hAnsi="Times New Roman"/>
-        </w:rPr>
-        <w:t>Тип</w:t>
-      </w:r>
-      <w:r>
-        <w:rPr>
-          <w:rFonts w:ascii="Times New Roman" w:hAnsi="Times New Roman"/>
-          <w:lang w:val="en-US"/>
-        </w:rPr>
-        <w:t xml:space="preserve"> </w:t>
-      </w:r>
-      <w:r>
-        <w:rPr>
-          <w:rFonts w:ascii="Times New Roman" w:hAnsi="Times New Roman"/>
-        </w:rPr>
-        <w:t>топлива</w:t>
-      </w:r>
-      <w:r>
-        <w:rPr>
-          <w:rFonts w:ascii="Times New Roman" w:hAnsi="Times New Roman"/>
-          <w:lang w:val="en-US"/>
-        </w:rPr>
-        <w:t>--&gt;</w:t>
-      </w:r>
-      <w:r>
-        <w:rPr>
-          <w:rFonts w:ascii="Times New Roman" w:hAnsi="Times New Roman"/>
-          <w:b/>
-          <w:bCs/>
-          <w:sz w:val="24"/>
-          <w:szCs w:val="24"/>
-          <w:lang w:val="en-US"/>
-        </w:rPr>
-        <w:t>&lt;/</w:t>
-      </w:r>
-      <w:proofErr w:type="spellStart"/>
-      <w:r>
-        <w:rPr>
-          <w:rFonts w:ascii="Times New Roman" w:hAnsi="Times New Roman"/>
-          <w:b/>
-          <w:bCs/>
-          <w:sz w:val="24"/>
-          <w:szCs w:val="24"/>
-          <w:lang w:val="en-US"/>
-        </w:rPr>
-        <w:t>TypeFuel</w:t>
-      </w:r>
-      <w:proofErr w:type="spellEnd"/>
-      <w:r>
-        <w:rPr>
-          <w:rFonts w:ascii="Times New Roman" w:hAnsi="Times New Roman"/>
-          <w:b/>
-          <w:bCs/>
-          <w:sz w:val="24"/>
-          <w:szCs w:val="24"/>
-          <w:lang w:val="en-US"/>
-        </w:rPr>
-        <w:t>&gt;</w:t>
+        <w:t>&lt;/TypeFuel&gt;</w:t>
       </w:r>
     </w:p>
     <w:p>
@@ -22045,17 +20547,18 @@
           <w:bCs/>
           <w:sz w:val="24"/>
           <w:szCs w:val="24"/>
-        </w:rPr>
-      </w:pPr>
-      <w:r>
-        <w:rPr>
-          <w:rFonts w:ascii="Times New Roman" w:hAnsi="Times New Roman"/>
-          <w:b/>
-          <w:bCs/>
-          <w:sz w:val="24"/>
-          <w:szCs w:val="24"/>
           <w:lang w:val="en-US"/>
         </w:rPr>
+      </w:pPr>
+      <w:r>
+        <w:rPr>
+          <w:rFonts w:ascii="Times New Roman" w:hAnsi="Times New Roman"/>
+          <w:b/>
+          <w:bCs/>
+          <w:sz w:val="24"/>
+          <w:szCs w:val="24"/>
+          <w:lang w:val="en-US"/>
+        </w:rPr>
         <w:t xml:space="preserve">    </w:t>
       </w:r>
       <w:r>
@@ -22065,6 +20568,7 @@
           <w:bCs/>
           <w:sz w:val="24"/>
           <w:szCs w:val="24"/>
+          <w:lang w:val="en-US"/>
         </w:rPr>
         <w:t>&lt;/</w:t>
       </w:r>
@@ -22086,6 +20590,7 @@
           <w:bCs/>
           <w:sz w:val="24"/>
           <w:szCs w:val="24"/>
+          <w:lang w:val="en-US"/>
         </w:rPr>
         <w:t>&gt;</w:t>
       </w:r>
@@ -22110,6 +20615,7 @@
           <w:bCs/>
           <w:sz w:val="24"/>
           <w:szCs w:val="24"/>
+          <w:lang w:val="en-US"/>
         </w:rPr>
         <w:t xml:space="preserve">  </w:t>
       </w:r>
@@ -22123,7 +20629,6 @@
         </w:rPr>
         <w:t>&lt;/</w:t>
       </w:r>
-      <w:proofErr w:type="spellStart"/>
       <w:r>
         <w:rPr>
           <w:rFonts w:ascii="Times New Roman" w:hAnsi="Times New Roman"/>
@@ -22135,7 +20640,6 @@
         </w:rPr>
         <w:t>TransportBase</w:t>
       </w:r>
-      <w:proofErr w:type="spellEnd"/>
       <w:r>
         <w:rPr>
           <w:rFonts w:ascii="Times New Roman" w:hAnsi="Times New Roman"/>
@@ -22629,7 +21133,6 @@
           <w:sz w:val="28"/>
         </w:rPr>
       </w:pPr>
-      <w:proofErr w:type="spellStart"/>
       <w:r>
         <w:rPr>
           <w:rFonts w:ascii="Times New Roman" w:hAnsi="Times New Roman"/>
@@ -22662,7 +21165,6 @@
         </w:rPr>
         <w:t>ns</w:t>
       </w:r>
-      <w:proofErr w:type="spellEnd"/>
       <w:r>
         <w:rPr>
           <w:rFonts w:ascii="Times New Roman" w:hAnsi="Times New Roman"/>
@@ -22685,23 +21187,7 @@
           <w:rFonts w:ascii="Times New Roman" w:hAnsi="Times New Roman"/>
           <w:sz w:val="28"/>
         </w:rPr>
-        <w:t xml:space="preserve">, </w:t>
-      </w:r>
-      <w:proofErr w:type="spellStart"/>
-      <w:r>
-        <w:rPr>
-          <w:rFonts w:ascii="Times New Roman" w:hAnsi="Times New Roman"/>
-          <w:sz w:val="28"/>
-        </w:rPr>
-        <w:t>о.е</w:t>
-      </w:r>
-      <w:proofErr w:type="spellEnd"/>
-      <w:r>
-        <w:rPr>
-          <w:rFonts w:ascii="Times New Roman" w:hAnsi="Times New Roman"/>
-          <w:sz w:val="28"/>
-        </w:rPr>
-        <w:t>.</w:t>
+        <w:t>, о.е.</w:t>
       </w:r>
     </w:p>
     <w:p>
@@ -22745,7 +21231,6 @@
         </w:rPr>
         <w:t xml:space="preserve"> </w:t>
       </w:r>
-      <w:proofErr w:type="spellStart"/>
       <w:r>
         <w:rPr>
           <w:rFonts w:ascii="Times New Roman" w:hAnsi="Times New Roman"/>
@@ -22778,7 +21263,6 @@
         </w:rPr>
         <w:t>ons</w:t>
       </w:r>
-      <w:proofErr w:type="spellEnd"/>
       <w:r>
         <w:rPr>
           <w:rFonts w:ascii="Times New Roman" w:hAnsi="Times New Roman"/>
@@ -22853,7 +21337,6 @@
         </w:rPr>
         <w:t xml:space="preserve"> 100 </w:t>
       </w:r>
-      <w:proofErr w:type="spellStart"/>
       <w:r>
         <w:rPr>
           <w:rFonts w:ascii="Times New Roman" w:hAnsi="Times New Roman"/>
@@ -22886,7 +21369,6 @@
         </w:rPr>
         <w:t>ns</w:t>
       </w:r>
-      <w:proofErr w:type="spellEnd"/>
       <w:r>
         <w:rPr>
           <w:rFonts w:ascii="Times New Roman" w:hAnsi="Times New Roman"/>
@@ -22971,7 +21453,6 @@
         </w:rPr>
         <w:t xml:space="preserve"> 200 </w:t>
       </w:r>
-      <w:proofErr w:type="spellStart"/>
       <w:r>
         <w:rPr>
           <w:rFonts w:ascii="Times New Roman" w:hAnsi="Times New Roman"/>
@@ -23004,7 +21485,6 @@
         </w:rPr>
         <w:t>ns</w:t>
       </w:r>
-      <w:proofErr w:type="spellEnd"/>
       <w:r>
         <w:rPr>
           <w:rFonts w:ascii="Times New Roman" w:hAnsi="Times New Roman"/>
@@ -23050,7 +21530,6 @@
         </w:rPr>
         <w:t xml:space="preserve"> </w:t>
       </w:r>
-      <w:proofErr w:type="spellStart"/>
       <w:r>
         <w:rPr>
           <w:rFonts w:ascii="Times New Roman" w:hAnsi="Times New Roman"/>
@@ -23083,7 +21562,6 @@
         </w:rPr>
         <w:t>ns</w:t>
       </w:r>
-      <w:proofErr w:type="spellEnd"/>
       <w:r>
         <w:rPr>
           <w:rFonts w:ascii="Times New Roman" w:hAnsi="Times New Roman"/>
@@ -23492,7 +21970,6 @@
         </w:rPr>
         <w:t xml:space="preserve">, т, в диапазоне от 0 до </w:t>
       </w:r>
-      <w:proofErr w:type="gramStart"/>
       <w:r>
         <w:rPr>
           <w:rFonts w:ascii="Times New Roman" w:hAnsi="Times New Roman"/>
@@ -23514,7 +21991,6 @@
         </w:rPr>
         <w:t>;</w:t>
       </w:r>
-      <w:proofErr w:type="gramEnd"/>
     </w:p>
     <w:p>
       <w:pPr>
@@ -23599,17 +22075,8 @@
           <w:rFonts w:ascii="Times New Roman" w:hAnsi="Times New Roman"/>
           <w:sz w:val="28"/>
         </w:rPr>
-        <w:t xml:space="preserve">, </w:t>
-      </w:r>
-      <w:proofErr w:type="spellStart"/>
-      <w:r>
-        <w:rPr>
-          <w:rFonts w:ascii="Times New Roman" w:hAnsi="Times New Roman"/>
-          <w:sz w:val="28"/>
-        </w:rPr>
-        <w:t>о.е</w:t>
-      </w:r>
-      <w:proofErr w:type="spellEnd"/>
+        <w:t>, о.е</w:t>
+      </w:r>
       <w:r>
         <w:rPr>
           <w:rFonts w:ascii="Times New Roman" w:hAnsi="Times New Roman"/>
@@ -23702,23 +22169,7 @@
           <w:rFonts w:ascii="Times New Roman" w:hAnsi="Times New Roman"/>
           <w:sz w:val="28"/>
         </w:rPr>
-        <w:t xml:space="preserve">, </w:t>
-      </w:r>
-      <w:proofErr w:type="spellStart"/>
-      <w:r>
-        <w:rPr>
-          <w:rFonts w:ascii="Times New Roman" w:hAnsi="Times New Roman"/>
-          <w:sz w:val="28"/>
-        </w:rPr>
-        <w:t>о.е</w:t>
-      </w:r>
-      <w:proofErr w:type="spellEnd"/>
-      <w:r>
-        <w:rPr>
-          <w:rFonts w:ascii="Times New Roman" w:hAnsi="Times New Roman"/>
-          <w:sz w:val="28"/>
-        </w:rPr>
-        <w:t>.</w:t>
+        <w:t>, о.е.</w:t>
       </w:r>
     </w:p>
     <w:p>
@@ -23918,7 +22369,6 @@
         </w:rPr>
         <w:t xml:space="preserve">тся аналогично коэффициенту </w:t>
       </w:r>
-      <w:proofErr w:type="spellStart"/>
       <w:r>
         <w:rPr>
           <w:rFonts w:ascii="Times New Roman" w:hAnsi="Times New Roman"/>
@@ -23951,7 +22401,6 @@
         </w:rPr>
         <w:t>ons</w:t>
       </w:r>
-      <w:proofErr w:type="spellEnd"/>
       <w:r>
         <w:rPr>
           <w:rFonts w:ascii="Times New Roman" w:hAnsi="Times New Roman"/>
@@ -24311,7 +22760,6 @@
           <w:sz w:val="28"/>
         </w:rPr>
       </w:pPr>
-      <w:proofErr w:type="spellStart"/>
       <w:r>
         <w:rPr>
           <w:rFonts w:ascii="Times New Roman" w:hAnsi="Times New Roman"/>
@@ -24344,7 +22792,6 @@
         </w:rPr>
         <w:t>ns</w:t>
       </w:r>
-      <w:proofErr w:type="spellEnd"/>
       <w:r>
         <w:rPr>
           <w:rFonts w:ascii="Times New Roman" w:hAnsi="Times New Roman"/>
@@ -24367,23 +22814,7 @@
           <w:rFonts w:ascii="Times New Roman" w:hAnsi="Times New Roman"/>
           <w:sz w:val="28"/>
         </w:rPr>
-        <w:t xml:space="preserve">, </w:t>
-      </w:r>
-      <w:proofErr w:type="spellStart"/>
-      <w:r>
-        <w:rPr>
-          <w:rFonts w:ascii="Times New Roman" w:hAnsi="Times New Roman"/>
-          <w:sz w:val="28"/>
-        </w:rPr>
-        <w:t>о.е</w:t>
-      </w:r>
-      <w:proofErr w:type="spellEnd"/>
-      <w:r>
-        <w:rPr>
-          <w:rFonts w:ascii="Times New Roman" w:hAnsi="Times New Roman"/>
-          <w:sz w:val="28"/>
-        </w:rPr>
-        <w:t>.</w:t>
+        <w:t>, о.е.</w:t>
       </w:r>
     </w:p>
     <w:p>
@@ -25582,146 +24013,6 @@
     </w:p>
     <w:p>
       <w:pPr>
-        <w:pStyle w:val="a5"/>
-        <w:numPr>
-          <w:ilvl w:val="0"/>
-          <w:numId w:val="16"/>
-        </w:numPr>
-        <w:shd w:val="clear" w:color="auto" w:fill="FFFFFF" w:themeFill="background1"/>
-        <w:suppressAutoHyphens/>
-        <w:spacing w:line="360" w:lineRule="auto"/>
-        <w:jc w:val="both"/>
-        <w:rPr>
-          <w:rFonts w:ascii="Times New Roman" w:hAnsi="Times New Roman"/>
-          <w:sz w:val="28"/>
-          <w:shd w:val="clear" w:color="auto" w:fill="FFFF00"/>
-        </w:rPr>
-      </w:pPr>
-      <w:r>
-        <w:rPr>
-          <w:rFonts w:ascii="Times New Roman" w:hAnsi="Times New Roman"/>
-          <w:sz w:val="28"/>
-          <w:shd w:val="clear" w:color="auto" w:fill="FFFF00"/>
-        </w:rPr>
-        <w:t>Основное приложение: 20-50 МБ</w:t>
-      </w:r>
-    </w:p>
-    <w:p>
-      <w:pPr>
-        <w:pStyle w:val="a5"/>
-        <w:numPr>
-          <w:ilvl w:val="0"/>
-          <w:numId w:val="16"/>
-        </w:numPr>
-        <w:shd w:val="clear" w:color="auto" w:fill="FFFFFF" w:themeFill="background1"/>
-        <w:suppressAutoHyphens/>
-        <w:spacing w:line="360" w:lineRule="auto"/>
-        <w:jc w:val="both"/>
-        <w:rPr>
-          <w:rFonts w:ascii="Times New Roman" w:hAnsi="Times New Roman"/>
-          <w:sz w:val="28"/>
-          <w:shd w:val="clear" w:color="auto" w:fill="FFFF00"/>
-        </w:rPr>
-      </w:pPr>
-      <w:r>
-        <w:rPr>
-          <w:rFonts w:ascii="Times New Roman" w:hAnsi="Times New Roman"/>
-          <w:sz w:val="28"/>
-          <w:shd w:val="clear" w:color="auto" w:fill="FFFF00"/>
-        </w:rPr>
-        <w:t xml:space="preserve">Windows </w:t>
-      </w:r>
-      <w:proofErr w:type="spellStart"/>
-      <w:r>
-        <w:rPr>
-          <w:rFonts w:ascii="Times New Roman" w:hAnsi="Times New Roman"/>
-          <w:sz w:val="28"/>
-          <w:shd w:val="clear" w:color="auto" w:fill="FFFF00"/>
-        </w:rPr>
-        <w:t>Forms</w:t>
-      </w:r>
-      <w:proofErr w:type="spellEnd"/>
-      <w:r>
-        <w:rPr>
-          <w:rFonts w:ascii="Times New Roman" w:hAnsi="Times New Roman"/>
-          <w:sz w:val="28"/>
-          <w:shd w:val="clear" w:color="auto" w:fill="FFFF00"/>
-        </w:rPr>
-        <w:t>: 10-30 МБ</w:t>
-      </w:r>
-    </w:p>
-    <w:p>
-      <w:pPr>
-        <w:pStyle w:val="a5"/>
-        <w:numPr>
-          <w:ilvl w:val="0"/>
-          <w:numId w:val="16"/>
-        </w:numPr>
-        <w:shd w:val="clear" w:color="auto" w:fill="FFFFFF" w:themeFill="background1"/>
-        <w:suppressAutoHyphens/>
-        <w:spacing w:line="360" w:lineRule="auto"/>
-        <w:jc w:val="both"/>
-        <w:rPr>
-          <w:rFonts w:ascii="Times New Roman" w:hAnsi="Times New Roman"/>
-          <w:sz w:val="28"/>
-          <w:shd w:val="clear" w:color="auto" w:fill="FFFF00"/>
-        </w:rPr>
-      </w:pPr>
-      <w:r>
-        <w:rPr>
-          <w:rFonts w:ascii="Times New Roman" w:hAnsi="Times New Roman"/>
-          <w:sz w:val="28"/>
-          <w:shd w:val="clear" w:color="auto" w:fill="FFFF00"/>
-        </w:rPr>
-        <w:t xml:space="preserve">.NET </w:t>
-      </w:r>
-      <w:proofErr w:type="spellStart"/>
-      <w:r>
-        <w:rPr>
-          <w:rFonts w:ascii="Times New Roman" w:hAnsi="Times New Roman"/>
-          <w:sz w:val="28"/>
-          <w:shd w:val="clear" w:color="auto" w:fill="FFFF00"/>
-        </w:rPr>
-        <w:t>Runtime</w:t>
-      </w:r>
-      <w:proofErr w:type="spellEnd"/>
-      <w:r>
-        <w:rPr>
-          <w:rFonts w:ascii="Times New Roman" w:hAnsi="Times New Roman"/>
-          <w:sz w:val="28"/>
-          <w:shd w:val="clear" w:color="auto" w:fill="FFFF00"/>
-        </w:rPr>
-        <w:t>: 20-50 МБ</w:t>
-      </w:r>
-    </w:p>
-    <w:p>
-      <w:pPr>
-        <w:pStyle w:val="a5"/>
-        <w:numPr>
-          <w:ilvl w:val="0"/>
-          <w:numId w:val="16"/>
-        </w:numPr>
-        <w:shd w:val="clear" w:color="auto" w:fill="FFFFFF" w:themeFill="background1"/>
-        <w:suppressAutoHyphens/>
-        <w:spacing w:line="360" w:lineRule="auto"/>
-        <w:jc w:val="both"/>
-        <w:rPr>
-          <w:rFonts w:ascii="Times New Roman" w:hAnsi="Times New Roman"/>
-          <w:sz w:val="28"/>
-          <w:shd w:val="clear" w:color="auto" w:fill="FFFF00"/>
-        </w:rPr>
-      </w:pPr>
-      <w:r>
-        <w:rPr>
-          <w:rFonts w:ascii="Times New Roman" w:hAnsi="Times New Roman"/>
-          <w:sz w:val="28"/>
-          <w:shd w:val="clear" w:color="auto" w:fill="FFFF00"/>
-        </w:rPr>
-        <w:t>Данные в памяти: 1-10 МБ</w:t>
-      </w:r>
-    </w:p>
-    <w:p>
-      <w:pPr>
         <w:shd w:val="clear" w:color="auto" w:fill="FFFFFF" w:themeFill="background1"/>
         <w:suppressAutoHyphens/>
         <w:spacing w:line="360" w:lineRule="auto"/>
@@ -25733,6 +24024,8 @@
           <w:shd w:val="clear" w:color="auto" w:fill="FFFFFF" w:themeFill="background1"/>
         </w:rPr>
       </w:pPr>
+      <w:bookmarkStart w:id="41" w:name="_GoBack"/>
+      <w:bookmarkEnd w:id="41"/>
       <w:r>
         <w:rPr>
           <w:rFonts w:ascii="Times New Roman" w:hAnsi="Times New Roman"/>
@@ -25822,7 +24115,7 @@
           <w:sz w:val="28"/>
           <w:shd w:val="clear" w:color="auto" w:fill="FFFFFF" w:themeFill="background1"/>
         </w:rPr>
-        <w:t>10-</w:t>
+        <w:t>1</w:t>
       </w:r>
       <w:r>
         <w:rPr>
@@ -25830,7 +24123,7 @@
           <w:sz w:val="28"/>
           <w:shd w:val="clear" w:color="auto" w:fill="FFFFFF" w:themeFill="background1"/>
         </w:rPr>
-        <w:t>1</w:t>
+        <w:t>50 Мб</w:t>
       </w:r>
       <w:r>
         <w:rPr>
@@ -25838,14 +24131,6 @@
           <w:sz w:val="28"/>
           <w:shd w:val="clear" w:color="auto" w:fill="FFFFFF" w:themeFill="background1"/>
         </w:rPr>
-        <w:t>50 Мб</w:t>
-      </w:r>
-      <w:r>
-        <w:rPr>
-          <w:rFonts w:ascii="Times New Roman" w:hAnsi="Times New Roman"/>
-          <w:sz w:val="28"/>
-          <w:shd w:val="clear" w:color="auto" w:fill="FFFFFF" w:themeFill="background1"/>
-        </w:rPr>
         <w:t>.</w:t>
       </w:r>
       <w:commentRangeEnd w:id="40"/>
@@ -25854,149 +24139,6 @@
           <w:rStyle w:val="ad"/>
         </w:rPr>
         <w:commentReference w:id="40"/>
-      </w:r>
-    </w:p>
-    <w:p>
-      <w:pPr>
-        <w:pStyle w:val="a5"/>
-        <w:numPr>
-          <w:ilvl w:val="0"/>
-          <w:numId w:val="15"/>
-        </w:numPr>
-        <w:suppressAutoHyphens/>
-        <w:spacing w:line="360" w:lineRule="auto"/>
-        <w:jc w:val="both"/>
-        <w:rPr>
-          <w:rFonts w:ascii="Times New Roman" w:hAnsi="Times New Roman"/>
-          <w:sz w:val="28"/>
-        </w:rPr>
-      </w:pPr>
-      <w:r>
-        <w:rPr>
-          <w:rFonts w:ascii="Times New Roman" w:hAnsi="Times New Roman"/>
-          <w:sz w:val="28"/>
-        </w:rPr>
-        <w:t>Исполняемый файл (.</w:t>
-      </w:r>
-      <w:proofErr w:type="spellStart"/>
-      <w:r>
-        <w:rPr>
-          <w:rFonts w:ascii="Times New Roman" w:hAnsi="Times New Roman"/>
-          <w:sz w:val="28"/>
-        </w:rPr>
-        <w:t>exe</w:t>
-      </w:r>
-      <w:proofErr w:type="spellEnd"/>
-      <w:r>
-        <w:rPr>
-          <w:rFonts w:ascii="Times New Roman" w:hAnsi="Times New Roman"/>
-          <w:sz w:val="28"/>
-        </w:rPr>
-        <w:t xml:space="preserve">): 1-5 МБ </w:t>
-      </w:r>
-    </w:p>
-    <w:p>
-      <w:pPr>
-        <w:pStyle w:val="a5"/>
-        <w:numPr>
-          <w:ilvl w:val="0"/>
-          <w:numId w:val="15"/>
-        </w:numPr>
-        <w:suppressAutoHyphens/>
-        <w:spacing w:line="360" w:lineRule="auto"/>
-        <w:jc w:val="both"/>
-        <w:rPr>
-          <w:rFonts w:ascii="Times New Roman" w:hAnsi="Times New Roman"/>
-          <w:sz w:val="28"/>
-        </w:rPr>
-      </w:pPr>
-      <w:r>
-        <w:rPr>
-          <w:rFonts w:ascii="Times New Roman" w:hAnsi="Times New Roman"/>
-          <w:sz w:val="28"/>
-        </w:rPr>
-        <w:lastRenderedPageBreak/>
-        <w:t xml:space="preserve">Библиотеки .NET: 5-10 МБ </w:t>
-      </w:r>
-    </w:p>
-    <w:p>
-      <w:pPr>
-        <w:pStyle w:val="a5"/>
-        <w:numPr>
-          <w:ilvl w:val="0"/>
-          <w:numId w:val="15"/>
-        </w:numPr>
-        <w:suppressAutoHyphens/>
-        <w:spacing w:line="360" w:lineRule="auto"/>
-        <w:jc w:val="both"/>
-        <w:rPr>
-          <w:rFonts w:ascii="Times New Roman" w:hAnsi="Times New Roman"/>
-          <w:sz w:val="28"/>
-        </w:rPr>
-      </w:pPr>
-      <w:r>
-        <w:rPr>
-          <w:rFonts w:ascii="Times New Roman" w:hAnsi="Times New Roman"/>
-          <w:sz w:val="28"/>
-        </w:rPr>
-        <w:t>Данные (</w:t>
-      </w:r>
-      <w:proofErr w:type="gramStart"/>
-      <w:r>
-        <w:rPr>
-          <w:rFonts w:ascii="Times New Roman" w:hAnsi="Times New Roman"/>
-          <w:sz w:val="28"/>
-        </w:rPr>
-        <w:t>файлы .</w:t>
-      </w:r>
-      <w:proofErr w:type="spellStart"/>
-      <w:r>
-        <w:rPr>
-          <w:rFonts w:ascii="Times New Roman" w:hAnsi="Times New Roman"/>
-          <w:sz w:val="28"/>
-        </w:rPr>
-        <w:t>tran</w:t>
-      </w:r>
-      <w:proofErr w:type="spellEnd"/>
-      <w:proofErr w:type="gramEnd"/>
-      <w:r>
-        <w:rPr>
-          <w:rFonts w:ascii="Times New Roman" w:hAnsi="Times New Roman"/>
-          <w:sz w:val="28"/>
-        </w:rPr>
-        <w:t xml:space="preserve">): 1-10 МБ </w:t>
-      </w:r>
-    </w:p>
-    <w:p>
-      <w:pPr>
-        <w:pStyle w:val="a5"/>
-        <w:numPr>
-          <w:ilvl w:val="0"/>
-          <w:numId w:val="15"/>
-        </w:numPr>
-        <w:suppressAutoHyphens/>
-        <w:spacing w:line="360" w:lineRule="auto"/>
-        <w:jc w:val="both"/>
-        <w:rPr>
-          <w:rFonts w:ascii="Times New Roman" w:hAnsi="Times New Roman"/>
-          <w:sz w:val="28"/>
-        </w:rPr>
-      </w:pPr>
-      <w:proofErr w:type="spellStart"/>
-      <w:r>
-        <w:rPr>
-          <w:rFonts w:ascii="Times New Roman" w:hAnsi="Times New Roman"/>
-          <w:sz w:val="28"/>
-        </w:rPr>
-        <w:t>Логи</w:t>
-      </w:r>
-      <w:proofErr w:type="spellEnd"/>
-      <w:r>
-        <w:rPr>
-          <w:rFonts w:ascii="Times New Roman" w:hAnsi="Times New Roman"/>
-          <w:sz w:val="28"/>
-        </w:rPr>
-        <w:t xml:space="preserve"> и временные файлы: 1-5 МБ</w:t>
       </w:r>
     </w:p>
     <w:p>
@@ -26019,7 +24161,7 @@
 </file>
 
 <file path=word/comments.xml><?xml version="1.0" encoding="utf-8"?>
-<w:comments xmlns:wpc="http://schemas.microsoft.com/office/word/2010/wordprocessingCanvas" xmlns:cx="http://schemas.microsoft.com/office/drawing/2014/chartex" xmlns:cx1="http://schemas.microsoft.com/office/drawing/2015/9/8/chartex" xmlns:cx2="http://schemas.microsoft.com/office/drawing/2015/10/21/chartex" xmlns:cx3="http://schemas.microsoft.com/office/drawing/2016/5/9/chartex" xmlns:cx4="http://schemas.microsoft.com/office/drawing/2016/5/10/chartex" xmlns:cx5="http://schemas.microsoft.com/office/drawing/2016/5/11/chartex" xmlns:cx6="http://schemas.microsoft.com/office/drawing/2016/5/12/chartex" xmlns:cx7="http://schemas.microsoft.com/office/drawing/2016/5/13/chartex" xmlns:cx8="http://schemas.microsoft.com/office/drawing/2016/5/14/chartex" xmlns:mc="http://schemas.openxmlformats.org/markup-compatibility/2006" xmlns:aink="http://schemas.microsoft.com/office/drawing/2016/ink" xmlns:am3d="http://schemas.microsoft.com/office/drawing/2017/model3d" xmlns:o="urn:schemas-microsoft-com:office:office" xmlns:r="http://schemas.openxmlformats.org/officeDocument/2006/relationships" xmlns:m="http://schemas.openxmlformats.org/officeDocument/2006/math" xmlns:v="urn:schemas-microsoft-com:vml" xmlns:wp14="http://schemas.microsoft.com/office/word/2010/wordprocessingDrawing" xmlns:wp="http://schemas.openxmlformats.org/drawingml/2006/wordprocessingDrawing" xmlns:w10="urn:schemas-microsoft-com:office:word" xmlns:w="http://schemas.openxmlformats.org/wordprocessingml/2006/main" xmlns:w14="http://schemas.microsoft.com/office/word/2010/wordml" xmlns:w15="http://schemas.microsoft.com/office/word/2012/wordml" xmlns:w16cex="http://schemas.microsoft.com/office/word/2018/wordml/cex" xmlns:w16cid="http://schemas.microsoft.com/office/word/2016/wordml/cid" xmlns:w16="http://schemas.microsoft.com/office/word/2018/wordml" xmlns:w16sdtdh="http://schemas.microsoft.com/office/word/2020/wordml/sdtdatahash" xmlns:w16se="http://schemas.microsoft.com/office/word/2015/wordml/symex" xmlns:wpg="http://schemas.microsoft.com/office/word/2010/wordprocessingGroup" xmlns:wpi="http://schemas.microsoft.com/office/word/2010/wordprocessingInk" xmlns:wne="http://schemas.microsoft.com/office/word/2006/wordml" xmlns:wps="http://schemas.microsoft.com/office/word/2010/wordprocessingShape" mc:Ignorable="w14 w15 w16se w16cid w16 w16cex w16sdtdh wp14">
+<w:comments xmlns:wpc="http://schemas.microsoft.com/office/word/2010/wordprocessingCanvas" xmlns:cx="http://schemas.microsoft.com/office/drawing/2014/chartex" xmlns:cx1="http://schemas.microsoft.com/office/drawing/2015/9/8/chartex" xmlns:cx2="http://schemas.microsoft.com/office/drawing/2015/10/21/chartex" xmlns:cx3="http://schemas.microsoft.com/office/drawing/2016/5/9/chartex" xmlns:cx4="http://schemas.microsoft.com/office/drawing/2016/5/10/chartex" xmlns:cx5="http://schemas.microsoft.com/office/drawing/2016/5/11/chartex" xmlns:cx6="http://schemas.microsoft.com/office/drawing/2016/5/12/chartex" xmlns:cx7="http://schemas.microsoft.com/office/drawing/2016/5/13/chartex" xmlns:cx8="http://schemas.microsoft.com/office/drawing/2016/5/14/chartex" xmlns:mc="http://schemas.openxmlformats.org/markup-compatibility/2006" xmlns:aink="http://schemas.microsoft.com/office/drawing/2016/ink" xmlns:am3d="http://schemas.microsoft.com/office/drawing/2017/model3d" xmlns:o="urn:schemas-microsoft-com:office:office" xmlns:r="http://schemas.openxmlformats.org/officeDocument/2006/relationships" xmlns:m="http://schemas.openxmlformats.org/officeDocument/2006/math" xmlns:v="urn:schemas-microsoft-com:vml" xmlns:wp14="http://schemas.microsoft.com/office/word/2010/wordprocessingDrawing" xmlns:wp="http://schemas.openxmlformats.org/drawingml/2006/wordprocessingDrawing" xmlns:w10="urn:schemas-microsoft-com:office:word" xmlns:w="http://schemas.openxmlformats.org/wordprocessingml/2006/main" xmlns:w14="http://schemas.microsoft.com/office/word/2010/wordml" xmlns:w15="http://schemas.microsoft.com/office/word/2012/wordml" xmlns:w16cex="http://schemas.microsoft.com/office/word/2018/wordml/cex" xmlns:w16cid="http://schemas.microsoft.com/office/word/2016/wordml/cid" xmlns:w16="http://schemas.microsoft.com/office/word/2018/wordml" xmlns:w16se="http://schemas.microsoft.com/office/word/2015/wordml/symex" xmlns:wpg="http://schemas.microsoft.com/office/word/2010/wordprocessingGroup" xmlns:wpi="http://schemas.microsoft.com/office/word/2010/wordprocessingInk" xmlns:wne="http://schemas.microsoft.com/office/word/2006/wordml" xmlns:wps="http://schemas.microsoft.com/office/word/2010/wordprocessingShape" mc:Ignorable="w14 w15 w16se w16cid w16 w16cex wp14">
   <w:comment w:id="40" w:author="Aleksey A. Kalentev" w:date="2025-10-31T13:49:00Z" w:initials="AAK">
     <w:p>
       <w:pPr>
@@ -26040,25 +24182,25 @@
 </file>
 
 <file path=word/commentsExtended.xml><?xml version="1.0" encoding="utf-8"?>
-<w15:commentsEx xmlns:wpc="http://schemas.microsoft.com/office/word/2010/wordprocessingCanvas" xmlns:cx="http://schemas.microsoft.com/office/drawing/2014/chartex" xmlns:cx1="http://schemas.microsoft.com/office/drawing/2015/9/8/chartex" xmlns:cx2="http://schemas.microsoft.com/office/drawing/2015/10/21/chartex" xmlns:cx3="http://schemas.microsoft.com/office/drawing/2016/5/9/chartex" xmlns:cx4="http://schemas.microsoft.com/office/drawing/2016/5/10/chartex" xmlns:cx5="http://schemas.microsoft.com/office/drawing/2016/5/11/chartex" xmlns:cx6="http://schemas.microsoft.com/office/drawing/2016/5/12/chartex" xmlns:cx7="http://schemas.microsoft.com/office/drawing/2016/5/13/chartex" xmlns:cx8="http://schemas.microsoft.com/office/drawing/2016/5/14/chartex" xmlns:mc="http://schemas.openxmlformats.org/markup-compatibility/2006" xmlns:aink="http://schemas.microsoft.com/office/drawing/2016/ink" xmlns:am3d="http://schemas.microsoft.com/office/drawing/2017/model3d" xmlns:o="urn:schemas-microsoft-com:office:office" xmlns:r="http://schemas.openxmlformats.org/officeDocument/2006/relationships" xmlns:m="http://schemas.openxmlformats.org/officeDocument/2006/math" xmlns:v="urn:schemas-microsoft-com:vml" xmlns:wp14="http://schemas.microsoft.com/office/word/2010/wordprocessingDrawing" xmlns:wp="http://schemas.openxmlformats.org/drawingml/2006/wordprocessingDrawing" xmlns:w10="urn:schemas-microsoft-com:office:word" xmlns:w="http://schemas.openxmlformats.org/wordprocessingml/2006/main" xmlns:w14="http://schemas.microsoft.com/office/word/2010/wordml" xmlns:w15="http://schemas.microsoft.com/office/word/2012/wordml" xmlns:w16cex="http://schemas.microsoft.com/office/word/2018/wordml/cex" xmlns:w16cid="http://schemas.microsoft.com/office/word/2016/wordml/cid" xmlns:w16="http://schemas.microsoft.com/office/word/2018/wordml" xmlns:w16sdtdh="http://schemas.microsoft.com/office/word/2020/wordml/sdtdatahash" xmlns:w16se="http://schemas.microsoft.com/office/word/2015/wordml/symex" xmlns:wpg="http://schemas.microsoft.com/office/word/2010/wordprocessingGroup" xmlns:wpi="http://schemas.microsoft.com/office/word/2010/wordprocessingInk" xmlns:wne="http://schemas.microsoft.com/office/word/2006/wordml" xmlns:wps="http://schemas.microsoft.com/office/word/2010/wordprocessingShape" mc:Ignorable="w14 w15 w16se w16cid w16 w16cex w16sdtdh wp14">
+<w15:commentsEx xmlns:wpc="http://schemas.microsoft.com/office/word/2010/wordprocessingCanvas" xmlns:cx="http://schemas.microsoft.com/office/drawing/2014/chartex" xmlns:cx1="http://schemas.microsoft.com/office/drawing/2015/9/8/chartex" xmlns:cx2="http://schemas.microsoft.com/office/drawing/2015/10/21/chartex" xmlns:cx3="http://schemas.microsoft.com/office/drawing/2016/5/9/chartex" xmlns:cx4="http://schemas.microsoft.com/office/drawing/2016/5/10/chartex" xmlns:cx5="http://schemas.microsoft.com/office/drawing/2016/5/11/chartex" xmlns:cx6="http://schemas.microsoft.com/office/drawing/2016/5/12/chartex" xmlns:cx7="http://schemas.microsoft.com/office/drawing/2016/5/13/chartex" xmlns:cx8="http://schemas.microsoft.com/office/drawing/2016/5/14/chartex" xmlns:mc="http://schemas.openxmlformats.org/markup-compatibility/2006" xmlns:aink="http://schemas.microsoft.com/office/drawing/2016/ink" xmlns:am3d="http://schemas.microsoft.com/office/drawing/2017/model3d" xmlns:o="urn:schemas-microsoft-com:office:office" xmlns:r="http://schemas.openxmlformats.org/officeDocument/2006/relationships" xmlns:m="http://schemas.openxmlformats.org/officeDocument/2006/math" xmlns:v="urn:schemas-microsoft-com:vml" xmlns:wp14="http://schemas.microsoft.com/office/word/2010/wordprocessingDrawing" xmlns:wp="http://schemas.openxmlformats.org/drawingml/2006/wordprocessingDrawing" xmlns:w10="urn:schemas-microsoft-com:office:word" xmlns:w="http://schemas.openxmlformats.org/wordprocessingml/2006/main" xmlns:w14="http://schemas.microsoft.com/office/word/2010/wordml" xmlns:w15="http://schemas.microsoft.com/office/word/2012/wordml" xmlns:w16cex="http://schemas.microsoft.com/office/word/2018/wordml/cex" xmlns:w16cid="http://schemas.microsoft.com/office/word/2016/wordml/cid" xmlns:w16="http://schemas.microsoft.com/office/word/2018/wordml" xmlns:w16se="http://schemas.microsoft.com/office/word/2015/wordml/symex" xmlns:wpg="http://schemas.microsoft.com/office/word/2010/wordprocessingGroup" xmlns:wpi="http://schemas.microsoft.com/office/word/2010/wordprocessingInk" xmlns:wne="http://schemas.microsoft.com/office/word/2006/wordml" xmlns:wps="http://schemas.microsoft.com/office/word/2010/wordprocessingShape" mc:Ignorable="w14 w15 w16se w16cid w16 w16cex wp14">
   <w15:commentEx w15:paraId="654CE584" w15:done="0"/>
 </w15:commentsEx>
 </file>
 
 <file path=word/commentsExtensible.xml><?xml version="1.0" encoding="utf-8"?>
-<w16cex:commentsExtensible xmlns:wpc="http://schemas.microsoft.com/office/word/2010/wordprocessingCanvas" xmlns:cx="http://schemas.microsoft.com/office/drawing/2014/chartex" xmlns:cx1="http://schemas.microsoft.com/office/drawing/2015/9/8/chartex" xmlns:cx2="http://schemas.microsoft.com/office/drawing/2015/10/21/chartex" xmlns:cx3="http://schemas.microsoft.com/office/drawing/2016/5/9/chartex" xmlns:cx4="http://schemas.microsoft.com/office/drawing/2016/5/10/chartex" xmlns:cx5="http://schemas.microsoft.com/office/drawing/2016/5/11/chartex" xmlns:cx6="http://schemas.microsoft.com/office/drawing/2016/5/12/chartex" xmlns:cx7="http://schemas.microsoft.com/office/drawing/2016/5/13/chartex" xmlns:cx8="http://schemas.microsoft.com/office/drawing/2016/5/14/chartex" xmlns:mc="http://schemas.openxmlformats.org/markup-compatibility/2006" xmlns:aink="http://schemas.microsoft.com/office/drawing/2016/ink" xmlns:am3d="http://schemas.microsoft.com/office/drawing/2017/model3d" xmlns:o="urn:schemas-microsoft-com:office:office" xmlns:r="http://schemas.openxmlformats.org/officeDocument/2006/relationships" xmlns:m="http://schemas.openxmlformats.org/officeDocument/2006/math" xmlns:v="urn:schemas-microsoft-com:vml" xmlns:wp14="http://schemas.microsoft.com/office/word/2010/wordprocessingDrawing" xmlns:wp="http://schemas.openxmlformats.org/drawingml/2006/wordprocessingDrawing" xmlns:w10="urn:schemas-microsoft-com:office:word" xmlns:w="http://schemas.openxmlformats.org/wordprocessingml/2006/main" xmlns:w14="http://schemas.microsoft.com/office/word/2010/wordml" xmlns:w15="http://schemas.microsoft.com/office/word/2012/wordml" xmlns:w16cex="http://schemas.microsoft.com/office/word/2018/wordml/cex" xmlns:w16cid="http://schemas.microsoft.com/office/word/2016/wordml/cid" xmlns:w16="http://schemas.microsoft.com/office/word/2018/wordml" xmlns:w16sdtdh="http://schemas.microsoft.com/office/word/2020/wordml/sdtdatahash" xmlns:w16se="http://schemas.microsoft.com/office/word/2015/wordml/symex" xmlns:wpg="http://schemas.microsoft.com/office/word/2010/wordprocessingGroup" xmlns:wpi="http://schemas.microsoft.com/office/word/2010/wordprocessingInk" xmlns:wne="http://schemas.microsoft.com/office/word/2006/wordml" xmlns:wps="http://schemas.microsoft.com/office/word/2010/wordprocessingShape" mc:Ignorable="w14 w15 w16se w16cid w16 w16cex w16sdtdh wp14">
+<w16cex:commentsExtensible xmlns:wpc="http://schemas.microsoft.com/office/word/2010/wordprocessingCanvas" xmlns:cx="http://schemas.microsoft.com/office/drawing/2014/chartex" xmlns:cx1="http://schemas.microsoft.com/office/drawing/2015/9/8/chartex" xmlns:cx2="http://schemas.microsoft.com/office/drawing/2015/10/21/chartex" xmlns:cx3="http://schemas.microsoft.com/office/drawing/2016/5/9/chartex" xmlns:cx4="http://schemas.microsoft.com/office/drawing/2016/5/10/chartex" xmlns:cx5="http://schemas.microsoft.com/office/drawing/2016/5/11/chartex" xmlns:cx6="http://schemas.microsoft.com/office/drawing/2016/5/12/chartex" xmlns:cx7="http://schemas.microsoft.com/office/drawing/2016/5/13/chartex" xmlns:cx8="http://schemas.microsoft.com/office/drawing/2016/5/14/chartex" xmlns:mc="http://schemas.openxmlformats.org/markup-compatibility/2006" xmlns:aink="http://schemas.microsoft.com/office/drawing/2016/ink" xmlns:am3d="http://schemas.microsoft.com/office/drawing/2017/model3d" xmlns:o="urn:schemas-microsoft-com:office:office" xmlns:r="http://schemas.openxmlformats.org/officeDocument/2006/relationships" xmlns:m="http://schemas.openxmlformats.org/officeDocument/2006/math" xmlns:v="urn:schemas-microsoft-com:vml" xmlns:wp14="http://schemas.microsoft.com/office/word/2010/wordprocessingDrawing" xmlns:wp="http://schemas.openxmlformats.org/drawingml/2006/wordprocessingDrawing" xmlns:w10="urn:schemas-microsoft-com:office:word" xmlns:w="http://schemas.openxmlformats.org/wordprocessingml/2006/main" xmlns:w14="http://schemas.microsoft.com/office/word/2010/wordml" xmlns:w15="http://schemas.microsoft.com/office/word/2012/wordml" xmlns:w16cex="http://schemas.microsoft.com/office/word/2018/wordml/cex" xmlns:w16cid="http://schemas.microsoft.com/office/word/2016/wordml/cid" xmlns:w16="http://schemas.microsoft.com/office/word/2018/wordml" xmlns:w16se="http://schemas.microsoft.com/office/word/2015/wordml/symex" xmlns:wpg="http://schemas.microsoft.com/office/word/2010/wordprocessingGroup" xmlns:wpi="http://schemas.microsoft.com/office/word/2010/wordprocessingInk" xmlns:wne="http://schemas.microsoft.com/office/word/2006/wordml" xmlns:wps="http://schemas.microsoft.com/office/word/2010/wordprocessingShape" mc:Ignorable="w14 w15 w16se w16cid w16 w16cex wp14">
   <w16cex:commentExtensible w16cex:durableId="2CAF3CF8" w16cex:dateUtc="2025-10-31T06:49:00Z"/>
 </w16cex:commentsExtensible>
 </file>
 
 <file path=word/commentsIds.xml><?xml version="1.0" encoding="utf-8"?>
-<w16cid:commentsIds xmlns:wpc="http://schemas.microsoft.com/office/word/2010/wordprocessingCanvas" xmlns:cx="http://schemas.microsoft.com/office/drawing/2014/chartex" xmlns:cx1="http://schemas.microsoft.com/office/drawing/2015/9/8/chartex" xmlns:cx2="http://schemas.microsoft.com/office/drawing/2015/10/21/chartex" xmlns:cx3="http://schemas.microsoft.com/office/drawing/2016/5/9/chartex" xmlns:cx4="http://schemas.microsoft.com/office/drawing/2016/5/10/chartex" xmlns:cx5="http://schemas.microsoft.com/office/drawing/2016/5/11/chartex" xmlns:cx6="http://schemas.microsoft.com/office/drawing/2016/5/12/chartex" xmlns:cx7="http://schemas.microsoft.com/office/drawing/2016/5/13/chartex" xmlns:cx8="http://schemas.microsoft.com/office/drawing/2016/5/14/chartex" xmlns:mc="http://schemas.openxmlformats.org/markup-compatibility/2006" xmlns:aink="http://schemas.microsoft.com/office/drawing/2016/ink" xmlns:am3d="http://schemas.microsoft.com/office/drawing/2017/model3d" xmlns:o="urn:schemas-microsoft-com:office:office" xmlns:r="http://schemas.openxmlformats.org/officeDocument/2006/relationships" xmlns:m="http://schemas.openxmlformats.org/officeDocument/2006/math" xmlns:v="urn:schemas-microsoft-com:vml" xmlns:wp14="http://schemas.microsoft.com/office/word/2010/wordprocessingDrawing" xmlns:wp="http://schemas.openxmlformats.org/drawingml/2006/wordprocessingDrawing" xmlns:w10="urn:schemas-microsoft-com:office:word" xmlns:w="http://schemas.openxmlformats.org/wordprocessingml/2006/main" xmlns:w14="http://schemas.microsoft.com/office/word/2010/wordml" xmlns:w15="http://schemas.microsoft.com/office/word/2012/wordml" xmlns:w16cex="http://schemas.microsoft.com/office/word/2018/wordml/cex" xmlns:w16cid="http://schemas.microsoft.com/office/word/2016/wordml/cid" xmlns:w16="http://schemas.microsoft.com/office/word/2018/wordml" xmlns:w16sdtdh="http://schemas.microsoft.com/office/word/2020/wordml/sdtdatahash" xmlns:w16se="http://schemas.microsoft.com/office/word/2015/wordml/symex" xmlns:wpg="http://schemas.microsoft.com/office/word/2010/wordprocessingGroup" xmlns:wpi="http://schemas.microsoft.com/office/word/2010/wordprocessingInk" xmlns:wne="http://schemas.microsoft.com/office/word/2006/wordml" xmlns:wps="http://schemas.microsoft.com/office/word/2010/wordprocessingShape" mc:Ignorable="w14 w15 w16se w16cid w16 w16cex w16sdtdh wp14">
+<w16cid:commentsIds xmlns:wpc="http://schemas.microsoft.com/office/word/2010/wordprocessingCanvas" xmlns:cx="http://schemas.microsoft.com/office/drawing/2014/chartex" xmlns:cx1="http://schemas.microsoft.com/office/drawing/2015/9/8/chartex" xmlns:cx2="http://schemas.microsoft.com/office/drawing/2015/10/21/chartex" xmlns:cx3="http://schemas.microsoft.com/office/drawing/2016/5/9/chartex" xmlns:cx4="http://schemas.microsoft.com/office/drawing/2016/5/10/chartex" xmlns:cx5="http://schemas.microsoft.com/office/drawing/2016/5/11/chartex" xmlns:cx6="http://schemas.microsoft.com/office/drawing/2016/5/12/chartex" xmlns:cx7="http://schemas.microsoft.com/office/drawing/2016/5/13/chartex" xmlns:cx8="http://schemas.microsoft.com/office/drawing/2016/5/14/chartex" xmlns:mc="http://schemas.openxmlformats.org/markup-compatibility/2006" xmlns:aink="http://schemas.microsoft.com/office/drawing/2016/ink" xmlns:am3d="http://schemas.microsoft.com/office/drawing/2017/model3d" xmlns:o="urn:schemas-microsoft-com:office:office" xmlns:r="http://schemas.openxmlformats.org/officeDocument/2006/relationships" xmlns:m="http://schemas.openxmlformats.org/officeDocument/2006/math" xmlns:v="urn:schemas-microsoft-com:vml" xmlns:wp14="http://schemas.microsoft.com/office/word/2010/wordprocessingDrawing" xmlns:wp="http://schemas.openxmlformats.org/drawingml/2006/wordprocessingDrawing" xmlns:w10="urn:schemas-microsoft-com:office:word" xmlns:w="http://schemas.openxmlformats.org/wordprocessingml/2006/main" xmlns:w14="http://schemas.microsoft.com/office/word/2010/wordml" xmlns:w15="http://schemas.microsoft.com/office/word/2012/wordml" xmlns:w16cex="http://schemas.microsoft.com/office/word/2018/wordml/cex" xmlns:w16cid="http://schemas.microsoft.com/office/word/2016/wordml/cid" xmlns:w16="http://schemas.microsoft.com/office/word/2018/wordml" xmlns:w16se="http://schemas.microsoft.com/office/word/2015/wordml/symex" xmlns:wpg="http://schemas.microsoft.com/office/word/2010/wordprocessingGroup" xmlns:wpi="http://schemas.microsoft.com/office/word/2010/wordprocessingInk" xmlns:wne="http://schemas.microsoft.com/office/word/2006/wordml" xmlns:wps="http://schemas.microsoft.com/office/word/2010/wordprocessingShape" mc:Ignorable="w14 w15 w16se w16cid w16 w16cex wp14">
   <w16cid:commentId w16cid:paraId="654CE584" w16cid:durableId="2CAF3CF8"/>
 </w16cid:commentsIds>
 </file>
 
 <file path=word/endnotes.xml><?xml version="1.0" encoding="utf-8"?>
-<w:endnotes xmlns:wpc="http://schemas.microsoft.com/office/word/2010/wordprocessingCanvas" xmlns:cx="http://schemas.microsoft.com/office/drawing/2014/chartex" xmlns:cx1="http://schemas.microsoft.com/office/drawing/2015/9/8/chartex" xmlns:cx2="http://schemas.microsoft.com/office/drawing/2015/10/21/chartex" xmlns:cx3="http://schemas.microsoft.com/office/drawing/2016/5/9/chartex" xmlns:cx4="http://schemas.microsoft.com/office/drawing/2016/5/10/chartex" xmlns:cx5="http://schemas.microsoft.com/office/drawing/2016/5/11/chartex" xmlns:cx6="http://schemas.microsoft.com/office/drawing/2016/5/12/chartex" xmlns:cx7="http://schemas.microsoft.com/office/drawing/2016/5/13/chartex" xmlns:cx8="http://schemas.microsoft.com/office/drawing/2016/5/14/chartex" xmlns:mc="http://schemas.openxmlformats.org/markup-compatibility/2006" xmlns:aink="http://schemas.microsoft.com/office/drawing/2016/ink" xmlns:am3d="http://schemas.microsoft.com/office/drawing/2017/model3d" xmlns:o="urn:schemas-microsoft-com:office:office" xmlns:r="http://schemas.openxmlformats.org/officeDocument/2006/relationships" xmlns:m="http://schemas.openxmlformats.org/officeDocument/2006/math" xmlns:v="urn:schemas-microsoft-com:vml" xmlns:wp14="http://schemas.microsoft.com/office/word/2010/wordprocessingDrawing" xmlns:wp="http://schemas.openxmlformats.org/drawingml/2006/wordprocessingDrawing" xmlns:w10="urn:schemas-microsoft-com:office:word" xmlns:w="http://schemas.openxmlformats.org/wordprocessingml/2006/main" xmlns:w14="http://schemas.microsoft.com/office/word/2010/wordml" xmlns:w15="http://schemas.microsoft.com/office/word/2012/wordml" xmlns:w16cex="http://schemas.microsoft.com/office/word/2018/wordml/cex" xmlns:w16cid="http://schemas.microsoft.com/office/word/2016/wordml/cid" xmlns:w16="http://schemas.microsoft.com/office/word/2018/wordml" xmlns:w16sdtdh="http://schemas.microsoft.com/office/word/2020/wordml/sdtdatahash" xmlns:w16se="http://schemas.microsoft.com/office/word/2015/wordml/symex" xmlns:wpg="http://schemas.microsoft.com/office/word/2010/wordprocessingGroup" xmlns:wpi="http://schemas.microsoft.com/office/word/2010/wordprocessingInk" xmlns:wne="http://schemas.microsoft.com/office/word/2006/wordml" xmlns:wps="http://schemas.microsoft.com/office/word/2010/wordprocessingShape" mc:Ignorable="w14 w15 w16se w16cid w16 w16cex w16sdtdh wp14">
+<w:endnotes xmlns:wpc="http://schemas.microsoft.com/office/word/2010/wordprocessingCanvas" xmlns:cx="http://schemas.microsoft.com/office/drawing/2014/chartex" xmlns:cx1="http://schemas.microsoft.com/office/drawing/2015/9/8/chartex" xmlns:cx2="http://schemas.microsoft.com/office/drawing/2015/10/21/chartex" xmlns:cx3="http://schemas.microsoft.com/office/drawing/2016/5/9/chartex" xmlns:cx4="http://schemas.microsoft.com/office/drawing/2016/5/10/chartex" xmlns:cx5="http://schemas.microsoft.com/office/drawing/2016/5/11/chartex" xmlns:cx6="http://schemas.microsoft.com/office/drawing/2016/5/12/chartex" xmlns:cx7="http://schemas.microsoft.com/office/drawing/2016/5/13/chartex" xmlns:cx8="http://schemas.microsoft.com/office/drawing/2016/5/14/chartex" xmlns:mc="http://schemas.openxmlformats.org/markup-compatibility/2006" xmlns:aink="http://schemas.microsoft.com/office/drawing/2016/ink" xmlns:am3d="http://schemas.microsoft.com/office/drawing/2017/model3d" xmlns:o="urn:schemas-microsoft-com:office:office" xmlns:r="http://schemas.openxmlformats.org/officeDocument/2006/relationships" xmlns:m="http://schemas.openxmlformats.org/officeDocument/2006/math" xmlns:v="urn:schemas-microsoft-com:vml" xmlns:wp14="http://schemas.microsoft.com/office/word/2010/wordprocessingDrawing" xmlns:wp="http://schemas.openxmlformats.org/drawingml/2006/wordprocessingDrawing" xmlns:w10="urn:schemas-microsoft-com:office:word" xmlns:w="http://schemas.openxmlformats.org/wordprocessingml/2006/main" xmlns:w14="http://schemas.microsoft.com/office/word/2010/wordml" xmlns:w15="http://schemas.microsoft.com/office/word/2012/wordml" xmlns:w16cex="http://schemas.microsoft.com/office/word/2018/wordml/cex" xmlns:w16cid="http://schemas.microsoft.com/office/word/2016/wordml/cid" xmlns:w16="http://schemas.microsoft.com/office/word/2018/wordml" xmlns:w16se="http://schemas.microsoft.com/office/word/2015/wordml/symex" xmlns:wpg="http://schemas.microsoft.com/office/word/2010/wordprocessingGroup" xmlns:wpi="http://schemas.microsoft.com/office/word/2010/wordprocessingInk" xmlns:wne="http://schemas.microsoft.com/office/word/2006/wordml" xmlns:wps="http://schemas.microsoft.com/office/word/2010/wordprocessingShape" mc:Ignorable="w14 w15 w16se w16cid w16 w16cex wp14">
   <w:endnote w:type="separator" w:id="-1">
     <w:p>
       <w:pPr>
@@ -26083,7 +24225,7 @@
 </file>
 
 <file path=word/footer1.xml><?xml version="1.0" encoding="utf-8"?>
-<w:ftr xmlns:wpc="http://schemas.microsoft.com/office/word/2010/wordprocessingCanvas" xmlns:cx="http://schemas.microsoft.com/office/drawing/2014/chartex" xmlns:cx1="http://schemas.microsoft.com/office/drawing/2015/9/8/chartex" xmlns:cx2="http://schemas.microsoft.com/office/drawing/2015/10/21/chartex" xmlns:cx3="http://schemas.microsoft.com/office/drawing/2016/5/9/chartex" xmlns:cx4="http://schemas.microsoft.com/office/drawing/2016/5/10/chartex" xmlns:cx5="http://schemas.microsoft.com/office/drawing/2016/5/11/chartex" xmlns:cx6="http://schemas.microsoft.com/office/drawing/2016/5/12/chartex" xmlns:cx7="http://schemas.microsoft.com/office/drawing/2016/5/13/chartex" xmlns:cx8="http://schemas.microsoft.com/office/drawing/2016/5/14/chartex" xmlns:mc="http://schemas.openxmlformats.org/markup-compatibility/2006" xmlns:aink="http://schemas.microsoft.com/office/drawing/2016/ink" xmlns:am3d="http://schemas.microsoft.com/office/drawing/2017/model3d" xmlns:o="urn:schemas-microsoft-com:office:office" xmlns:r="http://schemas.openxmlformats.org/officeDocument/2006/relationships" xmlns:m="http://schemas.openxmlformats.org/officeDocument/2006/math" xmlns:v="urn:schemas-microsoft-com:vml" xmlns:wp14="http://schemas.microsoft.com/office/word/2010/wordprocessingDrawing" xmlns:wp="http://schemas.openxmlformats.org/drawingml/2006/wordprocessingDrawing" xmlns:w10="urn:schemas-microsoft-com:office:word" xmlns:w="http://schemas.openxmlformats.org/wordprocessingml/2006/main" xmlns:w14="http://schemas.microsoft.com/office/word/2010/wordml" xmlns:w15="http://schemas.microsoft.com/office/word/2012/wordml" xmlns:w16cex="http://schemas.microsoft.com/office/word/2018/wordml/cex" xmlns:w16cid="http://schemas.microsoft.com/office/word/2016/wordml/cid" xmlns:w16="http://schemas.microsoft.com/office/word/2018/wordml" xmlns:w16sdtdh="http://schemas.microsoft.com/office/word/2020/wordml/sdtdatahash" xmlns:w16se="http://schemas.microsoft.com/office/word/2015/wordml/symex" xmlns:wpg="http://schemas.microsoft.com/office/word/2010/wordprocessingGroup" xmlns:wpi="http://schemas.microsoft.com/office/word/2010/wordprocessingInk" xmlns:wne="http://schemas.microsoft.com/office/word/2006/wordml" xmlns:wps="http://schemas.microsoft.com/office/word/2010/wordprocessingShape" mc:Ignorable="w14 w15 w16se w16cid w16 w16cex w16sdtdh wp14">
+<w:ftr xmlns:wpc="http://schemas.microsoft.com/office/word/2010/wordprocessingCanvas" xmlns:cx="http://schemas.microsoft.com/office/drawing/2014/chartex" xmlns:cx1="http://schemas.microsoft.com/office/drawing/2015/9/8/chartex" xmlns:cx2="http://schemas.microsoft.com/office/drawing/2015/10/21/chartex" xmlns:cx3="http://schemas.microsoft.com/office/drawing/2016/5/9/chartex" xmlns:cx4="http://schemas.microsoft.com/office/drawing/2016/5/10/chartex" xmlns:cx5="http://schemas.microsoft.com/office/drawing/2016/5/11/chartex" xmlns:cx6="http://schemas.microsoft.com/office/drawing/2016/5/12/chartex" xmlns:cx7="http://schemas.microsoft.com/office/drawing/2016/5/13/chartex" xmlns:cx8="http://schemas.microsoft.com/office/drawing/2016/5/14/chartex" xmlns:mc="http://schemas.openxmlformats.org/markup-compatibility/2006" xmlns:aink="http://schemas.microsoft.com/office/drawing/2016/ink" xmlns:am3d="http://schemas.microsoft.com/office/drawing/2017/model3d" xmlns:o="urn:schemas-microsoft-com:office:office" xmlns:r="http://schemas.openxmlformats.org/officeDocument/2006/relationships" xmlns:m="http://schemas.openxmlformats.org/officeDocument/2006/math" xmlns:v="urn:schemas-microsoft-com:vml" xmlns:wp14="http://schemas.microsoft.com/office/word/2010/wordprocessingDrawing" xmlns:wp="http://schemas.openxmlformats.org/drawingml/2006/wordprocessingDrawing" xmlns:w10="urn:schemas-microsoft-com:office:word" xmlns:w="http://schemas.openxmlformats.org/wordprocessingml/2006/main" xmlns:w14="http://schemas.microsoft.com/office/word/2010/wordml" xmlns:w15="http://schemas.microsoft.com/office/word/2012/wordml" xmlns:w16cex="http://schemas.microsoft.com/office/word/2018/wordml/cex" xmlns:w16cid="http://schemas.microsoft.com/office/word/2016/wordml/cid" xmlns:w16="http://schemas.microsoft.com/office/word/2018/wordml" xmlns:w16se="http://schemas.microsoft.com/office/word/2015/wordml/symex" xmlns:wpg="http://schemas.microsoft.com/office/word/2010/wordprocessingGroup" xmlns:wpi="http://schemas.microsoft.com/office/word/2010/wordprocessingInk" xmlns:wne="http://schemas.microsoft.com/office/word/2006/wordml" xmlns:wps="http://schemas.microsoft.com/office/word/2010/wordprocessingShape" mc:Ignorable="w14 w15 w16se w16cid w16 w16cex wp14">
   <w:sdt>
     <w:sdtPr>
       <w:id w:val="1971093946"/>
@@ -26162,7 +24304,7 @@
 </file>
 
 <file path=word/footnotes.xml><?xml version="1.0" encoding="utf-8"?>
-<w:footnotes xmlns:wpc="http://schemas.microsoft.com/office/word/2010/wordprocessingCanvas" xmlns:cx="http://schemas.microsoft.com/office/drawing/2014/chartex" xmlns:cx1="http://schemas.microsoft.com/office/drawing/2015/9/8/chartex" xmlns:cx2="http://schemas.microsoft.com/office/drawing/2015/10/21/chartex" xmlns:cx3="http://schemas.microsoft.com/office/drawing/2016/5/9/chartex" xmlns:cx4="http://schemas.microsoft.com/office/drawing/2016/5/10/chartex" xmlns:cx5="http://schemas.microsoft.com/office/drawing/2016/5/11/chartex" xmlns:cx6="http://schemas.microsoft.com/office/drawing/2016/5/12/chartex" xmlns:cx7="http://schemas.microsoft.com/office/drawing/2016/5/13/chartex" xmlns:cx8="http://schemas.microsoft.com/office/drawing/2016/5/14/chartex" xmlns:mc="http://schemas.openxmlformats.org/markup-compatibility/2006" xmlns:aink="http://schemas.microsoft.com/office/drawing/2016/ink" xmlns:am3d="http://schemas.microsoft.com/office/drawing/2017/model3d" xmlns:o="urn:schemas-microsoft-com:office:office" xmlns:r="http://schemas.openxmlformats.org/officeDocument/2006/relationships" xmlns:m="http://schemas.openxmlformats.org/officeDocument/2006/math" xmlns:v="urn:schemas-microsoft-com:vml" xmlns:wp14="http://schemas.microsoft.com/office/word/2010/wordprocessingDrawing" xmlns:wp="http://schemas.openxmlformats.org/drawingml/2006/wordprocessingDrawing" xmlns:w10="urn:schemas-microsoft-com:office:word" xmlns:w="http://schemas.openxmlformats.org/wordprocessingml/2006/main" xmlns:w14="http://schemas.microsoft.com/office/word/2010/wordml" xmlns:w15="http://schemas.microsoft.com/office/word/2012/wordml" xmlns:w16cex="http://schemas.microsoft.com/office/word/2018/wordml/cex" xmlns:w16cid="http://schemas.microsoft.com/office/word/2016/wordml/cid" xmlns:w16="http://schemas.microsoft.com/office/word/2018/wordml" xmlns:w16sdtdh="http://schemas.microsoft.com/office/word/2020/wordml/sdtdatahash" xmlns:w16se="http://schemas.microsoft.com/office/word/2015/wordml/symex" xmlns:wpg="http://schemas.microsoft.com/office/word/2010/wordprocessingGroup" xmlns:wpi="http://schemas.microsoft.com/office/word/2010/wordprocessingInk" xmlns:wne="http://schemas.microsoft.com/office/word/2006/wordml" xmlns:wps="http://schemas.microsoft.com/office/word/2010/wordprocessingShape" mc:Ignorable="w14 w15 w16se w16cid w16 w16cex w16sdtdh wp14">
+<w:footnotes xmlns:wpc="http://schemas.microsoft.com/office/word/2010/wordprocessingCanvas" xmlns:cx="http://schemas.microsoft.com/office/drawing/2014/chartex" xmlns:cx1="http://schemas.microsoft.com/office/drawing/2015/9/8/chartex" xmlns:cx2="http://schemas.microsoft.com/office/drawing/2015/10/21/chartex" xmlns:cx3="http://schemas.microsoft.com/office/drawing/2016/5/9/chartex" xmlns:cx4="http://schemas.microsoft.com/office/drawing/2016/5/10/chartex" xmlns:cx5="http://schemas.microsoft.com/office/drawing/2016/5/11/chartex" xmlns:cx6="http://schemas.microsoft.com/office/drawing/2016/5/12/chartex" xmlns:cx7="http://schemas.microsoft.com/office/drawing/2016/5/13/chartex" xmlns:cx8="http://schemas.microsoft.com/office/drawing/2016/5/14/chartex" xmlns:mc="http://schemas.openxmlformats.org/markup-compatibility/2006" xmlns:aink="http://schemas.microsoft.com/office/drawing/2016/ink" xmlns:am3d="http://schemas.microsoft.com/office/drawing/2017/model3d" xmlns:o="urn:schemas-microsoft-com:office:office" xmlns:r="http://schemas.openxmlformats.org/officeDocument/2006/relationships" xmlns:m="http://schemas.openxmlformats.org/officeDocument/2006/math" xmlns:v="urn:schemas-microsoft-com:vml" xmlns:wp14="http://schemas.microsoft.com/office/word/2010/wordprocessingDrawing" xmlns:wp="http://schemas.openxmlformats.org/drawingml/2006/wordprocessingDrawing" xmlns:w10="urn:schemas-microsoft-com:office:word" xmlns:w="http://schemas.openxmlformats.org/wordprocessingml/2006/main" xmlns:w14="http://schemas.microsoft.com/office/word/2010/wordml" xmlns:w15="http://schemas.microsoft.com/office/word/2012/wordml" xmlns:w16cex="http://schemas.microsoft.com/office/word/2018/wordml/cex" xmlns:w16cid="http://schemas.microsoft.com/office/word/2016/wordml/cid" xmlns:w16="http://schemas.microsoft.com/office/word/2018/wordml" xmlns:w16se="http://schemas.microsoft.com/office/word/2015/wordml/symex" xmlns:wpg="http://schemas.microsoft.com/office/word/2010/wordprocessingGroup" xmlns:wpi="http://schemas.microsoft.com/office/word/2010/wordprocessingInk" xmlns:wne="http://schemas.microsoft.com/office/word/2006/wordml" xmlns:wps="http://schemas.microsoft.com/office/word/2010/wordprocessingShape" mc:Ignorable="w14 w15 w16se w16cid w16 w16cex wp14">
   <w:footnote w:type="separator" w:id="-1">
     <w:p>
       <w:pPr>
@@ -26187,7 +24329,7 @@
 </file>
 
 <file path=word/numbering.xml><?xml version="1.0" encoding="utf-8"?>
-<w:numbering xmlns:wpc="http://schemas.microsoft.com/office/word/2010/wordprocessingCanvas" xmlns:cx="http://schemas.microsoft.com/office/drawing/2014/chartex" xmlns:cx1="http://schemas.microsoft.com/office/drawing/2015/9/8/chartex" xmlns:cx2="http://schemas.microsoft.com/office/drawing/2015/10/21/chartex" xmlns:cx3="http://schemas.microsoft.com/office/drawing/2016/5/9/chartex" xmlns:cx4="http://schemas.microsoft.com/office/drawing/2016/5/10/chartex" xmlns:cx5="http://schemas.microsoft.com/office/drawing/2016/5/11/chartex" xmlns:cx6="http://schemas.microsoft.com/office/drawing/2016/5/12/chartex" xmlns:cx7="http://schemas.microsoft.com/office/drawing/2016/5/13/chartex" xmlns:cx8="http://schemas.microsoft.com/office/drawing/2016/5/14/chartex" xmlns:mc="http://schemas.openxmlformats.org/markup-compatibility/2006" xmlns:aink="http://schemas.microsoft.com/office/drawing/2016/ink" xmlns:am3d="http://schemas.microsoft.com/office/drawing/2017/model3d" xmlns:o="urn:schemas-microsoft-com:office:office" xmlns:r="http://schemas.openxmlformats.org/officeDocument/2006/relationships" xmlns:m="http://schemas.openxmlformats.org/officeDocument/2006/math" xmlns:v="urn:schemas-microsoft-com:vml" xmlns:wp14="http://schemas.microsoft.com/office/word/2010/wordprocessingDrawing" xmlns:wp="http://schemas.openxmlformats.org/drawingml/2006/wordprocessingDrawing" xmlns:w10="urn:schemas-microsoft-com:office:word" xmlns:w="http://schemas.openxmlformats.org/wordprocessingml/2006/main" xmlns:w14="http://schemas.microsoft.com/office/word/2010/wordml" xmlns:w15="http://schemas.microsoft.com/office/word/2012/wordml" xmlns:w16cex="http://schemas.microsoft.com/office/word/2018/wordml/cex" xmlns:w16cid="http://schemas.microsoft.com/office/word/2016/wordml/cid" xmlns:w16="http://schemas.microsoft.com/office/word/2018/wordml" xmlns:w16sdtdh="http://schemas.microsoft.com/office/word/2020/wordml/sdtdatahash" xmlns:w16se="http://schemas.microsoft.com/office/word/2015/wordml/symex" xmlns:wpg="http://schemas.microsoft.com/office/word/2010/wordprocessingGroup" xmlns:wpi="http://schemas.microsoft.com/office/word/2010/wordprocessingInk" xmlns:wne="http://schemas.microsoft.com/office/word/2006/wordml" xmlns:wps="http://schemas.microsoft.com/office/word/2010/wordprocessingShape" mc:Ignorable="w14 w15 w16se w16cid w16 w16cex w16sdtdh wp14">
+<w:numbering xmlns:wpc="http://schemas.microsoft.com/office/word/2010/wordprocessingCanvas" xmlns:cx="http://schemas.microsoft.com/office/drawing/2014/chartex" xmlns:cx1="http://schemas.microsoft.com/office/drawing/2015/9/8/chartex" xmlns:cx2="http://schemas.microsoft.com/office/drawing/2015/10/21/chartex" xmlns:cx3="http://schemas.microsoft.com/office/drawing/2016/5/9/chartex" xmlns:cx4="http://schemas.microsoft.com/office/drawing/2016/5/10/chartex" xmlns:cx5="http://schemas.microsoft.com/office/drawing/2016/5/11/chartex" xmlns:cx6="http://schemas.microsoft.com/office/drawing/2016/5/12/chartex" xmlns:cx7="http://schemas.microsoft.com/office/drawing/2016/5/13/chartex" xmlns:cx8="http://schemas.microsoft.com/office/drawing/2016/5/14/chartex" xmlns:mc="http://schemas.openxmlformats.org/markup-compatibility/2006" xmlns:aink="http://schemas.microsoft.com/office/drawing/2016/ink" xmlns:am3d="http://schemas.microsoft.com/office/drawing/2017/model3d" xmlns:o="urn:schemas-microsoft-com:office:office" xmlns:r="http://schemas.openxmlformats.org/officeDocument/2006/relationships" xmlns:m="http://schemas.openxmlformats.org/officeDocument/2006/math" xmlns:v="urn:schemas-microsoft-com:vml" xmlns:wp14="http://schemas.microsoft.com/office/word/2010/wordprocessingDrawing" xmlns:wp="http://schemas.openxmlformats.org/drawingml/2006/wordprocessingDrawing" xmlns:w10="urn:schemas-microsoft-com:office:word" xmlns:w="http://schemas.openxmlformats.org/wordprocessingml/2006/main" xmlns:w14="http://schemas.microsoft.com/office/word/2010/wordml" xmlns:w15="http://schemas.microsoft.com/office/word/2012/wordml" xmlns:w16cex="http://schemas.microsoft.com/office/word/2018/wordml/cex" xmlns:w16cid="http://schemas.microsoft.com/office/word/2016/wordml/cid" xmlns:w16="http://schemas.microsoft.com/office/word/2018/wordml" xmlns:w16se="http://schemas.microsoft.com/office/word/2015/wordml/symex" xmlns:wpg="http://schemas.microsoft.com/office/word/2010/wordprocessingGroup" xmlns:wpi="http://schemas.microsoft.com/office/word/2010/wordprocessingInk" xmlns:wne="http://schemas.microsoft.com/office/word/2006/wordml" xmlns:wps="http://schemas.microsoft.com/office/word/2010/wordprocessingShape" mc:Ignorable="w14 w15 w16se w16cid w16 w16cex wp14">
   <w:abstractNum w:abstractNumId="0" w15:restartNumberingAfterBreak="0">
     <w:nsid w:val="16660501"/>
     <w:multiLevelType w:val="multilevel"/>
@@ -28139,7 +26281,7 @@
 </file>
 
 <file path=word/people.xml><?xml version="1.0" encoding="utf-8"?>
-<w15:people xmlns:wpc="http://schemas.microsoft.com/office/word/2010/wordprocessingCanvas" xmlns:cx="http://schemas.microsoft.com/office/drawing/2014/chartex" xmlns:cx1="http://schemas.microsoft.com/office/drawing/2015/9/8/chartex" xmlns:cx2="http://schemas.microsoft.com/office/drawing/2015/10/21/chartex" xmlns:cx3="http://schemas.microsoft.com/office/drawing/2016/5/9/chartex" xmlns:cx4="http://schemas.microsoft.com/office/drawing/2016/5/10/chartex" xmlns:cx5="http://schemas.microsoft.com/office/drawing/2016/5/11/chartex" xmlns:cx6="http://schemas.microsoft.com/office/drawing/2016/5/12/chartex" xmlns:cx7="http://schemas.microsoft.com/office/drawing/2016/5/13/chartex" xmlns:cx8="http://schemas.microsoft.com/office/drawing/2016/5/14/chartex" xmlns:mc="http://schemas.openxmlformats.org/markup-compatibility/2006" xmlns:aink="http://schemas.microsoft.com/office/drawing/2016/ink" xmlns:am3d="http://schemas.microsoft.com/office/drawing/2017/model3d" xmlns:o="urn:schemas-microsoft-com:office:office" xmlns:r="http://schemas.openxmlformats.org/officeDocument/2006/relationships" xmlns:m="http://schemas.openxmlformats.org/officeDocument/2006/math" xmlns:v="urn:schemas-microsoft-com:vml" xmlns:wp14="http://schemas.microsoft.com/office/word/2010/wordprocessingDrawing" xmlns:wp="http://schemas.openxmlformats.org/drawingml/2006/wordprocessingDrawing" xmlns:w10="urn:schemas-microsoft-com:office:word" xmlns:w="http://schemas.openxmlformats.org/wordprocessingml/2006/main" xmlns:w14="http://schemas.microsoft.com/office/word/2010/wordml" xmlns:w15="http://schemas.microsoft.com/office/word/2012/wordml" xmlns:w16cex="http://schemas.microsoft.com/office/word/2018/wordml/cex" xmlns:w16cid="http://schemas.microsoft.com/office/word/2016/wordml/cid" xmlns:w16="http://schemas.microsoft.com/office/word/2018/wordml" xmlns:w16sdtdh="http://schemas.microsoft.com/office/word/2020/wordml/sdtdatahash" xmlns:w16se="http://schemas.microsoft.com/office/word/2015/wordml/symex" xmlns:wpg="http://schemas.microsoft.com/office/word/2010/wordprocessingGroup" xmlns:wpi="http://schemas.microsoft.com/office/word/2010/wordprocessingInk" xmlns:wne="http://schemas.microsoft.com/office/word/2006/wordml" xmlns:wps="http://schemas.microsoft.com/office/word/2010/wordprocessingShape" mc:Ignorable="w14 w15 w16se w16cid w16 w16cex w16sdtdh wp14">
+<w15:people xmlns:wpc="http://schemas.microsoft.com/office/word/2010/wordprocessingCanvas" xmlns:cx="http://schemas.microsoft.com/office/drawing/2014/chartex" xmlns:cx1="http://schemas.microsoft.com/office/drawing/2015/9/8/chartex" xmlns:cx2="http://schemas.microsoft.com/office/drawing/2015/10/21/chartex" xmlns:cx3="http://schemas.microsoft.com/office/drawing/2016/5/9/chartex" xmlns:cx4="http://schemas.microsoft.com/office/drawing/2016/5/10/chartex" xmlns:cx5="http://schemas.microsoft.com/office/drawing/2016/5/11/chartex" xmlns:cx6="http://schemas.microsoft.com/office/drawing/2016/5/12/chartex" xmlns:cx7="http://schemas.microsoft.com/office/drawing/2016/5/13/chartex" xmlns:cx8="http://schemas.microsoft.com/office/drawing/2016/5/14/chartex" xmlns:mc="http://schemas.openxmlformats.org/markup-compatibility/2006" xmlns:aink="http://schemas.microsoft.com/office/drawing/2016/ink" xmlns:am3d="http://schemas.microsoft.com/office/drawing/2017/model3d" xmlns:o="urn:schemas-microsoft-com:office:office" xmlns:r="http://schemas.openxmlformats.org/officeDocument/2006/relationships" xmlns:m="http://schemas.openxmlformats.org/officeDocument/2006/math" xmlns:v="urn:schemas-microsoft-com:vml" xmlns:wp14="http://schemas.microsoft.com/office/word/2010/wordprocessingDrawing" xmlns:wp="http://schemas.openxmlformats.org/drawingml/2006/wordprocessingDrawing" xmlns:w10="urn:schemas-microsoft-com:office:word" xmlns:w="http://schemas.openxmlformats.org/wordprocessingml/2006/main" xmlns:w14="http://schemas.microsoft.com/office/word/2010/wordml" xmlns:w15="http://schemas.microsoft.com/office/word/2012/wordml" xmlns:w16cex="http://schemas.microsoft.com/office/word/2018/wordml/cex" xmlns:w16cid="http://schemas.microsoft.com/office/word/2016/wordml/cid" xmlns:w16="http://schemas.microsoft.com/office/word/2018/wordml" xmlns:w16se="http://schemas.microsoft.com/office/word/2015/wordml/symex" xmlns:wpg="http://schemas.microsoft.com/office/word/2010/wordprocessingGroup" xmlns:wpi="http://schemas.microsoft.com/office/word/2010/wordprocessingInk" xmlns:wne="http://schemas.microsoft.com/office/word/2006/wordml" xmlns:wps="http://schemas.microsoft.com/office/word/2010/wordprocessingShape" mc:Ignorable="w14 w15 w16se w16cid w16 w16cex wp14">
   <w15:person w15:author="Aleksey A. Kalentev">
     <w15:presenceInfo w15:providerId="AD" w15:userId="S-1-5-21-507921405-1993962763-1957994488-151096"/>
   </w15:person>
@@ -28147,7 +26289,7 @@
 </file>
 
 <file path=word/styles.xml><?xml version="1.0" encoding="utf-8"?>
-<w:styles xmlns:mc="http://schemas.openxmlformats.org/markup-compatibility/2006" xmlns:r="http://schemas.openxmlformats.org/officeDocument/2006/relationships" xmlns:w="http://schemas.openxmlformats.org/wordprocessingml/2006/main" xmlns:w14="http://schemas.microsoft.com/office/word/2010/wordml" xmlns:w15="http://schemas.microsoft.com/office/word/2012/wordml" xmlns:w16cex="http://schemas.microsoft.com/office/word/2018/wordml/cex" xmlns:w16cid="http://schemas.microsoft.com/office/word/2016/wordml/cid" xmlns:w16="http://schemas.microsoft.com/office/word/2018/wordml" xmlns:w16sdtdh="http://schemas.microsoft.com/office/word/2020/wordml/sdtdatahash" xmlns:w16se="http://schemas.microsoft.com/office/word/2015/wordml/symex" mc:Ignorable="w14 w15 w16se w16cid w16 w16cex w16sdtdh">
+<w:styles xmlns:mc="http://schemas.openxmlformats.org/markup-compatibility/2006" xmlns:r="http://schemas.openxmlformats.org/officeDocument/2006/relationships" xmlns:w="http://schemas.openxmlformats.org/wordprocessingml/2006/main" xmlns:w14="http://schemas.microsoft.com/office/word/2010/wordml" xmlns:w15="http://schemas.microsoft.com/office/word/2012/wordml" xmlns:w16cex="http://schemas.microsoft.com/office/word/2018/wordml/cex" xmlns:w16cid="http://schemas.microsoft.com/office/word/2016/wordml/cid" xmlns:w16="http://schemas.microsoft.com/office/word/2018/wordml" xmlns:w16se="http://schemas.microsoft.com/office/word/2015/wordml/symex" mc:Ignorable="w14 w15 w16se w16cid w16 w16cex">
   <w:docDefaults>
     <w:rPrDefault>
       <w:rPr>
@@ -29263,7 +27405,7 @@
 </file>
 
 <file path=customXml/itemProps1.xml><?xml version="1.0" encoding="utf-8"?>
-<ds:datastoreItem xmlns:ds="http://schemas.openxmlformats.org/officeDocument/2006/customXml" ds:itemID="{2DDEDBD1-BA2B-437A-8054-102F03DB2773}">
+<ds:datastoreItem xmlns:ds="http://schemas.openxmlformats.org/officeDocument/2006/customXml" ds:itemID="{BB0E9B84-399B-4354-B720-0DC4E75D008E}">
   <ds:schemaRefs>
     <ds:schemaRef ds:uri="http://schemas.openxmlformats.org/officeDocument/2006/bibliography"/>
   </ds:schemaRefs>

--- a/ЛБ_5.docx
+++ b/ЛБ_5.docx
@@ -1,6 +1,6 @@
 
 <file path=word/document.xml><?xml version="1.0" encoding="utf-8"?>
-<w:document xmlns:wpc="http://schemas.microsoft.com/office/word/2010/wordprocessingCanvas" xmlns:cx="http://schemas.microsoft.com/office/drawing/2014/chartex" xmlns:cx1="http://schemas.microsoft.com/office/drawing/2015/9/8/chartex" xmlns:cx2="http://schemas.microsoft.com/office/drawing/2015/10/21/chartex" xmlns:cx3="http://schemas.microsoft.com/office/drawing/2016/5/9/chartex" xmlns:cx4="http://schemas.microsoft.com/office/drawing/2016/5/10/chartex" xmlns:cx5="http://schemas.microsoft.com/office/drawing/2016/5/11/chartex" xmlns:cx6="http://schemas.microsoft.com/office/drawing/2016/5/12/chartex" xmlns:cx7="http://schemas.microsoft.com/office/drawing/2016/5/13/chartex" xmlns:cx8="http://schemas.microsoft.com/office/drawing/2016/5/14/chartex" xmlns:mc="http://schemas.openxmlformats.org/markup-compatibility/2006" xmlns:aink="http://schemas.microsoft.com/office/drawing/2016/ink" xmlns:am3d="http://schemas.microsoft.com/office/drawing/2017/model3d" xmlns:o="urn:schemas-microsoft-com:office:office" xmlns:r="http://schemas.openxmlformats.org/officeDocument/2006/relationships" xmlns:m="http://schemas.openxmlformats.org/officeDocument/2006/math" xmlns:v="urn:schemas-microsoft-com:vml" xmlns:wp14="http://schemas.microsoft.com/office/word/2010/wordprocessingDrawing" xmlns:wp="http://schemas.openxmlformats.org/drawingml/2006/wordprocessingDrawing" xmlns:w10="urn:schemas-microsoft-com:office:word" xmlns:w="http://schemas.openxmlformats.org/wordprocessingml/2006/main" xmlns:w14="http://schemas.microsoft.com/office/word/2010/wordml" xmlns:w15="http://schemas.microsoft.com/office/word/2012/wordml" xmlns:w16cex="http://schemas.microsoft.com/office/word/2018/wordml/cex" xmlns:w16cid="http://schemas.microsoft.com/office/word/2016/wordml/cid" xmlns:w16="http://schemas.microsoft.com/office/word/2018/wordml" xmlns:w16se="http://schemas.microsoft.com/office/word/2015/wordml/symex" xmlns:wpg="http://schemas.microsoft.com/office/word/2010/wordprocessingGroup" xmlns:wpi="http://schemas.microsoft.com/office/word/2010/wordprocessingInk" xmlns:wne="http://schemas.microsoft.com/office/word/2006/wordml" xmlns:wps="http://schemas.microsoft.com/office/word/2010/wordprocessingShape" mc:Ignorable="w14 w15 w16se w16cid w16 w16cex wp14">
+<w:document xmlns:wpc="http://schemas.microsoft.com/office/word/2010/wordprocessingCanvas" xmlns:cx="http://schemas.microsoft.com/office/drawing/2014/chartex" xmlns:cx1="http://schemas.microsoft.com/office/drawing/2015/9/8/chartex" xmlns:cx2="http://schemas.microsoft.com/office/drawing/2015/10/21/chartex" xmlns:cx3="http://schemas.microsoft.com/office/drawing/2016/5/9/chartex" xmlns:cx4="http://schemas.microsoft.com/office/drawing/2016/5/10/chartex" xmlns:cx5="http://schemas.microsoft.com/office/drawing/2016/5/11/chartex" xmlns:cx6="http://schemas.microsoft.com/office/drawing/2016/5/12/chartex" xmlns:cx7="http://schemas.microsoft.com/office/drawing/2016/5/13/chartex" xmlns:cx8="http://schemas.microsoft.com/office/drawing/2016/5/14/chartex" xmlns:mc="http://schemas.openxmlformats.org/markup-compatibility/2006" xmlns:aink="http://schemas.microsoft.com/office/drawing/2016/ink" xmlns:am3d="http://schemas.microsoft.com/office/drawing/2017/model3d" xmlns:o="urn:schemas-microsoft-com:office:office" xmlns:r="http://schemas.openxmlformats.org/officeDocument/2006/relationships" xmlns:m="http://schemas.openxmlformats.org/officeDocument/2006/math" xmlns:v="urn:schemas-microsoft-com:vml" xmlns:wp14="http://schemas.microsoft.com/office/word/2010/wordprocessingDrawing" xmlns:wp="http://schemas.openxmlformats.org/drawingml/2006/wordprocessingDrawing" xmlns:w10="urn:schemas-microsoft-com:office:word" xmlns:w="http://schemas.openxmlformats.org/wordprocessingml/2006/main" xmlns:w14="http://schemas.microsoft.com/office/word/2010/wordml" xmlns:w15="http://schemas.microsoft.com/office/word/2012/wordml" xmlns:w16cex="http://schemas.microsoft.com/office/word/2018/wordml/cex" xmlns:w16cid="http://schemas.microsoft.com/office/word/2016/wordml/cid" xmlns:w16="http://schemas.microsoft.com/office/word/2018/wordml" xmlns:w16sdtdh="http://schemas.microsoft.com/office/word/2020/wordml/sdtdatahash" xmlns:w16se="http://schemas.microsoft.com/office/word/2015/wordml/symex" xmlns:wpg="http://schemas.microsoft.com/office/word/2010/wordprocessingGroup" xmlns:wpi="http://schemas.microsoft.com/office/word/2010/wordprocessingInk" xmlns:wne="http://schemas.microsoft.com/office/word/2006/wordml" xmlns:wps="http://schemas.microsoft.com/office/word/2010/wordprocessingShape" mc:Ignorable="w14 w15 w16se w16cid w16 w16cex w16sdtdh wp14">
   <w:body>
     <w:p>
       <w:pPr>
@@ -23967,16 +23967,7 @@
           <w:sz w:val="28"/>
           <w:shd w:val="clear" w:color="auto" w:fill="FFFFFF" w:themeFill="background1"/>
         </w:rPr>
-        <w:t xml:space="preserve"> </w:t>
-      </w:r>
-      <w:commentRangeStart w:id="40"/>
-      <w:r>
-        <w:rPr>
-          <w:rFonts w:ascii="Times New Roman" w:hAnsi="Times New Roman"/>
-          <w:sz w:val="28"/>
-          <w:shd w:val="clear" w:color="auto" w:fill="FFFFFF" w:themeFill="background1"/>
-        </w:rPr>
-        <w:t xml:space="preserve">Объём оперативной памяти не менее </w:t>
+        <w:t xml:space="preserve"> Объём оперативной памяти не менее </w:t>
       </w:r>
       <w:r>
         <w:rPr>
@@ -24024,8 +24015,6 @@
           <w:shd w:val="clear" w:color="auto" w:fill="FFFFFF" w:themeFill="background1"/>
         </w:rPr>
       </w:pPr>
-      <w:bookmarkStart w:id="41" w:name="_GoBack"/>
-      <w:bookmarkEnd w:id="41"/>
       <w:r>
         <w:rPr>
           <w:rFonts w:ascii="Times New Roman" w:hAnsi="Times New Roman"/>
@@ -24132,13 +24121,6 @@
           <w:shd w:val="clear" w:color="auto" w:fill="FFFFFF" w:themeFill="background1"/>
         </w:rPr>
         <w:t>.</w:t>
-      </w:r>
-      <w:commentRangeEnd w:id="40"/>
-      <w:r>
-        <w:rPr>
-          <w:rStyle w:val="ad"/>
-        </w:rPr>
-        <w:commentReference w:id="40"/>
       </w:r>
     </w:p>
     <w:p>
@@ -24160,47 +24142,8 @@
 </w:document>
 </file>
 
-<file path=word/comments.xml><?xml version="1.0" encoding="utf-8"?>
-<w:comments xmlns:wpc="http://schemas.microsoft.com/office/word/2010/wordprocessingCanvas" xmlns:cx="http://schemas.microsoft.com/office/drawing/2014/chartex" xmlns:cx1="http://schemas.microsoft.com/office/drawing/2015/9/8/chartex" xmlns:cx2="http://schemas.microsoft.com/office/drawing/2015/10/21/chartex" xmlns:cx3="http://schemas.microsoft.com/office/drawing/2016/5/9/chartex" xmlns:cx4="http://schemas.microsoft.com/office/drawing/2016/5/10/chartex" xmlns:cx5="http://schemas.microsoft.com/office/drawing/2016/5/11/chartex" xmlns:cx6="http://schemas.microsoft.com/office/drawing/2016/5/12/chartex" xmlns:cx7="http://schemas.microsoft.com/office/drawing/2016/5/13/chartex" xmlns:cx8="http://schemas.microsoft.com/office/drawing/2016/5/14/chartex" xmlns:mc="http://schemas.openxmlformats.org/markup-compatibility/2006" xmlns:aink="http://schemas.microsoft.com/office/drawing/2016/ink" xmlns:am3d="http://schemas.microsoft.com/office/drawing/2017/model3d" xmlns:o="urn:schemas-microsoft-com:office:office" xmlns:r="http://schemas.openxmlformats.org/officeDocument/2006/relationships" xmlns:m="http://schemas.openxmlformats.org/officeDocument/2006/math" xmlns:v="urn:schemas-microsoft-com:vml" xmlns:wp14="http://schemas.microsoft.com/office/word/2010/wordprocessingDrawing" xmlns:wp="http://schemas.openxmlformats.org/drawingml/2006/wordprocessingDrawing" xmlns:w10="urn:schemas-microsoft-com:office:word" xmlns:w="http://schemas.openxmlformats.org/wordprocessingml/2006/main" xmlns:w14="http://schemas.microsoft.com/office/word/2010/wordml" xmlns:w15="http://schemas.microsoft.com/office/word/2012/wordml" xmlns:w16cex="http://schemas.microsoft.com/office/word/2018/wordml/cex" xmlns:w16cid="http://schemas.microsoft.com/office/word/2016/wordml/cid" xmlns:w16="http://schemas.microsoft.com/office/word/2018/wordml" xmlns:w16se="http://schemas.microsoft.com/office/word/2015/wordml/symex" xmlns:wpg="http://schemas.microsoft.com/office/word/2010/wordprocessingGroup" xmlns:wpi="http://schemas.microsoft.com/office/word/2010/wordprocessingInk" xmlns:wne="http://schemas.microsoft.com/office/word/2006/wordml" xmlns:wps="http://schemas.microsoft.com/office/word/2010/wordprocessingShape" mc:Ignorable="w14 w15 w16se w16cid w16 w16cex wp14">
-  <w:comment w:id="40" w:author="Aleksey A. Kalentev" w:date="2025-10-31T13:49:00Z" w:initials="AAK">
-    <w:p>
-      <w:pPr>
-        <w:pStyle w:val="ae"/>
-      </w:pPr>
-      <w:r>
-        <w:rPr>
-          <w:rStyle w:val="ad"/>
-        </w:rPr>
-        <w:annotationRef/>
-      </w:r>
-      <w:r>
-        <w:t>? +</w:t>
-      </w:r>
-    </w:p>
-  </w:comment>
-</w:comments>
-</file>
-
-<file path=word/commentsExtended.xml><?xml version="1.0" encoding="utf-8"?>
-<w15:commentsEx xmlns:wpc="http://schemas.microsoft.com/office/word/2010/wordprocessingCanvas" xmlns:cx="http://schemas.microsoft.com/office/drawing/2014/chartex" xmlns:cx1="http://schemas.microsoft.com/office/drawing/2015/9/8/chartex" xmlns:cx2="http://schemas.microsoft.com/office/drawing/2015/10/21/chartex" xmlns:cx3="http://schemas.microsoft.com/office/drawing/2016/5/9/chartex" xmlns:cx4="http://schemas.microsoft.com/office/drawing/2016/5/10/chartex" xmlns:cx5="http://schemas.microsoft.com/office/drawing/2016/5/11/chartex" xmlns:cx6="http://schemas.microsoft.com/office/drawing/2016/5/12/chartex" xmlns:cx7="http://schemas.microsoft.com/office/drawing/2016/5/13/chartex" xmlns:cx8="http://schemas.microsoft.com/office/drawing/2016/5/14/chartex" xmlns:mc="http://schemas.openxmlformats.org/markup-compatibility/2006" xmlns:aink="http://schemas.microsoft.com/office/drawing/2016/ink" xmlns:am3d="http://schemas.microsoft.com/office/drawing/2017/model3d" xmlns:o="urn:schemas-microsoft-com:office:office" xmlns:r="http://schemas.openxmlformats.org/officeDocument/2006/relationships" xmlns:m="http://schemas.openxmlformats.org/officeDocument/2006/math" xmlns:v="urn:schemas-microsoft-com:vml" xmlns:wp14="http://schemas.microsoft.com/office/word/2010/wordprocessingDrawing" xmlns:wp="http://schemas.openxmlformats.org/drawingml/2006/wordprocessingDrawing" xmlns:w10="urn:schemas-microsoft-com:office:word" xmlns:w="http://schemas.openxmlformats.org/wordprocessingml/2006/main" xmlns:w14="http://schemas.microsoft.com/office/word/2010/wordml" xmlns:w15="http://schemas.microsoft.com/office/word/2012/wordml" xmlns:w16cex="http://schemas.microsoft.com/office/word/2018/wordml/cex" xmlns:w16cid="http://schemas.microsoft.com/office/word/2016/wordml/cid" xmlns:w16="http://schemas.microsoft.com/office/word/2018/wordml" xmlns:w16se="http://schemas.microsoft.com/office/word/2015/wordml/symex" xmlns:wpg="http://schemas.microsoft.com/office/word/2010/wordprocessingGroup" xmlns:wpi="http://schemas.microsoft.com/office/word/2010/wordprocessingInk" xmlns:wne="http://schemas.microsoft.com/office/word/2006/wordml" xmlns:wps="http://schemas.microsoft.com/office/word/2010/wordprocessingShape" mc:Ignorable="w14 w15 w16se w16cid w16 w16cex wp14">
-  <w15:commentEx w15:paraId="654CE584" w15:done="0"/>
-</w15:commentsEx>
-</file>
-
-<file path=word/commentsExtensible.xml><?xml version="1.0" encoding="utf-8"?>
-<w16cex:commentsExtensible xmlns:wpc="http://schemas.microsoft.com/office/word/2010/wordprocessingCanvas" xmlns:cx="http://schemas.microsoft.com/office/drawing/2014/chartex" xmlns:cx1="http://schemas.microsoft.com/office/drawing/2015/9/8/chartex" xmlns:cx2="http://schemas.microsoft.com/office/drawing/2015/10/21/chartex" xmlns:cx3="http://schemas.microsoft.com/office/drawing/2016/5/9/chartex" xmlns:cx4="http://schemas.microsoft.com/office/drawing/2016/5/10/chartex" xmlns:cx5="http://schemas.microsoft.com/office/drawing/2016/5/11/chartex" xmlns:cx6="http://schemas.microsoft.com/office/drawing/2016/5/12/chartex" xmlns:cx7="http://schemas.microsoft.com/office/drawing/2016/5/13/chartex" xmlns:cx8="http://schemas.microsoft.com/office/drawing/2016/5/14/chartex" xmlns:mc="http://schemas.openxmlformats.org/markup-compatibility/2006" xmlns:aink="http://schemas.microsoft.com/office/drawing/2016/ink" xmlns:am3d="http://schemas.microsoft.com/office/drawing/2017/model3d" xmlns:o="urn:schemas-microsoft-com:office:office" xmlns:r="http://schemas.openxmlformats.org/officeDocument/2006/relationships" xmlns:m="http://schemas.openxmlformats.org/officeDocument/2006/math" xmlns:v="urn:schemas-microsoft-com:vml" xmlns:wp14="http://schemas.microsoft.com/office/word/2010/wordprocessingDrawing" xmlns:wp="http://schemas.openxmlformats.org/drawingml/2006/wordprocessingDrawing" xmlns:w10="urn:schemas-microsoft-com:office:word" xmlns:w="http://schemas.openxmlformats.org/wordprocessingml/2006/main" xmlns:w14="http://schemas.microsoft.com/office/word/2010/wordml" xmlns:w15="http://schemas.microsoft.com/office/word/2012/wordml" xmlns:w16cex="http://schemas.microsoft.com/office/word/2018/wordml/cex" xmlns:w16cid="http://schemas.microsoft.com/office/word/2016/wordml/cid" xmlns:w16="http://schemas.microsoft.com/office/word/2018/wordml" xmlns:w16se="http://schemas.microsoft.com/office/word/2015/wordml/symex" xmlns:wpg="http://schemas.microsoft.com/office/word/2010/wordprocessingGroup" xmlns:wpi="http://schemas.microsoft.com/office/word/2010/wordprocessingInk" xmlns:wne="http://schemas.microsoft.com/office/word/2006/wordml" xmlns:wps="http://schemas.microsoft.com/office/word/2010/wordprocessingShape" mc:Ignorable="w14 w15 w16se w16cid w16 w16cex wp14">
-  <w16cex:commentExtensible w16cex:durableId="2CAF3CF8" w16cex:dateUtc="2025-10-31T06:49:00Z"/>
-</w16cex:commentsExtensible>
-</file>
-
-<file path=word/commentsIds.xml><?xml version="1.0" encoding="utf-8"?>
-<w16cid:commentsIds xmlns:wpc="http://schemas.microsoft.com/office/word/2010/wordprocessingCanvas" xmlns:cx="http://schemas.microsoft.com/office/drawing/2014/chartex" xmlns:cx1="http://schemas.microsoft.com/office/drawing/2015/9/8/chartex" xmlns:cx2="http://schemas.microsoft.com/office/drawing/2015/10/21/chartex" xmlns:cx3="http://schemas.microsoft.com/office/drawing/2016/5/9/chartex" xmlns:cx4="http://schemas.microsoft.com/office/drawing/2016/5/10/chartex" xmlns:cx5="http://schemas.microsoft.com/office/drawing/2016/5/11/chartex" xmlns:cx6="http://schemas.microsoft.com/office/drawing/2016/5/12/chartex" xmlns:cx7="http://schemas.microsoft.com/office/drawing/2016/5/13/chartex" xmlns:cx8="http://schemas.microsoft.com/office/drawing/2016/5/14/chartex" xmlns:mc="http://schemas.openxmlformats.org/markup-compatibility/2006" xmlns:aink="http://schemas.microsoft.com/office/drawing/2016/ink" xmlns:am3d="http://schemas.microsoft.com/office/drawing/2017/model3d" xmlns:o="urn:schemas-microsoft-com:office:office" xmlns:r="http://schemas.openxmlformats.org/officeDocument/2006/relationships" xmlns:m="http://schemas.openxmlformats.org/officeDocument/2006/math" xmlns:v="urn:schemas-microsoft-com:vml" xmlns:wp14="http://schemas.microsoft.com/office/word/2010/wordprocessingDrawing" xmlns:wp="http://schemas.openxmlformats.org/drawingml/2006/wordprocessingDrawing" xmlns:w10="urn:schemas-microsoft-com:office:word" xmlns:w="http://schemas.openxmlformats.org/wordprocessingml/2006/main" xmlns:w14="http://schemas.microsoft.com/office/word/2010/wordml" xmlns:w15="http://schemas.microsoft.com/office/word/2012/wordml" xmlns:w16cex="http://schemas.microsoft.com/office/word/2018/wordml/cex" xmlns:w16cid="http://schemas.microsoft.com/office/word/2016/wordml/cid" xmlns:w16="http://schemas.microsoft.com/office/word/2018/wordml" xmlns:w16se="http://schemas.microsoft.com/office/word/2015/wordml/symex" xmlns:wpg="http://schemas.microsoft.com/office/word/2010/wordprocessingGroup" xmlns:wpi="http://schemas.microsoft.com/office/word/2010/wordprocessingInk" xmlns:wne="http://schemas.microsoft.com/office/word/2006/wordml" xmlns:wps="http://schemas.microsoft.com/office/word/2010/wordprocessingShape" mc:Ignorable="w14 w15 w16se w16cid w16 w16cex wp14">
-  <w16cid:commentId w16cid:paraId="654CE584" w16cid:durableId="2CAF3CF8"/>
-</w16cid:commentsIds>
-</file>
-
 <file path=word/endnotes.xml><?xml version="1.0" encoding="utf-8"?>
-<w:endnotes xmlns:wpc="http://schemas.microsoft.com/office/word/2010/wordprocessingCanvas" xmlns:cx="http://schemas.microsoft.com/office/drawing/2014/chartex" xmlns:cx1="http://schemas.microsoft.com/office/drawing/2015/9/8/chartex" xmlns:cx2="http://schemas.microsoft.com/office/drawing/2015/10/21/chartex" xmlns:cx3="http://schemas.microsoft.com/office/drawing/2016/5/9/chartex" xmlns:cx4="http://schemas.microsoft.com/office/drawing/2016/5/10/chartex" xmlns:cx5="http://schemas.microsoft.com/office/drawing/2016/5/11/chartex" xmlns:cx6="http://schemas.microsoft.com/office/drawing/2016/5/12/chartex" xmlns:cx7="http://schemas.microsoft.com/office/drawing/2016/5/13/chartex" xmlns:cx8="http://schemas.microsoft.com/office/drawing/2016/5/14/chartex" xmlns:mc="http://schemas.openxmlformats.org/markup-compatibility/2006" xmlns:aink="http://schemas.microsoft.com/office/drawing/2016/ink" xmlns:am3d="http://schemas.microsoft.com/office/drawing/2017/model3d" xmlns:o="urn:schemas-microsoft-com:office:office" xmlns:r="http://schemas.openxmlformats.org/officeDocument/2006/relationships" xmlns:m="http://schemas.openxmlformats.org/officeDocument/2006/math" xmlns:v="urn:schemas-microsoft-com:vml" xmlns:wp14="http://schemas.microsoft.com/office/word/2010/wordprocessingDrawing" xmlns:wp="http://schemas.openxmlformats.org/drawingml/2006/wordprocessingDrawing" xmlns:w10="urn:schemas-microsoft-com:office:word" xmlns:w="http://schemas.openxmlformats.org/wordprocessingml/2006/main" xmlns:w14="http://schemas.microsoft.com/office/word/2010/wordml" xmlns:w15="http://schemas.microsoft.com/office/word/2012/wordml" xmlns:w16cex="http://schemas.microsoft.com/office/word/2018/wordml/cex" xmlns:w16cid="http://schemas.microsoft.com/office/word/2016/wordml/cid" xmlns:w16="http://schemas.microsoft.com/office/word/2018/wordml" xmlns:w16se="http://schemas.microsoft.com/office/word/2015/wordml/symex" xmlns:wpg="http://schemas.microsoft.com/office/word/2010/wordprocessingGroup" xmlns:wpi="http://schemas.microsoft.com/office/word/2010/wordprocessingInk" xmlns:wne="http://schemas.microsoft.com/office/word/2006/wordml" xmlns:wps="http://schemas.microsoft.com/office/word/2010/wordprocessingShape" mc:Ignorable="w14 w15 w16se w16cid w16 w16cex wp14">
+<w:endnotes xmlns:wpc="http://schemas.microsoft.com/office/word/2010/wordprocessingCanvas" xmlns:cx="http://schemas.microsoft.com/office/drawing/2014/chartex" xmlns:cx1="http://schemas.microsoft.com/office/drawing/2015/9/8/chartex" xmlns:cx2="http://schemas.microsoft.com/office/drawing/2015/10/21/chartex" xmlns:cx3="http://schemas.microsoft.com/office/drawing/2016/5/9/chartex" xmlns:cx4="http://schemas.microsoft.com/office/drawing/2016/5/10/chartex" xmlns:cx5="http://schemas.microsoft.com/office/drawing/2016/5/11/chartex" xmlns:cx6="http://schemas.microsoft.com/office/drawing/2016/5/12/chartex" xmlns:cx7="http://schemas.microsoft.com/office/drawing/2016/5/13/chartex" xmlns:cx8="http://schemas.microsoft.com/office/drawing/2016/5/14/chartex" xmlns:mc="http://schemas.openxmlformats.org/markup-compatibility/2006" xmlns:aink="http://schemas.microsoft.com/office/drawing/2016/ink" xmlns:am3d="http://schemas.microsoft.com/office/drawing/2017/model3d" xmlns:o="urn:schemas-microsoft-com:office:office" xmlns:r="http://schemas.openxmlformats.org/officeDocument/2006/relationships" xmlns:m="http://schemas.openxmlformats.org/officeDocument/2006/math" xmlns:v="urn:schemas-microsoft-com:vml" xmlns:wp14="http://schemas.microsoft.com/office/word/2010/wordprocessingDrawing" xmlns:wp="http://schemas.openxmlformats.org/drawingml/2006/wordprocessingDrawing" xmlns:w10="urn:schemas-microsoft-com:office:word" xmlns:w="http://schemas.openxmlformats.org/wordprocessingml/2006/main" xmlns:w14="http://schemas.microsoft.com/office/word/2010/wordml" xmlns:w15="http://schemas.microsoft.com/office/word/2012/wordml" xmlns:w16cex="http://schemas.microsoft.com/office/word/2018/wordml/cex" xmlns:w16cid="http://schemas.microsoft.com/office/word/2016/wordml/cid" xmlns:w16="http://schemas.microsoft.com/office/word/2018/wordml" xmlns:w16sdtdh="http://schemas.microsoft.com/office/word/2020/wordml/sdtdatahash" xmlns:w16se="http://schemas.microsoft.com/office/word/2015/wordml/symex" xmlns:wpg="http://schemas.microsoft.com/office/word/2010/wordprocessingGroup" xmlns:wpi="http://schemas.microsoft.com/office/word/2010/wordprocessingInk" xmlns:wne="http://schemas.microsoft.com/office/word/2006/wordml" xmlns:wps="http://schemas.microsoft.com/office/word/2010/wordprocessingShape" mc:Ignorable="w14 w15 w16se w16cid w16 w16cex w16sdtdh wp14">
   <w:endnote w:type="separator" w:id="-1">
     <w:p>
       <w:pPr>
@@ -24225,7 +24168,7 @@
 </file>
 
 <file path=word/footer1.xml><?xml version="1.0" encoding="utf-8"?>
-<w:ftr xmlns:wpc="http://schemas.microsoft.com/office/word/2010/wordprocessingCanvas" xmlns:cx="http://schemas.microsoft.com/office/drawing/2014/chartex" xmlns:cx1="http://schemas.microsoft.com/office/drawing/2015/9/8/chartex" xmlns:cx2="http://schemas.microsoft.com/office/drawing/2015/10/21/chartex" xmlns:cx3="http://schemas.microsoft.com/office/drawing/2016/5/9/chartex" xmlns:cx4="http://schemas.microsoft.com/office/drawing/2016/5/10/chartex" xmlns:cx5="http://schemas.microsoft.com/office/drawing/2016/5/11/chartex" xmlns:cx6="http://schemas.microsoft.com/office/drawing/2016/5/12/chartex" xmlns:cx7="http://schemas.microsoft.com/office/drawing/2016/5/13/chartex" xmlns:cx8="http://schemas.microsoft.com/office/drawing/2016/5/14/chartex" xmlns:mc="http://schemas.openxmlformats.org/markup-compatibility/2006" xmlns:aink="http://schemas.microsoft.com/office/drawing/2016/ink" xmlns:am3d="http://schemas.microsoft.com/office/drawing/2017/model3d" xmlns:o="urn:schemas-microsoft-com:office:office" xmlns:r="http://schemas.openxmlformats.org/officeDocument/2006/relationships" xmlns:m="http://schemas.openxmlformats.org/officeDocument/2006/math" xmlns:v="urn:schemas-microsoft-com:vml" xmlns:wp14="http://schemas.microsoft.com/office/word/2010/wordprocessingDrawing" xmlns:wp="http://schemas.openxmlformats.org/drawingml/2006/wordprocessingDrawing" xmlns:w10="urn:schemas-microsoft-com:office:word" xmlns:w="http://schemas.openxmlformats.org/wordprocessingml/2006/main" xmlns:w14="http://schemas.microsoft.com/office/word/2010/wordml" xmlns:w15="http://schemas.microsoft.com/office/word/2012/wordml" xmlns:w16cex="http://schemas.microsoft.com/office/word/2018/wordml/cex" xmlns:w16cid="http://schemas.microsoft.com/office/word/2016/wordml/cid" xmlns:w16="http://schemas.microsoft.com/office/word/2018/wordml" xmlns:w16se="http://schemas.microsoft.com/office/word/2015/wordml/symex" xmlns:wpg="http://schemas.microsoft.com/office/word/2010/wordprocessingGroup" xmlns:wpi="http://schemas.microsoft.com/office/word/2010/wordprocessingInk" xmlns:wne="http://schemas.microsoft.com/office/word/2006/wordml" xmlns:wps="http://schemas.microsoft.com/office/word/2010/wordprocessingShape" mc:Ignorable="w14 w15 w16se w16cid w16 w16cex wp14">
+<w:ftr xmlns:wpc="http://schemas.microsoft.com/office/word/2010/wordprocessingCanvas" xmlns:cx="http://schemas.microsoft.com/office/drawing/2014/chartex" xmlns:cx1="http://schemas.microsoft.com/office/drawing/2015/9/8/chartex" xmlns:cx2="http://schemas.microsoft.com/office/drawing/2015/10/21/chartex" xmlns:cx3="http://schemas.microsoft.com/office/drawing/2016/5/9/chartex" xmlns:cx4="http://schemas.microsoft.com/office/drawing/2016/5/10/chartex" xmlns:cx5="http://schemas.microsoft.com/office/drawing/2016/5/11/chartex" xmlns:cx6="http://schemas.microsoft.com/office/drawing/2016/5/12/chartex" xmlns:cx7="http://schemas.microsoft.com/office/drawing/2016/5/13/chartex" xmlns:cx8="http://schemas.microsoft.com/office/drawing/2016/5/14/chartex" xmlns:mc="http://schemas.openxmlformats.org/markup-compatibility/2006" xmlns:aink="http://schemas.microsoft.com/office/drawing/2016/ink" xmlns:am3d="http://schemas.microsoft.com/office/drawing/2017/model3d" xmlns:o="urn:schemas-microsoft-com:office:office" xmlns:r="http://schemas.openxmlformats.org/officeDocument/2006/relationships" xmlns:m="http://schemas.openxmlformats.org/officeDocument/2006/math" xmlns:v="urn:schemas-microsoft-com:vml" xmlns:wp14="http://schemas.microsoft.com/office/word/2010/wordprocessingDrawing" xmlns:wp="http://schemas.openxmlformats.org/drawingml/2006/wordprocessingDrawing" xmlns:w10="urn:schemas-microsoft-com:office:word" xmlns:w="http://schemas.openxmlformats.org/wordprocessingml/2006/main" xmlns:w14="http://schemas.microsoft.com/office/word/2010/wordml" xmlns:w15="http://schemas.microsoft.com/office/word/2012/wordml" xmlns:w16cex="http://schemas.microsoft.com/office/word/2018/wordml/cex" xmlns:w16cid="http://schemas.microsoft.com/office/word/2016/wordml/cid" xmlns:w16="http://schemas.microsoft.com/office/word/2018/wordml" xmlns:w16sdtdh="http://schemas.microsoft.com/office/word/2020/wordml/sdtdatahash" xmlns:w16se="http://schemas.microsoft.com/office/word/2015/wordml/symex" xmlns:wpg="http://schemas.microsoft.com/office/word/2010/wordprocessingGroup" xmlns:wpi="http://schemas.microsoft.com/office/word/2010/wordprocessingInk" xmlns:wne="http://schemas.microsoft.com/office/word/2006/wordml" xmlns:wps="http://schemas.microsoft.com/office/word/2010/wordprocessingShape" mc:Ignorable="w14 w15 w16se w16cid w16 w16cex w16sdtdh wp14">
   <w:sdt>
     <w:sdtPr>
       <w:id w:val="1971093946"/>
@@ -24304,7 +24247,7 @@
 </file>
 
 <file path=word/footnotes.xml><?xml version="1.0" encoding="utf-8"?>
-<w:footnotes xmlns:wpc="http://schemas.microsoft.com/office/word/2010/wordprocessingCanvas" xmlns:cx="http://schemas.microsoft.com/office/drawing/2014/chartex" xmlns:cx1="http://schemas.microsoft.com/office/drawing/2015/9/8/chartex" xmlns:cx2="http://schemas.microsoft.com/office/drawing/2015/10/21/chartex" xmlns:cx3="http://schemas.microsoft.com/office/drawing/2016/5/9/chartex" xmlns:cx4="http://schemas.microsoft.com/office/drawing/2016/5/10/chartex" xmlns:cx5="http://schemas.microsoft.com/office/drawing/2016/5/11/chartex" xmlns:cx6="http://schemas.microsoft.com/office/drawing/2016/5/12/chartex" xmlns:cx7="http://schemas.microsoft.com/office/drawing/2016/5/13/chartex" xmlns:cx8="http://schemas.microsoft.com/office/drawing/2016/5/14/chartex" xmlns:mc="http://schemas.openxmlformats.org/markup-compatibility/2006" xmlns:aink="http://schemas.microsoft.com/office/drawing/2016/ink" xmlns:am3d="http://schemas.microsoft.com/office/drawing/2017/model3d" xmlns:o="urn:schemas-microsoft-com:office:office" xmlns:r="http://schemas.openxmlformats.org/officeDocument/2006/relationships" xmlns:m="http://schemas.openxmlformats.org/officeDocument/2006/math" xmlns:v="urn:schemas-microsoft-com:vml" xmlns:wp14="http://schemas.microsoft.com/office/word/2010/wordprocessingDrawing" xmlns:wp="http://schemas.openxmlformats.org/drawingml/2006/wordprocessingDrawing" xmlns:w10="urn:schemas-microsoft-com:office:word" xmlns:w="http://schemas.openxmlformats.org/wordprocessingml/2006/main" xmlns:w14="http://schemas.microsoft.com/office/word/2010/wordml" xmlns:w15="http://schemas.microsoft.com/office/word/2012/wordml" xmlns:w16cex="http://schemas.microsoft.com/office/word/2018/wordml/cex" xmlns:w16cid="http://schemas.microsoft.com/office/word/2016/wordml/cid" xmlns:w16="http://schemas.microsoft.com/office/word/2018/wordml" xmlns:w16se="http://schemas.microsoft.com/office/word/2015/wordml/symex" xmlns:wpg="http://schemas.microsoft.com/office/word/2010/wordprocessingGroup" xmlns:wpi="http://schemas.microsoft.com/office/word/2010/wordprocessingInk" xmlns:wne="http://schemas.microsoft.com/office/word/2006/wordml" xmlns:wps="http://schemas.microsoft.com/office/word/2010/wordprocessingShape" mc:Ignorable="w14 w15 w16se w16cid w16 w16cex wp14">
+<w:footnotes xmlns:wpc="http://schemas.microsoft.com/office/word/2010/wordprocessingCanvas" xmlns:cx="http://schemas.microsoft.com/office/drawing/2014/chartex" xmlns:cx1="http://schemas.microsoft.com/office/drawing/2015/9/8/chartex" xmlns:cx2="http://schemas.microsoft.com/office/drawing/2015/10/21/chartex" xmlns:cx3="http://schemas.microsoft.com/office/drawing/2016/5/9/chartex" xmlns:cx4="http://schemas.microsoft.com/office/drawing/2016/5/10/chartex" xmlns:cx5="http://schemas.microsoft.com/office/drawing/2016/5/11/chartex" xmlns:cx6="http://schemas.microsoft.com/office/drawing/2016/5/12/chartex" xmlns:cx7="http://schemas.microsoft.com/office/drawing/2016/5/13/chartex" xmlns:cx8="http://schemas.microsoft.com/office/drawing/2016/5/14/chartex" xmlns:mc="http://schemas.openxmlformats.org/markup-compatibility/2006" xmlns:aink="http://schemas.microsoft.com/office/drawing/2016/ink" xmlns:am3d="http://schemas.microsoft.com/office/drawing/2017/model3d" xmlns:o="urn:schemas-microsoft-com:office:office" xmlns:r="http://schemas.openxmlformats.org/officeDocument/2006/relationships" xmlns:m="http://schemas.openxmlformats.org/officeDocument/2006/math" xmlns:v="urn:schemas-microsoft-com:vml" xmlns:wp14="http://schemas.microsoft.com/office/word/2010/wordprocessingDrawing" xmlns:wp="http://schemas.openxmlformats.org/drawingml/2006/wordprocessingDrawing" xmlns:w10="urn:schemas-microsoft-com:office:word" xmlns:w="http://schemas.openxmlformats.org/wordprocessingml/2006/main" xmlns:w14="http://schemas.microsoft.com/office/word/2010/wordml" xmlns:w15="http://schemas.microsoft.com/office/word/2012/wordml" xmlns:w16cex="http://schemas.microsoft.com/office/word/2018/wordml/cex" xmlns:w16cid="http://schemas.microsoft.com/office/word/2016/wordml/cid" xmlns:w16="http://schemas.microsoft.com/office/word/2018/wordml" xmlns:w16sdtdh="http://schemas.microsoft.com/office/word/2020/wordml/sdtdatahash" xmlns:w16se="http://schemas.microsoft.com/office/word/2015/wordml/symex" xmlns:wpg="http://schemas.microsoft.com/office/word/2010/wordprocessingGroup" xmlns:wpi="http://schemas.microsoft.com/office/word/2010/wordprocessingInk" xmlns:wne="http://schemas.microsoft.com/office/word/2006/wordml" xmlns:wps="http://schemas.microsoft.com/office/word/2010/wordprocessingShape" mc:Ignorable="w14 w15 w16se w16cid w16 w16cex w16sdtdh wp14">
   <w:footnote w:type="separator" w:id="-1">
     <w:p>
       <w:pPr>
@@ -24329,7 +24272,7 @@
 </file>
 
 <file path=word/numbering.xml><?xml version="1.0" encoding="utf-8"?>
-<w:numbering xmlns:wpc="http://schemas.microsoft.com/office/word/2010/wordprocessingCanvas" xmlns:cx="http://schemas.microsoft.com/office/drawing/2014/chartex" xmlns:cx1="http://schemas.microsoft.com/office/drawing/2015/9/8/chartex" xmlns:cx2="http://schemas.microsoft.com/office/drawing/2015/10/21/chartex" xmlns:cx3="http://schemas.microsoft.com/office/drawing/2016/5/9/chartex" xmlns:cx4="http://schemas.microsoft.com/office/drawing/2016/5/10/chartex" xmlns:cx5="http://schemas.microsoft.com/office/drawing/2016/5/11/chartex" xmlns:cx6="http://schemas.microsoft.com/office/drawing/2016/5/12/chartex" xmlns:cx7="http://schemas.microsoft.com/office/drawing/2016/5/13/chartex" xmlns:cx8="http://schemas.microsoft.com/office/drawing/2016/5/14/chartex" xmlns:mc="http://schemas.openxmlformats.org/markup-compatibility/2006" xmlns:aink="http://schemas.microsoft.com/office/drawing/2016/ink" xmlns:am3d="http://schemas.microsoft.com/office/drawing/2017/model3d" xmlns:o="urn:schemas-microsoft-com:office:office" xmlns:r="http://schemas.openxmlformats.org/officeDocument/2006/relationships" xmlns:m="http://schemas.openxmlformats.org/officeDocument/2006/math" xmlns:v="urn:schemas-microsoft-com:vml" xmlns:wp14="http://schemas.microsoft.com/office/word/2010/wordprocessingDrawing" xmlns:wp="http://schemas.openxmlformats.org/drawingml/2006/wordprocessingDrawing" xmlns:w10="urn:schemas-microsoft-com:office:word" xmlns:w="http://schemas.openxmlformats.org/wordprocessingml/2006/main" xmlns:w14="http://schemas.microsoft.com/office/word/2010/wordml" xmlns:w15="http://schemas.microsoft.com/office/word/2012/wordml" xmlns:w16cex="http://schemas.microsoft.com/office/word/2018/wordml/cex" xmlns:w16cid="http://schemas.microsoft.com/office/word/2016/wordml/cid" xmlns:w16="http://schemas.microsoft.com/office/word/2018/wordml" xmlns:w16se="http://schemas.microsoft.com/office/word/2015/wordml/symex" xmlns:wpg="http://schemas.microsoft.com/office/word/2010/wordprocessingGroup" xmlns:wpi="http://schemas.microsoft.com/office/word/2010/wordprocessingInk" xmlns:wne="http://schemas.microsoft.com/office/word/2006/wordml" xmlns:wps="http://schemas.microsoft.com/office/word/2010/wordprocessingShape" mc:Ignorable="w14 w15 w16se w16cid w16 w16cex wp14">
+<w:numbering xmlns:wpc="http://schemas.microsoft.com/office/word/2010/wordprocessingCanvas" xmlns:cx="http://schemas.microsoft.com/office/drawing/2014/chartex" xmlns:cx1="http://schemas.microsoft.com/office/drawing/2015/9/8/chartex" xmlns:cx2="http://schemas.microsoft.com/office/drawing/2015/10/21/chartex" xmlns:cx3="http://schemas.microsoft.com/office/drawing/2016/5/9/chartex" xmlns:cx4="http://schemas.microsoft.com/office/drawing/2016/5/10/chartex" xmlns:cx5="http://schemas.microsoft.com/office/drawing/2016/5/11/chartex" xmlns:cx6="http://schemas.microsoft.com/office/drawing/2016/5/12/chartex" xmlns:cx7="http://schemas.microsoft.com/office/drawing/2016/5/13/chartex" xmlns:cx8="http://schemas.microsoft.com/office/drawing/2016/5/14/chartex" xmlns:mc="http://schemas.openxmlformats.org/markup-compatibility/2006" xmlns:aink="http://schemas.microsoft.com/office/drawing/2016/ink" xmlns:am3d="http://schemas.microsoft.com/office/drawing/2017/model3d" xmlns:o="urn:schemas-microsoft-com:office:office" xmlns:r="http://schemas.openxmlformats.org/officeDocument/2006/relationships" xmlns:m="http://schemas.openxmlformats.org/officeDocument/2006/math" xmlns:v="urn:schemas-microsoft-com:vml" xmlns:wp14="http://schemas.microsoft.com/office/word/2010/wordprocessingDrawing" xmlns:wp="http://schemas.openxmlformats.org/drawingml/2006/wordprocessingDrawing" xmlns:w10="urn:schemas-microsoft-com:office:word" xmlns:w="http://schemas.openxmlformats.org/wordprocessingml/2006/main" xmlns:w14="http://schemas.microsoft.com/office/word/2010/wordml" xmlns:w15="http://schemas.microsoft.com/office/word/2012/wordml" xmlns:w16cex="http://schemas.microsoft.com/office/word/2018/wordml/cex" xmlns:w16cid="http://schemas.microsoft.com/office/word/2016/wordml/cid" xmlns:w16="http://schemas.microsoft.com/office/word/2018/wordml" xmlns:w16sdtdh="http://schemas.microsoft.com/office/word/2020/wordml/sdtdatahash" xmlns:w16se="http://schemas.microsoft.com/office/word/2015/wordml/symex" xmlns:wpg="http://schemas.microsoft.com/office/word/2010/wordprocessingGroup" xmlns:wpi="http://schemas.microsoft.com/office/word/2010/wordprocessingInk" xmlns:wne="http://schemas.microsoft.com/office/word/2006/wordml" xmlns:wps="http://schemas.microsoft.com/office/word/2010/wordprocessingShape" mc:Ignorable="w14 w15 w16se w16cid w16 w16cex w16sdtdh wp14">
   <w:abstractNum w:abstractNumId="0" w15:restartNumberingAfterBreak="0">
     <w:nsid w:val="16660501"/>
     <w:multiLevelType w:val="multilevel"/>
@@ -26280,16 +26223,8 @@
 </w:numbering>
 </file>
 
-<file path=word/people.xml><?xml version="1.0" encoding="utf-8"?>
-<w15:people xmlns:wpc="http://schemas.microsoft.com/office/word/2010/wordprocessingCanvas" xmlns:cx="http://schemas.microsoft.com/office/drawing/2014/chartex" xmlns:cx1="http://schemas.microsoft.com/office/drawing/2015/9/8/chartex" xmlns:cx2="http://schemas.microsoft.com/office/drawing/2015/10/21/chartex" xmlns:cx3="http://schemas.microsoft.com/office/drawing/2016/5/9/chartex" xmlns:cx4="http://schemas.microsoft.com/office/drawing/2016/5/10/chartex" xmlns:cx5="http://schemas.microsoft.com/office/drawing/2016/5/11/chartex" xmlns:cx6="http://schemas.microsoft.com/office/drawing/2016/5/12/chartex" xmlns:cx7="http://schemas.microsoft.com/office/drawing/2016/5/13/chartex" xmlns:cx8="http://schemas.microsoft.com/office/drawing/2016/5/14/chartex" xmlns:mc="http://schemas.openxmlformats.org/markup-compatibility/2006" xmlns:aink="http://schemas.microsoft.com/office/drawing/2016/ink" xmlns:am3d="http://schemas.microsoft.com/office/drawing/2017/model3d" xmlns:o="urn:schemas-microsoft-com:office:office" xmlns:r="http://schemas.openxmlformats.org/officeDocument/2006/relationships" xmlns:m="http://schemas.openxmlformats.org/officeDocument/2006/math" xmlns:v="urn:schemas-microsoft-com:vml" xmlns:wp14="http://schemas.microsoft.com/office/word/2010/wordprocessingDrawing" xmlns:wp="http://schemas.openxmlformats.org/drawingml/2006/wordprocessingDrawing" xmlns:w10="urn:schemas-microsoft-com:office:word" xmlns:w="http://schemas.openxmlformats.org/wordprocessingml/2006/main" xmlns:w14="http://schemas.microsoft.com/office/word/2010/wordml" xmlns:w15="http://schemas.microsoft.com/office/word/2012/wordml" xmlns:w16cex="http://schemas.microsoft.com/office/word/2018/wordml/cex" xmlns:w16cid="http://schemas.microsoft.com/office/word/2016/wordml/cid" xmlns:w16="http://schemas.microsoft.com/office/word/2018/wordml" xmlns:w16se="http://schemas.microsoft.com/office/word/2015/wordml/symex" xmlns:wpg="http://schemas.microsoft.com/office/word/2010/wordprocessingGroup" xmlns:wpi="http://schemas.microsoft.com/office/word/2010/wordprocessingInk" xmlns:wne="http://schemas.microsoft.com/office/word/2006/wordml" xmlns:wps="http://schemas.microsoft.com/office/word/2010/wordprocessingShape" mc:Ignorable="w14 w15 w16se w16cid w16 w16cex wp14">
-  <w15:person w15:author="Aleksey A. Kalentev">
-    <w15:presenceInfo w15:providerId="AD" w15:userId="S-1-5-21-507921405-1993962763-1957994488-151096"/>
-  </w15:person>
-</w15:people>
-</file>
-
 <file path=word/styles.xml><?xml version="1.0" encoding="utf-8"?>
-<w:styles xmlns:mc="http://schemas.openxmlformats.org/markup-compatibility/2006" xmlns:r="http://schemas.openxmlformats.org/officeDocument/2006/relationships" xmlns:w="http://schemas.openxmlformats.org/wordprocessingml/2006/main" xmlns:w14="http://schemas.microsoft.com/office/word/2010/wordml" xmlns:w15="http://schemas.microsoft.com/office/word/2012/wordml" xmlns:w16cex="http://schemas.microsoft.com/office/word/2018/wordml/cex" xmlns:w16cid="http://schemas.microsoft.com/office/word/2016/wordml/cid" xmlns:w16="http://schemas.microsoft.com/office/word/2018/wordml" xmlns:w16se="http://schemas.microsoft.com/office/word/2015/wordml/symex" mc:Ignorable="w14 w15 w16se w16cid w16 w16cex">
+<w:styles xmlns:mc="http://schemas.openxmlformats.org/markup-compatibility/2006" xmlns:r="http://schemas.openxmlformats.org/officeDocument/2006/relationships" xmlns:w="http://schemas.openxmlformats.org/wordprocessingml/2006/main" xmlns:w14="http://schemas.microsoft.com/office/word/2010/wordml" xmlns:w15="http://schemas.microsoft.com/office/word/2012/wordml" xmlns:w16cex="http://schemas.microsoft.com/office/word/2018/wordml/cex" xmlns:w16cid="http://schemas.microsoft.com/office/word/2016/wordml/cid" xmlns:w16="http://schemas.microsoft.com/office/word/2018/wordml" xmlns:w16sdtdh="http://schemas.microsoft.com/office/word/2020/wordml/sdtdatahash" xmlns:w16se="http://schemas.microsoft.com/office/word/2015/wordml/symex" mc:Ignorable="w14 w15 w16se w16cid w16 w16cex w16sdtdh">
   <w:docDefaults>
     <w:rPrDefault>
       <w:rPr>
